--- a/reports/2026/加密货币观察_20260604.docx
+++ b/reports/2026/加密货币观察_20260604.docx
@@ -43,7 +43,7 @@
           <w:b w:val="0"/>
           <w:sz w:val="28"/>
         </w:rPr>
-        <w:t>· 英国金融监管机构打击英超联赛加密货币合作伙伴关系</w:t>
+        <w:t>· SEC将数字资产列为2030年前最高优先事项</w:t>
       </w:r>
     </w:p>
     <w:p>
@@ -58,7 +58,7 @@
           <w:b w:val="0"/>
           <w:sz w:val="28"/>
         </w:rPr>
-        <w:t>· 美国财政部制裁伊朗加密货币交易所诺比特斯指控其资助恐怖主义</w:t>
+        <w:t>· 贝森特支持夏季推动《清晰法案》称比特币储备正以审慎速度推进</w:t>
       </w:r>
     </w:p>
     <w:p>
@@ -73,7 +73,7 @@
           <w:b w:val="0"/>
           <w:sz w:val="28"/>
         </w:rPr>
-        <w:t>· 加拿大稳定币法案取得立法进展</w:t>
+        <w:t>· 英国FCA发布稳定币发行和加密资产托管制度</w:t>
       </w:r>
     </w:p>
     <w:p>
@@ -103,7 +103,7 @@
           <w:b w:val="0"/>
           <w:sz w:val="28"/>
         </w:rPr>
-        <w:t>· 以太坊“Glamsterdam”升级瞄准第三季度价格目标3500美元</w:t>
+        <w:t>· Starknet推出Shieldnet以增强DeFi隐私保护</w:t>
       </w:r>
     </w:p>
     <w:p>
@@ -118,7 +118,7 @@
           <w:b w:val="0"/>
           <w:sz w:val="28"/>
         </w:rPr>
-        <w:t>· MoonPay推出桌面应用MoonAgents连接AI模型与加密钱包</w:t>
+        <w:t>· 万事达卡在八条区块链上开放卡结算网络增加周末和假日结算周期</w:t>
       </w:r>
     </w:p>
     <w:p>
@@ -148,7 +148,7 @@
           <w:b w:val="0"/>
           <w:sz w:val="28"/>
         </w:rPr>
-        <w:t>· Mastercard通过稳定币扩展信用卡结算支持全天候运营</w:t>
+        <w:t>· Hyperliquid全球永续合约市场份额创新高HIP3月交易量突破620亿美元</w:t>
       </w:r>
     </w:p>
     <w:p>
@@ -163,7 +163,7 @@
           <w:b w:val="0"/>
           <w:sz w:val="28"/>
         </w:rPr>
-        <w:t>· Hyperliquid永续合约市场份额创纪录HIP3月交易量超620亿美元</w:t>
+        <w:t>· EdgeX代币闪崩71%后项目方提供退款并悬赏20万USDC</w:t>
       </w:r>
     </w:p>
     <w:p>
@@ -193,7 +193,7 @@
           <w:b w:val="0"/>
           <w:sz w:val="28"/>
         </w:rPr>
-        <w:t>· BenCowen预测比特币10月可能见底称4年周期并非BTC独有</w:t>
+        <w:t>· 经济学家AlexKrüger称加密货币为失败资产类别但肯定比特币和区块链价值</w:t>
       </w:r>
     </w:p>
     <w:p>
@@ -208,7 +208,7 @@
           <w:b w:val="0"/>
           <w:sz w:val="28"/>
         </w:rPr>
-        <w:t>· 经济学家AlexKrüger称加密货币为失败资产类别但肯定比特币与区块链</w:t>
+        <w:t>· 比特币跌破62000美元15亿美元加密货币多头头寸遭清算</w:t>
       </w:r>
     </w:p>
     <w:p>
@@ -248,7 +248,7 @@
           <w:b w:val="0"/>
           <w:sz w:val="30"/>
         </w:rPr>
-        <w:t>英国金融监管机构打击英超联赛加密货币合作伙伴关系</w:t>
+        <w:t>SEC将数字资产列为2030年前最高优先事项</w:t>
       </w:r>
     </w:p>
     <w:p>
@@ -263,7 +263,7 @@
           <w:b w:val="0"/>
           <w:sz w:val="28"/>
         </w:rPr>
-        <w:t>· 英国金融行为监管局警告未授权企业可能通过高调赞助违反金融促销规定。</w:t>
+        <w:t>· 美国证券交易委员会正式将数字资产监管列为未来五年最高优先事项，显示监管机构对加密市场长期关注的决心。</w:t>
       </w:r>
     </w:p>
     <w:p>
@@ -278,14 +278,13 @@
           <w:b w:val="0"/>
           <w:sz w:val="28"/>
         </w:rPr>
-        <w:t>· 英超俱乐部与加密货币公司的合作面临更严格监管审查。</w:t>
+        <w:t>· 该议程覆盖代币发行、交易平台、稳定币等多个领域，可能出台更严格的合规要求。</w:t>
       </w:r>
     </w:p>
     <w:p>
       <w:pPr>
-        <w:pStyle w:val="正文内容"/>
         <w:spacing w:before="0" w:after="0" w:line="240" w:lineRule="auto"/>
-        <w:ind w:left="0" w:right="0" w:firstLine="560"/>
+        <w:ind w:left="0" w:right="0" w:firstLine="0"/>
         <w:jc w:val="both"/>
       </w:pPr>
       <w:r>
@@ -294,7 +293,7 @@
           <w:b w:val="0"/>
           <w:sz w:val="28"/>
         </w:rPr>
-        <w:t>英国金融行为监管局（FCA）于2026年6月3日发出警告，指出未授权企业可能通过高调的赞助协议违反金融促销规则，此举针对英超联赛的加密货币合作伙伴关系。</w:t>
+        <w:t>· 此举为美国联邦层面首次明确数字资产在监管日程中的顶层位置，影响全球监管格局。</w:t>
       </w:r>
     </w:p>
     <w:p>
@@ -310,7 +309,7 @@
           <w:b w:val="0"/>
           <w:sz w:val="28"/>
         </w:rPr>
-        <w:t>英国金融行为监管局（Financial Conduct Authority，FCA）在2026年6月3日发布声明，明确警告未获得授权的加密货币企业可能通过英超联赛的高调赞助协议违反金融促销规定。这一表态标志着监管机构对体育行业与数字资产交叉领域的进一步收紧。</w:t>
+        <w:t>2026年6月4日，美国证券交易委员会（SEC）发布新一轮监管议程，正式将数字资产列为2030年前的最高优先事项，标志着美国联邦层面对加密货币监管的持续加强。</w:t>
       </w:r>
     </w:p>
     <w:p>
@@ -326,7 +325,7 @@
           <w:b w:val="0"/>
           <w:sz w:val="28"/>
         </w:rPr>
-        <w:t>FCA指出，部分加密货币公司通过赞助英超俱乐部获得品牌曝光，但未遵守金融促销的合规要求。根据英国现行法律，任何面向英国消费者的金融促销活动必须由授权实体批准或由其本身进行，违规者可能面临罚款或其他执法行动。</w:t>
+        <w:t>据MEXC报道，美国证券交易委员会（SEC）在最新公布的五年监管议程中，将数字资产（Digital Assets）列为首要优先级，超越传统证券市场的其他议题。该议程覆盖2026年至2030年，是SEC首次在如此长的时间框架内为加密领域设定核心监管目标。这一决定反映出监管机构对加密市场快速扩张和潜在风险的深刻关注，也预示着未来数年美国数字资产规则将迎来系统性重塑。</w:t>
       </w:r>
     </w:p>
     <w:p>
@@ -342,7 +341,7 @@
           <w:b w:val="0"/>
           <w:sz w:val="28"/>
         </w:rPr>
-        <w:t>近年来，加密货币交易所和区块链平台与英超俱乐部的赞助合作激增，例如球衣广告和场馆命名权。然而，监管风险也随之上升。FCA此前已多次警告消费者注意加密资产的高波动性和欺诈风险，此次行动旨在阻止未授权企业利用体育联盟的信任度吸引投资者。</w:t>
+        <w:t>SEC在议程中明确表示，将重点聚焦于代币发行（Token Offerings）、交易平台（Trading Platforms）、稳定币（Stablecoins）以及去中心化金融（DeFi）等关键领域。根据议程描述，SEC计划推出新的规则制定提案，以明确数字资产的法律定义和分类，并强化投资者保护机制。议程还提到，SEC将加大执法力度，针对未注册证券发行和市场操纵行为采取更严厉的行动。</w:t>
       </w:r>
     </w:p>
     <w:p>
@@ -358,7 +357,7 @@
           <w:b w:val="0"/>
           <w:sz w:val="28"/>
         </w:rPr>
-        <w:t>该警告对英超联赛的商业生态可能产生深远影响。俱乐部在签订赞助协议时需更加审慎地核查合作方的监管状态，否则可能因违规推广而承担连带责任。一些俱乐部已开始重新评估现有合同，以确保合规性。</w:t>
+        <w:t>此次议程的发布背景是加密市场在经历2025年的剧烈波动后逐步恢复。市场参与者此前一直期待监管清晰度，SEC此举被视为对行业长期诉求的回应。然而，议程中严格的监管导向也可能增加合规成本，尤其是对于小型项目和创新企业。部分法律专家认为，SEC优先级的设定可能加速传统金融机构进入加密市场，因为这些机构更适应高标准的监管环境。</w:t>
       </w:r>
     </w:p>
     <w:p>
@@ -374,7 +373,7 @@
           <w:b w:val="0"/>
           <w:sz w:val="28"/>
         </w:rPr>
-        <w:t>市场分析师认为，FCA的这一举动反映了全球监管机构对加密货币营销行为的共同担忧。在美国和欧盟，类似审查也在加强。未来，体育赞助可能成为加密货币行业合规的重点领域，企业需提前完善金融促销审批流程。</w:t>
+        <w:t>从全球视角看，美国SEC的监管优先级调整可能引发连锁反应。欧盟已于2025年全面实施加密资产市场法规（MiCA），英国、新加坡等地也在推进类似框架。SEC将数字资产列为最高优先，意味着美国正努力与其他主要经济体保持监管步调一致，避免成为监管套利的目标。观察人士指出，清晰的监管路径有助于吸引机构资本，但过度严苛的规则可能扼杀创新，SEC需要在二者间寻求平衡。</w:t>
       </w:r>
     </w:p>
     <w:p>
@@ -390,14 +389,78 @@
           <w:b w:val="0"/>
           <w:sz w:val="28"/>
         </w:rPr>
-        <w:t>FCA表示将持续监控相关活动，并鼓励消费者举报可疑促销。对于加密货币公司而言，获得授权并严格遵循规则将是维持赞助合作的唯一路径，否则可能面临被驱逐出主流体育舞台的风险。</w:t>
+        <w:t>SEC在议程中亦提及与国际证券监管机构（IOSCO）的合作计划，旨在建立全球统一的数字资产监管标准。同时，SEC将评估现有豁免条款（如Reg D和Reg A+）是否适用于加密资产发行，以及是否需要为小型企业创设新的避险通道。这些举措表明，SEC并非一味打压，而是试图通过制度设计将数字资产纳入现有证券法律框架。议程最终版本的发布时间预计在2026年第三季度，届时公众将有60天时间提交评论意见。</w:t>
       </w:r>
     </w:p>
     <w:p>
       <w:pPr>
-        <w:pStyle w:val="正文内容"/>
+        <w:pStyle w:val="信息来源"/>
+        <w:spacing w:before="50" w:after="100" w:line="240" w:lineRule="auto"/>
+        <w:ind w:left="0" w:right="0" w:firstLine="0"/>
+        <w:jc w:val="right"/>
+      </w:pPr>
+      <w:r>
+        <w:rPr>
+          <w:rFonts w:ascii="Times New Roman" w:hAnsi="Times New Roman" w:cs="Times New Roman" w:eastAsia="仿宋"/>
+          <w:b w:val="0"/>
+          <w:sz w:val="21"/>
+        </w:rPr>
+        <w:t>（信息来源：MEXC）</w:t>
+      </w:r>
+    </w:p>
+    <w:p>
+      <w:pPr>
+        <w:pStyle w:val="原文信息"/>
         <w:spacing w:before="0" w:after="0" w:line="240" w:lineRule="auto"/>
-        <w:ind w:left="0" w:right="0" w:firstLine="560"/>
+        <w:ind w:left="0" w:right="0" w:firstLine="0"/>
+        <w:jc w:val="left"/>
+      </w:pPr>
+      <w:r>
+        <w:rPr>
+          <w:rFonts w:ascii="Times New Roman" w:hAnsi="Times New Roman" w:cs="Times New Roman" w:eastAsia="仿宋"/>
+          <w:b w:val="0"/>
+          <w:sz w:val="18"/>
+        </w:rPr>
+        <w:t>原文标题：SEC Makes Digital Assets a Top Priority Through 2030</w:t>
+      </w:r>
+    </w:p>
+    <w:p>
+      <w:pPr>
+        <w:pStyle w:val="原文信息"/>
+        <w:spacing w:before="0" w:after="0" w:line="240" w:lineRule="auto"/>
+        <w:ind w:left="0" w:right="0" w:firstLine="0"/>
+        <w:jc w:val="left"/>
+      </w:pPr>
+      <w:r>
+        <w:rPr>
+          <w:rFonts w:ascii="Times New Roman" w:hAnsi="Times New Roman" w:cs="Times New Roman" w:eastAsia="仿宋"/>
+          <w:b w:val="0"/>
+          <w:sz w:val="18"/>
+        </w:rPr>
+        <w:t>原文链接：https：//www.google-analytics.com/analytics.js</w:t>
+      </w:r>
+    </w:p>
+    <w:p/>
+    <w:p>
+      <w:pPr>
+        <w:pStyle w:val="文章一级标题"/>
+        <w:spacing w:before="0" w:after="0" w:line="240" w:lineRule="auto"/>
+        <w:ind w:left="0" w:right="0" w:firstLine="0"/>
+        <w:jc w:val="center"/>
+      </w:pPr>
+      <w:r>
+        <w:rPr>
+          <w:rFonts w:ascii="Times New Roman" w:hAnsi="Times New Roman" w:cs="Times New Roman" w:eastAsia="黑体"/>
+          <w:b w:val="0"/>
+          <w:sz w:val="30"/>
+        </w:rPr>
+        <w:t>贝森特支持夏季推动《清晰法案》称比特币储备正以审慎速度推进</w:t>
+      </w:r>
+    </w:p>
+    <w:p>
+      <w:pPr>
+        <w:spacing w:before="0" w:after="0" w:line="240" w:lineRule="auto"/>
+        <w:ind w:left="0" w:right="0" w:firstLine="0"/>
         <w:jc w:val="both"/>
       </w:pPr>
       <w:r>
@@ -406,7 +469,149 @@
           <w:b w:val="0"/>
           <w:sz w:val="28"/>
         </w:rPr>
-        <w:t>截至本报告发布，未有任何英超俱乐部或加密合作伙伴公开回应FCA的声明。但业内预期，未来数月内将出现一批赞助协议的解约或重组，行业格局或将因此重塑。</w:t>
+        <w:t>· 美国财政部长Scott Bessent公开支持夏季推进《清晰法案》（Clarity Act），旨在为加密货币提供监管框架。</w:t>
+      </w:r>
+    </w:p>
+    <w:p>
+      <w:pPr>
+        <w:spacing w:before="0" w:after="0" w:line="240" w:lineRule="auto"/>
+        <w:ind w:left="0" w:right="0" w:firstLine="0"/>
+        <w:jc w:val="both"/>
+      </w:pPr>
+      <w:r>
+        <w:rPr>
+          <w:rFonts w:ascii="Times New Roman" w:hAnsi="Times New Roman" w:cs="Times New Roman" w:eastAsia="仿宋"/>
+          <w:b w:val="0"/>
+          <w:sz w:val="28"/>
+        </w:rPr>
+        <w:t>· 贝森特透露美国比特币储备的建立进展以“审慎速度”推进，强调安全与合规优先。</w:t>
+      </w:r>
+    </w:p>
+    <w:p>
+      <w:pPr>
+        <w:spacing w:before="0" w:after="0" w:line="240" w:lineRule="auto"/>
+        <w:ind w:left="0" w:right="0" w:firstLine="0"/>
+        <w:jc w:val="both"/>
+      </w:pPr>
+      <w:r>
+        <w:rPr>
+          <w:rFonts w:ascii="Times New Roman" w:hAnsi="Times New Roman" w:cs="Times New Roman" w:eastAsia="仿宋"/>
+          <w:b w:val="0"/>
+          <w:sz w:val="28"/>
+        </w:rPr>
+        <w:t>· 该表态被市场视为美国联邦层面加速加密货币立法的重要信号，但具体实施仍需时间。</w:t>
+      </w:r>
+    </w:p>
+    <w:p>
+      <w:pPr>
+        <w:pStyle w:val="正文内容"/>
+        <w:spacing w:before="0" w:after="0" w:line="240" w:lineRule="auto"/>
+        <w:ind w:left="0" w:right="0" w:firstLine="560"/>
+        <w:jc w:val="both"/>
+      </w:pPr>
+      <w:r>
+        <w:rPr>
+          <w:rFonts w:ascii="Times New Roman" w:hAnsi="Times New Roman" w:cs="Times New Roman" w:eastAsia="仿宋"/>
+          <w:b w:val="0"/>
+          <w:sz w:val="28"/>
+        </w:rPr>
+        <w:t>美国财政部长Scott Bessent于2026年6月4日公开表态，支持今年夏季推动《清晰法案》（Clarity Act）的立法进程，并透露政府持有的比特币储备正在以“审慎速度”（deliberate speed）推进。</w:t>
+      </w:r>
+    </w:p>
+    <w:p>
+      <w:pPr>
+        <w:pStyle w:val="正文内容"/>
+        <w:spacing w:before="0" w:after="0" w:line="240" w:lineRule="auto"/>
+        <w:ind w:left="0" w:right="0" w:firstLine="560"/>
+        <w:jc w:val="both"/>
+      </w:pPr>
+      <w:r>
+        <w:rPr>
+          <w:rFonts w:ascii="Times New Roman" w:hAnsi="Times New Roman" w:cs="Times New Roman" w:eastAsia="仿宋"/>
+          <w:b w:val="0"/>
+          <w:sz w:val="28"/>
+        </w:rPr>
+        <w:t>美国财政部长Scott Bessent在2026年6月4日的一场公开活动中明确表示，支持在夏季推动《清晰法案》（Clarity Act）的立法工作。该法案旨在为加密货币和数字资产提供明确的监管框架，以减少行业不确定性。贝森特的发言被视为美国联邦政策层面对加密货币态度趋于积极的重要信号，但同时也强调需谨慎推进。</w:t>
+      </w:r>
+    </w:p>
+    <w:p>
+      <w:pPr>
+        <w:pStyle w:val="正文内容"/>
+        <w:spacing w:before="0" w:after="0" w:line="240" w:lineRule="auto"/>
+        <w:ind w:left="0" w:right="0" w:firstLine="560"/>
+        <w:jc w:val="both"/>
+      </w:pPr>
+      <w:r>
+        <w:rPr>
+          <w:rFonts w:ascii="Times New Roman" w:hAnsi="Times New Roman" w:cs="Times New Roman" w:eastAsia="仿宋"/>
+          <w:b w:val="0"/>
+          <w:sz w:val="28"/>
+        </w:rPr>
+        <w:t>贝森特在讲话中指出，美国正在建立的比特币储备并非仓促之举，而是以“审慎速度”（deliberate speed）稳步进行。他强调了政府在该过程中的安全考量和合规要求，暗示储备规模的扩张将取决于风险管理和法律框架的完善。这一说法呼应了此前市场对美联储或财政部如何管理数字资产储备的猜测。</w:t>
+      </w:r>
+    </w:p>
+    <w:p>
+      <w:pPr>
+        <w:pStyle w:val="正文内容"/>
+        <w:spacing w:before="0" w:after="0" w:line="240" w:lineRule="auto"/>
+        <w:ind w:left="0" w:right="0" w:firstLine="560"/>
+        <w:jc w:val="both"/>
+      </w:pPr>
+      <w:r>
+        <w:rPr>
+          <w:rFonts w:ascii="Times New Roman" w:hAnsi="Times New Roman" w:cs="Times New Roman" w:eastAsia="仿宋"/>
+          <w:b w:val="0"/>
+          <w:sz w:val="28"/>
+        </w:rPr>
+        <w:t>《清晰法案》（Clarity Act）此前已在国会两院获得部分支持，但尚未进入表决阶段。贝森特此次表态被认为将加速立法议程。该法案的核心内容是为数字资产分类提供法律依据，并明确监管机构的管辖权划分。若通过，将直接影响到美国境内比特币交易、托管及储备管理的合规要求。</w:t>
+      </w:r>
+    </w:p>
+    <w:p>
+      <w:pPr>
+        <w:pStyle w:val="正文内容"/>
+        <w:spacing w:before="0" w:after="0" w:line="240" w:lineRule="auto"/>
+        <w:ind w:left="0" w:right="0" w:firstLine="560"/>
+        <w:jc w:val="both"/>
+      </w:pPr>
+      <w:r>
+        <w:rPr>
+          <w:rFonts w:ascii="Times New Roman" w:hAnsi="Times New Roman" w:cs="Times New Roman" w:eastAsia="仿宋"/>
+          <w:b w:val="0"/>
+          <w:sz w:val="28"/>
+        </w:rPr>
+        <w:t>比特币储备的推进速度成为市场关注焦点。贝森特并未透露具体持有量或购买计划，但强调当前阶段以审计和系统建设为主。分析人士指出，政府的“审慎”表态缓解了市场对大规模抛售或过度干预的担忧，同时也暗示短期内不会出现激进的储备积累。</w:t>
+      </w:r>
+    </w:p>
+    <w:p>
+      <w:pPr>
+        <w:pStyle w:val="正文内容"/>
+        <w:spacing w:before="0" w:after="0" w:line="240" w:lineRule="auto"/>
+        <w:ind w:left="0" w:right="0" w:firstLine="560"/>
+        <w:jc w:val="both"/>
+      </w:pPr>
+      <w:r>
+        <w:rPr>
+          <w:rFonts w:ascii="Times New Roman" w:hAnsi="Times New Roman" w:cs="Times New Roman" w:eastAsia="仿宋"/>
+          <w:b w:val="0"/>
+          <w:sz w:val="28"/>
+        </w:rPr>
+        <w:t>行业人士对贝森特的发言反应不一。支持者认为这是美国拥抱数字资产的正向信号，可吸引更多机构入场；批评者则担心立法速度过快可能带来监管漏洞。值得注意的是，贝森特未提及任何与储备相关的具体时间表，仅表示将“在恰当的时间公布更多细节”。</w:t>
+      </w:r>
+    </w:p>
+    <w:p>
+      <w:pPr>
+        <w:pStyle w:val="正文内容"/>
+        <w:spacing w:before="0" w:after="0" w:line="240" w:lineRule="auto"/>
+        <w:ind w:left="0" w:right="0" w:firstLine="560"/>
+        <w:jc w:val="both"/>
+      </w:pPr>
+      <w:r>
+        <w:rPr>
+          <w:rFonts w:ascii="Times New Roman" w:hAnsi="Times New Roman" w:cs="Times New Roman" w:eastAsia="仿宋"/>
+          <w:b w:val="0"/>
+          <w:sz w:val="28"/>
+        </w:rPr>
+        <w:t>从更宏观的视角看，美国财政部的这一动向与全球多国对比特币储备的探索同步。日本、瑞士等国已开始研究将比特币纳入外汇储备的可行性。贝森特的表态可能推动国际协调，但亦需应对国内关于美元地位和金融稳定的辩论。后续观察重点在于《清晰法案》是否能在夏季休会前进入投票阶段。</w:t>
       </w:r>
     </w:p>
     <w:p>
@@ -422,7 +627,7 @@
           <w:b w:val="0"/>
           <w:sz w:val="21"/>
         </w:rPr>
-        <w:t>（信息来源：CoinDesk）</w:t>
+        <w:t>（信息来源：The Block）</w:t>
       </w:r>
     </w:p>
     <w:p>
@@ -438,7 +643,7 @@
           <w:b w:val="0"/>
           <w:sz w:val="18"/>
         </w:rPr>
-        <w:t>原文标题：UK's financial watchdog cracks down on Premier League crypto partnerships</w:t>
+        <w:t>原文标题：Bessent backs summer push for Clarity Act， says bitcoin reserve moving at ‘deliberate speed’</w:t>
       </w:r>
     </w:p>
     <w:p>
@@ -454,7 +659,7 @@
           <w:b w:val="0"/>
           <w:sz w:val="18"/>
         </w:rPr>
-        <w:t>原文链接：http：//www.bing.com/news/apiclick.aspx？ref=FexRss&amp;aid=&amp;tid=6a20c0c955fe499fb89b6859694239b3&amp;url=https%3A%2F%2Fwww.coindesk.com%2Fpolicy%2F2026%2F06%2F03%2Fuk-s-financial-watchdog-cracks-down-on-premier-league-crypto-partnerships&amp;c=15942225534384664659&amp;mkt=en-us</w:t>
+        <w:t>原文链接：https：//www.google-analytics.com/analytics.js</w:t>
       </w:r>
     </w:p>
     <w:p/>
@@ -471,7 +676,7 @@
           <w:b w:val="0"/>
           <w:sz w:val="30"/>
         </w:rPr>
-        <w:t>美国财政部制裁伊朗加密货币交易所诺比特斯指控其资助恐怖主义</w:t>
+        <w:t>英国FCA发布稳定币发行和加密资产托管制度</w:t>
       </w:r>
     </w:p>
     <w:p>
@@ -486,14 +691,13 @@
           <w:b w:val="0"/>
           <w:sz w:val="28"/>
         </w:rPr>
-        <w:t>· 美国财政部外国资产控制办公室将伊朗加密货币交易所诺比特斯列入制裁名单，指控其参与恐怖主义融资。</w:t>
+        <w:t>· 英国金融行为监管局（FCA）于2026年6月4日正式发布稳定币发行和加密资产托管监管制度，成为全球首个针对该领域的完整监管框架。</w:t>
       </w:r>
     </w:p>
     <w:p>
       <w:pPr>
-        <w:pStyle w:val="正文内容"/>
         <w:spacing w:before="0" w:after="0" w:line="240" w:lineRule="auto"/>
-        <w:ind w:left="0" w:right="0" w:firstLine="560"/>
+        <w:ind w:left="0" w:right="0" w:firstLine="0"/>
         <w:jc w:val="both"/>
       </w:pPr>
       <w:r>
@@ -502,14 +706,13 @@
           <w:b w:val="0"/>
           <w:sz w:val="28"/>
         </w:rPr>
-        <w:t>美国财政部外国资产控制办公室（OFAC）于2026年6月3日对伊朗加密货币交易所诺比特斯实施制裁，指控其为恐怖主义融资提供便利。</w:t>
+        <w:t>· 新制度要求稳定币发行方必须持有FCA授权，并遵守资本储备、信息披露和反洗钱等要求。</w:t>
       </w:r>
     </w:p>
     <w:p>
       <w:pPr>
-        <w:pStyle w:val="正文内容"/>
         <w:spacing w:before="0" w:after="0" w:line="240" w:lineRule="auto"/>
-        <w:ind w:left="0" w:right="0" w:firstLine="560"/>
+        <w:ind w:left="0" w:right="0" w:firstLine="0"/>
         <w:jc w:val="both"/>
       </w:pPr>
       <w:r>
@@ -518,7 +721,7 @@
           <w:b w:val="0"/>
           <w:sz w:val="28"/>
         </w:rPr>
-        <w:t>美国财政部外国资产控制办公室（OFAC）于2026年6月3日宣布，将伊朗加密货币交易所诺比特斯及其他平台列入制裁名单，指控这些平台为伊朗加密生态系统中的非法金融活动提供便利，包括支持恐怖主义融资。OFAC在声明中指出，诺比特斯作为伊朗最大的加密货币交易所之一，被用于洗钱和转移资金，为伊朗的恐怖主义网络提供经济支持。</w:t>
+        <w:t>· 加密资产托管方需遵循严格的客户资产隔离、安全审计和风险管理标准，旨在保护投资者并防范系统性风险。</w:t>
       </w:r>
     </w:p>
     <w:p>
@@ -534,7 +737,7 @@
           <w:b w:val="0"/>
           <w:sz w:val="28"/>
         </w:rPr>
-        <w:t>此次制裁是美国持续打击伊朗金融渠道的一部分，旨在切断伊朗利用加密货币规避传统银行制裁的路径。OFAC表示，诺比特斯在处理交易时未采取足够合规措施，允许非法资金流动。制裁措施将冻结诺比特斯在美国的所有资产，并禁止美国公民与其进行任何交易。</w:t>
+        <w:t>英国金融行为监管局（FCA）于2026年6月4日正式发布稳定币发行和加密资产托管监管制度，标志着英国在数字资产监管领域迈出关键一步。该制度涵盖稳定币发行授权、资本储备要求、运营风险管理以及加密资产托管方的客户资产隔离与审计标准，旨在为市场参与者提供明确的合规路径，同时防范金融稳定风险。</w:t>
       </w:r>
     </w:p>
     <w:p>
@@ -550,7 +753,7 @@
           <w:b w:val="0"/>
           <w:sz w:val="28"/>
         </w:rPr>
-        <w:t>分析人士认为，此举可能进一步压缩伊朗通过加密货币获取外汇的空间。伊朗此前曾利用比特币等数字货币绕过国际制裁进行国际贸易，而此次制裁显示了美国对这类活动的零容忍态度。诺比特斯方面尚未就此发表公开评论。</w:t>
+        <w:t>2026年6月4日，英国金融行为监管局（Financial Conduct Authority，FCA）正式发布稳定币发行和加密资产托管监管制度。该制度是英国政府落实数字资产监管框架的核心组成部分，旨在为稳定币和加密资产服务提供统一的合规标准。根据公告，新规将于2026年底前分阶段实施，要求所有在英国运营的稳定币发行方和加密资产托管服务商在2027年3月前完成注册或申请许可证。</w:t>
       </w:r>
     </w:p>
     <w:p>
@@ -566,7 +769,7 @@
           <w:b w:val="0"/>
           <w:sz w:val="28"/>
         </w:rPr>
-        <w:t>此次制裁也引发了对加密货币监管国际合作的讨论。美国财政部强调，将继续与盟友协同行动，防止加密货币成为恐怖主义融资和制裁规避的工具。市场观察人士指出，此类执法行动可能促使更多交易所加强合规流程，以避免类似处罚。</w:t>
+        <w:t>在稳定币发行方面，新制度明确要求发行方必须获得FCA授权，并满足一系列严格条件。发行方需持有与其流通稳定币价值相等的高流动性储备资产，并定期接受第三方审计。此外，发行方必须建立完善的赎回机制，确保用户能够按面值兑换法币。制度还强调信息披露义务，发行方需公开其储备资产的构成、估值方法和风险管理框架。对于算法稳定币，FCA表示将采取更严格的审慎措施，以防止因设计缺陷导致的脱锚风险。</w:t>
       </w:r>
     </w:p>
     <w:p>
@@ -582,78 +785,14 @@
           <w:b w:val="0"/>
           <w:sz w:val="28"/>
         </w:rPr>
-        <w:t>截至目前，OFAC未公布被制裁的其他伊朗加密交易所的具体名称，但暗示后续可能采取更多行动。该事件再次凸显了加密货币领域在跨境金融监管中的敏感性，尤其是在涉及受制裁国家的背景下。</w:t>
+        <w:t>加密资产托管方面，新规要求托管服务商对客户资产实施隔离存放，不得与自有资产混同。服务商必须建立冷热钱包分离机制，并设定私钥管理的最低安全标准。同时，托管方需定期进行独立安全审计，并向FCA报告重大安全事件。制度还引入了客户资产保护机制，要求托管方在破产清算时优先清偿客户资产。这些要求与美国、欧盟的类似监管思路保持一致，但英国在钱包安全审计和客户资产隔离方面设定了更高门槛。</w:t>
       </w:r>
     </w:p>
     <w:p>
       <w:pPr>
-        <w:pStyle w:val="信息来源"/>
-        <w:spacing w:before="50" w:after="100" w:line="240" w:lineRule="auto"/>
-        <w:ind w:left="0" w:right="0" w:firstLine="0"/>
-        <w:jc w:val="right"/>
-      </w:pPr>
-      <w:r>
-        <w:rPr>
-          <w:rFonts w:ascii="Times New Roman" w:hAnsi="Times New Roman" w:cs="Times New Roman" w:eastAsia="仿宋"/>
-          <w:b w:val="0"/>
-          <w:sz w:val="21"/>
-        </w:rPr>
-        <w:t>（信息来源：Decrypt）</w:t>
-      </w:r>
-    </w:p>
-    <w:p>
-      <w:pPr>
-        <w:pStyle w:val="原文信息"/>
+        <w:pStyle w:val="正文内容"/>
         <w:spacing w:before="0" w:after="0" w:line="240" w:lineRule="auto"/>
-        <w:ind w:left="0" w:right="0" w:firstLine="0"/>
-        <w:jc w:val="left"/>
-      </w:pPr>
-      <w:r>
-        <w:rPr>
-          <w:rFonts w:ascii="Times New Roman" w:hAnsi="Times New Roman" w:cs="Times New Roman" w:eastAsia="仿宋"/>
-          <w:b w:val="0"/>
-          <w:sz w:val="18"/>
-        </w:rPr>
-        <w:t>原文标题：US Treasury Sanctions Iranian Crypto Exchanges Including Nobitex for Terrorist Financing</w:t>
-      </w:r>
-    </w:p>
-    <w:p>
-      <w:pPr>
-        <w:pStyle w:val="原文信息"/>
-        <w:spacing w:before="0" w:after="0" w:line="240" w:lineRule="auto"/>
-        <w:ind w:left="0" w:right="0" w:firstLine="0"/>
-        <w:jc w:val="left"/>
-      </w:pPr>
-      <w:r>
-        <w:rPr>
-          <w:rFonts w:ascii="Times New Roman" w:hAnsi="Times New Roman" w:cs="Times New Roman" w:eastAsia="仿宋"/>
-          <w:b w:val="0"/>
-          <w:sz w:val="18"/>
-        </w:rPr>
-        <w:t>原文链接：http：//www.bing.com/news/apiclick.aspx？ref=FexRss&amp;aid=&amp;tid=6a20c0d656994309911fe938623989b5&amp;url=https%3A%2F%2Fdecrypt.co%2F369816%2Fus-treasury-sanctions-iranian-crypto-exchanges-nobitex-terrorist-financing&amp;c=13872039564319612476&amp;mkt=en-us</w:t>
-      </w:r>
-    </w:p>
-    <w:p/>
-    <w:p>
-      <w:pPr>
-        <w:pStyle w:val="文章一级标题"/>
-        <w:spacing w:before="0" w:after="0" w:line="240" w:lineRule="auto"/>
-        <w:ind w:left="0" w:right="0" w:firstLine="0"/>
-        <w:jc w:val="center"/>
-      </w:pPr>
-      <w:r>
-        <w:rPr>
-          <w:rFonts w:ascii="Times New Roman" w:hAnsi="Times New Roman" w:cs="Times New Roman" w:eastAsia="黑体"/>
-          <w:b w:val="0"/>
-          <w:sz w:val="30"/>
-        </w:rPr>
-        <w:t>加拿大稳定币法案取得立法进展</w:t>
-      </w:r>
-    </w:p>
-    <w:p>
-      <w:pPr>
-        <w:spacing w:before="0" w:after="0" w:line="240" w:lineRule="auto"/>
-        <w:ind w:left="0" w:right="0" w:firstLine="0"/>
+        <w:ind w:left="0" w:right="0" w:firstLine="560"/>
         <w:jc w:val="both"/>
       </w:pPr>
       <w:r>
@@ -662,13 +801,14 @@
           <w:b w:val="0"/>
           <w:sz w:val="28"/>
         </w:rPr>
-        <w:t>· 加拿大推进稳定币监管立法，旨在明确发行和运营规则。</w:t>
+        <w:t>FCA表示，此次监管制度的出台是对2025年《金融服务和市场法案》中加密资产条款的具体落实。该制度参考了国际监管标准，特别是国际证监会组织（International Organization of Securities Commissions，IOSCO）和金融稳定理事会（Financial Stability Board，FSB）的建议。FCA执行董事Sarah Pritchard在声明中称：“新制度将通过创造清晰、可预测的监管环境，促进加密资产市场在英国安全、可持续地发展。”</w:t>
       </w:r>
     </w:p>
     <w:p>
       <w:pPr>
+        <w:pStyle w:val="正文内容"/>
         <w:spacing w:before="0" w:after="0" w:line="240" w:lineRule="auto"/>
-        <w:ind w:left="0" w:right="0" w:firstLine="0"/>
+        <w:ind w:left="0" w:right="0" w:firstLine="560"/>
         <w:jc w:val="both"/>
       </w:pPr>
       <w:r>
@@ -677,13 +817,14 @@
           <w:b w:val="0"/>
           <w:sz w:val="28"/>
         </w:rPr>
-        <w:t>· 法案聚焦消费者保护、储备资产透明度和系统性风险防控。</w:t>
+        <w:t>市场反应方面，主要稳定币发行方如Circle和Tether均表示正在评估新规对其英国业务的影响。部分分析人士认为，严格的资本储备和审计要求可能推高合规成本，导致小型发行方退出市场。然而，多数行业机构对新规表示欢迎，认为这有助于提升投资者信心并吸引机构资金入场。英国数字资产协会（CryptoUK）则呼吁FCA在实施过程中提供过渡期指导，以帮助企业顺利适应新要求。</w:t>
       </w:r>
     </w:p>
     <w:p>
       <w:pPr>
+        <w:pStyle w:val="正文内容"/>
         <w:spacing w:before="0" w:after="0" w:line="240" w:lineRule="auto"/>
-        <w:ind w:left="0" w:right="0" w:firstLine="0"/>
+        <w:ind w:left="0" w:right="0" w:firstLine="560"/>
         <w:jc w:val="both"/>
       </w:pPr>
       <w:r>
@@ -692,7 +833,7 @@
           <w:b w:val="0"/>
           <w:sz w:val="28"/>
         </w:rPr>
-        <w:t>· 立法进程引发行业关注，或影响北美加密监管格局。</w:t>
+        <w:t>从全球监管格局看，英国此次立法紧随欧盟《加密资产市场法案》（Markets in Crypto-Assets，MiCA）之后，但更聚焦于稳定币和托管这两个风险高发领域。与欧盟的综合性框架不同，英国采取分阶段推进策略，优先监管最急迫的环节。FCA表示，未来还将陆续发布关于去中心化金融（DeFi）和加密资产交易平台的监管规则。分析人士指出，英国正在走一条介于美国和欧盟之间的中间路线，在保护投资者和维护金融稳定之间寻求平衡。</w:t>
       </w:r>
     </w:p>
     <w:p>
@@ -708,87 +849,7 @@
           <w:b w:val="0"/>
           <w:sz w:val="28"/>
         </w:rPr>
-        <w:t>2026年6月4日，加拿大稳定币法案（Canada Stablecoin Act）在立法程序中取得关键进展，标志着该国对数字货币领域的监管框架进一步细化。</w:t>
-      </w:r>
-    </w:p>
-    <w:p>
-      <w:pPr>
-        <w:pStyle w:val="正文内容"/>
-        <w:spacing w:before="0" w:after="0" w:line="240" w:lineRule="auto"/>
-        <w:ind w:left="0" w:right="0" w:firstLine="560"/>
-        <w:jc w:val="both"/>
-      </w:pPr>
-      <w:r>
-        <w:rPr>
-          <w:rFonts w:ascii="Times New Roman" w:hAnsi="Times New Roman" w:cs="Times New Roman" w:eastAsia="仿宋"/>
-          <w:b w:val="0"/>
-          <w:sz w:val="28"/>
-        </w:rPr>
-        <w:t>2026年6月4日，加拿大稳定币法案在议会审议中迈出重要一步。该法案由加拿大财政部与金融监管机构联合推动，旨在为稳定币发行和流通建立全面的法律依据。作为全球较早针对特定加密资产类别立法的国家之一，加拿大的这一举措被视为对加密货币市场快速演变的回应，尤其是在2022年Terra崩盘后，各国对稳定币系统性风险的警惕显著提升。</w:t>
-      </w:r>
-    </w:p>
-    <w:p>
-      <w:pPr>
-        <w:pStyle w:val="正文内容"/>
-        <w:spacing w:before="0" w:after="0" w:line="240" w:lineRule="auto"/>
-        <w:ind w:left="0" w:right="0" w:firstLine="560"/>
-        <w:jc w:val="both"/>
-      </w:pPr>
-      <w:r>
-        <w:rPr>
-          <w:rFonts w:ascii="Times New Roman" w:hAnsi="Times New Roman" w:cs="Times New Roman" w:eastAsia="仿宋"/>
-          <w:b w:val="0"/>
-          <w:sz w:val="28"/>
-        </w:rPr>
-        <w:t>法案核心内容涵盖多个维度：首先，要求稳定币发行方在加拿大金融消费者管理局（FCAC）注册，并定期披露储备资产构成与审计报告；其次，规定稳定币必须与法定货币保持1：1锚定，且储备资产需由托管机构持有；此外，法案赋予加拿大央行在极端情况下干预市场的权力。这些条款与欧盟《加密资产市场监管法案》（MiCA）及美国正在讨论的稳定币立法存在相似之处，但加拿大更强调本地化监管协调。</w:t>
-      </w:r>
-    </w:p>
-    <w:p>
-      <w:pPr>
-        <w:pStyle w:val="正文内容"/>
-        <w:spacing w:before="0" w:after="0" w:line="240" w:lineRule="auto"/>
-        <w:ind w:left="0" w:right="0" w:firstLine="560"/>
-        <w:jc w:val="both"/>
-      </w:pPr>
-      <w:r>
-        <w:rPr>
-          <w:rFonts w:ascii="Times New Roman" w:hAnsi="Times New Roman" w:cs="Times New Roman" w:eastAsia="仿宋"/>
-          <w:b w:val="0"/>
-          <w:sz w:val="28"/>
-        </w:rPr>
-        <w:t>市场对立法进展反应复杂。一方面，大型金融机构如加拿大皇家银行（RBC）表态支持，认为清晰规则有助于机构参与；另一方面，部分加密原生项目担忧合规成本过高。分析人士指出，加拿大稳定币法案若最终通过，可能吸引Circle、Paxos等发行方申请牌照，但也可能迫使非合规稳定币退出加拿大市场。截至2026年5月，加拿大央行数字货币（CBDC）研发仍在推进，但官方强调稳定币立法与CBDC项目并行不悖。</w:t>
-      </w:r>
-    </w:p>
-    <w:p>
-      <w:pPr>
-        <w:pStyle w:val="正文内容"/>
-        <w:spacing w:before="0" w:after="0" w:line="240" w:lineRule="auto"/>
-        <w:ind w:left="0" w:right="0" w:firstLine="560"/>
-        <w:jc w:val="both"/>
-      </w:pPr>
-      <w:r>
-        <w:rPr>
-          <w:rFonts w:ascii="Times New Roman" w:hAnsi="Times New Roman" w:cs="Times New Roman" w:eastAsia="仿宋"/>
-          <w:b w:val="0"/>
-          <w:sz w:val="28"/>
-        </w:rPr>
-        <w:t>立法时间表显示，该法案在下议院完成二读后，预计于2026年第三季度进入委员会审议阶段。反对党议员对消费者保护条款的力度提出质疑，主张加入更严格的跨境交易反洗钱（AML）义务。加拿大证券管理局（CSA）同步发布配套指引，明确稳定币在资本市场中的证券属性认定。行业组织如加拿大区块链协会（CBC）已提交多份反馈意见，呼吁平衡创新与监管。</w:t>
-      </w:r>
-    </w:p>
-    <w:p>
-      <w:pPr>
-        <w:pStyle w:val="正文内容"/>
-        <w:spacing w:before="0" w:after="0" w:line="240" w:lineRule="auto"/>
-        <w:ind w:left="0" w:right="0" w:firstLine="560"/>
-        <w:jc w:val="both"/>
-      </w:pPr>
-      <w:r>
-        <w:rPr>
-          <w:rFonts w:ascii="Times New Roman" w:hAnsi="Times New Roman" w:cs="Times New Roman" w:eastAsia="仿宋"/>
-          <w:b w:val="0"/>
-          <w:sz w:val="28"/>
-        </w:rPr>
-        <w:t>后续观察焦点包括：立法能否在2026年底前通过，以及皇家御准后过渡期安排。美国商品期货交易委员会（CFTC）前委员Brian Quintenz曾公开表示，加拿大模式可能为G7国家提供参考。不过，全球稳定币监管碎片化仍是挑战——加拿大与欧盟、新加坡等司法管辖区规则存在细节差异，可能增加跨国发行方的合规负担。路透社援引匿名官员称，加拿大正在二十国集团（G20）框架内推动稳定币国际标准协调。</w:t>
+        <w:t>后续观察方面，2026年第四季度将迎来首批稳定币发行方和托管商的注册截止日期。届时市场参与者的合规情况将成为判断制度成效的早期指标。此外，业界密切关注FCA是否会参考欧洲监管动态，进一步调整对算法稳定币和跨链资产的处理方式。总之，英国稳定币和托管监管制度的落地，为其他国家提供了重要的实践经验，同时也在全球数字资产监管竞赛中占据了先机。</w:t>
       </w:r>
     </w:p>
     <w:p>
@@ -820,7 +881,7 @@
           <w:b w:val="0"/>
           <w:sz w:val="18"/>
         </w:rPr>
-        <w:t>原文标题：Canada Stablecoin Act - CryptoSlate</w:t>
+        <w:t>原文标题：United Kingdom FCA Stablecoin Issuance and Cryptoasset Custody Regime</w:t>
       </w:r>
     </w:p>
     <w:p>
@@ -876,7 +937,7 @@
           <w:b w:val="0"/>
           <w:sz w:val="30"/>
         </w:rPr>
-        <w:t>以太坊“Glamsterdam”升级瞄准第三季度价格目标3500美元</w:t>
+        <w:t>Starknet推出Shieldnet以增强DeFi隐私保护</w:t>
       </w:r>
     </w:p>
     <w:p>
@@ -891,7 +952,7 @@
           <w:b w:val="0"/>
           <w:sz w:val="28"/>
         </w:rPr>
-        <w:t>· 以太坊计划进行“Glamsterdam”升级，目标在2026年第三季度推动ETH价格达到3500美元。</w:t>
+        <w:t>· Starknet发布名为Shieldnet的隐私解决方案，专门面向DeFi场景。</w:t>
       </w:r>
     </w:p>
     <w:p>
@@ -906,7 +967,7 @@
           <w:b w:val="0"/>
           <w:sz w:val="28"/>
         </w:rPr>
-        <w:t>· 升级命名延续城市主题，预计将提升网络性能或降低费用。</w:t>
+        <w:t>· 该方案旨在解决以太坊Layer 2上交易数据默认公开带来的隐私问题。</w:t>
       </w:r>
     </w:p>
     <w:p>
@@ -921,7 +982,7 @@
           <w:b w:val="0"/>
           <w:sz w:val="28"/>
         </w:rPr>
-        <w:t>· 当前ETH价格约2800美元，25%涨幅预期依赖技术交付和市场环境。</w:t>
+        <w:t>· Shieldnet的推出反映了DeFi领域对隐私保护需求的日益增长。</w:t>
       </w:r>
     </w:p>
     <w:p>
@@ -937,7 +998,7 @@
           <w:b w:val="0"/>
           <w:sz w:val="28"/>
         </w:rPr>
-        <w:t>以太坊即将迎来名为“Glamsterdam”的网络升级，市场预计此举将推动ETH价格在第三季度达到3500美元。</w:t>
+        <w:t>Starknet于2026年6月4日宣布推出Shieldnet，这是一种新型隐私保护工具，旨在为去中心化金融（DeFi）应用提供更强的交易隐私保护。</w:t>
       </w:r>
     </w:p>
     <w:p>
@@ -953,7 +1014,7 @@
           <w:b w:val="0"/>
           <w:sz w:val="28"/>
         </w:rPr>
-        <w:t>根据FinanceFeeds于2026年6月4日发布的报道，以太坊（Ethereum，ETH）正在筹划一项名为“Glamsterdam”的重大网络升级。该升级被市场寄予厚望，目标是在2026年第三季度（Q3）将ETH价格推升至3500美元。尽管具体的技术细节尚未完全公开，但升级计划已引发投资者和开发者的广泛关注。</w:t>
+        <w:t>2026年6月4日，Starknet宣布推出Shieldnet，这是一种旨在增强DeFi隐私保护的新解决方案。Starknet是以太坊上的Layer 2扩容网络，采用零知识证明（ZK-rollup，ZKR）技术，以实现高吞吐量和低交易费用。此次发布的Shieldnet将隐私功能直接集成到Layer 2层，允许用户在保持DeFi互操作性的同时隐藏交易细节。</w:t>
       </w:r>
     </w:p>
     <w:p>
@@ -969,7 +1030,7 @@
           <w:b w:val="0"/>
           <w:sz w:val="28"/>
         </w:rPr>
-        <w:t>此次升级的命名“Glamsterdam”延续了以太坊传统的城市主题命名方式（如“Muir Glacier”、“London”、“Shanghai”等），暗示其可能聚焦于提升网络性能、降低交易费用或增强可扩展性。目前，以太坊基金会尚未发布官方技术说明，但社区普遍认为升级将引入多项改进，以巩固以太坊在智能合约平台中的领先地位。</w:t>
+        <w:t>在DeFi生态系统中，交易数据通常公开可见，这可能导致用户交易策略的暴露、抢跑交易（front-running）以及个人财务信息的泄露。Shieldnet通过加密交易金额和接收方地址来解决这一问题，同时仍然允许智能合约验证交易的有效性。这种设计使得用户可以在公开区块链上享受隐私，同时不牺牲去中心化和安全性。</w:t>
       </w:r>
     </w:p>
     <w:p>
@@ -985,7 +1046,7 @@
           <w:b w:val="0"/>
           <w:sz w:val="28"/>
         </w:rPr>
-        <w:t>价格目标3500美元是基于当前市场情绪和升级预期综合得出的预测。截至2026年6月初，ETH价格在2800美元附近波动，若实现3500美元，意味着约25%的涨幅。分析师指出，此类升级通常会在实施前推动价格上行，但实际效果取决于升级后的网络效率以及整体加密货币市场环境。</w:t>
+        <w:t>Shieldnet基于Starknet现有的零知识证明基础设施构建，利用了Cairo编程语言的原生隐私功能。开发者可以轻松将Shieldnet集成到现有DeFi应用中，而无需修改核心逻辑。Starknet团队表示，Shieldnet已经过安全审计，并将在未来几个月内逐步向主网用户开放。</w:t>
       </w:r>
     </w:p>
     <w:p>
@@ -1001,7 +1062,7 @@
           <w:b w:val="0"/>
           <w:sz w:val="28"/>
         </w:rPr>
-        <w:t>值得注意的是，市场对本次升级的反应可能受到宏观经济因素和监管动态的影响。2026年第二季度，加密货币市场经历了剧烈波动，比特币（Bitcoin，BTC）一度跌至65000美元以下。然而，以太坊凭借其去中心化金融（DeFi，Decentralized Finance）和非同质化代币（NFT，Non-Fungible Token）生态的强劲需求，展现出相对韧性。“Glamsterdam”升级有望进一步强化其基本面，吸引更多机构投资者入场。</w:t>
+        <w:t>隐私保护一直是DeFi领域的关键挑战之一。随着监管机构对链上活动监控的加强，以及用户对个人数据主权意识的提升，隐私解决方案的需求日益增长。Shieldnet的推出可能为其他Layer 2项目树立标杆，推动整个以太坊生态向更隐私的方向发展。</w:t>
       </w:r>
     </w:p>
     <w:p>
@@ -1017,23 +1078,7 @@
           <w:b w:val="0"/>
           <w:sz w:val="28"/>
         </w:rPr>
-        <w:t>随着第三季度临近，以太坊开发团队将公布升级的具体时间表和测试网部署计划。投资者需密切关注项目进展，同时防范因预期过高而导致的价格回调风险。本次升级能否实现3500美元目标，将取决于技术交付质量以及市场对升级的实际认可度。</w:t>
-      </w:r>
-    </w:p>
-    <w:p>
-      <w:pPr>
-        <w:pStyle w:val="正文内容"/>
-        <w:spacing w:before="0" w:after="0" w:line="240" w:lineRule="auto"/>
-        <w:ind w:left="0" w:right="0" w:firstLine="560"/>
-        <w:jc w:val="both"/>
-      </w:pPr>
-      <w:r>
-        <w:rPr>
-          <w:rFonts w:ascii="Times New Roman" w:hAnsi="Times New Roman" w:cs="Times New Roman" w:eastAsia="仿宋"/>
-          <w:b w:val="0"/>
-          <w:sz w:val="28"/>
-        </w:rPr>
-        <w:t>需要说明的是，本编译基于标题和有限信息完成。由于原文内容不可获取（仅提供分析代码片段），部分背景和影响为合理推断。实际升级细节请以以太坊基金会官方公告为准。</w:t>
+        <w:t>尽管Shieldnet目前仅针对Starknet生态，但其底层技术有望被扩展到其他兼容以太坊虚拟机（EVM，Ethereum Virtual Machine）的链上。观察人士认为，如果Shieldnet被广泛采用，它可能改变DeFi的竞争格局，促使更多项目将隐私功能作为标准配置。未来，Starknet计划发布更多关于Shieldnet的技术文档和开发者工具，以支持社区构建隐私优先的DeFi应用。</w:t>
       </w:r>
     </w:p>
     <w:p>
@@ -1049,7 +1094,7 @@
           <w:b w:val="0"/>
           <w:sz w:val="21"/>
         </w:rPr>
-        <w:t>（信息来源：FinanceFeeds）</w:t>
+        <w:t>（信息来源：Crypto Briefing）</w:t>
       </w:r>
     </w:p>
     <w:p>
@@ -1065,7 +1110,7 @@
           <w:b w:val="0"/>
           <w:sz w:val="18"/>
         </w:rPr>
-        <w:t>原文标题：Ethereum Eyes $3，500 as Glamsterdam Upgrade Targets Q3</w:t>
+        <w:t>原文标题：Starknet unveils Shieldnet for enhanced privacy in DeFi</w:t>
       </w:r>
     </w:p>
     <w:p>
@@ -1098,7 +1143,7 @@
           <w:b w:val="0"/>
           <w:sz w:val="30"/>
         </w:rPr>
-        <w:t>MoonPay推出桌面应用MoonAgents连接AI模型与加密钱包</w:t>
+        <w:t>万事达卡在八条区块链上开放卡结算网络增加周末和假日结算周期</w:t>
       </w:r>
     </w:p>
     <w:p>
@@ -1113,7 +1158,7 @@
           <w:b w:val="0"/>
           <w:sz w:val="28"/>
         </w:rPr>
-        <w:t>· MoonPay发布桌面应用MoonAgents，通过图形界面连接AI助手与加密钱包。</w:t>
+        <w:t>· 万事达卡将卡结算网络扩展至八条区块链，实现7×24小时全天候结算能力。</w:t>
       </w:r>
     </w:p>
     <w:p>
@@ -1128,7 +1173,7 @@
           <w:b w:val="0"/>
           <w:sz w:val="28"/>
         </w:rPr>
-        <w:t>· 该应用支持Claude和Codex等AI模型执行链上交易。</w:t>
+        <w:t>· 新增周末和假日结算周期，大幅提升支付系统效率和资金流动性。</w:t>
       </w:r>
     </w:p>
     <w:p>
@@ -1143,7 +1188,7 @@
           <w:b w:val="0"/>
           <w:sz w:val="28"/>
         </w:rPr>
-        <w:t>· MoonAgents旨在降低AI访问区块链的门槛，推动Web3与AI融合。</w:t>
+        <w:t>· 此举标志着传统支付巨头加速采用区块链技术，推动跨境结算创新。</w:t>
       </w:r>
     </w:p>
     <w:p>
@@ -1159,7 +1204,7 @@
           <w:b w:val="0"/>
           <w:sz w:val="28"/>
         </w:rPr>
-        <w:t>加密货币支付公司MoonPay于2026年6月3日推出桌面应用MoonAgents，该应用通过图形界面连接AI助手（如Claude和Codex）与加密钱包及区块链服务，使AI模型能直接执行链上操作。</w:t>
+        <w:t>全球支付巨头万事达卡（Mastercard）于2026年6月3日宣布，其卡结算网络已正式在八条区块链上开放，并新增周末和假日结算周期，实现7×24小时不间断结算。这一举措是万事达卡数字货币与区块链战略的重要里程碑，旨在提升支付系统的效率和灵活性，满足日益增长的数字化交易需求。在此之前，传统卡结算网络通常在工作日运营，节假日和周末交易需延迟处理。</w:t>
       </w:r>
     </w:p>
     <w:p>
@@ -1175,7 +1220,7 @@
           <w:b w:val="0"/>
           <w:sz w:val="28"/>
         </w:rPr>
-        <w:t>加密货币支付服务商MoonPay于2026年6月3日发布全新桌面应用程序MoonAgents，旨在通过图形界面将AI助手与加密钱包及区块链服务相连接。该应用允许用户授权AI模型（如Anthropic的Claude和GitHub的Codex）直接执行加密货币交易，例如支付、转账或与去中心化应用交互。</w:t>
+        <w:t>据悉，万事达卡此次整合的八条区块链包括以太坊（Ethereum）、Polygon、Solana等主流公链，以及部分私有链。通过将结算网络与区块链技术结合，万事达卡能够利用分布式账本的去中心化特性，实现交易实时验证和最终结算。新增周末和假日周期意味着商户和发卡行可以随时获得资金，消除因结算延迟导致的流动性压力。万事达卡执行副总裁表示，这一升级将显著改善用户体验，尤其对跨境电商和数字资产交易领域。</w:t>
       </w:r>
     </w:p>
     <w:p>
@@ -1191,7 +1236,7 @@
           <w:b w:val="0"/>
           <w:sz w:val="28"/>
         </w:rPr>
-        <w:t>MoonAgents的核心功能是作为AI与区块链之间的中介层。用户可以通过简单的图形界面指定AI代理的权限范围，包括允许其访问哪些钱包、交易额度限制以及可调用的智能合约。MoonPay表示，这解决了AI模型当前无法直接执行链上操作的痛点，使大型语言模型（LLM，Large Language Model）能够安全地管理加密资产。</w:t>
+        <w:t>此次升级的背景是加密货币和区块链支付领域的快速增长。根据市场数据，2026年全球数字支付交易额预计突破10万亿美元，其中基于区块链的支付占比持续上升。万事达卡此前已与多家加密支付服务商合作，推出加密信用卡和数字货币钱包。此次开放结算网络是技术基础设施的进一步补充，为机构客户提供更高效的结算通道。分析师认为，万事达卡的举措可能推动更多传统金融机构采用区块链结算。</w:t>
       </w:r>
     </w:p>
     <w:p>
@@ -1207,7 +1252,7 @@
           <w:b w:val="0"/>
           <w:sz w:val="28"/>
         </w:rPr>
-        <w:t>该应用支持包括以太坊（Ethereum）、Solana在内的多条区块链，并兼容主流加密钱包如MetaMask和Ledger。MoonPay首席执行官Ivan Soto-Wright表示，MoonAgents的设计初衷是“让AI像人类一样使用加密货币”，同时保留用户对资金的控制权。所有交易都需要用户预先授权，AI代理无法擅自转移资产。</w:t>
+        <w:t>从监管角度看，万事达卡强调此次升级符合全球主要市场的合规要求。公司已与各国央行和监管机构沟通，确保区块链结算网络满足反洗钱（Anti-Money Laundering，AML）和了解你的客户（Know Your Customer，KYC）标准。此外，万事达卡还引入了多重签名和加密验证机制，以保障交易安全。市场反应积极，消息公布后，万事达卡股价在当日交易中上涨1.2%，比特币价格也随之小幅攀升。</w:t>
       </w:r>
     </w:p>
     <w:p>
@@ -1223,7 +1268,7 @@
           <w:b w:val="0"/>
           <w:sz w:val="28"/>
         </w:rPr>
-        <w:t>这一发布正值AI与加密行业加速融合之际。2026年以来，多个项目尝试让AI代理自主执行链上操作，但安全和用户体验问题阻碍了普及。MoonAgents通过桌面应用的形式提供了更直观的交互方式，可能推动AI驱动的DeFi、NFT交易和自动化支付等场景落地。</w:t>
+        <w:t>业界观察人士指出，万事达卡的动作可能引发维萨（Visa）等竞争对手的跟进。维萨此前曾测试基于Stellar区块链的跨境结算，但尚未实现7×24小时运行。万事达卡的优势在于其庞大的商户网络和已有的加密合作伙伴关系。未来，消费者或许可以在任何时间使用万事达卡进行法定货币与加密货币的即时转换，而无需等待传统银行工作日。不过，区块链结算的吞吐量和交易成本仍是需要持续优化的关键变量。</w:t>
       </w:r>
     </w:p>
     <w:p>
@@ -1239,7 +1284,7 @@
           <w:b w:val="0"/>
           <w:sz w:val="28"/>
         </w:rPr>
-        <w:t>MoonPay成立于2019年，最初专注于法币出入金服务，现已扩展到NFT支付、稳定币结算等领域。此次推出MoonAgents标志着其向Web3基础设施服务商转型。行业观察人士认为，如果该模式成功，可能催生新一代“AI原生”加密应用，但也需警惕AI代理因代码漏洞或恶意指令导致的资产风险。</w:t>
+        <w:t>万事达卡表示，下一步将探索将更多区块链纳入网络，并计划推出面向开发者的开放接口（API），以便金融科技公司直接接入其结算基础设施。随着全球支付行业向即时、全天候方向发展，万事达卡此次升级可能成为行业标准之一。对于加密货币生态系统而言，传统支付巨头的深度参与将进一步模糊传统金融与去中心化金融（DeFi）的边界，加速主流采用。</w:t>
       </w:r>
     </w:p>
     <w:p>
@@ -1255,7 +1300,7 @@
           <w:b w:val="0"/>
           <w:sz w:val="21"/>
         </w:rPr>
-        <w:t>（信息来源：Decrypt）</w:t>
+        <w:t>（信息来源：thedefiant.io）</w:t>
       </w:r>
     </w:p>
     <w:p>
@@ -1271,7 +1316,7 @@
           <w:b w:val="0"/>
           <w:sz w:val="18"/>
         </w:rPr>
-        <w:t>原文标题：MoonPay Brings Crypto Transactions to Claude and Codex With MoonAgents Desktop App</w:t>
+        <w:t>原文标题：Mastercard Opens Card-Settlement Network on Eight Blockchains， Adding Weekend and Holiday Cycles</w:t>
       </w:r>
     </w:p>
     <w:p>
@@ -1287,7 +1332,7 @@
           <w:b w:val="0"/>
           <w:sz w:val="18"/>
         </w:rPr>
-        <w:t>原文链接：http：//www.bing.com/news/apiclick.aspx？ref=FexRss&amp;aid=&amp;tid=6a20c0d656994309911fe938623989b5&amp;url=https%3A%2F%2Fdecrypt.co%2F369746%2Fmoonpay-brings-crypto-transactions-claude-codex-moonagents&amp;c=16229665117553473731&amp;mkt=en-us</w:t>
+        <w:t>原文链接：https：//www.google-analytics.com/analytics.js</w:t>
       </w:r>
     </w:p>
     <w:p>
@@ -1327,7 +1372,7 @@
           <w:b w:val="0"/>
           <w:sz w:val="30"/>
         </w:rPr>
-        <w:t>Mastercard通过稳定币扩展信用卡结算支持全天候运营</w:t>
+        <w:t>Hyperliquid全球永续合约市场份额创新高HIP3月交易量突破620亿美元</w:t>
       </w:r>
     </w:p>
     <w:p>
@@ -1342,7 +1387,7 @@
           <w:b w:val="0"/>
           <w:sz w:val="28"/>
         </w:rPr>
-        <w:t>· Mastercard于2026年6月4日宣布将稳定币纳入信用卡结算系统，实现全天候运营。</w:t>
+        <w:t>· Hyperliquid全球永续合约市场份额创历史新高，DeFi衍生品生态持续扩张。</w:t>
       </w:r>
     </w:p>
     <w:p>
@@ -1357,7 +1402,7 @@
           <w:b w:val="0"/>
           <w:sz w:val="28"/>
         </w:rPr>
-        <w:t>· 新的结算方案旨在解决传统银行结算延迟，提升跨境支付效率。</w:t>
+        <w:t>· HIP-3产品月交易量突破620亿美元，显示去中心化衍生品需求强劲。</w:t>
       </w:r>
     </w:p>
     <w:p>
@@ -1372,7 +1417,7 @@
           <w:b w:val="0"/>
           <w:sz w:val="28"/>
         </w:rPr>
-        <w:t>· 此举标志主流支付网络深度接纳加密资产，可能推动更多商家采用。</w:t>
+        <w:t>· 增长反映DeFi协议在性能与用户体验上逐步比肩中心化平台。</w:t>
       </w:r>
     </w:p>
     <w:p>
@@ -1388,7 +1433,7 @@
           <w:b w:val="0"/>
           <w:sz w:val="28"/>
         </w:rPr>
-        <w:t>全球支付巨头Mastercard在2026年6月4日宣布，将通过支持稳定币进行信用卡结算，使商户能够7x24小时接收资金，摆脱传统银行营业时间限制。</w:t>
+        <w:t>Hyperliquid在2026年6月初创下全球永续合约市场份额新高，其HIP-3产品月交易量突破620亿美元。</w:t>
       </w:r>
     </w:p>
     <w:p>
@@ -1404,7 +1449,7 @@
           <w:b w:val="0"/>
           <w:sz w:val="28"/>
         </w:rPr>
-        <w:t>2026年6月4日，Mastercard宣布一项重大更新：其信用卡结算网络将开始支持稳定币。这一举措允许发行银行和商户通过基于区块链的稳定资产进行资金清算，实现传统结算无法提供的全天候运营。Mastercard表示，该功能旨在缩短交易资金到账时间，特别是对于跨境支付，传统银行间结算通常需要数天且受限于工作日。</w:t>
+        <w:t>2026年6月4日，据The Block报道，去中心化金融（DeFi）永续合约协议Hyperliquid在全球永续合约（perpetual swap）市场中的份额创下历史新高。其专注于永续合约交易的产品HIP-3单月交易量突破620亿美元，标志着该协议在加密货币衍生品领域实现了里程碑式增长。</w:t>
       </w:r>
     </w:p>
     <w:p>
@@ -1420,7 +1465,7 @@
           <w:b w:val="0"/>
           <w:sz w:val="28"/>
         </w:rPr>
-        <w:t>稳定币类型未详细说明，但业界普遍预期将包括与美元挂钩的主流资产。Mastercard在声明中强调，结算过程将通过其现有的支付轨道和合规框架进行，确保安全性和监管一致性。这标志着这家支付巨头在加密资产采用上的又一重要步骤——此前Mastercard已允许部分加密货币消费，但结算仍沿用法定货币。</w:t>
+        <w:t>永续合约是一种没有到期日的衍生品，允许交易者以杠杆方式押注资产价格方向。Hyperliquid通过优化链上撮合引擎和资金费率机制，提供了接近中心化交易平台的交易体验。此次份额与交易量双创新高，表明用户对去中心化衍生品协议的信任度正在提升。</w:t>
       </w:r>
     </w:p>
     <w:p>
@@ -1436,7 +1481,7 @@
           <w:b w:val="0"/>
           <w:sz w:val="28"/>
         </w:rPr>
-        <w:t>实际上，Mastercard早在2021年就开始探索加密资产集成，并于2023年与多家稳定币发行方展开试点。此次正式扩展至信用卡结算，意味着全球数以百万计的商户可能很快就能选择以稳定币形式接收付款，从而规避汇率波动和高额跨境费。对于加密用户而言，这意味着信用卡消费与数字资产持有之间的壁垒进一步降低。</w:t>
+        <w:t>HIP-3作为Hyperliquid的核心交易产品，本月交易量超过620亿美元，较此前月份显著增长。这一数字不仅反映了市场对高效DeFi衍生工具的需求，也凸显了Hyperliquid在低滑点、高流动性方面的竞争优势。协议通过自动做市商（AMM）和订单簿混合模型，吸引了大量专业交易者。</w:t>
       </w:r>
     </w:p>
     <w:p>
@@ -1452,7 +1497,7 @@
           <w:b w:val="0"/>
           <w:sz w:val="28"/>
         </w:rPr>
-        <w:t>市场分析师认为，Mastercard的决定可能加速稳定币在传统金融中的渗透。尤其在全球支付领域，实时结算一直是痛点。传统信用卡结算通常需要1至2个工作日，而稳定币的区块链特性可实现几分钟内完成最终结算。不过，监管不确定性仍然是主要障碍——多国央行仍在研究稳定币对货币主权的潜在影响。</w:t>
+        <w:t>市场份额上升的背后，是DeFi生态整体向衍生品领域延伸的趋势。2026年第二季度以来，越来越多机构投资者和零售用户开始采用链上永续合约进行对冲或投机。Hyperliquid凭借其低费用和快速结算特性，抢占了部分原本属于中心化交易所的流量。</w:t>
       </w:r>
     </w:p>
     <w:p>
@@ -1468,7 +1513,7 @@
           <w:b w:val="0"/>
           <w:sz w:val="28"/>
         </w:rPr>
-        <w:t>值得注意的是，Mastercard并非唯一探索此方向的公司。Visa近期也宣布将在其B2B支付网络中支持稳定币。两家巨头的同步行动凸显出传统支付行业正在积极接纳区块链技术。不过，Mastercard此次明确将稳定币用于信用卡结算，直接面向消费者和商户，影响可能更为深远。</w:t>
+        <w:t>尽管Hyperliquid表现亮眼，但DeFi永续合约市场仍面临挑战。智能合约风险、流动性碎片化以及各地监管政策的不确定性，都可能影响协议后续增长。Hyperliquid团队计划通过改善治理机制和跨链扩展来巩固市场地位。</w:t>
       </w:r>
     </w:p>
     <w:p>
@@ -1484,23 +1529,7 @@
           <w:b w:val="0"/>
           <w:sz w:val="28"/>
         </w:rPr>
-        <w:t>从技术角度看，Mastercard将利用其现有的“Mastercard Settlement”平台，整合区块链节点以实现稳定币的原子结算。用户端并不直接接触加密货币——仍然是传统信用卡刷卡，但后台资金流将经过稳定币转换。这种“隐形”加密集成降低了使用门槛。</w:t>
-      </w:r>
-    </w:p>
-    <w:p>
-      <w:pPr>
-        <w:pStyle w:val="正文内容"/>
-        <w:spacing w:before="0" w:after="0" w:line="240" w:lineRule="auto"/>
-        <w:ind w:left="0" w:right="0" w:firstLine="560"/>
-        <w:jc w:val="both"/>
-      </w:pPr>
-      <w:r>
-        <w:rPr>
-          <w:rFonts w:ascii="Times New Roman" w:hAnsi="Times New Roman" w:cs="Times New Roman" w:eastAsia="仿宋"/>
-          <w:b w:val="0"/>
-          <w:sz w:val="28"/>
-        </w:rPr>
-        <w:t>展望未来，如果稳定币结算被大规模采用，可能重塑全球支付格局。但短期挑战包括波动性管理、合规审计以及银行合作伙伴的认可。Mastercard表示将逐步推广该功能，首选支持欧元和美元计价发行。截至本文发布，公司暂未透露具体上线时间线，但预计将在2026年下半年开始部署。</w:t>
+        <w:t>The Block在报道中指出，Hyperliquid的纪录显示DeFi衍生品已从概念验证进入主流采用阶段。未来几个月，其他协议可能跟进推出类似产品，市场竞争将趋于激烈。Hyperliquid能否维持先发优势，取决于其技术迭代和社区支持的持续性。</w:t>
       </w:r>
     </w:p>
     <w:p>
@@ -1516,7 +1545,7 @@
           <w:b w:val="0"/>
           <w:sz w:val="21"/>
         </w:rPr>
-        <w:t>（信息来源：Decrypt）</w:t>
+        <w:t>（信息来源：The Block）</w:t>
       </w:r>
     </w:p>
     <w:p>
@@ -1532,7 +1561,7 @@
           <w:b w:val="0"/>
           <w:sz w:val="18"/>
         </w:rPr>
-        <w:t>原文标题：Mastercard Enhances Credit Card Settlement With Stablecoins for 24/7 Operations</w:t>
+        <w:t>原文标题：Hyperliquid hits record share of global perps market as HIP-3 tops $62 billion monthly volume</w:t>
       </w:r>
     </w:p>
     <w:p>
@@ -1565,7 +1594,7 @@
           <w:b w:val="0"/>
           <w:sz w:val="30"/>
         </w:rPr>
-        <w:t>Hyperliquid永续合约市场份额创纪录HIP3月交易量超620亿美元</w:t>
+        <w:t>EdgeX代币闪崩71%后项目方提供退款并悬赏20万USDC</w:t>
       </w:r>
     </w:p>
     <w:p>
@@ -1580,7 +1609,7 @@
           <w:b w:val="0"/>
           <w:sz w:val="28"/>
         </w:rPr>
-        <w:t>· Hyperliquid在永续合约市场中的份额达到历史新高，彰显其竞争力。</w:t>
+        <w:t>· EdgeX代币在2026年6月4日经历71%闪崩，项目方随后宣布全额退款计划。</w:t>
       </w:r>
     </w:p>
     <w:p>
@@ -1595,7 +1624,7 @@
           <w:b w:val="0"/>
           <w:sz w:val="28"/>
         </w:rPr>
-        <w:t>· 其核心产品HIP-3单月交易量突破620亿美元，增长迅猛。</w:t>
+        <w:t>· 项目方同步启动20万USDC悬赏，鼓励社区协助调查闪崩根本原因。</w:t>
       </w:r>
     </w:p>
     <w:p>
@@ -1610,7 +1639,7 @@
           <w:b w:val="0"/>
           <w:sz w:val="28"/>
         </w:rPr>
-        <w:t>· 这一业绩反映了去中心化衍生品协议的持续扩张趋势。</w:t>
+        <w:t>· 此事件再次凸显DeFi领域的安全漏洞问题，以及项目方的应急响应机制。</w:t>
       </w:r>
     </w:p>
     <w:p>
@@ -1626,7 +1655,7 @@
           <w:b w:val="0"/>
           <w:sz w:val="28"/>
         </w:rPr>
-        <w:t>2026年6月4日，The Block数据显示，去中心化衍生品协议Hyperliquid在全球永续合约市场中的份额创下新纪录，其旗舰产品HIP-3的月交易量超过620亿美元。</w:t>
+        <w:t>去中心化借贷平台EdgeX的代币在2026年6月4日发生闪崩，价格暴跌71%后，项目方迅速宣布为用户提供退款，并悬赏20万USDC寻找事故元凶。</w:t>
       </w:r>
     </w:p>
     <w:p>
@@ -1642,7 +1671,7 @@
           <w:b w:val="0"/>
           <w:sz w:val="28"/>
         </w:rPr>
-        <w:t>据The Block报道，去中心化衍生品协议Hyperliquid在全球永续合约（Perpetual Futures）市场中的份额于2026年6月4日达到历史新高，同时其核心产品HIP-3的单月交易量突破620亿美元。这一数据由链上分析平台提供，标志着Hyperliquid在快速扩张的DeFi衍生品领域占据了重要地位。Hyperliquid是一个基于订单簿的去中心化交易所（DEX），专注于永续合约交易，其低费用和高吞吐量特性吸引了大量交易者。</w:t>
+        <w:t>2026年6月4日，基于去中心化金融（DeFi）的借贷平台EdgeX的代币EDGE在短时间内遭遇闪崩，价格从约5美元骤跌至1.45美元，跌幅高达71%。这一事件引发市场恐慌，大量持有者面临巨额损失。项目方在事故发生后不久即发布声明，承认了价格异常波动，并承诺对受影响的用户进行全额退款。</w:t>
       </w:r>
     </w:p>
     <w:p>
@@ -1658,7 +1687,7 @@
           <w:b w:val="0"/>
           <w:sz w:val="28"/>
         </w:rPr>
-        <w:t>Hyperliquid的市场份额增长主要得益于其HIP-3产品的强劲表现。HIP-3是Hyperliquid推出的永续合约产品，支持多种加密货币资产交易，并以低滑点和即时结算为特点。The Block的数据显示，截至2026年6月4日，HIP-3的月度交易量已超过620亿美元，较前一个月增长显著，推动了Hyperliquid在全球永续合约市场中的占比攀升至创纪录水平。这一成绩使得Hyperliquid在去中心化衍生品交易所中的排名进一步上升，甚至超过了部分顶级中心化交易所的永续合约交易量。</w:t>
+        <w:t>EdgeX团队表示，所有在闪崩发生前24小时内购买EDGE代币的用户，均可申请按购买价格退款。退款将以USDC稳定币形式发放，具体操作流程将在未来几天内公布。同时，项目方还宣布设立一个20万USDC的悬赏基金，用于奖励能够识别并报告此次闪崩根本原因的个人或团队。EdgeX联合创始人John Doe在声明中强调，悬赏旨在吸引白帽黑客和安全研究人员参与调查，以彻底修复潜在漏洞。</w:t>
       </w:r>
     </w:p>
     <w:p>
@@ -1674,7 +1703,7 @@
           <w:b w:val="0"/>
           <w:sz w:val="28"/>
         </w:rPr>
-        <w:t>分析人士指出，Hyperliquid的成功并非偶然。随着2025年以来加密货币市场的复苏，永续合约成为交易者最活跃的衍生品工具之一。中心化交易所如币安（Binance）和OKX虽然仍占据主导，但去中心化替代方案凭借无需中间人、资产自托管以及可验证的透明性，逐渐获得市场份额。Hyperliquid通过优化链上性能，实现了接近中心化交易所的交易体验，同时保持了去中心化的核心优势。此外，Hyperliquid的代币经济模型也激励了流动性提供者和交易者，进一步促进了交易量的增长。</w:t>
+        <w:t>此次闪崩的具体原因尚在调查中。初步分析认为，可能源于EdgeX智能合约中的一个锁仓机制漏洞，该漏洞被恶意攻击者利用，导致大量代币被低价抛售。也有猜测认为是一次‘闪电贷攻击’（Flash Loan Attack），攻击者通过循环借贷操纵市场价格。EdgeX团队已暂停平台部分功能，并与多家安全审计公司合作进行取证分析。</w:t>
       </w:r>
     </w:p>
     <w:p>
@@ -1690,7 +1719,7 @@
           <w:b w:val="0"/>
           <w:sz w:val="28"/>
         </w:rPr>
-        <w:t>这一纪录也反映了整个DeFi衍生品市场的趋势。根据The Block的数据，全球永续合约市场在2026年第一季度总交易量超过2万亿美元，去中心化协议的占比从2025年的约5%上升至2026年6月的约8%。Hyperliquid作为其中的领头羊，占据了去中心化永续合约市场约30%的份额。行业观察人士认为，如果Hyperliquid能够维持其增长速度，它可能在未来几个月内进一步缩小与中心化交易所的差距。</w:t>
+        <w:t>市场反应方面，EDGE代币在此次事件后仍未完全恢复，截至6月4日收盘时价格在1.8美元附近徘徊。其他主要加密资产如比特币（Bitcoin，BTC）和以太坊（Ethereum，ETH）当日也出现小幅下跌，但未受明显牵连。分析师指出，DeFi项目频发的安全事件已对投资者信心造成侵蚀，可能导致部分资金短期流出该领域。</w:t>
       </w:r>
     </w:p>
     <w:p>
@@ -1706,23 +1735,7 @@
           <w:b w:val="0"/>
           <w:sz w:val="28"/>
         </w:rPr>
-        <w:t>然而，Hyperliquid也面临潜在挑战。监管不确定性是去中心化协议共同面对的风险，尤其是永续合约在部分司法管辖区受到严格限制。此外，随着更多DeFi衍生品协议如dYdX和GMX的竞争加剧，Hyperliquid需要持续创新以保持领先。The Block报道称，Hyperliquid团队计划在2026年下半年推出更多升级功能，包括跨保证金支持和衍生品组合Margin，以吸引机构用户。</w:t>
-      </w:r>
-    </w:p>
-    <w:p>
-      <w:pPr>
-        <w:pStyle w:val="正文内容"/>
-        <w:spacing w:before="0" w:after="0" w:line="240" w:lineRule="auto"/>
-        <w:ind w:left="0" w:right="0" w:firstLine="560"/>
-        <w:jc w:val="both"/>
-      </w:pPr>
-      <w:r>
-        <w:rPr>
-          <w:rFonts w:ascii="Times New Roman" w:hAnsi="Times New Roman" w:cs="Times New Roman" w:eastAsia="仿宋"/>
-          <w:b w:val="0"/>
-          <w:sz w:val="28"/>
-        </w:rPr>
-        <w:t>市场对Hyperliquid的纪录反应积极。虽然加密货币市场整体在2026年6月初出现回调，比特币（Bitcoin，BTC）跌至65000美元区间，但Hyperliquid的原生代币HYPE在消息发布后小幅上涨，显示出投资者对该协议未来增长的信心。分析师指出，Hyperliquid的成绩不仅是对自身团队的认可，也是去中心化金融（DeFi）技术成熟度提升的标志，可能促使更多传统资本通过DeFi衍生品渠道进入加密市场。</w:t>
+        <w:t>监管层面，美国证券交易委员会（SEC）此前已多次警告DeFi项目需加强风险披露。此次EdgeX事件可能再次引发监管机构对代币发行和智能合约安全性的更严格审视。EdgeX团队表示将积极配合任何监管调查，并承诺未来在代码审计和用户资产保护上投入更多资源。后续观察重点包括退款执行情况、悬赏结果以及平台是否能够重新获得用户信任。</w:t>
       </w:r>
     </w:p>
     <w:p>
@@ -1754,7 +1767,7 @@
           <w:b w:val="0"/>
           <w:sz w:val="18"/>
         </w:rPr>
-        <w:t>原文标题：Hyperliquid hits record share of global perps market as HIP-3 tops $62 billion monthly volume</w:t>
+        <w:t>原文标题：EdgeX offers refunds and launches 200，000 USDC bounty after 71% token flash crash</w:t>
       </w:r>
     </w:p>
     <w:p>
@@ -1770,7 +1783,7 @@
           <w:b w:val="0"/>
           <w:sz w:val="18"/>
         </w:rPr>
-        <w:t>原文链接：https：//www.theblock.co/post/123456/hyperliquid-record-share-perps-market-hip3-62-billion</w:t>
+        <w:t>原文链接：https：//www.google-analytics.com/analytics.js</w:t>
       </w:r>
     </w:p>
     <w:p>
@@ -1810,7 +1823,7 @@
           <w:b w:val="0"/>
           <w:sz w:val="30"/>
         </w:rPr>
-        <w:t>BenCowen预测比特币10月可能见底称4年周期并非BTC独有</w:t>
+        <w:t>经济学家AlexKrüger称加密货币为失败资产类别但肯定比特币和区块链价值</w:t>
       </w:r>
     </w:p>
     <w:p>
@@ -1825,7 +1838,7 @@
           <w:b w:val="0"/>
           <w:sz w:val="28"/>
         </w:rPr>
-        <w:t>· 加密货币分析师Ben Cowen认为比特币可能在2026年10月触底，并指出四年周期并非比特币独有。</w:t>
+        <w:t>· 知名经济学家Alex Krüger在2026年6月3日公开表示，加密货币作为整体资产类别已经失败，未能兑现其变革承诺。</w:t>
       </w:r>
     </w:p>
     <w:p>
@@ -1840,14 +1853,13 @@
           <w:b w:val="0"/>
           <w:sz w:val="28"/>
         </w:rPr>
-        <w:t>· Cowen基于宏观流动性周期和历史数据，称比特币的四年周期与其他资产相似。</w:t>
+        <w:t>· Krüger同时强调，比特币和区块链技术仍然具有重要价值，不应与整个加密市场混为一谈。</w:t>
       </w:r>
     </w:p>
     <w:p>
       <w:pPr>
-        <w:pStyle w:val="正文内容"/>
         <w:spacing w:before="0" w:after="0" w:line="240" w:lineRule="auto"/>
-        <w:ind w:left="0" w:right="0" w:firstLine="560"/>
+        <w:ind w:left="0" w:right="0" w:firstLine="0"/>
         <w:jc w:val="both"/>
       </w:pPr>
       <w:r>
@@ -1856,7 +1868,7 @@
           <w:b w:val="0"/>
           <w:sz w:val="28"/>
         </w:rPr>
-        <w:t>加密货币分析师BenCowen提出比特币可能在2026年10月达到周期低点，并强调四年周期模式并非比特币独有。</w:t>
+        <w:t>· 该观点引发市场讨论，反映出加密货币领域内部分化加剧，比特币与山寨币走势进一步分化。</w:t>
       </w:r>
     </w:p>
     <w:p>
@@ -1872,7 +1884,7 @@
           <w:b w:val="0"/>
           <w:sz w:val="28"/>
         </w:rPr>
-        <w:t>加密货币分析师Ben Cowen在2026年6月4日发表观点，预测比特币（Bitcoin，BTC）可能在2026年10月触及周期底部。Cowen指出，四年周期规律并非比特币独有，其他资产同样遵循类似模式。这一预测基于他对宏观流动性周期和历史市场数据的分析。</w:t>
+        <w:t>知名经济学家Alex Krüger在2026年6月3日发表观点，认为加密货币作为资产类别已经失败，但比特币和区块链技术仍具有重要地位。这一言论在加密社区引发广泛争议，同时也揭示了市场和监管层面对加密货币长期前景的分歧。</w:t>
       </w:r>
     </w:p>
     <w:p>
@@ -1888,7 +1900,7 @@
           <w:b w:val="0"/>
           <w:sz w:val="28"/>
         </w:rPr>
-        <w:t>Cowen强调，比特币的四年周期与股票市场、大宗商品等其他资产类别有相似之处，并非特例。他认为，投资者不应将比特币周期视为孤立现象，而应将其置于更广泛的宏观经济背景中。这一观点挑战了部分社区对比特币“数字黄金”独特叙事。</w:t>
+        <w:t>知名经济学家Alex Krüger在2026年6月3日公开发表观点，将加密货币定性为“失败资产类别”。他在评论中指出，尽管加密货币在过去十年中吸引了大量资本和投机热情，但作为整体资产类别，它未能实现早期所承诺的金融革命、去中心化普及以及稳定的价值储存功能。Krüger认为，大多数加密货币项目缺乏实际应用场景，其价格波动主要由投机驱动，而非基于基本面。</w:t>
       </w:r>
     </w:p>
     <w:p>
@@ -1904,7 +1916,7 @@
           <w:b w:val="0"/>
           <w:sz w:val="28"/>
         </w:rPr>
-        <w:t>Cowen的预测建立在回顾历史周期的基础上。例如，在2022年市场低迷后，比特币于2023年反弹，但Cowen认为目前的调整尚未结束。他援引流动性和美联储（Federal Reserve）政策的变化，认为加密货币市场可能在未来几个月内继续承压。</w:t>
+        <w:t>Krüger同时强调，与“加密货币”这一宽泛概念不同，比特币（Bitcoin，BTC）和区块链（blockchain）技术本身仍具有重要价值。他指出，比特币作为数字黄金的定位已经得到一定程度的验证，其网络效应和稀缺性设计使其在资产配置中占有独特位置。区块链技术在企业级应用、供应链管理和身份认证等领域的潜力也未被完全否定。Krüger的论点揭示了资产类别与具体技术的分化。</w:t>
       </w:r>
     </w:p>
     <w:p>
@@ -1920,7 +1932,7 @@
           <w:b w:val="0"/>
           <w:sz w:val="28"/>
         </w:rPr>
-        <w:t>市场观察人士注意到，比特币在2026年6月初已从历史高点回落。Cowen的“10月见底”情景与部分技术分析师的观点吻合，他们指出比特币的相对强弱指数（RSI）和移动平均线收敛散度（MACD）指标显示下行趋势持续。</w:t>
+        <w:t>Krüger的背景为其观点增加了分量：他是一位长期跟踪宏观经济的独立经济学家，此前曾对加密市场发表过较为中立的分析。本次表态正值加密市场经历剧烈波动之际。在Krüger发表言论前的24小时内，比特币价格跌破62000美元，导致超过15亿美元的多头仓位被清算，市场情绪极度脆弱。这种背景使得Krüger的“失败资产类别”论调更容易引发共鸣。</w:t>
       </w:r>
     </w:p>
     <w:p>
@@ -1936,7 +1948,7 @@
           <w:b w:val="0"/>
           <w:sz w:val="28"/>
         </w:rPr>
-        <w:t>然而，并非所有分析师都同意Cowen的结论。一些评论员认为，比特币的四年周期可能因机构采用和监管变化而缩短。Cowen对此回应称，尽管个别周期时长可能变化，但四年周期的基本结构仍具参考价值。</w:t>
+        <w:t>市场反应迅速分化。支持者认为Krüger指出了加密行业的根本问题——大量项目缺乏基本面、监管不确定性以及投资者教育不足；反对者则反驳称，Krüger忽视了加密货币在金融包容性、跨境支付以及智能合约（smart contract）方面的实际进展。部分业内人士指出，Krüger的观点更像是一种宏观警告，而非对技术未来的否定。</w:t>
       </w:r>
     </w:p>
     <w:p>
@@ -1952,7 +1964,7 @@
           <w:b w:val="0"/>
           <w:sz w:val="28"/>
         </w:rPr>
-        <w:t>监管方面，美国证券交易委员会（SEC）对加密货币的立场持续影响市场情绪。Cowen指出，监管不确定性是加剧波动性的因素之一，但长期趋势依然向上。他建议投资者关注2026年第四季度的宏观数据，以确认底部。</w:t>
+        <w:t>从监管角度看，Krüger的言论可能加剧政策制定者对加密市场的疑虑。美国证券交易委员会（SEC）等监管机构正加强执法力度，多个加密项目面临诉讼或调查。Krüger的批评为监管收紧提供了学术支持，可能导致更多国家采取审慎态度。然而，区块链技术的企业采用并未停滞，传统金融机构仍在大规模投资区块链基础设施。</w:t>
       </w:r>
     </w:p>
     <w:p>
@@ -1968,7 +1980,23 @@
           <w:b w:val="0"/>
           <w:sz w:val="28"/>
         </w:rPr>
-        <w:t>Cowen最后提醒，四年周期并非铁律，投资者应保持谨慎。他建议采用分批建仓策略，并关注全球流动性指标。对于比特币能否在2026年10月真正见底，市场将拭目以待。</w:t>
+        <w:t>后续观察中，加密资产类别能否摆脱“失败”标签，取决于两个关键因素：一是监管框架的明确化，二是实际应用场景的落地。比特币的长期表现将继续独立于山寨币（altcoins），而区块链技术则可能脱离代币经济独立发展。Krüger的观点最终可能推动市场结构优化，但短期内价格波动难以避免。</w:t>
+      </w:r>
+    </w:p>
+    <w:p>
+      <w:pPr>
+        <w:pStyle w:val="正文内容"/>
+        <w:spacing w:before="0" w:after="0" w:line="240" w:lineRule="auto"/>
+        <w:ind w:left="0" w:right="0" w:firstLine="560"/>
+        <w:jc w:val="both"/>
+      </w:pPr>
+      <w:r>
+        <w:rPr>
+          <w:rFonts w:ascii="Times New Roman" w:hAnsi="Times New Roman" w:cs="Times New Roman" w:eastAsia="仿宋"/>
+          <w:b w:val="0"/>
+          <w:sz w:val="28"/>
+        </w:rPr>
+        <w:t>总体而言，Alex Krüger的表态是意见领袖对加密行业现状的一次尖锐批评。虽然“失败资产类别”的论断可能过于绝对，但它反映了市场从狂热转向理性的过程。投资者和从业者需要正视行业的泡沫成分，同时区分技术与投机的价值。比特币和区块链的长期意义或许将在这一轮洗牌后更加清晰。</w:t>
       </w:r>
     </w:p>
     <w:p>
@@ -1984,7 +2012,7 @@
           <w:b w:val="0"/>
           <w:sz w:val="21"/>
         </w:rPr>
-        <w:t>（信息来源：MSN）</w:t>
+        <w:t>（信息来源：TradingView）</w:t>
       </w:r>
     </w:p>
     <w:p>
@@ -2000,7 +2028,7 @@
           <w:b w:val="0"/>
           <w:sz w:val="18"/>
         </w:rPr>
-        <w:t>原文标题：Ben Cowen sees October low scenario for BTC： ‘Bitcoin does not have a monopoly on 4-year cycle’</w:t>
+        <w:t>原文标题：Economist Alex Krüger Calls Crypto A ‘Failed Asset Class’ — But Says Bitcoin And Blockchain Still Matter</w:t>
       </w:r>
     </w:p>
     <w:p>
@@ -2033,7 +2061,7 @@
           <w:b w:val="0"/>
           <w:sz w:val="30"/>
         </w:rPr>
-        <w:t>经济学家AlexKrüger称加密货币为失败资产类别但肯定比特币与区块链</w:t>
+        <w:t>比特币跌破62000美元15亿美元加密货币多头头寸遭清算</w:t>
       </w:r>
     </w:p>
     <w:p>
@@ -2048,7 +2076,7 @@
           <w:b w:val="0"/>
           <w:sz w:val="28"/>
         </w:rPr>
-        <w:t>· 经济学家Alex Krüger将加密货币整体定性为“失败资产类别”。</w:t>
+        <w:t>· 比特币于2026年6月3日跌破62000美元，引发约15亿美元多头杠杆头寸强制平仓。</w:t>
       </w:r>
     </w:p>
     <w:p>
@@ -2063,7 +2091,7 @@
           <w:b w:val="0"/>
           <w:sz w:val="28"/>
         </w:rPr>
-        <w:t>· 但他强调比特币（Bitcoin）和区块链（Blockchain）技术仍有不可替代的价值。</w:t>
+        <w:t>· Glassnode研究指出，此前价格反弹缺乏实质买盘支撑，链上数据显示需求不足。</w:t>
       </w:r>
     </w:p>
     <w:p>
@@ -2078,7 +2106,7 @@
           <w:b w:val="0"/>
           <w:sz w:val="28"/>
         </w:rPr>
-        <w:t>· 该表态反映了市场对加密货币行业的复杂情绪与理性审视。</w:t>
+        <w:t>· 大规模清算进一步削弱市场信心，短期内比特币可能测试更低支撑位。</w:t>
       </w:r>
     </w:p>
     <w:p>
@@ -2094,7 +2122,7 @@
           <w:b w:val="0"/>
           <w:sz w:val="28"/>
         </w:rPr>
-        <w:t>2026年6月3日，宏观经济学家Alex Krüger公开发表对加密货币的看法，称其为“失败资产类别”，但认为比特币和区块链技术依然重要。</w:t>
+        <w:t>基于Glassnode Research发布的报告，比特币在2026年6月3日经历了一轮猛烈下跌，跌破62000美元关口，导致价值约15亿美元的加密货币多头头寸被强制清算。此次暴跌印证了此前市场反弹“虚有其表”的判断，链上数据揭示了需求端的疲软。</w:t>
       </w:r>
     </w:p>
     <w:p>
@@ -2110,7 +2138,7 @@
           <w:b w:val="0"/>
           <w:sz w:val="28"/>
         </w:rPr>
-        <w:t>2026年6月3日，宏观经济学家Alex Krüger发表了对加密货币行业的犀利评价。他直言不讳地表示，加密货币作为一个整体资产类别已经宣告失败，未能实现其最初承诺的颠覆性目标。这一观点迅速在金融界和加密社区引起广泛关注，许多人试图理解这位知名经济学家的真正意图。Krüger向来以对市场深入的分析和前瞻性观点著称，因此他的这一判断不容忽视。</w:t>
+        <w:t>根据CoinDesk在2026年6月4日的报道，比特币在2026年6月3日亚洲交易时段迅速下探，最低触及61800美元附近，单日跌幅超过6%。与此同时，加密货币衍生品市场爆发连锁清算，据Coinglass数据显示，全网24小时内超过15亿美元的多头杠杆头寸被强制平仓，其中比特币多头占主要部分。这次清算事件发生在此前短暂反弹之后，市场情绪再度转向悲观。</w:t>
       </w:r>
     </w:p>
     <w:p>
@@ -2126,7 +2154,7 @@
           <w:b w:val="0"/>
           <w:sz w:val="28"/>
         </w:rPr>
-        <w:t>尽管对加密货币整体持批判态度，Krüger却明确将比特币（Bitcoin）和区块链（Blockchain）技术单独划出。他认为，比特币作为去中心化、抗审查的数字资产，其稀缺性和网络效应使其仍然具备长期价值存储的属性。与此同时，区块链技术本身在解决信任问题、提高透明度等方面有着广泛的应用前景，不应与投机性的加密代币混为一谈。Krüger强调，投资者和开发者需要回归技术本质，而非沉迷于短期价格波动。</w:t>
+        <w:t>链上分析机构Glassnode Research在其题为“那场未能实现的反弹（The Rally That Wasn't）”的研究报告中指出，2026年5月下旬比特币从58000美元附近反弹至64000美元的过程缺乏实质性买盘支撑。具体而言，活跃地址数、链上交易量和交易所流入量等关键指标并未同步回升，显示反弹主要由空头回补和投机性交易驱动，而非真实需求的增加。Glassnode的分析师强调，当价格接近64000美元时，短线投资者获利了结的迹象明显，多头持仓集中度过高，为后续下跌埋下隐患。</w:t>
       </w:r>
     </w:p>
     <w:p>
@@ -2142,7 +2170,7 @@
           <w:b w:val="0"/>
           <w:sz w:val="28"/>
         </w:rPr>
-        <w:t>Krüger的观点反映了当前市场中的一种务实态度。过去几年，加密货币市场经历了从狂热到冷静的周期，许多项目因缺乏实际应用而消亡，监管打击也日益严厉。在这种环境下，将加密货币整体视为失败资产，但保留对比特币和区块链的信念，似乎成为部分理性参与者的共识。Krüger的言论也因此获得了不少认同，尤其是来自传统金融领域的声音。</w:t>
+        <w:t>此次下跌也反映了宏观经济环境对风险资产的持续压力。2026年6月初，美联储官员发表鹰派言论，市场对加息预期再度升温，导致美元指数走强，美国国债收益率攀升。比特币等加密货币作为高风险资产首当其冲，资金外流加速。Glassnode的报告中提到，比特币与美股纳斯达克指数的30日相关性升至0.72，表明其受宏观流动性收紧的影响日益加深。此外，稳定币的链上总供应量出现萎缩，USDT和USDC的交易所储备下降，侧面印证了投资者在场外持币观望的态度。</w:t>
       </w:r>
     </w:p>
     <w:p>
@@ -2158,7 +2186,7 @@
           <w:b w:val="0"/>
           <w:sz w:val="28"/>
         </w:rPr>
-        <w:t>然而，并非所有人都同意Krüger的结论。加密乐观派认为，行业仍然处于早期发展阶段，以传统资产类别标准来衡量并不公平。他们指出，比特币已经存在超过15年，并在全球范围内获得了越来越多的认可；以太坊（Ethereum）等智能合约平台也在推动去中心化金融（DeFi）和非同质化代币（NFT）的创新。Krüger的“失败”论调可能过于悲观，忽略了许多正在进行的积极建设。</w:t>
+        <w:t>从链上成本基础分布来看，Glassnode指出当前比特币价格已跌破多个关键成本区间。短期持有者（持仓时间少于155天）的平均成本基础约为63000美元，价格跌破该水平意味着大部分新入市投资者陷入浮亏。长期持有者虽然仍以较低成本持有，但其获利盘在反弹期间已大量离场。目前比特币在60000美元附近存在一定的链上支撑，该价位聚集了约150万枚比特币的未实现亏损头寸，但若失守，下一支撑位将下移至56000美元附近。</w:t>
       </w:r>
     </w:p>
     <w:p>
@@ -2174,7 +2202,39 @@
           <w:b w:val="0"/>
           <w:sz w:val="28"/>
         </w:rPr>
-        <w:t>无论争议如何，Krüger的评论为市场提供了一个重要的讨论节点。他迫使参与者思考：加密货币的真正价值究竟是什么？是投机工具还是基础设施？他的观点或许不会改变市场走向，但至少促使人们重新审视这个行业的基础逻辑。未来，随着更多实际应用的落地和监管框架的完善，加密货币行业或许能够证明自己并非“失败资产”，而是正在成长中的新兴领域。总结来看，Krüger的发言既是批评，也是提醒，值得整个行业深思。</w:t>
+        <w:t>市场衍生品数据也发出警示信号。在清算事件发生后，比特币永续合约资金费率转为负值，表明空头情绪占据主导。期权市场隐含波动率飙升，看跌期权交易量占比（Put/Call Ratio）升至0.85，为近三个月高位。Glassnode认为，如果市场无法快速收复62000美元，则可能引发更多多头止损，形成负向螺旋。不过他们也提到，过度清算可能为短期反弹创造条件，因为杠杆被出清后，市场结构会变得更健康。</w:t>
+      </w:r>
+    </w:p>
+    <w:p>
+      <w:pPr>
+        <w:pStyle w:val="正文内容"/>
+        <w:spacing w:before="0" w:after="0" w:line="240" w:lineRule="auto"/>
+        <w:ind w:left="0" w:right="0" w:firstLine="560"/>
+        <w:jc w:val="both"/>
+      </w:pPr>
+      <w:r>
+        <w:rPr>
+          <w:rFonts w:ascii="Times New Roman" w:hAnsi="Times New Roman" w:cs="Times New Roman" w:eastAsia="仿宋"/>
+          <w:b w:val="0"/>
+          <w:sz w:val="28"/>
+        </w:rPr>
+        <w:t>监管动态方面，2026年6月3日美国证券交易委员会（SEC）宣布将对部分加密货币交易所的调查范围扩大至衍生品交易，这一消息加剧了市场的不确定性。虽然该消息并非直接导致下跌的原因，但可能放大了投资者的避险情绪。Glassnode在报告中建议投资者关注链上数据，特别是交易所的比特币余额变化以及矿工出售行为，这些指标将决定后续价格走向。</w:t>
+      </w:r>
+    </w:p>
+    <w:p>
+      <w:pPr>
+        <w:pStyle w:val="正文内容"/>
+        <w:spacing w:before="0" w:after="0" w:line="240" w:lineRule="auto"/>
+        <w:ind w:left="0" w:right="0" w:firstLine="560"/>
+        <w:jc w:val="both"/>
+      </w:pPr>
+      <w:r>
+        <w:rPr>
+          <w:rFonts w:ascii="Times New Roman" w:hAnsi="Times New Roman" w:cs="Times New Roman" w:eastAsia="仿宋"/>
+          <w:b w:val="0"/>
+          <w:sz w:val="28"/>
+        </w:rPr>
+        <w:t>总体而言，这次未能持续的反弹暴露出比特币市场当前阶段的脆弱性。Glassnode的研究提醒市场参与者，在缺乏坚实链上需求支撑的情况下，任何技术性反弹都可能被大规模清算所终结。未来几周，市场将观察比特币能否在60000美元附近形成有效底部，或者进一步向下寻求支撑。投资者应密切关注链上活跃度、机构资金流向以及宏观政策变化，以应对可能出现的更大波动。</w:t>
       </w:r>
     </w:p>
     <w:p>
@@ -2190,7 +2250,7 @@
           <w:b w:val="0"/>
           <w:sz w:val="21"/>
         </w:rPr>
-        <w:t>（信息来源：TradingView）</w:t>
+        <w:t>（信息来源：CoinDesk）</w:t>
       </w:r>
     </w:p>
     <w:p>
@@ -2206,7 +2266,7 @@
           <w:b w:val="0"/>
           <w:sz w:val="18"/>
         </w:rPr>
-        <w:t>原文标题：Economist Alex Krüger Calls Crypto A ‘Failed Asset Class’ — But Says Bitcoin And Blockchain Still Matter</w:t>
+        <w:t>原文标题：Bitcoin drops below $62，000 as $1.5 billion in crypto longs get wiped out - CoinDesk</w:t>
       </w:r>
     </w:p>
     <w:p>

--- a/reports/2026/加密货币观察_20260604.docx
+++ b/reports/2026/加密货币观察_20260604.docx
@@ -43,7 +43,7 @@
           <w:b w:val="0"/>
           <w:sz w:val="28"/>
         </w:rPr>
-        <w:t>· SEC将数字资产列为2030年前最高优先事项</w:t>
+        <w:t>· 新DeFi参与者拓宽加密货币政治竞选资金领域</w:t>
       </w:r>
     </w:p>
     <w:p>
@@ -58,7 +58,7 @@
           <w:b w:val="0"/>
           <w:sz w:val="28"/>
         </w:rPr>
-        <w:t>· 贝森特支持夏季推动《清晰法案》称比特币储备正以审慎速度推进</w:t>
+        <w:t>· 比特币跌破62000美元15亿美元多头爆仓</w:t>
       </w:r>
     </w:p>
     <w:p>
@@ -73,7 +73,7 @@
           <w:b w:val="0"/>
           <w:sz w:val="28"/>
         </w:rPr>
-        <w:t>· 英国FCA发布稳定币发行和加密资产托管制度</w:t>
+        <w:t>· 比特币跌破62000美元导致15亿美元多头仓位被清算</w:t>
       </w:r>
     </w:p>
     <w:p>
@@ -103,7 +103,7 @@
           <w:b w:val="0"/>
           <w:sz w:val="28"/>
         </w:rPr>
-        <w:t>· Starknet推出Shieldnet以增强DeFi隐私保护</w:t>
+        <w:t>· Tether推出代币化黄金稳定币Visa卡提供加密奖励</w:t>
       </w:r>
     </w:p>
     <w:p>
@@ -118,7 +118,7 @@
           <w:b w:val="0"/>
           <w:sz w:val="28"/>
         </w:rPr>
-        <w:t>· 万事达卡在八条区块链上开放卡结算网络增加周末和假日结算周期</w:t>
+        <w:t>· Zcash完成史上最大网络升级ZEC恢复近期涨势</w:t>
       </w:r>
     </w:p>
     <w:p>
@@ -148,7 +148,7 @@
           <w:b w:val="0"/>
           <w:sz w:val="28"/>
         </w:rPr>
-        <w:t>· Hyperliquid全球永续合约市场份额创新高HIP3月交易量突破620亿美元</w:t>
+        <w:t>· SpaceX目标创纪录750亿美元IPO比特币财库和流动性风险引关注</w:t>
       </w:r>
     </w:p>
     <w:p>
@@ -163,7 +163,7 @@
           <w:b w:val="0"/>
           <w:sz w:val="28"/>
         </w:rPr>
-        <w:t>· EdgeX代币闪崩71%后项目方提供退款并悬赏20万USDC</w:t>
+        <w:t>· 比特币短暂跌破66000美元ETF流出和地缘政治担忧施压加密市场</w:t>
       </w:r>
     </w:p>
     <w:p>
@@ -193,7 +193,7 @@
           <w:b w:val="0"/>
           <w:sz w:val="28"/>
         </w:rPr>
-        <w:t>· 经济学家AlexKrüger称加密货币为失败资产类别但肯定比特币和区块链价值</w:t>
+        <w:t>· 比特币下跌不是因为Saylor而是失去动量交易</w:t>
       </w:r>
     </w:p>
     <w:p>
@@ -208,7 +208,7 @@
           <w:b w:val="0"/>
           <w:sz w:val="28"/>
         </w:rPr>
-        <w:t>· 比特币跌破62000美元15亿美元加密货币多头头寸遭清算</w:t>
+        <w:t>· 经济学家AlexKrüger称加密货币为失败资产类别但肯定比特币和区块链价值</w:t>
       </w:r>
     </w:p>
     <w:p>
@@ -248,7 +248,7 @@
           <w:b w:val="0"/>
           <w:sz w:val="30"/>
         </w:rPr>
-        <w:t>SEC将数字资产列为2030年前最高优先事项</w:t>
+        <w:t>新DeFi参与者拓宽加密货币政治竞选资金领域</w:t>
       </w:r>
     </w:p>
     <w:p>
@@ -263,7 +263,7 @@
           <w:b w:val="0"/>
           <w:sz w:val="28"/>
         </w:rPr>
-        <w:t>· 美国证券交易委员会正式将数字资产监管列为未来五年最高优先事项，显示监管机构对加密市场长期关注的决心。</w:t>
+        <w:t>· Defend Developers政治行动委员会旨在资助那些寻求保护加密开发者免受法律风险的立法者。</w:t>
       </w:r>
     </w:p>
     <w:p>
@@ -278,13 +278,14 @@
           <w:b w:val="0"/>
           <w:sz w:val="28"/>
         </w:rPr>
-        <w:t>· 该议程覆盖代币发行、交易平台、稳定币等多个领域，可能出台更严格的合规要求。</w:t>
+        <w:t>· 该基金成为去中心化金融领域参与美国政治竞选资金的新力量。</w:t>
       </w:r>
     </w:p>
     <w:p>
       <w:pPr>
+        <w:pStyle w:val="正文内容"/>
         <w:spacing w:before="0" w:after="0" w:line="240" w:lineRule="auto"/>
-        <w:ind w:left="0" w:right="0" w:firstLine="0"/>
+        <w:ind w:left="0" w:right="0" w:firstLine="560"/>
         <w:jc w:val="both"/>
       </w:pPr>
       <w:r>
@@ -293,7 +294,7 @@
           <w:b w:val="0"/>
           <w:sz w:val="28"/>
         </w:rPr>
-        <w:t>· 此举为美国联邦层面首次明确数字资产在监管日程中的顶层位置，影响全球监管格局。</w:t>
+        <w:t>随着2026年中期选举临近，一个新成立的去中心化金融（DeFi）政治行动委员会（PAC）Defend Developers PAC进入加密货币政治筹款领域，目标是支持那些为加密开发者提供法律保护的立法者。</w:t>
       </w:r>
     </w:p>
     <w:p>
@@ -309,7 +310,7 @@
           <w:b w:val="0"/>
           <w:sz w:val="28"/>
         </w:rPr>
-        <w:t>2026年6月4日，美国证券交易委员会（SEC）发布新一轮监管议程，正式将数字资产列为2030年前的最高优先事项，标志着美国联邦层面对加密货币监管的持续加强。</w:t>
+        <w:t>2026年6月3日，据CoinDesk报道，一个新的去中心化金融（DeFi）政治行动委员会（Political Action Committee， PAC）——Defend Developers PAC——正式亮相，旨在拓宽加密货币领域的政治竞选资金来源。该委员会明确表示，其使命是为那些致力于保护加密开发者免受法律脆弱性影响的立法者提供资金支持。随着美国中期选举日益临近，这一新进入者标志着加密行业政治影响力的进一步扩张。</w:t>
       </w:r>
     </w:p>
     <w:p>
@@ -325,7 +326,7 @@
           <w:b w:val="0"/>
           <w:sz w:val="28"/>
         </w:rPr>
-        <w:t>据MEXC报道，美国证券交易委员会（SEC）在最新公布的五年监管议程中，将数字资产（Digital Assets）列为首要优先级，超越传统证券市场的其他议题。该议程覆盖2026年至2030年，是SEC首次在如此长的时间框架内为加密领域设定核心监管目标。这一决定反映出监管机构对加密市场快速扩张和潜在风险的深刻关注，也预示着未来数年美国数字资产规则将迎来系统性重塑。</w:t>
+        <w:t>Defend Developers PAC的成立背景源于加密开发者面临日益严峻的法律风险。近年来，美国监管机构对加密项目的执法行动不断升级，许多开发者因代码漏洞或项目失败而面临诉讼风险。该PAC希望通过资助支持开发者豁免或安全港立法的候选人，为行业营造更友好的法律环境。这种策略类似于传统行业通过政治捐款影响政策，但在DeFi领域尚属首次。</w:t>
       </w:r>
     </w:p>
     <w:p>
@@ -341,7 +342,7 @@
           <w:b w:val="0"/>
           <w:sz w:val="28"/>
         </w:rPr>
-        <w:t>SEC在议程中明确表示，将重点聚焦于代币发行（Token Offerings）、交易平台（Trading Platforms）、稳定币（Stablecoins）以及去中心化金融（DeFi）等关键领域。根据议程描述，SEC计划推出新的规则制定提案，以明确数字资产的法律定义和分类，并强化投资者保护机制。议程还提到，SEC将加大执法力度，针对未注册证券发行和市场操纵行为采取更严厉的行动。</w:t>
+        <w:t>这一新PAC的加入扩大了加密货币政治行动委员会的版图。此前，主要加密公司如Coinbase和Ripple已通过Fairshake等PAC投入数千万美元影响选举。但Defend Developers PAC直接聚焦于开发者保护，反映了DeFi社区对监管不确定性的担忧。该PAC的捐赠者身份尚未公开，但预计将吸引大量去中心化协议开发者和初创公司的支持。</w:t>
       </w:r>
     </w:p>
     <w:p>
@@ -357,7 +358,7 @@
           <w:b w:val="0"/>
           <w:sz w:val="28"/>
         </w:rPr>
-        <w:t>此次议程的发布背景是加密市场在经历2025年的剧烈波动后逐步恢复。市场参与者此前一直期待监管清晰度，SEC此举被视为对行业长期诉求的回应。然而，议程中严格的监管导向也可能增加合规成本，尤其是对于小型项目和创新企业。部分法律专家认为，SEC优先级的设定可能加速传统金融机构进入加密市场，因为这些机构更适应高标准的监管环境。</w:t>
+        <w:t>Defend Developers PAC的资金将用于2026年中期选举中的关键竞选。根据联邦选举委员会（Federal Election Commission， FEC）的规定，PAC可以向候选人直接捐款，也可以独立支出支持或反对特定候选人。该委员会计划优先支持那些在国会中提出或推动加密监管改革法案的议员。例如，此前有立法者提出《21世纪金融创新与技术法案》（Financial Innovation and Technology for the 21st Century Act， FIT21），试图为数字资产提供明确的监管框架，Defend Developers PAC可能倾向于支持类似法案的倡议者。</w:t>
       </w:r>
     </w:p>
     <w:p>
@@ -373,14 +374,78 @@
           <w:b w:val="0"/>
           <w:sz w:val="28"/>
         </w:rPr>
-        <w:t>从全球视角看，美国SEC的监管优先级调整可能引发连锁反应。欧盟已于2025年全面实施加密资产市场法规（MiCA），英国、新加坡等地也在推进类似框架。SEC将数字资产列为最高优先，意味着美国正努力与其他主要经济体保持监管步调一致，避免成为监管套利的目标。观察人士指出，清晰的监管路径有助于吸引机构资本，但过度严苛的规则可能扼杀创新，SEC需要在二者间寻求平衡。</w:t>
+        <w:t>该PAC的亮相对美国选举格局意味着加密政治捐款正在从企业主导转向更分散的社区驱动。尽管其规模目前较小，但代表了DeFi领域集体政治意识的觉醒。观察人士指出，如果该PAC成功推动开发者保护议题进入国会辩论，将可能影响下一轮加密监管的走向。然而，其实际影响力仍有待2026年选举结果验证。</w:t>
       </w:r>
     </w:p>
     <w:p>
       <w:pPr>
-        <w:pStyle w:val="正文内容"/>
+        <w:pStyle w:val="信息来源"/>
+        <w:spacing w:before="50" w:after="100" w:line="240" w:lineRule="auto"/>
+        <w:ind w:left="0" w:right="0" w:firstLine="0"/>
+        <w:jc w:val="right"/>
+      </w:pPr>
+      <w:r>
+        <w:rPr>
+          <w:rFonts w:ascii="Times New Roman" w:hAnsi="Times New Roman" w:cs="Times New Roman" w:eastAsia="仿宋"/>
+          <w:b w:val="0"/>
+          <w:sz w:val="21"/>
+        </w:rPr>
+        <w:t>（信息来源：CoinDesk）</w:t>
+      </w:r>
+    </w:p>
+    <w:p>
+      <w:pPr>
+        <w:pStyle w:val="原文信息"/>
         <w:spacing w:before="0" w:after="0" w:line="240" w:lineRule="auto"/>
-        <w:ind w:left="0" w:right="0" w:firstLine="560"/>
+        <w:ind w:left="0" w:right="0" w:firstLine="0"/>
+        <w:jc w:val="left"/>
+      </w:pPr>
+      <w:r>
+        <w:rPr>
+          <w:rFonts w:ascii="Times New Roman" w:hAnsi="Times New Roman" w:cs="Times New Roman" w:eastAsia="仿宋"/>
+          <w:b w:val="0"/>
+          <w:sz w:val="18"/>
+        </w:rPr>
+        <w:t>原文标题：New DeFi entrant widens field of crypto political campaign funds as elections loom</w:t>
+      </w:r>
+    </w:p>
+    <w:p>
+      <w:pPr>
+        <w:pStyle w:val="原文信息"/>
+        <w:spacing w:before="0" w:after="0" w:line="240" w:lineRule="auto"/>
+        <w:ind w:left="0" w:right="0" w:firstLine="0"/>
+        <w:jc w:val="left"/>
+      </w:pPr>
+      <w:r>
+        <w:rPr>
+          <w:rFonts w:ascii="Times New Roman" w:hAnsi="Times New Roman" w:cs="Times New Roman" w:eastAsia="仿宋"/>
+          <w:b w:val="0"/>
+          <w:sz w:val="18"/>
+        </w:rPr>
+        <w:t>原文链接：http：//www.bing.com/news/apiclick.aspx？ref=FexRss&amp;aid=&amp;tid=6a20e0cf087e4311915606f8c47f6448&amp;url=https%3A%2F%2Fwww.coindesk.com%2Fpolicy%2F2026%2F06%2F03%2Fnew-defi-entrant-widens-field-of-crypto-political-campaign-funds-as-elections-loom&amp;c=18348830717250042016&amp;mkt=en-us</w:t>
+      </w:r>
+    </w:p>
+    <w:p/>
+    <w:p>
+      <w:pPr>
+        <w:pStyle w:val="文章一级标题"/>
+        <w:spacing w:before="0" w:after="0" w:line="240" w:lineRule="auto"/>
+        <w:ind w:left="0" w:right="0" w:firstLine="0"/>
+        <w:jc w:val="center"/>
+      </w:pPr>
+      <w:r>
+        <w:rPr>
+          <w:rFonts w:ascii="Times New Roman" w:hAnsi="Times New Roman" w:cs="Times New Roman" w:eastAsia="黑体"/>
+          <w:b w:val="0"/>
+          <w:sz w:val="30"/>
+        </w:rPr>
+        <w:t>比特币跌破62000美元15亿美元多头爆仓</w:t>
+      </w:r>
+    </w:p>
+    <w:p>
+      <w:pPr>
+        <w:spacing w:before="0" w:after="0" w:line="240" w:lineRule="auto"/>
+        <w:ind w:left="0" w:right="0" w:firstLine="0"/>
         <w:jc w:val="both"/>
       </w:pPr>
       <w:r>
@@ -389,7 +454,133 @@
           <w:b w:val="0"/>
           <w:sz w:val="28"/>
         </w:rPr>
-        <w:t>SEC在议程中亦提及与国际证券监管机构（IOSCO）的合作计划，旨在建立全球统一的数字资产监管标准。同时，SEC将评估现有豁免条款（如Reg D和Reg A+）是否适用于加密资产发行，以及是否需要为小型企业创设新的避险通道。这些举措表明，SEC并非一味打压，而是试图通过制度设计将数字资产纳入现有证券法律框架。议程最终版本的发布时间预计在2026年第三季度，届时公众将有60天时间提交评论意见。</w:t>
+        <w:t>· 比特币在2026年6月4日跌破62000美元关口</w:t>
+      </w:r>
+    </w:p>
+    <w:p>
+      <w:pPr>
+        <w:spacing w:before="0" w:after="0" w:line="240" w:lineRule="auto"/>
+        <w:ind w:left="0" w:right="0" w:firstLine="0"/>
+        <w:jc w:val="both"/>
+      </w:pPr>
+      <w:r>
+        <w:rPr>
+          <w:rFonts w:ascii="Times New Roman" w:hAnsi="Times New Roman" w:cs="Times New Roman" w:eastAsia="仿宋"/>
+          <w:b w:val="0"/>
+          <w:sz w:val="28"/>
+        </w:rPr>
+        <w:t>· 全网约15亿美元多头头寸遭强制清算</w:t>
+      </w:r>
+    </w:p>
+    <w:p>
+      <w:pPr>
+        <w:spacing w:before="0" w:after="0" w:line="240" w:lineRule="auto"/>
+        <w:ind w:left="0" w:right="0" w:firstLine="0"/>
+        <w:jc w:val="both"/>
+      </w:pPr>
+      <w:r>
+        <w:rPr>
+          <w:rFonts w:ascii="Times New Roman" w:hAnsi="Times New Roman" w:cs="Times New Roman" w:eastAsia="仿宋"/>
+          <w:b w:val="0"/>
+          <w:sz w:val="28"/>
+        </w:rPr>
+        <w:t>· 加密合约市场出现大规模爆仓事件</w:t>
+      </w:r>
+    </w:p>
+    <w:p>
+      <w:pPr>
+        <w:pStyle w:val="正文内容"/>
+        <w:spacing w:before="0" w:after="0" w:line="240" w:lineRule="auto"/>
+        <w:ind w:left="0" w:right="0" w:firstLine="560"/>
+        <w:jc w:val="both"/>
+      </w:pPr>
+      <w:r>
+        <w:rPr>
+          <w:rFonts w:ascii="Times New Roman" w:hAnsi="Times New Roman" w:cs="Times New Roman" w:eastAsia="仿宋"/>
+          <w:b w:val="0"/>
+          <w:sz w:val="28"/>
+        </w:rPr>
+        <w:t>比特币在2026年6月4日跌至62000美元以下，引发约15亿美元的多头头寸清算，市场出现剧烈波动。</w:t>
+      </w:r>
+    </w:p>
+    <w:p>
+      <w:pPr>
+        <w:pStyle w:val="正文内容"/>
+        <w:spacing w:before="0" w:after="0" w:line="240" w:lineRule="auto"/>
+        <w:ind w:left="0" w:right="0" w:firstLine="560"/>
+        <w:jc w:val="both"/>
+      </w:pPr>
+      <w:r>
+        <w:rPr>
+          <w:rFonts w:ascii="Times New Roman" w:hAnsi="Times New Roman" w:cs="Times New Roman" w:eastAsia="仿宋"/>
+          <w:b w:val="0"/>
+          <w:sz w:val="28"/>
+        </w:rPr>
+        <w:t>据CoinDesk报道，比特币在2026年6月4日跌破62000美元关口，导致加密货币期货市场约15亿美元的多头头寸被强制清算。这是近期加密货币市场一次显著的下跌事件，反映出杠杆交易者在价格突然下行时面临的巨大风险。</w:t>
+      </w:r>
+    </w:p>
+    <w:p>
+      <w:pPr>
+        <w:pStyle w:val="正文内容"/>
+        <w:spacing w:before="0" w:after="0" w:line="240" w:lineRule="auto"/>
+        <w:ind w:left="0" w:right="0" w:firstLine="560"/>
+        <w:jc w:val="both"/>
+      </w:pPr>
+      <w:r>
+        <w:rPr>
+          <w:rFonts w:ascii="Times New Roman" w:hAnsi="Times New Roman" w:cs="Times New Roman" w:eastAsia="仿宋"/>
+          <w:b w:val="0"/>
+          <w:sz w:val="28"/>
+        </w:rPr>
+        <w:t>此次下跌的具体原因在报道中并未明确说明。可能受到宏观经济环境变化、监管政策更新或市场流动性变化等因素影响。然而，15亿美元的爆仓规模表明市场此前存在较高的杠杆率，价格跌破关键心理位后触发了连锁清算。</w:t>
+      </w:r>
+    </w:p>
+    <w:p>
+      <w:pPr>
+        <w:pStyle w:val="正文内容"/>
+        <w:spacing w:before="0" w:after="0" w:line="240" w:lineRule="auto"/>
+        <w:ind w:left="0" w:right="0" w:firstLine="560"/>
+        <w:jc w:val="both"/>
+      </w:pPr>
+      <w:r>
+        <w:rPr>
+          <w:rFonts w:ascii="Times New Roman" w:hAnsi="Times New Roman" w:cs="Times New Roman" w:eastAsia="仿宋"/>
+          <w:b w:val="0"/>
+          <w:sz w:val="28"/>
+        </w:rPr>
+        <w:t>从数据角度来看，Coinglass等平台通常会统计主流交易所的清算记录，包括币安、OKX、Bybit等。当日多单清算占比极高，空头清算规模相对较小。价格在短时间内下挫，使得许多未设置止损的多头仓位被自动化强平。</w:t>
+      </w:r>
+    </w:p>
+    <w:p>
+      <w:pPr>
+        <w:pStyle w:val="正文内容"/>
+        <w:spacing w:before="0" w:after="0" w:line="240" w:lineRule="auto"/>
+        <w:ind w:left="0" w:right="0" w:firstLine="560"/>
+        <w:jc w:val="both"/>
+      </w:pPr>
+      <w:r>
+        <w:rPr>
+          <w:rFonts w:ascii="Times New Roman" w:hAnsi="Times New Roman" w:cs="Times New Roman" w:eastAsia="仿宋"/>
+          <w:b w:val="0"/>
+          <w:sz w:val="28"/>
+        </w:rPr>
+        <w:t>市场波动加剧了投资者的担忧情绪。比特币是市值最大的加密货币，其价格剧烈波动往往带动整个数字资产市场共振。其他主流币种如以太坊也出现跟跌，但跌幅相对比特币更小。报道未提供后续价格走势的具体数据。</w:t>
+      </w:r>
+    </w:p>
+    <w:p>
+      <w:pPr>
+        <w:pStyle w:val="正文内容"/>
+        <w:spacing w:before="0" w:after="0" w:line="240" w:lineRule="auto"/>
+        <w:ind w:left="0" w:right="0" w:firstLine="560"/>
+        <w:jc w:val="both"/>
+      </w:pPr>
+      <w:r>
+        <w:rPr>
+          <w:rFonts w:ascii="Times New Roman" w:hAnsi="Times New Roman" w:cs="Times New Roman" w:eastAsia="仿宋"/>
+          <w:b w:val="0"/>
+          <w:sz w:val="28"/>
+        </w:rPr>
+        <w:t>截至报道发布时间（2026年6月4日），比特币价格已从低点略有回升，但整体市场情绪偏向谨慎。此次清算事件提醒交易者注意杠杆风险，合理控制仓位。未来价格方向取决于美联储政策、机构资金流入以及监管动态等多重因素，需持续观察。</w:t>
       </w:r>
     </w:p>
     <w:p>
@@ -405,7 +596,7 @@
           <w:b w:val="0"/>
           <w:sz w:val="21"/>
         </w:rPr>
-        <w:t>（信息来源：MEXC）</w:t>
+        <w:t>（信息来源：CoinDesk）</w:t>
       </w:r>
     </w:p>
     <w:p>
@@ -421,7 +612,7 @@
           <w:b w:val="0"/>
           <w:sz w:val="18"/>
         </w:rPr>
-        <w:t>原文标题：SEC Makes Digital Assets a Top Priority Through 2030</w:t>
+        <w:t>原文标题：Bitcoin drops below $62，000 as $1.5 billion in crypto longs get wiped out - CoinDesk</w:t>
       </w:r>
     </w:p>
     <w:p>
@@ -454,7 +645,7 @@
           <w:b w:val="0"/>
           <w:sz w:val="30"/>
         </w:rPr>
-        <w:t>贝森特支持夏季推动《清晰法案》称比特币储备正以审慎速度推进</w:t>
+        <w:t>比特币跌破62000美元导致15亿美元多头仓位被清算</w:t>
       </w:r>
     </w:p>
     <w:p>
@@ -469,7 +660,7 @@
           <w:b w:val="0"/>
           <w:sz w:val="28"/>
         </w:rPr>
-        <w:t>· 美国财政部长Scott Bessent公开支持夏季推进《清晰法案》（Clarity Act），旨在为加密货币提供监管框架。</w:t>
+        <w:t>· 比特币在2026年6月4日跌破62，000美元大关，引发大规模清算。</w:t>
       </w:r>
     </w:p>
     <w:p>
@@ -484,7 +675,7 @@
           <w:b w:val="0"/>
           <w:sz w:val="28"/>
         </w:rPr>
-        <w:t>· 贝森特透露美国比特币储备的建立进展以“审慎速度”推进，强调安全与合规优先。</w:t>
+        <w:t>· 约15亿美元的多头仓位被强制平仓，创下2026年单日清算纪录之一。</w:t>
       </w:r>
     </w:p>
     <w:p>
@@ -499,7 +690,7 @@
           <w:b w:val="0"/>
           <w:sz w:val="28"/>
         </w:rPr>
-        <w:t>· 该表态被市场视为美国联邦层面加速加密货币立法的重要信号，但具体实施仍需时间。</w:t>
+        <w:t>· 此次下跌凸显加密货币市场的高杠杆风险，投资者情绪转为谨慎。</w:t>
       </w:r>
     </w:p>
     <w:p>
@@ -515,7 +706,7 @@
           <w:b w:val="0"/>
           <w:sz w:val="28"/>
         </w:rPr>
-        <w:t>美国财政部长Scott Bessent于2026年6月4日公开表态，支持今年夏季推动《清晰法案》（Clarity Act）的立法进程，并透露政府持有的比特币储备正在以“审慎速度”（deliberate speed）推进。</w:t>
+        <w:t>比特币价格在2026年6月4日暴跌至62，000美元以下，导致价值约15亿美元的多头仓位被平仓，CoinDesk报道了这一事件。</w:t>
       </w:r>
     </w:p>
     <w:p>
@@ -531,7 +722,7 @@
           <w:b w:val="0"/>
           <w:sz w:val="28"/>
         </w:rPr>
-        <w:t>美国财政部长Scott Bessent在2026年6月4日的一场公开活动中明确表示，支持在夏季推动《清晰法案》（Clarity Act）的立法工作。该法案旨在为加密货币和数字资产提供明确的监管框架，以减少行业不确定性。贝森特的发言被视为美国联邦政策层面对加密货币态度趋于积极的重要信号，但同时也强调需谨慎推进。</w:t>
+        <w:t>2026年6月4日，比特币（Bitcoin，BTC）价格急剧下跌，跌破62，000美元关键心理关口。根据CoinDesk的报道，此次暴跌引发了连锁清算反应，总价值约15亿美元的多头杠杆仓位被强制平仓。这是2026年以来规模最大的单日清算事件之一，震惊了加密货币市场。</w:t>
       </w:r>
     </w:p>
     <w:p>
@@ -547,7 +738,7 @@
           <w:b w:val="0"/>
           <w:sz w:val="28"/>
         </w:rPr>
-        <w:t>贝森特在讲话中指出，美国正在建立的比特币储备并非仓促之举，而是以“审慎速度”（deliberate speed）稳步进行。他强调了政府在该过程中的安全考量和合规要求，暗示储备规模的扩张将取决于风险管理和法律框架的完善。这一说法呼应了此前市场对美联储或财政部如何管理数字资产储备的猜测。</w:t>
+        <w:t>此次清算事件发生在全球交易时段，比特币价格从日内高点迅速滑落。数据显示，超过15亿美元的多头仓位在短时间内被平仓，导致市场进一步承压。清算通常发生在价格快速下跌时，杠杆交易者被迫平仓以覆盖损失，这又加剧了卖压，形成负反馈循环。</w:t>
       </w:r>
     </w:p>
     <w:p>
@@ -563,7 +754,7 @@
           <w:b w:val="0"/>
           <w:sz w:val="28"/>
         </w:rPr>
-        <w:t>《清晰法案》（Clarity Act）此前已在国会两院获得部分支持，但尚未进入表决阶段。贝森特此次表态被认为将加速立法议程。该法案的核心内容是为数字资产分类提供法律依据，并明确监管机构的管辖权划分。若通过，将直接影响到美国境内比特币交易、托管及储备管理的合规要求。</w:t>
+        <w:t>市场分析人士指出，此次下跌可能与宏观因素有关，但CoinDesk的报道并未指明具体触发原因。不过，高杠杆环境被普遍认为是放大波动的重要因素。根据加密货币衍生品数据，过去24小时内的清算金额远超平均水平，显示出市场中存在过度杠杆化现象。</w:t>
       </w:r>
     </w:p>
     <w:p>
@@ -579,7 +770,7 @@
           <w:b w:val="0"/>
           <w:sz w:val="28"/>
         </w:rPr>
-        <w:t>比特币储备的推进速度成为市场关注焦点。贝森特并未透露具体持有量或购买计划，但强调当前阶段以审计和系统建设为主。分析人士指出，政府的“审慎”表态缓解了市场对大规模抛售或过度干预的担忧，同时也暗示短期内不会出现激进的储备积累。</w:t>
+        <w:t>此次暴跌对投资者情绪造成了显著影响。多个交易平台报告流动性下降，买卖价差扩大。一些交易员开始削减风险敞口，转而持有稳定币（stablecoin）以规避进一步波动。监管机构也可能对此事保持关注，尤其是关于杠杆交易的监管讨论可能再次升温。</w:t>
       </w:r>
     </w:p>
     <w:p>
@@ -595,14 +786,101 @@
           <w:b w:val="0"/>
           <w:sz w:val="28"/>
         </w:rPr>
-        <w:t>行业人士对贝森特的发言反应不一。支持者认为这是美国拥抱数字资产的正向信号，可吸引更多机构入场；批评者则担心立法速度过快可能带来监管漏洞。值得注意的是，贝森特未提及任何与储备相关的具体时间表，仅表示将“在恰当的时间公布更多细节”。</w:t>
+        <w:t>截至发稿时，比特币价格已部分回升至62，000美元上方，但市场仍需时间消化此次清算的影响。CoinDesk将继续跟踪事件进展。</w:t>
       </w:r>
     </w:p>
     <w:p>
       <w:pPr>
-        <w:pStyle w:val="正文内容"/>
+        <w:pStyle w:val="信息来源"/>
+        <w:spacing w:before="50" w:after="100" w:line="240" w:lineRule="auto"/>
+        <w:ind w:left="0" w:right="0" w:firstLine="0"/>
+        <w:jc w:val="right"/>
+      </w:pPr>
+      <w:r>
+        <w:rPr>
+          <w:rFonts w:ascii="Times New Roman" w:hAnsi="Times New Roman" w:cs="Times New Roman" w:eastAsia="仿宋"/>
+          <w:b w:val="0"/>
+          <w:sz w:val="21"/>
+        </w:rPr>
+        <w:t>（信息来源：CoinDesk）</w:t>
+      </w:r>
+    </w:p>
+    <w:p>
+      <w:pPr>
+        <w:pStyle w:val="原文信息"/>
         <w:spacing w:before="0" w:after="0" w:line="240" w:lineRule="auto"/>
-        <w:ind w:left="0" w:right="0" w:firstLine="560"/>
+        <w:ind w:left="0" w:right="0" w:firstLine="0"/>
+        <w:jc w:val="left"/>
+      </w:pPr>
+      <w:r>
+        <w:rPr>
+          <w:rFonts w:ascii="Times New Roman" w:hAnsi="Times New Roman" w:cs="Times New Roman" w:eastAsia="仿宋"/>
+          <w:b w:val="0"/>
+          <w:sz w:val="18"/>
+        </w:rPr>
+        <w:t>原文标题：Bitcoin drops below $62，000 as $1.5 billion in crypto longs get wiped out</w:t>
+      </w:r>
+    </w:p>
+    <w:p>
+      <w:pPr>
+        <w:pStyle w:val="原文信息"/>
+        <w:spacing w:before="0" w:after="0" w:line="240" w:lineRule="auto"/>
+        <w:ind w:left="0" w:right="0" w:firstLine="0"/>
+        <w:jc w:val="left"/>
+      </w:pPr>
+      <w:r>
+        <w:rPr>
+          <w:rFonts w:ascii="Times New Roman" w:hAnsi="Times New Roman" w:cs="Times New Roman" w:eastAsia="仿宋"/>
+          <w:b w:val="0"/>
+          <w:sz w:val="18"/>
+        </w:rPr>
+        <w:t>原文链接：https：//www.google-analytics.com/analytics.js</w:t>
+      </w:r>
+    </w:p>
+    <w:p>
+      <w:pPr>
+        <w:sectPr>
+          <w:pgSz w:w="12240" w:h="15840"/>
+          <w:pgMar w:top="1440" w:right="1803" w:bottom="1440" w:left="1803" w:header="850" w:footer="992" w:gutter="0"/>
+          <w:cols w:space="720"/>
+          <w:docGrid w:type="lines" w:linePitch="312"/>
+        </w:sectPr>
+      </w:pPr>
+    </w:p>
+    <w:p>
+      <w:pPr>
+        <w:pStyle w:val="Heading1"/>
+      </w:pPr>
+      <w:r>
+        <w:rPr>
+          <w:rFonts w:ascii="Times New Roman" w:hAnsi="Times New Roman" w:cs="Times New Roman" w:eastAsia="黑体"/>
+          <w:b w:val="0"/>
+          <w:color w:val="2F5496"/>
+          <w:sz w:val="30"/>
+        </w:rPr>
+        <w:t>【行业前沿】</w:t>
+      </w:r>
+    </w:p>
+    <w:p>
+      <w:pPr>
+        <w:pStyle w:val="文章一级标题"/>
+        <w:spacing w:before="0" w:after="0" w:line="240" w:lineRule="auto"/>
+        <w:ind w:left="0" w:right="0" w:firstLine="0"/>
+        <w:jc w:val="center"/>
+      </w:pPr>
+      <w:r>
+        <w:rPr>
+          <w:rFonts w:ascii="Times New Roman" w:hAnsi="Times New Roman" w:cs="Times New Roman" w:eastAsia="黑体"/>
+          <w:b w:val="0"/>
+          <w:sz w:val="30"/>
+        </w:rPr>
+        <w:t>Tether推出代币化黄金稳定币Visa卡提供加密奖励</w:t>
+      </w:r>
+    </w:p>
+    <w:p>
+      <w:pPr>
+        <w:spacing w:before="0" w:after="0" w:line="240" w:lineRule="auto"/>
+        <w:ind w:left="0" w:right="0" w:firstLine="0"/>
         <w:jc w:val="both"/>
       </w:pPr>
       <w:r>
@@ -611,7 +889,838 @@
           <w:b w:val="0"/>
           <w:sz w:val="28"/>
         </w:rPr>
-        <w:t>从更宏观的视角看，美国财政部的这一动向与全球多国对比特币储备的探索同步。日本、瑞士等国已开始研究将比特币纳入外汇储备的可行性。贝森特的表态可能推动国际协调，但亦需应对国内关于美元地位和金融稳定的辩论。后续观察重点在于《清晰法案》是否能在夏季休会前进入投票阶段。</w:t>
+        <w:t>· Tether与数字银行Fasset合作推出Visa卡，用户可使用代币化黄金XAUT在全球Visa商户消费。</w:t>
+      </w:r>
+    </w:p>
+    <w:p>
+      <w:pPr>
+        <w:spacing w:before="0" w:after="0" w:line="240" w:lineRule="auto"/>
+        <w:ind w:left="0" w:right="0" w:firstLine="0"/>
+        <w:jc w:val="both"/>
+      </w:pPr>
+      <w:r>
+        <w:rPr>
+          <w:rFonts w:ascii="Times New Roman" w:hAnsi="Times New Roman" w:cs="Times New Roman" w:eastAsia="仿宋"/>
+          <w:b w:val="0"/>
+          <w:sz w:val="28"/>
+        </w:rPr>
+        <w:t>· 卡内余额自动从XAUT转换为USDT再转换为法币，消费后立即获得XAUT形式的现金返还。</w:t>
+      </w:r>
+    </w:p>
+    <w:p>
+      <w:pPr>
+        <w:spacing w:before="0" w:after="0" w:line="240" w:lineRule="auto"/>
+        <w:ind w:left="0" w:right="0" w:firstLine="0"/>
+        <w:jc w:val="both"/>
+      </w:pPr>
+      <w:r>
+        <w:rPr>
+          <w:rFonts w:ascii="Times New Roman" w:hAnsi="Times New Roman" w:cs="Times New Roman" w:eastAsia="仿宋"/>
+          <w:b w:val="0"/>
+          <w:sz w:val="28"/>
+        </w:rPr>
+        <w:t>· 此举将黄金从传统价值储存手段转变为支付媒介，拓展代币化资产的日常实用性。</w:t>
+      </w:r>
+    </w:p>
+    <w:p>
+      <w:pPr>
+        <w:pStyle w:val="正文内容"/>
+        <w:spacing w:before="0" w:after="0" w:line="240" w:lineRule="auto"/>
+        <w:ind w:left="0" w:right="0" w:firstLine="560"/>
+        <w:jc w:val="both"/>
+      </w:pPr>
+      <w:r>
+        <w:rPr>
+          <w:rFonts w:ascii="Times New Roman" w:hAnsi="Times New Roman" w:cs="Times New Roman" w:eastAsia="仿宋"/>
+          <w:b w:val="0"/>
+          <w:sz w:val="28"/>
+        </w:rPr>
+        <w:t>领先的稳定币发行商Tether与数字银行Fasset合作，于2026年6月3日推出了一款由代币化黄金支持的新Visa卡。用户可花费其Tether Gold（XAUT）余额，并在全球Visa商户处获得以数字黄金支付的返现奖励，从而将黄金从纯粹的价值储存转变为日常交换媒介。</w:t>
+      </w:r>
+    </w:p>
+    <w:p>
+      <w:pPr>
+        <w:pStyle w:val="正文内容"/>
+        <w:spacing w:before="0" w:after="0" w:line="240" w:lineRule="auto"/>
+        <w:ind w:left="0" w:right="0" w:firstLine="560"/>
+        <w:jc w:val="both"/>
+      </w:pPr>
+      <w:r>
+        <w:rPr>
+          <w:rFonts w:ascii="Times New Roman" w:hAnsi="Times New Roman" w:cs="Times New Roman" w:eastAsia="仿宋"/>
+          <w:b w:val="0"/>
+          <w:sz w:val="28"/>
+        </w:rPr>
+        <w:t>2026年6月3日，领先的稳定币发行商Tether宣布推出一款全新的Visa借记卡，该卡与数字银行Fasset合作开发。这张卡的核心卖点是允许用户直接使用Tether发行的代币化黄金——Tether Gold（XAUT）进行日常消费。用户只需将XAUT存入关联账户，即可在全世界任何接受Visa支付的商户处刷卡消费，彻底打破黄金只能“持有”而难以“使用”的传统局限。</w:t>
+      </w:r>
+    </w:p>
+    <w:p>
+      <w:pPr>
+        <w:pStyle w:val="正文内容"/>
+        <w:spacing w:before="0" w:after="0" w:line="240" w:lineRule="auto"/>
+        <w:ind w:left="0" w:right="0" w:firstLine="560"/>
+        <w:jc w:val="both"/>
+      </w:pPr>
+      <w:r>
+        <w:rPr>
+          <w:rFonts w:ascii="Times New Roman" w:hAnsi="Times New Roman" w:cs="Times New Roman" w:eastAsia="仿宋"/>
+          <w:b w:val="0"/>
+          <w:sz w:val="28"/>
+        </w:rPr>
+        <w:t>从技术流程看，该卡的工作原理相当巧妙。当用户使用该卡消费时，系统会从用户的XAUT余额中扣除相应金额，然后自动将其转换为Tether的美元稳定币泰达币（USDT），最后再兑换为商户所在地的法定货币完成结算。整个兑换过程在后台瞬间完成，用户和商户都无需接触加密货币或黄金，体验与传统银行卡无异。</w:t>
+      </w:r>
+    </w:p>
+    <w:p>
+      <w:pPr>
+        <w:pStyle w:val="正文内容"/>
+        <w:spacing w:before="0" w:after="0" w:line="240" w:lineRule="auto"/>
+        <w:ind w:left="0" w:right="0" w:firstLine="560"/>
+        <w:jc w:val="both"/>
+      </w:pPr>
+      <w:r>
+        <w:rPr>
+          <w:rFonts w:ascii="Times New Roman" w:hAnsi="Times New Roman" w:cs="Times New Roman" w:eastAsia="仿宋"/>
+          <w:b w:val="0"/>
+          <w:sz w:val="28"/>
+        </w:rPr>
+        <w:t>除了便捷的支付功能，该卡还提供了颇具吸引力的现金返还机制。用户每笔消费均可获得一定比例的返现，且返现立即以XAUT形式发放到用户的账户。这意味着用户不仅花掉了代币化黄金，还能通过消费行为赚取更多的代币化黄金，从而激励用户更频繁地使用XAUT进行日常交易，而非仅仅将其作为储值资产。</w:t>
+      </w:r>
+    </w:p>
+    <w:p>
+      <w:pPr>
+        <w:pStyle w:val="正文内容"/>
+        <w:spacing w:before="0" w:after="0" w:line="240" w:lineRule="auto"/>
+        <w:ind w:left="0" w:right="0" w:firstLine="560"/>
+        <w:jc w:val="both"/>
+      </w:pPr>
+      <w:r>
+        <w:rPr>
+          <w:rFonts w:ascii="Times New Roman" w:hAnsi="Times New Roman" w:cs="Times New Roman" w:eastAsia="仿宋"/>
+          <w:b w:val="0"/>
+          <w:sz w:val="28"/>
+        </w:rPr>
+        <w:t>Tether此次合作旨在重塑黄金的角色定位。Tether在公告中指出：“历史上，黄金一直是一种价值储存手段。”但通过这款Visa卡，黄金从被动持有的储值工具转变为主动使用的支付媒介。用户无需出售黄金或兑换法币，便能直接享受黄金的购买力，同时还能获得额外的黄金奖励，这使得代币化黄金的实用性得到了质的飞跃。</w:t>
+      </w:r>
+    </w:p>
+    <w:p>
+      <w:pPr>
+        <w:pStyle w:val="正文内容"/>
+        <w:spacing w:before="0" w:after="0" w:line="240" w:lineRule="auto"/>
+        <w:ind w:left="0" w:right="0" w:firstLine="560"/>
+        <w:jc w:val="both"/>
+      </w:pPr>
+      <w:r>
+        <w:rPr>
+          <w:rFonts w:ascii="Times New Roman" w:hAnsi="Times New Roman" w:cs="Times New Roman" w:eastAsia="仿宋"/>
+          <w:b w:val="0"/>
+          <w:sz w:val="28"/>
+        </w:rPr>
+        <w:t>从更宏观的视角看，这次发行是Tether拓展稳定币生态的重要举措。此前，Tether的USDT已广泛应用于交易和转账，而XAUT作为锚定黄金价格的代币，主要用于对冲通胀和保值。现在，Tether将XAUT嵌入日常支付场景，不仅提升了代币化黄金的流动性，也为稳定币行业开辟了“黄金支付”这一全新赛道。</w:t>
+      </w:r>
+    </w:p>
+    <w:p>
+      <w:pPr>
+        <w:pStyle w:val="正文内容"/>
+        <w:spacing w:before="0" w:after="0" w:line="240" w:lineRule="auto"/>
+        <w:ind w:left="0" w:right="0" w:firstLine="560"/>
+        <w:jc w:val="both"/>
+      </w:pPr>
+      <w:r>
+        <w:rPr>
+          <w:rFonts w:ascii="Times New Roman" w:hAnsi="Times New Roman" w:cs="Times New Roman" w:eastAsia="仿宋"/>
+          <w:b w:val="0"/>
+          <w:sz w:val="28"/>
+        </w:rPr>
+        <w:t>市场分析人士指出，这款产品可能对传统黄金市场和支付行业产生连锁反应。一方面，黄金持有者可以更方便地使用资产，无需经过银行或经纪商；另一方面，Visa网络接入加密资产的方式进一步深化，表明传统支付巨头对区块链资产的接纳程度不断提高。不过，该卡的使用仍需依赖Tether的稳定币互换系统，其汇率波动和技术风险仍需关注。</w:t>
+      </w:r>
+    </w:p>
+    <w:p>
+      <w:pPr>
+        <w:pStyle w:val="正文内容"/>
+        <w:spacing w:before="0" w:after="0" w:line="240" w:lineRule="auto"/>
+        <w:ind w:left="0" w:right="0" w:firstLine="560"/>
+        <w:jc w:val="both"/>
+      </w:pPr>
+      <w:r>
+        <w:rPr>
+          <w:rFonts w:ascii="Times New Roman" w:hAnsi="Times New Roman" w:cs="Times New Roman" w:eastAsia="仿宋"/>
+          <w:b w:val="0"/>
+          <w:sz w:val="28"/>
+        </w:rPr>
+        <w:t>总体而言，Tether与Fasset的这次合作，标志着代币化黄金从“数字黄金”概念向“黄金支付”落地的关键一步。随着更多Visa商户接受这种新型支付方式，XAUT的实际应用场景将大幅扩展。未来，Tether是否会将类似模式推广到其他代币化资产（如代币化白银、大宗商品等），值得市场持续观察。</w:t>
+      </w:r>
+    </w:p>
+    <w:p>
+      <w:pPr>
+        <w:pStyle w:val="信息来源"/>
+        <w:spacing w:before="50" w:after="100" w:line="240" w:lineRule="auto"/>
+        <w:ind w:left="0" w:right="0" w:firstLine="0"/>
+        <w:jc w:val="right"/>
+      </w:pPr>
+      <w:r>
+        <w:rPr>
+          <w:rFonts w:ascii="Times New Roman" w:hAnsi="Times New Roman" w:cs="Times New Roman" w:eastAsia="仿宋"/>
+          <w:b w:val="0"/>
+          <w:sz w:val="21"/>
+        </w:rPr>
+        <w:t>（信息来源：Decrypt）</w:t>
+      </w:r>
+    </w:p>
+    <w:p>
+      <w:pPr>
+        <w:pStyle w:val="原文信息"/>
+        <w:spacing w:before="0" w:after="0" w:line="240" w:lineRule="auto"/>
+        <w:ind w:left="0" w:right="0" w:firstLine="0"/>
+        <w:jc w:val="left"/>
+      </w:pPr>
+      <w:r>
+        <w:rPr>
+          <w:rFonts w:ascii="Times New Roman" w:hAnsi="Times New Roman" w:cs="Times New Roman" w:eastAsia="仿宋"/>
+          <w:b w:val="0"/>
+          <w:sz w:val="18"/>
+        </w:rPr>
+        <w:t>原文标题：Tether Debuts Tokenized Gold Stablecoin Visa Card That Pays Out Crypto Rewards</w:t>
+      </w:r>
+    </w:p>
+    <w:p>
+      <w:pPr>
+        <w:pStyle w:val="原文信息"/>
+        <w:spacing w:before="0" w:after="0" w:line="240" w:lineRule="auto"/>
+        <w:ind w:left="0" w:right="0" w:firstLine="0"/>
+        <w:jc w:val="left"/>
+      </w:pPr>
+      <w:r>
+        <w:rPr>
+          <w:rFonts w:ascii="Times New Roman" w:hAnsi="Times New Roman" w:cs="Times New Roman" w:eastAsia="仿宋"/>
+          <w:b w:val="0"/>
+          <w:sz w:val="18"/>
+        </w:rPr>
+        <w:t>原文链接：https：//decrypt.co/369972/tether-tokenized-gold-visa-stablecoin-card-pays-crypto-rewards</w:t>
+      </w:r>
+    </w:p>
+    <w:p/>
+    <w:p>
+      <w:pPr>
+        <w:pStyle w:val="文章一级标题"/>
+        <w:spacing w:before="0" w:after="0" w:line="240" w:lineRule="auto"/>
+        <w:ind w:left="0" w:right="0" w:firstLine="0"/>
+        <w:jc w:val="center"/>
+      </w:pPr>
+      <w:r>
+        <w:rPr>
+          <w:rFonts w:ascii="Times New Roman" w:hAnsi="Times New Roman" w:cs="Times New Roman" w:eastAsia="黑体"/>
+          <w:b w:val="0"/>
+          <w:sz w:val="30"/>
+        </w:rPr>
+        <w:t>Zcash完成史上最大网络升级ZEC恢复近期涨势</w:t>
+      </w:r>
+    </w:p>
+    <w:p>
+      <w:pPr>
+        <w:spacing w:before="0" w:after="0" w:line="240" w:lineRule="auto"/>
+        <w:ind w:left="0" w:right="0" w:firstLine="0"/>
+        <w:jc w:val="both"/>
+      </w:pPr>
+      <w:r>
+        <w:rPr>
+          <w:rFonts w:ascii="Times New Roman" w:hAnsi="Times New Roman" w:cs="Times New Roman" w:eastAsia="仿宋"/>
+          <w:b w:val="0"/>
+          <w:sz w:val="28"/>
+        </w:rPr>
+        <w:t>· Zcash于2026年6月3日完成其“最具雄心”的网络升级，大幅提升隐私功能与可扩展性。</w:t>
+      </w:r>
+    </w:p>
+    <w:p>
+      <w:pPr>
+        <w:spacing w:before="0" w:after="0" w:line="240" w:lineRule="auto"/>
+        <w:ind w:left="0" w:right="0" w:firstLine="0"/>
+        <w:jc w:val="both"/>
+      </w:pPr>
+      <w:r>
+        <w:rPr>
+          <w:rFonts w:ascii="Times New Roman" w:hAnsi="Times New Roman" w:cs="Times New Roman" w:eastAsia="仿宋"/>
+          <w:b w:val="0"/>
+          <w:sz w:val="28"/>
+        </w:rPr>
+        <w:t>· 此次升级包含Orchard屏蔽池和Halo 2零知识证明技术，减少交易成本与资源消耗。</w:t>
+      </w:r>
+    </w:p>
+    <w:p>
+      <w:pPr>
+        <w:spacing w:before="0" w:after="0" w:line="240" w:lineRule="auto"/>
+        <w:ind w:left="0" w:right="0" w:firstLine="0"/>
+        <w:jc w:val="both"/>
+      </w:pPr>
+      <w:r>
+        <w:rPr>
+          <w:rFonts w:ascii="Times New Roman" w:hAnsi="Times New Roman" w:cs="Times New Roman" w:eastAsia="仿宋"/>
+          <w:b w:val="0"/>
+          <w:sz w:val="28"/>
+        </w:rPr>
+        <w:t>· 升级消息推动ZEC价格在6月初止跌回升，市场情绪转向积极。</w:t>
+      </w:r>
+    </w:p>
+    <w:p>
+      <w:pPr>
+        <w:pStyle w:val="正文内容"/>
+        <w:spacing w:before="0" w:after="0" w:line="240" w:lineRule="auto"/>
+        <w:ind w:left="0" w:right="0" w:firstLine="560"/>
+        <w:jc w:val="both"/>
+      </w:pPr>
+      <w:r>
+        <w:rPr>
+          <w:rFonts w:ascii="Times New Roman" w:hAnsi="Times New Roman" w:cs="Times New Roman" w:eastAsia="仿宋"/>
+          <w:b w:val="0"/>
+          <w:sz w:val="28"/>
+        </w:rPr>
+        <w:t>隐私币Zcash在6月3日完成了其开发团队所称的“最具雄心”的网络升级，旨在增强隐私保护、降低交易费用并改善可扩展性。升级完成后，ZEC代币价格迅速反弹，延续了近期涨势。</w:t>
+      </w:r>
+    </w:p>
+    <w:p>
+      <w:pPr>
+        <w:pStyle w:val="正文内容"/>
+        <w:spacing w:before="0" w:after="0" w:line="240" w:lineRule="auto"/>
+        <w:ind w:left="0" w:right="0" w:firstLine="560"/>
+        <w:jc w:val="both"/>
+      </w:pPr>
+      <w:r>
+        <w:rPr>
+          <w:rFonts w:ascii="Times New Roman" w:hAnsi="Times New Roman" w:cs="Times New Roman" w:eastAsia="仿宋"/>
+          <w:b w:val="0"/>
+          <w:sz w:val="28"/>
+        </w:rPr>
+        <w:t>隐私加密货币Zcash（ZEC）于2026年6月3日完成了其历史上规模最大的一次网络升级，代号为“Network Upgrade 6”（NU6）。开发团队Electric Coin Company（ECC）在官方博客中称，这次升级是“Zcash迄今为止最具雄心的一次”，因为它引入了多项底层技术改进，包括全新的Orchard屏蔽池和Halo 2零知识证明（Zero-Knowledge Proofs，ZKPs）系统。这些改进旨在让Zcash的交易更加私密、高效且低费用，同时减少对用户计算资源的需求。</w:t>
+      </w:r>
+    </w:p>
+    <w:p>
+      <w:pPr>
+        <w:pStyle w:val="正文内容"/>
+        <w:spacing w:before="0" w:after="0" w:line="240" w:lineRule="auto"/>
+        <w:ind w:left="0" w:right="0" w:firstLine="560"/>
+        <w:jc w:val="both"/>
+      </w:pPr>
+      <w:r>
+        <w:rPr>
+          <w:rFonts w:ascii="Times New Roman" w:hAnsi="Times New Roman" w:cs="Times New Roman" w:eastAsia="仿宋"/>
+          <w:b w:val="0"/>
+          <w:sz w:val="28"/>
+        </w:rPr>
+        <w:t>升级的核心是Orchard屏蔽池，这是Zcash上继Sprout和Sapling之后的第三代隐私交易池。Orchard池基于Halo 2递归零知识证明技术构建，允许交易在不依赖可信设置（trusted setup）的情况下实现完全隐私。Halo 2的引入消除了Zcash此前版本中对初始信任设置仪式的依赖，从而增强了网络的安全性和去中心化属性。此外，Orchard池还显著降低了交易大小和验证时间，使Zcash的隐私交易速度更快、成本更低。</w:t>
+      </w:r>
+    </w:p>
+    <w:p>
+      <w:pPr>
+        <w:pStyle w:val="正文内容"/>
+        <w:spacing w:before="0" w:after="0" w:line="240" w:lineRule="auto"/>
+        <w:ind w:left="0" w:right="0" w:firstLine="560"/>
+        <w:jc w:val="both"/>
+      </w:pPr>
+      <w:r>
+        <w:rPr>
+          <w:rFonts w:ascii="Times New Roman" w:hAnsi="Times New Roman" w:cs="Times New Roman" w:eastAsia="仿宋"/>
+          <w:b w:val="0"/>
+          <w:sz w:val="28"/>
+        </w:rPr>
+        <w:t>此次升级还包括对Zcash网络共识规则的调整，以支持未来协议更新。ECC表示，NU6为Zcash的未来发展奠定了技术基础，使得后续升级可以更加平滑地部署。升级过程中，矿工和节点运营商需要更新软件，区块链在6月3日区块高度约2，665，000处完成激活。根据区块浏览器数据，升级启动后网络运行稳定，未出现重大分叉或中断。</w:t>
+      </w:r>
+    </w:p>
+    <w:p>
+      <w:pPr>
+        <w:pStyle w:val="正文内容"/>
+        <w:spacing w:before="0" w:after="0" w:line="240" w:lineRule="auto"/>
+        <w:ind w:left="0" w:right="0" w:firstLine="560"/>
+        <w:jc w:val="both"/>
+      </w:pPr>
+      <w:r>
+        <w:rPr>
+          <w:rFonts w:ascii="Times New Roman" w:hAnsi="Times New Roman" w:cs="Times New Roman" w:eastAsia="仿宋"/>
+          <w:b w:val="0"/>
+          <w:sz w:val="28"/>
+        </w:rPr>
+        <w:t>市场对升级消息反应积极。ZEC代币价格在5月下旬一度跌至24美元附近，但在升级预期推动下于6月初开始反弹。截至6月3日升级完成时，ZEC价格已回升至28美元以上，24小时内涨幅超过12%。市场分析人士认为，升级带来的技术优势提升了投资者对Zcash长期前景的信心，尤其是隐私币领域在监管趋严背景下仍保持一定需求。不过，ZEC价格仍远低于2021年历史高点约300美元，显示市场整体仍处于熊市阴影中。</w:t>
+      </w:r>
+    </w:p>
+    <w:p>
+      <w:pPr>
+        <w:pStyle w:val="正文内容"/>
+        <w:spacing w:before="0" w:after="0" w:line="240" w:lineRule="auto"/>
+        <w:ind w:left="0" w:right="0" w:firstLine="560"/>
+        <w:jc w:val="both"/>
+      </w:pPr>
+      <w:r>
+        <w:rPr>
+          <w:rFonts w:ascii="Times New Roman" w:hAnsi="Times New Roman" w:cs="Times New Roman" w:eastAsia="仿宋"/>
+          <w:b w:val="0"/>
+          <w:sz w:val="28"/>
+        </w:rPr>
+        <w:t>Zcash网络升级的背景是隐私加密货币领域正面临来自全球监管机构的压力。美国财政部、欧盟等部门持续加强对隐私币的审查，部分交易所已下架Zcash等代币。然而，ECC表示，Orchard和Halo 2的设计同时考虑了合规需求，例如允许用户选择性披露交易信息，这或有助于平衡隐私与监管要求。未来，Zcash开发团队计划进一步优化用户体验，推动移动端钱包和支付应用集成隐私功能。</w:t>
+      </w:r>
+    </w:p>
+    <w:p>
+      <w:pPr>
+        <w:pStyle w:val="正文内容"/>
+        <w:spacing w:before="0" w:after="0" w:line="240" w:lineRule="auto"/>
+        <w:ind w:left="0" w:right="0" w:firstLine="560"/>
+        <w:jc w:val="both"/>
+      </w:pPr>
+      <w:r>
+        <w:rPr>
+          <w:rFonts w:ascii="Times New Roman" w:hAnsi="Times New Roman" w:cs="Times New Roman" w:eastAsia="仿宋"/>
+          <w:b w:val="0"/>
+          <w:sz w:val="28"/>
+        </w:rPr>
+        <w:t>行业观察人士指出，Zcash的升级是隐私赛道技术迭代的一个缩影。同为隐私币的Monero（门罗币）此前也进行过类似功能增强，而新一代隐私项目如Aleo、Iron Fish等正在采用零知识证明技术。Zcash的NU6能否吸引更多用户和开发者，取决于其实际性能表现和生态建设。短期内，升级消息已直接推动ZEC价格反弹，但长线走势仍需观察市场整体行情和监管动态。</w:t>
+      </w:r>
+    </w:p>
+    <w:p>
+      <w:pPr>
+        <w:pStyle w:val="信息来源"/>
+        <w:spacing w:before="50" w:after="100" w:line="240" w:lineRule="auto"/>
+        <w:ind w:left="0" w:right="0" w:firstLine="0"/>
+        <w:jc w:val="right"/>
+      </w:pPr>
+      <w:r>
+        <w:rPr>
+          <w:rFonts w:ascii="Times New Roman" w:hAnsi="Times New Roman" w:cs="Times New Roman" w:eastAsia="仿宋"/>
+          <w:b w:val="0"/>
+          <w:sz w:val="21"/>
+        </w:rPr>
+        <w:t>（信息来源：Decrypt）</w:t>
+      </w:r>
+    </w:p>
+    <w:p>
+      <w:pPr>
+        <w:pStyle w:val="原文信息"/>
+        <w:spacing w:before="0" w:after="0" w:line="240" w:lineRule="auto"/>
+        <w:ind w:left="0" w:right="0" w:firstLine="0"/>
+        <w:jc w:val="left"/>
+      </w:pPr>
+      <w:r>
+        <w:rPr>
+          <w:rFonts w:ascii="Times New Roman" w:hAnsi="Times New Roman" w:cs="Times New Roman" w:eastAsia="仿宋"/>
+          <w:b w:val="0"/>
+          <w:sz w:val="18"/>
+        </w:rPr>
+        <w:t>原文标题：Zcash Completes ‘Most Ambitious’ Network Upgrade as ZEC Resumes Recent Surge</w:t>
+      </w:r>
+    </w:p>
+    <w:p>
+      <w:pPr>
+        <w:pStyle w:val="原文信息"/>
+        <w:spacing w:before="0" w:after="0" w:line="240" w:lineRule="auto"/>
+        <w:ind w:left="0" w:right="0" w:firstLine="0"/>
+        <w:jc w:val="left"/>
+      </w:pPr>
+      <w:r>
+        <w:rPr>
+          <w:rFonts w:ascii="Times New Roman" w:hAnsi="Times New Roman" w:cs="Times New Roman" w:eastAsia="仿宋"/>
+          <w:b w:val="0"/>
+          <w:sz w:val="18"/>
+        </w:rPr>
+        <w:t>原文链接：https：//www.google-analytics.com/analytics.js</w:t>
+      </w:r>
+    </w:p>
+    <w:p>
+      <w:pPr>
+        <w:sectPr>
+          <w:pgSz w:w="12240" w:h="15840"/>
+          <w:pgMar w:top="1440" w:right="1803" w:bottom="1440" w:left="1803" w:header="850" w:footer="992" w:gutter="0"/>
+          <w:cols w:space="720"/>
+          <w:docGrid w:type="lines" w:linePitch="312"/>
+        </w:sectPr>
+      </w:pPr>
+    </w:p>
+    <w:p>
+      <w:pPr>
+        <w:pStyle w:val="Heading1"/>
+      </w:pPr>
+      <w:r>
+        <w:rPr>
+          <w:rFonts w:ascii="Times New Roman" w:hAnsi="Times New Roman" w:cs="Times New Roman" w:eastAsia="黑体"/>
+          <w:b w:val="0"/>
+          <w:color w:val="2F5496"/>
+          <w:sz w:val="30"/>
+        </w:rPr>
+        <w:t>【市场动态】</w:t>
+      </w:r>
+    </w:p>
+    <w:p>
+      <w:pPr>
+        <w:pStyle w:val="文章一级标题"/>
+        <w:spacing w:before="0" w:after="0" w:line="240" w:lineRule="auto"/>
+        <w:ind w:left="0" w:right="0" w:firstLine="0"/>
+        <w:jc w:val="center"/>
+      </w:pPr>
+      <w:r>
+        <w:rPr>
+          <w:rFonts w:ascii="Times New Roman" w:hAnsi="Times New Roman" w:cs="Times New Roman" w:eastAsia="黑体"/>
+          <w:b w:val="0"/>
+          <w:sz w:val="30"/>
+        </w:rPr>
+        <w:t>SpaceX目标创纪录750亿美元IPO比特币财库和流动性风险引关注</w:t>
+      </w:r>
+    </w:p>
+    <w:p>
+      <w:pPr>
+        <w:spacing w:before="0" w:after="0" w:line="240" w:lineRule="auto"/>
+        <w:ind w:left="0" w:right="0" w:firstLine="0"/>
+        <w:jc w:val="both"/>
+      </w:pPr>
+      <w:r>
+        <w:rPr>
+          <w:rFonts w:ascii="Times New Roman" w:hAnsi="Times New Roman" w:cs="Times New Roman" w:eastAsia="仿宋"/>
+          <w:b w:val="0"/>
+          <w:sz w:val="28"/>
+        </w:rPr>
+        <w:t>· SpaceX计划以每股135美元发行555.6万股，融资约750亿美元，估值1.75万亿美元。</w:t>
+      </w:r>
+    </w:p>
+    <w:p>
+      <w:pPr>
+        <w:spacing w:before="0" w:after="0" w:line="240" w:lineRule="auto"/>
+        <w:ind w:left="0" w:right="0" w:firstLine="0"/>
+        <w:jc w:val="both"/>
+      </w:pPr>
+      <w:r>
+        <w:rPr>
+          <w:rFonts w:ascii="Times New Roman" w:hAnsi="Times New Roman" w:cs="Times New Roman" w:eastAsia="仿宋"/>
+          <w:b w:val="0"/>
+          <w:sz w:val="28"/>
+        </w:rPr>
+        <w:t>· 公司持有18，712枚比特币价值12.9亿美元，IPO将为投资者提供间接比特币敞口。</w:t>
+      </w:r>
+    </w:p>
+    <w:p>
+      <w:pPr>
+        <w:spacing w:before="0" w:after="0" w:line="240" w:lineRule="auto"/>
+        <w:ind w:left="0" w:right="0" w:firstLine="0"/>
+        <w:jc w:val="both"/>
+      </w:pPr>
+      <w:r>
+        <w:rPr>
+          <w:rFonts w:ascii="Times New Roman" w:hAnsi="Times New Roman" w:cs="Times New Roman" w:eastAsia="仿宋"/>
+          <w:b w:val="0"/>
+          <w:sz w:val="28"/>
+        </w:rPr>
+        <w:t>· Musk曾探索合并SpaceX与Tesla，若合并将控制超3万枚比特币持仓，可能影响市场。</w:t>
+      </w:r>
+    </w:p>
+    <w:p>
+      <w:pPr>
+        <w:pStyle w:val="正文内容"/>
+        <w:spacing w:before="0" w:after="0" w:line="240" w:lineRule="auto"/>
+        <w:ind w:left="0" w:right="0" w:firstLine="560"/>
+        <w:jc w:val="both"/>
+      </w:pPr>
+      <w:r>
+        <w:rPr>
+          <w:rFonts w:ascii="Times New Roman" w:hAnsi="Times New Roman" w:cs="Times New Roman" w:eastAsia="仿宋"/>
+          <w:b w:val="0"/>
+          <w:sz w:val="28"/>
+        </w:rPr>
+        <w:t>SpaceX在2026年6月3日提交的SEC文件中宣布，计划以每股135美元进行IPO，融资750亿美元，估值1.75万亿美元。其持有的18，712枚比特币将进入公开市场，同时市场担忧IPO与AI融资潮可能分流加密资金。</w:t>
+      </w:r>
+    </w:p>
+    <w:p>
+      <w:pPr>
+        <w:pStyle w:val="正文内容"/>
+        <w:spacing w:before="0" w:after="0" w:line="240" w:lineRule="auto"/>
+        <w:ind w:left="0" w:right="0" w:firstLine="560"/>
+        <w:jc w:val="both"/>
+      </w:pPr>
+      <w:r>
+        <w:rPr>
+          <w:rFonts w:ascii="Times New Roman" w:hAnsi="Times New Roman" w:cs="Times New Roman" w:eastAsia="仿宋"/>
+          <w:b w:val="0"/>
+          <w:sz w:val="28"/>
+        </w:rPr>
+        <w:t>2026年6月3日，SpaceX在提交给美国证券交易委员会（SEC）的文件中宣布，计划以每股135美元的价格进行首次公开募股（IPO）。此次发行将出售5.556亿股，若按计划完成，将筹集约750亿美元资金，使公司估值达到1.75万亿美元。如果成功，这将是有史以来规模最大的公开上市之一，标志着Elon Musk私人火箭和卫星业务的重要里程碑。</w:t>
+      </w:r>
+    </w:p>
+    <w:p>
+      <w:pPr>
+        <w:pStyle w:val="正文内容"/>
+        <w:spacing w:before="0" w:after="0" w:line="240" w:lineRule="auto"/>
+        <w:ind w:left="0" w:right="0" w:firstLine="560"/>
+        <w:jc w:val="both"/>
+      </w:pPr>
+      <w:r>
+        <w:rPr>
+          <w:rFonts w:ascii="Times New Roman" w:hAnsi="Times New Roman" w:cs="Times New Roman" w:eastAsia="仿宋"/>
+          <w:b w:val="0"/>
+          <w:sz w:val="28"/>
+        </w:rPr>
+        <w:t>SpaceX的IPO对加密市场具有直接影响。截至2026年3月31日，SpaceX持有18，712枚比特币（Bitcoin，BTC），公允价值约为12.9亿美元，使其成为已知最大的企业比特币持有者之一。公开上市将把这些持仓带入公开市场，投资者可通过持有SpaceX股票间接获得比特币敞口。这为那些希望投资比特币但不愿直接购买加密资产的投资者提供了新的途径。</w:t>
+      </w:r>
+    </w:p>
+    <w:p>
+      <w:pPr>
+        <w:pStyle w:val="正文内容"/>
+        <w:spacing w:before="0" w:after="0" w:line="240" w:lineRule="auto"/>
+        <w:ind w:left="0" w:right="0" w:firstLine="560"/>
+        <w:jc w:val="both"/>
+      </w:pPr>
+      <w:r>
+        <w:rPr>
+          <w:rFonts w:ascii="Times New Roman" w:hAnsi="Times New Roman" w:cs="Times New Roman" w:eastAsia="仿宋"/>
+          <w:b w:val="0"/>
+          <w:sz w:val="28"/>
+        </w:rPr>
+        <w:t>SpaceX的比特币持仓近期受到更多关注，原因是有报道称Musk曾探讨合并SpaceX与电动汽车制造商特斯拉（Tesla，TSLA）。特斯拉已是上市公司中最大的企业比特币持有者之一，持有超过11，500枚比特币。若SpaceX与特斯拉最终合并，Musk将可能控制公开市场上最大的企业比特币持仓之一。不过，两家公司目前均未宣布正式合并计划。</w:t>
+      </w:r>
+    </w:p>
+    <w:p>
+      <w:pPr>
+        <w:pStyle w:val="正文内容"/>
+        <w:spacing w:before="0" w:after="0" w:line="240" w:lineRule="auto"/>
+        <w:ind w:left="0" w:right="0" w:firstLine="560"/>
+        <w:jc w:val="both"/>
+      </w:pPr>
+      <w:r>
+        <w:rPr>
+          <w:rFonts w:ascii="Times New Roman" w:hAnsi="Times New Roman" w:cs="Times New Roman" w:eastAsia="仿宋"/>
+          <w:b w:val="0"/>
+          <w:sz w:val="28"/>
+        </w:rPr>
+        <w:t>此次IPO还将测试加密市场在风险资产拥挤的市场中能否继续吸引资金。SpaceX计划于2026年6月上市，加之人工智能公司OpenAI和Anthropic预计的融资活动，到年底可能吸引超过2400亿美元资金。这可能导致零售和机构投资者重新配置资本，从科技股、人工智能投资和数字资产中抽离流动性。比特币和其他数字资产通常与高成长公司竞争同一批风险偏好投资资金。</w:t>
+      </w:r>
+    </w:p>
+    <w:p>
+      <w:pPr>
+        <w:pStyle w:val="正文内容"/>
+        <w:spacing w:before="0" w:after="0" w:line="240" w:lineRule="auto"/>
+        <w:ind w:left="0" w:right="0" w:firstLine="560"/>
+        <w:jc w:val="both"/>
+      </w:pPr>
+      <w:r>
+        <w:rPr>
+          <w:rFonts w:ascii="Times New Roman" w:hAnsi="Times New Roman" w:cs="Times New Roman" w:eastAsia="仿宋"/>
+          <w:b w:val="0"/>
+          <w:sz w:val="28"/>
+        </w:rPr>
+        <w:t>因此，对SpaceX及其他热门发行股票的需求激增可能在短期内对加密价格构成压力。分析师指出，SpaceX上市后，市场需关注其比特币持仓的管理策略以及Musk的后续动作。如果合并传闻成真，特斯拉与SpaceX的比特币总持仓将超过3万枚，价值逾20亿美元，这将进一步巩固Musk在加密市场的影响力。</w:t>
+      </w:r>
+    </w:p>
+    <w:p>
+      <w:pPr>
+        <w:pStyle w:val="正文内容"/>
+        <w:spacing w:before="0" w:after="0" w:line="240" w:lineRule="auto"/>
+        <w:ind w:left="0" w:right="0" w:firstLine="560"/>
+        <w:jc w:val="both"/>
+      </w:pPr>
+      <w:r>
+        <w:rPr>
+          <w:rFonts w:ascii="Times New Roman" w:hAnsi="Times New Roman" w:cs="Times New Roman" w:eastAsia="仿宋"/>
+          <w:b w:val="0"/>
+          <w:sz w:val="28"/>
+        </w:rPr>
+        <w:t>总体而言，SpaceX的IPO不仅是航空航天领域的里程碑，也为加密市场带来了新的变量。投资者将密切关注IPO认购情况以及比特币持仓的公开披露。此次发行将如何影响加密资金的流向，以及Musk是否会利用其合并影响力放大比特币持仓，将成为未来数月的观察焦点。</w:t>
+      </w:r>
+    </w:p>
+    <w:p>
+      <w:pPr>
+        <w:pStyle w:val="信息来源"/>
+        <w:spacing w:before="50" w:after="100" w:line="240" w:lineRule="auto"/>
+        <w:ind w:left="0" w:right="0" w:firstLine="0"/>
+        <w:jc w:val="right"/>
+      </w:pPr>
+      <w:r>
+        <w:rPr>
+          <w:rFonts w:ascii="Times New Roman" w:hAnsi="Times New Roman" w:cs="Times New Roman" w:eastAsia="仿宋"/>
+          <w:b w:val="0"/>
+          <w:sz w:val="21"/>
+        </w:rPr>
+        <w:t>（信息来源：CoinDesk）</w:t>
+      </w:r>
+    </w:p>
+    <w:p>
+      <w:pPr>
+        <w:pStyle w:val="原文信息"/>
+        <w:spacing w:before="0" w:after="0" w:line="240" w:lineRule="auto"/>
+        <w:ind w:left="0" w:right="0" w:firstLine="0"/>
+        <w:jc w:val="left"/>
+      </w:pPr>
+      <w:r>
+        <w:rPr>
+          <w:rFonts w:ascii="Times New Roman" w:hAnsi="Times New Roman" w:cs="Times New Roman" w:eastAsia="仿宋"/>
+          <w:b w:val="0"/>
+          <w:sz w:val="18"/>
+        </w:rPr>
+        <w:t>原文标题：SpaceX targets record $75 billion IPO as bitcoin treasury and liquidity risks draw focus</w:t>
+      </w:r>
+    </w:p>
+    <w:p>
+      <w:pPr>
+        <w:pStyle w:val="原文信息"/>
+        <w:spacing w:before="0" w:after="0" w:line="240" w:lineRule="auto"/>
+        <w:ind w:left="0" w:right="0" w:firstLine="0"/>
+        <w:jc w:val="left"/>
+      </w:pPr>
+      <w:r>
+        <w:rPr>
+          <w:rFonts w:ascii="Times New Roman" w:hAnsi="Times New Roman" w:cs="Times New Roman" w:eastAsia="仿宋"/>
+          <w:b w:val="0"/>
+          <w:sz w:val="18"/>
+        </w:rPr>
+        <w:t>原文链接：https：//www.coindesk.com/markets/2026/06/03/spacex-targets-record-usd75-billion-ipo-as-bitcoin-treasury-and-liquidity-risks-draw-focus</w:t>
+      </w:r>
+    </w:p>
+    <w:p/>
+    <w:p>
+      <w:pPr>
+        <w:pStyle w:val="文章一级标题"/>
+        <w:spacing w:before="0" w:after="0" w:line="240" w:lineRule="auto"/>
+        <w:ind w:left="0" w:right="0" w:firstLine="0"/>
+        <w:jc w:val="center"/>
+      </w:pPr>
+      <w:r>
+        <w:rPr>
+          <w:rFonts w:ascii="Times New Roman" w:hAnsi="Times New Roman" w:cs="Times New Roman" w:eastAsia="黑体"/>
+          <w:b w:val="0"/>
+          <w:sz w:val="30"/>
+        </w:rPr>
+        <w:t>比特币短暂跌破66000美元ETF流出和地缘政治担忧施压加密市场</w:t>
+      </w:r>
+    </w:p>
+    <w:p>
+      <w:pPr>
+        <w:spacing w:before="0" w:after="0" w:line="240" w:lineRule="auto"/>
+        <w:ind w:left="0" w:right="0" w:firstLine="0"/>
+        <w:jc w:val="both"/>
+      </w:pPr>
+      <w:r>
+        <w:rPr>
+          <w:rFonts w:ascii="Times New Roman" w:hAnsi="Times New Roman" w:cs="Times New Roman" w:eastAsia="仿宋"/>
+          <w:b w:val="0"/>
+          <w:sz w:val="28"/>
+        </w:rPr>
+        <w:t>· 比特币于2026年6月2日晚间短暂跌破66000美元，随后小幅反弹</w:t>
+      </w:r>
+    </w:p>
+    <w:p>
+      <w:pPr>
+        <w:spacing w:before="0" w:after="0" w:line="240" w:lineRule="auto"/>
+        <w:ind w:left="0" w:right="0" w:firstLine="0"/>
+        <w:jc w:val="both"/>
+      </w:pPr>
+      <w:r>
+        <w:rPr>
+          <w:rFonts w:ascii="Times New Roman" w:hAnsi="Times New Roman" w:cs="Times New Roman" w:eastAsia="仿宋"/>
+          <w:b w:val="0"/>
+          <w:sz w:val="28"/>
+        </w:rPr>
+        <w:t>· ETF资金持续流出以及地缘政治紧张局势加剧了市场抛售压力</w:t>
+      </w:r>
+    </w:p>
+    <w:p>
+      <w:pPr>
+        <w:spacing w:before="0" w:after="0" w:line="240" w:lineRule="auto"/>
+        <w:ind w:left="0" w:right="0" w:firstLine="0"/>
+        <w:jc w:val="both"/>
+      </w:pPr>
+      <w:r>
+        <w:rPr>
+          <w:rFonts w:ascii="Times New Roman" w:hAnsi="Times New Roman" w:cs="Times New Roman" w:eastAsia="仿宋"/>
+          <w:b w:val="0"/>
+          <w:sz w:val="28"/>
+        </w:rPr>
+        <w:t>· Strategy公司近期出售比特币的行为引发投资者对市场流动性的担忧</w:t>
+      </w:r>
+    </w:p>
+    <w:p>
+      <w:pPr>
+        <w:pStyle w:val="正文内容"/>
+        <w:spacing w:before="0" w:after="0" w:line="240" w:lineRule="auto"/>
+        <w:ind w:left="0" w:right="0" w:firstLine="560"/>
+        <w:jc w:val="both"/>
+      </w:pPr>
+      <w:r>
+        <w:rPr>
+          <w:rFonts w:ascii="Times New Roman" w:hAnsi="Times New Roman" w:cs="Times New Roman" w:eastAsia="仿宋"/>
+          <w:b w:val="0"/>
+          <w:sz w:val="28"/>
+        </w:rPr>
+        <w:t>比特币在2026年6月2日晚间交易中一度跌破66000美元整数关口，随后小幅回升，以太币等主要加密货币同步下跌。市场继续消化Strategy公司近期出售比特币的影响，同时交易所交易基金（ETF）资金外流和地缘政治担忧共同施压。</w:t>
+      </w:r>
+    </w:p>
+    <w:p>
+      <w:pPr>
+        <w:pStyle w:val="正文内容"/>
+        <w:spacing w:before="0" w:after="0" w:line="240" w:lineRule="auto"/>
+        <w:ind w:left="0" w:right="0" w:firstLine="560"/>
+        <w:jc w:val="both"/>
+      </w:pPr>
+      <w:r>
+        <w:rPr>
+          <w:rFonts w:ascii="Times New Roman" w:hAnsi="Times New Roman" w:cs="Times New Roman" w:eastAsia="仿宋"/>
+          <w:b w:val="0"/>
+          <w:sz w:val="28"/>
+        </w:rPr>
+        <w:t>比特币（Bitcoin，BTC）在2026年6月2日晚间短暂跌穿66000美元，触及65980美元附近低点，随后反弹至66300美元左右。以太币（Ether，ETH）等主要加密货币也出现下跌，其中ETH下跌约2.5%至3420美元。整体加密货币市值在过去24小时内缩水约3%，反映出市场情绪趋于谨慎。</w:t>
+      </w:r>
+    </w:p>
+    <w:p>
+      <w:pPr>
+        <w:pStyle w:val="正文内容"/>
+        <w:spacing w:before="0" w:after="0" w:line="240" w:lineRule="auto"/>
+        <w:ind w:left="0" w:right="0" w:firstLine="560"/>
+        <w:jc w:val="both"/>
+      </w:pPr>
+      <w:r>
+        <w:rPr>
+          <w:rFonts w:ascii="Times New Roman" w:hAnsi="Times New Roman" w:cs="Times New Roman" w:eastAsia="仿宋"/>
+          <w:b w:val="0"/>
+          <w:sz w:val="28"/>
+        </w:rPr>
+        <w:t>近期交易所交易基金（ETF）资金持续流出是压制比特币价格的关键因素之一。数据显示，截至6月2日，美国现货比特币ETF连续四个交易日录得净流出，累计流出金额超过3.5亿美元。投资者对宏观经济前景的担忧，尤其是美国通胀数据居高不下，推动部分资金撤出风险资产。</w:t>
+      </w:r>
+    </w:p>
+    <w:p>
+      <w:pPr>
+        <w:pStyle w:val="正文内容"/>
+        <w:spacing w:before="0" w:after="0" w:line="240" w:lineRule="auto"/>
+        <w:ind w:left="0" w:right="0" w:firstLine="560"/>
+        <w:jc w:val="both"/>
+      </w:pPr>
+      <w:r>
+        <w:rPr>
+          <w:rFonts w:ascii="Times New Roman" w:hAnsi="Times New Roman" w:cs="Times New Roman" w:eastAsia="仿宋"/>
+          <w:b w:val="0"/>
+          <w:sz w:val="28"/>
+        </w:rPr>
+        <w:t>地缘政治紧张局势进一步加剧了市场不确定性。据《The Block》报道，中东地区冲突升级以及中美贸易摩擦再现信号，促使交易员降低风险敞口。避险情绪蔓延至加密货币领域，导致卖压加重。</w:t>
+      </w:r>
+    </w:p>
+    <w:p>
+      <w:pPr>
+        <w:pStyle w:val="正文内容"/>
+        <w:spacing w:before="0" w:after="0" w:line="240" w:lineRule="auto"/>
+        <w:ind w:left="0" w:right="0" w:firstLine="560"/>
+        <w:jc w:val="both"/>
+      </w:pPr>
+      <w:r>
+        <w:rPr>
+          <w:rFonts w:ascii="Times New Roman" w:hAnsi="Times New Roman" w:cs="Times New Roman" w:eastAsia="仿宋"/>
+          <w:b w:val="0"/>
+          <w:sz w:val="28"/>
+        </w:rPr>
+        <w:t>Strategy公司（原名MicroStrategy）近期出售部分比特币持仓的消息也引发市场关注。该公司在2026年5月下旬出售约1.2万枚比特币，用于购买美国国债和回购股票。这笔抛售增加了市场供应，但 Strategy 首席执行官Michael Saylor表示，公司仍持有大量比特币，长期看涨立场未变。</w:t>
+      </w:r>
+    </w:p>
+    <w:p>
+      <w:pPr>
+        <w:pStyle w:val="正文内容"/>
+        <w:spacing w:before="0" w:after="0" w:line="240" w:lineRule="auto"/>
+        <w:ind w:left="0" w:right="0" w:firstLine="560"/>
+        <w:jc w:val="both"/>
+      </w:pPr>
+      <w:r>
+        <w:rPr>
+          <w:rFonts w:ascii="Times New Roman" w:hAnsi="Times New Roman" w:cs="Times New Roman" w:eastAsia="仿宋"/>
+          <w:b w:val="0"/>
+          <w:sz w:val="28"/>
+        </w:rPr>
+        <w:t>技术面上，比特币跌破66000美元心理关口后，下一支撑位在65000美元附近。若抛售持续，可能测试64000美元区域。分析师指出，短期内市场缺乏明确催化剂，ETF资金流向和宏观事件将继续主导行情。不过，部分长期持有者利用回调增持，链上数据显示交易所比特币余额下降，暗示积累仍在进行。</w:t>
       </w:r>
     </w:p>
     <w:p>
@@ -643,7 +1752,252 @@
           <w:b w:val="0"/>
           <w:sz w:val="18"/>
         </w:rPr>
-        <w:t>原文标题：Bessent backs summer push for Clarity Act， says bitcoin reserve moving at ‘deliberate speed’</w:t>
+        <w:t>原文标题：Bitcoin briefly dips below $66，000 as ETF outflows， geopolitical fears weigh on crypto</w:t>
+      </w:r>
+    </w:p>
+    <w:p>
+      <w:pPr>
+        <w:pStyle w:val="原文信息"/>
+        <w:spacing w:before="0" w:after="0" w:line="240" w:lineRule="auto"/>
+        <w:ind w:left="0" w:right="0" w:firstLine="0"/>
+        <w:jc w:val="left"/>
+      </w:pPr>
+      <w:r>
+        <w:rPr>
+          <w:rFonts w:ascii="Times New Roman" w:hAnsi="Times New Roman" w:cs="Times New Roman" w:eastAsia="仿宋"/>
+          <w:b w:val="0"/>
+          <w:sz w:val="18"/>
+        </w:rPr>
+        <w:t>原文链接：http：//www.bing.com/news/apiclick.aspx？ref=FexRss&amp;aid=&amp;tid=6a20e0e00adb40bd96270eaf87dc6b9e&amp;url=https%3A%2F%2Fwww.theblock.co%2Fpost%2F403454%2Fbitcoin-dips-below-66000&amp;c=16385198654964397796&amp;mkt=en-us</w:t>
+      </w:r>
+    </w:p>
+    <w:p>
+      <w:pPr>
+        <w:sectPr>
+          <w:pgSz w:w="12240" w:h="15840"/>
+          <w:pgMar w:top="1440" w:right="1803" w:bottom="1440" w:left="1803" w:header="850" w:footer="992" w:gutter="0"/>
+          <w:cols w:space="720"/>
+          <w:docGrid w:type="lines" w:linePitch="312"/>
+        </w:sectPr>
+      </w:pPr>
+    </w:p>
+    <w:p>
+      <w:pPr>
+        <w:pStyle w:val="Heading1"/>
+      </w:pPr>
+      <w:r>
+        <w:rPr>
+          <w:rFonts w:ascii="Times New Roman" w:hAnsi="Times New Roman" w:cs="Times New Roman" w:eastAsia="黑体"/>
+          <w:b w:val="0"/>
+          <w:color w:val="2F5496"/>
+          <w:sz w:val="30"/>
+        </w:rPr>
+        <w:t>【意见领袖】</w:t>
+      </w:r>
+    </w:p>
+    <w:p>
+      <w:pPr>
+        <w:pStyle w:val="文章一级标题"/>
+        <w:spacing w:before="0" w:after="0" w:line="240" w:lineRule="auto"/>
+        <w:ind w:left="0" w:right="0" w:firstLine="0"/>
+        <w:jc w:val="center"/>
+      </w:pPr>
+      <w:r>
+        <w:rPr>
+          <w:rFonts w:ascii="Times New Roman" w:hAnsi="Times New Roman" w:cs="Times New Roman" w:eastAsia="黑体"/>
+          <w:b w:val="0"/>
+          <w:sz w:val="30"/>
+        </w:rPr>
+        <w:t>比特币下跌不是因为Saylor而是失去动量交易</w:t>
+      </w:r>
+    </w:p>
+    <w:p>
+      <w:pPr>
+        <w:spacing w:before="0" w:after="0" w:line="240" w:lineRule="auto"/>
+        <w:ind w:left="0" w:right="0" w:firstLine="0"/>
+        <w:jc w:val="both"/>
+      </w:pPr>
+      <w:r>
+        <w:rPr>
+          <w:rFonts w:ascii="Times New Roman" w:hAnsi="Times New Roman" w:cs="Times New Roman" w:eastAsia="仿宋"/>
+          <w:b w:val="0"/>
+          <w:sz w:val="28"/>
+        </w:rPr>
+        <w:t>· 比特币6月4日跌破62000美元，15亿美元多头爆仓，市场认为是动量交易消退所致。</w:t>
+      </w:r>
+    </w:p>
+    <w:p>
+      <w:pPr>
+        <w:spacing w:before="0" w:after="0" w:line="240" w:lineRule="auto"/>
+        <w:ind w:left="0" w:right="0" w:firstLine="0"/>
+        <w:jc w:val="both"/>
+      </w:pPr>
+      <w:r>
+        <w:rPr>
+          <w:rFonts w:ascii="Times New Roman" w:hAnsi="Times New Roman" w:cs="Times New Roman" w:eastAsia="仿宋"/>
+          <w:b w:val="0"/>
+          <w:sz w:val="28"/>
+        </w:rPr>
+        <w:t>· 分析师认为下跌并非Strategy出售比特币，而是缺乏新的买入动能。</w:t>
+      </w:r>
+    </w:p>
+    <w:p>
+      <w:pPr>
+        <w:spacing w:before="0" w:after="0" w:line="240" w:lineRule="auto"/>
+        <w:ind w:left="0" w:right="0" w:firstLine="0"/>
+        <w:jc w:val="both"/>
+      </w:pPr>
+      <w:r>
+        <w:rPr>
+          <w:rFonts w:ascii="Times New Roman" w:hAnsi="Times New Roman" w:cs="Times New Roman" w:eastAsia="仿宋"/>
+          <w:b w:val="0"/>
+          <w:sz w:val="28"/>
+        </w:rPr>
+        <w:t>· 长期持有者获利了结，短期投机资金离场，导致价格承压。</w:t>
+      </w:r>
+    </w:p>
+    <w:p>
+      <w:pPr>
+        <w:pStyle w:val="正文内容"/>
+        <w:spacing w:before="0" w:after="0" w:line="240" w:lineRule="auto"/>
+        <w:ind w:left="0" w:right="0" w:firstLine="560"/>
+        <w:jc w:val="both"/>
+      </w:pPr>
+      <w:r>
+        <w:rPr>
+          <w:rFonts w:ascii="Times New Roman" w:hAnsi="Times New Roman" w:cs="Times New Roman" w:eastAsia="仿宋"/>
+          <w:b w:val="0"/>
+          <w:sz w:val="28"/>
+        </w:rPr>
+        <w:t>比特币周三跌破62000美元，15亿美元加密货币多头头寸被清算，市场认为下跌因动量交易消退而非Michael Saylor旗下的Strategy公司出售持仓。</w:t>
+      </w:r>
+    </w:p>
+    <w:p>
+      <w:pPr>
+        <w:pStyle w:val="正文内容"/>
+        <w:spacing w:before="0" w:after="0" w:line="240" w:lineRule="auto"/>
+        <w:ind w:left="0" w:right="0" w:firstLine="560"/>
+        <w:jc w:val="both"/>
+      </w:pPr>
+      <w:r>
+        <w:rPr>
+          <w:rFonts w:ascii="Times New Roman" w:hAnsi="Times New Roman" w:cs="Times New Roman" w:eastAsia="仿宋"/>
+          <w:b w:val="0"/>
+          <w:sz w:val="28"/>
+        </w:rPr>
+        <w:t>比特币在2026年6月4日跌至62000美元以下，导致15亿美元的加密货币多头头寸被强制平仓。CoinDesk报道指出，市场普遍认为这一波下跌并非由Strategy（原MicroStrategy）联合创始人Michael Saylor出售比特币所致，而是源于动量交易的消退。此前比特币在5月底曾一度逼近70000美元，但随后缺乏持续买盘推动。</w:t>
+      </w:r>
+    </w:p>
+    <w:p>
+      <w:pPr>
+        <w:pStyle w:val="正文内容"/>
+        <w:spacing w:before="0" w:after="0" w:line="240" w:lineRule="auto"/>
+        <w:ind w:left="0" w:right="0" w:firstLine="560"/>
+        <w:jc w:val="both"/>
+      </w:pPr>
+      <w:r>
+        <w:rPr>
+          <w:rFonts w:ascii="Times New Roman" w:hAnsi="Times New Roman" w:cs="Times New Roman" w:eastAsia="仿宋"/>
+          <w:b w:val="0"/>
+          <w:sz w:val="28"/>
+        </w:rPr>
+        <w:t>动量交易是加密货币市场常见的短期策略，投资者追涨杀跌。当价格上升时，多头加仓；当价格停滞或回调时，多头平仓引发连锁反应。近期比特币未能突破关键阻力位，导致动量指标转弱，部分量化基金和短线交易者选择离场。这与此前Saylor抛售的猜测形成对比——Saylor曾在5月下旬公开表示公司没有出售比特币的计划。</w:t>
+      </w:r>
+    </w:p>
+    <w:p>
+      <w:pPr>
+        <w:pStyle w:val="正文内容"/>
+        <w:spacing w:before="0" w:after="0" w:line="240" w:lineRule="auto"/>
+        <w:ind w:left="0" w:right="0" w:firstLine="560"/>
+        <w:jc w:val="both"/>
+      </w:pPr>
+      <w:r>
+        <w:rPr>
+          <w:rFonts w:ascii="Times New Roman" w:hAnsi="Times New Roman" w:cs="Times New Roman" w:eastAsia="仿宋"/>
+          <w:b w:val="0"/>
+          <w:sz w:val="28"/>
+        </w:rPr>
+        <w:t>根据CoinDesk数据，6月4日的清算规模为2026年以来最大之一，其中比特币多头占大头。清算主要发生在BitMEX、Binance等杠杆交易平台。市场分析师指出，比特币在60000美元至63000美元区间多次测试未果，技术面形成“双顶”形态，加剧了恐慌性抛售。然而，长期持有者并未出现大规模转移，链上数据显示交易所流入量正常。</w:t>
+      </w:r>
+    </w:p>
+    <w:p>
+      <w:pPr>
+        <w:pStyle w:val="正文内容"/>
+        <w:spacing w:before="0" w:after="0" w:line="240" w:lineRule="auto"/>
+        <w:ind w:left="0" w:right="0" w:firstLine="560"/>
+        <w:jc w:val="both"/>
+      </w:pPr>
+      <w:r>
+        <w:rPr>
+          <w:rFonts w:ascii="Times New Roman" w:hAnsi="Times New Roman" w:cs="Times New Roman" w:eastAsia="仿宋"/>
+          <w:b w:val="0"/>
+          <w:sz w:val="28"/>
+        </w:rPr>
+        <w:t>宏观层面，美国联邦储备委员会（Fed）的货币政策立场仍是重要变量。6月4日公布的就业数据超预期，强化了市场对利率维持高位的预期，这对风险资产构成压力。同时，比特币ETF的资金流入在6月初明显放缓，从5月下旬的日均5亿美元降至不足1亿美元，显示机构购买力减弱。</w:t>
+      </w:r>
+    </w:p>
+    <w:p>
+      <w:pPr>
+        <w:pStyle w:val="正文内容"/>
+        <w:spacing w:before="0" w:after="0" w:line="240" w:lineRule="auto"/>
+        <w:ind w:left="0" w:right="0" w:firstLine="560"/>
+        <w:jc w:val="both"/>
+      </w:pPr>
+      <w:r>
+        <w:rPr>
+          <w:rFonts w:ascii="Times New Roman" w:hAnsi="Times New Roman" w:cs="Times New Roman" w:eastAsia="仿宋"/>
+          <w:b w:val="0"/>
+          <w:sz w:val="28"/>
+        </w:rPr>
+        <w:t>展望后市，分析师认为比特币需要重新站稳65000美元才能恢复动量。如果恐慌情绪蔓延，可能进一步下探至58000美元支撑位。不过，链上数据显示持有者成本基础在55000美元附近，为价格提供了缓冲。Saylor和Strategy继续持有约21.4万枚比特币，未受当前波动影响。</w:t>
+      </w:r>
+    </w:p>
+    <w:p>
+      <w:pPr>
+        <w:pStyle w:val="正文内容"/>
+        <w:spacing w:before="0" w:after="0" w:line="240" w:lineRule="auto"/>
+        <w:ind w:left="0" w:right="0" w:firstLine="560"/>
+        <w:jc w:val="both"/>
+      </w:pPr>
+      <w:r>
+        <w:rPr>
+          <w:rFonts w:ascii="Times New Roman" w:hAnsi="Times New Roman" w:cs="Times New Roman" w:eastAsia="仿宋"/>
+          <w:b w:val="0"/>
+          <w:sz w:val="28"/>
+        </w:rPr>
+        <w:t>总体而言，6月4日的下跌是市场动量转换的典型表现，而非单一事件驱动。比特币在缺乏新催化剂的情况下，短期或将维持区间震荡。投资者需关注美国消费者价格指数（CPI）数据和美联储6月会议决议，这些可能成为下一个趋势触发点。</w:t>
+      </w:r>
+    </w:p>
+    <w:p>
+      <w:pPr>
+        <w:pStyle w:val="信息来源"/>
+        <w:spacing w:before="50" w:after="100" w:line="240" w:lineRule="auto"/>
+        <w:ind w:left="0" w:right="0" w:firstLine="0"/>
+        <w:jc w:val="right"/>
+      </w:pPr>
+      <w:r>
+        <w:rPr>
+          <w:rFonts w:ascii="Times New Roman" w:hAnsi="Times New Roman" w:cs="Times New Roman" w:eastAsia="仿宋"/>
+          <w:b w:val="0"/>
+          <w:sz w:val="21"/>
+        </w:rPr>
+        <w:t>（信息来源：CoinDesk）</w:t>
+      </w:r>
+    </w:p>
+    <w:p>
+      <w:pPr>
+        <w:pStyle w:val="原文信息"/>
+        <w:spacing w:before="0" w:after="0" w:line="240" w:lineRule="auto"/>
+        <w:ind w:left="0" w:right="0" w:firstLine="0"/>
+        <w:jc w:val="left"/>
+      </w:pPr>
+      <w:r>
+        <w:rPr>
+          <w:rFonts w:ascii="Times New Roman" w:hAnsi="Times New Roman" w:cs="Times New Roman" w:eastAsia="仿宋"/>
+          <w:b w:val="0"/>
+          <w:sz w:val="18"/>
+        </w:rPr>
+        <w:t>原文标题：Bitcoin isn't crashing because of Saylor， it's losing the momentum trade</w:t>
       </w:r>
     </w:p>
     <w:p>
@@ -676,7 +2030,7 @@
           <w:b w:val="0"/>
           <w:sz w:val="30"/>
         </w:rPr>
-        <w:t>英国FCA发布稳定币发行和加密资产托管制度</w:t>
+        <w:t>经济学家AlexKrüger称加密货币为失败资产类别但肯定比特币和区块链价值</w:t>
       </w:r>
     </w:p>
     <w:p>
@@ -691,7 +2045,7 @@
           <w:b w:val="0"/>
           <w:sz w:val="28"/>
         </w:rPr>
-        <w:t>· 英国金融行为监管局（FCA）于2026年6月4日正式发布稳定币发行和加密资产托管监管制度，成为全球首个针对该领域的完整监管框架。</w:t>
+        <w:t>· 知名经济学家Alex Krüger将加密货币整体定性为“失败资产类别”，引发行业讨论。</w:t>
       </w:r>
     </w:p>
     <w:p>
@@ -706,7 +2060,7 @@
           <w:b w:val="0"/>
           <w:sz w:val="28"/>
         </w:rPr>
-        <w:t>· 新制度要求稳定币发行方必须持有FCA授权，并遵守资本储备、信息披露和反洗钱等要求。</w:t>
+        <w:t>· Krüger同时指出比特币作为去中心化价值储存和区块链技术仍具有独特意义。</w:t>
       </w:r>
     </w:p>
     <w:p>
@@ -721,7 +2075,7 @@
           <w:b w:val="0"/>
           <w:sz w:val="28"/>
         </w:rPr>
-        <w:t>· 加密资产托管方需遵循严格的客户资产隔离、安全审计和风险管理标准，旨在保护投资者并防范系统性风险。</w:t>
+        <w:t>· 这一观点在加密市场低迷背景下出现，可能影响投资者信心和监管态度。</w:t>
       </w:r>
     </w:p>
     <w:p>
@@ -737,7 +2091,7 @@
           <w:b w:val="0"/>
           <w:sz w:val="28"/>
         </w:rPr>
-        <w:t>英国金融行为监管局（FCA）于2026年6月4日正式发布稳定币发行和加密资产托管监管制度，标志着英国在数字资产监管领域迈出关键一步。该制度涵盖稳定币发行授权、资本储备要求、运营风险管理以及加密资产托管方的客户资产隔离与审计标准，旨在为市场参与者提供明确的合规路径，同时防范金融稳定风险。</w:t>
+        <w:t>2026年6月3日，经济学家Alex Krüger发表尖锐观点，认为加密货币作为资产类别已经失败，但比特币和区块链技术依然蕴含价值。这一论断正值加密市场大幅波动之际，引发多方解读。</w:t>
       </w:r>
     </w:p>
     <w:p>
@@ -753,7 +2107,7 @@
           <w:b w:val="0"/>
           <w:sz w:val="28"/>
         </w:rPr>
-        <w:t>2026年6月4日，英国金融行为监管局（Financial Conduct Authority，FCA）正式发布稳定币发行和加密资产托管监管制度。该制度是英国政府落实数字资产监管框架的核心组成部分，旨在为稳定币和加密资产服务提供统一的合规标准。根据公告，新规将于2026年底前分阶段实施，要求所有在英国运营的稳定币发行方和加密资产托管服务商在2027年3月前完成注册或申请许可证。</w:t>
+        <w:t>经济学家Alex Krüger在2026年6月3日发布的一份报告中，将加密货币称为“失败资产类别（failed asset class）”，认为绝大多数加密项目未能实现其最初承诺的去中心化金融革命。Krüger指出，除了少数例外，加密货币市场充斥着投机泡沫和欺诈，导致散户投资者遭受巨大损失。他特别强调，许多所谓的“以太坊杀手（Ethereum killers）”未能建立起可持续的生态系统，而DeFi（去中心化金融）领域的多次黑客攻击和协议崩溃进一步削弱了市场信任。Krüger的结论基于对市场周期、技术采用率和监管环境等多个维度的长期观察。</w:t>
       </w:r>
     </w:p>
     <w:p>
@@ -769,7 +2123,7 @@
           <w:b w:val="0"/>
           <w:sz w:val="28"/>
         </w:rPr>
-        <w:t>在稳定币发行方面，新制度明确要求发行方必须获得FCA授权，并满足一系列严格条件。发行方需持有与其流通稳定币价值相等的高流动性储备资产，并定期接受第三方审计。此外，发行方必须建立完善的赎回机制，确保用户能够按面值兑换法币。制度还强调信息披露义务，发行方需公开其储备资产的构成、估值方法和风险管理框架。对于算法稳定币，FCA表示将采取更严格的审慎措施，以防止因设计缺陷导致的脱锚风险。</w:t>
+        <w:t>然而，Krüger并未完全否定加密领域的所有元素。他明确表示，比特币（Bitcoin，BTC）作为第一个成功的去中心化数字货币，仍然具有“数字黄金（digital gold）”的价值储存属性，其有限的供应量和全球流动性使其在资产配置中占有一席之地。此外，Krüger认为区块链（blockchain）技术本身在供应链管理、身份验证和跨境支付等场景中展现了实际应用潜力，尽管其商业化进程慢于早期预期。他引用近年来企业级区块链项目的案例，指出传统金融机构正在利用分布式账本技术（Distributed Ledger Technology，DLT）提升运营效率，这部分与加密货币的投机属性应区分看待。</w:t>
       </w:r>
     </w:p>
     <w:p>
@@ -785,7 +2139,7 @@
           <w:b w:val="0"/>
           <w:sz w:val="28"/>
         </w:rPr>
-        <w:t>加密资产托管方面，新规要求托管服务商对客户资产实施隔离存放，不得与自有资产混同。服务商必须建立冷热钱包分离机制，并设定私钥管理的最低安全标准。同时，托管方需定期进行独立安全审计，并向FCA报告重大安全事件。制度还引入了客户资产保护机制，要求托管方在破产清算时优先清偿客户资产。这些要求与美国、欧盟的类似监管思路保持一致，但英国在钱包安全审计和客户资产隔离方面设定了更高门槛。</w:t>
+        <w:t>Krüger的观点在加密社区内引发激烈辩论。支持者认为他客观指出了行业泡沫，尤其是2025年多个算法稳定币项目崩溃后的市场教训。反对者则批评其判断过于笼统，忽视了以太坊（Ethereum，ETH）等平台的智能合约（smart contract）创新以及NFT（非同质化代币）在数字所有权方面的突破。值得注意的是，Krüger并非首次公开质疑加密货币；他在2023年就警告过流动性风险，当时比特币价格尚未突破10万美元。此次言论恰逢2026年6月初比特币价格跌破62000美元，且加密期货市场在24小时内爆仓超过15亿美元，市场情绪低迷。</w:t>
       </w:r>
     </w:p>
     <w:p>
@@ -801,7 +2155,7 @@
           <w:b w:val="0"/>
           <w:sz w:val="28"/>
         </w:rPr>
-        <w:t>FCA表示，此次监管制度的出台是对2025年《金融服务和市场法案》中加密资产条款的具体落实。该制度参考了国际监管标准，特别是国际证监会组织（International Organization of Securities Commissions，IOSCO）和金融稳定理事会（Financial Stability Board，FSB）的建议。FCA执行董事Sarah Pritchard在声明中称：“新制度将通过创造清晰、可预测的监管环境，促进加密资产市场在英国安全、可持续地发展。”</w:t>
+        <w:t>从监管角度看，Krüger的论断可能被一些政策制定者用作收紧加密监管的依据。美国证券交易委员会（SEC，Securities and Exchange Commission）主席Gary Gensler此前已多次强调多数代币属于证券，而Krüger的“失败资产类别”说法可能强化这一立场。然而，Krüger同时为比特币辩护，这暗示监管框架应当区分比特币与其他加密资产。欧洲央行（European Central Bank）数字货币项目负责人也类似地表示，只有少数加密资产具有长期生存能力。市场分析师指出，Krüger的言论短期内可能加剧抛售压力，但长期来看有助于淘汰劣质项目。</w:t>
       </w:r>
     </w:p>
     <w:p>
@@ -817,1186 +2171,7 @@
           <w:b w:val="0"/>
           <w:sz w:val="28"/>
         </w:rPr>
-        <w:t>市场反应方面，主要稳定币发行方如Circle和Tether均表示正在评估新规对其英国业务的影响。部分分析人士认为，严格的资本储备和审计要求可能推高合规成本，导致小型发行方退出市场。然而，多数行业机构对新规表示欢迎，认为这有助于提升投资者信心并吸引机构资金入场。英国数字资产协会（CryptoUK）则呼吁FCA在实施过程中提供过渡期指导，以帮助企业顺利适应新要求。</w:t>
-      </w:r>
-    </w:p>
-    <w:p>
-      <w:pPr>
-        <w:pStyle w:val="正文内容"/>
-        <w:spacing w:before="0" w:after="0" w:line="240" w:lineRule="auto"/>
-        <w:ind w:left="0" w:right="0" w:firstLine="560"/>
-        <w:jc w:val="both"/>
-      </w:pPr>
-      <w:r>
-        <w:rPr>
-          <w:rFonts w:ascii="Times New Roman" w:hAnsi="Times New Roman" w:cs="Times New Roman" w:eastAsia="仿宋"/>
-          <w:b w:val="0"/>
-          <w:sz w:val="28"/>
-        </w:rPr>
-        <w:t>从全球监管格局看，英国此次立法紧随欧盟《加密资产市场法案》（Markets in Crypto-Assets，MiCA）之后，但更聚焦于稳定币和托管这两个风险高发领域。与欧盟的综合性框架不同，英国采取分阶段推进策略，优先监管最急迫的环节。FCA表示，未来还将陆续发布关于去中心化金融（DeFi）和加密资产交易平台的监管规则。分析人士指出，英国正在走一条介于美国和欧盟之间的中间路线，在保护投资者和维护金融稳定之间寻求平衡。</w:t>
-      </w:r>
-    </w:p>
-    <w:p>
-      <w:pPr>
-        <w:pStyle w:val="正文内容"/>
-        <w:spacing w:before="0" w:after="0" w:line="240" w:lineRule="auto"/>
-        <w:ind w:left="0" w:right="0" w:firstLine="560"/>
-        <w:jc w:val="both"/>
-      </w:pPr>
-      <w:r>
-        <w:rPr>
-          <w:rFonts w:ascii="Times New Roman" w:hAnsi="Times New Roman" w:cs="Times New Roman" w:eastAsia="仿宋"/>
-          <w:b w:val="0"/>
-          <w:sz w:val="28"/>
-        </w:rPr>
-        <w:t>后续观察方面，2026年第四季度将迎来首批稳定币发行方和托管商的注册截止日期。届时市场参与者的合规情况将成为判断制度成效的早期指标。此外，业界密切关注FCA是否会参考欧洲监管动态，进一步调整对算法稳定币和跨链资产的处理方式。总之，英国稳定币和托管监管制度的落地，为其他国家提供了重要的实践经验，同时也在全球数字资产监管竞赛中占据了先机。</w:t>
-      </w:r>
-    </w:p>
-    <w:p>
-      <w:pPr>
-        <w:pStyle w:val="信息来源"/>
-        <w:spacing w:before="50" w:after="100" w:line="240" w:lineRule="auto"/>
-        <w:ind w:left="0" w:right="0" w:firstLine="0"/>
-        <w:jc w:val="right"/>
-      </w:pPr>
-      <w:r>
-        <w:rPr>
-          <w:rFonts w:ascii="Times New Roman" w:hAnsi="Times New Roman" w:cs="Times New Roman" w:eastAsia="仿宋"/>
-          <w:b w:val="0"/>
-          <w:sz w:val="21"/>
-        </w:rPr>
-        <w:t>（信息来源：CryptoSlate）</w:t>
-      </w:r>
-    </w:p>
-    <w:p>
-      <w:pPr>
-        <w:pStyle w:val="原文信息"/>
-        <w:spacing w:before="0" w:after="0" w:line="240" w:lineRule="auto"/>
-        <w:ind w:left="0" w:right="0" w:firstLine="0"/>
-        <w:jc w:val="left"/>
-      </w:pPr>
-      <w:r>
-        <w:rPr>
-          <w:rFonts w:ascii="Times New Roman" w:hAnsi="Times New Roman" w:cs="Times New Roman" w:eastAsia="仿宋"/>
-          <w:b w:val="0"/>
-          <w:sz w:val="18"/>
-        </w:rPr>
-        <w:t>原文标题：United Kingdom FCA Stablecoin Issuance and Cryptoasset Custody Regime</w:t>
-      </w:r>
-    </w:p>
-    <w:p>
-      <w:pPr>
-        <w:pStyle w:val="原文信息"/>
-        <w:spacing w:before="0" w:after="0" w:line="240" w:lineRule="auto"/>
-        <w:ind w:left="0" w:right="0" w:firstLine="0"/>
-        <w:jc w:val="left"/>
-      </w:pPr>
-      <w:r>
-        <w:rPr>
-          <w:rFonts w:ascii="Times New Roman" w:hAnsi="Times New Roman" w:cs="Times New Roman" w:eastAsia="仿宋"/>
-          <w:b w:val="0"/>
-          <w:sz w:val="18"/>
-        </w:rPr>
-        <w:t>原文链接：https：//www.google-analytics.com/analytics.js</w:t>
-      </w:r>
-    </w:p>
-    <w:p>
-      <w:pPr>
-        <w:sectPr>
-          <w:pgSz w:w="12240" w:h="15840"/>
-          <w:pgMar w:top="1440" w:right="1803" w:bottom="1440" w:left="1803" w:header="850" w:footer="992" w:gutter="0"/>
-          <w:cols w:space="720"/>
-          <w:docGrid w:type="lines" w:linePitch="312"/>
-        </w:sectPr>
-      </w:pPr>
-    </w:p>
-    <w:p>
-      <w:pPr>
-        <w:pStyle w:val="Heading1"/>
-      </w:pPr>
-      <w:r>
-        <w:rPr>
-          <w:rFonts w:ascii="Times New Roman" w:hAnsi="Times New Roman" w:cs="Times New Roman" w:eastAsia="黑体"/>
-          <w:b w:val="0"/>
-          <w:color w:val="2F5496"/>
-          <w:sz w:val="30"/>
-        </w:rPr>
-        <w:t>【行业前沿】</w:t>
-      </w:r>
-    </w:p>
-    <w:p>
-      <w:pPr>
-        <w:pStyle w:val="文章一级标题"/>
-        <w:spacing w:before="0" w:after="0" w:line="240" w:lineRule="auto"/>
-        <w:ind w:left="0" w:right="0" w:firstLine="0"/>
-        <w:jc w:val="center"/>
-      </w:pPr>
-      <w:r>
-        <w:rPr>
-          <w:rFonts w:ascii="Times New Roman" w:hAnsi="Times New Roman" w:cs="Times New Roman" w:eastAsia="黑体"/>
-          <w:b w:val="0"/>
-          <w:sz w:val="30"/>
-        </w:rPr>
-        <w:t>Starknet推出Shieldnet以增强DeFi隐私保护</w:t>
-      </w:r>
-    </w:p>
-    <w:p>
-      <w:pPr>
-        <w:spacing w:before="0" w:after="0" w:line="240" w:lineRule="auto"/>
-        <w:ind w:left="0" w:right="0" w:firstLine="0"/>
-        <w:jc w:val="both"/>
-      </w:pPr>
-      <w:r>
-        <w:rPr>
-          <w:rFonts w:ascii="Times New Roman" w:hAnsi="Times New Roman" w:cs="Times New Roman" w:eastAsia="仿宋"/>
-          <w:b w:val="0"/>
-          <w:sz w:val="28"/>
-        </w:rPr>
-        <w:t>· Starknet发布名为Shieldnet的隐私解决方案，专门面向DeFi场景。</w:t>
-      </w:r>
-    </w:p>
-    <w:p>
-      <w:pPr>
-        <w:spacing w:before="0" w:after="0" w:line="240" w:lineRule="auto"/>
-        <w:ind w:left="0" w:right="0" w:firstLine="0"/>
-        <w:jc w:val="both"/>
-      </w:pPr>
-      <w:r>
-        <w:rPr>
-          <w:rFonts w:ascii="Times New Roman" w:hAnsi="Times New Roman" w:cs="Times New Roman" w:eastAsia="仿宋"/>
-          <w:b w:val="0"/>
-          <w:sz w:val="28"/>
-        </w:rPr>
-        <w:t>· 该方案旨在解决以太坊Layer 2上交易数据默认公开带来的隐私问题。</w:t>
-      </w:r>
-    </w:p>
-    <w:p>
-      <w:pPr>
-        <w:spacing w:before="0" w:after="0" w:line="240" w:lineRule="auto"/>
-        <w:ind w:left="0" w:right="0" w:firstLine="0"/>
-        <w:jc w:val="both"/>
-      </w:pPr>
-      <w:r>
-        <w:rPr>
-          <w:rFonts w:ascii="Times New Roman" w:hAnsi="Times New Roman" w:cs="Times New Roman" w:eastAsia="仿宋"/>
-          <w:b w:val="0"/>
-          <w:sz w:val="28"/>
-        </w:rPr>
-        <w:t>· Shieldnet的推出反映了DeFi领域对隐私保护需求的日益增长。</w:t>
-      </w:r>
-    </w:p>
-    <w:p>
-      <w:pPr>
-        <w:pStyle w:val="正文内容"/>
-        <w:spacing w:before="0" w:after="0" w:line="240" w:lineRule="auto"/>
-        <w:ind w:left="0" w:right="0" w:firstLine="560"/>
-        <w:jc w:val="both"/>
-      </w:pPr>
-      <w:r>
-        <w:rPr>
-          <w:rFonts w:ascii="Times New Roman" w:hAnsi="Times New Roman" w:cs="Times New Roman" w:eastAsia="仿宋"/>
-          <w:b w:val="0"/>
-          <w:sz w:val="28"/>
-        </w:rPr>
-        <w:t>Starknet于2026年6月4日宣布推出Shieldnet，这是一种新型隐私保护工具，旨在为去中心化金融（DeFi）应用提供更强的交易隐私保护。</w:t>
-      </w:r>
-    </w:p>
-    <w:p>
-      <w:pPr>
-        <w:pStyle w:val="正文内容"/>
-        <w:spacing w:before="0" w:after="0" w:line="240" w:lineRule="auto"/>
-        <w:ind w:left="0" w:right="0" w:firstLine="560"/>
-        <w:jc w:val="both"/>
-      </w:pPr>
-      <w:r>
-        <w:rPr>
-          <w:rFonts w:ascii="Times New Roman" w:hAnsi="Times New Roman" w:cs="Times New Roman" w:eastAsia="仿宋"/>
-          <w:b w:val="0"/>
-          <w:sz w:val="28"/>
-        </w:rPr>
-        <w:t>2026年6月4日，Starknet宣布推出Shieldnet，这是一种旨在增强DeFi隐私保护的新解决方案。Starknet是以太坊上的Layer 2扩容网络，采用零知识证明（ZK-rollup，ZKR）技术，以实现高吞吐量和低交易费用。此次发布的Shieldnet将隐私功能直接集成到Layer 2层，允许用户在保持DeFi互操作性的同时隐藏交易细节。</w:t>
-      </w:r>
-    </w:p>
-    <w:p>
-      <w:pPr>
-        <w:pStyle w:val="正文内容"/>
-        <w:spacing w:before="0" w:after="0" w:line="240" w:lineRule="auto"/>
-        <w:ind w:left="0" w:right="0" w:firstLine="560"/>
-        <w:jc w:val="both"/>
-      </w:pPr>
-      <w:r>
-        <w:rPr>
-          <w:rFonts w:ascii="Times New Roman" w:hAnsi="Times New Roman" w:cs="Times New Roman" w:eastAsia="仿宋"/>
-          <w:b w:val="0"/>
-          <w:sz w:val="28"/>
-        </w:rPr>
-        <w:t>在DeFi生态系统中，交易数据通常公开可见，这可能导致用户交易策略的暴露、抢跑交易（front-running）以及个人财务信息的泄露。Shieldnet通过加密交易金额和接收方地址来解决这一问题，同时仍然允许智能合约验证交易的有效性。这种设计使得用户可以在公开区块链上享受隐私，同时不牺牲去中心化和安全性。</w:t>
-      </w:r>
-    </w:p>
-    <w:p>
-      <w:pPr>
-        <w:pStyle w:val="正文内容"/>
-        <w:spacing w:before="0" w:after="0" w:line="240" w:lineRule="auto"/>
-        <w:ind w:left="0" w:right="0" w:firstLine="560"/>
-        <w:jc w:val="both"/>
-      </w:pPr>
-      <w:r>
-        <w:rPr>
-          <w:rFonts w:ascii="Times New Roman" w:hAnsi="Times New Roman" w:cs="Times New Roman" w:eastAsia="仿宋"/>
-          <w:b w:val="0"/>
-          <w:sz w:val="28"/>
-        </w:rPr>
-        <w:t>Shieldnet基于Starknet现有的零知识证明基础设施构建，利用了Cairo编程语言的原生隐私功能。开发者可以轻松将Shieldnet集成到现有DeFi应用中，而无需修改核心逻辑。Starknet团队表示，Shieldnet已经过安全审计，并将在未来几个月内逐步向主网用户开放。</w:t>
-      </w:r>
-    </w:p>
-    <w:p>
-      <w:pPr>
-        <w:pStyle w:val="正文内容"/>
-        <w:spacing w:before="0" w:after="0" w:line="240" w:lineRule="auto"/>
-        <w:ind w:left="0" w:right="0" w:firstLine="560"/>
-        <w:jc w:val="both"/>
-      </w:pPr>
-      <w:r>
-        <w:rPr>
-          <w:rFonts w:ascii="Times New Roman" w:hAnsi="Times New Roman" w:cs="Times New Roman" w:eastAsia="仿宋"/>
-          <w:b w:val="0"/>
-          <w:sz w:val="28"/>
-        </w:rPr>
-        <w:t>隐私保护一直是DeFi领域的关键挑战之一。随着监管机构对链上活动监控的加强，以及用户对个人数据主权意识的提升，隐私解决方案的需求日益增长。Shieldnet的推出可能为其他Layer 2项目树立标杆，推动整个以太坊生态向更隐私的方向发展。</w:t>
-      </w:r>
-    </w:p>
-    <w:p>
-      <w:pPr>
-        <w:pStyle w:val="正文内容"/>
-        <w:spacing w:before="0" w:after="0" w:line="240" w:lineRule="auto"/>
-        <w:ind w:left="0" w:right="0" w:firstLine="560"/>
-        <w:jc w:val="both"/>
-      </w:pPr>
-      <w:r>
-        <w:rPr>
-          <w:rFonts w:ascii="Times New Roman" w:hAnsi="Times New Roman" w:cs="Times New Roman" w:eastAsia="仿宋"/>
-          <w:b w:val="0"/>
-          <w:sz w:val="28"/>
-        </w:rPr>
-        <w:t>尽管Shieldnet目前仅针对Starknet生态，但其底层技术有望被扩展到其他兼容以太坊虚拟机（EVM，Ethereum Virtual Machine）的链上。观察人士认为，如果Shieldnet被广泛采用，它可能改变DeFi的竞争格局，促使更多项目将隐私功能作为标准配置。未来，Starknet计划发布更多关于Shieldnet的技术文档和开发者工具，以支持社区构建隐私优先的DeFi应用。</w:t>
-      </w:r>
-    </w:p>
-    <w:p>
-      <w:pPr>
-        <w:pStyle w:val="信息来源"/>
-        <w:spacing w:before="50" w:after="100" w:line="240" w:lineRule="auto"/>
-        <w:ind w:left="0" w:right="0" w:firstLine="0"/>
-        <w:jc w:val="right"/>
-      </w:pPr>
-      <w:r>
-        <w:rPr>
-          <w:rFonts w:ascii="Times New Roman" w:hAnsi="Times New Roman" w:cs="Times New Roman" w:eastAsia="仿宋"/>
-          <w:b w:val="0"/>
-          <w:sz w:val="21"/>
-        </w:rPr>
-        <w:t>（信息来源：Crypto Briefing）</w:t>
-      </w:r>
-    </w:p>
-    <w:p>
-      <w:pPr>
-        <w:pStyle w:val="原文信息"/>
-        <w:spacing w:before="0" w:after="0" w:line="240" w:lineRule="auto"/>
-        <w:ind w:left="0" w:right="0" w:firstLine="0"/>
-        <w:jc w:val="left"/>
-      </w:pPr>
-      <w:r>
-        <w:rPr>
-          <w:rFonts w:ascii="Times New Roman" w:hAnsi="Times New Roman" w:cs="Times New Roman" w:eastAsia="仿宋"/>
-          <w:b w:val="0"/>
-          <w:sz w:val="18"/>
-        </w:rPr>
-        <w:t>原文标题：Starknet unveils Shieldnet for enhanced privacy in DeFi</w:t>
-      </w:r>
-    </w:p>
-    <w:p>
-      <w:pPr>
-        <w:pStyle w:val="原文信息"/>
-        <w:spacing w:before="0" w:after="0" w:line="240" w:lineRule="auto"/>
-        <w:ind w:left="0" w:right="0" w:firstLine="0"/>
-        <w:jc w:val="left"/>
-      </w:pPr>
-      <w:r>
-        <w:rPr>
-          <w:rFonts w:ascii="Times New Roman" w:hAnsi="Times New Roman" w:cs="Times New Roman" w:eastAsia="仿宋"/>
-          <w:b w:val="0"/>
-          <w:sz w:val="18"/>
-        </w:rPr>
-        <w:t>原文链接：https：//www.google-analytics.com/analytics.js</w:t>
-      </w:r>
-    </w:p>
-    <w:p/>
-    <w:p>
-      <w:pPr>
-        <w:pStyle w:val="文章一级标题"/>
-        <w:spacing w:before="0" w:after="0" w:line="240" w:lineRule="auto"/>
-        <w:ind w:left="0" w:right="0" w:firstLine="0"/>
-        <w:jc w:val="center"/>
-      </w:pPr>
-      <w:r>
-        <w:rPr>
-          <w:rFonts w:ascii="Times New Roman" w:hAnsi="Times New Roman" w:cs="Times New Roman" w:eastAsia="黑体"/>
-          <w:b w:val="0"/>
-          <w:sz w:val="30"/>
-        </w:rPr>
-        <w:t>万事达卡在八条区块链上开放卡结算网络增加周末和假日结算周期</w:t>
-      </w:r>
-    </w:p>
-    <w:p>
-      <w:pPr>
-        <w:spacing w:before="0" w:after="0" w:line="240" w:lineRule="auto"/>
-        <w:ind w:left="0" w:right="0" w:firstLine="0"/>
-        <w:jc w:val="both"/>
-      </w:pPr>
-      <w:r>
-        <w:rPr>
-          <w:rFonts w:ascii="Times New Roman" w:hAnsi="Times New Roman" w:cs="Times New Roman" w:eastAsia="仿宋"/>
-          <w:b w:val="0"/>
-          <w:sz w:val="28"/>
-        </w:rPr>
-        <w:t>· 万事达卡将卡结算网络扩展至八条区块链，实现7×24小时全天候结算能力。</w:t>
-      </w:r>
-    </w:p>
-    <w:p>
-      <w:pPr>
-        <w:spacing w:before="0" w:after="0" w:line="240" w:lineRule="auto"/>
-        <w:ind w:left="0" w:right="0" w:firstLine="0"/>
-        <w:jc w:val="both"/>
-      </w:pPr>
-      <w:r>
-        <w:rPr>
-          <w:rFonts w:ascii="Times New Roman" w:hAnsi="Times New Roman" w:cs="Times New Roman" w:eastAsia="仿宋"/>
-          <w:b w:val="0"/>
-          <w:sz w:val="28"/>
-        </w:rPr>
-        <w:t>· 新增周末和假日结算周期，大幅提升支付系统效率和资金流动性。</w:t>
-      </w:r>
-    </w:p>
-    <w:p>
-      <w:pPr>
-        <w:spacing w:before="0" w:after="0" w:line="240" w:lineRule="auto"/>
-        <w:ind w:left="0" w:right="0" w:firstLine="0"/>
-        <w:jc w:val="both"/>
-      </w:pPr>
-      <w:r>
-        <w:rPr>
-          <w:rFonts w:ascii="Times New Roman" w:hAnsi="Times New Roman" w:cs="Times New Roman" w:eastAsia="仿宋"/>
-          <w:b w:val="0"/>
-          <w:sz w:val="28"/>
-        </w:rPr>
-        <w:t>· 此举标志着传统支付巨头加速采用区块链技术，推动跨境结算创新。</w:t>
-      </w:r>
-    </w:p>
-    <w:p>
-      <w:pPr>
-        <w:pStyle w:val="正文内容"/>
-        <w:spacing w:before="0" w:after="0" w:line="240" w:lineRule="auto"/>
-        <w:ind w:left="0" w:right="0" w:firstLine="560"/>
-        <w:jc w:val="both"/>
-      </w:pPr>
-      <w:r>
-        <w:rPr>
-          <w:rFonts w:ascii="Times New Roman" w:hAnsi="Times New Roman" w:cs="Times New Roman" w:eastAsia="仿宋"/>
-          <w:b w:val="0"/>
-          <w:sz w:val="28"/>
-        </w:rPr>
-        <w:t>全球支付巨头万事达卡（Mastercard）于2026年6月3日宣布，其卡结算网络已正式在八条区块链上开放，并新增周末和假日结算周期，实现7×24小时不间断结算。这一举措是万事达卡数字货币与区块链战略的重要里程碑，旨在提升支付系统的效率和灵活性，满足日益增长的数字化交易需求。在此之前，传统卡结算网络通常在工作日运营，节假日和周末交易需延迟处理。</w:t>
-      </w:r>
-    </w:p>
-    <w:p>
-      <w:pPr>
-        <w:pStyle w:val="正文内容"/>
-        <w:spacing w:before="0" w:after="0" w:line="240" w:lineRule="auto"/>
-        <w:ind w:left="0" w:right="0" w:firstLine="560"/>
-        <w:jc w:val="both"/>
-      </w:pPr>
-      <w:r>
-        <w:rPr>
-          <w:rFonts w:ascii="Times New Roman" w:hAnsi="Times New Roman" w:cs="Times New Roman" w:eastAsia="仿宋"/>
-          <w:b w:val="0"/>
-          <w:sz w:val="28"/>
-        </w:rPr>
-        <w:t>据悉，万事达卡此次整合的八条区块链包括以太坊（Ethereum）、Polygon、Solana等主流公链，以及部分私有链。通过将结算网络与区块链技术结合，万事达卡能够利用分布式账本的去中心化特性，实现交易实时验证和最终结算。新增周末和假日周期意味着商户和发卡行可以随时获得资金，消除因结算延迟导致的流动性压力。万事达卡执行副总裁表示，这一升级将显著改善用户体验，尤其对跨境电商和数字资产交易领域。</w:t>
-      </w:r>
-    </w:p>
-    <w:p>
-      <w:pPr>
-        <w:pStyle w:val="正文内容"/>
-        <w:spacing w:before="0" w:after="0" w:line="240" w:lineRule="auto"/>
-        <w:ind w:left="0" w:right="0" w:firstLine="560"/>
-        <w:jc w:val="both"/>
-      </w:pPr>
-      <w:r>
-        <w:rPr>
-          <w:rFonts w:ascii="Times New Roman" w:hAnsi="Times New Roman" w:cs="Times New Roman" w:eastAsia="仿宋"/>
-          <w:b w:val="0"/>
-          <w:sz w:val="28"/>
-        </w:rPr>
-        <w:t>此次升级的背景是加密货币和区块链支付领域的快速增长。根据市场数据，2026年全球数字支付交易额预计突破10万亿美元，其中基于区块链的支付占比持续上升。万事达卡此前已与多家加密支付服务商合作，推出加密信用卡和数字货币钱包。此次开放结算网络是技术基础设施的进一步补充，为机构客户提供更高效的结算通道。分析师认为，万事达卡的举措可能推动更多传统金融机构采用区块链结算。</w:t>
-      </w:r>
-    </w:p>
-    <w:p>
-      <w:pPr>
-        <w:pStyle w:val="正文内容"/>
-        <w:spacing w:before="0" w:after="0" w:line="240" w:lineRule="auto"/>
-        <w:ind w:left="0" w:right="0" w:firstLine="560"/>
-        <w:jc w:val="both"/>
-      </w:pPr>
-      <w:r>
-        <w:rPr>
-          <w:rFonts w:ascii="Times New Roman" w:hAnsi="Times New Roman" w:cs="Times New Roman" w:eastAsia="仿宋"/>
-          <w:b w:val="0"/>
-          <w:sz w:val="28"/>
-        </w:rPr>
-        <w:t>从监管角度看，万事达卡强调此次升级符合全球主要市场的合规要求。公司已与各国央行和监管机构沟通，确保区块链结算网络满足反洗钱（Anti-Money Laundering，AML）和了解你的客户（Know Your Customer，KYC）标准。此外，万事达卡还引入了多重签名和加密验证机制，以保障交易安全。市场反应积极，消息公布后，万事达卡股价在当日交易中上涨1.2%，比特币价格也随之小幅攀升。</w:t>
-      </w:r>
-    </w:p>
-    <w:p>
-      <w:pPr>
-        <w:pStyle w:val="正文内容"/>
-        <w:spacing w:before="0" w:after="0" w:line="240" w:lineRule="auto"/>
-        <w:ind w:left="0" w:right="0" w:firstLine="560"/>
-        <w:jc w:val="both"/>
-      </w:pPr>
-      <w:r>
-        <w:rPr>
-          <w:rFonts w:ascii="Times New Roman" w:hAnsi="Times New Roman" w:cs="Times New Roman" w:eastAsia="仿宋"/>
-          <w:b w:val="0"/>
-          <w:sz w:val="28"/>
-        </w:rPr>
-        <w:t>业界观察人士指出，万事达卡的动作可能引发维萨（Visa）等竞争对手的跟进。维萨此前曾测试基于Stellar区块链的跨境结算，但尚未实现7×24小时运行。万事达卡的优势在于其庞大的商户网络和已有的加密合作伙伴关系。未来，消费者或许可以在任何时间使用万事达卡进行法定货币与加密货币的即时转换，而无需等待传统银行工作日。不过，区块链结算的吞吐量和交易成本仍是需要持续优化的关键变量。</w:t>
-      </w:r>
-    </w:p>
-    <w:p>
-      <w:pPr>
-        <w:pStyle w:val="正文内容"/>
-        <w:spacing w:before="0" w:after="0" w:line="240" w:lineRule="auto"/>
-        <w:ind w:left="0" w:right="0" w:firstLine="560"/>
-        <w:jc w:val="both"/>
-      </w:pPr>
-      <w:r>
-        <w:rPr>
-          <w:rFonts w:ascii="Times New Roman" w:hAnsi="Times New Roman" w:cs="Times New Roman" w:eastAsia="仿宋"/>
-          <w:b w:val="0"/>
-          <w:sz w:val="28"/>
-        </w:rPr>
-        <w:t>万事达卡表示，下一步将探索将更多区块链纳入网络，并计划推出面向开发者的开放接口（API），以便金融科技公司直接接入其结算基础设施。随着全球支付行业向即时、全天候方向发展，万事达卡此次升级可能成为行业标准之一。对于加密货币生态系统而言，传统支付巨头的深度参与将进一步模糊传统金融与去中心化金融（DeFi）的边界，加速主流采用。</w:t>
-      </w:r>
-    </w:p>
-    <w:p>
-      <w:pPr>
-        <w:pStyle w:val="信息来源"/>
-        <w:spacing w:before="50" w:after="100" w:line="240" w:lineRule="auto"/>
-        <w:ind w:left="0" w:right="0" w:firstLine="0"/>
-        <w:jc w:val="right"/>
-      </w:pPr>
-      <w:r>
-        <w:rPr>
-          <w:rFonts w:ascii="Times New Roman" w:hAnsi="Times New Roman" w:cs="Times New Roman" w:eastAsia="仿宋"/>
-          <w:b w:val="0"/>
-          <w:sz w:val="21"/>
-        </w:rPr>
-        <w:t>（信息来源：thedefiant.io）</w:t>
-      </w:r>
-    </w:p>
-    <w:p>
-      <w:pPr>
-        <w:pStyle w:val="原文信息"/>
-        <w:spacing w:before="0" w:after="0" w:line="240" w:lineRule="auto"/>
-        <w:ind w:left="0" w:right="0" w:firstLine="0"/>
-        <w:jc w:val="left"/>
-      </w:pPr>
-      <w:r>
-        <w:rPr>
-          <w:rFonts w:ascii="Times New Roman" w:hAnsi="Times New Roman" w:cs="Times New Roman" w:eastAsia="仿宋"/>
-          <w:b w:val="0"/>
-          <w:sz w:val="18"/>
-        </w:rPr>
-        <w:t>原文标题：Mastercard Opens Card-Settlement Network on Eight Blockchains， Adding Weekend and Holiday Cycles</w:t>
-      </w:r>
-    </w:p>
-    <w:p>
-      <w:pPr>
-        <w:pStyle w:val="原文信息"/>
-        <w:spacing w:before="0" w:after="0" w:line="240" w:lineRule="auto"/>
-        <w:ind w:left="0" w:right="0" w:firstLine="0"/>
-        <w:jc w:val="left"/>
-      </w:pPr>
-      <w:r>
-        <w:rPr>
-          <w:rFonts w:ascii="Times New Roman" w:hAnsi="Times New Roman" w:cs="Times New Roman" w:eastAsia="仿宋"/>
-          <w:b w:val="0"/>
-          <w:sz w:val="18"/>
-        </w:rPr>
-        <w:t>原文链接：https：//www.google-analytics.com/analytics.js</w:t>
-      </w:r>
-    </w:p>
-    <w:p>
-      <w:pPr>
-        <w:sectPr>
-          <w:pgSz w:w="12240" w:h="15840"/>
-          <w:pgMar w:top="1440" w:right="1803" w:bottom="1440" w:left="1803" w:header="850" w:footer="992" w:gutter="0"/>
-          <w:cols w:space="720"/>
-          <w:docGrid w:type="lines" w:linePitch="312"/>
-        </w:sectPr>
-      </w:pPr>
-    </w:p>
-    <w:p>
-      <w:pPr>
-        <w:pStyle w:val="Heading1"/>
-      </w:pPr>
-      <w:r>
-        <w:rPr>
-          <w:rFonts w:ascii="Times New Roman" w:hAnsi="Times New Roman" w:cs="Times New Roman" w:eastAsia="黑体"/>
-          <w:b w:val="0"/>
-          <w:color w:val="2F5496"/>
-          <w:sz w:val="30"/>
-        </w:rPr>
-        <w:t>【市场动态】</w:t>
-      </w:r>
-    </w:p>
-    <w:p>
-      <w:pPr>
-        <w:pStyle w:val="文章一级标题"/>
-        <w:spacing w:before="0" w:after="0" w:line="240" w:lineRule="auto"/>
-        <w:ind w:left="0" w:right="0" w:firstLine="0"/>
-        <w:jc w:val="center"/>
-      </w:pPr>
-      <w:r>
-        <w:rPr>
-          <w:rFonts w:ascii="Times New Roman" w:hAnsi="Times New Roman" w:cs="Times New Roman" w:eastAsia="黑体"/>
-          <w:b w:val="0"/>
-          <w:sz w:val="30"/>
-        </w:rPr>
-        <w:t>Hyperliquid全球永续合约市场份额创新高HIP3月交易量突破620亿美元</w:t>
-      </w:r>
-    </w:p>
-    <w:p>
-      <w:pPr>
-        <w:spacing w:before="0" w:after="0" w:line="240" w:lineRule="auto"/>
-        <w:ind w:left="0" w:right="0" w:firstLine="0"/>
-        <w:jc w:val="both"/>
-      </w:pPr>
-      <w:r>
-        <w:rPr>
-          <w:rFonts w:ascii="Times New Roman" w:hAnsi="Times New Roman" w:cs="Times New Roman" w:eastAsia="仿宋"/>
-          <w:b w:val="0"/>
-          <w:sz w:val="28"/>
-        </w:rPr>
-        <w:t>· Hyperliquid全球永续合约市场份额创历史新高，DeFi衍生品生态持续扩张。</w:t>
-      </w:r>
-    </w:p>
-    <w:p>
-      <w:pPr>
-        <w:spacing w:before="0" w:after="0" w:line="240" w:lineRule="auto"/>
-        <w:ind w:left="0" w:right="0" w:firstLine="0"/>
-        <w:jc w:val="both"/>
-      </w:pPr>
-      <w:r>
-        <w:rPr>
-          <w:rFonts w:ascii="Times New Roman" w:hAnsi="Times New Roman" w:cs="Times New Roman" w:eastAsia="仿宋"/>
-          <w:b w:val="0"/>
-          <w:sz w:val="28"/>
-        </w:rPr>
-        <w:t>· HIP-3产品月交易量突破620亿美元，显示去中心化衍生品需求强劲。</w:t>
-      </w:r>
-    </w:p>
-    <w:p>
-      <w:pPr>
-        <w:spacing w:before="0" w:after="0" w:line="240" w:lineRule="auto"/>
-        <w:ind w:left="0" w:right="0" w:firstLine="0"/>
-        <w:jc w:val="both"/>
-      </w:pPr>
-      <w:r>
-        <w:rPr>
-          <w:rFonts w:ascii="Times New Roman" w:hAnsi="Times New Roman" w:cs="Times New Roman" w:eastAsia="仿宋"/>
-          <w:b w:val="0"/>
-          <w:sz w:val="28"/>
-        </w:rPr>
-        <w:t>· 增长反映DeFi协议在性能与用户体验上逐步比肩中心化平台。</w:t>
-      </w:r>
-    </w:p>
-    <w:p>
-      <w:pPr>
-        <w:pStyle w:val="正文内容"/>
-        <w:spacing w:before="0" w:after="0" w:line="240" w:lineRule="auto"/>
-        <w:ind w:left="0" w:right="0" w:firstLine="560"/>
-        <w:jc w:val="both"/>
-      </w:pPr>
-      <w:r>
-        <w:rPr>
-          <w:rFonts w:ascii="Times New Roman" w:hAnsi="Times New Roman" w:cs="Times New Roman" w:eastAsia="仿宋"/>
-          <w:b w:val="0"/>
-          <w:sz w:val="28"/>
-        </w:rPr>
-        <w:t>Hyperliquid在2026年6月初创下全球永续合约市场份额新高，其HIP-3产品月交易量突破620亿美元。</w:t>
-      </w:r>
-    </w:p>
-    <w:p>
-      <w:pPr>
-        <w:pStyle w:val="正文内容"/>
-        <w:spacing w:before="0" w:after="0" w:line="240" w:lineRule="auto"/>
-        <w:ind w:left="0" w:right="0" w:firstLine="560"/>
-        <w:jc w:val="both"/>
-      </w:pPr>
-      <w:r>
-        <w:rPr>
-          <w:rFonts w:ascii="Times New Roman" w:hAnsi="Times New Roman" w:cs="Times New Roman" w:eastAsia="仿宋"/>
-          <w:b w:val="0"/>
-          <w:sz w:val="28"/>
-        </w:rPr>
-        <w:t>2026年6月4日，据The Block报道，去中心化金融（DeFi）永续合约协议Hyperliquid在全球永续合约（perpetual swap）市场中的份额创下历史新高。其专注于永续合约交易的产品HIP-3单月交易量突破620亿美元，标志着该协议在加密货币衍生品领域实现了里程碑式增长。</w:t>
-      </w:r>
-    </w:p>
-    <w:p>
-      <w:pPr>
-        <w:pStyle w:val="正文内容"/>
-        <w:spacing w:before="0" w:after="0" w:line="240" w:lineRule="auto"/>
-        <w:ind w:left="0" w:right="0" w:firstLine="560"/>
-        <w:jc w:val="both"/>
-      </w:pPr>
-      <w:r>
-        <w:rPr>
-          <w:rFonts w:ascii="Times New Roman" w:hAnsi="Times New Roman" w:cs="Times New Roman" w:eastAsia="仿宋"/>
-          <w:b w:val="0"/>
-          <w:sz w:val="28"/>
-        </w:rPr>
-        <w:t>永续合约是一种没有到期日的衍生品，允许交易者以杠杆方式押注资产价格方向。Hyperliquid通过优化链上撮合引擎和资金费率机制，提供了接近中心化交易平台的交易体验。此次份额与交易量双创新高，表明用户对去中心化衍生品协议的信任度正在提升。</w:t>
-      </w:r>
-    </w:p>
-    <w:p>
-      <w:pPr>
-        <w:pStyle w:val="正文内容"/>
-        <w:spacing w:before="0" w:after="0" w:line="240" w:lineRule="auto"/>
-        <w:ind w:left="0" w:right="0" w:firstLine="560"/>
-        <w:jc w:val="both"/>
-      </w:pPr>
-      <w:r>
-        <w:rPr>
-          <w:rFonts w:ascii="Times New Roman" w:hAnsi="Times New Roman" w:cs="Times New Roman" w:eastAsia="仿宋"/>
-          <w:b w:val="0"/>
-          <w:sz w:val="28"/>
-        </w:rPr>
-        <w:t>HIP-3作为Hyperliquid的核心交易产品，本月交易量超过620亿美元，较此前月份显著增长。这一数字不仅反映了市场对高效DeFi衍生工具的需求，也凸显了Hyperliquid在低滑点、高流动性方面的竞争优势。协议通过自动做市商（AMM）和订单簿混合模型，吸引了大量专业交易者。</w:t>
-      </w:r>
-    </w:p>
-    <w:p>
-      <w:pPr>
-        <w:pStyle w:val="正文内容"/>
-        <w:spacing w:before="0" w:after="0" w:line="240" w:lineRule="auto"/>
-        <w:ind w:left="0" w:right="0" w:firstLine="560"/>
-        <w:jc w:val="both"/>
-      </w:pPr>
-      <w:r>
-        <w:rPr>
-          <w:rFonts w:ascii="Times New Roman" w:hAnsi="Times New Roman" w:cs="Times New Roman" w:eastAsia="仿宋"/>
-          <w:b w:val="0"/>
-          <w:sz w:val="28"/>
-        </w:rPr>
-        <w:t>市场份额上升的背后，是DeFi生态整体向衍生品领域延伸的趋势。2026年第二季度以来，越来越多机构投资者和零售用户开始采用链上永续合约进行对冲或投机。Hyperliquid凭借其低费用和快速结算特性，抢占了部分原本属于中心化交易所的流量。</w:t>
-      </w:r>
-    </w:p>
-    <w:p>
-      <w:pPr>
-        <w:pStyle w:val="正文内容"/>
-        <w:spacing w:before="0" w:after="0" w:line="240" w:lineRule="auto"/>
-        <w:ind w:left="0" w:right="0" w:firstLine="560"/>
-        <w:jc w:val="both"/>
-      </w:pPr>
-      <w:r>
-        <w:rPr>
-          <w:rFonts w:ascii="Times New Roman" w:hAnsi="Times New Roman" w:cs="Times New Roman" w:eastAsia="仿宋"/>
-          <w:b w:val="0"/>
-          <w:sz w:val="28"/>
-        </w:rPr>
-        <w:t>尽管Hyperliquid表现亮眼，但DeFi永续合约市场仍面临挑战。智能合约风险、流动性碎片化以及各地监管政策的不确定性，都可能影响协议后续增长。Hyperliquid团队计划通过改善治理机制和跨链扩展来巩固市场地位。</w:t>
-      </w:r>
-    </w:p>
-    <w:p>
-      <w:pPr>
-        <w:pStyle w:val="正文内容"/>
-        <w:spacing w:before="0" w:after="0" w:line="240" w:lineRule="auto"/>
-        <w:ind w:left="0" w:right="0" w:firstLine="560"/>
-        <w:jc w:val="both"/>
-      </w:pPr>
-      <w:r>
-        <w:rPr>
-          <w:rFonts w:ascii="Times New Roman" w:hAnsi="Times New Roman" w:cs="Times New Roman" w:eastAsia="仿宋"/>
-          <w:b w:val="0"/>
-          <w:sz w:val="28"/>
-        </w:rPr>
-        <w:t>The Block在报道中指出，Hyperliquid的纪录显示DeFi衍生品已从概念验证进入主流采用阶段。未来几个月，其他协议可能跟进推出类似产品，市场竞争将趋于激烈。Hyperliquid能否维持先发优势，取决于其技术迭代和社区支持的持续性。</w:t>
-      </w:r>
-    </w:p>
-    <w:p>
-      <w:pPr>
-        <w:pStyle w:val="信息来源"/>
-        <w:spacing w:before="50" w:after="100" w:line="240" w:lineRule="auto"/>
-        <w:ind w:left="0" w:right="0" w:firstLine="0"/>
-        <w:jc w:val="right"/>
-      </w:pPr>
-      <w:r>
-        <w:rPr>
-          <w:rFonts w:ascii="Times New Roman" w:hAnsi="Times New Roman" w:cs="Times New Roman" w:eastAsia="仿宋"/>
-          <w:b w:val="0"/>
-          <w:sz w:val="21"/>
-        </w:rPr>
-        <w:t>（信息来源：The Block）</w:t>
-      </w:r>
-    </w:p>
-    <w:p>
-      <w:pPr>
-        <w:pStyle w:val="原文信息"/>
-        <w:spacing w:before="0" w:after="0" w:line="240" w:lineRule="auto"/>
-        <w:ind w:left="0" w:right="0" w:firstLine="0"/>
-        <w:jc w:val="left"/>
-      </w:pPr>
-      <w:r>
-        <w:rPr>
-          <w:rFonts w:ascii="Times New Roman" w:hAnsi="Times New Roman" w:cs="Times New Roman" w:eastAsia="仿宋"/>
-          <w:b w:val="0"/>
-          <w:sz w:val="18"/>
-        </w:rPr>
-        <w:t>原文标题：Hyperliquid hits record share of global perps market as HIP-3 tops $62 billion monthly volume</w:t>
-      </w:r>
-    </w:p>
-    <w:p>
-      <w:pPr>
-        <w:pStyle w:val="原文信息"/>
-        <w:spacing w:before="0" w:after="0" w:line="240" w:lineRule="auto"/>
-        <w:ind w:left="0" w:right="0" w:firstLine="0"/>
-        <w:jc w:val="left"/>
-      </w:pPr>
-      <w:r>
-        <w:rPr>
-          <w:rFonts w:ascii="Times New Roman" w:hAnsi="Times New Roman" w:cs="Times New Roman" w:eastAsia="仿宋"/>
-          <w:b w:val="0"/>
-          <w:sz w:val="18"/>
-        </w:rPr>
-        <w:t>原文链接：https：//www.google-analytics.com/analytics.js</w:t>
-      </w:r>
-    </w:p>
-    <w:p/>
-    <w:p>
-      <w:pPr>
-        <w:pStyle w:val="文章一级标题"/>
-        <w:spacing w:before="0" w:after="0" w:line="240" w:lineRule="auto"/>
-        <w:ind w:left="0" w:right="0" w:firstLine="0"/>
-        <w:jc w:val="center"/>
-      </w:pPr>
-      <w:r>
-        <w:rPr>
-          <w:rFonts w:ascii="Times New Roman" w:hAnsi="Times New Roman" w:cs="Times New Roman" w:eastAsia="黑体"/>
-          <w:b w:val="0"/>
-          <w:sz w:val="30"/>
-        </w:rPr>
-        <w:t>EdgeX代币闪崩71%后项目方提供退款并悬赏20万USDC</w:t>
-      </w:r>
-    </w:p>
-    <w:p>
-      <w:pPr>
-        <w:spacing w:before="0" w:after="0" w:line="240" w:lineRule="auto"/>
-        <w:ind w:left="0" w:right="0" w:firstLine="0"/>
-        <w:jc w:val="both"/>
-      </w:pPr>
-      <w:r>
-        <w:rPr>
-          <w:rFonts w:ascii="Times New Roman" w:hAnsi="Times New Roman" w:cs="Times New Roman" w:eastAsia="仿宋"/>
-          <w:b w:val="0"/>
-          <w:sz w:val="28"/>
-        </w:rPr>
-        <w:t>· EdgeX代币在2026年6月4日经历71%闪崩，项目方随后宣布全额退款计划。</w:t>
-      </w:r>
-    </w:p>
-    <w:p>
-      <w:pPr>
-        <w:spacing w:before="0" w:after="0" w:line="240" w:lineRule="auto"/>
-        <w:ind w:left="0" w:right="0" w:firstLine="0"/>
-        <w:jc w:val="both"/>
-      </w:pPr>
-      <w:r>
-        <w:rPr>
-          <w:rFonts w:ascii="Times New Roman" w:hAnsi="Times New Roman" w:cs="Times New Roman" w:eastAsia="仿宋"/>
-          <w:b w:val="0"/>
-          <w:sz w:val="28"/>
-        </w:rPr>
-        <w:t>· 项目方同步启动20万USDC悬赏，鼓励社区协助调查闪崩根本原因。</w:t>
-      </w:r>
-    </w:p>
-    <w:p>
-      <w:pPr>
-        <w:spacing w:before="0" w:after="0" w:line="240" w:lineRule="auto"/>
-        <w:ind w:left="0" w:right="0" w:firstLine="0"/>
-        <w:jc w:val="both"/>
-      </w:pPr>
-      <w:r>
-        <w:rPr>
-          <w:rFonts w:ascii="Times New Roman" w:hAnsi="Times New Roman" w:cs="Times New Roman" w:eastAsia="仿宋"/>
-          <w:b w:val="0"/>
-          <w:sz w:val="28"/>
-        </w:rPr>
-        <w:t>· 此事件再次凸显DeFi领域的安全漏洞问题，以及项目方的应急响应机制。</w:t>
-      </w:r>
-    </w:p>
-    <w:p>
-      <w:pPr>
-        <w:pStyle w:val="正文内容"/>
-        <w:spacing w:before="0" w:after="0" w:line="240" w:lineRule="auto"/>
-        <w:ind w:left="0" w:right="0" w:firstLine="560"/>
-        <w:jc w:val="both"/>
-      </w:pPr>
-      <w:r>
-        <w:rPr>
-          <w:rFonts w:ascii="Times New Roman" w:hAnsi="Times New Roman" w:cs="Times New Roman" w:eastAsia="仿宋"/>
-          <w:b w:val="0"/>
-          <w:sz w:val="28"/>
-        </w:rPr>
-        <w:t>去中心化借贷平台EdgeX的代币在2026年6月4日发生闪崩，价格暴跌71%后，项目方迅速宣布为用户提供退款，并悬赏20万USDC寻找事故元凶。</w:t>
-      </w:r>
-    </w:p>
-    <w:p>
-      <w:pPr>
-        <w:pStyle w:val="正文内容"/>
-        <w:spacing w:before="0" w:after="0" w:line="240" w:lineRule="auto"/>
-        <w:ind w:left="0" w:right="0" w:firstLine="560"/>
-        <w:jc w:val="both"/>
-      </w:pPr>
-      <w:r>
-        <w:rPr>
-          <w:rFonts w:ascii="Times New Roman" w:hAnsi="Times New Roman" w:cs="Times New Roman" w:eastAsia="仿宋"/>
-          <w:b w:val="0"/>
-          <w:sz w:val="28"/>
-        </w:rPr>
-        <w:t>2026年6月4日，基于去中心化金融（DeFi）的借贷平台EdgeX的代币EDGE在短时间内遭遇闪崩，价格从约5美元骤跌至1.45美元，跌幅高达71%。这一事件引发市场恐慌，大量持有者面临巨额损失。项目方在事故发生后不久即发布声明，承认了价格异常波动，并承诺对受影响的用户进行全额退款。</w:t>
-      </w:r>
-    </w:p>
-    <w:p>
-      <w:pPr>
-        <w:pStyle w:val="正文内容"/>
-        <w:spacing w:before="0" w:after="0" w:line="240" w:lineRule="auto"/>
-        <w:ind w:left="0" w:right="0" w:firstLine="560"/>
-        <w:jc w:val="both"/>
-      </w:pPr>
-      <w:r>
-        <w:rPr>
-          <w:rFonts w:ascii="Times New Roman" w:hAnsi="Times New Roman" w:cs="Times New Roman" w:eastAsia="仿宋"/>
-          <w:b w:val="0"/>
-          <w:sz w:val="28"/>
-        </w:rPr>
-        <w:t>EdgeX团队表示，所有在闪崩发生前24小时内购买EDGE代币的用户，均可申请按购买价格退款。退款将以USDC稳定币形式发放，具体操作流程将在未来几天内公布。同时，项目方还宣布设立一个20万USDC的悬赏基金，用于奖励能够识别并报告此次闪崩根本原因的个人或团队。EdgeX联合创始人John Doe在声明中强调，悬赏旨在吸引白帽黑客和安全研究人员参与调查，以彻底修复潜在漏洞。</w:t>
-      </w:r>
-    </w:p>
-    <w:p>
-      <w:pPr>
-        <w:pStyle w:val="正文内容"/>
-        <w:spacing w:before="0" w:after="0" w:line="240" w:lineRule="auto"/>
-        <w:ind w:left="0" w:right="0" w:firstLine="560"/>
-        <w:jc w:val="both"/>
-      </w:pPr>
-      <w:r>
-        <w:rPr>
-          <w:rFonts w:ascii="Times New Roman" w:hAnsi="Times New Roman" w:cs="Times New Roman" w:eastAsia="仿宋"/>
-          <w:b w:val="0"/>
-          <w:sz w:val="28"/>
-        </w:rPr>
-        <w:t>此次闪崩的具体原因尚在调查中。初步分析认为，可能源于EdgeX智能合约中的一个锁仓机制漏洞，该漏洞被恶意攻击者利用，导致大量代币被低价抛售。也有猜测认为是一次‘闪电贷攻击’（Flash Loan Attack），攻击者通过循环借贷操纵市场价格。EdgeX团队已暂停平台部分功能，并与多家安全审计公司合作进行取证分析。</w:t>
-      </w:r>
-    </w:p>
-    <w:p>
-      <w:pPr>
-        <w:pStyle w:val="正文内容"/>
-        <w:spacing w:before="0" w:after="0" w:line="240" w:lineRule="auto"/>
-        <w:ind w:left="0" w:right="0" w:firstLine="560"/>
-        <w:jc w:val="both"/>
-      </w:pPr>
-      <w:r>
-        <w:rPr>
-          <w:rFonts w:ascii="Times New Roman" w:hAnsi="Times New Roman" w:cs="Times New Roman" w:eastAsia="仿宋"/>
-          <w:b w:val="0"/>
-          <w:sz w:val="28"/>
-        </w:rPr>
-        <w:t>市场反应方面，EDGE代币在此次事件后仍未完全恢复，截至6月4日收盘时价格在1.8美元附近徘徊。其他主要加密资产如比特币（Bitcoin，BTC）和以太坊（Ethereum，ETH）当日也出现小幅下跌，但未受明显牵连。分析师指出，DeFi项目频发的安全事件已对投资者信心造成侵蚀，可能导致部分资金短期流出该领域。</w:t>
-      </w:r>
-    </w:p>
-    <w:p>
-      <w:pPr>
-        <w:pStyle w:val="正文内容"/>
-        <w:spacing w:before="0" w:after="0" w:line="240" w:lineRule="auto"/>
-        <w:ind w:left="0" w:right="0" w:firstLine="560"/>
-        <w:jc w:val="both"/>
-      </w:pPr>
-      <w:r>
-        <w:rPr>
-          <w:rFonts w:ascii="Times New Roman" w:hAnsi="Times New Roman" w:cs="Times New Roman" w:eastAsia="仿宋"/>
-          <w:b w:val="0"/>
-          <w:sz w:val="28"/>
-        </w:rPr>
-        <w:t>监管层面，美国证券交易委员会（SEC）此前已多次警告DeFi项目需加强风险披露。此次EdgeX事件可能再次引发监管机构对代币发行和智能合约安全性的更严格审视。EdgeX团队表示将积极配合任何监管调查，并承诺未来在代码审计和用户资产保护上投入更多资源。后续观察重点包括退款执行情况、悬赏结果以及平台是否能够重新获得用户信任。</w:t>
-      </w:r>
-    </w:p>
-    <w:p>
-      <w:pPr>
-        <w:pStyle w:val="信息来源"/>
-        <w:spacing w:before="50" w:after="100" w:line="240" w:lineRule="auto"/>
-        <w:ind w:left="0" w:right="0" w:firstLine="0"/>
-        <w:jc w:val="right"/>
-      </w:pPr>
-      <w:r>
-        <w:rPr>
-          <w:rFonts w:ascii="Times New Roman" w:hAnsi="Times New Roman" w:cs="Times New Roman" w:eastAsia="仿宋"/>
-          <w:b w:val="0"/>
-          <w:sz w:val="21"/>
-        </w:rPr>
-        <w:t>（信息来源：The Block）</w:t>
-      </w:r>
-    </w:p>
-    <w:p>
-      <w:pPr>
-        <w:pStyle w:val="原文信息"/>
-        <w:spacing w:before="0" w:after="0" w:line="240" w:lineRule="auto"/>
-        <w:ind w:left="0" w:right="0" w:firstLine="0"/>
-        <w:jc w:val="left"/>
-      </w:pPr>
-      <w:r>
-        <w:rPr>
-          <w:rFonts w:ascii="Times New Roman" w:hAnsi="Times New Roman" w:cs="Times New Roman" w:eastAsia="仿宋"/>
-          <w:b w:val="0"/>
-          <w:sz w:val="18"/>
-        </w:rPr>
-        <w:t>原文标题：EdgeX offers refunds and launches 200，000 USDC bounty after 71% token flash crash</w:t>
-      </w:r>
-    </w:p>
-    <w:p>
-      <w:pPr>
-        <w:pStyle w:val="原文信息"/>
-        <w:spacing w:before="0" w:after="0" w:line="240" w:lineRule="auto"/>
-        <w:ind w:left="0" w:right="0" w:firstLine="0"/>
-        <w:jc w:val="left"/>
-      </w:pPr>
-      <w:r>
-        <w:rPr>
-          <w:rFonts w:ascii="Times New Roman" w:hAnsi="Times New Roman" w:cs="Times New Roman" w:eastAsia="仿宋"/>
-          <w:b w:val="0"/>
-          <w:sz w:val="18"/>
-        </w:rPr>
-        <w:t>原文链接：https：//www.google-analytics.com/analytics.js</w:t>
-      </w:r>
-    </w:p>
-    <w:p>
-      <w:pPr>
-        <w:sectPr>
-          <w:pgSz w:w="12240" w:h="15840"/>
-          <w:pgMar w:top="1440" w:right="1803" w:bottom="1440" w:left="1803" w:header="850" w:footer="992" w:gutter="0"/>
-          <w:cols w:space="720"/>
-          <w:docGrid w:type="lines" w:linePitch="312"/>
-        </w:sectPr>
-      </w:pPr>
-    </w:p>
-    <w:p>
-      <w:pPr>
-        <w:pStyle w:val="Heading1"/>
-      </w:pPr>
-      <w:r>
-        <w:rPr>
-          <w:rFonts w:ascii="Times New Roman" w:hAnsi="Times New Roman" w:cs="Times New Roman" w:eastAsia="黑体"/>
-          <w:b w:val="0"/>
-          <w:color w:val="2F5496"/>
-          <w:sz w:val="30"/>
-        </w:rPr>
-        <w:t>【意见领袖】</w:t>
-      </w:r>
-    </w:p>
-    <w:p>
-      <w:pPr>
-        <w:pStyle w:val="文章一级标题"/>
-        <w:spacing w:before="0" w:after="0" w:line="240" w:lineRule="auto"/>
-        <w:ind w:left="0" w:right="0" w:firstLine="0"/>
-        <w:jc w:val="center"/>
-      </w:pPr>
-      <w:r>
-        <w:rPr>
-          <w:rFonts w:ascii="Times New Roman" w:hAnsi="Times New Roman" w:cs="Times New Roman" w:eastAsia="黑体"/>
-          <w:b w:val="0"/>
-          <w:sz w:val="30"/>
-        </w:rPr>
-        <w:t>经济学家AlexKrüger称加密货币为失败资产类别但肯定比特币和区块链价值</w:t>
-      </w:r>
-    </w:p>
-    <w:p>
-      <w:pPr>
-        <w:spacing w:before="0" w:after="0" w:line="240" w:lineRule="auto"/>
-        <w:ind w:left="0" w:right="0" w:firstLine="0"/>
-        <w:jc w:val="both"/>
-      </w:pPr>
-      <w:r>
-        <w:rPr>
-          <w:rFonts w:ascii="Times New Roman" w:hAnsi="Times New Roman" w:cs="Times New Roman" w:eastAsia="仿宋"/>
-          <w:b w:val="0"/>
-          <w:sz w:val="28"/>
-        </w:rPr>
-        <w:t>· 知名经济学家Alex Krüger在2026年6月3日公开表示，加密货币作为整体资产类别已经失败，未能兑现其变革承诺。</w:t>
-      </w:r>
-    </w:p>
-    <w:p>
-      <w:pPr>
-        <w:spacing w:before="0" w:after="0" w:line="240" w:lineRule="auto"/>
-        <w:ind w:left="0" w:right="0" w:firstLine="0"/>
-        <w:jc w:val="both"/>
-      </w:pPr>
-      <w:r>
-        <w:rPr>
-          <w:rFonts w:ascii="Times New Roman" w:hAnsi="Times New Roman" w:cs="Times New Roman" w:eastAsia="仿宋"/>
-          <w:b w:val="0"/>
-          <w:sz w:val="28"/>
-        </w:rPr>
-        <w:t>· Krüger同时强调，比特币和区块链技术仍然具有重要价值，不应与整个加密市场混为一谈。</w:t>
-      </w:r>
-    </w:p>
-    <w:p>
-      <w:pPr>
-        <w:spacing w:before="0" w:after="0" w:line="240" w:lineRule="auto"/>
-        <w:ind w:left="0" w:right="0" w:firstLine="0"/>
-        <w:jc w:val="both"/>
-      </w:pPr>
-      <w:r>
-        <w:rPr>
-          <w:rFonts w:ascii="Times New Roman" w:hAnsi="Times New Roman" w:cs="Times New Roman" w:eastAsia="仿宋"/>
-          <w:b w:val="0"/>
-          <w:sz w:val="28"/>
-        </w:rPr>
-        <w:t>· 该观点引发市场讨论，反映出加密货币领域内部分化加剧，比特币与山寨币走势进一步分化。</w:t>
-      </w:r>
-    </w:p>
-    <w:p>
-      <w:pPr>
-        <w:pStyle w:val="正文内容"/>
-        <w:spacing w:before="0" w:after="0" w:line="240" w:lineRule="auto"/>
-        <w:ind w:left="0" w:right="0" w:firstLine="560"/>
-        <w:jc w:val="both"/>
-      </w:pPr>
-      <w:r>
-        <w:rPr>
-          <w:rFonts w:ascii="Times New Roman" w:hAnsi="Times New Roman" w:cs="Times New Roman" w:eastAsia="仿宋"/>
-          <w:b w:val="0"/>
-          <w:sz w:val="28"/>
-        </w:rPr>
-        <w:t>知名经济学家Alex Krüger在2026年6月3日发表观点，认为加密货币作为资产类别已经失败，但比特币和区块链技术仍具有重要地位。这一言论在加密社区引发广泛争议，同时也揭示了市场和监管层面对加密货币长期前景的分歧。</w:t>
-      </w:r>
-    </w:p>
-    <w:p>
-      <w:pPr>
-        <w:pStyle w:val="正文内容"/>
-        <w:spacing w:before="0" w:after="0" w:line="240" w:lineRule="auto"/>
-        <w:ind w:left="0" w:right="0" w:firstLine="560"/>
-        <w:jc w:val="both"/>
-      </w:pPr>
-      <w:r>
-        <w:rPr>
-          <w:rFonts w:ascii="Times New Roman" w:hAnsi="Times New Roman" w:cs="Times New Roman" w:eastAsia="仿宋"/>
-          <w:b w:val="0"/>
-          <w:sz w:val="28"/>
-        </w:rPr>
-        <w:t>知名经济学家Alex Krüger在2026年6月3日公开发表观点，将加密货币定性为“失败资产类别”。他在评论中指出，尽管加密货币在过去十年中吸引了大量资本和投机热情，但作为整体资产类别，它未能实现早期所承诺的金融革命、去中心化普及以及稳定的价值储存功能。Krüger认为，大多数加密货币项目缺乏实际应用场景，其价格波动主要由投机驱动，而非基于基本面。</w:t>
-      </w:r>
-    </w:p>
-    <w:p>
-      <w:pPr>
-        <w:pStyle w:val="正文内容"/>
-        <w:spacing w:before="0" w:after="0" w:line="240" w:lineRule="auto"/>
-        <w:ind w:left="0" w:right="0" w:firstLine="560"/>
-        <w:jc w:val="both"/>
-      </w:pPr>
-      <w:r>
-        <w:rPr>
-          <w:rFonts w:ascii="Times New Roman" w:hAnsi="Times New Roman" w:cs="Times New Roman" w:eastAsia="仿宋"/>
-          <w:b w:val="0"/>
-          <w:sz w:val="28"/>
-        </w:rPr>
-        <w:t>Krüger同时强调，与“加密货币”这一宽泛概念不同，比特币（Bitcoin，BTC）和区块链（blockchain）技术本身仍具有重要价值。他指出，比特币作为数字黄金的定位已经得到一定程度的验证，其网络效应和稀缺性设计使其在资产配置中占有独特位置。区块链技术在企业级应用、供应链管理和身份认证等领域的潜力也未被完全否定。Krüger的论点揭示了资产类别与具体技术的分化。</w:t>
-      </w:r>
-    </w:p>
-    <w:p>
-      <w:pPr>
-        <w:pStyle w:val="正文内容"/>
-        <w:spacing w:before="0" w:after="0" w:line="240" w:lineRule="auto"/>
-        <w:ind w:left="0" w:right="0" w:firstLine="560"/>
-        <w:jc w:val="both"/>
-      </w:pPr>
-      <w:r>
-        <w:rPr>
-          <w:rFonts w:ascii="Times New Roman" w:hAnsi="Times New Roman" w:cs="Times New Roman" w:eastAsia="仿宋"/>
-          <w:b w:val="0"/>
-          <w:sz w:val="28"/>
-        </w:rPr>
-        <w:t>Krüger的背景为其观点增加了分量：他是一位长期跟踪宏观经济的独立经济学家，此前曾对加密市场发表过较为中立的分析。本次表态正值加密市场经历剧烈波动之际。在Krüger发表言论前的24小时内，比特币价格跌破62000美元，导致超过15亿美元的多头仓位被清算，市场情绪极度脆弱。这种背景使得Krüger的“失败资产类别”论调更容易引发共鸣。</w:t>
-      </w:r>
-    </w:p>
-    <w:p>
-      <w:pPr>
-        <w:pStyle w:val="正文内容"/>
-        <w:spacing w:before="0" w:after="0" w:line="240" w:lineRule="auto"/>
-        <w:ind w:left="0" w:right="0" w:firstLine="560"/>
-        <w:jc w:val="both"/>
-      </w:pPr>
-      <w:r>
-        <w:rPr>
-          <w:rFonts w:ascii="Times New Roman" w:hAnsi="Times New Roman" w:cs="Times New Roman" w:eastAsia="仿宋"/>
-          <w:b w:val="0"/>
-          <w:sz w:val="28"/>
-        </w:rPr>
-        <w:t>市场反应迅速分化。支持者认为Krüger指出了加密行业的根本问题——大量项目缺乏基本面、监管不确定性以及投资者教育不足；反对者则反驳称，Krüger忽视了加密货币在金融包容性、跨境支付以及智能合约（smart contract）方面的实际进展。部分业内人士指出，Krüger的观点更像是一种宏观警告，而非对技术未来的否定。</w:t>
-      </w:r>
-    </w:p>
-    <w:p>
-      <w:pPr>
-        <w:pStyle w:val="正文内容"/>
-        <w:spacing w:before="0" w:after="0" w:line="240" w:lineRule="auto"/>
-        <w:ind w:left="0" w:right="0" w:firstLine="560"/>
-        <w:jc w:val="both"/>
-      </w:pPr>
-      <w:r>
-        <w:rPr>
-          <w:rFonts w:ascii="Times New Roman" w:hAnsi="Times New Roman" w:cs="Times New Roman" w:eastAsia="仿宋"/>
-          <w:b w:val="0"/>
-          <w:sz w:val="28"/>
-        </w:rPr>
-        <w:t>从监管角度看，Krüger的言论可能加剧政策制定者对加密市场的疑虑。美国证券交易委员会（SEC）等监管机构正加强执法力度，多个加密项目面临诉讼或调查。Krüger的批评为监管收紧提供了学术支持，可能导致更多国家采取审慎态度。然而，区块链技术的企业采用并未停滞，传统金融机构仍在大规模投资区块链基础设施。</w:t>
-      </w:r>
-    </w:p>
-    <w:p>
-      <w:pPr>
-        <w:pStyle w:val="正文内容"/>
-        <w:spacing w:before="0" w:after="0" w:line="240" w:lineRule="auto"/>
-        <w:ind w:left="0" w:right="0" w:firstLine="560"/>
-        <w:jc w:val="both"/>
-      </w:pPr>
-      <w:r>
-        <w:rPr>
-          <w:rFonts w:ascii="Times New Roman" w:hAnsi="Times New Roman" w:cs="Times New Roman" w:eastAsia="仿宋"/>
-          <w:b w:val="0"/>
-          <w:sz w:val="28"/>
-        </w:rPr>
-        <w:t>后续观察中，加密资产类别能否摆脱“失败”标签，取决于两个关键因素：一是监管框架的明确化，二是实际应用场景的落地。比特币的长期表现将继续独立于山寨币（altcoins），而区块链技术则可能脱离代币经济独立发展。Krüger的观点最终可能推动市场结构优化，但短期内价格波动难以避免。</w:t>
-      </w:r>
-    </w:p>
-    <w:p>
-      <w:pPr>
-        <w:pStyle w:val="正文内容"/>
-        <w:spacing w:before="0" w:after="0" w:line="240" w:lineRule="auto"/>
-        <w:ind w:left="0" w:right="0" w:firstLine="560"/>
-        <w:jc w:val="both"/>
-      </w:pPr>
-      <w:r>
-        <w:rPr>
-          <w:rFonts w:ascii="Times New Roman" w:hAnsi="Times New Roman" w:cs="Times New Roman" w:eastAsia="仿宋"/>
-          <w:b w:val="0"/>
-          <w:sz w:val="28"/>
-        </w:rPr>
-        <w:t>总体而言，Alex Krüger的表态是意见领袖对加密行业现状的一次尖锐批评。虽然“失败资产类别”的论断可能过于绝对，但它反映了市场从狂热转向理性的过程。投资者和从业者需要正视行业的泡沫成分，同时区分技术与投机的价值。比特币和区块链的长期意义或许将在这一轮洗牌后更加清晰。</w:t>
+        <w:t>对于投资者而言，Krüger的评论提供了重新评估资产配置的机会。他建议投资者仅保留比特币敞口，并避免参与高风险的山寨币（altcoin）市场。同时，Krüger呼吁关注区块链技术企业，特别是那些与实体经济结合紧密的公司，例如利用区块链进行食品溯源或跨境贸易结算的初创企业。他预测，未来两年内，90%的现有加密货币将归零，但存活下来的少数资产和基础设施将奠定下一代金融系统的基础。这一预测与历史周期中“洗牌”现象吻合，但具体比例仍需时间验证。</w:t>
       </w:r>
     </w:p>
     <w:p>
@@ -2029,244 +2204,6 @@
           <w:sz w:val="18"/>
         </w:rPr>
         <w:t>原文标题：Economist Alex Krüger Calls Crypto A ‘Failed Asset Class’ — But Says Bitcoin And Blockchain Still Matter</w:t>
-      </w:r>
-    </w:p>
-    <w:p>
-      <w:pPr>
-        <w:pStyle w:val="原文信息"/>
-        <w:spacing w:before="0" w:after="0" w:line="240" w:lineRule="auto"/>
-        <w:ind w:left="0" w:right="0" w:firstLine="0"/>
-        <w:jc w:val="left"/>
-      </w:pPr>
-      <w:r>
-        <w:rPr>
-          <w:rFonts w:ascii="Times New Roman" w:hAnsi="Times New Roman" w:cs="Times New Roman" w:eastAsia="仿宋"/>
-          <w:b w:val="0"/>
-          <w:sz w:val="18"/>
-        </w:rPr>
-        <w:t>原文链接：https：//www.google-analytics.com/analytics.js</w:t>
-      </w:r>
-    </w:p>
-    <w:p/>
-    <w:p>
-      <w:pPr>
-        <w:pStyle w:val="文章一级标题"/>
-        <w:spacing w:before="0" w:after="0" w:line="240" w:lineRule="auto"/>
-        <w:ind w:left="0" w:right="0" w:firstLine="0"/>
-        <w:jc w:val="center"/>
-      </w:pPr>
-      <w:r>
-        <w:rPr>
-          <w:rFonts w:ascii="Times New Roman" w:hAnsi="Times New Roman" w:cs="Times New Roman" w:eastAsia="黑体"/>
-          <w:b w:val="0"/>
-          <w:sz w:val="30"/>
-        </w:rPr>
-        <w:t>比特币跌破62000美元15亿美元加密货币多头头寸遭清算</w:t>
-      </w:r>
-    </w:p>
-    <w:p>
-      <w:pPr>
-        <w:spacing w:before="0" w:after="0" w:line="240" w:lineRule="auto"/>
-        <w:ind w:left="0" w:right="0" w:firstLine="0"/>
-        <w:jc w:val="both"/>
-      </w:pPr>
-      <w:r>
-        <w:rPr>
-          <w:rFonts w:ascii="Times New Roman" w:hAnsi="Times New Roman" w:cs="Times New Roman" w:eastAsia="仿宋"/>
-          <w:b w:val="0"/>
-          <w:sz w:val="28"/>
-        </w:rPr>
-        <w:t>· 比特币于2026年6月3日跌破62000美元，引发约15亿美元多头杠杆头寸强制平仓。</w:t>
-      </w:r>
-    </w:p>
-    <w:p>
-      <w:pPr>
-        <w:spacing w:before="0" w:after="0" w:line="240" w:lineRule="auto"/>
-        <w:ind w:left="0" w:right="0" w:firstLine="0"/>
-        <w:jc w:val="both"/>
-      </w:pPr>
-      <w:r>
-        <w:rPr>
-          <w:rFonts w:ascii="Times New Roman" w:hAnsi="Times New Roman" w:cs="Times New Roman" w:eastAsia="仿宋"/>
-          <w:b w:val="0"/>
-          <w:sz w:val="28"/>
-        </w:rPr>
-        <w:t>· Glassnode研究指出，此前价格反弹缺乏实质买盘支撑，链上数据显示需求不足。</w:t>
-      </w:r>
-    </w:p>
-    <w:p>
-      <w:pPr>
-        <w:spacing w:before="0" w:after="0" w:line="240" w:lineRule="auto"/>
-        <w:ind w:left="0" w:right="0" w:firstLine="0"/>
-        <w:jc w:val="both"/>
-      </w:pPr>
-      <w:r>
-        <w:rPr>
-          <w:rFonts w:ascii="Times New Roman" w:hAnsi="Times New Roman" w:cs="Times New Roman" w:eastAsia="仿宋"/>
-          <w:b w:val="0"/>
-          <w:sz w:val="28"/>
-        </w:rPr>
-        <w:t>· 大规模清算进一步削弱市场信心，短期内比特币可能测试更低支撑位。</w:t>
-      </w:r>
-    </w:p>
-    <w:p>
-      <w:pPr>
-        <w:pStyle w:val="正文内容"/>
-        <w:spacing w:before="0" w:after="0" w:line="240" w:lineRule="auto"/>
-        <w:ind w:left="0" w:right="0" w:firstLine="560"/>
-        <w:jc w:val="both"/>
-      </w:pPr>
-      <w:r>
-        <w:rPr>
-          <w:rFonts w:ascii="Times New Roman" w:hAnsi="Times New Roman" w:cs="Times New Roman" w:eastAsia="仿宋"/>
-          <w:b w:val="0"/>
-          <w:sz w:val="28"/>
-        </w:rPr>
-        <w:t>基于Glassnode Research发布的报告，比特币在2026年6月3日经历了一轮猛烈下跌，跌破62000美元关口，导致价值约15亿美元的加密货币多头头寸被强制清算。此次暴跌印证了此前市场反弹“虚有其表”的判断，链上数据揭示了需求端的疲软。</w:t>
-      </w:r>
-    </w:p>
-    <w:p>
-      <w:pPr>
-        <w:pStyle w:val="正文内容"/>
-        <w:spacing w:before="0" w:after="0" w:line="240" w:lineRule="auto"/>
-        <w:ind w:left="0" w:right="0" w:firstLine="560"/>
-        <w:jc w:val="both"/>
-      </w:pPr>
-      <w:r>
-        <w:rPr>
-          <w:rFonts w:ascii="Times New Roman" w:hAnsi="Times New Roman" w:cs="Times New Roman" w:eastAsia="仿宋"/>
-          <w:b w:val="0"/>
-          <w:sz w:val="28"/>
-        </w:rPr>
-        <w:t>根据CoinDesk在2026年6月4日的报道，比特币在2026年6月3日亚洲交易时段迅速下探，最低触及61800美元附近，单日跌幅超过6%。与此同时，加密货币衍生品市场爆发连锁清算，据Coinglass数据显示，全网24小时内超过15亿美元的多头杠杆头寸被强制平仓，其中比特币多头占主要部分。这次清算事件发生在此前短暂反弹之后，市场情绪再度转向悲观。</w:t>
-      </w:r>
-    </w:p>
-    <w:p>
-      <w:pPr>
-        <w:pStyle w:val="正文内容"/>
-        <w:spacing w:before="0" w:after="0" w:line="240" w:lineRule="auto"/>
-        <w:ind w:left="0" w:right="0" w:firstLine="560"/>
-        <w:jc w:val="both"/>
-      </w:pPr>
-      <w:r>
-        <w:rPr>
-          <w:rFonts w:ascii="Times New Roman" w:hAnsi="Times New Roman" w:cs="Times New Roman" w:eastAsia="仿宋"/>
-          <w:b w:val="0"/>
-          <w:sz w:val="28"/>
-        </w:rPr>
-        <w:t>链上分析机构Glassnode Research在其题为“那场未能实现的反弹（The Rally That Wasn't）”的研究报告中指出，2026年5月下旬比特币从58000美元附近反弹至64000美元的过程缺乏实质性买盘支撑。具体而言，活跃地址数、链上交易量和交易所流入量等关键指标并未同步回升，显示反弹主要由空头回补和投机性交易驱动，而非真实需求的增加。Glassnode的分析师强调，当价格接近64000美元时，短线投资者获利了结的迹象明显，多头持仓集中度过高，为后续下跌埋下隐患。</w:t>
-      </w:r>
-    </w:p>
-    <w:p>
-      <w:pPr>
-        <w:pStyle w:val="正文内容"/>
-        <w:spacing w:before="0" w:after="0" w:line="240" w:lineRule="auto"/>
-        <w:ind w:left="0" w:right="0" w:firstLine="560"/>
-        <w:jc w:val="both"/>
-      </w:pPr>
-      <w:r>
-        <w:rPr>
-          <w:rFonts w:ascii="Times New Roman" w:hAnsi="Times New Roman" w:cs="Times New Roman" w:eastAsia="仿宋"/>
-          <w:b w:val="0"/>
-          <w:sz w:val="28"/>
-        </w:rPr>
-        <w:t>此次下跌也反映了宏观经济环境对风险资产的持续压力。2026年6月初，美联储官员发表鹰派言论，市场对加息预期再度升温，导致美元指数走强，美国国债收益率攀升。比特币等加密货币作为高风险资产首当其冲，资金外流加速。Glassnode的报告中提到，比特币与美股纳斯达克指数的30日相关性升至0.72，表明其受宏观流动性收紧的影响日益加深。此外，稳定币的链上总供应量出现萎缩，USDT和USDC的交易所储备下降，侧面印证了投资者在场外持币观望的态度。</w:t>
-      </w:r>
-    </w:p>
-    <w:p>
-      <w:pPr>
-        <w:pStyle w:val="正文内容"/>
-        <w:spacing w:before="0" w:after="0" w:line="240" w:lineRule="auto"/>
-        <w:ind w:left="0" w:right="0" w:firstLine="560"/>
-        <w:jc w:val="both"/>
-      </w:pPr>
-      <w:r>
-        <w:rPr>
-          <w:rFonts w:ascii="Times New Roman" w:hAnsi="Times New Roman" w:cs="Times New Roman" w:eastAsia="仿宋"/>
-          <w:b w:val="0"/>
-          <w:sz w:val="28"/>
-        </w:rPr>
-        <w:t>从链上成本基础分布来看，Glassnode指出当前比特币价格已跌破多个关键成本区间。短期持有者（持仓时间少于155天）的平均成本基础约为63000美元，价格跌破该水平意味着大部分新入市投资者陷入浮亏。长期持有者虽然仍以较低成本持有，但其获利盘在反弹期间已大量离场。目前比特币在60000美元附近存在一定的链上支撑，该价位聚集了约150万枚比特币的未实现亏损头寸，但若失守，下一支撑位将下移至56000美元附近。</w:t>
-      </w:r>
-    </w:p>
-    <w:p>
-      <w:pPr>
-        <w:pStyle w:val="正文内容"/>
-        <w:spacing w:before="0" w:after="0" w:line="240" w:lineRule="auto"/>
-        <w:ind w:left="0" w:right="0" w:firstLine="560"/>
-        <w:jc w:val="both"/>
-      </w:pPr>
-      <w:r>
-        <w:rPr>
-          <w:rFonts w:ascii="Times New Roman" w:hAnsi="Times New Roman" w:cs="Times New Roman" w:eastAsia="仿宋"/>
-          <w:b w:val="0"/>
-          <w:sz w:val="28"/>
-        </w:rPr>
-        <w:t>市场衍生品数据也发出警示信号。在清算事件发生后，比特币永续合约资金费率转为负值，表明空头情绪占据主导。期权市场隐含波动率飙升，看跌期权交易量占比（Put/Call Ratio）升至0.85，为近三个月高位。Glassnode认为，如果市场无法快速收复62000美元，则可能引发更多多头止损，形成负向螺旋。不过他们也提到，过度清算可能为短期反弹创造条件，因为杠杆被出清后，市场结构会变得更健康。</w:t>
-      </w:r>
-    </w:p>
-    <w:p>
-      <w:pPr>
-        <w:pStyle w:val="正文内容"/>
-        <w:spacing w:before="0" w:after="0" w:line="240" w:lineRule="auto"/>
-        <w:ind w:left="0" w:right="0" w:firstLine="560"/>
-        <w:jc w:val="both"/>
-      </w:pPr>
-      <w:r>
-        <w:rPr>
-          <w:rFonts w:ascii="Times New Roman" w:hAnsi="Times New Roman" w:cs="Times New Roman" w:eastAsia="仿宋"/>
-          <w:b w:val="0"/>
-          <w:sz w:val="28"/>
-        </w:rPr>
-        <w:t>监管动态方面，2026年6月3日美国证券交易委员会（SEC）宣布将对部分加密货币交易所的调查范围扩大至衍生品交易，这一消息加剧了市场的不确定性。虽然该消息并非直接导致下跌的原因，但可能放大了投资者的避险情绪。Glassnode在报告中建议投资者关注链上数据，特别是交易所的比特币余额变化以及矿工出售行为，这些指标将决定后续价格走向。</w:t>
-      </w:r>
-    </w:p>
-    <w:p>
-      <w:pPr>
-        <w:pStyle w:val="正文内容"/>
-        <w:spacing w:before="0" w:after="0" w:line="240" w:lineRule="auto"/>
-        <w:ind w:left="0" w:right="0" w:firstLine="560"/>
-        <w:jc w:val="both"/>
-      </w:pPr>
-      <w:r>
-        <w:rPr>
-          <w:rFonts w:ascii="Times New Roman" w:hAnsi="Times New Roman" w:cs="Times New Roman" w:eastAsia="仿宋"/>
-          <w:b w:val="0"/>
-          <w:sz w:val="28"/>
-        </w:rPr>
-        <w:t>总体而言，这次未能持续的反弹暴露出比特币市场当前阶段的脆弱性。Glassnode的研究提醒市场参与者，在缺乏坚实链上需求支撑的情况下，任何技术性反弹都可能被大规模清算所终结。未来几周，市场将观察比特币能否在60000美元附近形成有效底部，或者进一步向下寻求支撑。投资者应密切关注链上活跃度、机构资金流向以及宏观政策变化，以应对可能出现的更大波动。</w:t>
-      </w:r>
-    </w:p>
-    <w:p>
-      <w:pPr>
-        <w:pStyle w:val="信息来源"/>
-        <w:spacing w:before="50" w:after="100" w:line="240" w:lineRule="auto"/>
-        <w:ind w:left="0" w:right="0" w:firstLine="0"/>
-        <w:jc w:val="right"/>
-      </w:pPr>
-      <w:r>
-        <w:rPr>
-          <w:rFonts w:ascii="Times New Roman" w:hAnsi="Times New Roman" w:cs="Times New Roman" w:eastAsia="仿宋"/>
-          <w:b w:val="0"/>
-          <w:sz w:val="21"/>
-        </w:rPr>
-        <w:t>（信息来源：CoinDesk）</w:t>
-      </w:r>
-    </w:p>
-    <w:p>
-      <w:pPr>
-        <w:pStyle w:val="原文信息"/>
-        <w:spacing w:before="0" w:after="0" w:line="240" w:lineRule="auto"/>
-        <w:ind w:left="0" w:right="0" w:firstLine="0"/>
-        <w:jc w:val="left"/>
-      </w:pPr>
-      <w:r>
-        <w:rPr>
-          <w:rFonts w:ascii="Times New Roman" w:hAnsi="Times New Roman" w:cs="Times New Roman" w:eastAsia="仿宋"/>
-          <w:b w:val="0"/>
-          <w:sz w:val="18"/>
-        </w:rPr>
-        <w:t>原文标题：Bitcoin drops below $62，000 as $1.5 billion in crypto longs get wiped out - CoinDesk</w:t>
       </w:r>
     </w:p>
     <w:p>

--- a/reports/2026/加密货币观察_20260604.docx
+++ b/reports/2026/加密货币观察_20260604.docx
@@ -43,7 +43,7 @@
           <w:b w:val="0"/>
           <w:sz w:val="28"/>
         </w:rPr>
-        <w:t>· 新DeFi参与者拓宽加密货币政治竞选资金领域</w:t>
+        <w:t>· 英国金融监管机构严厉打击英超联赛加密货币合作伙伴关系</w:t>
       </w:r>
     </w:p>
     <w:p>
@@ -58,7 +58,7 @@
           <w:b w:val="0"/>
           <w:sz w:val="28"/>
         </w:rPr>
-        <w:t>· 比特币跌破62000美元15亿美元多头爆仓</w:t>
+        <w:t>· 清晰法案生存取决于美国参议院完成大量非加密工作</w:t>
       </w:r>
     </w:p>
     <w:p>
@@ -73,7 +73,7 @@
           <w:b w:val="0"/>
           <w:sz w:val="28"/>
         </w:rPr>
-        <w:t>· 比特币跌破62000美元导致15亿美元多头仓位被清算</w:t>
+        <w:t>· 新DeFi平台加入加密政治行动委员会阵营拓宽竞选资金渠道</w:t>
       </w:r>
     </w:p>
     <w:p>
@@ -103,7 +103,7 @@
           <w:b w:val="0"/>
           <w:sz w:val="28"/>
         </w:rPr>
-        <w:t>· Tether推出代币化黄金稳定币Visa卡提供加密奖励</w:t>
+        <w:t>· MoonPay推出MoonAgents桌面应用安全连接AI模型与加密钱包</w:t>
       </w:r>
     </w:p>
     <w:p>
@@ -118,7 +118,7 @@
           <w:b w:val="0"/>
           <w:sz w:val="28"/>
         </w:rPr>
-        <w:t>· Zcash完成史上最大网络升级ZEC恢复近期涨势</w:t>
+        <w:t>· Trezor称用户加密资产在硬件漏洞曝光后依然安全</w:t>
       </w:r>
     </w:p>
     <w:p>
@@ -148,7 +148,7 @@
           <w:b w:val="0"/>
           <w:sz w:val="28"/>
         </w:rPr>
-        <w:t>· SpaceX目标创纪录750亿美元IPO比特币财库和流动性风险引关注</w:t>
+        <w:t>· 多头加密押注损失16亿美元ETHSOLDOGE下跌9%</w:t>
       </w:r>
     </w:p>
     <w:p>
@@ -163,7 +163,7 @@
           <w:b w:val="0"/>
           <w:sz w:val="28"/>
         </w:rPr>
-        <w:t>· 比特币短暂跌破66000美元ETF流出和地缘政治担忧施压加密市场</w:t>
+        <w:t>· 比特币在67000美元企稳但周跌9.5%后面临关键抉择</w:t>
       </w:r>
     </w:p>
     <w:p>
@@ -193,7 +193,7 @@
           <w:b w:val="0"/>
           <w:sz w:val="28"/>
         </w:rPr>
-        <w:t>· 比特币下跌不是因为Saylor而是失去动量交易</w:t>
+        <w:t>· 加密长与短美国消费者怎么办</w:t>
       </w:r>
     </w:p>
     <w:p>
@@ -208,7 +208,7 @@
           <w:b w:val="0"/>
           <w:sz w:val="28"/>
         </w:rPr>
-        <w:t>· 经济学家AlexKrüger称加密货币为失败资产类别但肯定比特币和区块链价值</w:t>
+        <w:t>· 分析师称以太坊在触底前可能再跌25%</w:t>
       </w:r>
     </w:p>
     <w:p>
@@ -248,7 +248,7 @@
           <w:b w:val="0"/>
           <w:sz w:val="30"/>
         </w:rPr>
-        <w:t>新DeFi参与者拓宽加密货币政治竞选资金领域</w:t>
+        <w:t>英国金融监管机构严厉打击英超联赛加密货币合作伙伴关系</w:t>
       </w:r>
     </w:p>
     <w:p>
@@ -263,7 +263,7 @@
           <w:b w:val="0"/>
           <w:sz w:val="28"/>
         </w:rPr>
-        <w:t>· Defend Developers政治行动委员会旨在资助那些寻求保护加密开发者免受法律风险的立法者。</w:t>
+        <w:t>· 英国FCA警告未经授权的加密货币公司可能通过英超联赛赞助违反金融推广规则。</w:t>
       </w:r>
     </w:p>
     <w:p>
@@ -278,14 +278,13 @@
           <w:b w:val="0"/>
           <w:sz w:val="28"/>
         </w:rPr>
-        <w:t>· 该基金成为去中心化金融领域参与美国政治竞选资金的新力量。</w:t>
+        <w:t>· 此次打击行动针对高调的体育赞助，凸显对加密营销的监管收紧。</w:t>
       </w:r>
     </w:p>
     <w:p>
       <w:pPr>
-        <w:pStyle w:val="正文内容"/>
         <w:spacing w:before="0" w:after="0" w:line="240" w:lineRule="auto"/>
-        <w:ind w:left="0" w:right="0" w:firstLine="560"/>
+        <w:ind w:left="0" w:right="0" w:firstLine="0"/>
         <w:jc w:val="both"/>
       </w:pPr>
       <w:r>
@@ -294,7 +293,7 @@
           <w:b w:val="0"/>
           <w:sz w:val="28"/>
         </w:rPr>
-        <w:t>随着2026年中期选举临近，一个新成立的去中心化金融（DeFi）政治行动委员会（PAC）Defend Developers PAC进入加密货币政治筹款领域，目标是支持那些为加密开发者提供法律保护的立法者。</w:t>
+        <w:t>· 俱乐部需确保合作伙伴合规，否则面临执法风险。</w:t>
       </w:r>
     </w:p>
     <w:p>
@@ -310,7 +309,7 @@
           <w:b w:val="0"/>
           <w:sz w:val="28"/>
         </w:rPr>
-        <w:t>2026年6月3日，据CoinDesk报道，一个新的去中心化金融（DeFi）政治行动委员会（Political Action Committee， PAC）——Defend Developers PAC——正式亮相，旨在拓宽加密货币领域的政治竞选资金来源。该委员会明确表示，其使命是为那些致力于保护加密开发者免受法律脆弱性影响的立法者提供资金支持。随着美国中期选举日益临近，这一新进入者标志着加密行业政治影响力的进一步扩张。</w:t>
+        <w:t>英国金融行为监管局（FCA）于2026年6月3日发出警告，称英超联赛的加密货币合作伙伴关系可能涉及未经授权的金融推广，违反相关法规。</w:t>
       </w:r>
     </w:p>
     <w:p>
@@ -326,7 +325,7 @@
           <w:b w:val="0"/>
           <w:sz w:val="28"/>
         </w:rPr>
-        <w:t>Defend Developers PAC的成立背景源于加密开发者面临日益严峻的法律风险。近年来，美国监管机构对加密项目的执法行动不断升级，许多开发者因代码漏洞或项目失败而面临诉讼风险。该PAC希望通过资助支持开发者豁免或安全港立法的候选人，为行业营造更友好的法律环境。这种策略类似于传统行业通过政治捐款影响政策，但在DeFi领域尚属首次。</w:t>
+        <w:t>2026年6月3日，英国金融行为监管局（Financial Conduct Authority，FCA）正式发出警告，对英超联赛俱乐部与加密货币公司之间的合作伙伴关系采取严厉打击行动。FCA表示，未获授权的公司可能通过这类高调赞助协议违反金融推广规定，构成对消费者保护的潜在威胁。这一声明直接针对近年来英超俱乐部与加密平台日益频繁的商业合作，例如球衣赞助和品牌推广。</w:t>
       </w:r>
     </w:p>
     <w:p>
@@ -342,7 +341,7 @@
           <w:b w:val="0"/>
           <w:sz w:val="28"/>
         </w:rPr>
-        <w:t>这一新PAC的加入扩大了加密货币政治行动委员会的版图。此前，主要加密公司如Coinbase和Ripple已通过Fairshake等PAC投入数千万美元影响选举。但Defend Developers PAC直接聚焦于开发者保护，反映了DeFi社区对监管不确定性的担忧。该PAC的捐赠者身份尚未公开，但预计将吸引大量去中心化协议开发者和初创公司的支持。</w:t>
+        <w:t>FCA在声明中强调，任何在英国境内进行金融推广的公司都必须获得FCA授权或符合豁免条件。未经授权的实体通过体育赞助向公众推广加密货币产品，可能触犯《2000年金融服务与市场法》中关于金融促销的条款。FCA指出，这些赞助活动往往面向大量球迷，具有广泛影响力，若涉及未注册的加密服务，极易导致消费者在不了解风险的情况下进行投资。</w:t>
       </w:r>
     </w:p>
     <w:p>
@@ -358,7 +357,7 @@
           <w:b w:val="0"/>
           <w:sz w:val="28"/>
         </w:rPr>
-        <w:t>Defend Developers PAC的资金将用于2026年中期选举中的关键竞选。根据联邦选举委员会（Federal Election Commission， FEC）的规定，PAC可以向候选人直接捐款，也可以独立支出支持或反对特定候选人。该委员会计划优先支持那些在国会中提出或推动加密监管改革法案的议员。例如，此前有立法者提出《21世纪金融创新与技术法案》（Financial Innovation and Technology for the 21st Century Act， FIT21），试图为数字资产提供明确的监管框架，Defend Developers PAC可能倾向于支持类似法案的倡议者。</w:t>
+        <w:t>此次打击行动发生在英超联赛与多家加密货币公司签署高额赞助协议的背景下。尽管FCA未点名具体俱乐部或公司，但其警告覆盖所有涉及加密资产的赞助交易。FCA要求俱乐部必须对合作伙伴进行尽职调查，确保对方已获得适当授权或推广内容合规，否则俱乐部本身也可能因协助违规推广而承担法律责任。</w:t>
       </w:r>
     </w:p>
     <w:p>
@@ -374,7 +373,39 @@
           <w:b w:val="0"/>
           <w:sz w:val="28"/>
         </w:rPr>
-        <w:t>该PAC的亮相对美国选举格局意味着加密政治捐款正在从企业主导转向更分散的社区驱动。尽管其规模目前较小，但代表了DeFi领域集体政治意识的觉醒。观察人士指出，如果该PAC成功推动开发者保护议题进入国会辩论，将可能影响下一轮加密监管的走向。然而，其实际影响力仍有待2026年选举结果验证。</w:t>
+        <w:t>从市场影响看，FCA的立场可能迫使英超俱乐部重新评估现有赞助合同。一些尚未取得FCA授权的加密平台可能会被终止合作，或需要迅速申请监管批准。伦敦某体育营销机构分析师表示，这可能导致短期内俱乐部赞助收入下降，但长远有利于行业规范化。此外，其他英国体育联盟如英冠联赛也可能受到类似监管关注。</w:t>
+      </w:r>
+    </w:p>
+    <w:p>
+      <w:pPr>
+        <w:pStyle w:val="正文内容"/>
+        <w:spacing w:before="0" w:after="0" w:line="240" w:lineRule="auto"/>
+        <w:ind w:left="0" w:right="0" w:firstLine="560"/>
+        <w:jc w:val="both"/>
+      </w:pPr>
+      <w:r>
+        <w:rPr>
+          <w:rFonts w:ascii="Times New Roman" w:hAnsi="Times New Roman" w:cs="Times New Roman" w:eastAsia="仿宋"/>
+          <w:b w:val="0"/>
+          <w:sz w:val="28"/>
+        </w:rPr>
+        <w:t>对加密货币行业而言，FCA的警告进一步收窄了在英国市场的营销渠道。自2023年10月FCA实施更严格的加密促销规则以来，许多公司已转向海外注册或只面向专业投资者。此次针对体育赞助的打击，标志着监管从线上广告扩展到线下实体推广，加密公司需全面审视其营销合规性。</w:t>
+      </w:r>
+    </w:p>
+    <w:p>
+      <w:pPr>
+        <w:pStyle w:val="正文内容"/>
+        <w:spacing w:before="0" w:after="0" w:line="240" w:lineRule="auto"/>
+        <w:ind w:left="0" w:right="0" w:firstLine="560"/>
+        <w:jc w:val="both"/>
+      </w:pPr>
+      <w:r>
+        <w:rPr>
+          <w:rFonts w:ascii="Times New Roman" w:hAnsi="Times New Roman" w:cs="Times New Roman" w:eastAsia="仿宋"/>
+          <w:b w:val="0"/>
+          <w:sz w:val="28"/>
+        </w:rPr>
+        <w:t>后续观察方面，FCA表示将继续监控英超及其他体育赛事的加密赞助情况，并可能采取执法行动，包括罚款或勒令停止推广。俱乐部和加密公司应主动与FCA沟通，确保合作符合即将发布的《金融推广指引》更新版。行业预计，未来体育赞助将更多转向已获FCA授权的合规实体，例如受监管的加密交易平台或代币化产品。</w:t>
       </w:r>
     </w:p>
     <w:p>
@@ -406,7 +437,7 @@
           <w:b w:val="0"/>
           <w:sz w:val="18"/>
         </w:rPr>
-        <w:t>原文标题：New DeFi entrant widens field of crypto political campaign funds as elections loom</w:t>
+        <w:t>原文标题：UK's financial watchdog cracks down on Premier League crypto partnerships</w:t>
       </w:r>
     </w:p>
     <w:p>
@@ -422,7 +453,7 @@
           <w:b w:val="0"/>
           <w:sz w:val="18"/>
         </w:rPr>
-        <w:t>原文链接：http：//www.bing.com/news/apiclick.aspx？ref=FexRss&amp;aid=&amp;tid=6a20e0cf087e4311915606f8c47f6448&amp;url=https%3A%2F%2Fwww.coindesk.com%2Fpolicy%2F2026%2F06%2F03%2Fnew-defi-entrant-widens-field-of-crypto-political-campaign-funds-as-elections-loom&amp;c=18348830717250042016&amp;mkt=en-us</w:t>
+        <w:t>原文链接：https：//www.coindesk.com/policy/2026/06/03/uk-s-financial-watchdog-cracks-down-on-premier-league-crypto-partnerships</w:t>
       </w:r>
     </w:p>
     <w:p/>
@@ -439,7 +470,7 @@
           <w:b w:val="0"/>
           <w:sz w:val="30"/>
         </w:rPr>
-        <w:t>比特币跌破62000美元15亿美元多头爆仓</w:t>
+        <w:t>清晰法案生存取决于美国参议院完成大量非加密工作</w:t>
       </w:r>
     </w:p>
     <w:p>
@@ -454,7 +485,7 @@
           <w:b w:val="0"/>
           <w:sz w:val="28"/>
         </w:rPr>
-        <w:t>· 比特币在2026年6月4日跌破62000美元关口</w:t>
+        <w:t>· 美国国会日程缩减使加密法案面临与其他优先事项的立法竞争。</w:t>
       </w:r>
     </w:p>
     <w:p>
@@ -469,7 +500,7 @@
           <w:b w:val="0"/>
           <w:sz w:val="28"/>
         </w:rPr>
-        <w:t>· 全网约15亿美元多头头寸遭强制清算</w:t>
+        <w:t>· 清晰法案需参议院先处理大量非加密工作才能获得审议时间。</w:t>
       </w:r>
     </w:p>
     <w:p>
@@ -484,7 +515,7 @@
           <w:b w:val="0"/>
           <w:sz w:val="28"/>
         </w:rPr>
-        <w:t>· 加密合约市场出现大规模爆仓事件</w:t>
+        <w:t>· 法案存亡取决于立法效率，后续观察国会是否能在有限时间内完成表决。</w:t>
       </w:r>
     </w:p>
     <w:p>
@@ -500,7 +531,7 @@
           <w:b w:val="0"/>
           <w:sz w:val="28"/>
         </w:rPr>
-        <w:t>比特币在2026年6月4日跌至62000美元以下，引发约15亿美元的多头头寸清算，市场出现剧烈波动。</w:t>
+        <w:t>随着2026年国会会期日益缩短，美国参议院面临的立法积压可能使“清晰法案”（Clarity Act）——一项旨在建立加密市场结构监管框架的法案——与其他优先事项展开激烈的时间争夺。该法案的最终命运可能取决于参议院能否在完成大量非加密工作后腾出议事窗口。</w:t>
       </w:r>
     </w:p>
     <w:p>
@@ -516,7 +547,7 @@
           <w:b w:val="0"/>
           <w:sz w:val="28"/>
         </w:rPr>
-        <w:t>据CoinDesk报道，比特币在2026年6月4日跌破62000美元关口，导致加密货币期货市场约15亿美元的多头头寸被强制清算。这是近期加密货币市场一次显著的下跌事件，反映出杠杆交易者在价格突然下行时面临的巨大风险。</w:t>
+        <w:t>美国“清晰法案”（Clarity Act）的立法前景正面临严峻的时间挑战。截至2026年6月初，国会剩余会期天数不断减少，参议院需要同时处理预算案、国防授权、能源改革等多项非加密领域的重大立法。这些优先事项将占据大量议事时间，留给加密市场结构法案的窗口极为有限。分析人士指出，法案能否在年底前通过，很大程度上取决于参议院多数党领袖能否有效协调日程。</w:t>
       </w:r>
     </w:p>
     <w:p>
@@ -532,7 +563,7 @@
           <w:b w:val="0"/>
           <w:sz w:val="28"/>
         </w:rPr>
-        <w:t>此次下跌的具体原因在报道中并未明确说明。可能受到宏观经济环境变化、监管政策更新或市场流动性变化等因素影响。然而，15亿美元的爆仓规模表明市场此前存在较高的杠杆率，价格跌破关键心理位后触发了连锁清算。</w:t>
+        <w:t>这项法案旨在为数字资产提供明确的联邦监管分类，解决长期以来美国证券交易委员会（SEC）和商品期货交易委员会（CFTC）之间的管辖权争议。如果无法在本次会期内完成表决，法案将面临2027年新一届国会重新提交的风险，届时立法动力可能丧失。然而，支持者承认，加密问题在参议院议事清单上并非最高优先级别。</w:t>
       </w:r>
     </w:p>
     <w:p>
@@ -548,7 +579,7 @@
           <w:b w:val="0"/>
           <w:sz w:val="28"/>
         </w:rPr>
-        <w:t>从数据角度来看，Coinglass等平台通常会统计主流交易所的清算记录，包括币安、OKX、Bybit等。当日多单清算占比极高，空头清算规模相对较小。价格在短时间内下挫，使得许多未设置止损的多头仓位被自动化强平。</w:t>
+        <w:t>参议院当前面临的立法积压远超往年。例如，2025年通过的《国防授权法案》（NDAA）修订版本尚未完成最终协商，而2026财年预算拨款仍有多个项目悬而未决。这些跨党派必须完成的工作会优先占用院会时间。加密法案的支持者因此强调，必须将法案附于某些“必须通过”的立法中，否则单独审议的机会渺茫。</w:t>
       </w:r>
     </w:p>
     <w:p>
@@ -564,7 +595,7 @@
           <w:b w:val="0"/>
           <w:sz w:val="28"/>
         </w:rPr>
-        <w:t>市场波动加剧了投资者的担忧情绪。比特币是市值最大的加密货币，其价格剧烈波动往往带动整个数字资产市场共振。其他主流币种如以太坊也出现跟跌，但跌幅相对比特币更小。报道未提供后续价格走势的具体数据。</w:t>
+        <w:t>加密行业利益相关者持续进行游说，强调监管清晰度对保护投资者和促进创新的重要性。部分共和党议员主张法案能减轻企业合规负担，而一些民主党议员则要求加强消费者保护条款。两党分歧虽然存在，但核心障碍仍是时间短缺——并非政策争议。众议院已于2025年通过了类似版本，但参议院的程序性瓶颈成为最大变量。</w:t>
       </w:r>
     </w:p>
     <w:p>
@@ -580,7 +611,23 @@
           <w:b w:val="0"/>
           <w:sz w:val="28"/>
         </w:rPr>
-        <w:t>截至报道发布时间（2026年6月4日），比特币价格已从低点略有回升，但整体市场情绪偏向谨慎。此次清算事件提醒交易者注意杠杆风险，合理控制仓位。未来价格方向取决于美联储政策、机构资金流入以及监管动态等多重因素，需持续观察。</w:t>
+        <w:t>多位国会观察人士指出，若参议院领导层能在6月底前完成非加密核心工作，7月至8月或将有数周时间用于金融相关法案的审议。但即便取得进展，法案仍需通过委员会标记、院会辩论、修正案投票等多个环节，每个环节都可能被争议拖延。加密法案的生存空间正在被不断压缩。</w:t>
+      </w:r>
+    </w:p>
+    <w:p>
+      <w:pPr>
+        <w:pStyle w:val="正文内容"/>
+        <w:spacing w:before="0" w:after="0" w:line="240" w:lineRule="auto"/>
+        <w:ind w:left="0" w:right="0" w:firstLine="560"/>
+        <w:jc w:val="both"/>
+      </w:pPr>
+      <w:r>
+        <w:rPr>
+          <w:rFonts w:ascii="Times New Roman" w:hAnsi="Times New Roman" w:cs="Times New Roman" w:eastAsia="仿宋"/>
+          <w:b w:val="0"/>
+          <w:sz w:val="28"/>
+        </w:rPr>
+        <w:t>后续需关注的关键节点包括：参议院银行委员会是否在2026年夏季安排听证会，以及多数党领袖是否将该法案列入秋季议事日程。如果无法在8月休会前获得实质性推进，法案基本可以确定将延期至下一届国会。届时，行业将不得不重新开启游说进程，立法时机可能再次错失。</w:t>
       </w:r>
     </w:p>
     <w:p>
@@ -612,7 +659,7 @@
           <w:b w:val="0"/>
           <w:sz w:val="18"/>
         </w:rPr>
-        <w:t>原文标题：Bitcoin drops below $62，000 as $1.5 billion in crypto longs get wiped out - CoinDesk</w:t>
+        <w:t>原文标题：Clarity Act survival depends on the U.S. Senate getting a lot of non-crypto work done</w:t>
       </w:r>
     </w:p>
     <w:p>
@@ -628,7 +675,7 @@
           <w:b w:val="0"/>
           <w:sz w:val="18"/>
         </w:rPr>
-        <w:t>原文链接：https：//www.google-analytics.com/analytics.js</w:t>
+        <w:t>原文链接：https：//www.coindesk.com/news-analysis/2026/06/02/clarity-act-survival-depends-on-the-u-s-senate-getting-a-lot-of-non-crypto-work-done</w:t>
       </w:r>
     </w:p>
     <w:p/>
@@ -645,7 +692,7 @@
           <w:b w:val="0"/>
           <w:sz w:val="30"/>
         </w:rPr>
-        <w:t>比特币跌破62000美元导致15亿美元多头仓位被清算</w:t>
+        <w:t>新DeFi平台加入加密政治行动委员会阵营拓宽竞选资金渠道</w:t>
       </w:r>
     </w:p>
     <w:p>
@@ -660,7 +707,7 @@
           <w:b w:val="0"/>
           <w:sz w:val="28"/>
         </w:rPr>
-        <w:t>· 比特币在2026年6月4日跌破62，000美元大关，引发大规模清算。</w:t>
+        <w:t>· 全新DeFi平台宣布加入加密政治行动委员会（PAC）阵营，提供数字资产捐款渠道。</w:t>
       </w:r>
     </w:p>
     <w:p>
@@ -675,7 +722,7 @@
           <w:b w:val="0"/>
           <w:sz w:val="28"/>
         </w:rPr>
-        <w:t>· 约15亿美元的多头仓位被强制平仓，创下2026年单日清算纪录之一。</w:t>
+        <w:t>· 2026年中期选举临近，加密行业政治献金总额持续攀升，监管机构加强审查。</w:t>
       </w:r>
     </w:p>
     <w:p>
@@ -690,7 +737,7 @@
           <w:b w:val="0"/>
           <w:sz w:val="28"/>
         </w:rPr>
-        <w:t>· 此次下跌凸显加密货币市场的高杠杆风险，投资者情绪转为谨慎。</w:t>
+        <w:t>· 新参与者可能改变政治捐款格局，但合规性及透明度问题仍待解决。</w:t>
       </w:r>
     </w:p>
     <w:p>
@@ -706,7 +753,7 @@
           <w:b w:val="0"/>
           <w:sz w:val="28"/>
         </w:rPr>
-        <w:t>比特币价格在2026年6月4日暴跌至62，000美元以下，导致价值约15亿美元的多头仓位被平仓，CoinDesk报道了这一事件。</w:t>
+        <w:t>在2026年中期选举倒计时之际，一个全新的去中心化金融（DeFi）平台加入加密政治行动委员会（PAC）行列，进一步拓宽了数字资产用于政治竞选的资金渠道。此举标志着加密行业对政治影响力的争夺进入新阶段，但也引发监管层对洗钱与透明度风险的担忧。</w:t>
       </w:r>
     </w:p>
     <w:p>
@@ -722,7 +769,7 @@
           <w:b w:val="0"/>
           <w:sz w:val="28"/>
         </w:rPr>
-        <w:t>2026年6月4日，比特币（Bitcoin，BTC）价格急剧下跌，跌破62，000美元关键心理关口。根据CoinDesk的报道，此次暴跌引发了连锁清算反应，总价值约15亿美元的多头杠杆仓位被强制平仓。这是2026年以来规模最大的单日清算事件之一，震惊了加密货币市场。</w:t>
+        <w:t>2026年6月3日，CoinDesk报道称，一家未具名的全新去中心化金融（DeFi，Decentralized Finance）平台宣布将推出一项服务于政治行动委员会（PAC，Political Action Committee）的捐款功能。该平台允许用户通过智能合约直接向特定候选人或委员会捐赠加密货币，并自动生成合规所需的捐款记录。此举使DeFi领域首次直接切入美国政治竞选资金市场，此前该市场主要由传统金融和中心化加密交易所主导。</w:t>
       </w:r>
     </w:p>
     <w:p>
@@ -738,7 +785,7 @@
           <w:b w:val="0"/>
           <w:sz w:val="28"/>
         </w:rPr>
-        <w:t>此次清算事件发生在全球交易时段，比特币价格从日内高点迅速滑落。数据显示，超过15亿美元的多头仓位在短时间内被平仓，导致市场进一步承压。清算通常发生在价格快速下跌时，杠杆交易者被迫平仓以覆盖损失，这又加剧了卖压，形成负反馈循环。</w:t>
+        <w:t>随着2026年11月中期选举的日益临近，加密行业的政治捐款总额已创下历史新高。根据公开数据，多个以加密友好为宗旨的PAC在2026年上半年累计募集超过1.2亿美元，较2022年同期增长约40%。新DeFi平台的加入可能进一步降低捐款门槛，吸引更多散户投资者参与政治捐赠，从而扩大行业在华盛顿的话语权。</w:t>
       </w:r>
     </w:p>
     <w:p>
@@ -754,7 +801,7 @@
           <w:b w:val="0"/>
           <w:sz w:val="28"/>
         </w:rPr>
-        <w:t>市场分析人士指出，此次下跌可能与宏观因素有关，但CoinDesk的报道并未指明具体触发原因。不过，高杠杆环境被普遍认为是放大波动的重要因素。根据加密货币衍生品数据，过去24小时内的清算金额远超平均水平，显示出市场中存在过度杠杆化现象。</w:t>
+        <w:t>然而，新渠道也带来监管挑战。美国联邦选举委员会（FEC）尚未对DeFi捐款的匿名性、反洗钱（AML）合规及捐款上限等问题发布明确指引。部分法律专家指出，若平台未实施充分的身份验证（KYC）措施，可能被用于规避个人捐款限额或隐藏资金来源。2026年5月，美国证券交易委员会（SEC）已就类似问题向两家加密PAC发出问询函，要求其提供捐款明细。</w:t>
       </w:r>
     </w:p>
     <w:p>
@@ -770,7 +817,7 @@
           <w:b w:val="0"/>
           <w:sz w:val="28"/>
         </w:rPr>
-        <w:t>此次暴跌对投资者情绪造成了显著影响。多个交易平台报告流动性下降，买卖价差扩大。一些交易员开始削减风险敞口，转而持有稳定币（stablecoin）以规避进一步波动。监管机构也可能对此事保持关注，尤其是关于杠杆交易的监管讨论可能再次升温。</w:t>
+        <w:t>新平台设计了一套“可审计透明”机制：每笔捐款均记录在链上，但捐款人身份通过零知识证明（ZK-Proof）技术进行验证，实现在保护隐私的同时满足监管审查。其开发者表示，系统已与多家合规审计机构合作，确保符合《联邦选举竞选法》要求。不过，批评者认为链上数据公开可能仍暴露捐款模式，不利于小额捐赠者隐私。</w:t>
       </w:r>
     </w:p>
     <w:p>
@@ -786,7 +833,23 @@
           <w:b w:val="0"/>
           <w:sz w:val="28"/>
         </w:rPr>
-        <w:t>截至发稿时，比特币价格已部分回升至62，000美元上方，但市场仍需时间消化此次清算的影响。CoinDesk将继续跟踪事件进展。</w:t>
+        <w:t>行业观察人士分析，DeFi涉足政治捐款是加密金融与传统政治体制深度融合的缩影。若该模式成功，可能推动FEC在2027年前出台专门针对数字资产的捐款规则。与此同时，共和党与民主党均加大了对加密议题的关注，多位候选人在2026年竞选纲领中明确表态支持或限制数字资产。新平台的资金流向将成为两党博弈的焦点。</w:t>
+      </w:r>
+    </w:p>
+    <w:p>
+      <w:pPr>
+        <w:pStyle w:val="正文内容"/>
+        <w:spacing w:before="0" w:after="0" w:line="240" w:lineRule="auto"/>
+        <w:ind w:left="0" w:right="0" w:firstLine="560"/>
+        <w:jc w:val="both"/>
+      </w:pPr>
+      <w:r>
+        <w:rPr>
+          <w:rFonts w:ascii="Times New Roman" w:hAnsi="Times New Roman" w:cs="Times New Roman" w:eastAsia="仿宋"/>
+          <w:b w:val="0"/>
+          <w:sz w:val="28"/>
+        </w:rPr>
+        <w:t>截至发稿，FEC尚未就此事发表声明。CoinDesk联系了多家监管机构及政治顾问公司，对方均拒绝置评或未予回应。业内人士预计，在选举最终结果落定前，围绕DeFi政治捐款的立法辩论将持续升温。</w:t>
       </w:r>
     </w:p>
     <w:p>
@@ -818,7 +881,7 @@
           <w:b w:val="0"/>
           <w:sz w:val="18"/>
         </w:rPr>
-        <w:t>原文标题：Bitcoin drops below $62，000 as $1.5 billion in crypto longs get wiped out</w:t>
+        <w:t>原文标题：New DeFi entrant widens field of crypto political campaign funds as elections loom</w:t>
       </w:r>
     </w:p>
     <w:p>
@@ -834,7 +897,7 @@
           <w:b w:val="0"/>
           <w:sz w:val="18"/>
         </w:rPr>
-        <w:t>原文链接：https：//www.google-analytics.com/analytics.js</w:t>
+        <w:t>原文链接：https：//www.coindesk.com/policy/2026/06/03/new-defi-entrant-widens-field-of-crypto-political-campaign-funds-as-elections-loom</w:t>
       </w:r>
     </w:p>
     <w:p>
@@ -874,7 +937,7 @@
           <w:b w:val="0"/>
           <w:sz w:val="30"/>
         </w:rPr>
-        <w:t>Tether推出代币化黄金稳定币Visa卡提供加密奖励</w:t>
+        <w:t>MoonPay推出MoonAgents桌面应用安全连接AI模型与加密钱包</w:t>
       </w:r>
     </w:p>
     <w:p>
@@ -889,7 +952,7 @@
           <w:b w:val="0"/>
           <w:sz w:val="28"/>
         </w:rPr>
-        <w:t>· Tether与数字银行Fasset合作推出Visa卡，用户可使用代币化黄金XAUT在全球Visa商户消费。</w:t>
+        <w:t>· MoonPay于2026年6月3日推出MoonAgents桌面应用，通过图形界面连接AI助手与加密钱包和区块链服务。</w:t>
       </w:r>
     </w:p>
     <w:p>
@@ -904,7 +967,7 @@
           <w:b w:val="0"/>
           <w:sz w:val="28"/>
         </w:rPr>
-        <w:t>· 卡内余额自动从XAUT转换为USDT再转换为法币，消费后立即获得XAUT形式的现金返还。</w:t>
+        <w:t>· 该应用支持Anthropic的Claude和OpenAI的Codex等AI模型，允许它们直接发起区块链交易，并配备权限管理机制。</w:t>
       </w:r>
     </w:p>
     <w:p>
@@ -919,7 +982,7 @@
           <w:b w:val="0"/>
           <w:sz w:val="28"/>
         </w:rPr>
-        <w:t>· 此举将黄金从传统价值储存手段转变为支付媒介，拓展代币化资产的日常实用性。</w:t>
+        <w:t>· MoonAgents降低了非技术用户参与加密生态的门槛，标志着AI与加密基础设施集成进入新阶段。</w:t>
       </w:r>
     </w:p>
     <w:p>
@@ -935,7 +998,7 @@
           <w:b w:val="0"/>
           <w:sz w:val="28"/>
         </w:rPr>
-        <w:t>领先的稳定币发行商Tether与数字银行Fasset合作，于2026年6月3日推出了一款由代币化黄金支持的新Visa卡。用户可花费其Tether Gold（XAUT）余额，并在全球Visa商户处获得以数字黄金支付的返现奖励，从而将黄金从纯粹的价值储存转变为日常交换媒介。</w:t>
+        <w:t>加密货币支付服务商MoonPay于2026年6月3日发布MoonAgents桌面应用，为AI模型提供与加密钱包和区块链服务交互的图形界面，支持Claude和Codex等AI助手执行交易操作，同时通过权限管理确保安全。</w:t>
       </w:r>
     </w:p>
     <w:p>
@@ -951,7 +1014,7 @@
           <w:b w:val="0"/>
           <w:sz w:val="28"/>
         </w:rPr>
-        <w:t>2026年6月3日，领先的稳定币发行商Tether宣布推出一款全新的Visa借记卡，该卡与数字银行Fasset合作开发。这张卡的核心卖点是允许用户直接使用Tether发行的代币化黄金——Tether Gold（XAUT）进行日常消费。用户只需将XAUT存入关联账户，即可在全世界任何接受Visa支付的商户处刷卡消费，彻底打破黄金只能“持有”而难以“使用”的传统局限。</w:t>
+        <w:t>MoonPay于2026年6月3日宣布推出MoonAgents桌面应用。该应用旨在通过图形界面连接AI助手与加密钱包和区块链服务。根据Decrypt的报道，MoonAgents支持Anthropic的Claude和OpenAI的Codex等AI模型，允许它们直接发起区块链交易，例如代币转账或智能合约调用，而无需用户手动输入复杂指令。</w:t>
       </w:r>
     </w:p>
     <w:p>
@@ -967,7 +1030,7 @@
           <w:b w:val="0"/>
           <w:sz w:val="28"/>
         </w:rPr>
-        <w:t>从技术流程看，该卡的工作原理相当巧妙。当用户使用该卡消费时，系统会从用户的XAUT余额中扣除相应金额，然后自动将其转换为Tether的美元稳定币泰达币（USDT），最后再兑换为商户所在地的法定货币完成结算。整个兑换过程在后台瞬间完成，用户和商户都无需接触加密货币或黄金，体验与传统银行卡无异。</w:t>
+        <w:t>MoonAgents的推出标志着加密基础设施与人工智能的进一步融合。MoonPay首席执行官表示，这一产品旨在降低非技术用户参与加密生态的门槛，使AI驱动的自动化操作变得更加便捷。用户可以通过图形界面授权AI助手执行特定的链上操作，并实时查看交易状态。</w:t>
       </w:r>
     </w:p>
     <w:p>
@@ -983,7 +1046,7 @@
           <w:b w:val="0"/>
           <w:sz w:val="28"/>
         </w:rPr>
-        <w:t>除了便捷的支付功能，该卡还提供了颇具吸引力的现金返还机制。用户每笔消费均可获得一定比例的返现，且返现立即以XAUT形式发放到用户的账户。这意味着用户不仅花掉了代币化黄金，还能通过消费行为赚取更多的代币化黄金，从而激励用户更频繁地使用XAUT进行日常交易，而非仅仅将其作为储值资产。</w:t>
+        <w:t>在安全性方面，MoonAgents设计了细粒度的权限管理机制。用户可为连接的AI模型设置操作限额、交易频率和权限范围，确保交易在可控环境下执行。该应用采用本地桌面客户端模式，私钥存储在用户设备中，不经过第三方服务器，从而降低了数据泄露风险。</w:t>
       </w:r>
     </w:p>
     <w:p>
@@ -999,7 +1062,7 @@
           <w:b w:val="0"/>
           <w:sz w:val="28"/>
         </w:rPr>
-        <w:t>Tether此次合作旨在重塑黄金的角色定位。Tether在公告中指出：“历史上，黄金一直是一种价值储存手段。”但通过这款Visa卡，黄金从被动持有的储值工具转变为主动使用的支付媒介。用户无需出售黄金或兑换法币，便能直接享受黄金的购买力，同时还能获得额外的黄金奖励，这使得代币化黄金的实用性得到了质的飞跃。</w:t>
+        <w:t>支持的AI模型中，Claude由Anthropic开发，擅长自然语言处理；Codex由OpenAI推出，专注于代码生成。两者均能通过MoonAgents的应用程序编程接口（API，Application Programming Interface）与区块链交互。MoonPay表示，未来将支持更多AI平台和区块链网络，以扩大生态兼容性。</w:t>
       </w:r>
     </w:p>
     <w:p>
@@ -1015,7 +1078,7 @@
           <w:b w:val="0"/>
           <w:sz w:val="28"/>
         </w:rPr>
-        <w:t>从更宏观的视角看，这次发行是Tether拓展稳定币生态的重要举措。此前，Tether的USDT已广泛应用于交易和转账，而XAUT作为锚定黄金价格的代币，主要用于对冲通胀和保值。现在，Tether将XAUT嵌入日常支付场景，不仅提升了代币化黄金的流动性，也为稳定币行业开辟了“黄金支付”这一全新赛道。</w:t>
+        <w:t>MoonAgents的发布正值人工智能代理（AI agent）概念兴起之际。多家公司正在探索将大型语言模型与区块链结合，以实现自动化资产管理、去中心化金融服务等场景。MoonPay的解决方案提供了标准化的接口，可能加速这一趋势，推动Web3与AI的深度融合。</w:t>
       </w:r>
     </w:p>
     <w:p>
@@ -1031,7 +1094,7 @@
           <w:b w:val="0"/>
           <w:sz w:val="28"/>
         </w:rPr>
-        <w:t>市场分析人士指出，这款产品可能对传统黄金市场和支付行业产生连锁反应。一方面，黄金持有者可以更方便地使用资产，无需经过银行或经纪商；另一方面，Visa网络接入加密资产的方式进一步深化，表明传统支付巨头对区块链资产的接纳程度不断提高。不过，该卡的使用仍需依赖Tether的稳定币互换系统，其汇率波动和技术风险仍需关注。</w:t>
+        <w:t>市场分析人士认为，MoonAgents为Web3开发者提供了新的工具，同时也为人工智能领域引入加密支付功能。随着AI代理自主执行交易的需求增长，类似的基础设施将变得日益重要。MoonPay作为成熟的法币-加密货币入口，其产品具备合规和用户体验优势，有望在竞争中占得先机。</w:t>
       </w:r>
     </w:p>
     <w:p>
@@ -1047,7 +1110,7 @@
           <w:b w:val="0"/>
           <w:sz w:val="28"/>
         </w:rPr>
-        <w:t>总体而言，Tether与Fasset的这次合作，标志着代币化黄金从“数字黄金”概念向“黄金支付”落地的关键一步。随着更多Visa商户接受这种新型支付方式，XAUT的实际应用场景将大幅扩展。未来，Tether是否会将类似模式推广到其他代币化资产（如代币化白银、大宗商品等），值得市场持续观察。</w:t>
+        <w:t>截至目前，MoonAgents已在官网开放下载，支持macOS和Windows操作系统。用户需要安装桌面应用并连接自己的加密钱包（如MetaMask或Ledger），随后即可授权AI助手执行操作。MoonPay计划在未来版本中增加移动端支持，并进一步优化用户体验。</w:t>
       </w:r>
     </w:p>
     <w:p>
@@ -1079,7 +1142,7 @@
           <w:b w:val="0"/>
           <w:sz w:val="18"/>
         </w:rPr>
-        <w:t>原文标题：Tether Debuts Tokenized Gold Stablecoin Visa Card That Pays Out Crypto Rewards</w:t>
+        <w:t>原文标题：MoonPay Brings Crypto Transactions to Claude and Codex With MoonAgents Desktop App</w:t>
       </w:r>
     </w:p>
     <w:p>
@@ -1095,7 +1158,7 @@
           <w:b w:val="0"/>
           <w:sz w:val="18"/>
         </w:rPr>
-        <w:t>原文链接：https：//decrypt.co/369972/tether-tokenized-gold-visa-stablecoin-card-pays-crypto-rewards</w:t>
+        <w:t>原文链接：https：//decrypt.co/369746/moonpay-brings-crypto-transactions-claude-codex-moonagents</w:t>
       </w:r>
     </w:p>
     <w:p/>
@@ -1112,7 +1175,7 @@
           <w:b w:val="0"/>
           <w:sz w:val="30"/>
         </w:rPr>
-        <w:t>Zcash完成史上最大网络升级ZEC恢复近期涨势</w:t>
+        <w:t>Trezor称用户加密资产在硬件漏洞曝光后依然安全</w:t>
       </w:r>
     </w:p>
     <w:p>
@@ -1127,7 +1190,7 @@
           <w:b w:val="0"/>
           <w:sz w:val="28"/>
         </w:rPr>
-        <w:t>· Zcash于2026年6月3日完成其“最具雄心”的网络升级，大幅提升隐私功能与可扩展性。</w:t>
+        <w:t>· Ledger审计发现Trezor芯片漏洞仅影响一层安全防护，需物理接触才能利用</w:t>
       </w:r>
     </w:p>
     <w:p>
@@ -1142,7 +1205,7 @@
           <w:b w:val="0"/>
           <w:sz w:val="28"/>
         </w:rPr>
-        <w:t>· 此次升级包含Orchard屏蔽池和Halo 2零知识证明技术，减少交易成本与资源消耗。</w:t>
+        <w:t>· Trezor声明用户加密资产安全，因漏洞利用条件极其苛刻</w:t>
       </w:r>
     </w:p>
     <w:p>
@@ -1157,7 +1220,7 @@
           <w:b w:val="0"/>
           <w:sz w:val="28"/>
         </w:rPr>
-        <w:t>· 升级消息推动ZEC价格在6月初止跌回升，市场情绪转向积极。</w:t>
+        <w:t>· 漏洞需要专用设备和高级专业知识，普通远程攻击无法实现</w:t>
       </w:r>
     </w:p>
     <w:p>
@@ -1173,7 +1236,7 @@
           <w:b w:val="0"/>
           <w:sz w:val="28"/>
         </w:rPr>
-        <w:t>隐私币Zcash在6月3日完成了其开发团队所称的“最具雄心”的网络升级，旨在增强隐私保护、降低交易费用并改善可扩展性。升级完成后，ZEC代币价格迅速反弹，延续了近期涨势。</w:t>
+        <w:t>2026年6月3日，硬件钱包制造商Trezor就Ledger研究人员审计暴露的硬件漏洞表示，用户加密资产安全，因为该漏洞仅影响钱包多个安全层之一，且需要物理接触、专用设备及高级技能才能利用。</w:t>
       </w:r>
     </w:p>
     <w:p>
@@ -1189,7 +1252,7 @@
           <w:b w:val="0"/>
           <w:sz w:val="28"/>
         </w:rPr>
-        <w:t>隐私加密货币Zcash（ZEC）于2026年6月3日完成了其历史上规模最大的一次网络升级，代号为“Network Upgrade 6”（NU6）。开发团队Electric Coin Company（ECC）在官方博客中称，这次升级是“Zcash迄今为止最具雄心的一次”，因为它引入了多项底层技术改进，包括全新的Orchard屏蔽池和Halo 2零知识证明（Zero-Knowledge Proofs，ZKPs）系统。这些改进旨在让Zcash的交易更加私密、高效且低费用，同时减少对用户计算资源的需求。</w:t>
+        <w:t>2026年6月3日，据CoinDesk报道，硬件钱包制造商Trezor针对竞争对手Ledger研究人员在审计中发现的芯片漏洞发表声明。Trezor强调，用户的加密资产是安全的，因为该漏洞仅影响硬件钱包多个安全层中的一层。这意味着即使该层被突破，其他安全机制仍能保护私钥和资产。</w:t>
       </w:r>
     </w:p>
     <w:p>
@@ -1205,7 +1268,7 @@
           <w:b w:val="0"/>
           <w:sz w:val="28"/>
         </w:rPr>
-        <w:t>升级的核心是Orchard屏蔽池，这是Zcash上继Sprout和Sapling之后的第三代隐私交易池。Orchard池基于Halo 2递归零知识证明技术构建，允许交易在不依赖可信设置（trusted setup）的情况下实现完全隐私。Halo 2的引入消除了Zcash此前版本中对初始信任设置仪式的依赖，从而增强了网络的安全性和去中心化属性。此外，Orchard池还显著降低了交易大小和验证时间，使Zcash的隐私交易速度更快、成本更低。</w:t>
+        <w:t>漏洞的具体细节由Ledger研究人员披露。他们指出，攻击者需要物理接触受害者的Trezor设备，并配备专门工具及高级技术知识才能利用该漏洞。普通远程攻击无法实现，这大大降低了实际风险。Trezor在声明中确认了这一评估，并指出用户无需为此担忧。</w:t>
       </w:r>
     </w:p>
     <w:p>
@@ -1221,7 +1284,7 @@
           <w:b w:val="0"/>
           <w:sz w:val="28"/>
         </w:rPr>
-        <w:t>此次升级还包括对Zcash网络共识规则的调整，以支持未来协议更新。ECC表示，NU6为Zcash的未来发展奠定了技术基础，使得后续升级可以更加平滑地部署。升级过程中，矿工和节点运营商需要更新软件，区块链在6月3日区块高度约2，665，000处完成激活。根据区块浏览器数据，升级启动后网络运行稳定，未出现重大分叉或中断。</w:t>
+        <w:t>该漏洞被归类为硬件安全缺陷，属于芯片设计层面。但由于Trezor钱包采用了多层安全架构（multi-layer security architecture），单一漏洞的影响被显著限制。硬件钱包的设计初衷是通过离线存储私钥来隔绝网络威胁，而物理攻击需要极高的成本和技术门槛。</w:t>
       </w:r>
     </w:p>
     <w:p>
@@ -1237,7 +1300,7 @@
           <w:b w:val="0"/>
           <w:sz w:val="28"/>
         </w:rPr>
-        <w:t>市场对升级消息反应积极。ZEC代币价格在5月下旬一度跌至24美元附近，但在升级预期推动下于6月初开始反弹。截至6月3日升级完成时，ZEC价格已回升至28美元以上，24小时内涨幅超过12%。市场分析人士认为，升级带来的技术优势提升了投资者对Zcash长期前景的信心，尤其是隐私币领域在监管趋严背景下仍保持一定需求。不过，ZEC价格仍远低于2021年历史高点约300美元，显示市场整体仍处于熊市阴影中。</w:t>
+        <w:t>截至2026年6月3日，Trezor尚未发布针对该漏洞的固件更新。公司表示正在评估是否需要采取修补措施，但由于利用条件苛刻，短期风险可控。用户只需确保物理设备不落入他人之手，即可有效防御此类攻击。</w:t>
       </w:r>
     </w:p>
     <w:p>
@@ -1253,7 +1316,7 @@
           <w:b w:val="0"/>
           <w:sz w:val="28"/>
         </w:rPr>
-        <w:t>Zcash网络升级的背景是隐私加密货币领域正面临来自全球监管机构的压力。美国财政部、欧盟等部门持续加强对隐私币的审查，部分交易所已下架Zcash等代币。然而，ECC表示，Orchard和Halo 2的设计同时考虑了合规需求，例如允许用户选择性披露交易信息，这或有助于平衡隐私与监管要求。未来，Zcash开发团队计划进一步优化用户体验，推动移动端钱包和支付应用集成隐私功能。</w:t>
+        <w:t>此次审计事件发生在硬件钱包行业竞争加剧时期。Ledger研究人员主动审计对手产品并公开漏洞，体现了行业内的安全透明实践。虽然漏洞本身不严重，但它促使所有硬件钱包厂商重新审视自身安全架构，推动整体安全标准提升。</w:t>
       </w:r>
     </w:p>
     <w:p>
@@ -1269,7 +1332,7 @@
           <w:b w:val="0"/>
           <w:sz w:val="28"/>
         </w:rPr>
-        <w:t>行业观察人士指出，Zcash的升级是隐私赛道技术迭代的一个缩影。同为隐私币的Monero（门罗币）此前也进行过类似功能增强，而新一代隐私项目如Aleo、Iron Fish等正在采用零知识证明技术。Zcash的NU6能否吸引更多用户和开发者，取决于其实际性能表现和生态建设。短期内，升级消息已直接推动ZEC价格反弹，但长线走势仍需观察市场整体行情和监管动态。</w:t>
+        <w:t>总体而言，Trezor用户资产在此次漏洞曝光后仍然安全。该事件再次证明了硬件钱包多层防护设计的重要性，以及公开安全审计对提升行业整体安全水平的价值。用户应继续从官方渠道购买设备，并妥善保管硬件钱包以防范物理攻击风险。</w:t>
       </w:r>
     </w:p>
     <w:p>
@@ -1285,7 +1348,7 @@
           <w:b w:val="0"/>
           <w:sz w:val="21"/>
         </w:rPr>
-        <w:t>（信息来源：Decrypt）</w:t>
+        <w:t>（信息来源：CoinDesk）</w:t>
       </w:r>
     </w:p>
     <w:p>
@@ -1301,7 +1364,7 @@
           <w:b w:val="0"/>
           <w:sz w:val="18"/>
         </w:rPr>
-        <w:t>原文标题：Zcash Completes ‘Most Ambitious’ Network Upgrade as ZEC Resumes Recent Surge</w:t>
+        <w:t>原文标题：Trezor says your crypto is safe after Ledger audit exposes a hardware flaw</w:t>
       </w:r>
     </w:p>
     <w:p>
@@ -1317,7 +1380,7 @@
           <w:b w:val="0"/>
           <w:sz w:val="18"/>
         </w:rPr>
-        <w:t>原文链接：https：//www.google-analytics.com/analytics.js</w:t>
+        <w:t>原文链接：https：//www.coindesk.com/tech/2026/06/02/dnp-trezor-says-users-crypto-is-safe-after-ledger-researchers-uncover-chip-flaw</w:t>
       </w:r>
     </w:p>
     <w:p>
@@ -1357,7 +1420,7 @@
           <w:b w:val="0"/>
           <w:sz w:val="30"/>
         </w:rPr>
-        <w:t>SpaceX目标创纪录750亿美元IPO比特币财库和流动性风险引关注</w:t>
+        <w:t>多头加密押注损失16亿美元ETHSOLDOGE下跌9%</w:t>
       </w:r>
     </w:p>
     <w:p>
@@ -1372,7 +1435,7 @@
           <w:b w:val="0"/>
           <w:sz w:val="28"/>
         </w:rPr>
-        <w:t>· SpaceX计划以每股135美元发行555.6万股，融资约750亿美元，估值1.75万亿美元。</w:t>
+        <w:t>· 2026年6月3日，加密货币市场多头押注大规模清算，总损失达16亿美元，ETH、SOL、DOGE价格下跌约9%。</w:t>
       </w:r>
     </w:p>
     <w:p>
@@ -1387,7 +1450,7 @@
           <w:b w:val="0"/>
           <w:sz w:val="28"/>
         </w:rPr>
-        <w:t>· 公司持有18，712枚比特币价值12.9亿美元，IPO将为投资者提供间接比特币敞口。</w:t>
+        <w:t>· 比特币多头承担8.83亿美元损失，以太坊多头损失4.75亿美元，两者合计占总额80%以上。</w:t>
       </w:r>
     </w:p>
     <w:p>
@@ -1402,7 +1465,7 @@
           <w:b w:val="0"/>
           <w:sz w:val="28"/>
         </w:rPr>
-        <w:t>· Musk曾探索合并SpaceX与Tesla，若合并将控制超3万枚比特币持仓，可能影响市场。</w:t>
+        <w:t>· 剩余约3.9亿美元清算分布在HYPE、DOGE、SUI等代币，显示出杠杆多头广泛平仓。</w:t>
       </w:r>
     </w:p>
     <w:p>
@@ -1418,7 +1481,7 @@
           <w:b w:val="0"/>
           <w:sz w:val="28"/>
         </w:rPr>
-        <w:t>SpaceX在2026年6月3日提交的SEC文件中宣布，计划以每股135美元进行IPO，融资750亿美元，估值1.75万亿美元。其持有的18，712枚比特币将进入公开市场，同时市场担忧IPO与AI融资潮可能分流加密资金。</w:t>
+        <w:t>2026年6月3日，加密货币市场出现大规模多头清算，总损失达16亿美元，以太坊（ETH）、Solana（SOL）和狗狗币（DOGE）价格下跌约9%，比特币跌幅较小。</w:t>
       </w:r>
     </w:p>
     <w:p>
@@ -1434,7 +1497,7 @@
           <w:b w:val="0"/>
           <w:sz w:val="28"/>
         </w:rPr>
-        <w:t>2026年6月3日，SpaceX在提交给美国证券交易委员会（SEC）的文件中宣布，计划以每股135美元的价格进行首次公开募股（IPO）。此次发行将出售5.556亿股，若按计划完成，将筹集约750亿美元资金，使公司估值达到1.75万亿美元。如果成功，这将是有史以来规模最大的公开上市之一，标志着Elon Musk私人火箭和卫星业务的重要里程碑。</w:t>
+        <w:t>根据CoinDesk报道，2026年6月3日，加密货币市场经历了一场大规模多头清算风暴。多头押注总损失高达16亿美元，其中以太坊（ETH）、Solana（SOL）和狗狗币（DOGE）价格均下跌约9%，市场情绪受到严重冲击。这一清算事件涉及多个主流数字资产，反映出杠杆交易者在价格下行时被迫平仓的连锁反应。</w:t>
       </w:r>
     </w:p>
     <w:p>
@@ -1450,7 +1513,7 @@
           <w:b w:val="0"/>
           <w:sz w:val="28"/>
         </w:rPr>
-        <w:t>SpaceX的IPO对加密市场具有直接影响。截至2026年3月31日，SpaceX持有18，712枚比特币（Bitcoin，BTC），公允价值约为12.9亿美元，使其成为已知最大的企业比特币持有者之一。公开上市将把这些持仓带入公开市场，投资者可通过持有SpaceX股票间接获得比特币敞口。这为那些希望投资比特币但不愿直接购买加密资产的投资者提供了新的途径。</w:t>
+        <w:t>数据显示，比特币多头头寸承受了最沉重的打击，共计损失8.8366亿美元；以太坊多头紧随其后，损失4.7573亿美元；Solana多头损失0.9118亿美元。剩余约3.9亿美元的清算分布在HYPE、DOGE、SUI等其他代币的多头头寸中。这些损失金额合计恰好与标题中的16亿美元相符，显示清算规模巨大。</w:t>
       </w:r>
     </w:p>
     <w:p>
@@ -1466,7 +1529,7 @@
           <w:b w:val="0"/>
           <w:sz w:val="28"/>
         </w:rPr>
-        <w:t>SpaceX的比特币持仓近期受到更多关注，原因是有报道称Musk曾探讨合并SpaceX与电动汽车制造商特斯拉（Tesla，TSLA）。特斯拉已是上市公司中最大的企业比特币持有者之一，持有超过11，500枚比特币。若SpaceX与特斯拉最终合并，Musk将可能控制公开市场上最大的企业比特币持仓之一。不过，两家公司目前均未宣布正式合并计划。</w:t>
+        <w:t>从清算分布来看，比特币和以太坊的多头损失占据了总损失的绝大部分，约83%，表明主流资产依然是杠杆交易者的主要集中地。Solana、狗狗币等替代币也未能幸免，跌幅与ETH相近，均达到约9%。此外，HYPE和SUI等代币也出现了显著的多头清算。</w:t>
       </w:r>
     </w:p>
     <w:p>
@@ -1482,7 +1545,7 @@
           <w:b w:val="0"/>
           <w:sz w:val="28"/>
         </w:rPr>
-        <w:t>此次IPO还将测试加密市场在风险资产拥挤的市场中能否继续吸引资金。SpaceX计划于2026年6月上市，加之人工智能公司OpenAI和Anthropic预计的融资活动，到年底可能吸引超过2400亿美元资金。这可能导致零售和机构投资者重新配置资本，从科技股、人工智能投资和数字资产中抽离流动性。比特币和其他数字资产通常与高成长公司竞争同一批风险偏好投资资金。</w:t>
+        <w:t>此次清算事件发生前，市场可能已积累了大量杠杆多头头寸。随着价格下行，这些头寸的清算阈值被触发，引发连锁反应，进一步加剧了价格下跌。然而，具体触发因素尚不明确，报道未提供详细的宏观经济或监管背景。</w:t>
       </w:r>
     </w:p>
     <w:p>
@@ -1498,23 +1561,7 @@
           <w:b w:val="0"/>
           <w:sz w:val="28"/>
         </w:rPr>
-        <w:t>因此，对SpaceX及其他热门发行股票的需求激增可能在短期内对加密价格构成压力。分析师指出，SpaceX上市后，市场需关注其比特币持仓的管理策略以及Musk的后续动作。如果合并传闻成真，特斯拉与SpaceX的比特币总持仓将超过3万枚，价值逾20亿美元，这将进一步巩固Musk在加密市场的影响力。</w:t>
-      </w:r>
-    </w:p>
-    <w:p>
-      <w:pPr>
-        <w:pStyle w:val="正文内容"/>
-        <w:spacing w:before="0" w:after="0" w:line="240" w:lineRule="auto"/>
-        <w:ind w:left="0" w:right="0" w:firstLine="560"/>
-        <w:jc w:val="both"/>
-      </w:pPr>
-      <w:r>
-        <w:rPr>
-          <w:rFonts w:ascii="Times New Roman" w:hAnsi="Times New Roman" w:cs="Times New Roman" w:eastAsia="仿宋"/>
-          <w:b w:val="0"/>
-          <w:sz w:val="28"/>
-        </w:rPr>
-        <w:t>总体而言，SpaceX的IPO不仅是航空航天领域的里程碑，也为加密市场带来了新的变量。投资者将密切关注IPO认购情况以及比特币持仓的公开披露。此次发行将如何影响加密资金的流向，以及Musk是否会利用其合并影响力放大比特币持仓，将成为未来数月的观察焦点。</w:t>
+        <w:t>从市场影响看，16亿美元的多头损失在单日内被抹去，凸显了高杠杆策略的内在风险。CoinDesk的报道强调，这些清算数据基于各大交易所的公开信息，但未对后续市场走势做出预测。交易者需密切关注未平仓合约的变化，以防范类似事件再次发生。</w:t>
       </w:r>
     </w:p>
     <w:p>
@@ -1546,7 +1593,7 @@
           <w:b w:val="0"/>
           <w:sz w:val="18"/>
         </w:rPr>
-        <w:t>原文标题：SpaceX targets record $75 billion IPO as bitcoin treasury and liquidity risks draw focus</w:t>
+        <w:t>原文标题：Bullish crypto bets lose $1.6 billion as ETH， SOL， DOGE drop 9%</w:t>
       </w:r>
     </w:p>
     <w:p>
@@ -1562,7 +1609,7 @@
           <w:b w:val="0"/>
           <w:sz w:val="18"/>
         </w:rPr>
-        <w:t>原文链接：https：//www.coindesk.com/markets/2026/06/03/spacex-targets-record-usd75-billion-ipo-as-bitcoin-treasury-and-liquidity-risks-draw-focus</w:t>
+        <w:t>原文链接：https：//www.coindesk.com/markets/2026/06/03/bullish-crypto-bets-lose-usd1-6-billion-as-eth-sol-doge-drop-9</w:t>
       </w:r>
     </w:p>
     <w:p/>
@@ -1579,7 +1626,7 @@
           <w:b w:val="0"/>
           <w:sz w:val="30"/>
         </w:rPr>
-        <w:t>比特币短暂跌破66000美元ETF流出和地缘政治担忧施压加密市场</w:t>
+        <w:t>比特币在67000美元企稳但周跌9.5%后面临关键抉择</w:t>
       </w:r>
     </w:p>
     <w:p>
@@ -1594,7 +1641,7 @@
           <w:b w:val="0"/>
           <w:sz w:val="28"/>
         </w:rPr>
-        <w:t>· 比特币于2026年6月2日晚间短暂跌破66000美元，随后小幅反弹</w:t>
+        <w:t>· 比特币在67000美元附近企稳，但过去七天累计跌幅达9.5%，市场正在消化近期抛压。</w:t>
       </w:r>
     </w:p>
     <w:p>
@@ -1609,7 +1656,7 @@
           <w:b w:val="0"/>
           <w:sz w:val="28"/>
         </w:rPr>
-        <w:t>· ETF资金持续流出以及地缘政治紧张局势加剧了市场抛售压力</w:t>
+        <w:t>· 美国股市创下历史新高，AI代币板块集体上涨，加密市场资金出现明显分流迹象。</w:t>
       </w:r>
     </w:p>
     <w:p>
@@ -1624,7 +1671,7 @@
           <w:b w:val="0"/>
           <w:sz w:val="28"/>
         </w:rPr>
-        <w:t>· Strategy公司近期出售比特币的行为引发投资者对市场流动性的担忧</w:t>
+        <w:t>· Coinbase与Ethena达成交易，稳定币创新和DeFi叙事重新获得投资者关注。</w:t>
       </w:r>
     </w:p>
     <w:p>
@@ -1640,7 +1687,7 @@
           <w:b w:val="0"/>
           <w:sz w:val="28"/>
         </w:rPr>
-        <w:t>比特币在2026年6月2日晚间交易中一度跌破66000美元整数关口，随后小幅回升，以太币等主要加密货币同步下跌。市场继续消化Strategy公司近期出售比特币的影响，同时交易所交易基金（ETF）资金外流和地缘政治担忧共同施压。</w:t>
+        <w:t>比特币在连续七日下跌后于2026年6月3日短暂企稳于67，000美元关口，但9.5%的周度跌幅凸显市场脆弱性，投资者正密切关注关键技术水平及宏观资金流向变化。</w:t>
       </w:r>
     </w:p>
     <w:p>
@@ -1656,7 +1703,7 @@
           <w:b w:val="0"/>
           <w:sz w:val="28"/>
         </w:rPr>
-        <w:t>比特币（Bitcoin，BTC）在2026年6月2日晚间短暂跌穿66000美元，触及65980美元附近低点，随后反弹至66300美元左右。以太币（Ether，ETH）等主要加密货币也出现下跌，其中ETH下跌约2.5%至3420美元。整体加密货币市值在过去24小时内缩水约3%，反映出市场情绪趋于谨慎。</w:t>
+        <w:t>根据CoinDesk于2026年6月3日发布的报道，比特币（Bitcoin，BTC）当日小幅回升至67，000美元附近，但这并未掩盖过去七天累计下跌9.5%的剧烈波动。此次回调使比特币自5月底以来的涨幅几乎完全回吐，技术面再次面临重要支撑位的考验。市场情绪从乐观转为谨慎，交易量较前期高点有所萎缩，显示多头力量暂时不足。</w:t>
       </w:r>
     </w:p>
     <w:p>
@@ -1672,7 +1719,7 @@
           <w:b w:val="0"/>
           <w:sz w:val="28"/>
         </w:rPr>
-        <w:t>近期交易所交易基金（ETF）资金持续流出是压制比特币价格的关键因素之一。数据显示，截至6月2日，美国现货比特币ETF连续四个交易日录得净流出，累计流出金额超过3.5亿美元。投资者对宏观经济前景的担忧，尤其是美国通胀数据居高不下，推动部分资金撤出风险资产。</w:t>
+        <w:t>在比特币承压的同时，传统金融市场却表现强劲。美国股市三大股指在2026年6月3日前后纷纷创下历史新高，科技股领涨。这吸引了部分从加密市场流出的资金，加剧了比特币的短期抛压。此外，人工智能（Artificial Intelligence，AI）相关代币本周出现集体飙涨行情，部分项目涨幅超过30%，进一步分流了原本属于主流加密资产的市场关注度和流动性。AI代币的崛起背后，是市场对AI技术与区块链融合预期的升温。</w:t>
       </w:r>
     </w:p>
     <w:p>
@@ -1688,7 +1735,7 @@
           <w:b w:val="0"/>
           <w:sz w:val="28"/>
         </w:rPr>
-        <w:t>地缘政治紧张局势进一步加剧了市场不确定性。据《The Block》报道，中东地区冲突升级以及中美贸易摩擦再现信号，促使交易员降低风险敞口。避险情绪蔓延至加密货币领域，导致卖压加重。</w:t>
+        <w:t>另一个重要事件是Coinbase于2026年6月初宣布与Ethena达成战略交易。Ethena是一家专注于合成美元稳定币的协议，其创新机制允许用户在不依赖传统银行体系的情况下获取稳定收益。该交易立即成为加密社区焦点，市场认为这标志着中心化交易所与去中心化金融（Decentralized Finance，DeFi）生态的深度融合。稳定币赛道再次获得资本青睐，Ethena代币价格在消息公布后大幅上涨，同时也带动了DeFi板块的整体回暖。</w:t>
       </w:r>
     </w:p>
     <w:p>
@@ -1704,7 +1751,7 @@
           <w:b w:val="0"/>
           <w:sz w:val="28"/>
         </w:rPr>
-        <w:t>Strategy公司（原名MicroStrategy）近期出售部分比特币持仓的消息也引发市场关注。该公司在2026年5月下旬出售约1.2万枚比特币，用于购买美国国债和回购股票。这笔抛售增加了市场供应，但 Strategy 首席执行官Michael Saylor表示，公司仍持有大量比特币，长期看涨立场未变。</w:t>
+        <w:t>从技术分析角度看，67，000美元是比特币自3月以来多次确认的支撑位，若失守，下一关键支撑可能下移至62，000美元附近。然而，短期超卖信号和机构投资者的低位买盘也为比特币提供了一定支撑。分析师指出，当前价格区间是多空博弈的关键战场，方向性选择将决定未来数周的趋势。值得注意的是，比特币的未平仓合约量在下跌期间并未显著下降，表明衍生品市场仍有大量头寸被锁定，一旦方向明朗，可能引发剧烈波动。</w:t>
       </w:r>
     </w:p>
     <w:p>
@@ -1720,7 +1767,7 @@
           <w:b w:val="0"/>
           <w:sz w:val="28"/>
         </w:rPr>
-        <w:t>技术面上，比特币跌破66000美元心理关口后，下一支撑位在65000美元附近。若抛售持续，可能测试64000美元区域。分析师指出，短期内市场缺乏明确催化剂，ETF资金流向和宏观事件将继续主导行情。不过，部分长期持有者利用回调增持，链上数据显示交易所比特币余额下降，暗示积累仍在进行。</w:t>
+        <w:t>宏观层面，美联储的货币政策预期仍是影响风险资产的核心变量。2026年6月初公布的就业数据低于预期，强化了市场对美联储暂停加息的押注，这理论上利好比特币。但美股创新高和AI代币的热潮却在分流资金，导致比特币未能充分受益于宽松预期。后续观察的重点包括：Coinbase与Ethena合作是否会引发更广泛的DeFi复兴、美国证券交易委员会（SEC）对加密监管的最新表态，以及比特币能否在月底前站稳70，000美元关口。投资者需警惕短期波动加剧的风险。</w:t>
       </w:r>
     </w:p>
     <w:p>
@@ -1736,7 +1783,7 @@
           <w:b w:val="0"/>
           <w:sz w:val="21"/>
         </w:rPr>
-        <w:t>（信息来源：The Block）</w:t>
+        <w:t>（信息来源：CoinDesk）</w:t>
       </w:r>
     </w:p>
     <w:p>
@@ -1752,7 +1799,7 @@
           <w:b w:val="0"/>
           <w:sz w:val="18"/>
         </w:rPr>
-        <w:t>原文标题：Bitcoin briefly dips below $66，000 as ETF outflows， geopolitical fears weigh on crypto</w:t>
+        <w:t>原文标题：Bitcoin steadies at $67，000， faces critical juncture after sliding 9.5% in seven days</w:t>
       </w:r>
     </w:p>
     <w:p>
@@ -1768,7 +1815,7 @@
           <w:b w:val="0"/>
           <w:sz w:val="18"/>
         </w:rPr>
-        <w:t>原文链接：http：//www.bing.com/news/apiclick.aspx？ref=FexRss&amp;aid=&amp;tid=6a20e0e00adb40bd96270eaf87dc6b9e&amp;url=https%3A%2F%2Fwww.theblock.co%2Fpost%2F403454%2Fbitcoin-dips-below-66000&amp;c=16385198654964397796&amp;mkt=en-us</w:t>
+        <w:t>原文链接：https：//www.coindesk.com/markets/2026/06/03/bitcoin-steadies-at-usd67-000-faces-critical-juncture-after-sliding-9-5-in-seven-days</w:t>
       </w:r>
     </w:p>
     <w:p>
@@ -1808,7 +1855,7 @@
           <w:b w:val="0"/>
           <w:sz w:val="30"/>
         </w:rPr>
-        <w:t>比特币下跌不是因为Saylor而是失去动量交易</w:t>
+        <w:t>加密长与短美国消费者怎么办</w:t>
       </w:r>
     </w:p>
     <w:p>
@@ -1823,7 +1870,7 @@
           <w:b w:val="0"/>
           <w:sz w:val="28"/>
         </w:rPr>
-        <w:t>· 比特币6月4日跌破62000美元，15亿美元多头爆仓，市场认为是动量交易消退所致。</w:t>
+        <w:t>· CLARITY法案对加密货币分类提出明确规则，影响美国投资者保护与市场发展。</w:t>
       </w:r>
     </w:p>
     <w:p>
@@ -1838,7 +1885,7 @@
           <w:b w:val="0"/>
           <w:sz w:val="28"/>
         </w:rPr>
-        <w:t>· 分析师认为下跌并非Strategy出售比特币，而是缺乏新的买入动能。</w:t>
+        <w:t>· 法案可能增加合规成本，但为消费者提供更清晰的监管框架。</w:t>
       </w:r>
     </w:p>
     <w:p>
@@ -1853,7 +1900,7 @@
           <w:b w:val="0"/>
           <w:sz w:val="28"/>
         </w:rPr>
-        <w:t>· 长期持有者获利了结，短期投机资金离场，导致价格承压。</w:t>
+        <w:t>· 消费者需注意新规下资产托管与交易披露要求的变化。</w:t>
       </w:r>
     </w:p>
     <w:p>
@@ -1869,7 +1916,7 @@
           <w:b w:val="0"/>
           <w:sz w:val="28"/>
         </w:rPr>
-        <w:t>比特币周三跌破62000美元，15亿美元加密货币多头头寸被清算，市场认为下跌因动量交易消退而非Michael Saylor旗下的Strategy公司出售持仓。</w:t>
+        <w:t>本文讨论CLARITY法案如何重塑美国消费者在加密市场中的角色与权益。</w:t>
       </w:r>
     </w:p>
     <w:p>
@@ -1885,7 +1932,7 @@
           <w:b w:val="0"/>
           <w:sz w:val="28"/>
         </w:rPr>
-        <w:t>比特币在2026年6月4日跌至62000美元以下，导致15亿美元的加密货币多头头寸被强制平仓。CoinDesk报道指出，市场普遍认为这一波下跌并非由Strategy（原MicroStrategy）联合创始人Michael Saylor出售比特币所致，而是源于动量交易的消退。此前比特币在5月底曾一度逼近70000美元，但随后缺乏持续买盘推动。</w:t>
+        <w:t>2026年6月3日，CoinDesk发布专栏文章《Crypto Long &amp; Short： What about the American consumer？》，探讨CLARITY法案（Cryptocurrency Licensing， Accountability， and Risk Transparency Act）对美国普通加密用户的影响。该法案旨在明确数字资产的分类标准，将大部分加密货币视为商品而非证券，由商品期货交易委员会（CFTC）监管。这一转变被认为有助于减少监管不确定性，但同时也对消费者保护机制提出了新挑战。</w:t>
       </w:r>
     </w:p>
     <w:p>
@@ -1901,7 +1948,7 @@
           <w:b w:val="0"/>
           <w:sz w:val="28"/>
         </w:rPr>
-        <w:t>动量交易是加密货币市场常见的短期策略，投资者追涨杀跌。当价格上升时，多头加仓；当价格停滞或回调时，多头平仓引发连锁反应。近期比特币未能突破关键阻力位，导致动量指标转弱，部分量化基金和短线交易者选择离场。这与此前Saylor抛售的猜测形成对比——Saylor曾在5月下旬公开表示公司没有出售比特币的计划。</w:t>
+        <w:t>文章指出，CLARITY法案的核心在于改变现有监管格局，让消费者在交易时面临更清晰的规则。例如，交易所需要向用户披露更多关于资产风险、托管安排以及清算流程的信息。这虽然增加了运营成本，但理论上能减少欺诈和误导行为。然而，作者质疑，对于散户投资者而言，信息过载可能反而导致混淆，甚至因合规成本上升而推高交易费用。</w:t>
       </w:r>
     </w:p>
     <w:p>
@@ -1917,7 +1964,7 @@
           <w:b w:val="0"/>
           <w:sz w:val="28"/>
         </w:rPr>
-        <w:t>根据CoinDesk数据，6月4日的清算规模为2026年以来最大之一，其中比特币多头占大头。清算主要发生在BitMEX、Binance等杠杆交易平台。市场分析师指出，比特币在60000美元至63000美元区间多次测试未果，技术面形成“双顶”形态，加剧了恐慌性抛售。然而，长期持有者并未出现大规模转移，链上数据显示交易所流入量正常。</w:t>
+        <w:t>另一个关键点涉及消费者资金安全。法案要求加密托管机构必须遵守更严格的资产隔离与审计规则，类似传统金融中的保管要求。这有助于防止类似FTX事件中客户资产被挪用的情况。但作者提醒，小型交易所可能因无法承担合规费用而退出市场，导致竞争减少，消费者选择有限。此外，自我托管（self-custody）的消费者可能面临更复杂的税务报告义务。</w:t>
       </w:r>
     </w:p>
     <w:p>
@@ -1933,7 +1980,7 @@
           <w:b w:val="0"/>
           <w:sz w:val="28"/>
         </w:rPr>
-        <w:t>宏观层面，美国联邦储备委员会（Fed）的货币政策立场仍是重要变量。6月4日公布的就业数据超预期，强化了市场对利率维持高位的预期，这对风险资产构成压力。同时，比特币ETF的资金流入在6月初明显放缓，从5月下旬的日均5亿美元降至不足1亿美元，显示机构购买力减弱。</w:t>
+        <w:t>文章还关注到普通投资者在诉讼与纠纷解决中的处境。CLARITY法案鼓励通过仲裁解决争议，但消费者权益团体认为这削弱了集体诉讼的权利。作者建议，消费者在选择平台时应仔细阅读服务条款，理解争端解决机制。同时，法案对去中心化金融（DeFi）项目的豁免条款可能产生漏洞，使部分高风险产品脱离监管视野。</w:t>
       </w:r>
     </w:p>
     <w:p>
@@ -1949,23 +1996,7 @@
           <w:b w:val="0"/>
           <w:sz w:val="28"/>
         </w:rPr>
-        <w:t>展望后市，分析师认为比特币需要重新站稳65000美元才能恢复动量。如果恐慌情绪蔓延，可能进一步下探至58000美元支撑位。不过，链上数据显示持有者成本基础在55000美元附近，为价格提供了缓冲。Saylor和Strategy继续持有约21.4万枚比特币，未受当前波动影响。</w:t>
-      </w:r>
-    </w:p>
-    <w:p>
-      <w:pPr>
-        <w:pStyle w:val="正文内容"/>
-        <w:spacing w:before="0" w:after="0" w:line="240" w:lineRule="auto"/>
-        <w:ind w:left="0" w:right="0" w:firstLine="560"/>
-        <w:jc w:val="both"/>
-      </w:pPr>
-      <w:r>
-        <w:rPr>
-          <w:rFonts w:ascii="Times New Roman" w:hAnsi="Times New Roman" w:cs="Times New Roman" w:eastAsia="仿宋"/>
-          <w:b w:val="0"/>
-          <w:sz w:val="28"/>
-        </w:rPr>
-        <w:t>总体而言，6月4日的下跌是市场动量转换的典型表现，而非单一事件驱动。比特币在缺乏新催化剂的情况下，短期或将维持区间震荡。投资者需关注美国消费者价格指数（CPI）数据和美联储6月会议决议，这些可能成为下一个趋势触发点。</w:t>
+        <w:t>总体而言，CLARITY法案在保护消费者与促进创新之间寻求平衡。专栏作者认为，尽管新规初期可能带来不适，但其长期利好在于为美国加密市场建立可信赖的基石。消费者需要主动学习新规则，而监管机构应确保过渡期平稳，避免过度惩罚散户。这一法案的最终效果仍取决于具体执行细节与法院的司法解释。</w:t>
       </w:r>
     </w:p>
     <w:p>
@@ -1997,7 +2028,7 @@
           <w:b w:val="0"/>
           <w:sz w:val="18"/>
         </w:rPr>
-        <w:t>原文标题：Bitcoin isn't crashing because of Saylor， it's losing the momentum trade</w:t>
+        <w:t>原文标题：Crypto Long &amp; Short： What about the American consumer？</w:t>
       </w:r>
     </w:p>
     <w:p>
@@ -2013,7 +2044,7 @@
           <w:b w:val="0"/>
           <w:sz w:val="18"/>
         </w:rPr>
-        <w:t>原文链接：https：//www.google-analytics.com/analytics.js</w:t>
+        <w:t>原文链接：https：//www.coindesk.com/coindesk-indices/2026/06/03/crypto-long-and-short-what-about-the-american-consumer</w:t>
       </w:r>
     </w:p>
     <w:p/>
@@ -2030,7 +2061,7 @@
           <w:b w:val="0"/>
           <w:sz w:val="30"/>
         </w:rPr>
-        <w:t>经济学家AlexKrüger称加密货币为失败资产类别但肯定比特币和区块链价值</w:t>
+        <w:t>分析师称以太坊在触底前可能再跌25%</w:t>
       </w:r>
     </w:p>
     <w:p>
@@ -2045,7 +2076,7 @@
           <w:b w:val="0"/>
           <w:sz w:val="28"/>
         </w:rPr>
-        <w:t>· 知名经济学家Alex Krüger将加密货币整体定性为“失败资产类别”，引发行业讨论。</w:t>
+        <w:t>· 技术图表显示以太坊可能从当前价位进一步下跌25%才能触及底部</w:t>
       </w:r>
     </w:p>
     <w:p>
@@ -2060,7 +2091,7 @@
           <w:b w:val="0"/>
           <w:sz w:val="28"/>
         </w:rPr>
-        <w:t>· Krüger同时指出比特币作为去中心化价值储存和区块链技术仍具有独特意义。</w:t>
+        <w:t>· 关键支撑位在2000美元附近，若跌破可能加速下行</w:t>
       </w:r>
     </w:p>
     <w:p>
@@ -2075,7 +2106,7 @@
           <w:b w:val="0"/>
           <w:sz w:val="28"/>
         </w:rPr>
-        <w:t>· 这一观点在加密市场低迷背景下出现，可能影响投资者信心和监管态度。</w:t>
+        <w:t>· 市场情绪与宏观因素共同施压，短期反弹或有限</w:t>
       </w:r>
     </w:p>
     <w:p>
@@ -2091,7 +2122,7 @@
           <w:b w:val="0"/>
           <w:sz w:val="28"/>
         </w:rPr>
-        <w:t>2026年6月3日，经济学家Alex Krüger发表尖锐观点，认为加密货币作为资产类别已经失败，但比特币和区块链技术依然蕴含价值。这一论断正值加密市场大幅波动之际，引发多方解读。</w:t>
+        <w:t>Decrypt在2026年6月3日发布的技术分析指出，以太坊（ETH）价格可能再跌25%才能找到底部，引发市场对短期走势的担忧。</w:t>
       </w:r>
     </w:p>
     <w:p>
@@ -2107,7 +2138,7 @@
           <w:b w:val="0"/>
           <w:sz w:val="28"/>
         </w:rPr>
-        <w:t>经济学家Alex Krüger在2026年6月3日发布的一份报告中，将加密货币称为“失败资产类别（failed asset class）”，认为绝大多数加密项目未能实现其最初承诺的去中心化金融革命。Krüger指出，除了少数例外，加密货币市场充斥着投机泡沫和欺诈，导致散户投资者遭受巨大损失。他特别强调，许多所谓的“以太坊杀手（Ethereum killers）”未能建立起可持续的生态系统，而DeFi（去中心化金融）领域的多次黑客攻击和协议崩溃进一步削弱了市场信任。Krüger的结论基于对市场周期、技术采用率和监管环境等多个维度的长期观察。</w:t>
+        <w:t>Decrypt于2026年6月3日发表的技术分析报告认为，以太坊（Ethereum，ETH）价格在真正触底前可能还有25%的下跌空间。该分析基于多种技术指标，包括相对强弱指数（Relative Strength Index，RSI）、移动平均线（Moving Average，MA）以及斐波那契回撤位。数据显示，以太坊自2026年初高点以来已下跌约40%，但图表形态暗示下行趋势尚未结束。</w:t>
       </w:r>
     </w:p>
     <w:p>
@@ -2123,7 +2154,7 @@
           <w:b w:val="0"/>
           <w:sz w:val="28"/>
         </w:rPr>
-        <w:t>然而，Krüger并未完全否定加密领域的所有元素。他明确表示，比特币（Bitcoin，BTC）作为第一个成功的去中心化数字货币，仍然具有“数字黄金（digital gold）”的价值储存属性，其有限的供应量和全球流动性使其在资产配置中占有一席之地。此外，Krüger认为区块链（blockchain）技术本身在供应链管理、身份验证和跨境支付等场景中展现了实际应用潜力，尽管其商业化进程慢于早期预期。他引用近年来企业级区块链项目的案例，指出传统金融机构正在利用分布式账本技术（Distributed Ledger Technology，DLT）提升运营效率，这部分与加密货币的投机属性应区分看待。</w:t>
+        <w:t>分析师指出，以太坊在4000美元上方形成双顶结构后，价格持续走低。当前关键支撑位于2000美元心理关口附近，若该位被有效跌破，下一目标可能指向1500美元区域，即再跌约25%。历史上，以太坊在经历类似调整后，往往需要数月时间才能重建底部，因此投资者不宜急于抄底。</w:t>
       </w:r>
     </w:p>
     <w:p>
@@ -2139,7 +2170,7 @@
           <w:b w:val="0"/>
           <w:sz w:val="28"/>
         </w:rPr>
-        <w:t>Krüger的观点在加密社区内引发激烈辩论。支持者认为他客观指出了行业泡沫，尤其是2025年多个算法稳定币项目崩溃后的市场教训。反对者则批评其判断过于笼统，忽视了以太坊（Ethereum，ETH）等平台的智能合约（smart contract）创新以及NFT（非同质化代币）在数字所有权方面的突破。值得注意的是，Krüger并非首次公开质疑加密货币；他在2023年就警告过流动性风险，当时比特币价格尚未突破10万美元。此次言论恰逢2026年6月初比特币价格跌破62000美元，且加密期货市场在24小时内爆仓超过15亿美元，市场情绪低迷。</w:t>
+        <w:t>市场情绪方面，恐惧与贪婪指数（Fear &amp; Greed Index）已跌至20以下，处于“极度恐惧”区间。这通常被视为反向指标，但此次抛售压力可能来自多个因素：一是美联储加息预期持续压制风险资产，二是以太坊链上活跃地址数下降，显示需求减弱。此外，比特币（Bitcoin，BTC）的弱势也拖累整体加密市场。</w:t>
       </w:r>
     </w:p>
     <w:p>
@@ -2155,7 +2186,7 @@
           <w:b w:val="0"/>
           <w:sz w:val="28"/>
         </w:rPr>
-        <w:t>从监管角度看，Krüger的论断可能被一些政策制定者用作收紧加密监管的依据。美国证券交易委员会（SEC，Securities and Exchange Commission）主席Gary Gensler此前已多次强调多数代币属于证券，而Krüger的“失败资产类别”说法可能强化这一立场。然而，Krüger同时为比特币辩护，这暗示监管框架应当区分比特币与其他加密资产。欧洲央行（European Central Bank）数字货币项目负责人也类似地表示，只有少数加密资产具有长期生存能力。市场分析师指出，Krüger的言论短期内可能加剧抛售压力，但长期来看有助于淘汰劣质项目。</w:t>
+        <w:t>宏观层面，美国十年期国债收益率攀升至4.5%以上，资金从高风险资产流出。同时，以太坊ETF在2026年第二季度的净流入显著放缓，机构买盘不足以支撑价格。技术指标中的死亡交叉（50日均线下穿200日均线）进一步确认了看跌趋势。</w:t>
       </w:r>
     </w:p>
     <w:p>
@@ -2171,7 +2202,7 @@
           <w:b w:val="0"/>
           <w:sz w:val="28"/>
         </w:rPr>
-        <w:t>对于投资者而言，Krüger的评论提供了重新评估资产配置的机会。他建议投资者仅保留比特币敞口，并避免参与高风险的山寨币（altcoin）市场。同时，Krüger呼吁关注区块链技术企业，特别是那些与实体经济结合紧密的公司，例如利用区块链进行食品溯源或跨境贸易结算的初创企业。他预测，未来两年内，90%的现有加密货币将归零，但存活下来的少数资产和基础设施将奠定下一代金融系统的基础。这一预测与历史周期中“洗牌”现象吻合，但具体比例仍需时间验证。</w:t>
+        <w:t>需要注意的是，技术分析并非精确预测，市场可能因突发事件而反转。分析师建议投资者关注链上数据，例如交易所持仓量（Exchange Reserve）和稳定币市值占比，以判断底部是否形成。若以太坊能在当前水平放量企稳，则可能构建W底形态，否则持续阴跌的风险更高。</w:t>
       </w:r>
     </w:p>
     <w:p>
@@ -2187,7 +2218,7 @@
           <w:b w:val="0"/>
           <w:sz w:val="21"/>
         </w:rPr>
-        <w:t>（信息来源：TradingView）</w:t>
+        <w:t>（信息来源：Decrypt）</w:t>
       </w:r>
     </w:p>
     <w:p>
@@ -2203,7 +2234,7 @@
           <w:b w:val="0"/>
           <w:sz w:val="18"/>
         </w:rPr>
-        <w:t>原文标题：Economist Alex Krüger Calls Crypto A ‘Failed Asset Class’ — But Says Bitcoin And Blockchain Still Matter</w:t>
+        <w:t>原文标题：Why Ethereum Could Tank Another 25% Before Finding a Bottom： Analysis</w:t>
       </w:r>
     </w:p>
     <w:p>
@@ -2219,7 +2250,7 @@
           <w:b w:val="0"/>
           <w:sz w:val="18"/>
         </w:rPr>
-        <w:t>原文链接：https：//www.google-analytics.com/analytics.js</w:t>
+        <w:t>原文链接：https：//decrypt.co/369926/ethereum-eth-price-25-percent-bottom-technical-analysis</w:t>
       </w:r>
     </w:p>
     <w:sectPr>

--- a/reports/2026/加密货币观察_20260604.docx
+++ b/reports/2026/加密货币观察_20260604.docx
@@ -43,7 +43,7 @@
           <w:b w:val="0"/>
           <w:sz w:val="28"/>
         </w:rPr>
-        <w:t>· 英国金融监管机构严厉打击英超联赛加密货币合作伙伴关系</w:t>
+        <w:t>· 美国财长贝森特在参议院力挺《CLARITY法案》</w:t>
       </w:r>
     </w:p>
     <w:p>
@@ -58,7 +58,7 @@
           <w:b w:val="0"/>
           <w:sz w:val="28"/>
         </w:rPr>
-        <w:t>· 清晰法案生存取决于美国参议院完成大量非加密工作</w:t>
+        <w:t>· 香港加密货币法律框架牌照、税务与合规要求概览</w:t>
       </w:r>
     </w:p>
     <w:p>
@@ -73,7 +73,7 @@
           <w:b w:val="0"/>
           <w:sz w:val="28"/>
         </w:rPr>
-        <w:t>· 新DeFi平台加入加密政治行动委员会阵营拓宽竞选资金渠道</w:t>
+        <w:t>· 英国FCA发布稳定币发行与加密资产托管制度</w:t>
       </w:r>
     </w:p>
     <w:p>
@@ -103,7 +103,7 @@
           <w:b w:val="0"/>
           <w:sz w:val="28"/>
         </w:rPr>
-        <w:t>· MoonPay推出MoonAgents桌面应用安全连接AI模型与加密钱包</w:t>
+        <w:t>· 以太坊“Glamsterdam”升级目标Q3上线有望突破10万TPS</w:t>
       </w:r>
     </w:p>
     <w:p>
@@ -118,7 +118,7 @@
           <w:b w:val="0"/>
           <w:sz w:val="28"/>
         </w:rPr>
-        <w:t>· Trezor称用户加密资产在硬件漏洞曝光后依然安全</w:t>
+        <w:t>· 代币化黄金平台PleasingMarket将9000万美元TVL从LayerZero迁移至Chainlink</w:t>
       </w:r>
     </w:p>
     <w:p>
@@ -148,7 +148,7 @@
           <w:b w:val="0"/>
           <w:sz w:val="28"/>
         </w:rPr>
-        <w:t>· 多头加密押注损失16亿美元ETHSOLDOGE下跌9%</w:t>
+        <w:t>· 比特币短暂跌破62000美元15亿美元加密多头仓位被清算</w:t>
       </w:r>
     </w:p>
     <w:p>
@@ -163,7 +163,7 @@
           <w:b w:val="0"/>
           <w:sz w:val="28"/>
         </w:rPr>
-        <w:t>· 比特币在67000美元企稳但周跌9.5%后面临关键抉择</w:t>
+        <w:t>· 比特币自2月以来首次跌破63000美元跌势延续</w:t>
       </w:r>
     </w:p>
     <w:p>
@@ -193,7 +193,7 @@
           <w:b w:val="0"/>
           <w:sz w:val="28"/>
         </w:rPr>
-        <w:t>· 加密长与短美国消费者怎么办</w:t>
+        <w:t>· CryptoQuant首席执行官称比特币投资者正向长期持有者转变</w:t>
       </w:r>
     </w:p>
     <w:p>
@@ -208,7 +208,7 @@
           <w:b w:val="0"/>
           <w:sz w:val="28"/>
         </w:rPr>
-        <w:t>· 分析师称以太坊在触底前可能再跌25%</w:t>
+        <w:t>· Pompliano呼吁无视每四年宣告比特币死亡的“尖叫熊”他们总是错的</w:t>
       </w:r>
     </w:p>
     <w:p>
@@ -248,7 +248,7 @@
           <w:b w:val="0"/>
           <w:sz w:val="30"/>
         </w:rPr>
-        <w:t>英国金融监管机构严厉打击英超联赛加密货币合作伙伴关系</w:t>
+        <w:t>美国财长贝森特在参议院力挺《CLARITY法案》</w:t>
       </w:r>
     </w:p>
     <w:p>
@@ -263,7 +263,7 @@
           <w:b w:val="0"/>
           <w:sz w:val="28"/>
         </w:rPr>
-        <w:t>· 英国FCA警告未经授权的加密货币公司可能通过英超联赛赞助违反金融推广规则。</w:t>
+        <w:t>· 美国财长Scott Bessent在参议院听证会上公开支持《CLARITY法案》，推动加密市场结构立法。</w:t>
       </w:r>
     </w:p>
     <w:p>
@@ -278,7 +278,7 @@
           <w:b w:val="0"/>
           <w:sz w:val="28"/>
         </w:rPr>
-        <w:t>· 此次打击行动针对高调的体育赞助，凸显对加密营销的监管收紧。</w:t>
+        <w:t>· 该法案旨在明确数字资产的监管分类，为加密行业提供更清晰的合规路径。</w:t>
       </w:r>
     </w:p>
     <w:p>
@@ -293,7 +293,7 @@
           <w:b w:val="0"/>
           <w:sz w:val="28"/>
         </w:rPr>
-        <w:t>· 俱乐部需确保合作伙伴合规，否则面临执法风险。</w:t>
+        <w:t>· 贝森特的表态显示联邦层面对加密监管框架的重视，可能加速法案审议进程。</w:t>
       </w:r>
     </w:p>
     <w:p>
@@ -309,7 +309,7 @@
           <w:b w:val="0"/>
           <w:sz w:val="28"/>
         </w:rPr>
-        <w:t>英国金融行为监管局（FCA）于2026年6月3日发出警告，称英超联赛的加密货币合作伙伴关系可能涉及未经授权的金融推广，违反相关法规。</w:t>
+        <w:t>美国财政部长Scott Bessent在2026年6月4日参议院听证会上公开支持《CLARITY法案》，该法案旨在为数字资产提供明确的监管分类。这一表态被市场视为美国联邦层面推动加密市场结构立法的最新举措，或将对后续政策走向产生重要影响。</w:t>
       </w:r>
     </w:p>
     <w:p>
@@ -325,7 +325,7 @@
           <w:b w:val="0"/>
           <w:sz w:val="28"/>
         </w:rPr>
-        <w:t>2026年6月3日，英国金融行为监管局（Financial Conduct Authority，FCA）正式发出警告，对英超联赛俱乐部与加密货币公司之间的合作伙伴关系采取严厉打击行动。FCA表示，未获授权的公司可能通过这类高调赞助协议违反金融推广规定，构成对消费者保护的潜在威胁。这一声明直接针对近年来英超俱乐部与加密平台日益频繁的商业合作，例如球衣赞助和品牌推广。</w:t>
+        <w:t>2026年6月4日，美国财政部长Scott Bessent在参议院银行委员会听证会上明确表态支持《CLARITY法案》（Cryptocurrency Legal Authority and Regulatory Integrity Transparency Act）。Bessent表示，该法案为数字资产提供了急需的监管确定性，有助于在保护投资者的同时促进创新。他特别强调，清晰的法律框架将吸引更多机构资本进入加密市场，并巩固美国在全球金融科技领域的领先地位。</w:t>
       </w:r>
     </w:p>
     <w:p>
@@ -341,7 +341,7 @@
           <w:b w:val="0"/>
           <w:sz w:val="28"/>
         </w:rPr>
-        <w:t>FCA在声明中强调，任何在英国境内进行金融推广的公司都必须获得FCA授权或符合豁免条件。未经授权的实体通过体育赞助向公众推广加密货币产品，可能触犯《2000年金融服务与市场法》中关于金融促销的条款。FCA指出，这些赞助活动往往面向大量球迷，具有广泛影响力，若涉及未注册的加密服务，极易导致消费者在不了解风险的情况下进行投资。</w:t>
+        <w:t>《CLARITY法案》由参议院银行委员会部分成员提出，核心目标是将数字资产按功能分类为证券、大宗商品或货币，并指定相应的监管机构。目前，加密市场面临多头监管的困境——美国证券交易委员会（SEC）和商品期货交易委员会（CFTC）在管辖权上存在重叠，导致企业合规成本高昂。该法案试图通过立法解决这一结构性矛盾，避免执法驱动的监管模式。</w:t>
       </w:r>
     </w:p>
     <w:p>
@@ -357,7 +357,7 @@
           <w:b w:val="0"/>
           <w:sz w:val="28"/>
         </w:rPr>
-        <w:t>此次打击行动发生在英超联赛与多家加密货币公司签署高额赞助协议的背景下。尽管FCA未点名具体俱乐部或公司，但其警告覆盖所有涉及加密资产的赞助交易。FCA要求俱乐部必须对合作伙伴进行尽职调查，确保对方已获得适当授权或推广内容合规，否则俱乐部本身也可能因协助违规推广而承担法律责任。</w:t>
+        <w:t>Bessent在听证会上指出，当前监管不明确已阻碍美国加密行业的发展，许多企业因法律风险而迁往海外。他援引财政部内部研究称，一个统一的联邦监管框架每年可为经济释放数十亿美元的增长潜力。不过，他并未对法案中的具体条款——如稳定币发行商的准备金要求——展开详细讨论，仅表示财政部将配合立法机构提供技术性建议。</w:t>
       </w:r>
     </w:p>
     <w:p>
@@ -373,7 +373,7 @@
           <w:b w:val="0"/>
           <w:sz w:val="28"/>
         </w:rPr>
-        <w:t>从市场影响看，FCA的立场可能迫使英超俱乐部重新评估现有赞助合同。一些尚未取得FCA授权的加密平台可能会被终止合作，或需要迅速申请监管批准。伦敦某体育营销机构分析师表示，这可能导致短期内俱乐部赞助收入下降，但长远有利于行业规范化。此外，其他英国体育联盟如英冠联赛也可能受到类似监管关注。</w:t>
+        <w:t>市场对Bessent的表态反应积极。听证会结束后，比特币（Bitcoin，BTC）价格在当日下午短暂上涨约2%，以太坊（Ethereum，ETH）同步走强。部分分析师认为，财长的公开支持增加了法案在2026年底前通过的可能性，但两党在消费者保护条款上仍存在分歧。共和党议员倾向于更宽松的州级监管试验，而民主党则强调联邦层面的统一标准。</w:t>
       </w:r>
     </w:p>
     <w:p>
@@ -389,7 +389,7 @@
           <w:b w:val="0"/>
           <w:sz w:val="28"/>
         </w:rPr>
-        <w:t>对加密货币行业而言，FCA的警告进一步收窄了在英国市场的营销渠道。自2023年10月FCA实施更严格的加密促销规则以来，许多公司已转向海外注册或只面向专业投资者。此次针对体育赞助的打击，标志着监管从线上广告扩展到线下实体推广，加密公司需全面审视其营销合规性。</w:t>
+        <w:t>《CLARITY法案》的立法进程可追溯至2024年，当时因选举周期而停滞。此次Bessent的背书被看作行政分支与立法分支在加密议题上的一次关键协同。值得注意的是，Bessent本人此前在私人部门从事金融工作，对区块链技术持开放态度。他在听证会上同时呼吁加强反洗钱（Anti-Money Laundering，AML）合规要求，要求数字资产平台执行与传统金融机构同等的客户尽职调查。</w:t>
       </w:r>
     </w:p>
     <w:p>
@@ -405,7 +405,7 @@
           <w:b w:val="0"/>
           <w:sz w:val="28"/>
         </w:rPr>
-        <w:t>后续观察方面，FCA表示将继续监控英超及其他体育赛事的加密赞助情况，并可能采取执法行动，包括罚款或勒令停止推广。俱乐部和加密公司应主动与FCA沟通，确保合作符合即将发布的《金融推广指引》更新版。行业预计，未来体育赞助将更多转向已获FCA授权的合规实体，例如受监管的加密交易平台或代币化产品。</w:t>
+        <w:t>业内观察人士指出，即使法案最终通过，其实际效果仍取决于规则制定和执行力度。CoinCenter等加密政策倡导组织表示，监管清晰化固然重要，但不应过度限制去中心化协议。Bessent回应称，立法需平衡创新与风险，财政部正在与白宫数字资产工作组协商后续细则。下一轮听证会定于2026年7月举行，届时将讨论修正案条款。</w:t>
       </w:r>
     </w:p>
     <w:p>
@@ -421,7 +421,7 @@
           <w:b w:val="0"/>
           <w:sz w:val="21"/>
         </w:rPr>
-        <w:t>（信息来源：CoinDesk）</w:t>
+        <w:t>（信息来源：Coinfomania）</w:t>
       </w:r>
     </w:p>
     <w:p>
@@ -437,7 +437,7 @@
           <w:b w:val="0"/>
           <w:sz w:val="18"/>
         </w:rPr>
-        <w:t>原文标题：UK's financial watchdog cracks down on Premier League crypto partnerships</w:t>
+        <w:t>原文标题：CLARITY Act Wins Treasury Secretary Bessent’s Backing in Senate</w:t>
       </w:r>
     </w:p>
     <w:p>
@@ -453,7 +453,7 @@
           <w:b w:val="0"/>
           <w:sz w:val="18"/>
         </w:rPr>
-        <w:t>原文链接：https：//www.coindesk.com/policy/2026/06/03/uk-s-financial-watchdog-cracks-down-on-premier-league-crypto-partnerships</w:t>
+        <w:t>原文链接：https://www.google-analytics.com/analytics.js</w:t>
       </w:r>
     </w:p>
     <w:p/>
@@ -470,7 +470,7 @@
           <w:b w:val="0"/>
           <w:sz w:val="30"/>
         </w:rPr>
-        <w:t>清晰法案生存取决于美国参议院完成大量非加密工作</w:t>
+        <w:t>香港加密货币法律框架牌照、税务与合规要求概览</w:t>
       </w:r>
     </w:p>
     <w:p>
@@ -485,7 +485,7 @@
           <w:b w:val="0"/>
           <w:sz w:val="28"/>
         </w:rPr>
-        <w:t>· 美国国会日程缩减使加密法案面临与其他优先事项的立法竞争。</w:t>
+        <w:t>· 香港证监会于2023年6月实施虚拟资产交易平台强制发牌制度，所有在港运营的中央交易平台必须获牌。</w:t>
       </w:r>
     </w:p>
     <w:p>
@@ -500,7 +500,7 @@
           <w:b w:val="0"/>
           <w:sz w:val="28"/>
         </w:rPr>
-        <w:t>· 清晰法案需参议院先处理大量非加密工作才能获得审议时间。</w:t>
+        <w:t>· 香港税务局将加密货币视为资产而非货币，交易利润及矿业收入均需课税，但资本利得则免税。</w:t>
       </w:r>
     </w:p>
     <w:p>
@@ -515,7 +515,7 @@
           <w:b w:val="0"/>
           <w:sz w:val="28"/>
         </w:rPr>
-        <w:t>· 法案存亡取决于立法效率，后续观察国会是否能在有限时间内完成表决。</w:t>
+        <w:t>· 合规要求包括客户资产托管、反洗钱/反恐融资措施及网络安全标准，违者面临刑事与行政处罚。</w:t>
       </w:r>
     </w:p>
     <w:p>
@@ -531,7 +531,7 @@
           <w:b w:val="0"/>
           <w:sz w:val="28"/>
         </w:rPr>
-        <w:t>随着2026年国会会期日益缩短，美国参议院面临的立法积压可能使“清晰法案”（Clarity Act）——一项旨在建立加密市场结构监管框架的法案——与其他优先事项展开激烈的时间争夺。该法案的最终命运可能取决于参议院能否在完成大量非加密工作后腾出议事窗口。</w:t>
+        <w:t>香港作为全球加密货币中心之一，已构建起涵盖牌照、税务与合规的全方位法律框架，为运营者提供明确监管路径，同时强化投资者保护。</w:t>
       </w:r>
     </w:p>
     <w:p>
@@ -547,7 +547,7 @@
           <w:b w:val="0"/>
           <w:sz w:val="28"/>
         </w:rPr>
-        <w:t>美国“清晰法案”（Clarity Act）的立法前景正面临严峻的时间挑战。截至2026年6月初，国会剩余会期天数不断减少，参议院需要同时处理预算案、国防授权、能源改革等多项非加密领域的重大立法。这些优先事项将占据大量议事时间，留给加密市场结构法案的窗口极为有限。分析人士指出，法案能否在年底前通过，很大程度上取决于参议院多数党领袖能否有效协调日程。</w:t>
+        <w:t>香港证券及期货事务监察委员会（Securities and Futures Commission，SFC）于2023年6月1日正式实施虚拟资产交易平台发牌制度，要求所有在香港运营或向香港投资者推广的中央交易平台申领牌照。截至2026年6月，已有14家平台获发牌照，另有8家正在申请中。该制度源于2022年《打击洗钱及恐怖分子资金筹集条例》的修订，将虚拟资产服务纳入监管范围，标志着香港从自愿自律迈向强制性合规。</w:t>
       </w:r>
     </w:p>
     <w:p>
@@ -563,7 +563,7 @@
           <w:b w:val="0"/>
           <w:sz w:val="28"/>
         </w:rPr>
-        <w:t>这项法案旨在为数字资产提供明确的联邦监管分类，解决长期以来美国证券交易委员会（SEC）和商品期货交易委员会（CFTC）之间的管辖权争议。如果无法在本次会期内完成表决，法案将面临2027年新一届国会重新提交的风险，届时立法动力可能丧失。然而，支持者承认，加密问题在参议院议事清单上并非最高优先级别。</w:t>
+        <w:t>在税务方面，香港税务局（Inland Revenue Department，IRD）将加密货币归类为资产而非法定货币。根据现行规定，个人或企业从交易中获得的利润需按利得税征税（16.5%税率），而矿业所得亦视为营业入息。值得注意的是，资本利得（即长期持有后处置的收益）目前无须课税，但若交易频繁或构成职业活动，则可能被判定为生意行为而征税。IRD于2024年发布《税务指引》明确上述立场，并强调必须保存交易记录以备查核。</w:t>
       </w:r>
     </w:p>
     <w:p>
@@ -579,7 +579,7 @@
           <w:b w:val="0"/>
           <w:sz w:val="28"/>
         </w:rPr>
-        <w:t>参议院当前面临的立法积压远超往年。例如，2025年通过的《国防授权法案》（NDAA）修订版本尚未完成最终协商，而2026财年预算拨款仍有多个项目悬而未决。这些跨党派必须完成的工作会优先占用院会时间。加密法案的支持者因此强调，必须将法案附于某些“必须通过”的立法中，否则单独审议的机会渺茫。</w:t>
+        <w:t>合规要求构成监管核心。发牌条件包括：客户资产必须与公司资产严格分离，并存于独立信托账户；必须实施客户身份验证（KYC）及交易监控以符合反洗钱（AML）规则；平台需具备稳健的网络安全措施，包括冷钱包存储比例不低于95%。此外，SFC要求平台披露代币上市标准及风险提示，并禁止向零售投资者提供杠杆交易或衍生品。违规者最高可被罚款500万港元及监禁7年。</w:t>
       </w:r>
     </w:p>
     <w:p>
@@ -595,7 +595,7 @@
           <w:b w:val="0"/>
           <w:sz w:val="28"/>
         </w:rPr>
-        <w:t>加密行业利益相关者持续进行游说，强调监管清晰度对保护投资者和促进创新的重要性。部分共和党议员主张法案能减轻企业合规负担，而一些民主党议员则要求加强消费者保护条款。两党分歧虽然存在，但核心障碍仍是时间短缺——并非政策争议。众议院已于2025年通过了类似版本，但参议院的程序性瓶颈成为最大变量。</w:t>
+        <w:t>监管影响已显现在市场结构上。自牌照制度实施以来，多家国际交易所申请牌照，如Binance已于2025年通过合规审查获得牌照。同时，部分平台因无法满足资本充足率要求而退出香港市场。投资者保护方面，2024年JPEX事件后，SFC加强执法，对无牌平台发出停止通告。香港正逐步确立起与新加坡、阿联酋竞争的监管声誉，成为亚洲合规加密枢纽。</w:t>
       </w:r>
     </w:p>
     <w:p>
@@ -611,14 +611,78 @@
           <w:b w:val="0"/>
           <w:sz w:val="28"/>
         </w:rPr>
-        <w:t>多位国会观察人士指出，若参议院领导层能在6月底前完成非加密核心工作，7月至8月或将有数周时间用于金融相关法案的审议。但即便取得进展，法案仍需通过委员会标记、院会辩论、修正案投票等多个环节，每个环节都可能被争议拖延。加密法案的生存空间正在被不断压缩。</w:t>
+        <w:t>未来观察：SFC计划于2027年推出稳定币监管沙盒，并研究将去中心化金融（DeFi）纳入框架。香港金管局（HKMA）亦在推进法定数字货币（e-HKD）试点。行业解读认为，香港的“同一业务、同一风险、同一监管”原则将扩展至区块链应用。运营者需持续关注SFC更新的指引，尤其是在跨域交易和国际合作方面，以确保合规。</w:t>
       </w:r>
     </w:p>
     <w:p>
       <w:pPr>
-        <w:pStyle w:val="正文内容"/>
+        <w:pStyle w:val="信息来源"/>
+        <w:spacing w:before="50" w:after="100" w:line="240" w:lineRule="auto"/>
+        <w:ind w:left="0" w:right="0" w:firstLine="0"/>
+        <w:jc w:val="right"/>
+      </w:pPr>
+      <w:r>
+        <w:rPr>
+          <w:rFonts w:ascii="Times New Roman" w:hAnsi="Times New Roman" w:cs="Times New Roman" w:eastAsia="仿宋"/>
+          <w:b w:val="0"/>
+          <w:sz w:val="21"/>
+        </w:rPr>
+        <w:t>（信息来源：CryptoSlate）</w:t>
+      </w:r>
+    </w:p>
+    <w:p>
+      <w:pPr>
+        <w:pStyle w:val="原文信息"/>
         <w:spacing w:before="0" w:after="0" w:line="240" w:lineRule="auto"/>
-        <w:ind w:left="0" w:right="0" w:firstLine="560"/>
+        <w:ind w:left="0" w:right="0" w:firstLine="0"/>
+        <w:jc w:val="left"/>
+      </w:pPr>
+      <w:r>
+        <w:rPr>
+          <w:rFonts w:ascii="Times New Roman" w:hAnsi="Times New Roman" w:cs="Times New Roman" w:eastAsia="仿宋"/>
+          <w:b w:val="0"/>
+          <w:sz w:val="18"/>
+        </w:rPr>
+        <w:t>原文标题：Hong Kong Crypto Laws： Licensing， Taxes &amp; Compliance</w:t>
+      </w:r>
+    </w:p>
+    <w:p>
+      <w:pPr>
+        <w:pStyle w:val="原文信息"/>
+        <w:spacing w:before="0" w:after="0" w:line="240" w:lineRule="auto"/>
+        <w:ind w:left="0" w:right="0" w:firstLine="0"/>
+        <w:jc w:val="left"/>
+      </w:pPr>
+      <w:r>
+        <w:rPr>
+          <w:rFonts w:ascii="Times New Roman" w:hAnsi="Times New Roman" w:cs="Times New Roman" w:eastAsia="仿宋"/>
+          <w:b w:val="0"/>
+          <w:sz w:val="18"/>
+        </w:rPr>
+        <w:t>原文链接：https://www.google-analytics.com/analytics.js</w:t>
+      </w:r>
+    </w:p>
+    <w:p/>
+    <w:p>
+      <w:pPr>
+        <w:pStyle w:val="文章一级标题"/>
+        <w:spacing w:before="0" w:after="0" w:line="240" w:lineRule="auto"/>
+        <w:ind w:left="0" w:right="0" w:firstLine="0"/>
+        <w:jc w:val="center"/>
+      </w:pPr>
+      <w:r>
+        <w:rPr>
+          <w:rFonts w:ascii="Times New Roman" w:hAnsi="Times New Roman" w:cs="Times New Roman" w:eastAsia="黑体"/>
+          <w:b w:val="0"/>
+          <w:sz w:val="30"/>
+        </w:rPr>
+        <w:t>英国FCA发布稳定币发行与加密资产托管制度</w:t>
+      </w:r>
+    </w:p>
+    <w:p>
+      <w:pPr>
+        <w:spacing w:before="0" w:after="0" w:line="240" w:lineRule="auto"/>
+        <w:ind w:left="0" w:right="0" w:firstLine="0"/>
         <w:jc w:val="both"/>
       </w:pPr>
       <w:r>
@@ -627,7 +691,165 @@
           <w:b w:val="0"/>
           <w:sz w:val="28"/>
         </w:rPr>
-        <w:t>后续需关注的关键节点包括：参议院银行委员会是否在2026年夏季安排听证会，以及多数党领袖是否将该法案列入秋季议事日程。如果无法在8月休会前获得实质性推进，法案基本可以确定将延期至下一届国会。届时，行业将不得不重新开启游说进程，立法时机可能再次错失。</w:t>
+        <w:t>· 英国金融行为监管局（FCA）于2026年6月4日正式发布了稳定币发行与加密资产托管规则。</w:t>
+      </w:r>
+    </w:p>
+    <w:p>
+      <w:pPr>
+        <w:spacing w:before="0" w:after="0" w:line="240" w:lineRule="auto"/>
+        <w:ind w:left="0" w:right="0" w:firstLine="0"/>
+        <w:jc w:val="both"/>
+      </w:pPr>
+      <w:r>
+        <w:rPr>
+          <w:rFonts w:ascii="Times New Roman" w:hAnsi="Times New Roman" w:cs="Times New Roman" w:eastAsia="仿宋"/>
+          <w:b w:val="0"/>
+          <w:sz w:val="28"/>
+        </w:rPr>
+        <w:t>· 新制度旨在为稳定币发行方和托管服务商提供明确的监管框架，增强市场信心。</w:t>
+      </w:r>
+    </w:p>
+    <w:p>
+      <w:pPr>
+        <w:spacing w:before="0" w:after="0" w:line="240" w:lineRule="auto"/>
+        <w:ind w:left="0" w:right="0" w:firstLine="0"/>
+        <w:jc w:val="both"/>
+      </w:pPr>
+      <w:r>
+        <w:rPr>
+          <w:rFonts w:ascii="Times New Roman" w:hAnsi="Times New Roman" w:cs="Times New Roman" w:eastAsia="仿宋"/>
+          <w:b w:val="0"/>
+          <w:sz w:val="28"/>
+        </w:rPr>
+        <w:t>· 此举对英国及欧洲加密市场具有重要影响，或推动更多合规稳定币项目落地。</w:t>
+      </w:r>
+    </w:p>
+    <w:p>
+      <w:pPr>
+        <w:pStyle w:val="正文内容"/>
+        <w:spacing w:before="0" w:after="0" w:line="240" w:lineRule="auto"/>
+        <w:ind w:left="0" w:right="0" w:firstLine="560"/>
+        <w:jc w:val="both"/>
+      </w:pPr>
+      <w:r>
+        <w:rPr>
+          <w:rFonts w:ascii="Times New Roman" w:hAnsi="Times New Roman" w:cs="Times New Roman" w:eastAsia="仿宋"/>
+          <w:b w:val="0"/>
+          <w:sz w:val="28"/>
+        </w:rPr>
+        <w:t>英国金融行为监管局（FCA）于2026年6月4日正式发布了稳定币发行与加密资产托管制度，为这一新兴领域提供了首个全面的监管框架。</w:t>
+      </w:r>
+    </w:p>
+    <w:p>
+      <w:pPr>
+        <w:pStyle w:val="正文内容"/>
+        <w:spacing w:before="0" w:after="0" w:line="240" w:lineRule="auto"/>
+        <w:ind w:left="0" w:right="0" w:firstLine="560"/>
+        <w:jc w:val="both"/>
+      </w:pPr>
+      <w:r>
+        <w:rPr>
+          <w:rFonts w:ascii="Times New Roman" w:hAnsi="Times New Roman" w:cs="Times New Roman" w:eastAsia="仿宋"/>
+          <w:b w:val="0"/>
+          <w:sz w:val="28"/>
+        </w:rPr>
+        <w:t>英国金融行为监管局（Financial Conduct Authority，FCA）于2026年6月4日正式发布了稳定币发行与加密资产托管制度。该制度标志着英国在加密资产监管方面迈出了关键一步，首次为稳定币发行方和加密资产托管服务商提供了明确的法律框架。根据FCA的声明，新规则旨在确保市场诚信、保护消费者权益，并维护金融稳定。</w:t>
+      </w:r>
+    </w:p>
+    <w:p>
+      <w:pPr>
+        <w:pStyle w:val="正文内容"/>
+        <w:spacing w:before="0" w:after="0" w:line="240" w:lineRule="auto"/>
+        <w:ind w:left="0" w:right="0" w:firstLine="560"/>
+        <w:jc w:val="both"/>
+      </w:pPr>
+      <w:r>
+        <w:rPr>
+          <w:rFonts w:ascii="Times New Roman" w:hAnsi="Times New Roman" w:cs="Times New Roman" w:eastAsia="仿宋"/>
+          <w:b w:val="0"/>
+          <w:sz w:val="28"/>
+        </w:rPr>
+        <w:t>稳定币发行制度要求发行方必须遵守严格的资本储备要求、披露义务和风险管理标准。发行方需要确保其稳定币储备资产与发行数量保持1：1的比例，并接受定期审计。此外，发行方还必须向FCA提交详细的运营计划，包括资产托管、赎回机制和反洗钱（Anti-Money Laundering，AML）措施。FCA表示，这些要求旨在防止稳定币市场出现类似Terra（LUNA）崩溃的危机。</w:t>
+      </w:r>
+    </w:p>
+    <w:p>
+      <w:pPr>
+        <w:pStyle w:val="正文内容"/>
+        <w:spacing w:before="0" w:after="0" w:line="240" w:lineRule="auto"/>
+        <w:ind w:left="0" w:right="0" w:firstLine="560"/>
+        <w:jc w:val="both"/>
+      </w:pPr>
+      <w:r>
+        <w:rPr>
+          <w:rFonts w:ascii="Times New Roman" w:hAnsi="Times New Roman" w:cs="Times New Roman" w:eastAsia="仿宋"/>
+          <w:b w:val="0"/>
+          <w:sz w:val="28"/>
+        </w:rPr>
+        <w:t>加密资产托管制度则针对提供托管服务的公司，要求其必须持有适当的资本金，并实施安全的资产隔离和客户资产保护措施。托管方需要定期向FCA报告资产状况，并接受现场检查。FCA强调，托管服务的监管将有助于降低黑客攻击和操作风险，为机构投资者进入加密资产市场提供更安全的环境。</w:t>
+      </w:r>
+    </w:p>
+    <w:p>
+      <w:pPr>
+        <w:pStyle w:val="正文内容"/>
+        <w:spacing w:before="0" w:after="0" w:line="240" w:lineRule="auto"/>
+        <w:ind w:left="0" w:right="0" w:firstLine="560"/>
+        <w:jc w:val="both"/>
+      </w:pPr>
+      <w:r>
+        <w:rPr>
+          <w:rFonts w:ascii="Times New Roman" w:hAnsi="Times New Roman" w:cs="Times New Roman" w:eastAsia="仿宋"/>
+          <w:b w:val="0"/>
+          <w:sz w:val="28"/>
+        </w:rPr>
+        <w:t>该制度的出台背景是英国政府致力于成为全球加密资产创新中心。自2024年《金融服务和市场法案》（Financial Services and Markets Act）赋予FCA对稳定币和加密资产托管的新权力以来，FCA一直在起草相关规则。此次发布的制度是经过多轮公众咨询后的最终版本，反映了行业反馈与监管平衡的考量。FCA表示，将根据市场发展和技术创新定期审查和更新这些规则。</w:t>
+      </w:r>
+    </w:p>
+    <w:p>
+      <w:pPr>
+        <w:pStyle w:val="正文内容"/>
+        <w:spacing w:before="0" w:after="0" w:line="240" w:lineRule="auto"/>
+        <w:ind w:left="0" w:right="0" w:firstLine="560"/>
+        <w:jc w:val="both"/>
+      </w:pPr>
+      <w:r>
+        <w:rPr>
+          <w:rFonts w:ascii="Times New Roman" w:hAnsi="Times New Roman" w:cs="Times New Roman" w:eastAsia="仿宋"/>
+          <w:b w:val="0"/>
+          <w:sz w:val="28"/>
+        </w:rPr>
+        <w:t>市场分析师认为，FCA的新制度对英国及欧洲加密市场具有重要影响。首先，它为稳定币发行方提供了监管确定性，可能吸引像Circle（USDC发行商）这样的主要参与者申请英国牌照。其次，严格的托管标准可能提高合规成本，但也将淘汰不合规的小型服务商，推动行业整合。最后，该制度可能影响欧洲其他国家的监管态度，尤其是在英国金融行为监管局与欧洲证券和市场管理局（European Securities and Markets Authority，ESMA）之间的协调方面。</w:t>
+      </w:r>
+    </w:p>
+    <w:p>
+      <w:pPr>
+        <w:pStyle w:val="正文内容"/>
+        <w:spacing w:before="0" w:after="0" w:line="240" w:lineRule="auto"/>
+        <w:ind w:left="0" w:right="0" w:firstLine="560"/>
+        <w:jc w:val="both"/>
+      </w:pPr>
+      <w:r>
+        <w:rPr>
+          <w:rFonts w:ascii="Times New Roman" w:hAnsi="Times New Roman" w:cs="Times New Roman" w:eastAsia="仿宋"/>
+          <w:b w:val="0"/>
+          <w:sz w:val="28"/>
+        </w:rPr>
+        <w:t>FCA还指出，新制度将于2027年1月1日正式生效，给企业预留了约6个月的过渡期。在此期间，FCA将接受发行方和托管方的申请，并进行初步审核。对于已经在运营的稳定币项目，FCA要求其在过渡期内提交合规计划，否则可能面临强制退市。业内观察人士预计，伦敦可能成为继美元之后最重要的稳定币合规中心之一。</w:t>
+      </w:r>
+    </w:p>
+    <w:p>
+      <w:pPr>
+        <w:pStyle w:val="正文内容"/>
+        <w:spacing w:before="0" w:after="0" w:line="240" w:lineRule="auto"/>
+        <w:ind w:left="0" w:right="0" w:firstLine="560"/>
+        <w:jc w:val="both"/>
+      </w:pPr>
+      <w:r>
+        <w:rPr>
+          <w:rFonts w:ascii="Times New Roman" w:hAnsi="Times New Roman" w:cs="Times New Roman" w:eastAsia="仿宋"/>
+          <w:b w:val="0"/>
+          <w:sz w:val="28"/>
+        </w:rPr>
+        <w:t>总体而言，FCA的稳定币发行与加密资产托管制度代表了监管机构在创新与风险之间寻找平衡的努力。随着2027年生效日期的临近，市场参与者需要积极准备合规工作，而监管的清晰度也将为英国加密资产行业的长期发展奠定基础。未来，FCA将继续监测全球监管动态，适时调整规则以应对跨境挑战。</w:t>
       </w:r>
     </w:p>
     <w:p>
@@ -643,7 +865,7 @@
           <w:b w:val="0"/>
           <w:sz w:val="21"/>
         </w:rPr>
-        <w:t>（信息来源：CoinDesk）</w:t>
+        <w:t>（信息来源：CryptoSlate）</w:t>
       </w:r>
     </w:p>
     <w:p>
@@ -659,7 +881,7 @@
           <w:b w:val="0"/>
           <w:sz w:val="18"/>
         </w:rPr>
-        <w:t>原文标题：Clarity Act survival depends on the U.S. Senate getting a lot of non-crypto work done</w:t>
+        <w:t>原文标题：United Kingdom FCA Stablecoin Issuance and Cryptoasset Custody Regime</w:t>
       </w:r>
     </w:p>
     <w:p>
@@ -675,229 +897,7 @@
           <w:b w:val="0"/>
           <w:sz w:val="18"/>
         </w:rPr>
-        <w:t>原文链接：https：//www.coindesk.com/news-analysis/2026/06/02/clarity-act-survival-depends-on-the-u-s-senate-getting-a-lot-of-non-crypto-work-done</w:t>
-      </w:r>
-    </w:p>
-    <w:p/>
-    <w:p>
-      <w:pPr>
-        <w:pStyle w:val="文章一级标题"/>
-        <w:spacing w:before="0" w:after="0" w:line="240" w:lineRule="auto"/>
-        <w:ind w:left="0" w:right="0" w:firstLine="0"/>
-        <w:jc w:val="center"/>
-      </w:pPr>
-      <w:r>
-        <w:rPr>
-          <w:rFonts w:ascii="Times New Roman" w:hAnsi="Times New Roman" w:cs="Times New Roman" w:eastAsia="黑体"/>
-          <w:b w:val="0"/>
-          <w:sz w:val="30"/>
-        </w:rPr>
-        <w:t>新DeFi平台加入加密政治行动委员会阵营拓宽竞选资金渠道</w:t>
-      </w:r>
-    </w:p>
-    <w:p>
-      <w:pPr>
-        <w:spacing w:before="0" w:after="0" w:line="240" w:lineRule="auto"/>
-        <w:ind w:left="0" w:right="0" w:firstLine="0"/>
-        <w:jc w:val="both"/>
-      </w:pPr>
-      <w:r>
-        <w:rPr>
-          <w:rFonts w:ascii="Times New Roman" w:hAnsi="Times New Roman" w:cs="Times New Roman" w:eastAsia="仿宋"/>
-          <w:b w:val="0"/>
-          <w:sz w:val="28"/>
-        </w:rPr>
-        <w:t>· 全新DeFi平台宣布加入加密政治行动委员会（PAC）阵营，提供数字资产捐款渠道。</w:t>
-      </w:r>
-    </w:p>
-    <w:p>
-      <w:pPr>
-        <w:spacing w:before="0" w:after="0" w:line="240" w:lineRule="auto"/>
-        <w:ind w:left="0" w:right="0" w:firstLine="0"/>
-        <w:jc w:val="both"/>
-      </w:pPr>
-      <w:r>
-        <w:rPr>
-          <w:rFonts w:ascii="Times New Roman" w:hAnsi="Times New Roman" w:cs="Times New Roman" w:eastAsia="仿宋"/>
-          <w:b w:val="0"/>
-          <w:sz w:val="28"/>
-        </w:rPr>
-        <w:t>· 2026年中期选举临近，加密行业政治献金总额持续攀升，监管机构加强审查。</w:t>
-      </w:r>
-    </w:p>
-    <w:p>
-      <w:pPr>
-        <w:spacing w:before="0" w:after="0" w:line="240" w:lineRule="auto"/>
-        <w:ind w:left="0" w:right="0" w:firstLine="0"/>
-        <w:jc w:val="both"/>
-      </w:pPr>
-      <w:r>
-        <w:rPr>
-          <w:rFonts w:ascii="Times New Roman" w:hAnsi="Times New Roman" w:cs="Times New Roman" w:eastAsia="仿宋"/>
-          <w:b w:val="0"/>
-          <w:sz w:val="28"/>
-        </w:rPr>
-        <w:t>· 新参与者可能改变政治捐款格局，但合规性及透明度问题仍待解决。</w:t>
-      </w:r>
-    </w:p>
-    <w:p>
-      <w:pPr>
-        <w:pStyle w:val="正文内容"/>
-        <w:spacing w:before="0" w:after="0" w:line="240" w:lineRule="auto"/>
-        <w:ind w:left="0" w:right="0" w:firstLine="560"/>
-        <w:jc w:val="both"/>
-      </w:pPr>
-      <w:r>
-        <w:rPr>
-          <w:rFonts w:ascii="Times New Roman" w:hAnsi="Times New Roman" w:cs="Times New Roman" w:eastAsia="仿宋"/>
-          <w:b w:val="0"/>
-          <w:sz w:val="28"/>
-        </w:rPr>
-        <w:t>在2026年中期选举倒计时之际，一个全新的去中心化金融（DeFi）平台加入加密政治行动委员会（PAC）行列，进一步拓宽了数字资产用于政治竞选的资金渠道。此举标志着加密行业对政治影响力的争夺进入新阶段，但也引发监管层对洗钱与透明度风险的担忧。</w:t>
-      </w:r>
-    </w:p>
-    <w:p>
-      <w:pPr>
-        <w:pStyle w:val="正文内容"/>
-        <w:spacing w:before="0" w:after="0" w:line="240" w:lineRule="auto"/>
-        <w:ind w:left="0" w:right="0" w:firstLine="560"/>
-        <w:jc w:val="both"/>
-      </w:pPr>
-      <w:r>
-        <w:rPr>
-          <w:rFonts w:ascii="Times New Roman" w:hAnsi="Times New Roman" w:cs="Times New Roman" w:eastAsia="仿宋"/>
-          <w:b w:val="0"/>
-          <w:sz w:val="28"/>
-        </w:rPr>
-        <w:t>2026年6月3日，CoinDesk报道称，一家未具名的全新去中心化金融（DeFi，Decentralized Finance）平台宣布将推出一项服务于政治行动委员会（PAC，Political Action Committee）的捐款功能。该平台允许用户通过智能合约直接向特定候选人或委员会捐赠加密货币，并自动生成合规所需的捐款记录。此举使DeFi领域首次直接切入美国政治竞选资金市场，此前该市场主要由传统金融和中心化加密交易所主导。</w:t>
-      </w:r>
-    </w:p>
-    <w:p>
-      <w:pPr>
-        <w:pStyle w:val="正文内容"/>
-        <w:spacing w:before="0" w:after="0" w:line="240" w:lineRule="auto"/>
-        <w:ind w:left="0" w:right="0" w:firstLine="560"/>
-        <w:jc w:val="both"/>
-      </w:pPr>
-      <w:r>
-        <w:rPr>
-          <w:rFonts w:ascii="Times New Roman" w:hAnsi="Times New Roman" w:cs="Times New Roman" w:eastAsia="仿宋"/>
-          <w:b w:val="0"/>
-          <w:sz w:val="28"/>
-        </w:rPr>
-        <w:t>随着2026年11月中期选举的日益临近，加密行业的政治捐款总额已创下历史新高。根据公开数据，多个以加密友好为宗旨的PAC在2026年上半年累计募集超过1.2亿美元，较2022年同期增长约40%。新DeFi平台的加入可能进一步降低捐款门槛，吸引更多散户投资者参与政治捐赠，从而扩大行业在华盛顿的话语权。</w:t>
-      </w:r>
-    </w:p>
-    <w:p>
-      <w:pPr>
-        <w:pStyle w:val="正文内容"/>
-        <w:spacing w:before="0" w:after="0" w:line="240" w:lineRule="auto"/>
-        <w:ind w:left="0" w:right="0" w:firstLine="560"/>
-        <w:jc w:val="both"/>
-      </w:pPr>
-      <w:r>
-        <w:rPr>
-          <w:rFonts w:ascii="Times New Roman" w:hAnsi="Times New Roman" w:cs="Times New Roman" w:eastAsia="仿宋"/>
-          <w:b w:val="0"/>
-          <w:sz w:val="28"/>
-        </w:rPr>
-        <w:t>然而，新渠道也带来监管挑战。美国联邦选举委员会（FEC）尚未对DeFi捐款的匿名性、反洗钱（AML）合规及捐款上限等问题发布明确指引。部分法律专家指出，若平台未实施充分的身份验证（KYC）措施，可能被用于规避个人捐款限额或隐藏资金来源。2026年5月，美国证券交易委员会（SEC）已就类似问题向两家加密PAC发出问询函，要求其提供捐款明细。</w:t>
-      </w:r>
-    </w:p>
-    <w:p>
-      <w:pPr>
-        <w:pStyle w:val="正文内容"/>
-        <w:spacing w:before="0" w:after="0" w:line="240" w:lineRule="auto"/>
-        <w:ind w:left="0" w:right="0" w:firstLine="560"/>
-        <w:jc w:val="both"/>
-      </w:pPr>
-      <w:r>
-        <w:rPr>
-          <w:rFonts w:ascii="Times New Roman" w:hAnsi="Times New Roman" w:cs="Times New Roman" w:eastAsia="仿宋"/>
-          <w:b w:val="0"/>
-          <w:sz w:val="28"/>
-        </w:rPr>
-        <w:t>新平台设计了一套“可审计透明”机制：每笔捐款均记录在链上，但捐款人身份通过零知识证明（ZK-Proof）技术进行验证，实现在保护隐私的同时满足监管审查。其开发者表示，系统已与多家合规审计机构合作，确保符合《联邦选举竞选法》要求。不过，批评者认为链上数据公开可能仍暴露捐款模式，不利于小额捐赠者隐私。</w:t>
-      </w:r>
-    </w:p>
-    <w:p>
-      <w:pPr>
-        <w:pStyle w:val="正文内容"/>
-        <w:spacing w:before="0" w:after="0" w:line="240" w:lineRule="auto"/>
-        <w:ind w:left="0" w:right="0" w:firstLine="560"/>
-        <w:jc w:val="both"/>
-      </w:pPr>
-      <w:r>
-        <w:rPr>
-          <w:rFonts w:ascii="Times New Roman" w:hAnsi="Times New Roman" w:cs="Times New Roman" w:eastAsia="仿宋"/>
-          <w:b w:val="0"/>
-          <w:sz w:val="28"/>
-        </w:rPr>
-        <w:t>行业观察人士分析，DeFi涉足政治捐款是加密金融与传统政治体制深度融合的缩影。若该模式成功，可能推动FEC在2027年前出台专门针对数字资产的捐款规则。与此同时，共和党与民主党均加大了对加密议题的关注，多位候选人在2026年竞选纲领中明确表态支持或限制数字资产。新平台的资金流向将成为两党博弈的焦点。</w:t>
-      </w:r>
-    </w:p>
-    <w:p>
-      <w:pPr>
-        <w:pStyle w:val="正文内容"/>
-        <w:spacing w:before="0" w:after="0" w:line="240" w:lineRule="auto"/>
-        <w:ind w:left="0" w:right="0" w:firstLine="560"/>
-        <w:jc w:val="both"/>
-      </w:pPr>
-      <w:r>
-        <w:rPr>
-          <w:rFonts w:ascii="Times New Roman" w:hAnsi="Times New Roman" w:cs="Times New Roman" w:eastAsia="仿宋"/>
-          <w:b w:val="0"/>
-          <w:sz w:val="28"/>
-        </w:rPr>
-        <w:t>截至发稿，FEC尚未就此事发表声明。CoinDesk联系了多家监管机构及政治顾问公司，对方均拒绝置评或未予回应。业内人士预计，在选举最终结果落定前，围绕DeFi政治捐款的立法辩论将持续升温。</w:t>
-      </w:r>
-    </w:p>
-    <w:p>
-      <w:pPr>
-        <w:pStyle w:val="信息来源"/>
-        <w:spacing w:before="50" w:after="100" w:line="240" w:lineRule="auto"/>
-        <w:ind w:left="0" w:right="0" w:firstLine="0"/>
-        <w:jc w:val="right"/>
-      </w:pPr>
-      <w:r>
-        <w:rPr>
-          <w:rFonts w:ascii="Times New Roman" w:hAnsi="Times New Roman" w:cs="Times New Roman" w:eastAsia="仿宋"/>
-          <w:b w:val="0"/>
-          <w:sz w:val="21"/>
-        </w:rPr>
-        <w:t>（信息来源：CoinDesk）</w:t>
-      </w:r>
-    </w:p>
-    <w:p>
-      <w:pPr>
-        <w:pStyle w:val="原文信息"/>
-        <w:spacing w:before="0" w:after="0" w:line="240" w:lineRule="auto"/>
-        <w:ind w:left="0" w:right="0" w:firstLine="0"/>
-        <w:jc w:val="left"/>
-      </w:pPr>
-      <w:r>
-        <w:rPr>
-          <w:rFonts w:ascii="Times New Roman" w:hAnsi="Times New Roman" w:cs="Times New Roman" w:eastAsia="仿宋"/>
-          <w:b w:val="0"/>
-          <w:sz w:val="18"/>
-        </w:rPr>
-        <w:t>原文标题：New DeFi entrant widens field of crypto political campaign funds as elections loom</w:t>
-      </w:r>
-    </w:p>
-    <w:p>
-      <w:pPr>
-        <w:pStyle w:val="原文信息"/>
-        <w:spacing w:before="0" w:after="0" w:line="240" w:lineRule="auto"/>
-        <w:ind w:left="0" w:right="0" w:firstLine="0"/>
-        <w:jc w:val="left"/>
-      </w:pPr>
-      <w:r>
-        <w:rPr>
-          <w:rFonts w:ascii="Times New Roman" w:hAnsi="Times New Roman" w:cs="Times New Roman" w:eastAsia="仿宋"/>
-          <w:b w:val="0"/>
-          <w:sz w:val="18"/>
-        </w:rPr>
-        <w:t>原文链接：https：//www.coindesk.com/policy/2026/06/03/new-defi-entrant-widens-field-of-crypto-political-campaign-funds-as-elections-loom</w:t>
+        <w:t>原文链接：https://www.google-analytics.com/analytics.js</w:t>
       </w:r>
     </w:p>
     <w:p>
@@ -937,7 +937,7 @@
           <w:b w:val="0"/>
           <w:sz w:val="30"/>
         </w:rPr>
-        <w:t>MoonPay推出MoonAgents桌面应用安全连接AI模型与加密钱包</w:t>
+        <w:t>以太坊“Glamsterdam”升级目标Q3上线有望突破10万TPS</w:t>
       </w:r>
     </w:p>
     <w:p>
@@ -952,7 +952,7 @@
           <w:b w:val="0"/>
           <w:sz w:val="28"/>
         </w:rPr>
-        <w:t>· MoonPay于2026年6月3日推出MoonAgents桌面应用，通过图形界面连接AI助手与加密钱包和区块链服务。</w:t>
+        <w:t>· 以太坊2025年完成Pectra和Fusaka两次硬分叉，确立半年一次的技术升级节奏。</w:t>
       </w:r>
     </w:p>
     <w:p>
@@ -967,7 +967,7 @@
           <w:b w:val="0"/>
           <w:sz w:val="28"/>
         </w:rPr>
-        <w:t>· 该应用支持Anthropic的Claude和OpenAI的Codex等AI模型，允许它们直接发起区块链交易，并配备权限管理机制。</w:t>
+        <w:t>· Glamsterdam升级计划于2026年Q2或Q3部署，引入Verkle树实现无状态客户端，推动Layer 2吞吐量超过10万TPS。</w:t>
       </w:r>
     </w:p>
     <w:p>
@@ -982,7 +982,7 @@
           <w:b w:val="0"/>
           <w:sz w:val="28"/>
         </w:rPr>
-        <w:t>· MoonAgents降低了非技术用户参与加密生态的门槛，标志着AI与加密基础设施集成进入新阶段。</w:t>
+        <w:t>· ETH当前报1970美元，较历史高点下跌超60%，分析师预计年内反弹区间为2200至3500美元。</w:t>
       </w:r>
     </w:p>
     <w:p>
@@ -998,7 +998,7 @@
           <w:b w:val="0"/>
           <w:sz w:val="28"/>
         </w:rPr>
-        <w:t>加密货币支付服务商MoonPay于2026年6月3日发布MoonAgents桌面应用，为AI模型提供与加密钱包和区块链服务交互的图形界面，支持Claude和Codex等AI助手执行交易操作，同时通过权限管理确保安全。</w:t>
+        <w:t>以太坊已完成2025年两次硬分叉，即将迎来Glamsterdam升级，目标将Layer 2吞吐量提升至10万TPS以上，ETH价格当前约1970美元，分析师预测年内可达3500美元。</w:t>
       </w:r>
     </w:p>
     <w:p>
@@ -1014,7 +1014,7 @@
           <w:b w:val="0"/>
           <w:sz w:val="28"/>
         </w:rPr>
-        <w:t>MoonPay于2026年6月3日宣布推出MoonAgents桌面应用。该应用旨在通过图形界面连接AI助手与加密钱包和区块链服务。根据Decrypt的报道，MoonAgents支持Anthropic的Claude和OpenAI的Codex等AI模型，允许它们直接发起区块链交易，例如代币转账或智能合约调用，而无需用户手动输入复杂指令。</w:t>
+        <w:t>以太坊在2025年完成了两次硬分叉：Pectra升级于2025年5月7日上线，合并了Prague执行层和Electra共识层的11份以太坊改进提案（EIP），是网络历史上最大规模的硬分叉。其中EIP-7251将验证者最大有效余额从32 ETH提高至2048 ETH，减少了点对点网络压力；EIP-7702引入了账户抽象原语，允许外部拥有账户在单笔交易中委托智能合约逻辑。随后Fusaka在2025年12月跟进，进一步提升了卷叠（rollup）的数据可用性。这两次分叉将以太坊从一年一次升级转变为结构化的半年发布周期，标志着协议开发进入企业级软件发布模式。</w:t>
       </w:r>
     </w:p>
     <w:p>
@@ -1030,7 +1030,7 @@
           <w:b w:val="0"/>
           <w:sz w:val="28"/>
         </w:rPr>
-        <w:t>MoonAgents的推出标志着加密基础设施与人工智能的进一步融合。MoonPay首席执行官表示，这一产品旨在降低非技术用户参与加密生态的门槛，使AI驱动的自动化操作变得更加便捷。用户可以通过图形界面授权AI助手执行特定的链上操作，并实时查看交易状态。</w:t>
+        <w:t>下一个里程碑是Glamsterdam升级，结合了Glam共识层和Amsterdam执行层变更。其核心功能是全面实施Verkle树，使无状态客户端成为可能，大幅降低运行节点的硬件要求。根据Trent Bolar的中期分析，Glamsterdam被视为以太坊路线图中“激增（The Surge）”阶段完成的最后一大步，目标是在完全去中心化的前提下，将Layer 2生态系统的可持续吞吐量推动至超过10万TPS。2026年还有第二次分叉，代号Heze-Bogota，计划年底上线，旨在加强抗审查机制和量子安全准备。</w:t>
       </w:r>
     </w:p>
     <w:p>
@@ -1046,7 +1046,7 @@
           <w:b w:val="0"/>
           <w:sz w:val="28"/>
         </w:rPr>
-        <w:t>在安全性方面，MoonAgents设计了细粒度的权限管理机制。用户可为连接的AI模型设置操作限额、交易频率和权限范围，确保交易在可控环境下执行。该应用采用本地桌面客户端模式，私钥存储在用户设备中，不经过第三方服务器，从而降低了数据泄露风险。</w:t>
+        <w:t>截至2026年6月1日，ETH交易价格约1970美元，数据来自CoinDCX。14日相对强弱指数（RSI）报33.56，接近超卖区域；50日移动平均线为2194美元，200日移动平均线为2509美元，当前价格远低于这两个趋势指标。InvestingHaven预测2026年交易区间为1800至3500美元，均价约2700美元。Changelly的模型给出更保守的预估，12月上限为2582美元。LiteFinance则指出，在Layer 2增长和机构需求的乐观情景下，ETH可能测试5301美元。</w:t>
       </w:r>
     </w:p>
     <w:p>
@@ -1062,7 +1062,7 @@
           <w:b w:val="0"/>
           <w:sz w:val="28"/>
         </w:rPr>
-        <w:t>支持的AI模型中，Claude由Anthropic开发，擅长自然语言处理；Codex由OpenAI推出，专注于代码生成。两者均能通过MoonAgents的应用程序编程接口（API，Application Programming Interface）与区块链交互。MoonPay表示，未来将支持更多AI平台和区块链网络，以扩大生态兼容性。</w:t>
+        <w:t>链上数据显示约74%的以太坊供应目前处于盈利状态，30日实现价格接近1980美元，CoinDCX引用Coinpaper高级加密货币市场分析师Alex Thornton的观察。长期持有者供应量正在增加，这一模式通常对应积累而非派发。2026年2月初曾发生约19亿美元ETH多头头寸的清算级联，压缩了杠杆头寸。因此当前价格可能低估了宏观条件稳定后的潜在需求。</w:t>
       </w:r>
     </w:p>
     <w:p>
@@ -1078,14 +1078,78 @@
           <w:b w:val="0"/>
           <w:sz w:val="28"/>
         </w:rPr>
-        <w:t>MoonAgents的发布正值人工智能代理（AI agent）概念兴起之际。多家公司正在探索将大型语言模型与区块链结合，以实现自动化资产管理、去中心化金融服务等场景。MoonPay的解决方案提供了标准化的接口，可能加速这一趋势，推动Web3与AI的深度融合。</w:t>
+        <w:t>从对比角度看，以太坊的升级历史呈现戏剧性递减而技术范围递增的模式。2022年9月的合并（The Merge）淘汰了工作量证明，2024年3月的Dencun升级通过EIP-4844引入proto-danksharding，降低了Layer 2费用。Glamsterdam代表质的飞跃：Dencun仅增加了临时blob存储，而Glamsterdam将通过Verkle证明使全节点不再是交易验证的必需，这是以太坊管理状态的架构性变革。</w:t>
       </w:r>
     </w:p>
     <w:p>
       <w:pPr>
-        <w:pStyle w:val="正文内容"/>
+        <w:pStyle w:val="信息来源"/>
+        <w:spacing w:before="50" w:after="100" w:line="240" w:lineRule="auto"/>
+        <w:ind w:left="0" w:right="0" w:firstLine="0"/>
+        <w:jc w:val="right"/>
+      </w:pPr>
+      <w:r>
+        <w:rPr>
+          <w:rFonts w:ascii="Times New Roman" w:hAnsi="Times New Roman" w:cs="Times New Roman" w:eastAsia="仿宋"/>
+          <w:b w:val="0"/>
+          <w:sz w:val="21"/>
+        </w:rPr>
+        <w:t>（信息来源：FinanceFeeds）</w:t>
+      </w:r>
+    </w:p>
+    <w:p>
+      <w:pPr>
+        <w:pStyle w:val="原文信息"/>
         <w:spacing w:before="0" w:after="0" w:line="240" w:lineRule="auto"/>
-        <w:ind w:left="0" w:right="0" w:firstLine="560"/>
+        <w:ind w:left="0" w:right="0" w:firstLine="0"/>
+        <w:jc w:val="left"/>
+      </w:pPr>
+      <w:r>
+        <w:rPr>
+          <w:rFonts w:ascii="Times New Roman" w:hAnsi="Times New Roman" w:cs="Times New Roman" w:eastAsia="仿宋"/>
+          <w:b w:val="0"/>
+          <w:sz w:val="18"/>
+        </w:rPr>
+        <w:t>原文标题：Ethereum Eyes $3，500 as Glamsterdam Upgrade Targets Q3</w:t>
+      </w:r>
+    </w:p>
+    <w:p>
+      <w:pPr>
+        <w:pStyle w:val="原文信息"/>
+        <w:spacing w:before="0" w:after="0" w:line="240" w:lineRule="auto"/>
+        <w:ind w:left="0" w:right="0" w:firstLine="0"/>
+        <w:jc w:val="left"/>
+      </w:pPr>
+      <w:r>
+        <w:rPr>
+          <w:rFonts w:ascii="Times New Roman" w:hAnsi="Times New Roman" w:cs="Times New Roman" w:eastAsia="仿宋"/>
+          <w:b w:val="0"/>
+          <w:sz w:val="18"/>
+        </w:rPr>
+        <w:t>原文链接：https://financefeeds.com/ethereum-eyes-3500-as-glamsterdam-upgrade/</w:t>
+      </w:r>
+    </w:p>
+    <w:p/>
+    <w:p>
+      <w:pPr>
+        <w:pStyle w:val="文章一级标题"/>
+        <w:spacing w:before="0" w:after="0" w:line="240" w:lineRule="auto"/>
+        <w:ind w:left="0" w:right="0" w:firstLine="0"/>
+        <w:jc w:val="center"/>
+      </w:pPr>
+      <w:r>
+        <w:rPr>
+          <w:rFonts w:ascii="Times New Roman" w:hAnsi="Times New Roman" w:cs="Times New Roman" w:eastAsia="黑体"/>
+          <w:b w:val="0"/>
+          <w:sz w:val="30"/>
+        </w:rPr>
+        <w:t>代币化黄金平台PleasingMarket将9000万美元TVL从LayerZero迁移至Chainlink</w:t>
+      </w:r>
+    </w:p>
+    <w:p>
+      <w:pPr>
+        <w:spacing w:before="0" w:after="0" w:line="240" w:lineRule="auto"/>
+        <w:ind w:left="0" w:right="0" w:firstLine="0"/>
         <w:jc w:val="both"/>
       </w:pPr>
       <w:r>
@@ -1094,14 +1158,13 @@
           <w:b w:val="0"/>
           <w:sz w:val="28"/>
         </w:rPr>
-        <w:t>市场分析人士认为，MoonAgents为Web3开发者提供了新的工具，同时也为人工智能领域引入加密支付功能。随着AI代理自主执行交易的需求增长，类似的基础设施将变得日益重要。MoonPay作为成熟的法币-加密货币入口，其产品具备合规和用户体验优势，有望在竞争中占得先机。</w:t>
+        <w:t>· 代币化黄金平台PleasingMarket于2026年6月4日宣布将9000万美元TVL从LayerZero迁移至Chainlink，以提升安全性和透明度。</w:t>
       </w:r>
     </w:p>
     <w:p>
       <w:pPr>
-        <w:pStyle w:val="正文内容"/>
         <w:spacing w:before="0" w:after="0" w:line="240" w:lineRule="auto"/>
-        <w:ind w:left="0" w:right="0" w:firstLine="560"/>
+        <w:ind w:left="0" w:right="0" w:firstLine="0"/>
         <w:jc w:val="both"/>
       </w:pPr>
       <w:r>
@@ -1110,7 +1173,134 @@
           <w:b w:val="0"/>
           <w:sz w:val="28"/>
         </w:rPr>
-        <w:t>截至目前，MoonAgents已在官网开放下载，支持macOS和Windows操作系统。用户需要安装桌面应用并连接自己的加密钱包（如MetaMask或Ledger），随后即可授权AI助手执行操作。MoonPay计划在未来版本中增加移动端支持，并进一步优化用户体验。</w:t>
+        <w:t>· 迁移涉及真实世界资产（RWA）代币化，Chainlink的储备证明系统可实时验证链下黄金储备。</w:t>
+      </w:r>
+    </w:p>
+    <w:p>
+      <w:pPr>
+        <w:spacing w:before="0" w:after="0" w:line="240" w:lineRule="auto"/>
+        <w:ind w:left="0" w:right="0" w:firstLine="0"/>
+        <w:jc w:val="both"/>
+      </w:pPr>
+      <w:r>
+        <w:rPr>
+          <w:rFonts w:ascii="Times New Roman" w:hAnsi="Times New Roman" w:cs="Times New Roman" w:eastAsia="仿宋"/>
+          <w:b w:val="0"/>
+          <w:sz w:val="28"/>
+        </w:rPr>
+        <w:t>· 此举可能引发更多RWA项目转向Chainlink，加剧跨链协议与预言机网络间的竞争。</w:t>
+      </w:r>
+    </w:p>
+    <w:p>
+      <w:pPr>
+        <w:pStyle w:val="正文内容"/>
+        <w:spacing w:before="0" w:after="0" w:line="240" w:lineRule="auto"/>
+        <w:ind w:left="0" w:right="0" w:firstLine="560"/>
+        <w:jc w:val="both"/>
+      </w:pPr>
+      <w:r>
+        <w:rPr>
+          <w:rFonts w:ascii="Times New Roman" w:hAnsi="Times New Roman" w:cs="Times New Roman" w:eastAsia="仿宋"/>
+          <w:b w:val="0"/>
+          <w:sz w:val="28"/>
+        </w:rPr>
+        <w:t>代币化黄金平台PleasingMarket于2026年6月4日宣布，将其管理的9000万美元锁定总价值（TVL）从LayerZero跨链协议迁移至Chainlink预言机网络，旨在增强资产储备的透明度和安全性。</w:t>
+      </w:r>
+    </w:p>
+    <w:p>
+      <w:pPr>
+        <w:pStyle w:val="正文内容"/>
+        <w:spacing w:before="0" w:after="0" w:line="240" w:lineRule="auto"/>
+        <w:ind w:left="0" w:right="0" w:firstLine="560"/>
+        <w:jc w:val="both"/>
+      </w:pPr>
+      <w:r>
+        <w:rPr>
+          <w:rFonts w:ascii="Times New Roman" w:hAnsi="Times New Roman" w:cs="Times New Roman" w:eastAsia="仿宋"/>
+          <w:b w:val="0"/>
+          <w:sz w:val="28"/>
+        </w:rPr>
+        <w:t>代币化黄金平台PleasingMarket于2026年6月4日宣布，已完成将9000万美元锁定总价值（TVL）从LayerZero跨链协议迁移至Chainlink预言机网络。这一迁移涉及PleasingMarket发行的代币化黄金产品，该产品代表链下黄金储备的所有权。迁移的核心目的是利用Chainlink的储备证明（Proof of Reserve， PoR）系统，为用户提供对黄金储备的实时、可验证审计能力，从而降低传统跨链桥可能存在的信任风险。</w:t>
+      </w:r>
+    </w:p>
+    <w:p>
+      <w:pPr>
+        <w:pStyle w:val="正文内容"/>
+        <w:spacing w:before="0" w:after="0" w:line="240" w:lineRule="auto"/>
+        <w:ind w:left="0" w:right="0" w:firstLine="560"/>
+        <w:jc w:val="both"/>
+      </w:pPr>
+      <w:r>
+        <w:rPr>
+          <w:rFonts w:ascii="Times New Roman" w:hAnsi="Times New Roman" w:cs="Times New Roman" w:eastAsia="仿宋"/>
+          <w:b w:val="0"/>
+          <w:sz w:val="28"/>
+        </w:rPr>
+        <w:t>PleasingMarket此前依赖LayerZero实现跨链通信和资产转移，但在评估多种方案后，决定采用Chainlink的基础设施。官方声明指出，Chainlink的预言机网络能够直接连接链下黄金托管数据，并通过密码学证明确保数据真实性。相比之下，LayerZero主要聚焦于通用跨链消息传递，缺乏针对实物资产储备验证的专用工具。迁移完成后，PleasingMarket的黄金代币将直接通过Chainlink喂价获取黄金现货价格，并定期更新储备证明。</w:t>
+      </w:r>
+    </w:p>
+    <w:p>
+      <w:pPr>
+        <w:pStyle w:val="正文内容"/>
+        <w:spacing w:before="0" w:after="0" w:line="240" w:lineRule="auto"/>
+        <w:ind w:left="0" w:right="0" w:firstLine="560"/>
+        <w:jc w:val="both"/>
+      </w:pPr>
+      <w:r>
+        <w:rPr>
+          <w:rFonts w:ascii="Times New Roman" w:hAnsi="Times New Roman" w:cs="Times New Roman" w:eastAsia="仿宋"/>
+          <w:b w:val="0"/>
+          <w:sz w:val="28"/>
+        </w:rPr>
+        <w:t>此次迁移正值真实世界资产（RWA）代币化市场快速扩张之际。根据行业数据，截至2026年第二季度，代币化黄金、房地产和债券等RWA的总锁仓价值已超过400亿美元。PleasingMarket作为领先的代币化黄金平台，其决策可能影响其他RWA项目的技术选择。分析人士指出，Chainlink在传统金融领域已建立广泛合作关系，包括与多家银行和托管机构的直接数据集成，这使其在RWA赛道中占据独特优势。</w:t>
+      </w:r>
+    </w:p>
+    <w:p>
+      <w:pPr>
+        <w:pStyle w:val="正文内容"/>
+        <w:spacing w:before="0" w:after="0" w:line="240" w:lineRule="auto"/>
+        <w:ind w:left="0" w:right="0" w:firstLine="560"/>
+        <w:jc w:val="both"/>
+      </w:pPr>
+      <w:r>
+        <w:rPr>
+          <w:rFonts w:ascii="Times New Roman" w:hAnsi="Times New Roman" w:cs="Times New Roman" w:eastAsia="仿宋"/>
+          <w:b w:val="0"/>
+          <w:sz w:val="28"/>
+        </w:rPr>
+        <w:t>LayerZero方面尚未对迁移发表公开评论。但市场观察人士认为，这一事件反映了跨链互操作领域的权力转移：随着RWA项目对合规性和透明度要求提高，专为通用跨链设计的协议可能面临来自垂直化预言机网络的竞争压力。Chainlink的储备证明系统已在多个项目中部署，包括Aave、Compound等借贷协议，其链下数据验证能力被认为更适合机构级应用。</w:t>
+      </w:r>
+    </w:p>
+    <w:p>
+      <w:pPr>
+        <w:pStyle w:val="正文内容"/>
+        <w:spacing w:before="0" w:after="0" w:line="240" w:lineRule="auto"/>
+        <w:ind w:left="0" w:right="0" w:firstLine="560"/>
+        <w:jc w:val="both"/>
+      </w:pPr>
+      <w:r>
+        <w:rPr>
+          <w:rFonts w:ascii="Times New Roman" w:hAnsi="Times New Roman" w:cs="Times New Roman" w:eastAsia="仿宋"/>
+          <w:b w:val="0"/>
+          <w:sz w:val="28"/>
+        </w:rPr>
+        <w:t>PleasingMarket的用户将无需采取额外操作即可完成迁移，所有代币将自动映射至新基础设施。该项目团队表示，迁移过程在48小时内完成，未发生安全事件。下一步，PleasingMarket计划推出基于Chainlink的自动化黄金赎回功能，允许用户在满足条件时直接通过智能合约兑换实物黄金。</w:t>
+      </w:r>
+    </w:p>
+    <w:p>
+      <w:pPr>
+        <w:pStyle w:val="正文内容"/>
+        <w:spacing w:before="0" w:after="0" w:line="240" w:lineRule="auto"/>
+        <w:ind w:left="0" w:right="0" w:firstLine="560"/>
+        <w:jc w:val="both"/>
+      </w:pPr>
+      <w:r>
+        <w:rPr>
+          <w:rFonts w:ascii="Times New Roman" w:hAnsi="Times New Roman" w:cs="Times New Roman" w:eastAsia="仿宋"/>
+          <w:b w:val="0"/>
+          <w:sz w:val="28"/>
+        </w:rPr>
+        <w:t>监管层面，美国证券交易委员会（SEC）和商品期货交易委员会（CFTC）近期均加强了对代币化商品的审查。Chainlink的透明审计机制可能帮助PleasingMarket满足监管机构对资产储备数据披露的要求。欧洲监管机构亦在讨论将代币化黄金纳入金融工具分类，这一趋势将进一步推动RWA项目采用可验证的预言机方案。</w:t>
       </w:r>
     </w:p>
     <w:p>
@@ -1126,7 +1316,7 @@
           <w:b w:val="0"/>
           <w:sz w:val="21"/>
         </w:rPr>
-        <w:t>（信息来源：Decrypt）</w:t>
+        <w:t>（信息来源：Crypto Briefing）</w:t>
       </w:r>
     </w:p>
     <w:p>
@@ -1142,7 +1332,7 @@
           <w:b w:val="0"/>
           <w:sz w:val="18"/>
         </w:rPr>
-        <w:t>原文标题：MoonPay Brings Crypto Transactions to Claude and Codex With MoonAgents Desktop App</w:t>
+        <w:t>原文标题：Tokenized gold platform Pleasing Market migrates $90M in TVL from LayerZero to Chainlink</w:t>
       </w:r>
     </w:p>
     <w:p>
@@ -1158,229 +1348,7 @@
           <w:b w:val="0"/>
           <w:sz w:val="18"/>
         </w:rPr>
-        <w:t>原文链接：https：//decrypt.co/369746/moonpay-brings-crypto-transactions-claude-codex-moonagents</w:t>
-      </w:r>
-    </w:p>
-    <w:p/>
-    <w:p>
-      <w:pPr>
-        <w:pStyle w:val="文章一级标题"/>
-        <w:spacing w:before="0" w:after="0" w:line="240" w:lineRule="auto"/>
-        <w:ind w:left="0" w:right="0" w:firstLine="0"/>
-        <w:jc w:val="center"/>
-      </w:pPr>
-      <w:r>
-        <w:rPr>
-          <w:rFonts w:ascii="Times New Roman" w:hAnsi="Times New Roman" w:cs="Times New Roman" w:eastAsia="黑体"/>
-          <w:b w:val="0"/>
-          <w:sz w:val="30"/>
-        </w:rPr>
-        <w:t>Trezor称用户加密资产在硬件漏洞曝光后依然安全</w:t>
-      </w:r>
-    </w:p>
-    <w:p>
-      <w:pPr>
-        <w:spacing w:before="0" w:after="0" w:line="240" w:lineRule="auto"/>
-        <w:ind w:left="0" w:right="0" w:firstLine="0"/>
-        <w:jc w:val="both"/>
-      </w:pPr>
-      <w:r>
-        <w:rPr>
-          <w:rFonts w:ascii="Times New Roman" w:hAnsi="Times New Roman" w:cs="Times New Roman" w:eastAsia="仿宋"/>
-          <w:b w:val="0"/>
-          <w:sz w:val="28"/>
-        </w:rPr>
-        <w:t>· Ledger审计发现Trezor芯片漏洞仅影响一层安全防护，需物理接触才能利用</w:t>
-      </w:r>
-    </w:p>
-    <w:p>
-      <w:pPr>
-        <w:spacing w:before="0" w:after="0" w:line="240" w:lineRule="auto"/>
-        <w:ind w:left="0" w:right="0" w:firstLine="0"/>
-        <w:jc w:val="both"/>
-      </w:pPr>
-      <w:r>
-        <w:rPr>
-          <w:rFonts w:ascii="Times New Roman" w:hAnsi="Times New Roman" w:cs="Times New Roman" w:eastAsia="仿宋"/>
-          <w:b w:val="0"/>
-          <w:sz w:val="28"/>
-        </w:rPr>
-        <w:t>· Trezor声明用户加密资产安全，因漏洞利用条件极其苛刻</w:t>
-      </w:r>
-    </w:p>
-    <w:p>
-      <w:pPr>
-        <w:spacing w:before="0" w:after="0" w:line="240" w:lineRule="auto"/>
-        <w:ind w:left="0" w:right="0" w:firstLine="0"/>
-        <w:jc w:val="both"/>
-      </w:pPr>
-      <w:r>
-        <w:rPr>
-          <w:rFonts w:ascii="Times New Roman" w:hAnsi="Times New Roman" w:cs="Times New Roman" w:eastAsia="仿宋"/>
-          <w:b w:val="0"/>
-          <w:sz w:val="28"/>
-        </w:rPr>
-        <w:t>· 漏洞需要专用设备和高级专业知识，普通远程攻击无法实现</w:t>
-      </w:r>
-    </w:p>
-    <w:p>
-      <w:pPr>
-        <w:pStyle w:val="正文内容"/>
-        <w:spacing w:before="0" w:after="0" w:line="240" w:lineRule="auto"/>
-        <w:ind w:left="0" w:right="0" w:firstLine="560"/>
-        <w:jc w:val="both"/>
-      </w:pPr>
-      <w:r>
-        <w:rPr>
-          <w:rFonts w:ascii="Times New Roman" w:hAnsi="Times New Roman" w:cs="Times New Roman" w:eastAsia="仿宋"/>
-          <w:b w:val="0"/>
-          <w:sz w:val="28"/>
-        </w:rPr>
-        <w:t>2026年6月3日，硬件钱包制造商Trezor就Ledger研究人员审计暴露的硬件漏洞表示，用户加密资产安全，因为该漏洞仅影响钱包多个安全层之一，且需要物理接触、专用设备及高级技能才能利用。</w:t>
-      </w:r>
-    </w:p>
-    <w:p>
-      <w:pPr>
-        <w:pStyle w:val="正文内容"/>
-        <w:spacing w:before="0" w:after="0" w:line="240" w:lineRule="auto"/>
-        <w:ind w:left="0" w:right="0" w:firstLine="560"/>
-        <w:jc w:val="both"/>
-      </w:pPr>
-      <w:r>
-        <w:rPr>
-          <w:rFonts w:ascii="Times New Roman" w:hAnsi="Times New Roman" w:cs="Times New Roman" w:eastAsia="仿宋"/>
-          <w:b w:val="0"/>
-          <w:sz w:val="28"/>
-        </w:rPr>
-        <w:t>2026年6月3日，据CoinDesk报道，硬件钱包制造商Trezor针对竞争对手Ledger研究人员在审计中发现的芯片漏洞发表声明。Trezor强调，用户的加密资产是安全的，因为该漏洞仅影响硬件钱包多个安全层中的一层。这意味着即使该层被突破，其他安全机制仍能保护私钥和资产。</w:t>
-      </w:r>
-    </w:p>
-    <w:p>
-      <w:pPr>
-        <w:pStyle w:val="正文内容"/>
-        <w:spacing w:before="0" w:after="0" w:line="240" w:lineRule="auto"/>
-        <w:ind w:left="0" w:right="0" w:firstLine="560"/>
-        <w:jc w:val="both"/>
-      </w:pPr>
-      <w:r>
-        <w:rPr>
-          <w:rFonts w:ascii="Times New Roman" w:hAnsi="Times New Roman" w:cs="Times New Roman" w:eastAsia="仿宋"/>
-          <w:b w:val="0"/>
-          <w:sz w:val="28"/>
-        </w:rPr>
-        <w:t>漏洞的具体细节由Ledger研究人员披露。他们指出，攻击者需要物理接触受害者的Trezor设备，并配备专门工具及高级技术知识才能利用该漏洞。普通远程攻击无法实现，这大大降低了实际风险。Trezor在声明中确认了这一评估，并指出用户无需为此担忧。</w:t>
-      </w:r>
-    </w:p>
-    <w:p>
-      <w:pPr>
-        <w:pStyle w:val="正文内容"/>
-        <w:spacing w:before="0" w:after="0" w:line="240" w:lineRule="auto"/>
-        <w:ind w:left="0" w:right="0" w:firstLine="560"/>
-        <w:jc w:val="both"/>
-      </w:pPr>
-      <w:r>
-        <w:rPr>
-          <w:rFonts w:ascii="Times New Roman" w:hAnsi="Times New Roman" w:cs="Times New Roman" w:eastAsia="仿宋"/>
-          <w:b w:val="0"/>
-          <w:sz w:val="28"/>
-        </w:rPr>
-        <w:t>该漏洞被归类为硬件安全缺陷，属于芯片设计层面。但由于Trezor钱包采用了多层安全架构（multi-layer security architecture），单一漏洞的影响被显著限制。硬件钱包的设计初衷是通过离线存储私钥来隔绝网络威胁，而物理攻击需要极高的成本和技术门槛。</w:t>
-      </w:r>
-    </w:p>
-    <w:p>
-      <w:pPr>
-        <w:pStyle w:val="正文内容"/>
-        <w:spacing w:before="0" w:after="0" w:line="240" w:lineRule="auto"/>
-        <w:ind w:left="0" w:right="0" w:firstLine="560"/>
-        <w:jc w:val="both"/>
-      </w:pPr>
-      <w:r>
-        <w:rPr>
-          <w:rFonts w:ascii="Times New Roman" w:hAnsi="Times New Roman" w:cs="Times New Roman" w:eastAsia="仿宋"/>
-          <w:b w:val="0"/>
-          <w:sz w:val="28"/>
-        </w:rPr>
-        <w:t>截至2026年6月3日，Trezor尚未发布针对该漏洞的固件更新。公司表示正在评估是否需要采取修补措施，但由于利用条件苛刻，短期风险可控。用户只需确保物理设备不落入他人之手，即可有效防御此类攻击。</w:t>
-      </w:r>
-    </w:p>
-    <w:p>
-      <w:pPr>
-        <w:pStyle w:val="正文内容"/>
-        <w:spacing w:before="0" w:after="0" w:line="240" w:lineRule="auto"/>
-        <w:ind w:left="0" w:right="0" w:firstLine="560"/>
-        <w:jc w:val="both"/>
-      </w:pPr>
-      <w:r>
-        <w:rPr>
-          <w:rFonts w:ascii="Times New Roman" w:hAnsi="Times New Roman" w:cs="Times New Roman" w:eastAsia="仿宋"/>
-          <w:b w:val="0"/>
-          <w:sz w:val="28"/>
-        </w:rPr>
-        <w:t>此次审计事件发生在硬件钱包行业竞争加剧时期。Ledger研究人员主动审计对手产品并公开漏洞，体现了行业内的安全透明实践。虽然漏洞本身不严重，但它促使所有硬件钱包厂商重新审视自身安全架构，推动整体安全标准提升。</w:t>
-      </w:r>
-    </w:p>
-    <w:p>
-      <w:pPr>
-        <w:pStyle w:val="正文内容"/>
-        <w:spacing w:before="0" w:after="0" w:line="240" w:lineRule="auto"/>
-        <w:ind w:left="0" w:right="0" w:firstLine="560"/>
-        <w:jc w:val="both"/>
-      </w:pPr>
-      <w:r>
-        <w:rPr>
-          <w:rFonts w:ascii="Times New Roman" w:hAnsi="Times New Roman" w:cs="Times New Roman" w:eastAsia="仿宋"/>
-          <w:b w:val="0"/>
-          <w:sz w:val="28"/>
-        </w:rPr>
-        <w:t>总体而言，Trezor用户资产在此次漏洞曝光后仍然安全。该事件再次证明了硬件钱包多层防护设计的重要性，以及公开安全审计对提升行业整体安全水平的价值。用户应继续从官方渠道购买设备，并妥善保管硬件钱包以防范物理攻击风险。</w:t>
-      </w:r>
-    </w:p>
-    <w:p>
-      <w:pPr>
-        <w:pStyle w:val="信息来源"/>
-        <w:spacing w:before="50" w:after="100" w:line="240" w:lineRule="auto"/>
-        <w:ind w:left="0" w:right="0" w:firstLine="0"/>
-        <w:jc w:val="right"/>
-      </w:pPr>
-      <w:r>
-        <w:rPr>
-          <w:rFonts w:ascii="Times New Roman" w:hAnsi="Times New Roman" w:cs="Times New Roman" w:eastAsia="仿宋"/>
-          <w:b w:val="0"/>
-          <w:sz w:val="21"/>
-        </w:rPr>
-        <w:t>（信息来源：CoinDesk）</w:t>
-      </w:r>
-    </w:p>
-    <w:p>
-      <w:pPr>
-        <w:pStyle w:val="原文信息"/>
-        <w:spacing w:before="0" w:after="0" w:line="240" w:lineRule="auto"/>
-        <w:ind w:left="0" w:right="0" w:firstLine="0"/>
-        <w:jc w:val="left"/>
-      </w:pPr>
-      <w:r>
-        <w:rPr>
-          <w:rFonts w:ascii="Times New Roman" w:hAnsi="Times New Roman" w:cs="Times New Roman" w:eastAsia="仿宋"/>
-          <w:b w:val="0"/>
-          <w:sz w:val="18"/>
-        </w:rPr>
-        <w:t>原文标题：Trezor says your crypto is safe after Ledger audit exposes a hardware flaw</w:t>
-      </w:r>
-    </w:p>
-    <w:p>
-      <w:pPr>
-        <w:pStyle w:val="原文信息"/>
-        <w:spacing w:before="0" w:after="0" w:line="240" w:lineRule="auto"/>
-        <w:ind w:left="0" w:right="0" w:firstLine="0"/>
-        <w:jc w:val="left"/>
-      </w:pPr>
-      <w:r>
-        <w:rPr>
-          <w:rFonts w:ascii="Times New Roman" w:hAnsi="Times New Roman" w:cs="Times New Roman" w:eastAsia="仿宋"/>
-          <w:b w:val="0"/>
-          <w:sz w:val="18"/>
-        </w:rPr>
-        <w:t>原文链接：https：//www.coindesk.com/tech/2026/06/02/dnp-trezor-says-users-crypto-is-safe-after-ledger-researchers-uncover-chip-flaw</w:t>
+        <w:t>原文链接：https://www.google-analytics.com/analytics.js</w:t>
       </w:r>
     </w:p>
     <w:p>
@@ -1420,148 +1388,7 @@
           <w:b w:val="0"/>
           <w:sz w:val="30"/>
         </w:rPr>
-        <w:t>多头加密押注损失16亿美元ETHSOLDOGE下跌9%</w:t>
-      </w:r>
-    </w:p>
-    <w:p>
-      <w:pPr>
-        <w:spacing w:before="0" w:after="0" w:line="240" w:lineRule="auto"/>
-        <w:ind w:left="0" w:right="0" w:firstLine="0"/>
-        <w:jc w:val="both"/>
-      </w:pPr>
-      <w:r>
-        <w:rPr>
-          <w:rFonts w:ascii="Times New Roman" w:hAnsi="Times New Roman" w:cs="Times New Roman" w:eastAsia="仿宋"/>
-          <w:b w:val="0"/>
-          <w:sz w:val="28"/>
-        </w:rPr>
-        <w:t>· 2026年6月3日，加密货币市场多头押注大规模清算，总损失达16亿美元，ETH、SOL、DOGE价格下跌约9%。</w:t>
-      </w:r>
-    </w:p>
-    <w:p>
-      <w:pPr>
-        <w:spacing w:before="0" w:after="0" w:line="240" w:lineRule="auto"/>
-        <w:ind w:left="0" w:right="0" w:firstLine="0"/>
-        <w:jc w:val="both"/>
-      </w:pPr>
-      <w:r>
-        <w:rPr>
-          <w:rFonts w:ascii="Times New Roman" w:hAnsi="Times New Roman" w:cs="Times New Roman" w:eastAsia="仿宋"/>
-          <w:b w:val="0"/>
-          <w:sz w:val="28"/>
-        </w:rPr>
-        <w:t>· 比特币多头承担8.83亿美元损失，以太坊多头损失4.75亿美元，两者合计占总额80%以上。</w:t>
-      </w:r>
-    </w:p>
-    <w:p>
-      <w:pPr>
-        <w:spacing w:before="0" w:after="0" w:line="240" w:lineRule="auto"/>
-        <w:ind w:left="0" w:right="0" w:firstLine="0"/>
-        <w:jc w:val="both"/>
-      </w:pPr>
-      <w:r>
-        <w:rPr>
-          <w:rFonts w:ascii="Times New Roman" w:hAnsi="Times New Roman" w:cs="Times New Roman" w:eastAsia="仿宋"/>
-          <w:b w:val="0"/>
-          <w:sz w:val="28"/>
-        </w:rPr>
-        <w:t>· 剩余约3.9亿美元清算分布在HYPE、DOGE、SUI等代币，显示出杠杆多头广泛平仓。</w:t>
-      </w:r>
-    </w:p>
-    <w:p>
-      <w:pPr>
-        <w:pStyle w:val="正文内容"/>
-        <w:spacing w:before="0" w:after="0" w:line="240" w:lineRule="auto"/>
-        <w:ind w:left="0" w:right="0" w:firstLine="560"/>
-        <w:jc w:val="both"/>
-      </w:pPr>
-      <w:r>
-        <w:rPr>
-          <w:rFonts w:ascii="Times New Roman" w:hAnsi="Times New Roman" w:cs="Times New Roman" w:eastAsia="仿宋"/>
-          <w:b w:val="0"/>
-          <w:sz w:val="28"/>
-        </w:rPr>
-        <w:t>2026年6月3日，加密货币市场出现大规模多头清算，总损失达16亿美元，以太坊（ETH）、Solana（SOL）和狗狗币（DOGE）价格下跌约9%，比特币跌幅较小。</w:t>
-      </w:r>
-    </w:p>
-    <w:p>
-      <w:pPr>
-        <w:pStyle w:val="正文内容"/>
-        <w:spacing w:before="0" w:after="0" w:line="240" w:lineRule="auto"/>
-        <w:ind w:left="0" w:right="0" w:firstLine="560"/>
-        <w:jc w:val="both"/>
-      </w:pPr>
-      <w:r>
-        <w:rPr>
-          <w:rFonts w:ascii="Times New Roman" w:hAnsi="Times New Roman" w:cs="Times New Roman" w:eastAsia="仿宋"/>
-          <w:b w:val="0"/>
-          <w:sz w:val="28"/>
-        </w:rPr>
-        <w:t>根据CoinDesk报道，2026年6月3日，加密货币市场经历了一场大规模多头清算风暴。多头押注总损失高达16亿美元，其中以太坊（ETH）、Solana（SOL）和狗狗币（DOGE）价格均下跌约9%，市场情绪受到严重冲击。这一清算事件涉及多个主流数字资产，反映出杠杆交易者在价格下行时被迫平仓的连锁反应。</w:t>
-      </w:r>
-    </w:p>
-    <w:p>
-      <w:pPr>
-        <w:pStyle w:val="正文内容"/>
-        <w:spacing w:before="0" w:after="0" w:line="240" w:lineRule="auto"/>
-        <w:ind w:left="0" w:right="0" w:firstLine="560"/>
-        <w:jc w:val="both"/>
-      </w:pPr>
-      <w:r>
-        <w:rPr>
-          <w:rFonts w:ascii="Times New Roman" w:hAnsi="Times New Roman" w:cs="Times New Roman" w:eastAsia="仿宋"/>
-          <w:b w:val="0"/>
-          <w:sz w:val="28"/>
-        </w:rPr>
-        <w:t>数据显示，比特币多头头寸承受了最沉重的打击，共计损失8.8366亿美元；以太坊多头紧随其后，损失4.7573亿美元；Solana多头损失0.9118亿美元。剩余约3.9亿美元的清算分布在HYPE、DOGE、SUI等其他代币的多头头寸中。这些损失金额合计恰好与标题中的16亿美元相符，显示清算规模巨大。</w:t>
-      </w:r>
-    </w:p>
-    <w:p>
-      <w:pPr>
-        <w:pStyle w:val="正文内容"/>
-        <w:spacing w:before="0" w:after="0" w:line="240" w:lineRule="auto"/>
-        <w:ind w:left="0" w:right="0" w:firstLine="560"/>
-        <w:jc w:val="both"/>
-      </w:pPr>
-      <w:r>
-        <w:rPr>
-          <w:rFonts w:ascii="Times New Roman" w:hAnsi="Times New Roman" w:cs="Times New Roman" w:eastAsia="仿宋"/>
-          <w:b w:val="0"/>
-          <w:sz w:val="28"/>
-        </w:rPr>
-        <w:t>从清算分布来看，比特币和以太坊的多头损失占据了总损失的绝大部分，约83%，表明主流资产依然是杠杆交易者的主要集中地。Solana、狗狗币等替代币也未能幸免，跌幅与ETH相近，均达到约9%。此外，HYPE和SUI等代币也出现了显著的多头清算。</w:t>
-      </w:r>
-    </w:p>
-    <w:p>
-      <w:pPr>
-        <w:pStyle w:val="正文内容"/>
-        <w:spacing w:before="0" w:after="0" w:line="240" w:lineRule="auto"/>
-        <w:ind w:left="0" w:right="0" w:firstLine="560"/>
-        <w:jc w:val="both"/>
-      </w:pPr>
-      <w:r>
-        <w:rPr>
-          <w:rFonts w:ascii="Times New Roman" w:hAnsi="Times New Roman" w:cs="Times New Roman" w:eastAsia="仿宋"/>
-          <w:b w:val="0"/>
-          <w:sz w:val="28"/>
-        </w:rPr>
-        <w:t>此次清算事件发生前，市场可能已积累了大量杠杆多头头寸。随着价格下行，这些头寸的清算阈值被触发，引发连锁反应，进一步加剧了价格下跌。然而，具体触发因素尚不明确，报道未提供详细的宏观经济或监管背景。</w:t>
-      </w:r>
-    </w:p>
-    <w:p>
-      <w:pPr>
-        <w:pStyle w:val="正文内容"/>
-        <w:spacing w:before="0" w:after="0" w:line="240" w:lineRule="auto"/>
-        <w:ind w:left="0" w:right="0" w:firstLine="560"/>
-        <w:jc w:val="both"/>
-      </w:pPr>
-      <w:r>
-        <w:rPr>
-          <w:rFonts w:ascii="Times New Roman" w:hAnsi="Times New Roman" w:cs="Times New Roman" w:eastAsia="仿宋"/>
-          <w:b w:val="0"/>
-          <w:sz w:val="28"/>
-        </w:rPr>
-        <w:t>从市场影响看，16亿美元的多头损失在单日内被抹去，凸显了高杠杆策略的内在风险。CoinDesk的报道强调，这些清算数据基于各大交易所的公开信息，但未对后续市场走势做出预测。交易者需密切关注未平仓合约的变化，以防范类似事件再次发生。</w:t>
+        <w:t>比特币短暂跌破62000美元15亿美元加密多头仓位被清算</w:t>
       </w:r>
     </w:p>
     <w:p>
@@ -1593,7 +1420,7 @@
           <w:b w:val="0"/>
           <w:sz w:val="18"/>
         </w:rPr>
-        <w:t>原文标题：Bullish crypto bets lose $1.6 billion as ETH， SOL， DOGE drop 9%</w:t>
+        <w:t>原文标题：Bitcoin briefly drops below $62，000 as $1.5 billion in crypto longs get wiped out</w:t>
       </w:r>
     </w:p>
     <w:p>
@@ -1609,7 +1436,7 @@
           <w:b w:val="0"/>
           <w:sz w:val="18"/>
         </w:rPr>
-        <w:t>原文链接：https：//www.coindesk.com/markets/2026/06/03/bullish-crypto-bets-lose-usd1-6-billion-as-eth-sol-doge-drop-9</w:t>
+        <w:t>原文链接：https://www.google-analytics.com/analytics.js</w:t>
       </w:r>
     </w:p>
     <w:p/>
@@ -1626,7 +1453,7 @@
           <w:b w:val="0"/>
           <w:sz w:val="30"/>
         </w:rPr>
-        <w:t>比特币在67000美元企稳但周跌9.5%后面临关键抉择</w:t>
+        <w:t>比特币自2月以来首次跌破63000美元跌势延续</w:t>
       </w:r>
     </w:p>
     <w:p>
@@ -1641,7 +1468,7 @@
           <w:b w:val="0"/>
           <w:sz w:val="28"/>
         </w:rPr>
-        <w:t>· 比特币在67000美元附近企稳，但过去七天累计跌幅达9.5%，市场正在消化近期抛压。</w:t>
+        <w:t>· 比特币价格于2026年6月4日跌破63000美元，为2026年2月以来首次。</w:t>
       </w:r>
     </w:p>
     <w:p>
@@ -1656,7 +1483,7 @@
           <w:b w:val="0"/>
           <w:sz w:val="28"/>
         </w:rPr>
-        <w:t>· 美国股市创下历史新高，AI代币板块集体上涨，加密市场资金出现明显分流迹象。</w:t>
+        <w:t>· 此次下跌延续了近期抛售趋势，市场关注关键支撑位能否守住。</w:t>
       </w:r>
     </w:p>
     <w:p>
@@ -1671,7 +1498,7 @@
           <w:b w:val="0"/>
           <w:sz w:val="28"/>
         </w:rPr>
-        <w:t>· Coinbase与Ethena达成交易，稳定币创新和DeFi叙事重新获得投资者关注。</w:t>
+        <w:t>· 投资者情绪趋于谨慎，交易量有所放大。</w:t>
       </w:r>
     </w:p>
     <w:p>
@@ -1687,7 +1514,7 @@
           <w:b w:val="0"/>
           <w:sz w:val="28"/>
         </w:rPr>
-        <w:t>比特币在连续七日下跌后于2026年6月3日短暂企稳于67，000美元关口，但9.5%的周度跌幅凸显市场脆弱性，投资者正密切关注关键技术水平及宏观资金流向变化。</w:t>
+        <w:t>2026年6月4日，比特币价格延续下跌趋势，自2026年2月以来首次跌破63000美元关口，引发市场广泛关注。</w:t>
       </w:r>
     </w:p>
     <w:p>
@@ -1703,7 +1530,7 @@
           <w:b w:val="0"/>
           <w:sz w:val="28"/>
         </w:rPr>
-        <w:t>根据CoinDesk于2026年6月3日发布的报道，比特币（Bitcoin，BTC）当日小幅回升至67，000美元附近，但这并未掩盖过去七天累计下跌9.5%的剧烈波动。此次回调使比特币自5月底以来的涨幅几乎完全回吐，技术面再次面临重要支撑位的考验。市场情绪从乐观转为谨慎，交易量较前期高点有所萎缩，显示多头力量暂时不足。</w:t>
+        <w:t>根据CoinDesk行情数据，比特币在亚洲交易时段大幅下挫，自2026年2月以来首次跌破63000美元。这一关键心理价位的失守标志着近期抛售升级，过去数周比特币从阶段性高点回落逾10%。</w:t>
       </w:r>
     </w:p>
     <w:p>
@@ -1719,7 +1546,7 @@
           <w:b w:val="0"/>
           <w:sz w:val="28"/>
         </w:rPr>
-        <w:t>在比特币承压的同时，传统金融市场却表现强劲。美国股市三大股指在2026年6月3日前后纷纷创下历史新高，科技股领涨。这吸引了部分从加密市场流出的资金，加剧了比特币的短期抛压。此外，人工智能（Artificial Intelligence，AI）相关代币本周出现集体飙涨行情，部分项目涨幅超过30%，进一步分流了原本属于主流加密资产的市场关注度和流动性。AI代币的崛起背后，是市场对AI技术与区块链融合预期的升温。</w:t>
+        <w:t>自2026年2月（比特币最后一次低于63000美元）以来，市场经历了多次反弹，但近期抛压持续加大。分析人士指出，宏观因素与加密货币内部杠杆出清共同推动下行。</w:t>
       </w:r>
     </w:p>
     <w:p>
@@ -1735,7 +1562,7 @@
           <w:b w:val="0"/>
           <w:sz w:val="28"/>
         </w:rPr>
-        <w:t>另一个重要事件是Coinbase于2026年6月初宣布与Ethena达成战略交易。Ethena是一家专注于合成美元稳定币的协议，其创新机制允许用户在不依赖传统银行体系的情况下获取稳定收益。该交易立即成为加密社区焦点，市场认为这标志着中心化交易所与去中心化金融（Decentralized Finance，DeFi）生态的深度融合。稳定币赛道再次获得资本青睐，Ethena代币价格在消息公布后大幅上涨，同时也带动了DeFi板块的整体回暖。</w:t>
+        <w:t>比特币跌破63000美元后，部分止损单被触发，加速了价格下跌。链上数据显示，持有者在过去24小时内向交易所转移了可观数量的比特币，可能暗示获利了结或恐慌抛售。</w:t>
       </w:r>
     </w:p>
     <w:p>
@@ -1751,7 +1578,7 @@
           <w:b w:val="0"/>
           <w:sz w:val="28"/>
         </w:rPr>
-        <w:t>从技术分析角度看，67，000美元是比特币自3月以来多次确认的支撑位，若失守，下一关键支撑可能下移至62，000美元附近。然而，短期超卖信号和机构投资者的低位买盘也为比特币提供了一定支撑。分析师指出，当前价格区间是多空博弈的关键战场，方向性选择将决定未来数周的趋势。值得注意的是，比特币的未平仓合约量在下跌期间并未显著下降，表明衍生品市场仍有大量头寸被锁定，一旦方向明朗，可能引发剧烈波动。</w:t>
+        <w:t>其他主流加密货币同步走低，以太坊（Ethereum，ETH）跌至3500美元附近，市场整体市值蒸发约5%。衍生品市场未平仓合约减少，显示投机情绪降温。</w:t>
       </w:r>
     </w:p>
     <w:p>
@@ -1767,7 +1594,7 @@
           <w:b w:val="0"/>
           <w:sz w:val="28"/>
         </w:rPr>
-        <w:t>宏观层面，美联储的货币政策预期仍是影响风险资产的核心变量。2026年6月初公布的就业数据低于预期，强化了市场对美联储暂停加息的押注，这理论上利好比特币。但美股创新高和AI代币的热潮却在分流资金，导致比特币未能充分受益于宽松预期。后续观察的重点包括：Coinbase与Ethena合作是否会引发更广泛的DeFi复兴、美国证券交易委员会（SEC）对加密监管的最新表态，以及比特币能否在月底前站稳70，000美元关口。投资者需警惕短期波动加剧的风险。</w:t>
+        <w:t>截至发稿，比特币在62500美元附近震荡。交易员密切关注60000美元整数关口，若进一步失守，可能触发更深回调。CoinDesk分析师表示，短期内市场需要新的催化剂才能逆转趋势。</w:t>
       </w:r>
     </w:p>
     <w:p>
@@ -1799,7 +1626,7 @@
           <w:b w:val="0"/>
           <w:sz w:val="18"/>
         </w:rPr>
-        <w:t>原文标题：Bitcoin steadies at $67，000， faces critical juncture after sliding 9.5% in seven days</w:t>
+        <w:t>原文标题：Bitcoin selloff continues as prices slide below $63，000 for the first time since February</w:t>
       </w:r>
     </w:p>
     <w:p>
@@ -1815,7 +1642,7 @@
           <w:b w:val="0"/>
           <w:sz w:val="18"/>
         </w:rPr>
-        <w:t>原文链接：https：//www.coindesk.com/markets/2026/06/03/bitcoin-steadies-at-usd67-000-faces-critical-juncture-after-sliding-9-5-in-seven-days</w:t>
+        <w:t>原文链接：https://www.google-analytics.com/analytics.js</w:t>
       </w:r>
     </w:p>
     <w:p>
@@ -1855,7 +1682,7 @@
           <w:b w:val="0"/>
           <w:sz w:val="30"/>
         </w:rPr>
-        <w:t>加密长与短美国消费者怎么办</w:t>
+        <w:t>CryptoQuant首席执行官称比特币投资者正向长期持有者转变</w:t>
       </w:r>
     </w:p>
     <w:p>
@@ -1870,7 +1697,7 @@
           <w:b w:val="0"/>
           <w:sz w:val="28"/>
         </w:rPr>
-        <w:t>· CLARITY法案对加密货币分类提出明确规则，影响美国投资者保护与市场发展。</w:t>
+        <w:t>· CryptoQuant CEO指出比特币投资者行为正在从短期交易转向长期持有</w:t>
       </w:r>
     </w:p>
     <w:p>
@@ -1885,13 +1712,14 @@
           <w:b w:val="0"/>
           <w:sz w:val="28"/>
         </w:rPr>
-        <w:t>· 法案可能增加合规成本，但为消费者提供更清晰的监管框架。</w:t>
+        <w:t>· 链上数据显示长期持有者供应量持续增加，市场情绪趋于成熟</w:t>
       </w:r>
     </w:p>
     <w:p>
       <w:pPr>
+        <w:pStyle w:val="正文内容"/>
         <w:spacing w:before="0" w:after="0" w:line="240" w:lineRule="auto"/>
-        <w:ind w:left="0" w:right="0" w:firstLine="0"/>
+        <w:ind w:left="0" w:right="0" w:firstLine="560"/>
         <w:jc w:val="both"/>
       </w:pPr>
       <w:r>
@@ -1900,7 +1728,7 @@
           <w:b w:val="0"/>
           <w:sz w:val="28"/>
         </w:rPr>
-        <w:t>· 消费者需注意新规下资产托管与交易披露要求的变化。</w:t>
+        <w:t>CryptoQuant首席执行官近日表示，比特币投资者正加速向长期持有者转变，链上数据支持这一趋势，市场结构可能发生根本性变化。</w:t>
       </w:r>
     </w:p>
     <w:p>
@@ -1916,7 +1744,7 @@
           <w:b w:val="0"/>
           <w:sz w:val="28"/>
         </w:rPr>
-        <w:t>本文讨论CLARITY法案如何重塑美国消费者在加密市场中的角色与权益。</w:t>
+        <w:t>CryptoQuant首席执行官于2026年6月4日发表观点，称比特币投资者正在从短期交易策略转向长期持有模式。他指出，链上数据显示长期持有者（持有比特币超过155天的地址）的供应量正在稳步增加，而短期持有者的活跃度下降，这标志着市场情绪从投机转向价值储存。</w:t>
       </w:r>
     </w:p>
     <w:p>
@@ -1932,7 +1760,7 @@
           <w:b w:val="0"/>
           <w:sz w:val="28"/>
         </w:rPr>
-        <w:t>2026年6月3日，CoinDesk发布专栏文章《Crypto Long &amp; Short： What about the American consumer？》，探讨CLARITY法案（Cryptocurrency Licensing， Accountability， and Risk Transparency Act）对美国普通加密用户的影响。该法案旨在明确数字资产的分类标准，将大部分加密货币视为商品而非证券，由商品期货交易委员会（CFTC）监管。这一转变被认为有助于减少监管不确定性，但同时也对消费者保护机制提出了新挑战。</w:t>
+        <w:t>根据CryptoQuant的分析，长期持有者供应量在2026年第二季度达到历史新高，占流通供应量的比例超过75%。CEO强调，这一趋势与比特币减半周期后的市场行为一致，通常减半事件会激发持有者更强烈的囤积意愿。此外，交易所的比特币余额持续下降，进一步说明投资者正将资产转移到自我托管钱包，减少流动性供给。</w:t>
       </w:r>
     </w:p>
     <w:p>
@@ -1948,7 +1776,7 @@
           <w:b w:val="0"/>
           <w:sz w:val="28"/>
         </w:rPr>
-        <w:t>文章指出，CLARITY法案的核心在于改变现有监管格局，让消费者在交易时面临更清晰的规则。例如，交易所需要向用户披露更多关于资产风险、托管安排以及清算流程的信息。这虽然增加了运营成本，但理论上能减少欺诈和误导行为。然而，作者质疑，对于散户投资者而言，信息过载可能反而导致混淆，甚至因合规成本上升而推高交易费用。</w:t>
+        <w:t>背景方面，自2024年第四次减半以来，比特币区块奖励减少，新币供应量下降，而机构投资者通过现货ETF等渠道持续增持。CryptoQuant CEO认为，长期持有者群体的壮大是比特币网络成熟的重要标志，减少了价格大幅波动的风险。不过，他也警告称，如果宏观经济条件恶化，长期持有者也可能被迫出售，但目前未见明显抛压。</w:t>
       </w:r>
     </w:p>
     <w:p>
@@ -1964,7 +1792,7 @@
           <w:b w:val="0"/>
           <w:sz w:val="28"/>
         </w:rPr>
-        <w:t>另一个关键点涉及消费者资金安全。法案要求加密托管机构必须遵守更严格的资产隔离与审计规则，类似传统金融中的保管要求。这有助于防止类似FTX事件中客户资产被挪用的情况。但作者提醒，小型交易所可能因无法承担合规费用而退出市场，导致竞争减少，消费者选择有限。此外，自我托管（self-custody）的消费者可能面临更复杂的税务报告义务。</w:t>
+        <w:t>市场影响上，该观点与近期比特币价格在60000美元区间震荡的行情相符。长期持有者占比提升通常预示市场底部支撑增强，但也可能导致流动性降低，加剧短期波动。监管层面，美国证券交易委员会（SEC）在2025年批准了多个比特币现货ETF，为机构投资者提供了合规渠道，间接推动了长期持有行为。</w:t>
       </w:r>
     </w:p>
     <w:p>
@@ -1980,14 +1808,78 @@
           <w:b w:val="0"/>
           <w:sz w:val="28"/>
         </w:rPr>
-        <w:t>文章还关注到普通投资者在诉讼与纠纷解决中的处境。CLARITY法案鼓励通过仲裁解决争议，但消费者权益团体认为这削弱了集体诉讼的权利。作者建议，消费者在选择平台时应仔细阅读服务条款，理解争端解决机制。同时，法案对去中心化金融（DeFi）项目的豁免条款可能产生漏洞，使部分高风险产品脱离监管视野。</w:t>
+        <w:t>后续观察方面，分析师将密切关注长期持有者供应量的变化速度，以及是否出现大量获利了结的迹象。CryptoQuant CEO建议投资者关注链上“休眠指数”等指标，以判断市场是否进入新的积累阶段。总体而言，这一转变如果持续，将强化比特币作为数字黄金的投资叙事。</w:t>
       </w:r>
     </w:p>
     <w:p>
       <w:pPr>
-        <w:pStyle w:val="正文内容"/>
+        <w:pStyle w:val="信息来源"/>
+        <w:spacing w:before="50" w:after="100" w:line="240" w:lineRule="auto"/>
+        <w:ind w:left="0" w:right="0" w:firstLine="0"/>
+        <w:jc w:val="right"/>
+      </w:pPr>
+      <w:r>
+        <w:rPr>
+          <w:rFonts w:ascii="Times New Roman" w:hAnsi="Times New Roman" w:cs="Times New Roman" w:eastAsia="仿宋"/>
+          <w:b w:val="0"/>
+          <w:sz w:val="21"/>
+        </w:rPr>
+        <w:t>（信息来源：bloomingbit）</w:t>
+      </w:r>
+    </w:p>
+    <w:p>
+      <w:pPr>
+        <w:pStyle w:val="原文信息"/>
         <w:spacing w:before="0" w:after="0" w:line="240" w:lineRule="auto"/>
-        <w:ind w:left="0" w:right="0" w:firstLine="560"/>
+        <w:ind w:left="0" w:right="0" w:firstLine="0"/>
+        <w:jc w:val="left"/>
+      </w:pPr>
+      <w:r>
+        <w:rPr>
+          <w:rFonts w:ascii="Times New Roman" w:hAnsi="Times New Roman" w:cs="Times New Roman" w:eastAsia="仿宋"/>
+          <w:b w:val="0"/>
+          <w:sz w:val="18"/>
+        </w:rPr>
+        <w:t>原文标题：CryptoQuant CEO Says Bitcoin Investors Are Shifting Into Long-Term Holders</w:t>
+      </w:r>
+    </w:p>
+    <w:p>
+      <w:pPr>
+        <w:pStyle w:val="原文信息"/>
+        <w:spacing w:before="0" w:after="0" w:line="240" w:lineRule="auto"/>
+        <w:ind w:left="0" w:right="0" w:firstLine="0"/>
+        <w:jc w:val="left"/>
+      </w:pPr>
+      <w:r>
+        <w:rPr>
+          <w:rFonts w:ascii="Times New Roman" w:hAnsi="Times New Roman" w:cs="Times New Roman" w:eastAsia="仿宋"/>
+          <w:b w:val="0"/>
+          <w:sz w:val="18"/>
+        </w:rPr>
+        <w:t>原文链接：https://www.google-analytics.com/analytics.js</w:t>
+      </w:r>
+    </w:p>
+    <w:p/>
+    <w:p>
+      <w:pPr>
+        <w:pStyle w:val="文章一级标题"/>
+        <w:spacing w:before="0" w:after="0" w:line="240" w:lineRule="auto"/>
+        <w:ind w:left="0" w:right="0" w:firstLine="0"/>
+        <w:jc w:val="center"/>
+      </w:pPr>
+      <w:r>
+        <w:rPr>
+          <w:rFonts w:ascii="Times New Roman" w:hAnsi="Times New Roman" w:cs="Times New Roman" w:eastAsia="黑体"/>
+          <w:b w:val="0"/>
+          <w:sz w:val="30"/>
+        </w:rPr>
+        <w:t>Pompliano呼吁无视每四年宣告比特币死亡的“尖叫熊”他们总是错的</w:t>
+      </w:r>
+    </w:p>
+    <w:p>
+      <w:pPr>
+        <w:spacing w:before="0" w:after="0" w:line="240" w:lineRule="auto"/>
+        <w:ind w:left="0" w:right="0" w:firstLine="0"/>
         <w:jc w:val="both"/>
       </w:pPr>
       <w:r>
@@ -1996,7 +1888,149 @@
           <w:b w:val="0"/>
           <w:sz w:val="28"/>
         </w:rPr>
-        <w:t>总体而言，CLARITY法案在保护消费者与促进创新之间寻求平衡。专栏作者认为，尽管新规初期可能带来不适，但其长期利好在于为美国加密市场建立可信赖的基石。消费者需要主动学习新规则，而监管机构应确保过渡期平稳，避免过度惩罚散户。这一法案的最终效果仍取决于具体执行细节与法院的司法解释。</w:t>
+        <w:t>· Anthony Pompliano连续第N次反驳比特币死亡论，认为那些周期性唱空的声音总是错误。</w:t>
+      </w:r>
+    </w:p>
+    <w:p>
+      <w:pPr>
+        <w:spacing w:before="0" w:after="0" w:line="240" w:lineRule="auto"/>
+        <w:ind w:left="0" w:right="0" w:firstLine="0"/>
+        <w:jc w:val="both"/>
+      </w:pPr>
+      <w:r>
+        <w:rPr>
+          <w:rFonts w:ascii="Times New Roman" w:hAnsi="Times New Roman" w:cs="Times New Roman" w:eastAsia="仿宋"/>
+          <w:b w:val="0"/>
+          <w:sz w:val="28"/>
+        </w:rPr>
+        <w:t>· 历史数据表明比特币每四年经历一次价格周期，但长期趋势始终向上。</w:t>
+      </w:r>
+    </w:p>
+    <w:p>
+      <w:pPr>
+        <w:spacing w:before="0" w:after="0" w:line="240" w:lineRule="auto"/>
+        <w:ind w:left="0" w:right="0" w:firstLine="0"/>
+        <w:jc w:val="both"/>
+      </w:pPr>
+      <w:r>
+        <w:rPr>
+          <w:rFonts w:ascii="Times New Roman" w:hAnsi="Times New Roman" w:cs="Times New Roman" w:eastAsia="仿宋"/>
+          <w:b w:val="0"/>
+          <w:sz w:val="28"/>
+        </w:rPr>
+        <w:t>· Pompliano建议投资者忽略短期噪音，关注比特币的基本面和技术进步。</w:t>
+      </w:r>
+    </w:p>
+    <w:p>
+      <w:pPr>
+        <w:pStyle w:val="正文内容"/>
+        <w:spacing w:before="0" w:after="0" w:line="240" w:lineRule="auto"/>
+        <w:ind w:left="0" w:right="0" w:firstLine="560"/>
+        <w:jc w:val="both"/>
+      </w:pPr>
+      <w:r>
+        <w:rPr>
+          <w:rFonts w:ascii="Times New Roman" w:hAnsi="Times New Roman" w:cs="Times New Roman" w:eastAsia="仿宋"/>
+          <w:b w:val="0"/>
+          <w:sz w:val="28"/>
+        </w:rPr>
+        <w:t>知名加密投资者Anthony Pompliano再次发声，呼吁市场忽略那些每四年就宣告比特币死亡的“尖叫熊”，并强调他们总是错的。</w:t>
+      </w:r>
+    </w:p>
+    <w:p>
+      <w:pPr>
+        <w:pStyle w:val="正文内容"/>
+        <w:spacing w:before="0" w:after="0" w:line="240" w:lineRule="auto"/>
+        <w:ind w:left="0" w:right="0" w:firstLine="560"/>
+        <w:jc w:val="both"/>
+      </w:pPr>
+      <w:r>
+        <w:rPr>
+          <w:rFonts w:ascii="Times New Roman" w:hAnsi="Times New Roman" w:cs="Times New Roman" w:eastAsia="仿宋"/>
+          <w:b w:val="0"/>
+          <w:sz w:val="28"/>
+        </w:rPr>
+        <w:t>知名加密投资者Anthony Pompliano于2026年6月4日发表观点，呼吁市场忽略那些每四年就宣告比特币（Bitcoin，BTC）死亡的“尖叫熊”，并强调他们总是错的。Pompliano指出，自比特币诞生以来，每当价格经历大幅下跌或进入熊市周期时，总会有分析人士和媒体高呼比特币已死，但历史证明这些预测几乎从未成真。他认为，这种周期性的看空声音更多是市场情绪的反映，而非基于比特币长期价值的客观分析。</w:t>
+      </w:r>
+    </w:p>
+    <w:p>
+      <w:pPr>
+        <w:pStyle w:val="正文内容"/>
+        <w:spacing w:before="0" w:after="0" w:line="240" w:lineRule="auto"/>
+        <w:ind w:left="0" w:right="0" w:firstLine="560"/>
+        <w:jc w:val="both"/>
+      </w:pPr>
+      <w:r>
+        <w:rPr>
+          <w:rFonts w:ascii="Times New Roman" w:hAnsi="Times New Roman" w:cs="Times New Roman" w:eastAsia="仿宋"/>
+          <w:b w:val="0"/>
+          <w:sz w:val="28"/>
+        </w:rPr>
+        <w:t>Pompliano在发言中回顾了比特币过去多个周期的表现。例如，在2014年、2018年和2022年的深度熊市中，比特币都曾被大量媒体和专家宣告死亡，但每次它都从废墟中重生并创下新高。他强调，比特币的底层技术——区块链（Blockchain）——以及其去中心化（Decentralization）的特性并未因价格波动而改变，反而随着时间推移不断获得更多机构采用和基础设施建设。</w:t>
+      </w:r>
+    </w:p>
+    <w:p>
+      <w:pPr>
+        <w:pStyle w:val="正文内容"/>
+        <w:spacing w:before="0" w:after="0" w:line="240" w:lineRule="auto"/>
+        <w:ind w:left="0" w:right="0" w:firstLine="560"/>
+        <w:jc w:val="both"/>
+      </w:pPr>
+      <w:r>
+        <w:rPr>
+          <w:rFonts w:ascii="Times New Roman" w:hAnsi="Times New Roman" w:cs="Times New Roman" w:eastAsia="仿宋"/>
+          <w:b w:val="0"/>
+          <w:sz w:val="28"/>
+        </w:rPr>
+        <w:t>Pompliano认为，那些宣告比特币死亡的言论通常源于对短期价格波动的过度关注。他指出，比特币的供应量被编程为每四年减半（Halving），这使其具有天然的稀缺性，并驱动了长期价格上升。尽管市场情绪可能因宏观经济或监管不确定性而起伏，但比特币作为一种数字资产（Digital Asset）的储存价值（Store of Value）叙事正在被越来越多的投资者接受。</w:t>
+      </w:r>
+    </w:p>
+    <w:p>
+      <w:pPr>
+        <w:pStyle w:val="正文内容"/>
+        <w:spacing w:before="0" w:after="0" w:line="240" w:lineRule="auto"/>
+        <w:ind w:left="0" w:right="0" w:firstLine="560"/>
+        <w:jc w:val="both"/>
+      </w:pPr>
+      <w:r>
+        <w:rPr>
+          <w:rFonts w:ascii="Times New Roman" w:hAnsi="Times New Roman" w:cs="Times New Roman" w:eastAsia="仿宋"/>
+          <w:b w:val="0"/>
+          <w:sz w:val="28"/>
+        </w:rPr>
+        <w:t>与此同时，Pompliano提醒投资者关注比特币网络的基本面指标，例如算力（Hashrate）和活跃地址数。即便在价格低迷时期，比特币网络的安全性（Security）和用户参与度依然保持强劲。他进一步表示，那些“尖叫熊”往往忽略了比特币在跨境支付、抗通胀（Inflation Hedge）以及金融包容性（Financial Inclusion）方面的实际应用潜力，而这些正是推动其长期价值的核心因素。</w:t>
+      </w:r>
+    </w:p>
+    <w:p>
+      <w:pPr>
+        <w:pStyle w:val="正文内容"/>
+        <w:spacing w:before="0" w:after="0" w:line="240" w:lineRule="auto"/>
+        <w:ind w:left="0" w:right="0" w:firstLine="560"/>
+        <w:jc w:val="both"/>
+      </w:pPr>
+      <w:r>
+        <w:rPr>
+          <w:rFonts w:ascii="Times New Roman" w:hAnsi="Times New Roman" w:cs="Times New Roman" w:eastAsia="仿宋"/>
+          <w:b w:val="0"/>
+          <w:sz w:val="28"/>
+        </w:rPr>
+        <w:t>Pompliano的这番言论背景是比特币当前正处于新一轮熊市周期之中。根据其过往言论，他几乎在每个熊市底部都会发出类似呼吁。他的观点在加密社区内引发强烈共鸣，但也遭到一些怀疑论者的反驳，认为过度乐观可能忽视市场风险。不过，从历史表现来看，Pompliano的长期看多策略确实获得了显著回报，这也让他的声音在市场中拥有一定影响力。</w:t>
+      </w:r>
+    </w:p>
+    <w:p>
+      <w:pPr>
+        <w:pStyle w:val="正文内容"/>
+        <w:spacing w:before="0" w:after="0" w:line="240" w:lineRule="auto"/>
+        <w:ind w:left="0" w:right="0" w:firstLine="560"/>
+        <w:jc w:val="both"/>
+      </w:pPr>
+      <w:r>
+        <w:rPr>
+          <w:rFonts w:ascii="Times New Roman" w:hAnsi="Times New Roman" w:cs="Times New Roman" w:eastAsia="仿宋"/>
+          <w:b w:val="0"/>
+          <w:sz w:val="28"/>
+        </w:rPr>
+        <w:t>对于普通投资者，Pompliano建议采取“定额定投”（Dollar-Cost Averaging，DCA）策略，并保持对技术发展的长期关注。他相信，比特币最终将成为一种全球性的价值储存手段，而当前的每一次回调都是买入机会。尽管未来走势难以预测，但Pompliano坚持认为，那些每四年宣告比特币死亡的人终将重复犯错。</w:t>
       </w:r>
     </w:p>
     <w:p>
@@ -2012,7 +2046,7 @@
           <w:b w:val="0"/>
           <w:sz w:val="21"/>
         </w:rPr>
-        <w:t>（信息来源：CoinDesk）</w:t>
+        <w:t>（信息来源：Benzinga）</w:t>
       </w:r>
     </w:p>
     <w:p>
@@ -2028,7 +2062,7 @@
           <w:b w:val="0"/>
           <w:sz w:val="18"/>
         </w:rPr>
-        <w:t>原文标题：Crypto Long &amp; Short： What about the American consumer？</w:t>
+        <w:t>原文标题：Anthony Pompliano Says Ignore Screeching Bears That Declare Bitcoin Dead Every 4 Years： ‘They Are Wrong Every Time’</w:t>
       </w:r>
     </w:p>
     <w:p>
@@ -2044,213 +2078,7 @@
           <w:b w:val="0"/>
           <w:sz w:val="18"/>
         </w:rPr>
-        <w:t>原文链接：https：//www.coindesk.com/coindesk-indices/2026/06/03/crypto-long-and-short-what-about-the-american-consumer</w:t>
-      </w:r>
-    </w:p>
-    <w:p/>
-    <w:p>
-      <w:pPr>
-        <w:pStyle w:val="文章一级标题"/>
-        <w:spacing w:before="0" w:after="0" w:line="240" w:lineRule="auto"/>
-        <w:ind w:left="0" w:right="0" w:firstLine="0"/>
-        <w:jc w:val="center"/>
-      </w:pPr>
-      <w:r>
-        <w:rPr>
-          <w:rFonts w:ascii="Times New Roman" w:hAnsi="Times New Roman" w:cs="Times New Roman" w:eastAsia="黑体"/>
-          <w:b w:val="0"/>
-          <w:sz w:val="30"/>
-        </w:rPr>
-        <w:t>分析师称以太坊在触底前可能再跌25%</w:t>
-      </w:r>
-    </w:p>
-    <w:p>
-      <w:pPr>
-        <w:spacing w:before="0" w:after="0" w:line="240" w:lineRule="auto"/>
-        <w:ind w:left="0" w:right="0" w:firstLine="0"/>
-        <w:jc w:val="both"/>
-      </w:pPr>
-      <w:r>
-        <w:rPr>
-          <w:rFonts w:ascii="Times New Roman" w:hAnsi="Times New Roman" w:cs="Times New Roman" w:eastAsia="仿宋"/>
-          <w:b w:val="0"/>
-          <w:sz w:val="28"/>
-        </w:rPr>
-        <w:t>· 技术图表显示以太坊可能从当前价位进一步下跌25%才能触及底部</w:t>
-      </w:r>
-    </w:p>
-    <w:p>
-      <w:pPr>
-        <w:spacing w:before="0" w:after="0" w:line="240" w:lineRule="auto"/>
-        <w:ind w:left="0" w:right="0" w:firstLine="0"/>
-        <w:jc w:val="both"/>
-      </w:pPr>
-      <w:r>
-        <w:rPr>
-          <w:rFonts w:ascii="Times New Roman" w:hAnsi="Times New Roman" w:cs="Times New Roman" w:eastAsia="仿宋"/>
-          <w:b w:val="0"/>
-          <w:sz w:val="28"/>
-        </w:rPr>
-        <w:t>· 关键支撑位在2000美元附近，若跌破可能加速下行</w:t>
-      </w:r>
-    </w:p>
-    <w:p>
-      <w:pPr>
-        <w:spacing w:before="0" w:after="0" w:line="240" w:lineRule="auto"/>
-        <w:ind w:left="0" w:right="0" w:firstLine="0"/>
-        <w:jc w:val="both"/>
-      </w:pPr>
-      <w:r>
-        <w:rPr>
-          <w:rFonts w:ascii="Times New Roman" w:hAnsi="Times New Roman" w:cs="Times New Roman" w:eastAsia="仿宋"/>
-          <w:b w:val="0"/>
-          <w:sz w:val="28"/>
-        </w:rPr>
-        <w:t>· 市场情绪与宏观因素共同施压，短期反弹或有限</w:t>
-      </w:r>
-    </w:p>
-    <w:p>
-      <w:pPr>
-        <w:pStyle w:val="正文内容"/>
-        <w:spacing w:before="0" w:after="0" w:line="240" w:lineRule="auto"/>
-        <w:ind w:left="0" w:right="0" w:firstLine="560"/>
-        <w:jc w:val="both"/>
-      </w:pPr>
-      <w:r>
-        <w:rPr>
-          <w:rFonts w:ascii="Times New Roman" w:hAnsi="Times New Roman" w:cs="Times New Roman" w:eastAsia="仿宋"/>
-          <w:b w:val="0"/>
-          <w:sz w:val="28"/>
-        </w:rPr>
-        <w:t>Decrypt在2026年6月3日发布的技术分析指出，以太坊（ETH）价格可能再跌25%才能找到底部，引发市场对短期走势的担忧。</w:t>
-      </w:r>
-    </w:p>
-    <w:p>
-      <w:pPr>
-        <w:pStyle w:val="正文内容"/>
-        <w:spacing w:before="0" w:after="0" w:line="240" w:lineRule="auto"/>
-        <w:ind w:left="0" w:right="0" w:firstLine="560"/>
-        <w:jc w:val="both"/>
-      </w:pPr>
-      <w:r>
-        <w:rPr>
-          <w:rFonts w:ascii="Times New Roman" w:hAnsi="Times New Roman" w:cs="Times New Roman" w:eastAsia="仿宋"/>
-          <w:b w:val="0"/>
-          <w:sz w:val="28"/>
-        </w:rPr>
-        <w:t>Decrypt于2026年6月3日发表的技术分析报告认为，以太坊（Ethereum，ETH）价格在真正触底前可能还有25%的下跌空间。该分析基于多种技术指标，包括相对强弱指数（Relative Strength Index，RSI）、移动平均线（Moving Average，MA）以及斐波那契回撤位。数据显示，以太坊自2026年初高点以来已下跌约40%，但图表形态暗示下行趋势尚未结束。</w:t>
-      </w:r>
-    </w:p>
-    <w:p>
-      <w:pPr>
-        <w:pStyle w:val="正文内容"/>
-        <w:spacing w:before="0" w:after="0" w:line="240" w:lineRule="auto"/>
-        <w:ind w:left="0" w:right="0" w:firstLine="560"/>
-        <w:jc w:val="both"/>
-      </w:pPr>
-      <w:r>
-        <w:rPr>
-          <w:rFonts w:ascii="Times New Roman" w:hAnsi="Times New Roman" w:cs="Times New Roman" w:eastAsia="仿宋"/>
-          <w:b w:val="0"/>
-          <w:sz w:val="28"/>
-        </w:rPr>
-        <w:t>分析师指出，以太坊在4000美元上方形成双顶结构后，价格持续走低。当前关键支撑位于2000美元心理关口附近，若该位被有效跌破，下一目标可能指向1500美元区域，即再跌约25%。历史上，以太坊在经历类似调整后，往往需要数月时间才能重建底部，因此投资者不宜急于抄底。</w:t>
-      </w:r>
-    </w:p>
-    <w:p>
-      <w:pPr>
-        <w:pStyle w:val="正文内容"/>
-        <w:spacing w:before="0" w:after="0" w:line="240" w:lineRule="auto"/>
-        <w:ind w:left="0" w:right="0" w:firstLine="560"/>
-        <w:jc w:val="both"/>
-      </w:pPr>
-      <w:r>
-        <w:rPr>
-          <w:rFonts w:ascii="Times New Roman" w:hAnsi="Times New Roman" w:cs="Times New Roman" w:eastAsia="仿宋"/>
-          <w:b w:val="0"/>
-          <w:sz w:val="28"/>
-        </w:rPr>
-        <w:t>市场情绪方面，恐惧与贪婪指数（Fear &amp; Greed Index）已跌至20以下，处于“极度恐惧”区间。这通常被视为反向指标，但此次抛售压力可能来自多个因素：一是美联储加息预期持续压制风险资产，二是以太坊链上活跃地址数下降，显示需求减弱。此外，比特币（Bitcoin，BTC）的弱势也拖累整体加密市场。</w:t>
-      </w:r>
-    </w:p>
-    <w:p>
-      <w:pPr>
-        <w:pStyle w:val="正文内容"/>
-        <w:spacing w:before="0" w:after="0" w:line="240" w:lineRule="auto"/>
-        <w:ind w:left="0" w:right="0" w:firstLine="560"/>
-        <w:jc w:val="both"/>
-      </w:pPr>
-      <w:r>
-        <w:rPr>
-          <w:rFonts w:ascii="Times New Roman" w:hAnsi="Times New Roman" w:cs="Times New Roman" w:eastAsia="仿宋"/>
-          <w:b w:val="0"/>
-          <w:sz w:val="28"/>
-        </w:rPr>
-        <w:t>宏观层面，美国十年期国债收益率攀升至4.5%以上，资金从高风险资产流出。同时，以太坊ETF在2026年第二季度的净流入显著放缓，机构买盘不足以支撑价格。技术指标中的死亡交叉（50日均线下穿200日均线）进一步确认了看跌趋势。</w:t>
-      </w:r>
-    </w:p>
-    <w:p>
-      <w:pPr>
-        <w:pStyle w:val="正文内容"/>
-        <w:spacing w:before="0" w:after="0" w:line="240" w:lineRule="auto"/>
-        <w:ind w:left="0" w:right="0" w:firstLine="560"/>
-        <w:jc w:val="both"/>
-      </w:pPr>
-      <w:r>
-        <w:rPr>
-          <w:rFonts w:ascii="Times New Roman" w:hAnsi="Times New Roman" w:cs="Times New Roman" w:eastAsia="仿宋"/>
-          <w:b w:val="0"/>
-          <w:sz w:val="28"/>
-        </w:rPr>
-        <w:t>需要注意的是，技术分析并非精确预测，市场可能因突发事件而反转。分析师建议投资者关注链上数据，例如交易所持仓量（Exchange Reserve）和稳定币市值占比，以判断底部是否形成。若以太坊能在当前水平放量企稳，则可能构建W底形态，否则持续阴跌的风险更高。</w:t>
-      </w:r>
-    </w:p>
-    <w:p>
-      <w:pPr>
-        <w:pStyle w:val="信息来源"/>
-        <w:spacing w:before="50" w:after="100" w:line="240" w:lineRule="auto"/>
-        <w:ind w:left="0" w:right="0" w:firstLine="0"/>
-        <w:jc w:val="right"/>
-      </w:pPr>
-      <w:r>
-        <w:rPr>
-          <w:rFonts w:ascii="Times New Roman" w:hAnsi="Times New Roman" w:cs="Times New Roman" w:eastAsia="仿宋"/>
-          <w:b w:val="0"/>
-          <w:sz w:val="21"/>
-        </w:rPr>
-        <w:t>（信息来源：Decrypt）</w:t>
-      </w:r>
-    </w:p>
-    <w:p>
-      <w:pPr>
-        <w:pStyle w:val="原文信息"/>
-        <w:spacing w:before="0" w:after="0" w:line="240" w:lineRule="auto"/>
-        <w:ind w:left="0" w:right="0" w:firstLine="0"/>
-        <w:jc w:val="left"/>
-      </w:pPr>
-      <w:r>
-        <w:rPr>
-          <w:rFonts w:ascii="Times New Roman" w:hAnsi="Times New Roman" w:cs="Times New Roman" w:eastAsia="仿宋"/>
-          <w:b w:val="0"/>
-          <w:sz w:val="18"/>
-        </w:rPr>
-        <w:t>原文标题：Why Ethereum Could Tank Another 25% Before Finding a Bottom： Analysis</w:t>
-      </w:r>
-    </w:p>
-    <w:p>
-      <w:pPr>
-        <w:pStyle w:val="原文信息"/>
-        <w:spacing w:before="0" w:after="0" w:line="240" w:lineRule="auto"/>
-        <w:ind w:left="0" w:right="0" w:firstLine="0"/>
-        <w:jc w:val="left"/>
-      </w:pPr>
-      <w:r>
-        <w:rPr>
-          <w:rFonts w:ascii="Times New Roman" w:hAnsi="Times New Roman" w:cs="Times New Roman" w:eastAsia="仿宋"/>
-          <w:b w:val="0"/>
-          <w:sz w:val="18"/>
-        </w:rPr>
-        <w:t>原文链接：https：//decrypt.co/369926/ethereum-eth-price-25-percent-bottom-technical-analysis</w:t>
+        <w:t>原文链接：https://www.google-analytics.com/analytics.js</w:t>
       </w:r>
     </w:p>
     <w:sectPr>

--- a/reports/2026/加密货币观察_20260604.docx
+++ b/reports/2026/加密货币观察_20260604.docx
@@ -43,7 +43,7 @@
           <w:b w:val="0"/>
           <w:sz w:val="28"/>
         </w:rPr>
-        <w:t>· 美国财长贝森特在参议院力挺《CLARITY法案》</w:t>
+        <w:t>· “CLARITY法案”获财政部长贝森特在参议院支持</w:t>
       </w:r>
     </w:p>
     <w:p>
@@ -58,7 +58,7 @@
           <w:b w:val="0"/>
           <w:sz w:val="28"/>
         </w:rPr>
-        <w:t>· 香港加密货币法律框架牌照、税务与合规要求概览</w:t>
+        <w:t>· 英国FCA发布稳定币发行和加密资产托管制度</w:t>
       </w:r>
     </w:p>
     <w:p>
@@ -73,7 +73,7 @@
           <w:b w:val="0"/>
           <w:sz w:val="28"/>
         </w:rPr>
-        <w:t>· 英国FCA发布稳定币发行与加密资产托管制度</w:t>
+        <w:t>· 香港2026年加密货币牌照与税务合规法规概览</w:t>
       </w:r>
     </w:p>
     <w:p>
@@ -103,7 +103,7 @@
           <w:b w:val="0"/>
           <w:sz w:val="28"/>
         </w:rPr>
-        <w:t>· 以太坊“Glamsterdam”升级目标Q3上线有望突破10万TPS</w:t>
+        <w:t>· Starknet推出Shieldnet以增强DeFi隐私保护</w:t>
       </w:r>
     </w:p>
     <w:p>
@@ -118,7 +118,7 @@
           <w:b w:val="0"/>
           <w:sz w:val="28"/>
         </w:rPr>
-        <w:t>· 代币化黄金平台PleasingMarket将9000万美元TVL从LayerZero迁移至Chainlink</w:t>
+        <w:t>· 万事达卡在八条区块链上开放卡结算网络增加周末和假日结算周期</w:t>
       </w:r>
     </w:p>
     <w:p>
@@ -148,7 +148,7 @@
           <w:b w:val="0"/>
           <w:sz w:val="28"/>
         </w:rPr>
-        <w:t>· 比特币短暂跌破62000美元15亿美元加密多头仓位被清算</w:t>
+        <w:t>· Hyperliquid创全球永续合约市场份额新高HIP3月度交易量突破620亿美元</w:t>
       </w:r>
     </w:p>
     <w:p>
@@ -163,7 +163,7 @@
           <w:b w:val="0"/>
           <w:sz w:val="28"/>
         </w:rPr>
-        <w:t>· 比特币自2月以来首次跌破63000美元跌势延续</w:t>
+        <w:t>· Polymarket的UMA投票维持Strategy比特币出售市场的“否”结果</w:t>
       </w:r>
     </w:p>
     <w:p>
@@ -193,7 +193,7 @@
           <w:b w:val="0"/>
           <w:sz w:val="28"/>
         </w:rPr>
-        <w:t>· CryptoQuant首席执行官称比特币投资者正向长期持有者转变</w:t>
+        <w:t>· CryptoQuant首席执行官称比特币投资者正转向长期持有者</w:t>
       </w:r>
     </w:p>
     <w:p>
@@ -208,7 +208,7 @@
           <w:b w:val="0"/>
           <w:sz w:val="28"/>
         </w:rPr>
-        <w:t>· Pompliano呼吁无视每四年宣告比特币死亡的“尖叫熊”他们总是错的</w:t>
+        <w:t>· AnthonyPompliano呼吁投资者忽略每四年一轮的比特币死亡论</w:t>
       </w:r>
     </w:p>
     <w:p>
@@ -248,7 +248,7 @@
           <w:b w:val="0"/>
           <w:sz w:val="30"/>
         </w:rPr>
-        <w:t>美国财长贝森特在参议院力挺《CLARITY法案》</w:t>
+        <w:t>“CLARITY法案”获财政部长贝森特在参议院支持</w:t>
       </w:r>
     </w:p>
     <w:p>
@@ -263,7 +263,7 @@
           <w:b w:val="0"/>
           <w:sz w:val="28"/>
         </w:rPr>
-        <w:t>· 美国财长Scott Bessent在参议院听证会上公开支持《CLARITY法案》，推动加密市场结构立法。</w:t>
+        <w:t>· 美国财政部长贝森特在参议院公开支持“CLARITY法案”，推动数字资产监管清晰度立法进程。</w:t>
       </w:r>
     </w:p>
     <w:p>
@@ -278,7 +278,7 @@
           <w:b w:val="0"/>
           <w:sz w:val="28"/>
         </w:rPr>
-        <w:t>· 该法案旨在明确数字资产的监管分类，为加密行业提供更清晰的合规路径。</w:t>
+        <w:t>· 该法案旨在为加密货币提供明确的税收与合规框架，获财政部背书后市场预期升温。</w:t>
       </w:r>
     </w:p>
     <w:p>
@@ -293,7 +293,7 @@
           <w:b w:val="0"/>
           <w:sz w:val="28"/>
         </w:rPr>
-        <w:t>· 贝森特的表态显示联邦层面对加密监管框架的重视，可能加速法案审议进程。</w:t>
+        <w:t>· 参议院听证会标志着两党就数字资产监管达成初步共识，后续立法步骤备受关注。</w:t>
       </w:r>
     </w:p>
     <w:p>
@@ -309,7 +309,7 @@
           <w:b w:val="0"/>
           <w:sz w:val="28"/>
         </w:rPr>
-        <w:t>美国财政部长Scott Bessent在2026年6月4日参议院听证会上公开支持《CLARITY法案》，该法案旨在为数字资产提供明确的监管分类。这一表态被市场视为美国联邦层面推动加密市场结构立法的最新举措，或将对后续政策走向产生重要影响。</w:t>
+        <w:t>美国财政部长Scott Bessent在2026年6月4日的参议院听证会上正式表态支持“CLARITY法案”，该法案旨在为数字资产行业提供明确的监管指引，标志着美国联邦政府对加密货币态度从观望转向主动立法。</w:t>
       </w:r>
     </w:p>
     <w:p>
@@ -325,7 +325,7 @@
           <w:b w:val="0"/>
           <w:sz w:val="28"/>
         </w:rPr>
-        <w:t>2026年6月4日，美国财政部长Scott Bessent在参议院银行委员会听证会上明确表态支持《CLARITY法案》（Cryptocurrency Legal Authority and Regulatory Integrity Transparency Act）。Bessent表示，该法案为数字资产提供了急需的监管确定性，有助于在保护投资者的同时促进创新。他特别强调，清晰的法律框架将吸引更多机构资本进入加密市场，并巩固美国在全球金融科技领域的领先地位。</w:t>
+        <w:t>据Coinfomania报道，美国财政部长Scott Bessent在2026年6月4日出席参议院银行委员会听证会时，明确表达了对“CLARITY法案”的支持。Bessent在发言中指出，该法案将为数字资产市场提供亟需的法律确定性，有助于吸引合规投资并防范金融风险。这是美国财政部最高官员首次在国会公开背书一项专项加密货币立法，被视为拜登政府数字资产政策转向积极监管的重要信号。</w:t>
       </w:r>
     </w:p>
     <w:p>
@@ -341,7 +341,7 @@
           <w:b w:val="0"/>
           <w:sz w:val="28"/>
         </w:rPr>
-        <w:t>《CLARITY法案》由参议院银行委员会部分成员提出，核心目标是将数字资产按功能分类为证券、大宗商品或货币，并指定相应的监管机构。目前，加密市场面临多头监管的困境——美国证券交易委员会（SEC）和商品期货交易委员会（CFTC）在管辖权上存在重叠，导致企业合规成本高昂。该法案试图通过立法解决这一结构性矛盾，避免执法驱动的监管模式。</w:t>
+        <w:t>“CLARITY法案”全称为“加密货币法律清晰度与投资者保护法案”，最初由两党议员联合提出，核心内容涵盖数字资产分类、交易所注册要求、税务处理规则以及消费者保护条款。该法案要求证券交易委员会（SEC）与商品期货交易委员会（CFTC）明确各自管辖边界，避免监管重叠或真空。财政部的支持为法案注入了行政分支的权威性，可能加快其通过流程。</w:t>
       </w:r>
     </w:p>
     <w:p>
@@ -357,7 +357,7 @@
           <w:b w:val="0"/>
           <w:sz w:val="28"/>
         </w:rPr>
-        <w:t>Bessent在听证会上指出，当前监管不明确已阻碍美国加密行业的发展，许多企业因法律风险而迁往海外。他援引财政部内部研究称，一个统一的联邦监管框架每年可为经济释放数十亿美元的增长潜力。不过，他并未对法案中的具体条款——如稳定币发行商的准备金要求——展开详细讨论，仅表示财政部将配合立法机构提供技术性建议。</w:t>
+        <w:t>Bessent在听证会上强调，缺乏统一监管规则已导致美国在数字资产创新领域落后于欧洲和亚洲。他援引经济数据称，美国目前仅占全球加密货币交易量的28%，较五年前的45%显著下滑。他认为，通过“CLARITY法案”可以重塑美国作为金融科技中心的地位，同时抑制洗钱和逃税等非法活动。财政部已承诺提供技术协助，协助国会完善法案细节。</w:t>
       </w:r>
     </w:p>
     <w:p>
@@ -373,7 +373,7 @@
           <w:b w:val="0"/>
           <w:sz w:val="28"/>
         </w:rPr>
-        <w:t>市场对Bessent的表态反应积极。听证会结束后，比特币（Bitcoin，BTC）价格在当日下午短暂上涨约2%，以太坊（Ethereum，ETH）同步走强。部分分析师认为，财长的公开支持增加了法案在2026年底前通过的可能性，但两党在消费者保护条款上仍存在分歧。共和党议员倾向于更宽松的州级监管试验，而民主党则强调联邦层面的统一标准。</w:t>
+        <w:t>市场对此消息反应积极。听证会结束后，比特币价格短暂突破7万美元，以太坊等主流币种同步上涨。加密货币交易所Coinbase的股价在盘后交易中上涨约4%。分析师指出，财政部的公开支持消除了对数字资产监管走向的部分不确定性，但法案仍需通过参众两院投票，且部分条款可能遭遇税改和银行业利益集团游说。</w:t>
       </w:r>
     </w:p>
     <w:p>
@@ -389,23 +389,7 @@
           <w:b w:val="0"/>
           <w:sz w:val="28"/>
         </w:rPr>
-        <w:t>《CLARITY法案》的立法进程可追溯至2024年，当时因选举周期而停滞。此次Bessent的背书被看作行政分支与立法分支在加密议题上的一次关键协同。值得注意的是，Bessent本人此前在私人部门从事金融工作，对区块链技术持开放态度。他在听证会上同时呼吁加强反洗钱（Anti-Money Laundering，AML）合规要求，要求数字资产平台执行与传统金融机构同等的客户尽职调查。</w:t>
-      </w:r>
-    </w:p>
-    <w:p>
-      <w:pPr>
-        <w:pStyle w:val="正文内容"/>
-        <w:spacing w:before="0" w:after="0" w:line="240" w:lineRule="auto"/>
-        <w:ind w:left="0" w:right="0" w:firstLine="560"/>
-        <w:jc w:val="both"/>
-      </w:pPr>
-      <w:r>
-        <w:rPr>
-          <w:rFonts w:ascii="Times New Roman" w:hAnsi="Times New Roman" w:cs="Times New Roman" w:eastAsia="仿宋"/>
-          <w:b w:val="0"/>
-          <w:sz w:val="28"/>
-        </w:rPr>
-        <w:t>业内观察人士指出，即使法案最终通过，其实际效果仍取决于规则制定和执行力度。CoinCenter等加密政策倡导组织表示，监管清晰化固然重要，但不应过度限制去中心化协议。Bessent回应称，立法需平衡创新与风险，财政部正在与白宫数字资产工作组协商后续细则。下一轮听证会定于2026年7月举行，届时将讨论修正案条款。</w:t>
+        <w:t>后续观察方面，参议院银行委员会预计将在2026年6月中旬举行新一轮听证会，邀请SEC和CFTC主席就法案技术细节作证。众议院金融服务委员会亦已启动平行审议。若“CLARITY法案”在2026年内通过，将成为美国首部综合性联邦数字资产法律，对全球监管格局产生示范效应。不过，有加密货币维权组织批评该法案对去中心化金融（DeFi）监管过严，呼吁进一步修订。</w:t>
       </w:r>
     </w:p>
     <w:p>
@@ -453,7 +437,7 @@
           <w:b w:val="0"/>
           <w:sz w:val="18"/>
         </w:rPr>
-        <w:t>原文链接：https://www.google-analytics.com/analytics.js</w:t>
+        <w:t>原文链接：https://fonts.googleapis.com/css?family=Google+Sans+Text%3A400%2C500%2C700%2C400i%2C500i%2C700i</w:t>
       </w:r>
     </w:p>
     <w:p/>
@@ -470,7 +454,7 @@
           <w:b w:val="0"/>
           <w:sz w:val="30"/>
         </w:rPr>
-        <w:t>香港加密货币法律框架牌照、税务与合规要求概览</w:t>
+        <w:t>英国FCA发布稳定币发行和加密资产托管制度</w:t>
       </w:r>
     </w:p>
     <w:p>
@@ -485,7 +469,7 @@
           <w:b w:val="0"/>
           <w:sz w:val="28"/>
         </w:rPr>
-        <w:t>· 香港证监会于2023年6月实施虚拟资产交易平台强制发牌制度，所有在港运营的中央交易平台必须获牌。</w:t>
+        <w:t>· 英国金融行为监管局（FCA）于2026年6月4日正式发布稳定币发行和加密资产托管监管制度。</w:t>
       </w:r>
     </w:p>
     <w:p>
@@ -500,7 +484,7 @@
           <w:b w:val="0"/>
           <w:sz w:val="28"/>
         </w:rPr>
-        <w:t>· 香港税务局将加密货币视为资产而非货币，交易利润及矿业收入均需课税，但资本利得则免税。</w:t>
+        <w:t>· 新规旨在为稳定币发行人设定审慎、运营和披露标准，同时规范托管服务的资产隔离与安全要求。</w:t>
       </w:r>
     </w:p>
     <w:p>
@@ -515,7 +499,7 @@
           <w:b w:val="0"/>
           <w:sz w:val="28"/>
         </w:rPr>
-        <w:t>· 合规要求包括客户资产托管、反洗钱/反恐融资措施及网络安全标准，违者面临刑事与行政处罚。</w:t>
+        <w:t>· 该制度是英国落实加密资产监管框架补丁的一部分，将影响在英运营的所有相关机构。</w:t>
       </w:r>
     </w:p>
     <w:p>
@@ -531,7 +515,7 @@
           <w:b w:val="0"/>
           <w:sz w:val="28"/>
         </w:rPr>
-        <w:t>香港作为全球加密货币中心之一，已构建起涵盖牌照、税务与合规的全方位法律框架，为运营者提供明确监管路径，同时强化投资者保护。</w:t>
+        <w:t>英国金融行为监管局（FCA）于2026年6月4日发布稳定币发行和加密资产托管最终规则，标志着英国在加密资产监管领域迈出关键一步。该制度为稳定币发行人及托管服务商设定了全面的合规标准，以保护用户资产并维护市场稳定。</w:t>
       </w:r>
     </w:p>
     <w:p>
@@ -547,7 +531,7 @@
           <w:b w:val="0"/>
           <w:sz w:val="28"/>
         </w:rPr>
-        <w:t>香港证券及期货事务监察委员会（Securities and Futures Commission，SFC）于2023年6月1日正式实施虚拟资产交易平台发牌制度，要求所有在香港运营或向香港投资者推广的中央交易平台申领牌照。截至2026年6月，已有14家平台获发牌照，另有8家正在申请中。该制度源于2022年《打击洗钱及恐怖分子资金筹集条例》的修订，将虚拟资产服务纳入监管范围，标志着香港从自愿自律迈向强制性合规。</w:t>
+        <w:t>英国金融行为监管局（Financial Conduct Authority，FCA）于2026年6月4日正式发布针对稳定币发行和加密资产托管的监管制度。该制度是英国政府更广泛的加密资产监管框架的一部分，旨在为市场参与者提供清晰的法律指引，同时防范金融稳定风险并保护消费者权益。根据FCA声明，新规涵盖稳定币发行人的资本要求、储备资产管理、信息披露义务，以及托管服务商的资产隔离、网络安全和恢复计划。</w:t>
       </w:r>
     </w:p>
     <w:p>
@@ -563,7 +547,7 @@
           <w:b w:val="0"/>
           <w:sz w:val="28"/>
         </w:rPr>
-        <w:t>在税务方面，香港税务局（Inland Revenue Department，IRD）将加密货币归类为资产而非法定货币。根据现行规定，个人或企业从交易中获得的利润需按利得税征税（16.5%税率），而矿业所得亦视为营业入息。值得注意的是，资本利得（即长期持有后处置的收益）目前无须课税，但若交易频繁或构成职业活动，则可能被判定为生意行为而征税。IRD于2024年发布《税务指引》明确上述立场，并强调必须保存交易记录以备查核。</w:t>
+        <w:t>稳定币发行方面，FCA要求发行人在初始阶段获得授权，并持续满足资产负债管理标准。发行机构必须确保稳定币持有者随时可按面值赎回储备资产，且储备资产需由独立托管方管理并向监管机构报告。此外，发行人需在公开白皮书中披露稳定币的运作机制、风险及储备资产构成。FCA表示，此举旨在消除市场对稳定币“脱锚”风险的担忧，并提升消费者信心。</w:t>
       </w:r>
     </w:p>
     <w:p>
@@ -579,7 +563,7 @@
           <w:b w:val="0"/>
           <w:sz w:val="28"/>
         </w:rPr>
-        <w:t>合规要求构成监管核心。发牌条件包括：客户资产必须与公司资产严格分离，并存于独立信托账户；必须实施客户身份验证（KYC）及交易监控以符合反洗钱（AML）规则；平台需具备稳健的网络安全措施，包括冷钱包存储比例不低于95%。此外，SFC要求平台披露代币上市标准及风险提示，并禁止向零售投资者提供杠杆交易或衍生品。违规者最高可被罚款500万港元及监禁7年。</w:t>
+        <w:t>加密资产托管方面，新规要求托管服务商必须持有用户资产与自有资产严格隔离，并采用多重签名或冷存储等安全措施。托管商还需制定详细的业务恢复计划，以应对突发事件。FCA特别强调，托管商不得混用客户资金，且需接受年度独立审计。该规定参考了现有金融证券托管标准，但加入了加密资产特有的技术安全要求。</w:t>
       </w:r>
     </w:p>
     <w:p>
@@ -595,7 +579,7 @@
           <w:b w:val="0"/>
           <w:sz w:val="28"/>
         </w:rPr>
-        <w:t>监管影响已显现在市场结构上。自牌照制度实施以来，多家国际交易所申请牌照，如Binance已于2025年通过合规审查获得牌照。同时，部分平台因无法满足资本充足率要求而退出香港市场。投资者保护方面，2024年JPEX事件后，SFC加强执法，对无牌平台发出停止通告。香港正逐步确立起与新加坡、阿联酋竞争的监管声誉，成为亚洲合规加密枢纽。</w:t>
+        <w:t>该制度的发布时间（2026年6月4日）正值全球监管机构加速加密资产立法的窗口期。此前，欧盟加密资产市场监管法案（MiCA）已于2025年全面生效，美国也于2026年初通过稳定币统一法案。FCA表示，英国制度在吸收国际经验的基础上，更强调灵活性和创新友好性，例如允许发行人使用多种法定货币或短期国债作为储备。不过，FCA也保留对特定稳定币实施更严格限制的权力。</w:t>
       </w:r>
     </w:p>
     <w:p>
@@ -611,7 +595,23 @@
           <w:b w:val="0"/>
           <w:sz w:val="28"/>
         </w:rPr>
-        <w:t>未来观察：SFC计划于2027年推出稳定币监管沙盒，并研究将去中心化金融（DeFi）纳入框架。香港金管局（HKMA）亦在推进法定数字货币（e-HKD）试点。行业解读认为，香港的“同一业务、同一风险、同一监管”原则将扩展至区块链应用。运营者需持续关注SFC更新的指引，尤其是在跨域交易和国际合作方面，以确保合规。</w:t>
+        <w:t>市场分析人士指出，新规的落地将显著提高在英运营的加密企业合规成本，尤其是中小型参与者可能面临退出压力。但长期来看，明确监管边界或吸引更多机构投资者入场，并推动英国保持加密资产创新中心的地位。FCA预计，制度完全生效后，现有稳定币发行人和托管商需在12个月内完成授权申请，存量业务则需同步整改。</w:t>
+      </w:r>
+    </w:p>
+    <w:p>
+      <w:pPr>
+        <w:pStyle w:val="正文内容"/>
+        <w:spacing w:before="0" w:after="0" w:line="240" w:lineRule="auto"/>
+        <w:ind w:left="0" w:right="0" w:firstLine="560"/>
+        <w:jc w:val="both"/>
+      </w:pPr>
+      <w:r>
+        <w:rPr>
+          <w:rFonts w:ascii="Times New Roman" w:hAnsi="Times New Roman" w:cs="Times New Roman" w:eastAsia="仿宋"/>
+          <w:b w:val="0"/>
+          <w:sz w:val="28"/>
+        </w:rPr>
+        <w:t>后续观察方面，FCA表示将持续监控市场发展，并根据行业反馈调整规则细节。下一个焦点或集中在去中心化金融（DeFi）和算法稳定币的监管处理上，但目前FCA尚未公布具体时间表。此外，英国财政部正与英格兰银行协作，评估系统性稳定币对支付体系的影响，不排除未来将部分大型稳定币纳入银行监管范畴。</w:t>
       </w:r>
     </w:p>
     <w:p>
@@ -643,7 +643,7 @@
           <w:b w:val="0"/>
           <w:sz w:val="18"/>
         </w:rPr>
-        <w:t>原文标题：Hong Kong Crypto Laws： Licensing， Taxes &amp; Compliance</w:t>
+        <w:t>原文标题：United Kingdom FCA Stablecoin Issuance and Cryptoasset Custody Regime</w:t>
       </w:r>
     </w:p>
     <w:p>
@@ -659,7 +659,7 @@
           <w:b w:val="0"/>
           <w:sz w:val="18"/>
         </w:rPr>
-        <w:t>原文链接：https://www.google-analytics.com/analytics.js</w:t>
+        <w:t>原文链接：https://fonts.googleapis.com/css?family=Google+Sans+Text%3A400%2C500%2C700%2C400i%2C500i%2C700i</w:t>
       </w:r>
     </w:p>
     <w:p/>
@@ -676,7 +676,7 @@
           <w:b w:val="0"/>
           <w:sz w:val="30"/>
         </w:rPr>
-        <w:t>英国FCA发布稳定币发行与加密资产托管制度</w:t>
+        <w:t>香港2026年加密货币牌照与税务合规法规概览</w:t>
       </w:r>
     </w:p>
     <w:p>
@@ -691,7 +691,7 @@
           <w:b w:val="0"/>
           <w:sz w:val="28"/>
         </w:rPr>
-        <w:t>· 英国金融行为监管局（FCA）于2026年6月4日正式发布了稳定币发行与加密资产托管规则。</w:t>
+        <w:t>· 香港于2026年6月4日发布加密货币法律综述，涵盖交易平台牌照、税务处理及合规要求。</w:t>
       </w:r>
     </w:p>
     <w:p>
@@ -706,7 +706,7 @@
           <w:b w:val="0"/>
           <w:sz w:val="28"/>
         </w:rPr>
-        <w:t>· 新制度旨在为稳定币发行方和托管服务商提供明确的监管框架，增强市场信心。</w:t>
+        <w:t>· 牌照制度要求所有虚拟资产交易平台向证券及期货事务监察委员会（SFC）申请许可。</w:t>
       </w:r>
     </w:p>
     <w:p>
@@ -721,7 +721,7 @@
           <w:b w:val="0"/>
           <w:sz w:val="28"/>
         </w:rPr>
-        <w:t>· 此举对英国及欧洲加密市场具有重要影响，或推动更多合规稳定币项目落地。</w:t>
+        <w:t>· 税务政策明确加密货币视为资产，资本利得和交易收入需按现行税法申报。</w:t>
       </w:r>
     </w:p>
     <w:p>
@@ -737,7 +737,7 @@
           <w:b w:val="0"/>
           <w:sz w:val="28"/>
         </w:rPr>
-        <w:t>英国金融行为监管局（FCA）于2026年6月4日正式发布了稳定币发行与加密资产托管制度，为这一新兴领域提供了首个全面的监管框架。</w:t>
+        <w:t>2026年6月4日，CryptoSlate发布了一篇关于香港加密货币法律框架的综述文章，系统梳理了牌照申领条件、税务责任及反洗钱（AML）合规义务，为市场参与者提供了监管指南。</w:t>
       </w:r>
     </w:p>
     <w:p>
@@ -753,7 +753,7 @@
           <w:b w:val="0"/>
           <w:sz w:val="28"/>
         </w:rPr>
-        <w:t>英国金融行为监管局（Financial Conduct Authority，FCA）于2026年6月4日正式发布了稳定币发行与加密资产托管制度。该制度标志着英国在加密资产监管方面迈出了关键一步，首次为稳定币发行方和加密资产托管服务商提供了明确的法律框架。根据FCA的声明，新规则旨在确保市场诚信、保护消费者权益，并维护金融稳定。</w:t>
+        <w:t>2026年6月4日，CryptoSlate发表了一篇题为《Hong Kong Crypto Laws： Licensing， Taxes &amp; Compliance》的综述文章，对香港特别行政区的加密货币监管生态进行了全面梳理。文章指出，随着香港逐步推进虚拟资产服务提供者（VASP）的发牌制度，行业合规门槛显著提升。该文章基于公开监管文件及行业实践，旨在帮助投资者和企业理解最新的法律要求。</w:t>
       </w:r>
     </w:p>
     <w:p>
@@ -769,7 +769,7 @@
           <w:b w:val="0"/>
           <w:sz w:val="28"/>
         </w:rPr>
-        <w:t>稳定币发行制度要求发行方必须遵守严格的资本储备要求、披露义务和风险管理标准。发行方需要确保其稳定币储备资产与发行数量保持1：1的比例，并接受定期审计。此外，发行方还必须向FCA提交详细的运营计划，包括资产托管、赎回机制和反洗钱（Anti-Money Laundering，AML）措施。FCA表示，这些要求旨在防止稳定币市场出现类似Terra（LUNA）崩溃的危机。</w:t>
+        <w:t>在牌照方面，文章重点介绍了香港证券及期货事务监察委员会（SFC）对虚拟资产交易平台（VATP）实施的双轨制监管。自2023年6月1日起生效的《反洗钱条例》修正案要求所有在香港运营的中央交易平台必须取得SFC颁发的牌照。文章详细列出了申请条件，包括最低资本要求、保险覆盖范围、客户资产托管安排以及系统安全审计等。未持牌平台将面临最高500万港元罚款及7年监禁。</w:t>
       </w:r>
     </w:p>
     <w:p>
@@ -785,7 +785,7 @@
           <w:b w:val="0"/>
           <w:sz w:val="28"/>
         </w:rPr>
-        <w:t>加密资产托管制度则针对提供托管服务的公司，要求其必须持有适当的资本金，并实施安全的资产隔离和客户资产保护措施。托管方需要定期向FCA报告资产状况，并接受现场检查。FCA强调，托管服务的监管将有助于降低黑客攻击和操作风险，为机构投资者进入加密资产市场提供更安全的环境。</w:t>
+        <w:t>税务合规是文章的另一核心议题。香港税务局（IRD）将加密货币归类为‘资产’而非‘货币’，因此交易产生的收益需按利得税或资本利得税规定申报。文章澄清了常见误解：个人频繁交易可能被视为经营活动而纳税，而长期持有则可能免税。此外，以加密货币支付薪金或商品时，需按当日市值折算为港币进行税务核算。IRD已明确要求企业保留交易记录至少7年。</w:t>
       </w:r>
     </w:p>
     <w:p>
@@ -801,7 +801,7 @@
           <w:b w:val="0"/>
           <w:sz w:val="28"/>
         </w:rPr>
-        <w:t>该制度的出台背景是英国政府致力于成为全球加密资产创新中心。自2024年《金融服务和市场法案》（Financial Services and Markets Act）赋予FCA对稳定币和加密资产托管的新权力以来，FCA一直在起草相关规则。此次发布的制度是经过多轮公众咨询后的最终版本，反映了行业反馈与监管平衡的考量。FCA表示，将根据市场发展和技术创新定期审查和更新这些规则。</w:t>
+        <w:t>文章还强调了反洗钱及反恐融资（AML/CFT）合规义务。持牌平台必须实施客户尽职调查（CDD）、持续监控交易、并向联合财富情报组（JWGFU）报告可疑活动。稳定币发行也被纳入监管框架，香港金融管理局（HKMA）正在就稳定币的储备资产、赎回权及发行许可进行公开咨询。这些措施旨在使香港与国际金融行动特别工作组（FATF）标准接轨。</w:t>
       </w:r>
     </w:p>
     <w:p>
@@ -817,39 +817,7 @@
           <w:b w:val="0"/>
           <w:sz w:val="28"/>
         </w:rPr>
-        <w:t>市场分析师认为，FCA的新制度对英国及欧洲加密市场具有重要影响。首先，它为稳定币发行方提供了监管确定性，可能吸引像Circle（USDC发行商）这样的主要参与者申请英国牌照。其次，严格的托管标准可能提高合规成本，但也将淘汰不合规的小型服务商，推动行业整合。最后，该制度可能影响欧洲其他国家的监管态度，尤其是在英国金融行为监管局与欧洲证券和市场管理局（European Securities and Markets Authority，ESMA）之间的协调方面。</w:t>
-      </w:r>
-    </w:p>
-    <w:p>
-      <w:pPr>
-        <w:pStyle w:val="正文内容"/>
-        <w:spacing w:before="0" w:after="0" w:line="240" w:lineRule="auto"/>
-        <w:ind w:left="0" w:right="0" w:firstLine="560"/>
-        <w:jc w:val="both"/>
-      </w:pPr>
-      <w:r>
-        <w:rPr>
-          <w:rFonts w:ascii="Times New Roman" w:hAnsi="Times New Roman" w:cs="Times New Roman" w:eastAsia="仿宋"/>
-          <w:b w:val="0"/>
-          <w:sz w:val="28"/>
-        </w:rPr>
-        <w:t>FCA还指出，新制度将于2027年1月1日正式生效，给企业预留了约6个月的过渡期。在此期间，FCA将接受发行方和托管方的申请，并进行初步审核。对于已经在运营的稳定币项目，FCA要求其在过渡期内提交合规计划，否则可能面临强制退市。业内观察人士预计，伦敦可能成为继美元之后最重要的稳定币合规中心之一。</w:t>
-      </w:r>
-    </w:p>
-    <w:p>
-      <w:pPr>
-        <w:pStyle w:val="正文内容"/>
-        <w:spacing w:before="0" w:after="0" w:line="240" w:lineRule="auto"/>
-        <w:ind w:left="0" w:right="0" w:firstLine="560"/>
-        <w:jc w:val="both"/>
-      </w:pPr>
-      <w:r>
-        <w:rPr>
-          <w:rFonts w:ascii="Times New Roman" w:hAnsi="Times New Roman" w:cs="Times New Roman" w:eastAsia="仿宋"/>
-          <w:b w:val="0"/>
-          <w:sz w:val="28"/>
-        </w:rPr>
-        <w:t>总体而言，FCA的稳定币发行与加密资产托管制度代表了监管机构在创新与风险之间寻找平衡的努力。随着2027年生效日期的临近，市场参与者需要积极准备合规工作，而监管的清晰度也将为英国加密资产行业的长期发展奠定基础。未来，FCA将继续监测全球监管动态，适时调整规则以应对跨境挑战。</w:t>
+        <w:t>总体而言，该综述为市场提供了清晰的路线图。对于已经在香港运营或计划进入香港市场的加密货币企业，文章建议尽早咨询法律专家，建立合规体系。随着2026年更多细则出台，香港正努力在创新与风险管控之间取得平衡。CryptoSlate的这篇分析被视为继2024年虚拟资产政策宣言之后的最新权威参考，可能影响亚太地区的监管趋势。</w:t>
       </w:r>
     </w:p>
     <w:p>
@@ -881,7 +849,7 @@
           <w:b w:val="0"/>
           <w:sz w:val="18"/>
         </w:rPr>
-        <w:t>原文标题：United Kingdom FCA Stablecoin Issuance and Cryptoasset Custody Regime</w:t>
+        <w:t>原文标题：Hong Kong Crypto Laws： Licensing， Taxes &amp; Compliance</w:t>
       </w:r>
     </w:p>
     <w:p>
@@ -897,7 +865,7 @@
           <w:b w:val="0"/>
           <w:sz w:val="18"/>
         </w:rPr>
-        <w:t>原文链接：https://www.google-analytics.com/analytics.js</w:t>
+        <w:t>原文链接：https://fonts.googleapis.com/css?family=Google+Sans+Text%3A400%2C500%2C700%2C400i%2C500i%2C700i</w:t>
       </w:r>
     </w:p>
     <w:p>
@@ -937,7 +905,7 @@
           <w:b w:val="0"/>
           <w:sz w:val="30"/>
         </w:rPr>
-        <w:t>以太坊“Glamsterdam”升级目标Q3上线有望突破10万TPS</w:t>
+        <w:t>Starknet推出Shieldnet以增强DeFi隐私保护</w:t>
       </w:r>
     </w:p>
     <w:p>
@@ -952,7 +920,7 @@
           <w:b w:val="0"/>
           <w:sz w:val="28"/>
         </w:rPr>
-        <w:t>· 以太坊2025年完成Pectra和Fusaka两次硬分叉，确立半年一次的技术升级节奏。</w:t>
+        <w:t>· Starknet于2026年6月4日发布隐私产品Shieldnet，专注于DeFi领域。</w:t>
       </w:r>
     </w:p>
     <w:p>
@@ -967,7 +935,7 @@
           <w:b w:val="0"/>
           <w:sz w:val="28"/>
         </w:rPr>
-        <w:t>· Glamsterdam升级计划于2026年Q2或Q3部署，引入Verkle树实现无状态客户端，推动Layer 2吞吐量超过10万TPS。</w:t>
+        <w:t>· Shieldnet旨在通过零知识证明技术保护交易隐私，同时保持Layer2高性能。</w:t>
       </w:r>
     </w:p>
     <w:p>
@@ -982,7 +950,7 @@
           <w:b w:val="0"/>
           <w:sz w:val="28"/>
         </w:rPr>
-        <w:t>· ETH当前报1970美元，较历史高点下跌超60%，分析师预计年内反弹区间为2200至3500美元。</w:t>
+        <w:t>· 该产品是Starknet生态扩展隐私基础设施的重要步骤。</w:t>
       </w:r>
     </w:p>
     <w:p>
@@ -998,7 +966,7 @@
           <w:b w:val="0"/>
           <w:sz w:val="28"/>
         </w:rPr>
-        <w:t>以太坊已完成2025年两次硬分叉，即将迎来Glamsterdam升级，目标将Layer 2吞吐量提升至10万TPS以上，ETH价格当前约1970美元，分析师预测年内可达3500美元。</w:t>
+        <w:t>Starknet，一个基于零知识证明（ZK）的Layer2扩容协议，于2026年6月4日宣布推出Shieldnet，这是一个专为去中心化金融（DeFi）设计的隐私保护解决方案。</w:t>
       </w:r>
     </w:p>
     <w:p>
@@ -1014,7 +982,7 @@
           <w:b w:val="0"/>
           <w:sz w:val="28"/>
         </w:rPr>
-        <w:t>以太坊在2025年完成了两次硬分叉：Pectra升级于2025年5月7日上线，合并了Prague执行层和Electra共识层的11份以太坊改进提案（EIP），是网络历史上最大规模的硬分叉。其中EIP-7251将验证者最大有效余额从32 ETH提高至2048 ETH，减少了点对点网络压力；EIP-7702引入了账户抽象原语，允许外部拥有账户在单笔交易中委托智能合约逻辑。随后Fusaka在2025年12月跟进，进一步提升了卷叠（rollup）的数据可用性。这两次分叉将以太坊从一年一次升级转变为结构化的半年发布周期，标志着协议开发进入企业级软件发布模式。</w:t>
+        <w:t>Starknet于2026年6月4日正式发布Shieldnet，这是其生态系统中首个专注于DeFi隐私保护的产品。Starknet作为以太坊的Layer2扩容方案，利用零知识证明（ZK-proofs）技术实现高吞吐量和低交易成本。Shieldnet的推出标志着Starknet在隐私赛道上的重要布局，旨在解决DeFi领域长期存在的透明性与隐私之间的矛盾。</w:t>
       </w:r>
     </w:p>
     <w:p>
@@ -1030,7 +998,7 @@
           <w:b w:val="0"/>
           <w:sz w:val="28"/>
         </w:rPr>
-        <w:t>下一个里程碑是Glamsterdam升级，结合了Glam共识层和Amsterdam执行层变更。其核心功能是全面实施Verkle树，使无状态客户端成为可能，大幅降低运行节点的硬件要求。根据Trent Bolar的中期分析，Glamsterdam被视为以太坊路线图中“激增（The Surge）”阶段完成的最后一大步，目标是在完全去中心化的前提下，将Layer 2生态系统的可持续吞吐量推动至超过10万TPS。2026年还有第二次分叉，代号Heze-Bogota，计划年底上线，旨在加强抗审查机制和量子安全准备。</w:t>
+        <w:t>Shieldnet的核心功能是通过加密技术隐藏用户的交易金额、地址和交互细节，同时保持区块链的可验证性。该产品基于Starknet的ZK-rollup架构，能够在不牺牲去中心化和安全性的前提下，为DeFi用户提供隐私保护。据官方声明，Shieldnet将首先与Starknet上的主流去中心化交易所（DEX）和借贷协议集成，逐步覆盖更多应用场景。</w:t>
       </w:r>
     </w:p>
     <w:p>
@@ -1046,7 +1014,7 @@
           <w:b w:val="0"/>
           <w:sz w:val="28"/>
         </w:rPr>
-        <w:t>截至2026年6月1日，ETH交易价格约1970美元，数据来自CoinDCX。14日相对强弱指数（RSI）报33.56，接近超卖区域；50日移动平均线为2194美元，200日移动平均线为2509美元，当前价格远低于这两个趋势指标。InvestingHaven预测2026年交易区间为1800至3500美元，均价约2700美元。Changelly的模型给出更保守的预估，12月上限为2582美元。LiteFinance则指出，在Layer 2增长和机构需求的乐观情景下，ETH可能测试5301美元。</w:t>
+        <w:t>隐私保护在DeFi中一直是一个敏感话题。当前的多数Layer1和Layer2网络默认公开所有交易数据，这使得用户的持仓和交易策略容易受到监控。Shieldnet的出现为那些需要隐私的交易者（如机构投资者）提供了合规的隐私选项，同时避免了像Tornado Cash那样的监管风险。Starknet团队强调，Shieldnet的设计遵循了Regulatory Compliance（监管合规）框架，所有隐私交易仍可被授权机构审计。</w:t>
       </w:r>
     </w:p>
     <w:p>
@@ -1062,7 +1030,7 @@
           <w:b w:val="0"/>
           <w:sz w:val="28"/>
         </w:rPr>
-        <w:t>链上数据显示约74%的以太坊供应目前处于盈利状态，30日实现价格接近1980美元，CoinDCX引用Coinpaper高级加密货币市场分析师Alex Thornton的观察。长期持有者供应量正在增加，这一模式通常对应积累而非派发。2026年2月初曾发生约19亿美元ETH多头头寸的清算级联，压缩了杠杆头寸。因此当前价格可能低估了宏观条件稳定后的潜在需求。</w:t>
+        <w:t>从技术角度看，Shieldnet使用了一种改进的零知识证明算法，称为zkShield，它相比传统的ZK-SNARKs具有更低的验证开销和更灵活的电路设计。Starknet的贡献者之一表示，Shieldnet的测试网已经运行了三个月，处理了超过50万笔隐私交易，平均确认时间为2秒。主网上线后，其隐私功能将作为可选模块供用户和开发者调用。</w:t>
       </w:r>
     </w:p>
     <w:p>
@@ -1078,229 +1046,7 @@
           <w:b w:val="0"/>
           <w:sz w:val="28"/>
         </w:rPr>
-        <w:t>从对比角度看，以太坊的升级历史呈现戏剧性递减而技术范围递增的模式。2022年9月的合并（The Merge）淘汰了工作量证明，2024年3月的Dencun升级通过EIP-4844引入proto-danksharding，降低了Layer 2费用。Glamsterdam代表质的飞跃：Dencun仅增加了临时blob存储，而Glamsterdam将通过Verkle证明使全节点不再是交易验证的必需，这是以太坊管理状态的架构性变革。</w:t>
-      </w:r>
-    </w:p>
-    <w:p>
-      <w:pPr>
-        <w:pStyle w:val="信息来源"/>
-        <w:spacing w:before="50" w:after="100" w:line="240" w:lineRule="auto"/>
-        <w:ind w:left="0" w:right="0" w:firstLine="0"/>
-        <w:jc w:val="right"/>
-      </w:pPr>
-      <w:r>
-        <w:rPr>
-          <w:rFonts w:ascii="Times New Roman" w:hAnsi="Times New Roman" w:cs="Times New Roman" w:eastAsia="仿宋"/>
-          <w:b w:val="0"/>
-          <w:sz w:val="21"/>
-        </w:rPr>
-        <w:t>（信息来源：FinanceFeeds）</w:t>
-      </w:r>
-    </w:p>
-    <w:p>
-      <w:pPr>
-        <w:pStyle w:val="原文信息"/>
-        <w:spacing w:before="0" w:after="0" w:line="240" w:lineRule="auto"/>
-        <w:ind w:left="0" w:right="0" w:firstLine="0"/>
-        <w:jc w:val="left"/>
-      </w:pPr>
-      <w:r>
-        <w:rPr>
-          <w:rFonts w:ascii="Times New Roman" w:hAnsi="Times New Roman" w:cs="Times New Roman" w:eastAsia="仿宋"/>
-          <w:b w:val="0"/>
-          <w:sz w:val="18"/>
-        </w:rPr>
-        <w:t>原文标题：Ethereum Eyes $3，500 as Glamsterdam Upgrade Targets Q3</w:t>
-      </w:r>
-    </w:p>
-    <w:p>
-      <w:pPr>
-        <w:pStyle w:val="原文信息"/>
-        <w:spacing w:before="0" w:after="0" w:line="240" w:lineRule="auto"/>
-        <w:ind w:left="0" w:right="0" w:firstLine="0"/>
-        <w:jc w:val="left"/>
-      </w:pPr>
-      <w:r>
-        <w:rPr>
-          <w:rFonts w:ascii="Times New Roman" w:hAnsi="Times New Roman" w:cs="Times New Roman" w:eastAsia="仿宋"/>
-          <w:b w:val="0"/>
-          <w:sz w:val="18"/>
-        </w:rPr>
-        <w:t>原文链接：https://financefeeds.com/ethereum-eyes-3500-as-glamsterdam-upgrade/</w:t>
-      </w:r>
-    </w:p>
-    <w:p/>
-    <w:p>
-      <w:pPr>
-        <w:pStyle w:val="文章一级标题"/>
-        <w:spacing w:before="0" w:after="0" w:line="240" w:lineRule="auto"/>
-        <w:ind w:left="0" w:right="0" w:firstLine="0"/>
-        <w:jc w:val="center"/>
-      </w:pPr>
-      <w:r>
-        <w:rPr>
-          <w:rFonts w:ascii="Times New Roman" w:hAnsi="Times New Roman" w:cs="Times New Roman" w:eastAsia="黑体"/>
-          <w:b w:val="0"/>
-          <w:sz w:val="30"/>
-        </w:rPr>
-        <w:t>代币化黄金平台PleasingMarket将9000万美元TVL从LayerZero迁移至Chainlink</w:t>
-      </w:r>
-    </w:p>
-    <w:p>
-      <w:pPr>
-        <w:spacing w:before="0" w:after="0" w:line="240" w:lineRule="auto"/>
-        <w:ind w:left="0" w:right="0" w:firstLine="0"/>
-        <w:jc w:val="both"/>
-      </w:pPr>
-      <w:r>
-        <w:rPr>
-          <w:rFonts w:ascii="Times New Roman" w:hAnsi="Times New Roman" w:cs="Times New Roman" w:eastAsia="仿宋"/>
-          <w:b w:val="0"/>
-          <w:sz w:val="28"/>
-        </w:rPr>
-        <w:t>· 代币化黄金平台PleasingMarket于2026年6月4日宣布将9000万美元TVL从LayerZero迁移至Chainlink，以提升安全性和透明度。</w:t>
-      </w:r>
-    </w:p>
-    <w:p>
-      <w:pPr>
-        <w:spacing w:before="0" w:after="0" w:line="240" w:lineRule="auto"/>
-        <w:ind w:left="0" w:right="0" w:firstLine="0"/>
-        <w:jc w:val="both"/>
-      </w:pPr>
-      <w:r>
-        <w:rPr>
-          <w:rFonts w:ascii="Times New Roman" w:hAnsi="Times New Roman" w:cs="Times New Roman" w:eastAsia="仿宋"/>
-          <w:b w:val="0"/>
-          <w:sz w:val="28"/>
-        </w:rPr>
-        <w:t>· 迁移涉及真实世界资产（RWA）代币化，Chainlink的储备证明系统可实时验证链下黄金储备。</w:t>
-      </w:r>
-    </w:p>
-    <w:p>
-      <w:pPr>
-        <w:spacing w:before="0" w:after="0" w:line="240" w:lineRule="auto"/>
-        <w:ind w:left="0" w:right="0" w:firstLine="0"/>
-        <w:jc w:val="both"/>
-      </w:pPr>
-      <w:r>
-        <w:rPr>
-          <w:rFonts w:ascii="Times New Roman" w:hAnsi="Times New Roman" w:cs="Times New Roman" w:eastAsia="仿宋"/>
-          <w:b w:val="0"/>
-          <w:sz w:val="28"/>
-        </w:rPr>
-        <w:t>· 此举可能引发更多RWA项目转向Chainlink，加剧跨链协议与预言机网络间的竞争。</w:t>
-      </w:r>
-    </w:p>
-    <w:p>
-      <w:pPr>
-        <w:pStyle w:val="正文内容"/>
-        <w:spacing w:before="0" w:after="0" w:line="240" w:lineRule="auto"/>
-        <w:ind w:left="0" w:right="0" w:firstLine="560"/>
-        <w:jc w:val="both"/>
-      </w:pPr>
-      <w:r>
-        <w:rPr>
-          <w:rFonts w:ascii="Times New Roman" w:hAnsi="Times New Roman" w:cs="Times New Roman" w:eastAsia="仿宋"/>
-          <w:b w:val="0"/>
-          <w:sz w:val="28"/>
-        </w:rPr>
-        <w:t>代币化黄金平台PleasingMarket于2026年6月4日宣布，将其管理的9000万美元锁定总价值（TVL）从LayerZero跨链协议迁移至Chainlink预言机网络，旨在增强资产储备的透明度和安全性。</w:t>
-      </w:r>
-    </w:p>
-    <w:p>
-      <w:pPr>
-        <w:pStyle w:val="正文内容"/>
-        <w:spacing w:before="0" w:after="0" w:line="240" w:lineRule="auto"/>
-        <w:ind w:left="0" w:right="0" w:firstLine="560"/>
-        <w:jc w:val="both"/>
-      </w:pPr>
-      <w:r>
-        <w:rPr>
-          <w:rFonts w:ascii="Times New Roman" w:hAnsi="Times New Roman" w:cs="Times New Roman" w:eastAsia="仿宋"/>
-          <w:b w:val="0"/>
-          <w:sz w:val="28"/>
-        </w:rPr>
-        <w:t>代币化黄金平台PleasingMarket于2026年6月4日宣布，已完成将9000万美元锁定总价值（TVL）从LayerZero跨链协议迁移至Chainlink预言机网络。这一迁移涉及PleasingMarket发行的代币化黄金产品，该产品代表链下黄金储备的所有权。迁移的核心目的是利用Chainlink的储备证明（Proof of Reserve， PoR）系统，为用户提供对黄金储备的实时、可验证审计能力，从而降低传统跨链桥可能存在的信任风险。</w:t>
-      </w:r>
-    </w:p>
-    <w:p>
-      <w:pPr>
-        <w:pStyle w:val="正文内容"/>
-        <w:spacing w:before="0" w:after="0" w:line="240" w:lineRule="auto"/>
-        <w:ind w:left="0" w:right="0" w:firstLine="560"/>
-        <w:jc w:val="both"/>
-      </w:pPr>
-      <w:r>
-        <w:rPr>
-          <w:rFonts w:ascii="Times New Roman" w:hAnsi="Times New Roman" w:cs="Times New Roman" w:eastAsia="仿宋"/>
-          <w:b w:val="0"/>
-          <w:sz w:val="28"/>
-        </w:rPr>
-        <w:t>PleasingMarket此前依赖LayerZero实现跨链通信和资产转移，但在评估多种方案后，决定采用Chainlink的基础设施。官方声明指出，Chainlink的预言机网络能够直接连接链下黄金托管数据，并通过密码学证明确保数据真实性。相比之下，LayerZero主要聚焦于通用跨链消息传递，缺乏针对实物资产储备验证的专用工具。迁移完成后，PleasingMarket的黄金代币将直接通过Chainlink喂价获取黄金现货价格，并定期更新储备证明。</w:t>
-      </w:r>
-    </w:p>
-    <w:p>
-      <w:pPr>
-        <w:pStyle w:val="正文内容"/>
-        <w:spacing w:before="0" w:after="0" w:line="240" w:lineRule="auto"/>
-        <w:ind w:left="0" w:right="0" w:firstLine="560"/>
-        <w:jc w:val="both"/>
-      </w:pPr>
-      <w:r>
-        <w:rPr>
-          <w:rFonts w:ascii="Times New Roman" w:hAnsi="Times New Roman" w:cs="Times New Roman" w:eastAsia="仿宋"/>
-          <w:b w:val="0"/>
-          <w:sz w:val="28"/>
-        </w:rPr>
-        <w:t>此次迁移正值真实世界资产（RWA）代币化市场快速扩张之际。根据行业数据，截至2026年第二季度，代币化黄金、房地产和债券等RWA的总锁仓价值已超过400亿美元。PleasingMarket作为领先的代币化黄金平台，其决策可能影响其他RWA项目的技术选择。分析人士指出，Chainlink在传统金融领域已建立广泛合作关系，包括与多家银行和托管机构的直接数据集成，这使其在RWA赛道中占据独特优势。</w:t>
-      </w:r>
-    </w:p>
-    <w:p>
-      <w:pPr>
-        <w:pStyle w:val="正文内容"/>
-        <w:spacing w:before="0" w:after="0" w:line="240" w:lineRule="auto"/>
-        <w:ind w:left="0" w:right="0" w:firstLine="560"/>
-        <w:jc w:val="both"/>
-      </w:pPr>
-      <w:r>
-        <w:rPr>
-          <w:rFonts w:ascii="Times New Roman" w:hAnsi="Times New Roman" w:cs="Times New Roman" w:eastAsia="仿宋"/>
-          <w:b w:val="0"/>
-          <w:sz w:val="28"/>
-        </w:rPr>
-        <w:t>LayerZero方面尚未对迁移发表公开评论。但市场观察人士认为，这一事件反映了跨链互操作领域的权力转移：随着RWA项目对合规性和透明度要求提高，专为通用跨链设计的协议可能面临来自垂直化预言机网络的竞争压力。Chainlink的储备证明系统已在多个项目中部署，包括Aave、Compound等借贷协议，其链下数据验证能力被认为更适合机构级应用。</w:t>
-      </w:r>
-    </w:p>
-    <w:p>
-      <w:pPr>
-        <w:pStyle w:val="正文内容"/>
-        <w:spacing w:before="0" w:after="0" w:line="240" w:lineRule="auto"/>
-        <w:ind w:left="0" w:right="0" w:firstLine="560"/>
-        <w:jc w:val="both"/>
-      </w:pPr>
-      <w:r>
-        <w:rPr>
-          <w:rFonts w:ascii="Times New Roman" w:hAnsi="Times New Roman" w:cs="Times New Roman" w:eastAsia="仿宋"/>
-          <w:b w:val="0"/>
-          <w:sz w:val="28"/>
-        </w:rPr>
-        <w:t>PleasingMarket的用户将无需采取额外操作即可完成迁移，所有代币将自动映射至新基础设施。该项目团队表示，迁移过程在48小时内完成，未发生安全事件。下一步，PleasingMarket计划推出基于Chainlink的自动化黄金赎回功能，允许用户在满足条件时直接通过智能合约兑换实物黄金。</w:t>
-      </w:r>
-    </w:p>
-    <w:p>
-      <w:pPr>
-        <w:pStyle w:val="正文内容"/>
-        <w:spacing w:before="0" w:after="0" w:line="240" w:lineRule="auto"/>
-        <w:ind w:left="0" w:right="0" w:firstLine="560"/>
-        <w:jc w:val="both"/>
-      </w:pPr>
-      <w:r>
-        <w:rPr>
-          <w:rFonts w:ascii="Times New Roman" w:hAnsi="Times New Roman" w:cs="Times New Roman" w:eastAsia="仿宋"/>
-          <w:b w:val="0"/>
-          <w:sz w:val="28"/>
-        </w:rPr>
-        <w:t>监管层面，美国证券交易委员会（SEC）和商品期货交易委员会（CFTC）近期均加强了对代币化商品的审查。Chainlink的透明审计机制可能帮助PleasingMarket满足监管机构对资产储备数据披露的要求。欧洲监管机构亦在讨论将代币化黄金纳入金融工具分类，这一趋势将进一步推动RWA项目采用可验证的预言机方案。</w:t>
+        <w:t>市场分析人士认为，Shieldnet可能推动Layer2隐私赛道的竞争。目前，Arbitrum和Optimism尚未推出类似的独立隐私产品，而zkSync虽有隐私概念但未落地。Starknet凭借先发优势，有望吸引那些注重隐私的DeFi项目和用户。不过，Shieldnet的实际采用还取决于其与现有DeFi协议的兼容性以及用户对隐私附加费用的接受程度。Starknet计划在2026年第三季度发布Shieldnet的开发者工具包（SDK），以促进生态集成。</w:t>
       </w:r>
     </w:p>
     <w:p>
@@ -1332,7 +1078,7 @@
           <w:b w:val="0"/>
           <w:sz w:val="18"/>
         </w:rPr>
-        <w:t>原文标题：Tokenized gold platform Pleasing Market migrates $90M in TVL from LayerZero to Chainlink</w:t>
+        <w:t>原文标题：Starknet unveils Shieldnet for enhanced privacy in DeFi</w:t>
       </w:r>
     </w:p>
     <w:p>
@@ -1348,7 +1094,213 @@
           <w:b w:val="0"/>
           <w:sz w:val="18"/>
         </w:rPr>
-        <w:t>原文链接：https://www.google-analytics.com/analytics.js</w:t>
+        <w:t>原文链接：https://fonts.googleapis.com/css?family=Google+Sans+Text%3A400%2C500%2C700%2C400i%2C500i%2C700i</w:t>
+      </w:r>
+    </w:p>
+    <w:p/>
+    <w:p>
+      <w:pPr>
+        <w:pStyle w:val="文章一级标题"/>
+        <w:spacing w:before="0" w:after="0" w:line="240" w:lineRule="auto"/>
+        <w:ind w:left="0" w:right="0" w:firstLine="0"/>
+        <w:jc w:val="center"/>
+      </w:pPr>
+      <w:r>
+        <w:rPr>
+          <w:rFonts w:ascii="Times New Roman" w:hAnsi="Times New Roman" w:cs="Times New Roman" w:eastAsia="黑体"/>
+          <w:b w:val="0"/>
+          <w:sz w:val="30"/>
+        </w:rPr>
+        <w:t>万事达卡在八条区块链上开放卡结算网络增加周末和假日结算周期</w:t>
+      </w:r>
+    </w:p>
+    <w:p>
+      <w:pPr>
+        <w:spacing w:before="0" w:after="0" w:line="240" w:lineRule="auto"/>
+        <w:ind w:left="0" w:right="0" w:firstLine="0"/>
+        <w:jc w:val="both"/>
+      </w:pPr>
+      <w:r>
+        <w:rPr>
+          <w:rFonts w:ascii="Times New Roman" w:hAnsi="Times New Roman" w:cs="Times New Roman" w:eastAsia="仿宋"/>
+          <w:b w:val="0"/>
+          <w:sz w:val="28"/>
+        </w:rPr>
+        <w:t>· 万事达卡于2026年6月4日宣布在八条区块链上开放卡结算网络，扩大数字资产支持范围。</w:t>
+      </w:r>
+    </w:p>
+    <w:p>
+      <w:pPr>
+        <w:spacing w:before="0" w:after="0" w:line="240" w:lineRule="auto"/>
+        <w:ind w:left="0" w:right="0" w:firstLine="0"/>
+        <w:jc w:val="both"/>
+      </w:pPr>
+      <w:r>
+        <w:rPr>
+          <w:rFonts w:ascii="Times New Roman" w:hAnsi="Times New Roman" w:cs="Times New Roman" w:eastAsia="仿宋"/>
+          <w:b w:val="0"/>
+          <w:sz w:val="28"/>
+        </w:rPr>
+        <w:t>· 新网络增加周末和假日结算周期，实现全天候交易处理。</w:t>
+      </w:r>
+    </w:p>
+    <w:p>
+      <w:pPr>
+        <w:spacing w:before="0" w:after="0" w:line="240" w:lineRule="auto"/>
+        <w:ind w:left="0" w:right="0" w:firstLine="0"/>
+        <w:jc w:val="both"/>
+      </w:pPr>
+      <w:r>
+        <w:rPr>
+          <w:rFonts w:ascii="Times New Roman" w:hAnsi="Times New Roman" w:cs="Times New Roman" w:eastAsia="仿宋"/>
+          <w:b w:val="0"/>
+          <w:sz w:val="28"/>
+        </w:rPr>
+        <w:t>· 此举标志着传统支付巨头加速拥抱区块链技术，推动加密支付主流化。</w:t>
+      </w:r>
+    </w:p>
+    <w:p>
+      <w:pPr>
+        <w:pStyle w:val="正文内容"/>
+        <w:spacing w:before="0" w:after="0" w:line="240" w:lineRule="auto"/>
+        <w:ind w:left="0" w:right="0" w:firstLine="560"/>
+        <w:jc w:val="both"/>
+      </w:pPr>
+      <w:r>
+        <w:rPr>
+          <w:rFonts w:ascii="Times New Roman" w:hAnsi="Times New Roman" w:cs="Times New Roman" w:eastAsia="仿宋"/>
+          <w:b w:val="0"/>
+          <w:sz w:val="28"/>
+        </w:rPr>
+        <w:t>万事达卡宣布在八条区块链上开放其卡结算网络，并引入周末和假日结算周期，以提升加密支付效率。</w:t>
+      </w:r>
+    </w:p>
+    <w:p>
+      <w:pPr>
+        <w:pStyle w:val="正文内容"/>
+        <w:spacing w:before="0" w:after="0" w:line="240" w:lineRule="auto"/>
+        <w:ind w:left="0" w:right="0" w:firstLine="560"/>
+        <w:jc w:val="both"/>
+      </w:pPr>
+      <w:r>
+        <w:rPr>
+          <w:rFonts w:ascii="Times New Roman" w:hAnsi="Times New Roman" w:cs="Times New Roman" w:eastAsia="仿宋"/>
+          <w:b w:val="0"/>
+          <w:sz w:val="28"/>
+        </w:rPr>
+        <w:t>2026年6月4日，万事达卡（Mastercard）宣布在其卡结算网络上支持八条区块链，并新增周末和假日结算周期。这一举措旨在扩展数字资产在传统支付体系中的应用，实现加密货币的即时结算。万事达卡表示，新网络将允许持卡人在更多场景中使用加密资产，同时为商家提供更灵活的资金清算时间。</w:t>
+      </w:r>
+    </w:p>
+    <w:p>
+      <w:pPr>
+        <w:pStyle w:val="正文内容"/>
+        <w:spacing w:before="0" w:after="0" w:line="240" w:lineRule="auto"/>
+        <w:ind w:left="0" w:right="0" w:firstLine="560"/>
+        <w:jc w:val="both"/>
+      </w:pPr>
+      <w:r>
+        <w:rPr>
+          <w:rFonts w:ascii="Times New Roman" w:hAnsi="Times New Roman" w:cs="Times New Roman" w:eastAsia="仿宋"/>
+          <w:b w:val="0"/>
+          <w:sz w:val="28"/>
+        </w:rPr>
+        <w:t>此前，万事达卡的结算网络仅在工作日运行，周末和假日的交易需延迟处理。新增的结算周期意味着用户可以在任何时间完成交易，资金流转效率大幅提升。这一改变被视为应对加密货币市场7×24小时交易特性的关键步骤，有助于弥合传统金融与去中心化金融（Decentralized Finance，DeFi）之间的鸿沟。</w:t>
+      </w:r>
+    </w:p>
+    <w:p>
+      <w:pPr>
+        <w:pStyle w:val="正文内容"/>
+        <w:spacing w:before="0" w:after="0" w:line="240" w:lineRule="auto"/>
+        <w:ind w:left="0" w:right="0" w:firstLine="560"/>
+        <w:jc w:val="both"/>
+      </w:pPr>
+      <w:r>
+        <w:rPr>
+          <w:rFonts w:ascii="Times New Roman" w:hAnsi="Times New Roman" w:cs="Times New Roman" w:eastAsia="仿宋"/>
+          <w:b w:val="0"/>
+          <w:sz w:val="28"/>
+        </w:rPr>
+        <w:t>具体支持的八条区块链尚未全部披露，但据万事达卡透露，包括以太坊（Ethereum，ETH）和Solana在内的主流公链已在首批列表中。万事达卡通过与多家加密服务商合作，将这些区块链上的稳定币和代币集成到其支付网络。用户可通过绑定的万事达卡直接消费加密资产，而无需兑换为法币。</w:t>
+      </w:r>
+    </w:p>
+    <w:p>
+      <w:pPr>
+        <w:pStyle w:val="正文内容"/>
+        <w:spacing w:before="0" w:after="0" w:line="240" w:lineRule="auto"/>
+        <w:ind w:left="0" w:right="0" w:firstLine="560"/>
+        <w:jc w:val="both"/>
+      </w:pPr>
+      <w:r>
+        <w:rPr>
+          <w:rFonts w:ascii="Times New Roman" w:hAnsi="Times New Roman" w:cs="Times New Roman" w:eastAsia="仿宋"/>
+          <w:b w:val="0"/>
+          <w:sz w:val="28"/>
+        </w:rPr>
+        <w:t>行业分析人士指出，万事达卡的此举将推动加密支付走向普及。传统卡组织通常依赖Visa或万事达卡自己的清算系统，而区块链的引入降低了交易成本并提高了透明度。周末和假日结算周期的加入，对于加密货币市场的参与者尤为重要，因为价格波动和交易需求不受传统工作日限制。</w:t>
+      </w:r>
+    </w:p>
+    <w:p>
+      <w:pPr>
+        <w:pStyle w:val="正文内容"/>
+        <w:spacing w:before="0" w:after="0" w:line="240" w:lineRule="auto"/>
+        <w:ind w:left="0" w:right="0" w:firstLine="560"/>
+        <w:jc w:val="both"/>
+      </w:pPr>
+      <w:r>
+        <w:rPr>
+          <w:rFonts w:ascii="Times New Roman" w:hAnsi="Times New Roman" w:cs="Times New Roman" w:eastAsia="仿宋"/>
+          <w:b w:val="0"/>
+          <w:sz w:val="28"/>
+        </w:rPr>
+        <w:t>万事达卡近年来持续加码数字资产领域。2025年，它曾推出加密钱包和NFT相关服务。此次结算网络升级，进一步巩固了其作为支付技术创新者的地位。监管方面，万事达卡强调将遵循各司法管辖区的合规要求，确保交易安全。未来，随着更多区块链的接入，这一网络有望成为连接传统金融与加密世界的桥梁。</w:t>
+      </w:r>
+    </w:p>
+    <w:p>
+      <w:pPr>
+        <w:pStyle w:val="信息来源"/>
+        <w:spacing w:before="50" w:after="100" w:line="240" w:lineRule="auto"/>
+        <w:ind w:left="0" w:right="0" w:firstLine="0"/>
+        <w:jc w:val="right"/>
+      </w:pPr>
+      <w:r>
+        <w:rPr>
+          <w:rFonts w:ascii="Times New Roman" w:hAnsi="Times New Roman" w:cs="Times New Roman" w:eastAsia="仿宋"/>
+          <w:b w:val="0"/>
+          <w:sz w:val="21"/>
+        </w:rPr>
+        <w:t>（信息来源：thedefiant.io）</w:t>
+      </w:r>
+    </w:p>
+    <w:p>
+      <w:pPr>
+        <w:pStyle w:val="原文信息"/>
+        <w:spacing w:before="0" w:after="0" w:line="240" w:lineRule="auto"/>
+        <w:ind w:left="0" w:right="0" w:firstLine="0"/>
+        <w:jc w:val="left"/>
+      </w:pPr>
+      <w:r>
+        <w:rPr>
+          <w:rFonts w:ascii="Times New Roman" w:hAnsi="Times New Roman" w:cs="Times New Roman" w:eastAsia="仿宋"/>
+          <w:b w:val="0"/>
+          <w:sz w:val="18"/>
+        </w:rPr>
+        <w:t>原文标题：Mastercard Opens Card-Settlement Network on Eight Blockchains， Adding Weekend and Holiday Cycles</w:t>
+      </w:r>
+    </w:p>
+    <w:p>
+      <w:pPr>
+        <w:pStyle w:val="原文信息"/>
+        <w:spacing w:before="0" w:after="0" w:line="240" w:lineRule="auto"/>
+        <w:ind w:left="0" w:right="0" w:firstLine="0"/>
+        <w:jc w:val="left"/>
+      </w:pPr>
+      <w:r>
+        <w:rPr>
+          <w:rFonts w:ascii="Times New Roman" w:hAnsi="Times New Roman" w:cs="Times New Roman" w:eastAsia="仿宋"/>
+          <w:b w:val="0"/>
+          <w:sz w:val="18"/>
+        </w:rPr>
+        <w:t>原文链接：https://fonts.googleapis.com/css?family=Google+Sans+Text%3A400%2C500%2C700%2C400i%2C500i%2C700i</w:t>
       </w:r>
     </w:p>
     <w:p>
@@ -1388,7 +1340,133 @@
           <w:b w:val="0"/>
           <w:sz w:val="30"/>
         </w:rPr>
-        <w:t>比特币短暂跌破62000美元15亿美元加密多头仓位被清算</w:t>
+        <w:t>Hyperliquid创全球永续合约市场份额新高HIP3月度交易量突破620亿美元</w:t>
+      </w:r>
+    </w:p>
+    <w:p>
+      <w:pPr>
+        <w:spacing w:before="0" w:after="0" w:line="240" w:lineRule="auto"/>
+        <w:ind w:left="0" w:right="0" w:firstLine="0"/>
+        <w:jc w:val="both"/>
+      </w:pPr>
+      <w:r>
+        <w:rPr>
+          <w:rFonts w:ascii="Times New Roman" w:hAnsi="Times New Roman" w:cs="Times New Roman" w:eastAsia="仿宋"/>
+          <w:b w:val="0"/>
+          <w:sz w:val="28"/>
+        </w:rPr>
+        <w:t>· Hyperliquid在全球永续合约市场份额创历史新高。</w:t>
+      </w:r>
+    </w:p>
+    <w:p>
+      <w:pPr>
+        <w:spacing w:before="0" w:after="0" w:line="240" w:lineRule="auto"/>
+        <w:ind w:left="0" w:right="0" w:firstLine="0"/>
+        <w:jc w:val="both"/>
+      </w:pPr>
+      <w:r>
+        <w:rPr>
+          <w:rFonts w:ascii="Times New Roman" w:hAnsi="Times New Roman" w:cs="Times New Roman" w:eastAsia="仿宋"/>
+          <w:b w:val="0"/>
+          <w:sz w:val="28"/>
+        </w:rPr>
+        <w:t>· HIP-3月度交易量突破620亿美元。</w:t>
+      </w:r>
+    </w:p>
+    <w:p>
+      <w:pPr>
+        <w:pStyle w:val="正文内容"/>
+        <w:spacing w:before="0" w:after="0" w:line="240" w:lineRule="auto"/>
+        <w:ind w:left="0" w:right="0" w:firstLine="560"/>
+        <w:jc w:val="both"/>
+      </w:pPr>
+      <w:r>
+        <w:rPr>
+          <w:rFonts w:ascii="Times New Roman" w:hAnsi="Times New Roman" w:cs="Times New Roman" w:eastAsia="仿宋"/>
+          <w:b w:val="0"/>
+          <w:sz w:val="28"/>
+        </w:rPr>
+        <w:t>根据Glassnode Research报告，Hyperliquid协议作为Layer1衍生品平台，在全球永续合约市场中的份额达到历史最高水平，其核心产品HIP-3月度交易量超过620亿美元。</w:t>
+      </w:r>
+    </w:p>
+    <w:p>
+      <w:pPr>
+        <w:pStyle w:val="正文内容"/>
+        <w:spacing w:before="0" w:after="0" w:line="240" w:lineRule="auto"/>
+        <w:ind w:left="0" w:right="0" w:firstLine="560"/>
+        <w:jc w:val="both"/>
+      </w:pPr>
+      <w:r>
+        <w:rPr>
+          <w:rFonts w:ascii="Times New Roman" w:hAnsi="Times New Roman" w:cs="Times New Roman" w:eastAsia="仿宋"/>
+          <w:b w:val="0"/>
+          <w:sz w:val="28"/>
+        </w:rPr>
+        <w:t>Glassnode Research于2026年6月4日发布的《The Altcoin Vector》第57期报告显示，Hyperliquid（一个Layer1衍生品协议）在全球永续合约（Perpetual Futures， Perps）市场中的份额创下历史新高。该报告指出，Hyperliquid的交易量增长主要得益于其独特的技术架构、低费用和高透明度，吸引了大量交易者和流动性提供者。</w:t>
+      </w:r>
+    </w:p>
+    <w:p>
+      <w:pPr>
+        <w:pStyle w:val="正文内容"/>
+        <w:spacing w:before="0" w:after="0" w:line="240" w:lineRule="auto"/>
+        <w:ind w:left="0" w:right="0" w:firstLine="560"/>
+        <w:jc w:val="both"/>
+      </w:pPr>
+      <w:r>
+        <w:rPr>
+          <w:rFonts w:ascii="Times New Roman" w:hAnsi="Times New Roman" w:cs="Times New Roman" w:eastAsia="仿宋"/>
+          <w:b w:val="0"/>
+          <w:sz w:val="28"/>
+        </w:rPr>
+        <w:t>报告重点分析了Hyperliquid的核心交易对HIP-3，该产品在2026年5月的月度交易量突破了620亿美元。这一数字较前几个月显著增长，反映了市场对去中心化衍生品需求的持续上升。Hyperliquid通过高效的清算机制和风险管理，在加密货币市场波动加剧的环境中保持了稳定运行，从而赢得了用户信任。</w:t>
+      </w:r>
+    </w:p>
+    <w:p>
+      <w:pPr>
+        <w:pStyle w:val="正文内容"/>
+        <w:spacing w:before="0" w:after="0" w:line="240" w:lineRule="auto"/>
+        <w:ind w:left="0" w:right="0" w:firstLine="560"/>
+        <w:jc w:val="both"/>
+      </w:pPr>
+      <w:r>
+        <w:rPr>
+          <w:rFonts w:ascii="Times New Roman" w:hAnsi="Times New Roman" w:cs="Times New Roman" w:eastAsia="仿宋"/>
+          <w:b w:val="0"/>
+          <w:sz w:val="28"/>
+        </w:rPr>
+        <w:t>Hyperliquid的市场份额增长也受益于其原生代币经济模型，该模型为流动性提供者提供额外激励，进一步推动了交易量的上升。与中心化交易所相比，Hyperliquid提供了更低的交易费用和更高的透明度，这使得其在与dYdX和GMX等竞争对手的角逐中脱颖而出。</w:t>
+      </w:r>
+    </w:p>
+    <w:p>
+      <w:pPr>
+        <w:pStyle w:val="正文内容"/>
+        <w:spacing w:before="0" w:after="0" w:line="240" w:lineRule="auto"/>
+        <w:ind w:left="0" w:right="0" w:firstLine="560"/>
+        <w:jc w:val="both"/>
+      </w:pPr>
+      <w:r>
+        <w:rPr>
+          <w:rFonts w:ascii="Times New Roman" w:hAnsi="Times New Roman" w:cs="Times New Roman" w:eastAsia="仿宋"/>
+          <w:b w:val="0"/>
+          <w:sz w:val="28"/>
+        </w:rPr>
+        <w:t>尽管Hyperliquid取得了显著进展，但报告也指出其面临的挑战。监管环境的不确定性可能影响Hyperliquid的全球扩张，尤其是各国对加密货币衍生品的态度不一。此外，竞争加剧和技术升级的需求也是持续存在的风险。然而，Hyperliquid的技术优势和社区支持使其在短期内保持了领先地位。</w:t>
+      </w:r>
+    </w:p>
+    <w:p>
+      <w:pPr>
+        <w:pStyle w:val="正文内容"/>
+        <w:spacing w:before="0" w:after="0" w:line="240" w:lineRule="auto"/>
+        <w:ind w:left="0" w:right="0" w:firstLine="560"/>
+        <w:jc w:val="both"/>
+      </w:pPr>
+      <w:r>
+        <w:rPr>
+          <w:rFonts w:ascii="Times New Roman" w:hAnsi="Times New Roman" w:cs="Times New Roman" w:eastAsia="仿宋"/>
+          <w:b w:val="0"/>
+          <w:sz w:val="28"/>
+        </w:rPr>
+        <w:t>展望未来，Hyperliquid计划推出更多创新产品，如指数永续合约和期权，以进一步扩大市场份额。HIP-3的交易量有望继续增长，但市场波动和竞争态势的变化将带来不确定性。投资者应密切关注Hyperliquid的发展动态以及相关监管进展。</w:t>
       </w:r>
     </w:p>
     <w:p>
@@ -1404,7 +1482,7 @@
           <w:b w:val="0"/>
           <w:sz w:val="21"/>
         </w:rPr>
-        <w:t>（信息来源：CoinDesk）</w:t>
+        <w:t>（信息来源：Glassnode Research）</w:t>
       </w:r>
     </w:p>
     <w:p>
@@ -1420,7 +1498,7 @@
           <w:b w:val="0"/>
           <w:sz w:val="18"/>
         </w:rPr>
-        <w:t>原文标题：Bitcoin briefly drops below $62，000 as $1.5 billion in crypto longs get wiped out</w:t>
+        <w:t>原文标题：Hyperliquid hits record share of global perps market as HIP-3 tops $62 billion monthly volume</w:t>
       </w:r>
     </w:p>
     <w:p>
@@ -1436,7 +1514,7 @@
           <w:b w:val="0"/>
           <w:sz w:val="18"/>
         </w:rPr>
-        <w:t>原文链接：https://www.google-analytics.com/analytics.js</w:t>
+        <w:t>原文链接：https://fonts.googleapis.com/css?family=Google+Sans+Text%3A400%2C500%2C700%2C400i%2C500i%2C700i</w:t>
       </w:r>
     </w:p>
     <w:p/>
@@ -1453,7 +1531,7 @@
           <w:b w:val="0"/>
           <w:sz w:val="30"/>
         </w:rPr>
-        <w:t>比特币自2月以来首次跌破63000美元跌势延续</w:t>
+        <w:t>Polymarket的UMA投票维持Strategy比特币出售市场的“否”结果</w:t>
       </w:r>
     </w:p>
     <w:p>
@@ -1468,7 +1546,7 @@
           <w:b w:val="0"/>
           <w:sz w:val="28"/>
         </w:rPr>
-        <w:t>· 比特币价格于2026年6月4日跌破63000美元，为2026年2月以来首次。</w:t>
+        <w:t>· Polymarket上关于MicroStrategy出售比特币的预测市场结果引发争议，UMA投票维持“否”。</w:t>
       </w:r>
     </w:p>
     <w:p>
@@ -1483,7 +1561,7 @@
           <w:b w:val="0"/>
           <w:sz w:val="28"/>
         </w:rPr>
-        <w:t>· 此次下跌延续了近期抛售趋势，市场关注关键支撑位能否守住。</w:t>
+        <w:t>· UMA作为链上争议解决机制，投票结果巩固了预测市场的去中心化裁决。</w:t>
       </w:r>
     </w:p>
     <w:p>
@@ -1498,7 +1576,7 @@
           <w:b w:val="0"/>
           <w:sz w:val="28"/>
         </w:rPr>
-        <w:t>· 投资者情绪趋于谨慎，交易量有所放大。</w:t>
+        <w:t>· 事件凸显预测市场准确性依赖客观事实，争议处理影响市场可信度。</w:t>
       </w:r>
     </w:p>
     <w:p>
@@ -1514,7 +1592,7 @@
           <w:b w:val="0"/>
           <w:sz w:val="28"/>
         </w:rPr>
-        <w:t>2026年6月4日，比特币价格延续下跌趋势，自2026年2月以来首次跌破63000美元关口，引发市场广泛关注。</w:t>
+        <w:t>2026年6月4日，预测市场协议Polymarket通过其UMA（Universal Market Access）投票机制，正式维持了关于“Strategy（原MicroStrategy）是否会出售比特币”市场的“否”结果，尽管该结果面临部分用户的强烈反对。</w:t>
       </w:r>
     </w:p>
     <w:p>
@@ -1530,7 +1608,7 @@
           <w:b w:val="0"/>
           <w:sz w:val="28"/>
         </w:rPr>
-        <w:t>根据CoinDesk行情数据，比特币在亚洲交易时段大幅下挫，自2026年2月以来首次跌破63000美元。这一关键心理价位的失守标志着近期抛售升级，过去数周比特币从阶段性高点回落逾10%。</w:t>
+        <w:t>2026年6月4日，去中心化预测市场平台Polymarket通过其UMA（Universal Market Access）投票机制，正式维持了关于“Strategy（原MicroStrategy）是否会出售其持有的比特币”这一市场结果的“否”判定。该市场此前因结果分歧引发部分用户质疑，并触发UMA争议解决流程。UMA是一个去中心化的预言机和争议仲裁协议，Polymarket利用它在链上解决预测市场的最终结果。此次投票意味着，尽管存在反对声音，但UMA投票人多数支持市场原定的“否”结果，即Strategy不会在特定时间窗口内出售比特币。</w:t>
       </w:r>
     </w:p>
     <w:p>
@@ -1546,7 +1624,7 @@
           <w:b w:val="0"/>
           <w:sz w:val="28"/>
         </w:rPr>
-        <w:t>自2026年2月（比特币最后一次低于63000美元）以来，市场经历了多次反弹，但近期抛压持续加大。分析人士指出，宏观因素与加密货币内部杠杆出清共同推动下行。</w:t>
+        <w:t>该市场的争议焦点在于，一些交易者认为Strategy的股价表现和公司行为暗示了出售比特币的可能性，但市场规则可能要求更明确的公开声明或链上证据。Polymarket的市场结果通常由预设的真相来源（如官方声明或链上数据）决定，当用户对结果提出异议时，可以发起UMA争议升级。在这个过程中，UMA代币持有者通过投票选择他们认为正确的结果，投票权重与他们质押的代币数量相关。此次投票结果于2026年6月4日公布，最终以多数票维持了最初的市场裁判。</w:t>
       </w:r>
     </w:p>
     <w:p>
@@ -1562,7 +1640,7 @@
           <w:b w:val="0"/>
           <w:sz w:val="28"/>
         </w:rPr>
-        <w:t>比特币跌破63000美元后，部分止损单被触发，加速了价格下跌。链上数据显示，持有者在过去24小时内向交易所转移了可观数量的比特币，可能暗示获利了结或恐慌抛售。</w:t>
+        <w:t>此次事件并非Polymarket首次面临结果争议。UMA投票机制的设计初衷就是为了在人类判断与客观数据冲突时提供去中心化的最终裁决。然而，批评者指出，UMA投票可能受到大户操纵或利益冲突影响，因为投票者本身可能持有相关市场的头寸。尽管如此，Polymarket和UMA团队强调，投票过程在链上完全透明，任何人都可以验证投票记录。目前，所有参与该市场的交易者已根据最终结果进行结算，反对者暂无进一步申诉渠道。</w:t>
       </w:r>
     </w:p>
     <w:p>
@@ -1578,7 +1656,7 @@
           <w:b w:val="0"/>
           <w:sz w:val="28"/>
         </w:rPr>
-        <w:t>其他主流加密货币同步走低，以太坊（Ethereum，ETH）跌至3500美元附近，市场整体市值蒸发约5%。衍生品市场未平仓合约减少，显示投机情绪降温。</w:t>
+        <w:t>对于更广泛的加密货币市场，这一裁决传达了一个信号：去中心化预测市场的权威性依赖于其底层争议解决机制的健全性。如果UMA投票结果被认为不够公正，可能损害Polymarket的品牌信誉和用户参与度。事实上，2026年以来，Polymarket的交易量持续增长，但相关争议的频繁出现也促使团队考虑改进争议触发门槛和投票权重分配。一些社区成员建议引入多元化的真相来源或增加时间锁以防止短时操纵。</w:t>
       </w:r>
     </w:p>
     <w:p>
@@ -1594,7 +1672,23 @@
           <w:b w:val="0"/>
           <w:sz w:val="28"/>
         </w:rPr>
-        <w:t>截至发稿，比特币在62500美元附近震荡。交易员密切关注60000美元整数关口，若进一步失守，可能触发更深回调。CoinDesk分析师表示，短期内市场需要新的催化剂才能逆转趋势。</w:t>
+        <w:t>从监管角度看，预测市场本身在美国面临一定法律不确定性。Polymarket此前已限制美国用户访问其某些市场，但并未完全退出。此次UMA投票结果可能不会直接引发监管行动，但若未来出现更大规模的争议或金融操纵指控，可能会引起美国商品期货交易委员会（CFTC）等机构的关注。毕竟，预测市场与事件合约在结构上类似衍生品，而CFTC对去中心化平台的管辖权仍在探索中。</w:t>
+      </w:r>
+    </w:p>
+    <w:p>
+      <w:pPr>
+        <w:pStyle w:val="正文内容"/>
+        <w:spacing w:before="0" w:after="0" w:line="240" w:lineRule="auto"/>
+        <w:ind w:left="0" w:right="0" w:firstLine="560"/>
+        <w:jc w:val="both"/>
+      </w:pPr>
+      <w:r>
+        <w:rPr>
+          <w:rFonts w:ascii="Times New Roman" w:hAnsi="Times New Roman" w:cs="Times New Roman" w:eastAsia="仿宋"/>
+          <w:b w:val="0"/>
+          <w:sz w:val="28"/>
+        </w:rPr>
+        <w:t>截至目前，Strategy（原MicroStrategy）并未发表任何官方声明回应这一市场结果。该公司在2026年第一季度财报中仍持有约22万枚比特币，并继续通过可转换债券和股票发行筹集资金购买更多比特币。市场观察者指出，该预测市场的关闭并不影响公司实际策略，但反映了市场参与者对公司未来比特币持有策略的预期分歧。后续，Polymarket可能会根据社区反馈调整市场设计，例如引入更明确的验证条件和二级仲裁机制。</w:t>
       </w:r>
     </w:p>
     <w:p>
@@ -1610,7 +1704,7 @@
           <w:b w:val="0"/>
           <w:sz w:val="21"/>
         </w:rPr>
-        <w:t>（信息来源：CoinDesk）</w:t>
+        <w:t>（信息来源：The Block）</w:t>
       </w:r>
     </w:p>
     <w:p>
@@ -1626,7 +1720,7 @@
           <w:b w:val="0"/>
           <w:sz w:val="18"/>
         </w:rPr>
-        <w:t>原文标题：Bitcoin selloff continues as prices slide below $63，000 for the first time since February</w:t>
+        <w:t>原文标题：Polymarket's UMA vote upholds ‘No’ outcome on Strategy bitcoin sale market despite backlash</w:t>
       </w:r>
     </w:p>
     <w:p>
@@ -1642,7 +1736,7 @@
           <w:b w:val="0"/>
           <w:sz w:val="18"/>
         </w:rPr>
-        <w:t>原文链接：https://www.google-analytics.com/analytics.js</w:t>
+        <w:t>原文链接：https://fonts.googleapis.com/css?family=Google+Sans+Text%3A400%2C500%2C700%2C400i%2C500i%2C700i</w:t>
       </w:r>
     </w:p>
     <w:p>
@@ -1682,7 +1776,7 @@
           <w:b w:val="0"/>
           <w:sz w:val="30"/>
         </w:rPr>
-        <w:t>CryptoQuant首席执行官称比特币投资者正向长期持有者转变</w:t>
+        <w:t>CryptoQuant首席执行官称比特币投资者正转向长期持有者</w:t>
       </w:r>
     </w:p>
     <w:p>
@@ -1697,7 +1791,7 @@
           <w:b w:val="0"/>
           <w:sz w:val="28"/>
         </w:rPr>
-        <w:t>· CryptoQuant CEO指出比特币投资者行为正在从短期交易转向长期持有</w:t>
+        <w:t>· 链上数据表明比特币长期持有者供应量持续上升，短期交易行为减少。</w:t>
       </w:r>
     </w:p>
     <w:p>
@@ -1712,14 +1806,13 @@
           <w:b w:val="0"/>
           <w:sz w:val="28"/>
         </w:rPr>
-        <w:t>· 链上数据显示长期持有者供应量持续增加，市场情绪趋于成熟</w:t>
+        <w:t>· 市场波动和监管明朗化促使投资者转向长期持有策略。</w:t>
       </w:r>
     </w:p>
     <w:p>
       <w:pPr>
-        <w:pStyle w:val="正文内容"/>
         <w:spacing w:before="0" w:after="0" w:line="240" w:lineRule="auto"/>
-        <w:ind w:left="0" w:right="0" w:firstLine="560"/>
+        <w:ind w:left="0" w:right="0" w:firstLine="0"/>
         <w:jc w:val="both"/>
       </w:pPr>
       <w:r>
@@ -1728,7 +1821,7 @@
           <w:b w:val="0"/>
           <w:sz w:val="28"/>
         </w:rPr>
-        <w:t>CryptoQuant首席执行官近日表示，比特币投资者正加速向长期持有者转变，链上数据支持这一趋势，市场结构可能发生根本性变化。</w:t>
+        <w:t>· CryptoQuant观点反映行业对比特币资产属性的重新定位。</w:t>
       </w:r>
     </w:p>
     <w:p>
@@ -1744,7 +1837,7 @@
           <w:b w:val="0"/>
           <w:sz w:val="28"/>
         </w:rPr>
-        <w:t>CryptoQuant首席执行官于2026年6月4日发表观点，称比特币投资者正在从短期交易策略转向长期持有模式。他指出，链上数据显示长期持有者（持有比特币超过155天的地址）的供应量正在稳步增加，而短期持有者的活跃度下降，这标志着市场情绪从投机转向价值储存。</w:t>
+        <w:t>比特币投资者结构正经历显著转变，越来越多的持有者选择长期持仓而非短线操作，这从链上数据的长期持有者指标中得到印证。</w:t>
       </w:r>
     </w:p>
     <w:p>
@@ -1760,7 +1853,7 @@
           <w:b w:val="0"/>
           <w:sz w:val="28"/>
         </w:rPr>
-        <w:t>根据CryptoQuant的分析，长期持有者供应量在2026年第二季度达到历史新高，占流通供应量的比例超过75%。CEO强调，这一趋势与比特币减半周期后的市场行为一致，通常减半事件会激发持有者更强烈的囤积意愿。此外，交易所的比特币余额持续下降，进一步说明投资者正将资产转移到自我托管钱包，减少流动性供给。</w:t>
+        <w:t>CryptoQuant首席执行官基于公司内部链上分析数据指出，比特币投资者行为正在发生根本性变化。长期持有者（Long-Term Holders，LTH）的供应量在2026年5月达到历史新高，投资者从短期投机转向长期持有。这一趋势在多个链上指标中均有体现，例如持有超过1年的比特币地址数量持续增加。</w:t>
       </w:r>
     </w:p>
     <w:p>
@@ -1776,7 +1869,7 @@
           <w:b w:val="0"/>
           <w:sz w:val="28"/>
         </w:rPr>
-        <w:t>背景方面，自2024年第四次减半以来，比特币区块奖励减少，新币供应量下降，而机构投资者通过现货ETF等渠道持续增持。CryptoQuant CEO认为，长期持有者群体的壮大是比特币网络成熟的重要标志，减少了价格大幅波动的风险。不过，他也警告称，如果宏观经济条件恶化，长期持有者也可能被迫出售，但目前未见明显抛压。</w:t>
+        <w:t>市场背景方面，2025年以来的监管框架逐步清晰，以及宏观经济不确定性促使投资者寻求数字资产作为长期价值储存手段。与此同时，比特币价格波动性在2026年有所下降，为长期持有提供了更稳定的环境。CryptoQuant的模型显示，短期持有者的获利了结压力已明显减弱。</w:t>
       </w:r>
     </w:p>
     <w:p>
@@ -1792,7 +1885,7 @@
           <w:b w:val="0"/>
           <w:sz w:val="28"/>
         </w:rPr>
-        <w:t>市场影响上，该观点与近期比特币价格在60000美元区间震荡的行情相符。长期持有者占比提升通常预示市场底部支撑增强，但也可能导致流动性降低，加剧短期波动。监管层面，美国证券交易委员会（SEC）在2025年批准了多个比特币现货ETF，为机构投资者提供了合规渠道，间接推动了长期持有行为。</w:t>
+        <w:t>从链上数据看，交易所比特币余额持续下降，而冷钱包和长期持有者地址的流入量增加。这表明比特币正在从交易平台转向个人长期存储。CryptoQuant首席执行官特别提到，这种转移可能降低市场因恐慌性抛售而剧烈波动的风险。</w:t>
       </w:r>
     </w:p>
     <w:p>
@@ -1808,7 +1901,23 @@
           <w:b w:val="0"/>
           <w:sz w:val="28"/>
         </w:rPr>
-        <w:t>后续观察方面，分析师将密切关注长期持有者供应量的变化速度，以及是否出现大量获利了结的迹象。CryptoQuant CEO建议投资者关注链上“休眠指数”等指标，以判断市场是否进入新的积累阶段。总体而言，这一转变如果持续，将强化比特币作为数字黄金的投资叙事。</w:t>
+        <w:t>此外，机构参与度提升也是重要驱动因素。2026年，多家主流机构将比特币纳入资产配置，并采取长期持有策略。这与CryptoQuant观察到的投资者结构变化一致。首席执行官认为，如果该趋势持续，比特币的供应短缺效应将在未来几个季度进一步显现。</w:t>
+      </w:r>
+    </w:p>
+    <w:p>
+      <w:pPr>
+        <w:pStyle w:val="正文内容"/>
+        <w:spacing w:before="0" w:after="0" w:line="240" w:lineRule="auto"/>
+        <w:ind w:left="0" w:right="0" w:firstLine="560"/>
+        <w:jc w:val="both"/>
+      </w:pPr>
+      <w:r>
+        <w:rPr>
+          <w:rFonts w:ascii="Times New Roman" w:hAnsi="Times New Roman" w:cs="Times New Roman" w:eastAsia="仿宋"/>
+          <w:b w:val="0"/>
+          <w:sz w:val="28"/>
+        </w:rPr>
+        <w:t>需要明确的是，上述分析基于CryptoQuant的链上数据模型，不构成投资建议。投资者应结合自身风险承受能力做出决策。市场后续发展仍取决于监管动态和宏观经济环境变化。</w:t>
       </w:r>
     </w:p>
     <w:p>
@@ -1856,7 +1965,7 @@
           <w:b w:val="0"/>
           <w:sz w:val="18"/>
         </w:rPr>
-        <w:t>原文链接：https://www.google-analytics.com/analytics.js</w:t>
+        <w:t>原文链接：https://fonts.googleapis.com/css?family=Google+Sans+Text%3A400%2C500%2C700%2C400i%2C500i%2C700i</w:t>
       </w:r>
     </w:p>
     <w:p/>
@@ -1873,7 +1982,7 @@
           <w:b w:val="0"/>
           <w:sz w:val="30"/>
         </w:rPr>
-        <w:t>Pompliano呼吁无视每四年宣告比特币死亡的“尖叫熊”他们总是错的</w:t>
+        <w:t>AnthonyPompliano呼吁投资者忽略每四年一轮的比特币死亡论</w:t>
       </w:r>
     </w:p>
     <w:p>
@@ -1888,7 +1997,7 @@
           <w:b w:val="0"/>
           <w:sz w:val="28"/>
         </w:rPr>
-        <w:t>· Anthony Pompliano连续第N次反驳比特币死亡论，认为那些周期性唱空的声音总是错误。</w:t>
+        <w:t>· 知名比特币多头Anthony Pompliano指出，每四年都会出现一轮声称比特币已死的熊市言论，但这些预测始终错误。</w:t>
       </w:r>
     </w:p>
     <w:p>
@@ -1903,7 +2012,7 @@
           <w:b w:val="0"/>
           <w:sz w:val="28"/>
         </w:rPr>
-        <w:t>· 历史数据表明比特币每四年经历一次价格周期，但长期趋势始终向上。</w:t>
+        <w:t>· 他建议投资者忽略这些噪音，专注于比特币的长期价值和底层技术。</w:t>
       </w:r>
     </w:p>
     <w:p>
@@ -1918,7 +2027,7 @@
           <w:b w:val="0"/>
           <w:sz w:val="28"/>
         </w:rPr>
-        <w:t>· Pompliano建议投资者忽略短期噪音，关注比特币的基本面和技术进步。</w:t>
+        <w:t>· Pompliano的评论正值比特币价格波动之际，市场情绪分化明显。</w:t>
       </w:r>
     </w:p>
     <w:p>
@@ -1934,7 +2043,7 @@
           <w:b w:val="0"/>
           <w:sz w:val="28"/>
         </w:rPr>
-        <w:t>知名加密投资者Anthony Pompliano再次发声，呼吁市场忽略那些每四年就宣告比特币死亡的“尖叫熊”，并强调他们总是错的。</w:t>
+        <w:t>在2026年6月4日发表的最新言论中，知名加密货币投资者、Morgan Creek Digital联合创始人Anthony Pompliano公开反击了持续存在的比特币看空论调，称那些每四年就宣告比特币终结的熊市预言家是“尖叫的熊”，并坚定地表示“他们错了”。</w:t>
       </w:r>
     </w:p>
     <w:p>
@@ -1950,7 +2059,7 @@
           <w:b w:val="0"/>
           <w:sz w:val="28"/>
         </w:rPr>
-        <w:t>知名加密投资者Anthony Pompliano于2026年6月4日发表观点，呼吁市场忽略那些每四年就宣告比特币（Bitcoin，BTC）死亡的“尖叫熊”，并强调他们总是错的。Pompliano指出，自比特币诞生以来，每当价格经历大幅下跌或进入熊市周期时，总会有分析人士和媒体高呼比特币已死，但历史证明这些预测几乎从未成真。他认为，这种周期性的看空声音更多是市场情绪的反映，而非基于比特币长期价值的客观分析。</w:t>
+        <w:t>Pompliano在一条社交媒体帖子中强调，比特币自诞生以来，几乎每四年就会经历一次被宣判“死亡”的周期。这些悲观预言往往发生在市场低迷时期，但历史一再证明，比特币在每次危机后都能复苏并创下新高。他指出：“每四年，总有一群尖叫的熊站出来宣布比特币已死。但他们错了。”这种周期性出现的恐慌情绪，在他看来，恰恰是长期持有者需要忽略的杂音。</w:t>
       </w:r>
     </w:p>
     <w:p>
@@ -1966,7 +2075,7 @@
           <w:b w:val="0"/>
           <w:sz w:val="28"/>
         </w:rPr>
-        <w:t>Pompliano在发言中回顾了比特币过去多个周期的表现。例如，在2014年、2018年和2022年的深度熊市中，比特币都曾被大量媒体和专家宣告死亡，但每次它都从废墟中重生并创下新高。他强调，比特币的底层技术——区块链（Blockchain）——以及其去中心化（Decentralization）的特性并未因价格波动而改变，反而随着时间推移不断获得更多机构采用和基础设施建设。</w:t>
+        <w:t>作为一位坚定的比特币多头，Pompliano将其视为一种对抗传统金融体系通胀的工具，并认为其去中心化、供应量固定的特性使其成为现代投资组合中不可或缺的一部分。他多次在公开场合预测，比特币的采用将持续增长，最终成为全球储备资产。在2026年6月的市场环境中，尽管比特币价格较此前高点有所回落，Pompliano依然维持其长期看多立场。</w:t>
       </w:r>
     </w:p>
     <w:p>
@@ -1982,7 +2091,7 @@
           <w:b w:val="0"/>
           <w:sz w:val="28"/>
         </w:rPr>
-        <w:t>Pompliano认为，那些宣告比特币死亡的言论通常源于对短期价格波动的过度关注。他指出，比特币的供应量被编程为每四年减半（Halving），这使其具有天然的稀缺性，并驱动了长期价格上升。尽管市场情绪可能因宏观经济或监管不确定性而起伏，但比特币作为一种数字资产（Digital Asset）的储存价值（Store of Value）叙事正在被越来越多的投资者接受。</w:t>
+        <w:t>Pompliano的言论并非孤立，而是代表了加密货币社区内一部分投资者的普遍观点。这种“比特币死亡”叙事最早可追溯到2011年，此后市场经历了多次熊市，但比特币每次都成功反弹。例如，在2014年Mt. Gox交易所崩溃后，比特币被广泛宣告死亡，但随后在2017年达到近2万美元；2022年Terra崩盘和FTX破产后，类似论调再次涌现，但比特币在2023年和2024年重新站上历史峰值区域。</w:t>
       </w:r>
     </w:p>
     <w:p>
@@ -1998,7 +2107,7 @@
           <w:b w:val="0"/>
           <w:sz w:val="28"/>
         </w:rPr>
-        <w:t>与此同时，Pompliano提醒投资者关注比特币网络的基本面指标，例如算力（Hashrate）和活跃地址数。即便在价格低迷时期，比特币网络的安全性（Security）和用户参与度依然保持强劲。他进一步表示，那些“尖叫熊”往往忽略了比特币在跨境支付、抗通胀（Inflation Hedge）以及金融包容性（Financial Inclusion）方面的实际应用潜力，而这些正是推动其长期价值的核心因素。</w:t>
+        <w:t>尽管Pompliano的观点充满信心，但市场仍存在不确定性。比特币的短期价格波动受到宏观经济因素、监管政策和技术发展的多重影响。2026年6月，全球央行货币政策的分化、地缘政治风险以及加密货币行业自身的合规挑战，都为比特币的走势增添了变数。一些分析师警告，看涨情绪过于一致可能预示着市场转折点。</w:t>
       </w:r>
     </w:p>
     <w:p>
@@ -2014,7 +2123,7 @@
           <w:b w:val="0"/>
           <w:sz w:val="28"/>
         </w:rPr>
-        <w:t>Pompliano的这番言论背景是比特币当前正处于新一轮熊市周期之中。根据其过往言论，他几乎在每个熊市底部都会发出类似呼吁。他的观点在加密社区内引发强烈共鸣，但也遭到一些怀疑论者的反驳，认为过度乐观可能忽视市场风险。不过，从历史表现来看，Pompliano的长期看多策略确实获得了显著回报，这也让他的声音在市场中拥有一定影响力。</w:t>
+        <w:t>然而，Pompliano坚持认为，基本面才是关键。他指出，比特币的哈希率（Hashrate）和地址数量等链上指标持续创下新高，表明网络基础日益稳固。他呼吁投资者不要被短期恐慌所左右，而应关注技术采用和金融包容性的长远趋势。对于普通投资者而言，Pompliano的建议是：忽略噪音，坚持定投（Dollar-Cost Averaging，DCA）策略，并持有足够长的时间。</w:t>
       </w:r>
     </w:p>
     <w:p>
@@ -2030,7 +2139,23 @@
           <w:b w:val="0"/>
           <w:sz w:val="28"/>
         </w:rPr>
-        <w:t>对于普通投资者，Pompliano建议采取“定额定投”（Dollar-Cost Averaging，DCA）策略，并保持对技术发展的长期关注。他相信，比特币最终将成为一种全球性的价值储存手段，而当前的每一次回调都是买入机会。尽管未来走势难以预测，但Pompliano坚持认为，那些每四年宣告比特币死亡的人终将重复犯错。</w:t>
+        <w:t>在更广泛的背景下，Pompliano的评论再次引发了关于比特币价值存储功能的讨论。随着各国央行探索中央银行数字货币（Central Bank Digital Currency，CBDC），比特币作为一种无需许可的资产，其地位可能受到挑战。但Pompliano认为，正是这种抗审查性赋予了比特币独特的价值。他的观点得到了一部分机构和散户投资者的认同，但也面临来自传统金融界和部分技术专家的质疑。</w:t>
+      </w:r>
+    </w:p>
+    <w:p>
+      <w:pPr>
+        <w:pStyle w:val="正文内容"/>
+        <w:spacing w:before="0" w:after="0" w:line="240" w:lineRule="auto"/>
+        <w:ind w:left="0" w:right="0" w:firstLine="560"/>
+        <w:jc w:val="both"/>
+      </w:pPr>
+      <w:r>
+        <w:rPr>
+          <w:rFonts w:ascii="Times New Roman" w:hAnsi="Times New Roman" w:cs="Times New Roman" w:eastAsia="仿宋"/>
+          <w:b w:val="0"/>
+          <w:sz w:val="28"/>
+        </w:rPr>
+        <w:t>总体而言，Anthony Pompliano在2026年6月初的这番表态，是加密货币多头在经历市场波动后的一次信心宣言。无论未来价格如何演进，这场关于比特币本质和前景的辩论，预计还将持续数年。而Pompliano的立场也提醒市场参与者，在喧嚣的预测中，保持独立判断和长期视角的重要性。</w:t>
       </w:r>
     </w:p>
     <w:p>
@@ -2062,7 +2187,7 @@
           <w:b w:val="0"/>
           <w:sz w:val="18"/>
         </w:rPr>
-        <w:t>原文标题：Anthony Pompliano Says Ignore Screeching Bears That Declare Bitcoin Dead Every 4 Years： ‘They Are Wrong Every Time’</w:t>
+        <w:t>原文标题：Anthony Pompliano Says Ignore Screeching Bears That Declare Bitcoin Dead Every 4 Years： ‘They Are Wrong E</w:t>
       </w:r>
     </w:p>
     <w:p>
@@ -2078,7 +2203,7 @@
           <w:b w:val="0"/>
           <w:sz w:val="18"/>
         </w:rPr>
-        <w:t>原文链接：https://www.google-analytics.com/analytics.js</w:t>
+        <w:t>原文链接：https://fonts.googleapis.com/css?family=Google+Sans+Text%3A400%2C500%2C700%2C400i%2C500i%2C700i</w:t>
       </w:r>
     </w:p>
     <w:sectPr>

--- a/reports/2026/加密货币观察_20260604.docx
+++ b/reports/2026/加密货币观察_20260604.docx
@@ -43,7 +43,7 @@
           <w:b w:val="0"/>
           <w:sz w:val="28"/>
         </w:rPr>
-        <w:t>· “CLARITY法案”获财政部长贝森特在参议院支持</w:t>
+        <w:t>· TheAltcoinVector#57GlassnodeResearch</w:t>
       </w:r>
     </w:p>
     <w:p>
@@ -58,7 +58,7 @@
           <w:b w:val="0"/>
           <w:sz w:val="28"/>
         </w:rPr>
-        <w:t>· 英国FCA发布稳定币发行和加密资产托管制度</w:t>
+        <w:t>· 山寨币向量#57GlassnodeResearch</w:t>
       </w:r>
     </w:p>
     <w:p>
@@ -73,7 +73,7 @@
           <w:b w:val="0"/>
           <w:sz w:val="28"/>
         </w:rPr>
-        <w:t>· 香港2026年加密货币牌照与税务合规法规概览</w:t>
+        <w:t>· TheAltcoinVector#57GlassnodeResearch</w:t>
       </w:r>
     </w:p>
     <w:p>
@@ -103,7 +103,7 @@
           <w:b w:val="0"/>
           <w:sz w:val="28"/>
         </w:rPr>
-        <w:t>· Starknet推出Shieldnet以增强DeFi隐私保护</w:t>
+        <w:t>· 替代币向量第57期Glassnode研究</w:t>
       </w:r>
     </w:p>
     <w:p>
@@ -118,7 +118,7 @@
           <w:b w:val="0"/>
           <w:sz w:val="28"/>
         </w:rPr>
-        <w:t>· 万事达卡在八条区块链上开放卡结算网络增加周末和假日结算周期</w:t>
+        <w:t>· 以太坊瞄准3500美元Glamsterdam升级目标第三季度</w:t>
       </w:r>
     </w:p>
     <w:p>
@@ -148,7 +148,7 @@
           <w:b w:val="0"/>
           <w:sz w:val="28"/>
         </w:rPr>
-        <w:t>· Hyperliquid创全球永续合约市场份额新高HIP3月度交易量突破620亿美元</w:t>
+        <w:t>· 山寨币向量#57Glassnode研究</w:t>
       </w:r>
     </w:p>
     <w:p>
@@ -163,7 +163,7 @@
           <w:b w:val="0"/>
           <w:sz w:val="28"/>
         </w:rPr>
-        <w:t>· Polymarket的UMA投票维持Strategy比特币出售市场的“否”结果</w:t>
+        <w:t>· Altcoin向量第57期Glassnode研究</w:t>
       </w:r>
     </w:p>
     <w:p>
@@ -193,7 +193,7 @@
           <w:b w:val="0"/>
           <w:sz w:val="28"/>
         </w:rPr>
-        <w:t>· CryptoQuant首席执行官称比特币投资者正转向长期持有者</w:t>
+        <w:t>· TheAltcoinVector#57GlassnodeResearch</w:t>
       </w:r>
     </w:p>
     <w:p>
@@ -208,7 +208,7 @@
           <w:b w:val="0"/>
           <w:sz w:val="28"/>
         </w:rPr>
-        <w:t>· AnthonyPompliano呼吁投资者忽略每四年一轮的比特币死亡论</w:t>
+        <w:t>· 山寨币向量第57期GlassnodeResearch</w:t>
       </w:r>
     </w:p>
     <w:p>
@@ -248,7 +248,7 @@
           <w:b w:val="0"/>
           <w:sz w:val="30"/>
         </w:rPr>
-        <w:t>“CLARITY法案”获财政部长贝森特在参议院支持</w:t>
+        <w:t>TheAltcoinVector#57GlassnodeResearch</w:t>
       </w:r>
     </w:p>
     <w:p>
@@ -263,37 +263,7 @@
           <w:b w:val="0"/>
           <w:sz w:val="28"/>
         </w:rPr>
-        <w:t>· 美国财政部长贝森特在参议院公开支持“CLARITY法案”，推动数字资产监管清晰度立法进程。</w:t>
-      </w:r>
-    </w:p>
-    <w:p>
-      <w:pPr>
-        <w:spacing w:before="0" w:after="0" w:line="240" w:lineRule="auto"/>
-        <w:ind w:left="0" w:right="0" w:firstLine="0"/>
-        <w:jc w:val="both"/>
-      </w:pPr>
-      <w:r>
-        <w:rPr>
-          <w:rFonts w:ascii="Times New Roman" w:hAnsi="Times New Roman" w:cs="Times New Roman" w:eastAsia="仿宋"/>
-          <w:b w:val="0"/>
-          <w:sz w:val="28"/>
-        </w:rPr>
-        <w:t>· 该法案旨在为加密货币提供明确的税收与合规框架，获财政部背书后市场预期升温。</w:t>
-      </w:r>
-    </w:p>
-    <w:p>
-      <w:pPr>
-        <w:spacing w:before="0" w:after="0" w:line="240" w:lineRule="auto"/>
-        <w:ind w:left="0" w:right="0" w:firstLine="0"/>
-        <w:jc w:val="both"/>
-      </w:pPr>
-      <w:r>
-        <w:rPr>
-          <w:rFonts w:ascii="Times New Roman" w:hAnsi="Times New Roman" w:cs="Times New Roman" w:eastAsia="仿宋"/>
-          <w:b w:val="0"/>
-          <w:sz w:val="28"/>
-        </w:rPr>
-        <w:t>· 参议院听证会标志着两党就数字资产监管达成初步共识，后续立法步骤备受关注。</w:t>
+        <w:t>· The Altcoin Vector #57 Glassnode Research</w:t>
       </w:r>
     </w:p>
     <w:p>
@@ -309,7 +279,7 @@
           <w:b w:val="0"/>
           <w:sz w:val="28"/>
         </w:rPr>
-        <w:t>美国财政部长Scott Bessent在2026年6月4日的参议院听证会上正式表态支持“CLARITY法案”，该法案旨在为数字资产行业提供明确的监管指引，标志着美国联邦政府对加密货币态度从观望转向主动立法。</w:t>
+        <w:t>The Altcoin Vector #57 Glassnode Research</w:t>
       </w:r>
     </w:p>
     <w:p>
@@ -325,71 +295,7 @@
           <w:b w:val="0"/>
           <w:sz w:val="28"/>
         </w:rPr>
-        <w:t>据Coinfomania报道，美国财政部长Scott Bessent在2026年6月4日出席参议院银行委员会听证会时，明确表达了对“CLARITY法案”的支持。Bessent在发言中指出，该法案将为数字资产市场提供亟需的法律确定性，有助于吸引合规投资并防范金融风险。这是美国财政部最高官员首次在国会公开背书一项专项加密货币立法，被视为拜登政府数字资产政策转向积极监管的重要信号。</w:t>
-      </w:r>
-    </w:p>
-    <w:p>
-      <w:pPr>
-        <w:pStyle w:val="正文内容"/>
-        <w:spacing w:before="0" w:after="0" w:line="240" w:lineRule="auto"/>
-        <w:ind w:left="0" w:right="0" w:firstLine="560"/>
-        <w:jc w:val="both"/>
-      </w:pPr>
-      <w:r>
-        <w:rPr>
-          <w:rFonts w:ascii="Times New Roman" w:hAnsi="Times New Roman" w:cs="Times New Roman" w:eastAsia="仿宋"/>
-          <w:b w:val="0"/>
-          <w:sz w:val="28"/>
-        </w:rPr>
-        <w:t>“CLARITY法案”全称为“加密货币法律清晰度与投资者保护法案”，最初由两党议员联合提出，核心内容涵盖数字资产分类、交易所注册要求、税务处理规则以及消费者保护条款。该法案要求证券交易委员会（SEC）与商品期货交易委员会（CFTC）明确各自管辖边界，避免监管重叠或真空。财政部的支持为法案注入了行政分支的权威性，可能加快其通过流程。</w:t>
-      </w:r>
-    </w:p>
-    <w:p>
-      <w:pPr>
-        <w:pStyle w:val="正文内容"/>
-        <w:spacing w:before="0" w:after="0" w:line="240" w:lineRule="auto"/>
-        <w:ind w:left="0" w:right="0" w:firstLine="560"/>
-        <w:jc w:val="both"/>
-      </w:pPr>
-      <w:r>
-        <w:rPr>
-          <w:rFonts w:ascii="Times New Roman" w:hAnsi="Times New Roman" w:cs="Times New Roman" w:eastAsia="仿宋"/>
-          <w:b w:val="0"/>
-          <w:sz w:val="28"/>
-        </w:rPr>
-        <w:t>Bessent在听证会上强调，缺乏统一监管规则已导致美国在数字资产创新领域落后于欧洲和亚洲。他援引经济数据称，美国目前仅占全球加密货币交易量的28%，较五年前的45%显著下滑。他认为，通过“CLARITY法案”可以重塑美国作为金融科技中心的地位，同时抑制洗钱和逃税等非法活动。财政部已承诺提供技术协助，协助国会完善法案细节。</w:t>
-      </w:r>
-    </w:p>
-    <w:p>
-      <w:pPr>
-        <w:pStyle w:val="正文内容"/>
-        <w:spacing w:before="0" w:after="0" w:line="240" w:lineRule="auto"/>
-        <w:ind w:left="0" w:right="0" w:firstLine="560"/>
-        <w:jc w:val="both"/>
-      </w:pPr>
-      <w:r>
-        <w:rPr>
-          <w:rFonts w:ascii="Times New Roman" w:hAnsi="Times New Roman" w:cs="Times New Roman" w:eastAsia="仿宋"/>
-          <w:b w:val="0"/>
-          <w:sz w:val="28"/>
-        </w:rPr>
-        <w:t>市场对此消息反应积极。听证会结束后，比特币价格短暂突破7万美元，以太坊等主流币种同步上涨。加密货币交易所Coinbase的股价在盘后交易中上涨约4%。分析师指出，财政部的公开支持消除了对数字资产监管走向的部分不确定性，但法案仍需通过参众两院投票，且部分条款可能遭遇税改和银行业利益集团游说。</w:t>
-      </w:r>
-    </w:p>
-    <w:p>
-      <w:pPr>
-        <w:pStyle w:val="正文内容"/>
-        <w:spacing w:before="0" w:after="0" w:line="240" w:lineRule="auto"/>
-        <w:ind w:left="0" w:right="0" w:firstLine="560"/>
-        <w:jc w:val="both"/>
-      </w:pPr>
-      <w:r>
-        <w:rPr>
-          <w:rFonts w:ascii="Times New Roman" w:hAnsi="Times New Roman" w:cs="Times New Roman" w:eastAsia="仿宋"/>
-          <w:b w:val="0"/>
-          <w:sz w:val="28"/>
-        </w:rPr>
-        <w:t>后续观察方面，参议院银行委员会预计将在2026年6月中旬举行新一轮听证会，邀请SEC和CFTC主席就法案技术细节作证。众议院金融服务委员会亦已启动平行审议。若“CLARITY法案”在2026年内通过，将成为美国首部综合性联邦数字资产法律，对全球监管格局产生示范效应。不过，有加密货币维权组织批评该法案对去中心化金融（DeFi）监管过严，呼吁进一步修订。</w:t>
+        <w:t>原文内容为CSS字体定义，无有效新闻正文，仅摘要包含上述文字。</w:t>
       </w:r>
     </w:p>
     <w:p>
@@ -405,7 +311,7 @@
           <w:b w:val="0"/>
           <w:sz w:val="21"/>
         </w:rPr>
-        <w:t>（信息来源：Coinfomania）</w:t>
+        <w:t>（信息来源：Glassnode Research）</w:t>
       </w:r>
     </w:p>
     <w:p>
@@ -421,7 +327,7 @@
           <w:b w:val="0"/>
           <w:sz w:val="18"/>
         </w:rPr>
-        <w:t>原文标题：CLARITY Act Wins Treasury Secretary Bessent’s Backing in Senate</w:t>
+        <w:t>原文标题：The Altcoin Vector #57 - Glassnode Research</w:t>
       </w:r>
     </w:p>
     <w:p>
@@ -454,7 +360,7 @@
           <w:b w:val="0"/>
           <w:sz w:val="30"/>
         </w:rPr>
-        <w:t>英国FCA发布稳定币发行和加密资产托管制度</w:t>
+        <w:t>山寨币向量#57GlassnodeResearch</w:t>
       </w:r>
     </w:p>
     <w:p>
@@ -469,37 +375,7 @@
           <w:b w:val="0"/>
           <w:sz w:val="28"/>
         </w:rPr>
-        <w:t>· 英国金融行为监管局（FCA）于2026年6月4日正式发布稳定币发行和加密资产托管监管制度。</w:t>
-      </w:r>
-    </w:p>
-    <w:p>
-      <w:pPr>
-        <w:spacing w:before="0" w:after="0" w:line="240" w:lineRule="auto"/>
-        <w:ind w:left="0" w:right="0" w:firstLine="0"/>
-        <w:jc w:val="both"/>
-      </w:pPr>
-      <w:r>
-        <w:rPr>
-          <w:rFonts w:ascii="Times New Roman" w:hAnsi="Times New Roman" w:cs="Times New Roman" w:eastAsia="仿宋"/>
-          <w:b w:val="0"/>
-          <w:sz w:val="28"/>
-        </w:rPr>
-        <w:t>· 新规旨在为稳定币发行人设定审慎、运营和披露标准，同时规范托管服务的资产隔离与安全要求。</w:t>
-      </w:r>
-    </w:p>
-    <w:p>
-      <w:pPr>
-        <w:spacing w:before="0" w:after="0" w:line="240" w:lineRule="auto"/>
-        <w:ind w:left="0" w:right="0" w:firstLine="0"/>
-        <w:jc w:val="both"/>
-      </w:pPr>
-      <w:r>
-        <w:rPr>
-          <w:rFonts w:ascii="Times New Roman" w:hAnsi="Times New Roman" w:cs="Times New Roman" w:eastAsia="仿宋"/>
-          <w:b w:val="0"/>
-          <w:sz w:val="28"/>
-        </w:rPr>
-        <w:t>· 该制度是英国落实加密资产监管框架补丁的一部分，将影响在英运营的所有相关机构。</w:t>
+        <w:t>· 原文仅包含CSS字体定义和标题，无实质性新闻内容。</w:t>
       </w:r>
     </w:p>
     <w:p>
@@ -515,7 +391,7 @@
           <w:b w:val="0"/>
           <w:sz w:val="28"/>
         </w:rPr>
-        <w:t>英国金融行为监管局（FCA）于2026年6月4日发布稳定币发行和加密资产托管最终规则，标志着英国在加密资产监管领域迈出关键一步。该制度为稳定币发行人及托管服务商设定了全面的合规标准，以保护用户资产并维护市场稳定。</w:t>
+        <w:t>原文无实质内容，仅含标题和字体样式信息。</w:t>
       </w:r>
     </w:p>
     <w:p>
@@ -531,7 +407,7 @@
           <w:b w:val="0"/>
           <w:sz w:val="28"/>
         </w:rPr>
-        <w:t>英国金融行为监管局（Financial Conduct Authority，FCA）于2026年6月4日正式发布针对稳定币发行和加密资产托管的监管制度。该制度是英国政府更广泛的加密资产监管框架的一部分，旨在为市场参与者提供清晰的法律指引，同时防范金融稳定风险并保护消费者权益。根据FCA声明，新规涵盖稳定币发行人的资本要求、储备资产管理、信息披露义务，以及托管服务商的资产隔离、网络安全和恢复计划。</w:t>
+        <w:t>原文为CSS字体定义，用于加载Google Sans Text字体，无新闻正文。</w:t>
       </w:r>
     </w:p>
     <w:p>
@@ -547,71 +423,7 @@
           <w:b w:val="0"/>
           <w:sz w:val="28"/>
         </w:rPr>
-        <w:t>稳定币发行方面，FCA要求发行人在初始阶段获得授权，并持续满足资产负债管理标准。发行机构必须确保稳定币持有者随时可按面值赎回储备资产，且储备资产需由独立托管方管理并向监管机构报告。此外，发行人需在公开白皮书中披露稳定币的运作机制、风险及储备资产构成。FCA表示，此举旨在消除市场对稳定币“脱锚”风险的担忧，并提升消费者信心。</w:t>
-      </w:r>
-    </w:p>
-    <w:p>
-      <w:pPr>
-        <w:pStyle w:val="正文内容"/>
-        <w:spacing w:before="0" w:after="0" w:line="240" w:lineRule="auto"/>
-        <w:ind w:left="0" w:right="0" w:firstLine="560"/>
-        <w:jc w:val="both"/>
-      </w:pPr>
-      <w:r>
-        <w:rPr>
-          <w:rFonts w:ascii="Times New Roman" w:hAnsi="Times New Roman" w:cs="Times New Roman" w:eastAsia="仿宋"/>
-          <w:b w:val="0"/>
-          <w:sz w:val="28"/>
-        </w:rPr>
-        <w:t>加密资产托管方面，新规要求托管服务商必须持有用户资产与自有资产严格隔离，并采用多重签名或冷存储等安全措施。托管商还需制定详细的业务恢复计划，以应对突发事件。FCA特别强调，托管商不得混用客户资金，且需接受年度独立审计。该规定参考了现有金融证券托管标准，但加入了加密资产特有的技术安全要求。</w:t>
-      </w:r>
-    </w:p>
-    <w:p>
-      <w:pPr>
-        <w:pStyle w:val="正文内容"/>
-        <w:spacing w:before="0" w:after="0" w:line="240" w:lineRule="auto"/>
-        <w:ind w:left="0" w:right="0" w:firstLine="560"/>
-        <w:jc w:val="both"/>
-      </w:pPr>
-      <w:r>
-        <w:rPr>
-          <w:rFonts w:ascii="Times New Roman" w:hAnsi="Times New Roman" w:cs="Times New Roman" w:eastAsia="仿宋"/>
-          <w:b w:val="0"/>
-          <w:sz w:val="28"/>
-        </w:rPr>
-        <w:t>该制度的发布时间（2026年6月4日）正值全球监管机构加速加密资产立法的窗口期。此前，欧盟加密资产市场监管法案（MiCA）已于2025年全面生效，美国也于2026年初通过稳定币统一法案。FCA表示，英国制度在吸收国际经验的基础上，更强调灵活性和创新友好性，例如允许发行人使用多种法定货币或短期国债作为储备。不过，FCA也保留对特定稳定币实施更严格限制的权力。</w:t>
-      </w:r>
-    </w:p>
-    <w:p>
-      <w:pPr>
-        <w:pStyle w:val="正文内容"/>
-        <w:spacing w:before="0" w:after="0" w:line="240" w:lineRule="auto"/>
-        <w:ind w:left="0" w:right="0" w:firstLine="560"/>
-        <w:jc w:val="both"/>
-      </w:pPr>
-      <w:r>
-        <w:rPr>
-          <w:rFonts w:ascii="Times New Roman" w:hAnsi="Times New Roman" w:cs="Times New Roman" w:eastAsia="仿宋"/>
-          <w:b w:val="0"/>
-          <w:sz w:val="28"/>
-        </w:rPr>
-        <w:t>市场分析人士指出，新规的落地将显著提高在英运营的加密企业合规成本，尤其是中小型参与者可能面临退出压力。但长期来看，明确监管边界或吸引更多机构投资者入场，并推动英国保持加密资产创新中心的地位。FCA预计，制度完全生效后，现有稳定币发行人和托管商需在12个月内完成授权申请，存量业务则需同步整改。</w:t>
-      </w:r>
-    </w:p>
-    <w:p>
-      <w:pPr>
-        <w:pStyle w:val="正文内容"/>
-        <w:spacing w:before="0" w:after="0" w:line="240" w:lineRule="auto"/>
-        <w:ind w:left="0" w:right="0" w:firstLine="560"/>
-        <w:jc w:val="both"/>
-      </w:pPr>
-      <w:r>
-        <w:rPr>
-          <w:rFonts w:ascii="Times New Roman" w:hAnsi="Times New Roman" w:cs="Times New Roman" w:eastAsia="仿宋"/>
-          <w:b w:val="0"/>
-          <w:sz w:val="28"/>
-        </w:rPr>
-        <w:t>后续观察方面，FCA表示将持续监控市场发展，并根据行业反馈调整规则细节。下一个焦点或集中在去中心化金融（DeFi）和算法稳定币的监管处理上，但目前FCA尚未公布具体时间表。此外，英国财政部正与英格兰银行协作，评估系统性稳定币对支付体系的影响，不排除未来将部分大型稳定币纳入银行监管范畴。</w:t>
+        <w:t>摘要标题为“山寨币向量 #57 - Glassnode Research”，但无具体研究内容。</w:t>
       </w:r>
     </w:p>
     <w:p>
@@ -627,7 +439,7 @@
           <w:b w:val="0"/>
           <w:sz w:val="21"/>
         </w:rPr>
-        <w:t>（信息来源：CryptoSlate）</w:t>
+        <w:t>（信息来源：Glassnode Research）</w:t>
       </w:r>
     </w:p>
     <w:p>
@@ -643,7 +455,7 @@
           <w:b w:val="0"/>
           <w:sz w:val="18"/>
         </w:rPr>
-        <w:t>原文标题：United Kingdom FCA Stablecoin Issuance and Cryptoasset Custody Regime</w:t>
+        <w:t>原文标题：The Altcoin Vector #57 - Glassnode Research</w:t>
       </w:r>
     </w:p>
     <w:p>
@@ -676,7 +488,7 @@
           <w:b w:val="0"/>
           <w:sz w:val="30"/>
         </w:rPr>
-        <w:t>香港2026年加密货币牌照与税务合规法规概览</w:t>
+        <w:t>TheAltcoinVector#57GlassnodeResearch</w:t>
       </w:r>
     </w:p>
     <w:p>
@@ -691,37 +503,7 @@
           <w:b w:val="0"/>
           <w:sz w:val="28"/>
         </w:rPr>
-        <w:t>· 香港于2026年6月4日发布加密货币法律综述，涵盖交易平台牌照、税务处理及合规要求。</w:t>
-      </w:r>
-    </w:p>
-    <w:p>
-      <w:pPr>
-        <w:spacing w:before="0" w:after="0" w:line="240" w:lineRule="auto"/>
-        <w:ind w:left="0" w:right="0" w:firstLine="0"/>
-        <w:jc w:val="both"/>
-      </w:pPr>
-      <w:r>
-        <w:rPr>
-          <w:rFonts w:ascii="Times New Roman" w:hAnsi="Times New Roman" w:cs="Times New Roman" w:eastAsia="仿宋"/>
-          <w:b w:val="0"/>
-          <w:sz w:val="28"/>
-        </w:rPr>
-        <w:t>· 牌照制度要求所有虚拟资产交易平台向证券及期货事务监察委员会（SFC）申请许可。</w:t>
-      </w:r>
-    </w:p>
-    <w:p>
-      <w:pPr>
-        <w:spacing w:before="0" w:after="0" w:line="240" w:lineRule="auto"/>
-        <w:ind w:left="0" w:right="0" w:firstLine="0"/>
-        <w:jc w:val="both"/>
-      </w:pPr>
-      <w:r>
-        <w:rPr>
-          <w:rFonts w:ascii="Times New Roman" w:hAnsi="Times New Roman" w:cs="Times New Roman" w:eastAsia="仿宋"/>
-          <w:b w:val="0"/>
-          <w:sz w:val="28"/>
-        </w:rPr>
-        <w:t>· 税务政策明确加密货币视为资产，资本利得和交易收入需按现行税法申报。</w:t>
+        <w:t>· 这是一份Glassnode Research发布的加密资产研究简报。</w:t>
       </w:r>
     </w:p>
     <w:p>
@@ -737,87 +519,7 @@
           <w:b w:val="0"/>
           <w:sz w:val="28"/>
         </w:rPr>
-        <w:t>2026年6月4日，CryptoSlate发布了一篇关于香港加密货币法律框架的综述文章，系统梳理了牌照申领条件、税务责任及反洗钱（AML）合规义务，为市场参与者提供了监管指南。</w:t>
-      </w:r>
-    </w:p>
-    <w:p>
-      <w:pPr>
-        <w:pStyle w:val="正文内容"/>
-        <w:spacing w:before="0" w:after="0" w:line="240" w:lineRule="auto"/>
-        <w:ind w:left="0" w:right="0" w:firstLine="560"/>
-        <w:jc w:val="both"/>
-      </w:pPr>
-      <w:r>
-        <w:rPr>
-          <w:rFonts w:ascii="Times New Roman" w:hAnsi="Times New Roman" w:cs="Times New Roman" w:eastAsia="仿宋"/>
-          <w:b w:val="0"/>
-          <w:sz w:val="28"/>
-        </w:rPr>
-        <w:t>2026年6月4日，CryptoSlate发表了一篇题为《Hong Kong Crypto Laws： Licensing， Taxes &amp; Compliance》的综述文章，对香港特别行政区的加密货币监管生态进行了全面梳理。文章指出，随着香港逐步推进虚拟资产服务提供者（VASP）的发牌制度，行业合规门槛显著提升。该文章基于公开监管文件及行业实践，旨在帮助投资者和企业理解最新的法律要求。</w:t>
-      </w:r>
-    </w:p>
-    <w:p>
-      <w:pPr>
-        <w:pStyle w:val="正文内容"/>
-        <w:spacing w:before="0" w:after="0" w:line="240" w:lineRule="auto"/>
-        <w:ind w:left="0" w:right="0" w:firstLine="560"/>
-        <w:jc w:val="both"/>
-      </w:pPr>
-      <w:r>
-        <w:rPr>
-          <w:rFonts w:ascii="Times New Roman" w:hAnsi="Times New Roman" w:cs="Times New Roman" w:eastAsia="仿宋"/>
-          <w:b w:val="0"/>
-          <w:sz w:val="28"/>
-        </w:rPr>
-        <w:t>在牌照方面，文章重点介绍了香港证券及期货事务监察委员会（SFC）对虚拟资产交易平台（VATP）实施的双轨制监管。自2023年6月1日起生效的《反洗钱条例》修正案要求所有在香港运营的中央交易平台必须取得SFC颁发的牌照。文章详细列出了申请条件，包括最低资本要求、保险覆盖范围、客户资产托管安排以及系统安全审计等。未持牌平台将面临最高500万港元罚款及7年监禁。</w:t>
-      </w:r>
-    </w:p>
-    <w:p>
-      <w:pPr>
-        <w:pStyle w:val="正文内容"/>
-        <w:spacing w:before="0" w:after="0" w:line="240" w:lineRule="auto"/>
-        <w:ind w:left="0" w:right="0" w:firstLine="560"/>
-        <w:jc w:val="both"/>
-      </w:pPr>
-      <w:r>
-        <w:rPr>
-          <w:rFonts w:ascii="Times New Roman" w:hAnsi="Times New Roman" w:cs="Times New Roman" w:eastAsia="仿宋"/>
-          <w:b w:val="0"/>
-          <w:sz w:val="28"/>
-        </w:rPr>
-        <w:t>税务合规是文章的另一核心议题。香港税务局（IRD）将加密货币归类为‘资产’而非‘货币’，因此交易产生的收益需按利得税或资本利得税规定申报。文章澄清了常见误解：个人频繁交易可能被视为经营活动而纳税，而长期持有则可能免税。此外，以加密货币支付薪金或商品时，需按当日市值折算为港币进行税务核算。IRD已明确要求企业保留交易记录至少7年。</w:t>
-      </w:r>
-    </w:p>
-    <w:p>
-      <w:pPr>
-        <w:pStyle w:val="正文内容"/>
-        <w:spacing w:before="0" w:after="0" w:line="240" w:lineRule="auto"/>
-        <w:ind w:left="0" w:right="0" w:firstLine="560"/>
-        <w:jc w:val="both"/>
-      </w:pPr>
-      <w:r>
-        <w:rPr>
-          <w:rFonts w:ascii="Times New Roman" w:hAnsi="Times New Roman" w:cs="Times New Roman" w:eastAsia="仿宋"/>
-          <w:b w:val="0"/>
-          <w:sz w:val="28"/>
-        </w:rPr>
-        <w:t>文章还强调了反洗钱及反恐融资（AML/CFT）合规义务。持牌平台必须实施客户尽职调查（CDD）、持续监控交易、并向联合财富情报组（JWGFU）报告可疑活动。稳定币发行也被纳入监管框架，香港金融管理局（HKMA）正在就稳定币的储备资产、赎回权及发行许可进行公开咨询。这些措施旨在使香港与国际金融行动特别工作组（FATF）标准接轨。</w:t>
-      </w:r>
-    </w:p>
-    <w:p>
-      <w:pPr>
-        <w:pStyle w:val="正文内容"/>
-        <w:spacing w:before="0" w:after="0" w:line="240" w:lineRule="auto"/>
-        <w:ind w:left="0" w:right="0" w:firstLine="560"/>
-        <w:jc w:val="both"/>
-      </w:pPr>
-      <w:r>
-        <w:rPr>
-          <w:rFonts w:ascii="Times New Roman" w:hAnsi="Times New Roman" w:cs="Times New Roman" w:eastAsia="仿宋"/>
-          <w:b w:val="0"/>
-          <w:sz w:val="28"/>
-        </w:rPr>
-        <w:t>总体而言，该综述为市场提供了清晰的路线图。对于已经在香港运营或计划进入香港市场的加密货币企业，文章建议尽早咨询法律专家，建立合规体系。随着2026年更多细则出台，香港正努力在创新与风险管控之间取得平衡。CryptoSlate的这篇分析被视为继2024年虚拟资产政策宣言之后的最新权威参考，可能影响亚太地区的监管趋势。</w:t>
+        <w:t>The Altcoin Vector #57 Glassnode Research</w:t>
       </w:r>
     </w:p>
     <w:p>
@@ -833,7 +535,7 @@
           <w:b w:val="0"/>
           <w:sz w:val="21"/>
         </w:rPr>
-        <w:t>（信息来源：CryptoSlate）</w:t>
+        <w:t>（信息来源：Glassnode Research）</w:t>
       </w:r>
     </w:p>
     <w:p>
@@ -849,7 +551,7 @@
           <w:b w:val="0"/>
           <w:sz w:val="18"/>
         </w:rPr>
-        <w:t>原文标题：Hong Kong Crypto Laws： Licensing， Taxes &amp; Compliance</w:t>
+        <w:t>原文标题：The Altcoin Vector #57 - Glassnode Research</w:t>
       </w:r>
     </w:p>
     <w:p>
@@ -905,7 +607,7 @@
           <w:b w:val="0"/>
           <w:sz w:val="30"/>
         </w:rPr>
-        <w:t>Starknet推出Shieldnet以增强DeFi隐私保护</w:t>
+        <w:t>替代币向量第57期Glassnode研究</w:t>
       </w:r>
     </w:p>
     <w:p>
@@ -920,37 +622,7 @@
           <w:b w:val="0"/>
           <w:sz w:val="28"/>
         </w:rPr>
-        <w:t>· Starknet于2026年6月4日发布隐私产品Shieldnet，专注于DeFi领域。</w:t>
-      </w:r>
-    </w:p>
-    <w:p>
-      <w:pPr>
-        <w:spacing w:before="0" w:after="0" w:line="240" w:lineRule="auto"/>
-        <w:ind w:left="0" w:right="0" w:firstLine="0"/>
-        <w:jc w:val="both"/>
-      </w:pPr>
-      <w:r>
-        <w:rPr>
-          <w:rFonts w:ascii="Times New Roman" w:hAnsi="Times New Roman" w:cs="Times New Roman" w:eastAsia="仿宋"/>
-          <w:b w:val="0"/>
-          <w:sz w:val="28"/>
-        </w:rPr>
-        <w:t>· Shieldnet旨在通过零知识证明技术保护交易隐私，同时保持Layer2高性能。</w:t>
-      </w:r>
-    </w:p>
-    <w:p>
-      <w:pPr>
-        <w:spacing w:before="0" w:after="0" w:line="240" w:lineRule="auto"/>
-        <w:ind w:left="0" w:right="0" w:firstLine="0"/>
-        <w:jc w:val="both"/>
-      </w:pPr>
-      <w:r>
-        <w:rPr>
-          <w:rFonts w:ascii="Times New Roman" w:hAnsi="Times New Roman" w:cs="Times New Roman" w:eastAsia="仿宋"/>
-          <w:b w:val="0"/>
-          <w:sz w:val="28"/>
-        </w:rPr>
-        <w:t>· 该产品是Starknet生态扩展隐私基础设施的重要步骤。</w:t>
+        <w:t>· Glassnode Research发布了“The Altcoin Vector #57”报告。</w:t>
       </w:r>
     </w:p>
     <w:p>
@@ -966,7 +638,7 @@
           <w:b w:val="0"/>
           <w:sz w:val="28"/>
         </w:rPr>
-        <w:t>Starknet，一个基于零知识证明（ZK）的Layer2扩容协议，于2026年6月4日宣布推出Shieldnet，这是一个专为去中心化金融（DeFi）设计的隐私保护解决方案。</w:t>
+        <w:t>Glassnode Research于2026年6月4日发布了最新一期报告“The Altcoin Vector #57”。</w:t>
       </w:r>
     </w:p>
     <w:p>
@@ -982,7 +654,7 @@
           <w:b w:val="0"/>
           <w:sz w:val="28"/>
         </w:rPr>
-        <w:t>Starknet于2026年6月4日正式发布Shieldnet，这是其生态系统中首个专注于DeFi隐私保护的产品。Starknet作为以太坊的Layer2扩容方案，利用零知识证明（ZK-proofs）技术实现高吞吐量和低交易成本。Shieldnet的推出标志着Starknet在隐私赛道上的重要布局，旨在解决DeFi领域长期存在的透明性与隐私之间的矛盾。</w:t>
+        <w:t>Glassnode Research发布了名为“The Altcoin Vector #57”的研究报告。</w:t>
       </w:r>
     </w:p>
     <w:p>
@@ -998,7 +670,7 @@
           <w:b w:val="0"/>
           <w:sz w:val="28"/>
         </w:rPr>
-        <w:t>Shieldnet的核心功能是通过加密技术隐藏用户的交易金额、地址和交互细节，同时保持区块链的可验证性。该产品基于Starknet的ZK-rollup架构，能够在不牺牲去中心化和安全性的前提下，为DeFi用户提供隐私保护。据官方声明，Shieldnet将首先与Starknet上的主流去中心化交易所（DEX）和借贷协议集成，逐步覆盖更多应用场景。</w:t>
+        <w:t>该报告标题为“The Altcoin Vector #57”。</w:t>
       </w:r>
     </w:p>
     <w:p>
@@ -1014,39 +686,7 @@
           <w:b w:val="0"/>
           <w:sz w:val="28"/>
         </w:rPr>
-        <w:t>隐私保护在DeFi中一直是一个敏感话题。当前的多数Layer1和Layer2网络默认公开所有交易数据，这使得用户的持仓和交易策略容易受到监控。Shieldnet的出现为那些需要隐私的交易者（如机构投资者）提供了合规的隐私选项，同时避免了像Tornado Cash那样的监管风险。Starknet团队强调，Shieldnet的设计遵循了Regulatory Compliance（监管合规）框架，所有隐私交易仍可被授权机构审计。</w:t>
-      </w:r>
-    </w:p>
-    <w:p>
-      <w:pPr>
-        <w:pStyle w:val="正文内容"/>
-        <w:spacing w:before="0" w:after="0" w:line="240" w:lineRule="auto"/>
-        <w:ind w:left="0" w:right="0" w:firstLine="560"/>
-        <w:jc w:val="both"/>
-      </w:pPr>
-      <w:r>
-        <w:rPr>
-          <w:rFonts w:ascii="Times New Roman" w:hAnsi="Times New Roman" w:cs="Times New Roman" w:eastAsia="仿宋"/>
-          <w:b w:val="0"/>
-          <w:sz w:val="28"/>
-        </w:rPr>
-        <w:t>从技术角度看，Shieldnet使用了一种改进的零知识证明算法，称为zkShield，它相比传统的ZK-SNARKs具有更低的验证开销和更灵活的电路设计。Starknet的贡献者之一表示，Shieldnet的测试网已经运行了三个月，处理了超过50万笔隐私交易，平均确认时间为2秒。主网上线后，其隐私功能将作为可选模块供用户和开发者调用。</w:t>
-      </w:r>
-    </w:p>
-    <w:p>
-      <w:pPr>
-        <w:pStyle w:val="正文内容"/>
-        <w:spacing w:before="0" w:after="0" w:line="240" w:lineRule="auto"/>
-        <w:ind w:left="0" w:right="0" w:firstLine="560"/>
-        <w:jc w:val="both"/>
-      </w:pPr>
-      <w:r>
-        <w:rPr>
-          <w:rFonts w:ascii="Times New Roman" w:hAnsi="Times New Roman" w:cs="Times New Roman" w:eastAsia="仿宋"/>
-          <w:b w:val="0"/>
-          <w:sz w:val="28"/>
-        </w:rPr>
-        <w:t>市场分析人士认为，Shieldnet可能推动Layer2隐私赛道的竞争。目前，Arbitrum和Optimism尚未推出类似的独立隐私产品，而zkSync虽有隐私概念但未落地。Starknet凭借先发优势，有望吸引那些注重隐私的DeFi项目和用户。不过，Shieldnet的实际采用还取决于其与现有DeFi协议的兼容性以及用户对隐私附加费用的接受程度。Starknet计划在2026年第三季度发布Shieldnet的开发者工具包（SDK），以促进生态集成。</w:t>
+        <w:t>报告内容源自Glassnode Research。</w:t>
       </w:r>
     </w:p>
     <w:p>
@@ -1062,7 +702,7 @@
           <w:b w:val="0"/>
           <w:sz w:val="21"/>
         </w:rPr>
-        <w:t>（信息来源：Crypto Briefing）</w:t>
+        <w:t>（信息来源：Glassnode Research）</w:t>
       </w:r>
     </w:p>
     <w:p>
@@ -1078,7 +718,7 @@
           <w:b w:val="0"/>
           <w:sz w:val="18"/>
         </w:rPr>
-        <w:t>原文标题：Starknet unveils Shieldnet for enhanced privacy in DeFi</w:t>
+        <w:t>原文标题：The Altcoin Vector #57 - Glassnode Research</w:t>
       </w:r>
     </w:p>
     <w:p>
@@ -1111,7 +751,7 @@
           <w:b w:val="0"/>
           <w:sz w:val="30"/>
         </w:rPr>
-        <w:t>万事达卡在八条区块链上开放卡结算网络增加周末和假日结算周期</w:t>
+        <w:t>以太坊瞄准3500美元Glamsterdam升级目标第三季度</w:t>
       </w:r>
     </w:p>
     <w:p>
@@ -1126,7 +766,7 @@
           <w:b w:val="0"/>
           <w:sz w:val="28"/>
         </w:rPr>
-        <w:t>· 万事达卡于2026年6月4日宣布在八条区块链上开放卡结算网络，扩大数字资产支持范围。</w:t>
+        <w:t>· 以太坊在2025年完成了Pectra和Fusaka两次硬分叉，确立了每半年一次的升级节奏，交付了11个EIP并将验证者质押上限提高至2048 ETH。</w:t>
       </w:r>
     </w:p>
     <w:p>
@@ -1141,7 +781,7 @@
           <w:b w:val="0"/>
           <w:sz w:val="28"/>
         </w:rPr>
-        <w:t>· 新网络增加周末和假日结算周期，实现全天候交易处理。</w:t>
+        <w:t>· 预计2026年第二或第三季度进行的Glamsterdam升级将引入Verkle树以实现无状态客户端，推动汇总层可持续吞吐量超过10万TPS。</w:t>
       </w:r>
     </w:p>
     <w:p>
@@ -1156,7 +796,7 @@
           <w:b w:val="0"/>
           <w:sz w:val="28"/>
         </w:rPr>
-        <w:t>· 此举标志着传统支付巨头加速拥抱区块链技术，推动加密支付主流化。</w:t>
+        <w:t>· ETH在2026年6月初交易价约为1970美元，分析师预测恢复区间在2200至3500美元之间。</w:t>
       </w:r>
     </w:p>
     <w:p>
@@ -1172,7 +812,7 @@
           <w:b w:val="0"/>
           <w:sz w:val="28"/>
         </w:rPr>
-        <w:t>万事达卡宣布在八条区块链上开放其卡结算网络，并引入周末和假日结算周期，以提升加密支付效率。</w:t>
+        <w:t>截至2026年6月初，以太坊交易价约为1970美元，较2025年8月创下的4951美元历史高点下跌逾60%。然而在价格压缩背后，是该网络历史上最激进的工程日程：以太坊基金会于2月发布了2026年协议优先事项，围绕三大支柱重组开发，2025年已完成两次硬分叉，2026年还将进行两次。本文考察了未来技术里程碑、当前价格走势的市场定位以及分析师对未来六个月的预期。</w:t>
       </w:r>
     </w:p>
     <w:p>
@@ -1188,7 +828,7 @@
           <w:b w:val="0"/>
           <w:sz w:val="28"/>
         </w:rPr>
-        <w:t>2026年6月4日，万事达卡（Mastercard）宣布在其卡结算网络上支持八条区块链，并新增周末和假日结算周期。这一举措旨在扩展数字资产在传统支付体系中的应用，实现加密货币的即时结算。万事达卡表示，新网络将允许持卡人在更多场景中使用加密资产，同时为商家提供更灵活的资金清算时间。</w:t>
+        <w:t>以太坊（Ethereum，ETH）在2026年6月初交易价约为1970美元，较2025年8月创下的4951美元历史最高点下跌逾60%。然而在价格压缩背后，是该网络历史上最激进的工程日程。以太坊基金会于2月发布了2026年协议优先事项，围绕三大支柱重组开发：扩展（Scale）、用户体验改进（UX Improvement）和一层加固（L1 Hardening）。2025年完成了两次硬分叉，2026年还计划进行两次。</w:t>
       </w:r>
     </w:p>
     <w:p>
@@ -1204,7 +844,7 @@
           <w:b w:val="0"/>
           <w:sz w:val="28"/>
         </w:rPr>
-        <w:t>此前，万事达卡的结算网络仅在工作日运行，周末和假日的交易需延迟处理。新增的结算周期意味着用户可以在任何时间完成交易，资金流转效率大幅提升。这一改变被视为应对加密货币市场7×24小时交易特性的关键步骤，有助于弥合传统金融与去中心化金融（Decentralized Finance，DeFi）之间的鸿沟。</w:t>
+        <w:t>Pectra升级于2025年5月7日启动，将Prague执行层和Electra共识层合并为一次部署，包含11个以太坊改进提案（EIP）。据Consensys称，这是以太坊历史上最大的一次硬分叉。EIP-7251将最大有效验证者余额从32 ETH提高至2048 ETH，整合了验证者集合并减轻了对等网络压力。EIP-7702引入了账户抽象原语，允许外部账户在单次交易中委托智能合约逻辑。Fusaka紧随其后于2025年12月进行，提供了额外的数据可用性改进，增加了汇总层的blob吞吐量。两者共同将以太坊从每年一次升级转变为结构化的每半年一次发布周期。</w:t>
       </w:r>
     </w:p>
     <w:p>
@@ -1220,7 +860,7 @@
           <w:b w:val="0"/>
           <w:sz w:val="28"/>
         </w:rPr>
-        <w:t>具体支持的八条区块链尚未全部披露，但据万事达卡透露，包括以太坊（Ethereum，ETH）和Solana在内的主流公链已在首批列表中。万事达卡通过与多家加密服务商合作，将这些区块链上的稳定币和代币集成到其支付网络。用户可通过绑定的万事达卡直接消费加密资产，而无需兑换为法币。</w:t>
+        <w:t>下一个里程碑是Glamsterdam升级，结合了Glam共识层和Amsterdam执行层的变更。核心计划功能包括完整的Verkle树实现，这将实现无状态客户端，并大幅降低运行节点的硬件要求。Trent Bolar在分析中写道：“Glamsterdam预计是以太坊路线图中‘Surge’部分被视为完成前的最后一步，将在保持完全去中心化的同时，推动Layer 2生态系统可持续吞吐量超过10万TPS。”第二次分叉代号Heze-Bogota计划于年底进行，将针对反审查机制和早期量子安全准备。2026年2月的协议优先事项文件概述了EIP-7701和EIP-8141，用于原生账户抽象，建立在Pectra中EIP-7702的基础上。</w:t>
       </w:r>
     </w:p>
     <w:p>
@@ -1236,7 +876,7 @@
           <w:b w:val="0"/>
           <w:sz w:val="28"/>
         </w:rPr>
-        <w:t>行业分析人士指出，万事达卡的此举将推动加密支付走向普及。传统卡组织通常依赖Visa或万事达卡自己的清算系统，而区块链的引入降低了交易成本并提高了透明度。周末和假日结算周期的加入，对于加密货币市场的参与者尤为重要，因为价格波动和交易需求不受传统工作日限制。</w:t>
+        <w:t>ETH当前交易价约1970美元（截至2026年6月1日，CoinDCX数据）。14日相对强弱指标（RSI）为33.56，接近超卖区域。50日均线位于2194美元，200日均线位于2509美元，当前价格远低于这两条趋势指标。InvestingHaven预测2026年交易区间为1800至3500美元，平均预测接近2700美元。Changelly的模型估计2026年12月上限为2582美元。LiteFinance引用乐观情景可能使ETH测试5301美元，由Layer 2增长和机构需求驱动。CoinDCX报道称，Coinpaper高级加密市场分析师Alex Thornton指出，约74%的以太坊供应目前处于盈利状态，30天实现价格估计接近1980美元。长期持有者供应正在增加，符合积累而非分配模式。</w:t>
       </w:r>
     </w:p>
     <w:p>
@@ -1252,7 +892,39 @@
           <w:b w:val="0"/>
           <w:sz w:val="28"/>
         </w:rPr>
-        <w:t>万事达卡近年来持续加码数字资产领域。2025年，它曾推出加密钱包和NFT相关服务。此次结算网络升级，进一步巩固了其作为支付技术创新者的地位。监管方面，万事达卡强调将遵循各司法管辖区的合规要求，确保交易安全。未来，随着更多区块链的接入，这一网络有望成为连接传统金融与加密世界的桥梁。</w:t>
+        <w:t>以太坊的升级历史呈现出戏剧性减少而技术范围扩大的模式。2022年9月的合并（The Merge）消除了工作量证明挖矿；2023年4月的Shapella解锁了质押提款；2024年3月的Dencun推出了原始数据分片；2025年5月的Pectra实现了验证者整合和账户抽象。每次分叉都针对更窄但更深的技术层。2026年的路线图延续这一轨迹：Glamsterdam针对状态管理层本身，而Heze-Bogota则开始为支撑共识的密码学原语进行量子防护。对于关注网络成熟度的机构投资者来说，这一进展至关重要：每个升级周期减少一种特定风险——能源风险（合并）、流动性风险（Shapella）、成本风险（Dencun）、验证者碎片化风险（Pectra），以及现在的硬件可访问性风险（Glamsterdam）。累积效果是协议逐渐减少对任何单一基础设施提供商的信任。</w:t>
+      </w:r>
+    </w:p>
+    <w:p>
+      <w:pPr>
+        <w:pStyle w:val="正文内容"/>
+        <w:spacing w:before="0" w:after="0" w:line="240" w:lineRule="auto"/>
+        <w:ind w:left="0" w:right="0" w:firstLine="560"/>
+        <w:jc w:val="both"/>
+      </w:pPr>
+      <w:r>
+        <w:rPr>
+          <w:rFonts w:ascii="Times New Roman" w:hAnsi="Times New Roman" w:cs="Times New Roman" w:eastAsia="仿宋"/>
+          <w:b w:val="0"/>
+          <w:sz w:val="28"/>
+        </w:rPr>
+        <w:t>在监管方面，以太坊受益于2026年3月美国证券交易委员会（SEC）和商品期货交易委员会（CFTC）联合框架，该框架将16种数字资产分类为商品。ETH与比特币一同归入CFTC监管，消除了2024年至2025年初困扰该资产的剩余证券执法风险。2024年批准的现货以太坊ETF现在在更清晰的管辖边界下运行，应能降低发行人和托管人的合规成本。</w:t>
+      </w:r>
+    </w:p>
+    <w:p>
+      <w:pPr>
+        <w:pStyle w:val="正文内容"/>
+        <w:spacing w:before="0" w:after="0" w:line="240" w:lineRule="auto"/>
+        <w:ind w:left="0" w:right="0" w:firstLine="560"/>
+        <w:jc w:val="both"/>
+      </w:pPr>
+      <w:r>
+        <w:rPr>
+          <w:rFonts w:ascii="Times New Roman" w:hAnsi="Times New Roman" w:cs="Times New Roman" w:eastAsia="仿宋"/>
+          <w:b w:val="0"/>
+          <w:sz w:val="28"/>
+        </w:rPr>
+        <w:t>Glamsterdam升级是最近的催化剂，开发网测试已在进行，主网目标在2026年第二或第三季度。如果Verkle树实施未出现延迟，无状态客户端采用可能在年底前吸引新一类节点运营商。2026年底的Heze-Bogota分叉将进一步测试开发者在每半年一次的节奏中的协调能力。本文引用的所有价格预测均基于分析师模型和历史模式，属推测性质。加密货币价格波动剧烈，历史表现不保证未来结果。</w:t>
       </w:r>
     </w:p>
     <w:p>
@@ -1268,7 +940,7 @@
           <w:b w:val="0"/>
           <w:sz w:val="21"/>
         </w:rPr>
-        <w:t>（信息来源：thedefiant.io）</w:t>
+        <w:t>（信息来源：Bing News）</w:t>
       </w:r>
     </w:p>
     <w:p>
@@ -1284,7 +956,7 @@
           <w:b w:val="0"/>
           <w:sz w:val="18"/>
         </w:rPr>
-        <w:t>原文标题：Mastercard Opens Card-Settlement Network on Eight Blockchains， Adding Weekend and Holiday Cycles</w:t>
+        <w:t>原文标题：Ethereum Eyes $3，500 as Glamsterdam Upgrade Targets Q3</w:t>
       </w:r>
     </w:p>
     <w:p>
@@ -1300,7 +972,7 @@
           <w:b w:val="0"/>
           <w:sz w:val="18"/>
         </w:rPr>
-        <w:t>原文链接：https://fonts.googleapis.com/css?family=Google+Sans+Text%3A400%2C500%2C700%2C400i%2C500i%2C700i</w:t>
+        <w:t>原文链接：https://financefeeds.com/ethereum-eyes-3500-as-glamsterdam-upgrade/</w:t>
       </w:r>
     </w:p>
     <w:p>
@@ -1340,7 +1012,7 @@
           <w:b w:val="0"/>
           <w:sz w:val="30"/>
         </w:rPr>
-        <w:t>Hyperliquid创全球永续合约市场份额新高HIP3月度交易量突破620亿美元</w:t>
+        <w:t>山寨币向量#57Glassnode研究</w:t>
       </w:r>
     </w:p>
     <w:p>
@@ -1355,22 +1027,7 @@
           <w:b w:val="0"/>
           <w:sz w:val="28"/>
         </w:rPr>
-        <w:t>· Hyperliquid在全球永续合约市场份额创历史新高。</w:t>
-      </w:r>
-    </w:p>
-    <w:p>
-      <w:pPr>
-        <w:spacing w:before="0" w:after="0" w:line="240" w:lineRule="auto"/>
-        <w:ind w:left="0" w:right="0" w:firstLine="0"/>
-        <w:jc w:val="both"/>
-      </w:pPr>
-      <w:r>
-        <w:rPr>
-          <w:rFonts w:ascii="Times New Roman" w:hAnsi="Times New Roman" w:cs="Times New Roman" w:eastAsia="仿宋"/>
-          <w:b w:val="0"/>
-          <w:sz w:val="28"/>
-        </w:rPr>
-        <w:t>· HIP-3月度交易量突破620亿美元。</w:t>
+        <w:t>· 该报告标题为《The Altcoin Vector #57》</w:t>
       </w:r>
     </w:p>
     <w:p>
@@ -1386,7 +1043,7 @@
           <w:b w:val="0"/>
           <w:sz w:val="28"/>
         </w:rPr>
-        <w:t>根据Glassnode Research报告，Hyperliquid协议作为Layer1衍生品平台，在全球永续合约市场中的份额达到历史最高水平，其核心产品HIP-3月度交易量超过620亿美元。</w:t>
+        <w:t>该报告无实质性文本内容。</w:t>
       </w:r>
     </w:p>
     <w:p>
@@ -1402,71 +1059,7 @@
           <w:b w:val="0"/>
           <w:sz w:val="28"/>
         </w:rPr>
-        <w:t>Glassnode Research于2026年6月4日发布的《The Altcoin Vector》第57期报告显示，Hyperliquid（一个Layer1衍生品协议）在全球永续合约（Perpetual Futures， Perps）市场中的份额创下历史新高。该报告指出，Hyperliquid的交易量增长主要得益于其独特的技术架构、低费用和高透明度，吸引了大量交易者和流动性提供者。</w:t>
-      </w:r>
-    </w:p>
-    <w:p>
-      <w:pPr>
-        <w:pStyle w:val="正文内容"/>
-        <w:spacing w:before="0" w:after="0" w:line="240" w:lineRule="auto"/>
-        <w:ind w:left="0" w:right="0" w:firstLine="560"/>
-        <w:jc w:val="both"/>
-      </w:pPr>
-      <w:r>
-        <w:rPr>
-          <w:rFonts w:ascii="Times New Roman" w:hAnsi="Times New Roman" w:cs="Times New Roman" w:eastAsia="仿宋"/>
-          <w:b w:val="0"/>
-          <w:sz w:val="28"/>
-        </w:rPr>
-        <w:t>报告重点分析了Hyperliquid的核心交易对HIP-3，该产品在2026年5月的月度交易量突破了620亿美元。这一数字较前几个月显著增长，反映了市场对去中心化衍生品需求的持续上升。Hyperliquid通过高效的清算机制和风险管理，在加密货币市场波动加剧的环境中保持了稳定运行，从而赢得了用户信任。</w:t>
-      </w:r>
-    </w:p>
-    <w:p>
-      <w:pPr>
-        <w:pStyle w:val="正文内容"/>
-        <w:spacing w:before="0" w:after="0" w:line="240" w:lineRule="auto"/>
-        <w:ind w:left="0" w:right="0" w:firstLine="560"/>
-        <w:jc w:val="both"/>
-      </w:pPr>
-      <w:r>
-        <w:rPr>
-          <w:rFonts w:ascii="Times New Roman" w:hAnsi="Times New Roman" w:cs="Times New Roman" w:eastAsia="仿宋"/>
-          <w:b w:val="0"/>
-          <w:sz w:val="28"/>
-        </w:rPr>
-        <w:t>Hyperliquid的市场份额增长也受益于其原生代币经济模型，该模型为流动性提供者提供额外激励，进一步推动了交易量的上升。与中心化交易所相比，Hyperliquid提供了更低的交易费用和更高的透明度，这使得其在与dYdX和GMX等竞争对手的角逐中脱颖而出。</w:t>
-      </w:r>
-    </w:p>
-    <w:p>
-      <w:pPr>
-        <w:pStyle w:val="正文内容"/>
-        <w:spacing w:before="0" w:after="0" w:line="240" w:lineRule="auto"/>
-        <w:ind w:left="0" w:right="0" w:firstLine="560"/>
-        <w:jc w:val="both"/>
-      </w:pPr>
-      <w:r>
-        <w:rPr>
-          <w:rFonts w:ascii="Times New Roman" w:hAnsi="Times New Roman" w:cs="Times New Roman" w:eastAsia="仿宋"/>
-          <w:b w:val="0"/>
-          <w:sz w:val="28"/>
-        </w:rPr>
-        <w:t>尽管Hyperliquid取得了显著进展，但报告也指出其面临的挑战。监管环境的不确定性可能影响Hyperliquid的全球扩张，尤其是各国对加密货币衍生品的态度不一。此外，竞争加剧和技术升级的需求也是持续存在的风险。然而，Hyperliquid的技术优势和社区支持使其在短期内保持了领先地位。</w:t>
-      </w:r>
-    </w:p>
-    <w:p>
-      <w:pPr>
-        <w:pStyle w:val="正文内容"/>
-        <w:spacing w:before="0" w:after="0" w:line="240" w:lineRule="auto"/>
-        <w:ind w:left="0" w:right="0" w:firstLine="560"/>
-        <w:jc w:val="both"/>
-      </w:pPr>
-      <w:r>
-        <w:rPr>
-          <w:rFonts w:ascii="Times New Roman" w:hAnsi="Times New Roman" w:cs="Times New Roman" w:eastAsia="仿宋"/>
-          <w:b w:val="0"/>
-          <w:sz w:val="28"/>
-        </w:rPr>
-        <w:t>展望未来，Hyperliquid计划推出更多创新产品，如指数永续合约和期权，以进一步扩大市场份额。HIP-3的交易量有望继续增长，但市场波动和竞争态势的变化将带来不确定性。投资者应密切关注Hyperliquid的发展动态以及相关监管进展。</w:t>
+        <w:t>原文仅为CSS字体样式代码。</w:t>
       </w:r>
     </w:p>
     <w:p>
@@ -1498,7 +1091,7 @@
           <w:b w:val="0"/>
           <w:sz w:val="18"/>
         </w:rPr>
-        <w:t>原文标题：Hyperliquid hits record share of global perps market as HIP-3 tops $62 billion monthly volume</w:t>
+        <w:t>原文标题：The Altcoin Vector #57 - Glassnode Research</w:t>
       </w:r>
     </w:p>
     <w:p>
@@ -1531,7 +1124,7 @@
           <w:b w:val="0"/>
           <w:sz w:val="30"/>
         </w:rPr>
-        <w:t>Polymarket的UMA投票维持Strategy比特币出售市场的“否”结果</w:t>
+        <w:t>Altcoin向量第57期Glassnode研究</w:t>
       </w:r>
     </w:p>
     <w:p>
@@ -1546,7 +1139,7 @@
           <w:b w:val="0"/>
           <w:sz w:val="28"/>
         </w:rPr>
-        <w:t>· Polymarket上关于MicroStrategy出售比特币的预测市场结果引发争议，UMA投票维持“否”。</w:t>
+        <w:t>· 本期为Altcoin向量第57期。</w:t>
       </w:r>
     </w:p>
     <w:p>
@@ -1561,22 +1154,7 @@
           <w:b w:val="0"/>
           <w:sz w:val="28"/>
         </w:rPr>
-        <w:t>· UMA作为链上争议解决机制，投票结果巩固了预测市场的去中心化裁决。</w:t>
-      </w:r>
-    </w:p>
-    <w:p>
-      <w:pPr>
-        <w:spacing w:before="0" w:after="0" w:line="240" w:lineRule="auto"/>
-        <w:ind w:left="0" w:right="0" w:firstLine="0"/>
-        <w:jc w:val="both"/>
-      </w:pPr>
-      <w:r>
-        <w:rPr>
-          <w:rFonts w:ascii="Times New Roman" w:hAnsi="Times New Roman" w:cs="Times New Roman" w:eastAsia="仿宋"/>
-          <w:b w:val="0"/>
-          <w:sz w:val="28"/>
-        </w:rPr>
-        <w:t>· 事件凸显预测市场准确性依赖客观事实，争议处理影响市场可信度。</w:t>
+        <w:t>· 由Glassnode Research发布。</w:t>
       </w:r>
     </w:p>
     <w:p>
@@ -1592,7 +1170,7 @@
           <w:b w:val="0"/>
           <w:sz w:val="28"/>
         </w:rPr>
-        <w:t>2026年6月4日，预测市场协议Polymarket通过其UMA（Universal Market Access）投票机制，正式维持了关于“Strategy（原MicroStrategy）是否会出售比特币”市场的“否”结果，尽管该结果面临部分用户的强烈反对。</w:t>
+        <w:t>Glassnode Research发布Altcoin向量第57期。</w:t>
       </w:r>
     </w:p>
     <w:p>
@@ -1608,87 +1186,7 @@
           <w:b w:val="0"/>
           <w:sz w:val="28"/>
         </w:rPr>
-        <w:t>2026年6月4日，去中心化预测市场平台Polymarket通过其UMA（Universal Market Access）投票机制，正式维持了关于“Strategy（原MicroStrategy）是否会出售其持有的比特币”这一市场结果的“否”判定。该市场此前因结果分歧引发部分用户质疑，并触发UMA争议解决流程。UMA是一个去中心化的预言机和争议仲裁协议，Polymarket利用它在链上解决预测市场的最终结果。此次投票意味着，尽管存在反对声音，但UMA投票人多数支持市场原定的“否”结果，即Strategy不会在特定时间窗口内出售比特币。</w:t>
-      </w:r>
-    </w:p>
-    <w:p>
-      <w:pPr>
-        <w:pStyle w:val="正文内容"/>
-        <w:spacing w:before="0" w:after="0" w:line="240" w:lineRule="auto"/>
-        <w:ind w:left="0" w:right="0" w:firstLine="560"/>
-        <w:jc w:val="both"/>
-      </w:pPr>
-      <w:r>
-        <w:rPr>
-          <w:rFonts w:ascii="Times New Roman" w:hAnsi="Times New Roman" w:cs="Times New Roman" w:eastAsia="仿宋"/>
-          <w:b w:val="0"/>
-          <w:sz w:val="28"/>
-        </w:rPr>
-        <w:t>该市场的争议焦点在于，一些交易者认为Strategy的股价表现和公司行为暗示了出售比特币的可能性，但市场规则可能要求更明确的公开声明或链上证据。Polymarket的市场结果通常由预设的真相来源（如官方声明或链上数据）决定，当用户对结果提出异议时，可以发起UMA争议升级。在这个过程中，UMA代币持有者通过投票选择他们认为正确的结果，投票权重与他们质押的代币数量相关。此次投票结果于2026年6月4日公布，最终以多数票维持了最初的市场裁判。</w:t>
-      </w:r>
-    </w:p>
-    <w:p>
-      <w:pPr>
-        <w:pStyle w:val="正文内容"/>
-        <w:spacing w:before="0" w:after="0" w:line="240" w:lineRule="auto"/>
-        <w:ind w:left="0" w:right="0" w:firstLine="560"/>
-        <w:jc w:val="both"/>
-      </w:pPr>
-      <w:r>
-        <w:rPr>
-          <w:rFonts w:ascii="Times New Roman" w:hAnsi="Times New Roman" w:cs="Times New Roman" w:eastAsia="仿宋"/>
-          <w:b w:val="0"/>
-          <w:sz w:val="28"/>
-        </w:rPr>
-        <w:t>此次事件并非Polymarket首次面临结果争议。UMA投票机制的设计初衷就是为了在人类判断与客观数据冲突时提供去中心化的最终裁决。然而，批评者指出，UMA投票可能受到大户操纵或利益冲突影响，因为投票者本身可能持有相关市场的头寸。尽管如此，Polymarket和UMA团队强调，投票过程在链上完全透明，任何人都可以验证投票记录。目前，所有参与该市场的交易者已根据最终结果进行结算，反对者暂无进一步申诉渠道。</w:t>
-      </w:r>
-    </w:p>
-    <w:p>
-      <w:pPr>
-        <w:pStyle w:val="正文内容"/>
-        <w:spacing w:before="0" w:after="0" w:line="240" w:lineRule="auto"/>
-        <w:ind w:left="0" w:right="0" w:firstLine="560"/>
-        <w:jc w:val="both"/>
-      </w:pPr>
-      <w:r>
-        <w:rPr>
-          <w:rFonts w:ascii="Times New Roman" w:hAnsi="Times New Roman" w:cs="Times New Roman" w:eastAsia="仿宋"/>
-          <w:b w:val="0"/>
-          <w:sz w:val="28"/>
-        </w:rPr>
-        <w:t>对于更广泛的加密货币市场，这一裁决传达了一个信号：去中心化预测市场的权威性依赖于其底层争议解决机制的健全性。如果UMA投票结果被认为不够公正，可能损害Polymarket的品牌信誉和用户参与度。事实上，2026年以来，Polymarket的交易量持续增长，但相关争议的频繁出现也促使团队考虑改进争议触发门槛和投票权重分配。一些社区成员建议引入多元化的真相来源或增加时间锁以防止短时操纵。</w:t>
-      </w:r>
-    </w:p>
-    <w:p>
-      <w:pPr>
-        <w:pStyle w:val="正文内容"/>
-        <w:spacing w:before="0" w:after="0" w:line="240" w:lineRule="auto"/>
-        <w:ind w:left="0" w:right="0" w:firstLine="560"/>
-        <w:jc w:val="both"/>
-      </w:pPr>
-      <w:r>
-        <w:rPr>
-          <w:rFonts w:ascii="Times New Roman" w:hAnsi="Times New Roman" w:cs="Times New Roman" w:eastAsia="仿宋"/>
-          <w:b w:val="0"/>
-          <w:sz w:val="28"/>
-        </w:rPr>
-        <w:t>从监管角度看，预测市场本身在美国面临一定法律不确定性。Polymarket此前已限制美国用户访问其某些市场，但并未完全退出。此次UMA投票结果可能不会直接引发监管行动，但若未来出现更大规模的争议或金融操纵指控，可能会引起美国商品期货交易委员会（CFTC）等机构的关注。毕竟，预测市场与事件合约在结构上类似衍生品，而CFTC对去中心化平台的管辖权仍在探索中。</w:t>
-      </w:r>
-    </w:p>
-    <w:p>
-      <w:pPr>
-        <w:pStyle w:val="正文内容"/>
-        <w:spacing w:before="0" w:after="0" w:line="240" w:lineRule="auto"/>
-        <w:ind w:left="0" w:right="0" w:firstLine="560"/>
-        <w:jc w:val="both"/>
-      </w:pPr>
-      <w:r>
-        <w:rPr>
-          <w:rFonts w:ascii="Times New Roman" w:hAnsi="Times New Roman" w:cs="Times New Roman" w:eastAsia="仿宋"/>
-          <w:b w:val="0"/>
-          <w:sz w:val="28"/>
-        </w:rPr>
-        <w:t>截至目前，Strategy（原MicroStrategy）并未发表任何官方声明回应这一市场结果。该公司在2026年第一季度财报中仍持有约22万枚比特币，并继续通过可转换债券和股票发行筹集资金购买更多比特币。市场观察者指出，该预测市场的关闭并不影响公司实际策略，但反映了市场参与者对公司未来比特币持有策略的预期分歧。后续，Polymarket可能会根据社区反馈调整市场设计，例如引入更明确的验证条件和二级仲裁机制。</w:t>
+        <w:t>Glassnode Research发布了Altcoin向量第57期。</w:t>
       </w:r>
     </w:p>
     <w:p>
@@ -1704,7 +1202,7 @@
           <w:b w:val="0"/>
           <w:sz w:val="21"/>
         </w:rPr>
-        <w:t>（信息来源：The Block）</w:t>
+        <w:t>（信息来源：Glassnode Research）</w:t>
       </w:r>
     </w:p>
     <w:p>
@@ -1720,7 +1218,7 @@
           <w:b w:val="0"/>
           <w:sz w:val="18"/>
         </w:rPr>
-        <w:t>原文标题：Polymarket's UMA vote upholds ‘No’ outcome on Strategy bitcoin sale market despite backlash</w:t>
+        <w:t>原文标题：The Altcoin Vector #57 - Glassnode Research</w:t>
       </w:r>
     </w:p>
     <w:p>
@@ -1776,7 +1274,7 @@
           <w:b w:val="0"/>
           <w:sz w:val="30"/>
         </w:rPr>
-        <w:t>CryptoQuant首席执行官称比特币投资者正转向长期持有者</w:t>
+        <w:t>TheAltcoinVector#57GlassnodeResearch</w:t>
       </w:r>
     </w:p>
     <w:p>
@@ -1791,37 +1289,7 @@
           <w:b w:val="0"/>
           <w:sz w:val="28"/>
         </w:rPr>
-        <w:t>· 链上数据表明比特币长期持有者供应量持续上升，短期交易行为减少。</w:t>
-      </w:r>
-    </w:p>
-    <w:p>
-      <w:pPr>
-        <w:spacing w:before="0" w:after="0" w:line="240" w:lineRule="auto"/>
-        <w:ind w:left="0" w:right="0" w:firstLine="0"/>
-        <w:jc w:val="both"/>
-      </w:pPr>
-      <w:r>
-        <w:rPr>
-          <w:rFonts w:ascii="Times New Roman" w:hAnsi="Times New Roman" w:cs="Times New Roman" w:eastAsia="仿宋"/>
-          <w:b w:val="0"/>
-          <w:sz w:val="28"/>
-        </w:rPr>
-        <w:t>· 市场波动和监管明朗化促使投资者转向长期持有策略。</w:t>
-      </w:r>
-    </w:p>
-    <w:p>
-      <w:pPr>
-        <w:spacing w:before="0" w:after="0" w:line="240" w:lineRule="auto"/>
-        <w:ind w:left="0" w:right="0" w:firstLine="0"/>
-        <w:jc w:val="both"/>
-      </w:pPr>
-      <w:r>
-        <w:rPr>
-          <w:rFonts w:ascii="Times New Roman" w:hAnsi="Times New Roman" w:cs="Times New Roman" w:eastAsia="仿宋"/>
-          <w:b w:val="0"/>
-          <w:sz w:val="28"/>
-        </w:rPr>
-        <w:t>· CryptoQuant观点反映行业对比特币资产属性的重新定位。</w:t>
+        <w:t>· Glassnode Research发布了The Altcoin Vector第57期。</w:t>
       </w:r>
     </w:p>
     <w:p>
@@ -1837,87 +1305,7 @@
           <w:b w:val="0"/>
           <w:sz w:val="28"/>
         </w:rPr>
-        <w:t>比特币投资者结构正经历显著转变，越来越多的持有者选择长期持仓而非短线操作，这从链上数据的长期持有者指标中得到印证。</w:t>
-      </w:r>
-    </w:p>
-    <w:p>
-      <w:pPr>
-        <w:pStyle w:val="正文内容"/>
-        <w:spacing w:before="0" w:after="0" w:line="240" w:lineRule="auto"/>
-        <w:ind w:left="0" w:right="0" w:firstLine="560"/>
-        <w:jc w:val="both"/>
-      </w:pPr>
-      <w:r>
-        <w:rPr>
-          <w:rFonts w:ascii="Times New Roman" w:hAnsi="Times New Roman" w:cs="Times New Roman" w:eastAsia="仿宋"/>
-          <w:b w:val="0"/>
-          <w:sz w:val="28"/>
-        </w:rPr>
-        <w:t>CryptoQuant首席执行官基于公司内部链上分析数据指出，比特币投资者行为正在发生根本性变化。长期持有者（Long-Term Holders，LTH）的供应量在2026年5月达到历史新高，投资者从短期投机转向长期持有。这一趋势在多个链上指标中均有体现，例如持有超过1年的比特币地址数量持续增加。</w:t>
-      </w:r>
-    </w:p>
-    <w:p>
-      <w:pPr>
-        <w:pStyle w:val="正文内容"/>
-        <w:spacing w:before="0" w:after="0" w:line="240" w:lineRule="auto"/>
-        <w:ind w:left="0" w:right="0" w:firstLine="560"/>
-        <w:jc w:val="both"/>
-      </w:pPr>
-      <w:r>
-        <w:rPr>
-          <w:rFonts w:ascii="Times New Roman" w:hAnsi="Times New Roman" w:cs="Times New Roman" w:eastAsia="仿宋"/>
-          <w:b w:val="0"/>
-          <w:sz w:val="28"/>
-        </w:rPr>
-        <w:t>市场背景方面，2025年以来的监管框架逐步清晰，以及宏观经济不确定性促使投资者寻求数字资产作为长期价值储存手段。与此同时，比特币价格波动性在2026年有所下降，为长期持有提供了更稳定的环境。CryptoQuant的模型显示，短期持有者的获利了结压力已明显减弱。</w:t>
-      </w:r>
-    </w:p>
-    <w:p>
-      <w:pPr>
-        <w:pStyle w:val="正文内容"/>
-        <w:spacing w:before="0" w:after="0" w:line="240" w:lineRule="auto"/>
-        <w:ind w:left="0" w:right="0" w:firstLine="560"/>
-        <w:jc w:val="both"/>
-      </w:pPr>
-      <w:r>
-        <w:rPr>
-          <w:rFonts w:ascii="Times New Roman" w:hAnsi="Times New Roman" w:cs="Times New Roman" w:eastAsia="仿宋"/>
-          <w:b w:val="0"/>
-          <w:sz w:val="28"/>
-        </w:rPr>
-        <w:t>从链上数据看，交易所比特币余额持续下降，而冷钱包和长期持有者地址的流入量增加。这表明比特币正在从交易平台转向个人长期存储。CryptoQuant首席执行官特别提到，这种转移可能降低市场因恐慌性抛售而剧烈波动的风险。</w:t>
-      </w:r>
-    </w:p>
-    <w:p>
-      <w:pPr>
-        <w:pStyle w:val="正文内容"/>
-        <w:spacing w:before="0" w:after="0" w:line="240" w:lineRule="auto"/>
-        <w:ind w:left="0" w:right="0" w:firstLine="560"/>
-        <w:jc w:val="both"/>
-      </w:pPr>
-      <w:r>
-        <w:rPr>
-          <w:rFonts w:ascii="Times New Roman" w:hAnsi="Times New Roman" w:cs="Times New Roman" w:eastAsia="仿宋"/>
-          <w:b w:val="0"/>
-          <w:sz w:val="28"/>
-        </w:rPr>
-        <w:t>此外，机构参与度提升也是重要驱动因素。2026年，多家主流机构将比特币纳入资产配置，并采取长期持有策略。这与CryptoQuant观察到的投资者结构变化一致。首席执行官认为，如果该趋势持续，比特币的供应短缺效应将在未来几个季度进一步显现。</w:t>
-      </w:r>
-    </w:p>
-    <w:p>
-      <w:pPr>
-        <w:pStyle w:val="正文内容"/>
-        <w:spacing w:before="0" w:after="0" w:line="240" w:lineRule="auto"/>
-        <w:ind w:left="0" w:right="0" w:firstLine="560"/>
-        <w:jc w:val="both"/>
-      </w:pPr>
-      <w:r>
-        <w:rPr>
-          <w:rFonts w:ascii="Times New Roman" w:hAnsi="Times New Roman" w:cs="Times New Roman" w:eastAsia="仿宋"/>
-          <w:b w:val="0"/>
-          <w:sz w:val="28"/>
-        </w:rPr>
-        <w:t>需要明确的是，上述分析基于CryptoQuant的链上数据模型，不构成投资建议。投资者应结合自身风险承受能力做出决策。市场后续发展仍取决于监管动态和宏观经济环境变化。</w:t>
+        <w:t>Glassnode Research发布了The Altcoin Vector第57期。</w:t>
       </w:r>
     </w:p>
     <w:p>
@@ -1933,7 +1321,7 @@
           <w:b w:val="0"/>
           <w:sz w:val="21"/>
         </w:rPr>
-        <w:t>（信息来源：bloomingbit）</w:t>
+        <w:t>（信息来源：Glassnode Research）</w:t>
       </w:r>
     </w:p>
     <w:p>
@@ -1949,7 +1337,7 @@
           <w:b w:val="0"/>
           <w:sz w:val="18"/>
         </w:rPr>
-        <w:t>原文标题：CryptoQuant CEO Says Bitcoin Investors Are Shifting Into Long-Term Holders</w:t>
+        <w:t>原文标题：The Altcoin Vector #57 - Glassnode Research</w:t>
       </w:r>
     </w:p>
     <w:p>
@@ -1982,7 +1370,7 @@
           <w:b w:val="0"/>
           <w:sz w:val="30"/>
         </w:rPr>
-        <w:t>AnthonyPompliano呼吁投资者忽略每四年一轮的比特币死亡论</w:t>
+        <w:t>山寨币向量第57期GlassnodeResearch</w:t>
       </w:r>
     </w:p>
     <w:p>
@@ -1997,37 +1385,7 @@
           <w:b w:val="0"/>
           <w:sz w:val="28"/>
         </w:rPr>
-        <w:t>· 知名比特币多头Anthony Pompliano指出，每四年都会出现一轮声称比特币已死的熊市言论，但这些预测始终错误。</w:t>
-      </w:r>
-    </w:p>
-    <w:p>
-      <w:pPr>
-        <w:spacing w:before="0" w:after="0" w:line="240" w:lineRule="auto"/>
-        <w:ind w:left="0" w:right="0" w:firstLine="0"/>
-        <w:jc w:val="both"/>
-      </w:pPr>
-      <w:r>
-        <w:rPr>
-          <w:rFonts w:ascii="Times New Roman" w:hAnsi="Times New Roman" w:cs="Times New Roman" w:eastAsia="仿宋"/>
-          <w:b w:val="0"/>
-          <w:sz w:val="28"/>
-        </w:rPr>
-        <w:t>· 他建议投资者忽略这些噪音，专注于比特币的长期价值和底层技术。</w:t>
-      </w:r>
-    </w:p>
-    <w:p>
-      <w:pPr>
-        <w:spacing w:before="0" w:after="0" w:line="240" w:lineRule="auto"/>
-        <w:ind w:left="0" w:right="0" w:firstLine="0"/>
-        <w:jc w:val="both"/>
-      </w:pPr>
-      <w:r>
-        <w:rPr>
-          <w:rFonts w:ascii="Times New Roman" w:hAnsi="Times New Roman" w:cs="Times New Roman" w:eastAsia="仿宋"/>
-          <w:b w:val="0"/>
-          <w:sz w:val="28"/>
-        </w:rPr>
-        <w:t>· Pompliano的评论正值比特币价格波动之际，市场情绪分化明显。</w:t>
+        <w:t>· 该内容来自Glassnode Research的“The Altcoin Vector #57”</w:t>
       </w:r>
     </w:p>
     <w:p>
@@ -2043,7 +1401,7 @@
           <w:b w:val="0"/>
           <w:sz w:val="28"/>
         </w:rPr>
-        <w:t>在2026年6月4日发表的最新言论中，知名加密货币投资者、Morgan Creek Digital联合创始人Anthony Pompliano公开反击了持续存在的比特币看空论调，称那些每四年就宣告比特币终结的熊市预言家是“尖叫的熊”，并坚定地表示“他们错了”。</w:t>
+        <w:t>简要浏览Glassnode Research发布的第57期《山寨币向量》内容。</w:t>
       </w:r>
     </w:p>
     <w:p>
@@ -2059,7 +1417,7 @@
           <w:b w:val="0"/>
           <w:sz w:val="28"/>
         </w:rPr>
-        <w:t>Pompliano在一条社交媒体帖子中强调，比特币自诞生以来，几乎每四年就会经历一次被宣判“死亡”的周期。这些悲观预言往往发生在市场低迷时期，但历史一再证明，比特币在每次危机后都能复苏并创下新高。他指出：“每四年，总有一群尖叫的熊站出来宣布比特币已死。但他们错了。”这种周期性出现的恐慌情绪，在他看来，恰恰是长期持有者需要忽略的杂音。</w:t>
+        <w:t>根据所提供材料，该文章标题为“The Altcoin Vector #57 - Glassnode Research”，由Glassnode Research发布。</w:t>
       </w:r>
     </w:p>
     <w:p>
@@ -2075,7 +1433,7 @@
           <w:b w:val="0"/>
           <w:sz w:val="28"/>
         </w:rPr>
-        <w:t>作为一位坚定的比特币多头，Pompliano将其视为一种对抗传统金融体系通胀的工具，并认为其去中心化、供应量固定的特性使其成为现代投资组合中不可或缺的一部分。他多次在公开场合预测，比特币的采用将持续增长，最终成为全球储备资产。在2026年6月的市场环境中，尽管比特币价格较此前高点有所回落，Pompliano依然维持其长期看多立场。</w:t>
+        <w:t>摘要内容即为“The Altcoin Vector #57 Glassnode Research”。</w:t>
       </w:r>
     </w:p>
     <w:p>
@@ -2091,7 +1449,7 @@
           <w:b w:val="0"/>
           <w:sz w:val="28"/>
         </w:rPr>
-        <w:t>Pompliano的言论并非孤立，而是代表了加密货币社区内一部分投资者的普遍观点。这种“比特币死亡”叙事最早可追溯到2011年，此后市场经历了多次熊市，但比特币每次都成功反弹。例如，在2014年Mt. Gox交易所崩溃后，比特币被广泛宣告死亡，但随后在2017年达到近2万美元；2022年Terra崩盘和FTX破产后，类似论调再次涌现，但比特币在2023年和2024年重新站上历史峰值区域。</w:t>
+        <w:t>稿件正文为一系列CSS字体定义，并无其它新闻性内容。</w:t>
       </w:r>
     </w:p>
     <w:p>
@@ -2107,55 +1465,7 @@
           <w:b w:val="0"/>
           <w:sz w:val="28"/>
         </w:rPr>
-        <w:t>尽管Pompliano的观点充满信心，但市场仍存在不确定性。比特币的短期价格波动受到宏观经济因素、监管政策和技术发展的多重影响。2026年6月，全球央行货币政策的分化、地缘政治风险以及加密货币行业自身的合规挑战，都为比特币的走势增添了变数。一些分析师警告，看涨情绪过于一致可能预示着市场转折点。</w:t>
-      </w:r>
-    </w:p>
-    <w:p>
-      <w:pPr>
-        <w:pStyle w:val="正文内容"/>
-        <w:spacing w:before="0" w:after="0" w:line="240" w:lineRule="auto"/>
-        <w:ind w:left="0" w:right="0" w:firstLine="560"/>
-        <w:jc w:val="both"/>
-      </w:pPr>
-      <w:r>
-        <w:rPr>
-          <w:rFonts w:ascii="Times New Roman" w:hAnsi="Times New Roman" w:cs="Times New Roman" w:eastAsia="仿宋"/>
-          <w:b w:val="0"/>
-          <w:sz w:val="28"/>
-        </w:rPr>
-        <w:t>然而，Pompliano坚持认为，基本面才是关键。他指出，比特币的哈希率（Hashrate）和地址数量等链上指标持续创下新高，表明网络基础日益稳固。他呼吁投资者不要被短期恐慌所左右，而应关注技术采用和金融包容性的长远趋势。对于普通投资者而言，Pompliano的建议是：忽略噪音，坚持定投（Dollar-Cost Averaging，DCA）策略，并持有足够长的时间。</w:t>
-      </w:r>
-    </w:p>
-    <w:p>
-      <w:pPr>
-        <w:pStyle w:val="正文内容"/>
-        <w:spacing w:before="0" w:after="0" w:line="240" w:lineRule="auto"/>
-        <w:ind w:left="0" w:right="0" w:firstLine="560"/>
-        <w:jc w:val="both"/>
-      </w:pPr>
-      <w:r>
-        <w:rPr>
-          <w:rFonts w:ascii="Times New Roman" w:hAnsi="Times New Roman" w:cs="Times New Roman" w:eastAsia="仿宋"/>
-          <w:b w:val="0"/>
-          <w:sz w:val="28"/>
-        </w:rPr>
-        <w:t>在更广泛的背景下，Pompliano的评论再次引发了关于比特币价值存储功能的讨论。随着各国央行探索中央银行数字货币（Central Bank Digital Currency，CBDC），比特币作为一种无需许可的资产，其地位可能受到挑战。但Pompliano认为，正是这种抗审查性赋予了比特币独特的价值。他的观点得到了一部分机构和散户投资者的认同，但也面临来自传统金融界和部分技术专家的质疑。</w:t>
-      </w:r>
-    </w:p>
-    <w:p>
-      <w:pPr>
-        <w:pStyle w:val="正文内容"/>
-        <w:spacing w:before="0" w:after="0" w:line="240" w:lineRule="auto"/>
-        <w:ind w:left="0" w:right="0" w:firstLine="560"/>
-        <w:jc w:val="both"/>
-      </w:pPr>
-      <w:r>
-        <w:rPr>
-          <w:rFonts w:ascii="Times New Roman" w:hAnsi="Times New Roman" w:cs="Times New Roman" w:eastAsia="仿宋"/>
-          <w:b w:val="0"/>
-          <w:sz w:val="28"/>
-        </w:rPr>
-        <w:t>总体而言，Anthony Pompliano在2026年6月初的这番表态，是加密货币多头在经历市场波动后的一次信心宣言。无论未来价格如何演进，这场关于比特币本质和前景的辩论，预计还将持续数年。而Pompliano的立场也提醒市场参与者，在喧嚣的预测中，保持独立判断和长期视角的重要性。</w:t>
+        <w:t>因此，本文仅为标题和摘要的忠实翻译。</w:t>
       </w:r>
     </w:p>
     <w:p>
@@ -2171,7 +1481,7 @@
           <w:b w:val="0"/>
           <w:sz w:val="21"/>
         </w:rPr>
-        <w:t>（信息来源：Benzinga）</w:t>
+        <w:t>（信息来源：Glassnode Research）</w:t>
       </w:r>
     </w:p>
     <w:p>
@@ -2187,7 +1497,7 @@
           <w:b w:val="0"/>
           <w:sz w:val="18"/>
         </w:rPr>
-        <w:t>原文标题：Anthony Pompliano Says Ignore Screeching Bears That Declare Bitcoin Dead Every 4 Years： ‘They Are Wrong E</w:t>
+        <w:t>原文标题：The Altcoin Vector #57 - Glassnode Research</w:t>
       </w:r>
     </w:p>
     <w:p>

--- a/reports/2026/加密货币观察_20260604.docx
+++ b/reports/2026/加密货币观察_20260604.docx
@@ -43,7 +43,7 @@
           <w:b w:val="0"/>
           <w:sz w:val="28"/>
         </w:rPr>
-        <w:t>· TheAltcoinVector#57GlassnodeResearch</w:t>
+        <w:t>· 另类币向量第57期Glassnode研究</w:t>
       </w:r>
     </w:p>
     <w:p>
@@ -58,7 +58,7 @@
           <w:b w:val="0"/>
           <w:sz w:val="28"/>
         </w:rPr>
-        <w:t>· 山寨币向量#57GlassnodeResearch</w:t>
+        <w:t>· TheAltcoinVector第57期GlassnodeResearch</w:t>
       </w:r>
     </w:p>
     <w:p>
@@ -73,7 +73,7 @@
           <w:b w:val="0"/>
           <w:sz w:val="28"/>
         </w:rPr>
-        <w:t>· TheAltcoinVector#57GlassnodeResearch</w:t>
+        <w:t>· AltcoinVector#57GlassnodeResearch</w:t>
       </w:r>
     </w:p>
     <w:p>
@@ -103,7 +103,7 @@
           <w:b w:val="0"/>
           <w:sz w:val="28"/>
         </w:rPr>
-        <w:t>· 替代币向量第57期Glassnode研究</w:t>
+        <w:t>· 以太坊Glamsterdam升级瞄准Q3ETH目标价3500美元</w:t>
       </w:r>
     </w:p>
     <w:p>
@@ -118,7 +118,7 @@
           <w:b w:val="0"/>
           <w:sz w:val="28"/>
         </w:rPr>
-        <w:t>· 以太坊瞄准3500美元Glamsterdam升级目标第三季度</w:t>
+        <w:t>· 另类币向量第57期Glassnode研究</w:t>
       </w:r>
     </w:p>
     <w:p>
@@ -163,7 +163,7 @@
           <w:b w:val="0"/>
           <w:sz w:val="28"/>
         </w:rPr>
-        <w:t>· Altcoin向量第57期Glassnode研究</w:t>
+        <w:t>· AltcoinVector#57GlassnodeResearch</w:t>
       </w:r>
     </w:p>
     <w:p>
@@ -208,7 +208,7 @@
           <w:b w:val="0"/>
           <w:sz w:val="28"/>
         </w:rPr>
-        <w:t>· 山寨币向量第57期GlassnodeResearch</w:t>
+        <w:t>· 山寨币向量第57期Glassnode研究</w:t>
       </w:r>
     </w:p>
     <w:p>
@@ -248,54 +248,7 @@
           <w:b w:val="0"/>
           <w:sz w:val="30"/>
         </w:rPr>
-        <w:t>TheAltcoinVector#57GlassnodeResearch</w:t>
-      </w:r>
-    </w:p>
-    <w:p>
-      <w:pPr>
-        <w:spacing w:before="0" w:after="0" w:line="240" w:lineRule="auto"/>
-        <w:ind w:left="0" w:right="0" w:firstLine="0"/>
-        <w:jc w:val="both"/>
-      </w:pPr>
-      <w:r>
-        <w:rPr>
-          <w:rFonts w:ascii="Times New Roman" w:hAnsi="Times New Roman" w:cs="Times New Roman" w:eastAsia="仿宋"/>
-          <w:b w:val="0"/>
-          <w:sz w:val="28"/>
-        </w:rPr>
-        <w:t>· The Altcoin Vector #57 Glassnode Research</w:t>
-      </w:r>
-    </w:p>
-    <w:p>
-      <w:pPr>
-        <w:pStyle w:val="正文内容"/>
-        <w:spacing w:before="0" w:after="0" w:line="240" w:lineRule="auto"/>
-        <w:ind w:left="0" w:right="0" w:firstLine="560"/>
-        <w:jc w:val="both"/>
-      </w:pPr>
-      <w:r>
-        <w:rPr>
-          <w:rFonts w:ascii="Times New Roman" w:hAnsi="Times New Roman" w:cs="Times New Roman" w:eastAsia="仿宋"/>
-          <w:b w:val="0"/>
-          <w:sz w:val="28"/>
-        </w:rPr>
-        <w:t>The Altcoin Vector #57 Glassnode Research</w:t>
-      </w:r>
-    </w:p>
-    <w:p>
-      <w:pPr>
-        <w:pStyle w:val="正文内容"/>
-        <w:spacing w:before="0" w:after="0" w:line="240" w:lineRule="auto"/>
-        <w:ind w:left="0" w:right="0" w:firstLine="560"/>
-        <w:jc w:val="both"/>
-      </w:pPr>
-      <w:r>
-        <w:rPr>
-          <w:rFonts w:ascii="Times New Roman" w:hAnsi="Times New Roman" w:cs="Times New Roman" w:eastAsia="仿宋"/>
-          <w:b w:val="0"/>
-          <w:sz w:val="28"/>
-        </w:rPr>
-        <w:t>原文内容为CSS字体定义，无有效新闻正文，仅摘要包含上述文字。</w:t>
+        <w:t>另类币向量第57期Glassnode研究</w:t>
       </w:r>
     </w:p>
     <w:p>
@@ -360,7 +313,7 @@
           <w:b w:val="0"/>
           <w:sz w:val="30"/>
         </w:rPr>
-        <w:t>山寨币向量#57GlassnodeResearch</w:t>
+        <w:t>TheAltcoinVector第57期GlassnodeResearch</w:t>
       </w:r>
     </w:p>
     <w:p>
@@ -375,7 +328,7 @@
           <w:b w:val="0"/>
           <w:sz w:val="28"/>
         </w:rPr>
-        <w:t>· 原文仅包含CSS字体定义和标题，无实质性新闻内容。</w:t>
+        <w:t>· Glassnode Research发布了The Altcoin Vector第57期。</w:t>
       </w:r>
     </w:p>
     <w:p>
@@ -391,7 +344,7 @@
           <w:b w:val="0"/>
           <w:sz w:val="28"/>
         </w:rPr>
-        <w:t>原文无实质内容，仅含标题和字体样式信息。</w:t>
+        <w:t>Glassnode Research发布了The Altcoin Vector第57期。</w:t>
       </w:r>
     </w:p>
     <w:p>
@@ -407,23 +360,7 @@
           <w:b w:val="0"/>
           <w:sz w:val="28"/>
         </w:rPr>
-        <w:t>原文为CSS字体定义，用于加载Google Sans Text字体，无新闻正文。</w:t>
-      </w:r>
-    </w:p>
-    <w:p>
-      <w:pPr>
-        <w:pStyle w:val="正文内容"/>
-        <w:spacing w:before="0" w:after="0" w:line="240" w:lineRule="auto"/>
-        <w:ind w:left="0" w:right="0" w:firstLine="560"/>
-        <w:jc w:val="both"/>
-      </w:pPr>
-      <w:r>
-        <w:rPr>
-          <w:rFonts w:ascii="Times New Roman" w:hAnsi="Times New Roman" w:cs="Times New Roman" w:eastAsia="仿宋"/>
-          <w:b w:val="0"/>
-          <w:sz w:val="28"/>
-        </w:rPr>
-        <w:t>摘要标题为“山寨币向量 #57 - Glassnode Research”，但无具体研究内容。</w:t>
+        <w:t>该报告由Glassnode Research发布。</w:t>
       </w:r>
     </w:p>
     <w:p>
@@ -488,7 +425,7 @@
           <w:b w:val="0"/>
           <w:sz w:val="30"/>
         </w:rPr>
-        <w:t>TheAltcoinVector#57GlassnodeResearch</w:t>
+        <w:t>AltcoinVector#57GlassnodeResearch</w:t>
       </w:r>
     </w:p>
     <w:p>
@@ -503,7 +440,7 @@
           <w:b w:val="0"/>
           <w:sz w:val="28"/>
         </w:rPr>
-        <w:t>· 这是一份Glassnode Research发布的加密资产研究简报。</w:t>
+        <w:t>· Altcoin Vector #57期由Glassnode Research发布。</w:t>
       </w:r>
     </w:p>
     <w:p>
@@ -519,7 +456,103 @@
           <w:b w:val="0"/>
           <w:sz w:val="28"/>
         </w:rPr>
-        <w:t>The Altcoin Vector #57 Glassnode Research</w:t>
+        <w:t>Altcoin Vector #57期 Glassnode Research</w:t>
+      </w:r>
+    </w:p>
+    <w:p>
+      <w:pPr>
+        <w:pStyle w:val="正文内容"/>
+        <w:spacing w:before="0" w:after="0" w:line="240" w:lineRule="auto"/>
+        <w:ind w:left="0" w:right="0" w:firstLine="560"/>
+        <w:jc w:val="both"/>
+      </w:pPr>
+      <w:r>
+        <w:rPr>
+          <w:rFonts w:ascii="Times New Roman" w:hAnsi="Times New Roman" w:cs="Times New Roman" w:eastAsia="仿宋"/>
+          <w:b w:val="0"/>
+          <w:sz w:val="28"/>
+        </w:rPr>
+        <w:t>字体“Google Sans Text”斜体、字重400的来源网址为：https://fonts.gstatic.com/s/googlesanstext/v25/5aUo9-KzpRiLCAt4Unrc-xIKmCU5qE9GiU9D.ttf。</w:t>
+      </w:r>
+    </w:p>
+    <w:p>
+      <w:pPr>
+        <w:pStyle w:val="正文内容"/>
+        <w:spacing w:before="0" w:after="0" w:line="240" w:lineRule="auto"/>
+        <w:ind w:left="0" w:right="0" w:firstLine="560"/>
+        <w:jc w:val="both"/>
+      </w:pPr>
+      <w:r>
+        <w:rPr>
+          <w:rFonts w:ascii="Times New Roman" w:hAnsi="Times New Roman" w:cs="Times New Roman" w:eastAsia="仿宋"/>
+          <w:b w:val="0"/>
+          <w:sz w:val="28"/>
+        </w:rPr>
+        <w:t>字体“Google Sans Text”斜体、字重500的来源网址为：https://fonts.gstatic.com/s/googlesanstext/v25/5aUr9-KzpRiLCAt4Unrc-xIKmCU5qE9OemxTtDO6.ttf。</w:t>
+      </w:r>
+    </w:p>
+    <w:p>
+      <w:pPr>
+        <w:pStyle w:val="正文内容"/>
+        <w:spacing w:before="0" w:after="0" w:line="240" w:lineRule="auto"/>
+        <w:ind w:left="0" w:right="0" w:firstLine="560"/>
+        <w:jc w:val="both"/>
+      </w:pPr>
+      <w:r>
+        <w:rPr>
+          <w:rFonts w:ascii="Times New Roman" w:hAnsi="Times New Roman" w:cs="Times New Roman" w:eastAsia="仿宋"/>
+          <w:b w:val="0"/>
+          <w:sz w:val="28"/>
+        </w:rPr>
+        <w:t>字体“Google Sans Text”斜体、字重700的来源网址为：https://fonts.gstatic.com/s/googlesanstext/v25/5aUr9-KzpRiLCAt4Unrc-xIKmCU5qE9OMmpTtDO6.ttf。</w:t>
+      </w:r>
+    </w:p>
+    <w:p>
+      <w:pPr>
+        <w:pStyle w:val="正文内容"/>
+        <w:spacing w:before="0" w:after="0" w:line="240" w:lineRule="auto"/>
+        <w:ind w:left="0" w:right="0" w:firstLine="560"/>
+        <w:jc w:val="both"/>
+      </w:pPr>
+      <w:r>
+        <w:rPr>
+          <w:rFonts w:ascii="Times New Roman" w:hAnsi="Times New Roman" w:cs="Times New Roman" w:eastAsia="仿宋"/>
+          <w:b w:val="0"/>
+          <w:sz w:val="28"/>
+        </w:rPr>
+        <w:t>字体“Google Sans Text”常规、字重400的来源网址为：https://fonts.gstatic.com/s/googlesanstext/v25/5aUu9-KzpRiLCAt4Unrc-xIKmCU5qEp2jg.ttf。</w:t>
+      </w:r>
+    </w:p>
+    <w:p>
+      <w:pPr>
+        <w:pStyle w:val="正文内容"/>
+        <w:spacing w:before="0" w:after="0" w:line="240" w:lineRule="auto"/>
+        <w:ind w:left="0" w:right="0" w:firstLine="560"/>
+        <w:jc w:val="both"/>
+      </w:pPr>
+      <w:r>
+        <w:rPr>
+          <w:rFonts w:ascii="Times New Roman" w:hAnsi="Times New Roman" w:cs="Times New Roman" w:eastAsia="仿宋"/>
+          <w:b w:val="0"/>
+          <w:sz w:val="28"/>
+        </w:rPr>
+        <w:t>字体“Google Sans Text”常规、字重500的来源网址为：https://fonts.gstatic.com/s/googlesanstext/v25/5aUp9-KzpRiLCAt4Unrc-xIKmCU5oLlVnmhjsw.ttf。</w:t>
+      </w:r>
+    </w:p>
+    <w:p>
+      <w:pPr>
+        <w:pStyle w:val="正文内容"/>
+        <w:spacing w:before="0" w:after="0" w:line="240" w:lineRule="auto"/>
+        <w:ind w:left="0" w:right="0" w:firstLine="560"/>
+        <w:jc w:val="both"/>
+      </w:pPr>
+      <w:r>
+        <w:rPr>
+          <w:rFonts w:ascii="Times New Roman" w:hAnsi="Times New Roman" w:cs="Times New Roman" w:eastAsia="仿宋"/>
+          <w:b w:val="0"/>
+          <w:sz w:val="28"/>
+        </w:rPr>
+        <w:t>字体“Google Sans Text”常规、字重700的来源网址为：https://fonts.gstatic.com/s/googlesanstext/v25/5aUp9-KzpRiLCAt4Unrc-xIKmCU5oPFTnmhjsw.ttf。</w:t>
       </w:r>
     </w:p>
     <w:p>
@@ -607,7 +640,7 @@
           <w:b w:val="0"/>
           <w:sz w:val="30"/>
         </w:rPr>
-        <w:t>替代币向量第57期Glassnode研究</w:t>
+        <w:t>以太坊Glamsterdam升级瞄准Q3ETH目标价3500美元</w:t>
       </w:r>
     </w:p>
     <w:p>
@@ -622,7 +655,37 @@
           <w:b w:val="0"/>
           <w:sz w:val="28"/>
         </w:rPr>
-        <w:t>· Glassnode Research发布了“The Altcoin Vector #57”报告。</w:t>
+        <w:t>· 以太坊在2025年完成了两次硬分叉Pectra和Fusaka，确立了半年一次的升级节奏，共交付11个EIP，并将验证者质押上限提高至2，048 ETH。</w:t>
+      </w:r>
+    </w:p>
+    <w:p>
+      <w:pPr>
+        <w:spacing w:before="0" w:after="0" w:line="240" w:lineRule="auto"/>
+        <w:ind w:left="0" w:right="0" w:firstLine="0"/>
+        <w:jc w:val="both"/>
+      </w:pPr>
+      <w:r>
+        <w:rPr>
+          <w:rFonts w:ascii="Times New Roman" w:hAnsi="Times New Roman" w:cs="Times New Roman" w:eastAsia="仿宋"/>
+          <w:b w:val="0"/>
+          <w:sz w:val="28"/>
+        </w:rPr>
+        <w:t>· 预计在2026年Q2或Q3进行的Glamsterdam升级将引入Verkle树以实现无状态客户端，并将汇总层的可持续吞吐量推高至每秒10万笔交易以上。</w:t>
+      </w:r>
+    </w:p>
+    <w:p>
+      <w:pPr>
+        <w:spacing w:before="0" w:after="0" w:line="240" w:lineRule="auto"/>
+        <w:ind w:left="0" w:right="0" w:firstLine="0"/>
+        <w:jc w:val="both"/>
+      </w:pPr>
+      <w:r>
+        <w:rPr>
+          <w:rFonts w:ascii="Times New Roman" w:hAnsi="Times New Roman" w:cs="Times New Roman" w:eastAsia="仿宋"/>
+          <w:b w:val="0"/>
+          <w:sz w:val="28"/>
+        </w:rPr>
+        <w:t>· 截至2026年6月初，ETH交易价格约为1，970美元，低于2025年8月创下的4，951美元历史高点，分析师预计复苏区间在2，200美元至3，500美元之间。</w:t>
       </w:r>
     </w:p>
     <w:p>
@@ -638,7 +701,7 @@
           <w:b w:val="0"/>
           <w:sz w:val="28"/>
         </w:rPr>
-        <w:t>Glassnode Research于2026年6月4日发布了最新一期报告“The Altcoin Vector #57”。</w:t>
+        <w:t>以太坊联合创始人Vitalik Buterin曾表示，Glamsterdam升级将是实现以太坊路线图中“The Surge”阶段的最后重大步骤。截至2026年6月初，ETH价格约为1，970美元，较历史高点下跌超60%。</w:t>
       </w:r>
     </w:p>
     <w:p>
@@ -654,7 +717,7 @@
           <w:b w:val="0"/>
           <w:sz w:val="28"/>
         </w:rPr>
-        <w:t>Glassnode Research发布了名为“The Altcoin Vector #57”的研究报告。</w:t>
+        <w:t>以太坊在2025年完成了两次硬分叉Pectra和Fusaka，确立了半年一次的升级节奏，共交付11个以太坊改进提案，并将验证者最大有效余额从32 ETH提高至2，048 ETH。其中，Pectra升级于2025年5月7日启动，将Prague执行层和Electra共识层合并为一次部署，据Consensys称，这是以太坊历史上规模最大的硬分叉。EIP-7251提高了验证者余额上限，减少了点对点网络压力；EIP-7702引入了账户抽象原语，允许外部拥有账户在单笔交易中委托智能合约逻辑。Fusaka升级于2025年12月进行，进一步提升了用于汇总的数据可用性。</w:t>
       </w:r>
     </w:p>
     <w:p>
@@ -670,7 +733,7 @@
           <w:b w:val="0"/>
           <w:sz w:val="28"/>
         </w:rPr>
-        <w:t>该报告标题为“The Altcoin Vector #57”。</w:t>
+        <w:t>下一次里程碑是Glamsterdam升级，结合了Glam共识层和Amsterdam执行层的改动。核心计划功能包括完整的Verkle树实现，这将使无状态客户端成为可能，并大幅降低运行节点的硬件要求。Trent Bolar在Medium分析中写道：“Glamsterdam预计是以太坊路线图中‘The Surge’阶段被认为完成前的最后重大步骤，将在维护完全去中心化的同时，将整个二层生态系统的可持续吞吐量推向每秒10万笔以上”。</w:t>
       </w:r>
     </w:p>
     <w:p>
@@ -686,7 +749,318 @@
           <w:b w:val="0"/>
           <w:sz w:val="28"/>
         </w:rPr>
-        <w:t>报告内容源自Glassnode Research。</w:t>
+        <w:t>2026年的第二次分叉代号为Heze-Bogota，预计在年底进行。据MEXC News报道，该分叉将针对反审查机制和早期量子安全准备。2026年2月的协议优先事项文件概述了EIP-7701和EIP-8141等本机账户抽象提案，这些提案建立在Pectra中EIP-7702奠定的基础上。</w:t>
+      </w:r>
+    </w:p>
+    <w:p>
+      <w:pPr>
+        <w:pStyle w:val="正文内容"/>
+        <w:spacing w:before="0" w:after="0" w:line="240" w:lineRule="auto"/>
+        <w:ind w:left="0" w:right="0" w:firstLine="560"/>
+        <w:jc w:val="both"/>
+      </w:pPr>
+      <w:r>
+        <w:rPr>
+          <w:rFonts w:ascii="Times New Roman" w:hAnsi="Times New Roman" w:cs="Times New Roman" w:eastAsia="仿宋"/>
+          <w:b w:val="0"/>
+          <w:sz w:val="28"/>
+        </w:rPr>
+        <w:t>截至2026年6月1日，据CoinDCX数据，ETH交易价格约为1，970美元。14日RSI为33.56，接近超卖区域。50日移动平均线位于2，194美元，200日移动平均线位于2，509美元，当前价格远低于这两条趋势指标。InvestingHaven预计2026年交易区间为1，800至3，500美元，平均预测接近2，700美元。Changelly的模型估计2026年12月的上限更为保守，为2，582美元。LiteFinance引用了一个乐观情景，认为在二层增长和机构需求推动下，ETH可能测试5，301美元。</w:t>
+      </w:r>
+    </w:p>
+    <w:p>
+      <w:pPr>
+        <w:pStyle w:val="正文内容"/>
+        <w:spacing w:before="0" w:after="0" w:line="240" w:lineRule="auto"/>
+        <w:ind w:left="0" w:right="0" w:firstLine="560"/>
+        <w:jc w:val="both"/>
+      </w:pPr>
+      <w:r>
+        <w:rPr>
+          <w:rFonts w:ascii="Times New Roman" w:hAnsi="Times New Roman" w:cs="Times New Roman" w:eastAsia="仿宋"/>
+          <w:b w:val="0"/>
+          <w:sz w:val="28"/>
+        </w:rPr>
+        <w:t>据CoinDCX报道，Coinpaper高级加密市场分析师Alex Thornton指出，以太坊供应量中约74%目前处于盈利状态，30天实现价格估计接近1，980美元。长期持有者供应量正在增加，这一模式与积累而非分配一致。</w:t>
+      </w:r>
+    </w:p>
+    <w:p>
+      <w:pPr>
+        <w:pStyle w:val="正文内容"/>
+        <w:spacing w:before="0" w:after="0" w:line="240" w:lineRule="auto"/>
+        <w:ind w:left="0" w:right="0" w:firstLine="560"/>
+        <w:jc w:val="both"/>
+      </w:pPr>
+      <w:r>
+        <w:rPr>
+          <w:rFonts w:ascii="Times New Roman" w:hAnsi="Times New Roman" w:cs="Times New Roman" w:eastAsia="仿宋"/>
+          <w:b w:val="0"/>
+          <w:sz w:val="28"/>
+        </w:rPr>
+        <w:t>以太坊的升级历史呈现戏剧性减少、技术范围增加的模式。2022年9月的Merge消除了工作量证明挖矿；2023年4月的Shapella解锁了质押提款；2024年3月的Dencun启动了原始数据分片；2025年5月的Pectra实现了验证者整合和账户抽象。2026年的路线图延续了这一轨迹：Glamsterdam针对状态管理层本身，而Heze-Bogota开始对支撑共识的加密原语进行量子防护。</w:t>
+      </w:r>
+    </w:p>
+    <w:p>
+      <w:pPr>
+        <w:pStyle w:val="正文内容"/>
+        <w:spacing w:before="0" w:after="0" w:line="240" w:lineRule="auto"/>
+        <w:ind w:left="0" w:right="0" w:firstLine="560"/>
+        <w:jc w:val="both"/>
+      </w:pPr>
+      <w:r>
+        <w:rPr>
+          <w:rFonts w:ascii="Times New Roman" w:hAnsi="Times New Roman" w:cs="Times New Roman" w:eastAsia="仿宋"/>
+          <w:b w:val="0"/>
+          <w:sz w:val="28"/>
+        </w:rPr>
+        <w:t>以太坊受益于2026年3月美国SEC和CFTC联合框架，该框架将16种数字资产归类为商品。ETH与比特币一同归属CFTC监管，消除了2024年至2025年初困扰该资产的剩余证券执法风险。2024年批准的现货ETH ETF现在在更清晰的管辖边界下运作。</w:t>
+      </w:r>
+    </w:p>
+    <w:p>
+      <w:pPr>
+        <w:pStyle w:val="正文内容"/>
+        <w:spacing w:before="0" w:after="0" w:line="240" w:lineRule="auto"/>
+        <w:ind w:left="0" w:right="0" w:firstLine="560"/>
+        <w:jc w:val="both"/>
+      </w:pPr>
+      <w:r>
+        <w:rPr>
+          <w:rFonts w:ascii="Times New Roman" w:hAnsi="Times New Roman" w:cs="Times New Roman" w:eastAsia="仿宋"/>
+          <w:b w:val="0"/>
+          <w:sz w:val="28"/>
+        </w:rPr>
+        <w:t>Glamsterdam升级是最近的催化剂，开发网测试已经开始，主网目标在2026年Q2或Q3。如果Verkle树实施没有延迟，无状态客户端的采用可能在今年年底开始吸引新一类节点运营商。2026年末的Heze-Bogota分叉将进一步测试开发者协调半年一次节奏的能力。</w:t>
+      </w:r>
+    </w:p>
+    <w:p>
+      <w:pPr>
+        <w:pStyle w:val="信息来源"/>
+        <w:spacing w:before="50" w:after="100" w:line="240" w:lineRule="auto"/>
+        <w:ind w:left="0" w:right="0" w:firstLine="0"/>
+        <w:jc w:val="right"/>
+      </w:pPr>
+      <w:r>
+        <w:rPr>
+          <w:rFonts w:ascii="Times New Roman" w:hAnsi="Times New Roman" w:cs="Times New Roman" w:eastAsia="仿宋"/>
+          <w:b w:val="0"/>
+          <w:sz w:val="21"/>
+        </w:rPr>
+        <w:t>（信息来源：Bing News）</w:t>
+      </w:r>
+    </w:p>
+    <w:p>
+      <w:pPr>
+        <w:pStyle w:val="原文信息"/>
+        <w:spacing w:before="0" w:after="0" w:line="240" w:lineRule="auto"/>
+        <w:ind w:left="0" w:right="0" w:firstLine="0"/>
+        <w:jc w:val="left"/>
+      </w:pPr>
+      <w:r>
+        <w:rPr>
+          <w:rFonts w:ascii="Times New Roman" w:hAnsi="Times New Roman" w:cs="Times New Roman" w:eastAsia="仿宋"/>
+          <w:b w:val="0"/>
+          <w:sz w:val="18"/>
+        </w:rPr>
+        <w:t>原文标题：Ethereum Eyes $3，500 as Glamsterdam Upgrade Targets Q3</w:t>
+      </w:r>
+    </w:p>
+    <w:p>
+      <w:pPr>
+        <w:pStyle w:val="原文信息"/>
+        <w:spacing w:before="0" w:after="0" w:line="240" w:lineRule="auto"/>
+        <w:ind w:left="0" w:right="0" w:firstLine="0"/>
+        <w:jc w:val="left"/>
+      </w:pPr>
+      <w:r>
+        <w:rPr>
+          <w:rFonts w:ascii="Times New Roman" w:hAnsi="Times New Roman" w:cs="Times New Roman" w:eastAsia="仿宋"/>
+          <w:b w:val="0"/>
+          <w:sz w:val="18"/>
+        </w:rPr>
+        <w:t>原文链接：https://financefeeds.com/ethereum-eyes-3500-as-glamsterdam-upgrade/</w:t>
+      </w:r>
+    </w:p>
+    <w:p/>
+    <w:p>
+      <w:pPr>
+        <w:pStyle w:val="文章一级标题"/>
+        <w:spacing w:before="0" w:after="0" w:line="240" w:lineRule="auto"/>
+        <w:ind w:left="0" w:right="0" w:firstLine="0"/>
+        <w:jc w:val="center"/>
+      </w:pPr>
+      <w:r>
+        <w:rPr>
+          <w:rFonts w:ascii="Times New Roman" w:hAnsi="Times New Roman" w:cs="Times New Roman" w:eastAsia="黑体"/>
+          <w:b w:val="0"/>
+          <w:sz w:val="30"/>
+        </w:rPr>
+        <w:t>另类币向量第57期Glassnode研究</w:t>
+      </w:r>
+    </w:p>
+    <w:p>
+      <w:pPr>
+        <w:spacing w:before="0" w:after="0" w:line="240" w:lineRule="auto"/>
+        <w:ind w:left="0" w:right="0" w:firstLine="0"/>
+        <w:jc w:val="both"/>
+      </w:pPr>
+      <w:r>
+        <w:rPr>
+          <w:rFonts w:ascii="Times New Roman" w:hAnsi="Times New Roman" w:cs="Times New Roman" w:eastAsia="仿宋"/>
+          <w:b w:val="0"/>
+          <w:sz w:val="28"/>
+        </w:rPr>
+        <w:t>· 本期是Glassnode Research发布的另类币向量系列第57期。</w:t>
+      </w:r>
+    </w:p>
+    <w:p>
+      <w:pPr>
+        <w:pStyle w:val="正文内容"/>
+        <w:spacing w:before="0" w:after="0" w:line="240" w:lineRule="auto"/>
+        <w:ind w:left="0" w:right="0" w:firstLine="560"/>
+        <w:jc w:val="both"/>
+      </w:pPr>
+      <w:r>
+        <w:rPr>
+          <w:rFonts w:ascii="Times New Roman" w:hAnsi="Times New Roman" w:cs="Times New Roman" w:eastAsia="仿宋"/>
+          <w:b w:val="0"/>
+          <w:sz w:val="28"/>
+        </w:rPr>
+        <w:t>The Altcoin Vector #57 Glassnode Research</w:t>
+      </w:r>
+    </w:p>
+    <w:p>
+      <w:pPr>
+        <w:pStyle w:val="正文内容"/>
+        <w:spacing w:before="0" w:after="0" w:line="240" w:lineRule="auto"/>
+        <w:ind w:left="0" w:right="0" w:firstLine="560"/>
+        <w:jc w:val="both"/>
+      </w:pPr>
+      <w:r>
+        <w:rPr>
+          <w:rFonts w:ascii="Times New Roman" w:hAnsi="Times New Roman" w:cs="Times New Roman" w:eastAsia="仿宋"/>
+          <w:b w:val="0"/>
+          <w:sz w:val="28"/>
+        </w:rPr>
+        <w:t>原文未提供可供翻译的新闻文本，仅有网页字体样式代码。</w:t>
+      </w:r>
+    </w:p>
+    <w:p>
+      <w:pPr>
+        <w:pStyle w:val="信息来源"/>
+        <w:spacing w:before="50" w:after="100" w:line="240" w:lineRule="auto"/>
+        <w:ind w:left="0" w:right="0" w:firstLine="0"/>
+        <w:jc w:val="right"/>
+      </w:pPr>
+      <w:r>
+        <w:rPr>
+          <w:rFonts w:ascii="Times New Roman" w:hAnsi="Times New Roman" w:cs="Times New Roman" w:eastAsia="仿宋"/>
+          <w:b w:val="0"/>
+          <w:sz w:val="21"/>
+        </w:rPr>
+        <w:t>（信息来源：Glassnode Research）</w:t>
+      </w:r>
+    </w:p>
+    <w:p>
+      <w:pPr>
+        <w:pStyle w:val="原文信息"/>
+        <w:spacing w:before="0" w:after="0" w:line="240" w:lineRule="auto"/>
+        <w:ind w:left="0" w:right="0" w:firstLine="0"/>
+        <w:jc w:val="left"/>
+      </w:pPr>
+      <w:r>
+        <w:rPr>
+          <w:rFonts w:ascii="Times New Roman" w:hAnsi="Times New Roman" w:cs="Times New Roman" w:eastAsia="仿宋"/>
+          <w:b w:val="0"/>
+          <w:sz w:val="18"/>
+        </w:rPr>
+        <w:t>原文标题：The Altcoin Vector #57 - Glassnode Research</w:t>
+      </w:r>
+    </w:p>
+    <w:p>
+      <w:pPr>
+        <w:pStyle w:val="原文信息"/>
+        <w:spacing w:before="0" w:after="0" w:line="240" w:lineRule="auto"/>
+        <w:ind w:left="0" w:right="0" w:firstLine="0"/>
+        <w:jc w:val="left"/>
+      </w:pPr>
+      <w:r>
+        <w:rPr>
+          <w:rFonts w:ascii="Times New Roman" w:hAnsi="Times New Roman" w:cs="Times New Roman" w:eastAsia="仿宋"/>
+          <w:b w:val="0"/>
+          <w:sz w:val="18"/>
+        </w:rPr>
+        <w:t>原文链接：https://fonts.googleapis.com/css?family=Google+Sans+Text%3A400%2C500%2C700%2C400i%2C500i%2C700i</w:t>
+      </w:r>
+    </w:p>
+    <w:p>
+      <w:pPr>
+        <w:sectPr>
+          <w:pgSz w:w="12240" w:h="15840"/>
+          <w:pgMar w:top="1440" w:right="1803" w:bottom="1440" w:left="1803" w:header="850" w:footer="992" w:gutter="0"/>
+          <w:cols w:space="720"/>
+          <w:docGrid w:type="lines" w:linePitch="312"/>
+        </w:sectPr>
+      </w:pPr>
+    </w:p>
+    <w:p>
+      <w:pPr>
+        <w:pStyle w:val="Heading1"/>
+      </w:pPr>
+      <w:r>
+        <w:rPr>
+          <w:rFonts w:ascii="Times New Roman" w:hAnsi="Times New Roman" w:cs="Times New Roman" w:eastAsia="黑体"/>
+          <w:b w:val="0"/>
+          <w:color w:val="2F5496"/>
+          <w:sz w:val="30"/>
+        </w:rPr>
+        <w:t>【市场动态】</w:t>
+      </w:r>
+    </w:p>
+    <w:p>
+      <w:pPr>
+        <w:pStyle w:val="文章一级标题"/>
+        <w:spacing w:before="0" w:after="0" w:line="240" w:lineRule="auto"/>
+        <w:ind w:left="0" w:right="0" w:firstLine="0"/>
+        <w:jc w:val="center"/>
+      </w:pPr>
+      <w:r>
+        <w:rPr>
+          <w:rFonts w:ascii="Times New Roman" w:hAnsi="Times New Roman" w:cs="Times New Roman" w:eastAsia="黑体"/>
+          <w:b w:val="0"/>
+          <w:sz w:val="30"/>
+        </w:rPr>
+        <w:t>山寨币向量#57Glassnode研究</w:t>
+      </w:r>
+    </w:p>
+    <w:p>
+      <w:pPr>
+        <w:spacing w:before="0" w:after="0" w:line="240" w:lineRule="auto"/>
+        <w:ind w:left="0" w:right="0" w:firstLine="0"/>
+        <w:jc w:val="both"/>
+      </w:pPr>
+      <w:r>
+        <w:rPr>
+          <w:rFonts w:ascii="Times New Roman" w:hAnsi="Times New Roman" w:cs="Times New Roman" w:eastAsia="仿宋"/>
+          <w:b w:val="0"/>
+          <w:sz w:val="28"/>
+        </w:rPr>
+        <w:t>· 山寨币向量 #57 由 Glassnode 研究团队发布。</w:t>
+      </w:r>
+    </w:p>
+    <w:p>
+      <w:pPr>
+        <w:pStyle w:val="正文内容"/>
+        <w:spacing w:before="0" w:after="0" w:line="240" w:lineRule="auto"/>
+        <w:ind w:left="0" w:right="0" w:firstLine="560"/>
+        <w:jc w:val="both"/>
+      </w:pPr>
+      <w:r>
+        <w:rPr>
+          <w:rFonts w:ascii="Times New Roman" w:hAnsi="Times New Roman" w:cs="Times New Roman" w:eastAsia="仿宋"/>
+          <w:b w:val="0"/>
+          <w:sz w:val="28"/>
+        </w:rPr>
+        <w:t>山寨币向量 #57 - Glassnode 研究</w:t>
       </w:r>
     </w:p>
     <w:p>
@@ -751,7 +1125,7 @@
           <w:b w:val="0"/>
           <w:sz w:val="30"/>
         </w:rPr>
-        <w:t>以太坊瞄准3500美元Glamsterdam升级目标第三季度</w:t>
+        <w:t>AltcoinVector#57GlassnodeResearch</w:t>
       </w:r>
     </w:p>
     <w:p>
@@ -766,37 +1140,7 @@
           <w:b w:val="0"/>
           <w:sz w:val="28"/>
         </w:rPr>
-        <w:t>· 以太坊在2025年完成了Pectra和Fusaka两次硬分叉，确立了每半年一次的升级节奏，交付了11个EIP并将验证者质押上限提高至2048 ETH。</w:t>
-      </w:r>
-    </w:p>
-    <w:p>
-      <w:pPr>
-        <w:spacing w:before="0" w:after="0" w:line="240" w:lineRule="auto"/>
-        <w:ind w:left="0" w:right="0" w:firstLine="0"/>
-        <w:jc w:val="both"/>
-      </w:pPr>
-      <w:r>
-        <w:rPr>
-          <w:rFonts w:ascii="Times New Roman" w:hAnsi="Times New Roman" w:cs="Times New Roman" w:eastAsia="仿宋"/>
-          <w:b w:val="0"/>
-          <w:sz w:val="28"/>
-        </w:rPr>
-        <w:t>· 预计2026年第二或第三季度进行的Glamsterdam升级将引入Verkle树以实现无状态客户端，推动汇总层可持续吞吐量超过10万TPS。</w:t>
-      </w:r>
-    </w:p>
-    <w:p>
-      <w:pPr>
-        <w:spacing w:before="0" w:after="0" w:line="240" w:lineRule="auto"/>
-        <w:ind w:left="0" w:right="0" w:firstLine="0"/>
-        <w:jc w:val="both"/>
-      </w:pPr>
-      <w:r>
-        <w:rPr>
-          <w:rFonts w:ascii="Times New Roman" w:hAnsi="Times New Roman" w:cs="Times New Roman" w:eastAsia="仿宋"/>
-          <w:b w:val="0"/>
-          <w:sz w:val="28"/>
-        </w:rPr>
-        <w:t>· ETH在2026年6月初交易价约为1970美元，分析师预测恢复区间在2200至3500美元之间。</w:t>
+        <w:t>· Glassnode Research发布了The Altcoin Vector #57报告。</w:t>
       </w:r>
     </w:p>
     <w:p>
@@ -812,7 +1156,7 @@
           <w:b w:val="0"/>
           <w:sz w:val="28"/>
         </w:rPr>
-        <w:t>截至2026年6月初，以太坊交易价约为1970美元，较2025年8月创下的4951美元历史高点下跌逾60%。然而在价格压缩背后，是该网络历史上最激进的工程日程：以太坊基金会于2月发布了2026年协议优先事项，围绕三大支柱重组开发，2025年已完成两次硬分叉，2026年还将进行两次。本文考察了未来技术里程碑、当前价格走势的市场定位以及分析师对未来六个月的预期。</w:t>
+        <w:t>The Altcoin Vector #57 Glassnode Research</w:t>
       </w:r>
     </w:p>
     <w:p>
@@ -828,365 +1172,7 @@
           <w:b w:val="0"/>
           <w:sz w:val="28"/>
         </w:rPr>
-        <w:t>以太坊（Ethereum，ETH）在2026年6月初交易价约为1970美元，较2025年8月创下的4951美元历史最高点下跌逾60%。然而在价格压缩背后，是该网络历史上最激进的工程日程。以太坊基金会于2月发布了2026年协议优先事项，围绕三大支柱重组开发：扩展（Scale）、用户体验改进（UX Improvement）和一层加固（L1 Hardening）。2025年完成了两次硬分叉，2026年还计划进行两次。</w:t>
-      </w:r>
-    </w:p>
-    <w:p>
-      <w:pPr>
-        <w:pStyle w:val="正文内容"/>
-        <w:spacing w:before="0" w:after="0" w:line="240" w:lineRule="auto"/>
-        <w:ind w:left="0" w:right="0" w:firstLine="560"/>
-        <w:jc w:val="both"/>
-      </w:pPr>
-      <w:r>
-        <w:rPr>
-          <w:rFonts w:ascii="Times New Roman" w:hAnsi="Times New Roman" w:cs="Times New Roman" w:eastAsia="仿宋"/>
-          <w:b w:val="0"/>
-          <w:sz w:val="28"/>
-        </w:rPr>
-        <w:t>Pectra升级于2025年5月7日启动，将Prague执行层和Electra共识层合并为一次部署，包含11个以太坊改进提案（EIP）。据Consensys称，这是以太坊历史上最大的一次硬分叉。EIP-7251将最大有效验证者余额从32 ETH提高至2048 ETH，整合了验证者集合并减轻了对等网络压力。EIP-7702引入了账户抽象原语，允许外部账户在单次交易中委托智能合约逻辑。Fusaka紧随其后于2025年12月进行，提供了额外的数据可用性改进，增加了汇总层的blob吞吐量。两者共同将以太坊从每年一次升级转变为结构化的每半年一次发布周期。</w:t>
-      </w:r>
-    </w:p>
-    <w:p>
-      <w:pPr>
-        <w:pStyle w:val="正文内容"/>
-        <w:spacing w:before="0" w:after="0" w:line="240" w:lineRule="auto"/>
-        <w:ind w:left="0" w:right="0" w:firstLine="560"/>
-        <w:jc w:val="both"/>
-      </w:pPr>
-      <w:r>
-        <w:rPr>
-          <w:rFonts w:ascii="Times New Roman" w:hAnsi="Times New Roman" w:cs="Times New Roman" w:eastAsia="仿宋"/>
-          <w:b w:val="0"/>
-          <w:sz w:val="28"/>
-        </w:rPr>
-        <w:t>下一个里程碑是Glamsterdam升级，结合了Glam共识层和Amsterdam执行层的变更。核心计划功能包括完整的Verkle树实现，这将实现无状态客户端，并大幅降低运行节点的硬件要求。Trent Bolar在分析中写道：“Glamsterdam预计是以太坊路线图中‘Surge’部分被视为完成前的最后一步，将在保持完全去中心化的同时，推动Layer 2生态系统可持续吞吐量超过10万TPS。”第二次分叉代号Heze-Bogota计划于年底进行，将针对反审查机制和早期量子安全准备。2026年2月的协议优先事项文件概述了EIP-7701和EIP-8141，用于原生账户抽象，建立在Pectra中EIP-7702的基础上。</w:t>
-      </w:r>
-    </w:p>
-    <w:p>
-      <w:pPr>
-        <w:pStyle w:val="正文内容"/>
-        <w:spacing w:before="0" w:after="0" w:line="240" w:lineRule="auto"/>
-        <w:ind w:left="0" w:right="0" w:firstLine="560"/>
-        <w:jc w:val="both"/>
-      </w:pPr>
-      <w:r>
-        <w:rPr>
-          <w:rFonts w:ascii="Times New Roman" w:hAnsi="Times New Roman" w:cs="Times New Roman" w:eastAsia="仿宋"/>
-          <w:b w:val="0"/>
-          <w:sz w:val="28"/>
-        </w:rPr>
-        <w:t>ETH当前交易价约1970美元（截至2026年6月1日，CoinDCX数据）。14日相对强弱指标（RSI）为33.56，接近超卖区域。50日均线位于2194美元，200日均线位于2509美元，当前价格远低于这两条趋势指标。InvestingHaven预测2026年交易区间为1800至3500美元，平均预测接近2700美元。Changelly的模型估计2026年12月上限为2582美元。LiteFinance引用乐观情景可能使ETH测试5301美元，由Layer 2增长和机构需求驱动。CoinDCX报道称，Coinpaper高级加密市场分析师Alex Thornton指出，约74%的以太坊供应目前处于盈利状态，30天实现价格估计接近1980美元。长期持有者供应正在增加，符合积累而非分配模式。</w:t>
-      </w:r>
-    </w:p>
-    <w:p>
-      <w:pPr>
-        <w:pStyle w:val="正文内容"/>
-        <w:spacing w:before="0" w:after="0" w:line="240" w:lineRule="auto"/>
-        <w:ind w:left="0" w:right="0" w:firstLine="560"/>
-        <w:jc w:val="both"/>
-      </w:pPr>
-      <w:r>
-        <w:rPr>
-          <w:rFonts w:ascii="Times New Roman" w:hAnsi="Times New Roman" w:cs="Times New Roman" w:eastAsia="仿宋"/>
-          <w:b w:val="0"/>
-          <w:sz w:val="28"/>
-        </w:rPr>
-        <w:t>以太坊的升级历史呈现出戏剧性减少而技术范围扩大的模式。2022年9月的合并（The Merge）消除了工作量证明挖矿；2023年4月的Shapella解锁了质押提款；2024年3月的Dencun推出了原始数据分片；2025年5月的Pectra实现了验证者整合和账户抽象。每次分叉都针对更窄但更深的技术层。2026年的路线图延续这一轨迹：Glamsterdam针对状态管理层本身，而Heze-Bogota则开始为支撑共识的密码学原语进行量子防护。对于关注网络成熟度的机构投资者来说，这一进展至关重要：每个升级周期减少一种特定风险——能源风险（合并）、流动性风险（Shapella）、成本风险（Dencun）、验证者碎片化风险（Pectra），以及现在的硬件可访问性风险（Glamsterdam）。累积效果是协议逐渐减少对任何单一基础设施提供商的信任。</w:t>
-      </w:r>
-    </w:p>
-    <w:p>
-      <w:pPr>
-        <w:pStyle w:val="正文内容"/>
-        <w:spacing w:before="0" w:after="0" w:line="240" w:lineRule="auto"/>
-        <w:ind w:left="0" w:right="0" w:firstLine="560"/>
-        <w:jc w:val="both"/>
-      </w:pPr>
-      <w:r>
-        <w:rPr>
-          <w:rFonts w:ascii="Times New Roman" w:hAnsi="Times New Roman" w:cs="Times New Roman" w:eastAsia="仿宋"/>
-          <w:b w:val="0"/>
-          <w:sz w:val="28"/>
-        </w:rPr>
-        <w:t>在监管方面，以太坊受益于2026年3月美国证券交易委员会（SEC）和商品期货交易委员会（CFTC）联合框架，该框架将16种数字资产分类为商品。ETH与比特币一同归入CFTC监管，消除了2024年至2025年初困扰该资产的剩余证券执法风险。2024年批准的现货以太坊ETF现在在更清晰的管辖边界下运行，应能降低发行人和托管人的合规成本。</w:t>
-      </w:r>
-    </w:p>
-    <w:p>
-      <w:pPr>
-        <w:pStyle w:val="正文内容"/>
-        <w:spacing w:before="0" w:after="0" w:line="240" w:lineRule="auto"/>
-        <w:ind w:left="0" w:right="0" w:firstLine="560"/>
-        <w:jc w:val="both"/>
-      </w:pPr>
-      <w:r>
-        <w:rPr>
-          <w:rFonts w:ascii="Times New Roman" w:hAnsi="Times New Roman" w:cs="Times New Roman" w:eastAsia="仿宋"/>
-          <w:b w:val="0"/>
-          <w:sz w:val="28"/>
-        </w:rPr>
-        <w:t>Glamsterdam升级是最近的催化剂，开发网测试已在进行，主网目标在2026年第二或第三季度。如果Verkle树实施未出现延迟，无状态客户端采用可能在年底前吸引新一类节点运营商。2026年底的Heze-Bogota分叉将进一步测试开发者在每半年一次的节奏中的协调能力。本文引用的所有价格预测均基于分析师模型和历史模式，属推测性质。加密货币价格波动剧烈，历史表现不保证未来结果。</w:t>
-      </w:r>
-    </w:p>
-    <w:p>
-      <w:pPr>
-        <w:pStyle w:val="信息来源"/>
-        <w:spacing w:before="50" w:after="100" w:line="240" w:lineRule="auto"/>
-        <w:ind w:left="0" w:right="0" w:firstLine="0"/>
-        <w:jc w:val="right"/>
-      </w:pPr>
-      <w:r>
-        <w:rPr>
-          <w:rFonts w:ascii="Times New Roman" w:hAnsi="Times New Roman" w:cs="Times New Roman" w:eastAsia="仿宋"/>
-          <w:b w:val="0"/>
-          <w:sz w:val="21"/>
-        </w:rPr>
-        <w:t>（信息来源：Bing News）</w:t>
-      </w:r>
-    </w:p>
-    <w:p>
-      <w:pPr>
-        <w:pStyle w:val="原文信息"/>
-        <w:spacing w:before="0" w:after="0" w:line="240" w:lineRule="auto"/>
-        <w:ind w:left="0" w:right="0" w:firstLine="0"/>
-        <w:jc w:val="left"/>
-      </w:pPr>
-      <w:r>
-        <w:rPr>
-          <w:rFonts w:ascii="Times New Roman" w:hAnsi="Times New Roman" w:cs="Times New Roman" w:eastAsia="仿宋"/>
-          <w:b w:val="0"/>
-          <w:sz w:val="18"/>
-        </w:rPr>
-        <w:t>原文标题：Ethereum Eyes $3，500 as Glamsterdam Upgrade Targets Q3</w:t>
-      </w:r>
-    </w:p>
-    <w:p>
-      <w:pPr>
-        <w:pStyle w:val="原文信息"/>
-        <w:spacing w:before="0" w:after="0" w:line="240" w:lineRule="auto"/>
-        <w:ind w:left="0" w:right="0" w:firstLine="0"/>
-        <w:jc w:val="left"/>
-      </w:pPr>
-      <w:r>
-        <w:rPr>
-          <w:rFonts w:ascii="Times New Roman" w:hAnsi="Times New Roman" w:cs="Times New Roman" w:eastAsia="仿宋"/>
-          <w:b w:val="0"/>
-          <w:sz w:val="18"/>
-        </w:rPr>
-        <w:t>原文链接：https://financefeeds.com/ethereum-eyes-3500-as-glamsterdam-upgrade/</w:t>
-      </w:r>
-    </w:p>
-    <w:p>
-      <w:pPr>
-        <w:sectPr>
-          <w:pgSz w:w="12240" w:h="15840"/>
-          <w:pgMar w:top="1440" w:right="1803" w:bottom="1440" w:left="1803" w:header="850" w:footer="992" w:gutter="0"/>
-          <w:cols w:space="720"/>
-          <w:docGrid w:type="lines" w:linePitch="312"/>
-        </w:sectPr>
-      </w:pPr>
-    </w:p>
-    <w:p>
-      <w:pPr>
-        <w:pStyle w:val="Heading1"/>
-      </w:pPr>
-      <w:r>
-        <w:rPr>
-          <w:rFonts w:ascii="Times New Roman" w:hAnsi="Times New Roman" w:cs="Times New Roman" w:eastAsia="黑体"/>
-          <w:b w:val="0"/>
-          <w:color w:val="2F5496"/>
-          <w:sz w:val="30"/>
-        </w:rPr>
-        <w:t>【市场动态】</w:t>
-      </w:r>
-    </w:p>
-    <w:p>
-      <w:pPr>
-        <w:pStyle w:val="文章一级标题"/>
-        <w:spacing w:before="0" w:after="0" w:line="240" w:lineRule="auto"/>
-        <w:ind w:left="0" w:right="0" w:firstLine="0"/>
-        <w:jc w:val="center"/>
-      </w:pPr>
-      <w:r>
-        <w:rPr>
-          <w:rFonts w:ascii="Times New Roman" w:hAnsi="Times New Roman" w:cs="Times New Roman" w:eastAsia="黑体"/>
-          <w:b w:val="0"/>
-          <w:sz w:val="30"/>
-        </w:rPr>
-        <w:t>山寨币向量#57Glassnode研究</w:t>
-      </w:r>
-    </w:p>
-    <w:p>
-      <w:pPr>
-        <w:spacing w:before="0" w:after="0" w:line="240" w:lineRule="auto"/>
-        <w:ind w:left="0" w:right="0" w:firstLine="0"/>
-        <w:jc w:val="both"/>
-      </w:pPr>
-      <w:r>
-        <w:rPr>
-          <w:rFonts w:ascii="Times New Roman" w:hAnsi="Times New Roman" w:cs="Times New Roman" w:eastAsia="仿宋"/>
-          <w:b w:val="0"/>
-          <w:sz w:val="28"/>
-        </w:rPr>
-        <w:t>· 该报告标题为《The Altcoin Vector #57》</w:t>
-      </w:r>
-    </w:p>
-    <w:p>
-      <w:pPr>
-        <w:pStyle w:val="正文内容"/>
-        <w:spacing w:before="0" w:after="0" w:line="240" w:lineRule="auto"/>
-        <w:ind w:left="0" w:right="0" w:firstLine="560"/>
-        <w:jc w:val="both"/>
-      </w:pPr>
-      <w:r>
-        <w:rPr>
-          <w:rFonts w:ascii="Times New Roman" w:hAnsi="Times New Roman" w:cs="Times New Roman" w:eastAsia="仿宋"/>
-          <w:b w:val="0"/>
-          <w:sz w:val="28"/>
-        </w:rPr>
-        <w:t>该报告无实质性文本内容。</w:t>
-      </w:r>
-    </w:p>
-    <w:p>
-      <w:pPr>
-        <w:pStyle w:val="正文内容"/>
-        <w:spacing w:before="0" w:after="0" w:line="240" w:lineRule="auto"/>
-        <w:ind w:left="0" w:right="0" w:firstLine="560"/>
-        <w:jc w:val="both"/>
-      </w:pPr>
-      <w:r>
-        <w:rPr>
-          <w:rFonts w:ascii="Times New Roman" w:hAnsi="Times New Roman" w:cs="Times New Roman" w:eastAsia="仿宋"/>
-          <w:b w:val="0"/>
-          <w:sz w:val="28"/>
-        </w:rPr>
-        <w:t>原文仅为CSS字体样式代码。</w:t>
-      </w:r>
-    </w:p>
-    <w:p>
-      <w:pPr>
-        <w:pStyle w:val="信息来源"/>
-        <w:spacing w:before="50" w:after="100" w:line="240" w:lineRule="auto"/>
-        <w:ind w:left="0" w:right="0" w:firstLine="0"/>
-        <w:jc w:val="right"/>
-      </w:pPr>
-      <w:r>
-        <w:rPr>
-          <w:rFonts w:ascii="Times New Roman" w:hAnsi="Times New Roman" w:cs="Times New Roman" w:eastAsia="仿宋"/>
-          <w:b w:val="0"/>
-          <w:sz w:val="21"/>
-        </w:rPr>
-        <w:t>（信息来源：Glassnode Research）</w:t>
-      </w:r>
-    </w:p>
-    <w:p>
-      <w:pPr>
-        <w:pStyle w:val="原文信息"/>
-        <w:spacing w:before="0" w:after="0" w:line="240" w:lineRule="auto"/>
-        <w:ind w:left="0" w:right="0" w:firstLine="0"/>
-        <w:jc w:val="left"/>
-      </w:pPr>
-      <w:r>
-        <w:rPr>
-          <w:rFonts w:ascii="Times New Roman" w:hAnsi="Times New Roman" w:cs="Times New Roman" w:eastAsia="仿宋"/>
-          <w:b w:val="0"/>
-          <w:sz w:val="18"/>
-        </w:rPr>
-        <w:t>原文标题：The Altcoin Vector #57 - Glassnode Research</w:t>
-      </w:r>
-    </w:p>
-    <w:p>
-      <w:pPr>
-        <w:pStyle w:val="原文信息"/>
-        <w:spacing w:before="0" w:after="0" w:line="240" w:lineRule="auto"/>
-        <w:ind w:left="0" w:right="0" w:firstLine="0"/>
-        <w:jc w:val="left"/>
-      </w:pPr>
-      <w:r>
-        <w:rPr>
-          <w:rFonts w:ascii="Times New Roman" w:hAnsi="Times New Roman" w:cs="Times New Roman" w:eastAsia="仿宋"/>
-          <w:b w:val="0"/>
-          <w:sz w:val="18"/>
-        </w:rPr>
-        <w:t>原文链接：https://fonts.googleapis.com/css?family=Google+Sans+Text%3A400%2C500%2C700%2C400i%2C500i%2C700i</w:t>
-      </w:r>
-    </w:p>
-    <w:p/>
-    <w:p>
-      <w:pPr>
-        <w:pStyle w:val="文章一级标题"/>
-        <w:spacing w:before="0" w:after="0" w:line="240" w:lineRule="auto"/>
-        <w:ind w:left="0" w:right="0" w:firstLine="0"/>
-        <w:jc w:val="center"/>
-      </w:pPr>
-      <w:r>
-        <w:rPr>
-          <w:rFonts w:ascii="Times New Roman" w:hAnsi="Times New Roman" w:cs="Times New Roman" w:eastAsia="黑体"/>
-          <w:b w:val="0"/>
-          <w:sz w:val="30"/>
-        </w:rPr>
-        <w:t>Altcoin向量第57期Glassnode研究</w:t>
-      </w:r>
-    </w:p>
-    <w:p>
-      <w:pPr>
-        <w:spacing w:before="0" w:after="0" w:line="240" w:lineRule="auto"/>
-        <w:ind w:left="0" w:right="0" w:firstLine="0"/>
-        <w:jc w:val="both"/>
-      </w:pPr>
-      <w:r>
-        <w:rPr>
-          <w:rFonts w:ascii="Times New Roman" w:hAnsi="Times New Roman" w:cs="Times New Roman" w:eastAsia="仿宋"/>
-          <w:b w:val="0"/>
-          <w:sz w:val="28"/>
-        </w:rPr>
-        <w:t>· 本期为Altcoin向量第57期。</w:t>
-      </w:r>
-    </w:p>
-    <w:p>
-      <w:pPr>
-        <w:spacing w:before="0" w:after="0" w:line="240" w:lineRule="auto"/>
-        <w:ind w:left="0" w:right="0" w:firstLine="0"/>
-        <w:jc w:val="both"/>
-      </w:pPr>
-      <w:r>
-        <w:rPr>
-          <w:rFonts w:ascii="Times New Roman" w:hAnsi="Times New Roman" w:cs="Times New Roman" w:eastAsia="仿宋"/>
-          <w:b w:val="0"/>
-          <w:sz w:val="28"/>
-        </w:rPr>
-        <w:t>· 由Glassnode Research发布。</w:t>
-      </w:r>
-    </w:p>
-    <w:p>
-      <w:pPr>
-        <w:pStyle w:val="正文内容"/>
-        <w:spacing w:before="0" w:after="0" w:line="240" w:lineRule="auto"/>
-        <w:ind w:left="0" w:right="0" w:firstLine="560"/>
-        <w:jc w:val="both"/>
-      </w:pPr>
-      <w:r>
-        <w:rPr>
-          <w:rFonts w:ascii="Times New Roman" w:hAnsi="Times New Roman" w:cs="Times New Roman" w:eastAsia="仿宋"/>
-          <w:b w:val="0"/>
-          <w:sz w:val="28"/>
-        </w:rPr>
-        <w:t>Glassnode Research发布Altcoin向量第57期。</w:t>
-      </w:r>
-    </w:p>
-    <w:p>
-      <w:pPr>
-        <w:pStyle w:val="正文内容"/>
-        <w:spacing w:before="0" w:after="0" w:line="240" w:lineRule="auto"/>
-        <w:ind w:left="0" w:right="0" w:firstLine="560"/>
-        <w:jc w:val="both"/>
-      </w:pPr>
-      <w:r>
-        <w:rPr>
-          <w:rFonts w:ascii="Times New Roman" w:hAnsi="Times New Roman" w:cs="Times New Roman" w:eastAsia="仿宋"/>
-          <w:b w:val="0"/>
-          <w:sz w:val="28"/>
-        </w:rPr>
-        <w:t>Glassnode Research发布了Altcoin向量第57期。</w:t>
+        <w:t>本文原文article_text字段仅包含CSS字体定义，未提供任何实质性新闻内容；summary显示报告标题为‘The Altcoin Vector #57 Glassnode Research’。</w:t>
       </w:r>
     </w:p>
     <w:p>
@@ -1289,7 +1275,7 @@
           <w:b w:val="0"/>
           <w:sz w:val="28"/>
         </w:rPr>
-        <w:t>· Glassnode Research发布了The Altcoin Vector第57期。</w:t>
+        <w:t>· Glassnode Research 发布 The Altcoin Vector 第57期</w:t>
       </w:r>
     </w:p>
     <w:p>
@@ -1305,7 +1291,23 @@
           <w:b w:val="0"/>
           <w:sz w:val="28"/>
         </w:rPr>
-        <w:t>Glassnode Research发布了The Altcoin Vector第57期。</w:t>
+        <w:t>Glassnode Research 的 The Altcoin Vector 第57期报告。</w:t>
+      </w:r>
+    </w:p>
+    <w:p>
+      <w:pPr>
+        <w:pStyle w:val="正文内容"/>
+        <w:spacing w:before="0" w:after="0" w:line="240" w:lineRule="auto"/>
+        <w:ind w:left="0" w:right="0" w:firstLine="560"/>
+        <w:jc w:val="both"/>
+      </w:pPr>
+      <w:r>
+        <w:rPr>
+          <w:rFonts w:ascii="Times New Roman" w:hAnsi="Times New Roman" w:cs="Times New Roman" w:eastAsia="仿宋"/>
+          <w:b w:val="0"/>
+          <w:sz w:val="28"/>
+        </w:rPr>
+        <w:t>Glassnode Research 发布了 The Altcoin Vector 第57期报告。</w:t>
       </w:r>
     </w:p>
     <w:p>
@@ -1370,7 +1372,7 @@
           <w:b w:val="0"/>
           <w:sz w:val="30"/>
         </w:rPr>
-        <w:t>山寨币向量第57期GlassnodeResearch</w:t>
+        <w:t>山寨币向量第57期Glassnode研究</w:t>
       </w:r>
     </w:p>
     <w:p>
@@ -1385,7 +1387,7 @@
           <w:b w:val="0"/>
           <w:sz w:val="28"/>
         </w:rPr>
-        <w:t>· 该内容来自Glassnode Research的“The Altcoin Vector #57”</w:t>
+        <w:t>· Glassnode Research 发布了《The Altcoin Vector》第57期报告。</w:t>
       </w:r>
     </w:p>
     <w:p>
@@ -1401,7 +1403,7 @@
           <w:b w:val="0"/>
           <w:sz w:val="28"/>
         </w:rPr>
-        <w:t>简要浏览Glassnode Research发布的第57期《山寨币向量》内容。</w:t>
+        <w:t>Glassnode Research 的《The Altcoin Vector》第57期。</w:t>
       </w:r>
     </w:p>
     <w:p>
@@ -1417,55 +1419,7 @@
           <w:b w:val="0"/>
           <w:sz w:val="28"/>
         </w:rPr>
-        <w:t>根据所提供材料，该文章标题为“The Altcoin Vector #57 - Glassnode Research”，由Glassnode Research发布。</w:t>
-      </w:r>
-    </w:p>
-    <w:p>
-      <w:pPr>
-        <w:pStyle w:val="正文内容"/>
-        <w:spacing w:before="0" w:after="0" w:line="240" w:lineRule="auto"/>
-        <w:ind w:left="0" w:right="0" w:firstLine="560"/>
-        <w:jc w:val="both"/>
-      </w:pPr>
-      <w:r>
-        <w:rPr>
-          <w:rFonts w:ascii="Times New Roman" w:hAnsi="Times New Roman" w:cs="Times New Roman" w:eastAsia="仿宋"/>
-          <w:b w:val="0"/>
-          <w:sz w:val="28"/>
-        </w:rPr>
-        <w:t>摘要内容即为“The Altcoin Vector #57 Glassnode Research”。</w:t>
-      </w:r>
-    </w:p>
-    <w:p>
-      <w:pPr>
-        <w:pStyle w:val="正文内容"/>
-        <w:spacing w:before="0" w:after="0" w:line="240" w:lineRule="auto"/>
-        <w:ind w:left="0" w:right="0" w:firstLine="560"/>
-        <w:jc w:val="both"/>
-      </w:pPr>
-      <w:r>
-        <w:rPr>
-          <w:rFonts w:ascii="Times New Roman" w:hAnsi="Times New Roman" w:cs="Times New Roman" w:eastAsia="仿宋"/>
-          <w:b w:val="0"/>
-          <w:sz w:val="28"/>
-        </w:rPr>
-        <w:t>稿件正文为一系列CSS字体定义，并无其它新闻性内容。</w:t>
-      </w:r>
-    </w:p>
-    <w:p>
-      <w:pPr>
-        <w:pStyle w:val="正文内容"/>
-        <w:spacing w:before="0" w:after="0" w:line="240" w:lineRule="auto"/>
-        <w:ind w:left="0" w:right="0" w:firstLine="560"/>
-        <w:jc w:val="both"/>
-      </w:pPr>
-      <w:r>
-        <w:rPr>
-          <w:rFonts w:ascii="Times New Roman" w:hAnsi="Times New Roman" w:cs="Times New Roman" w:eastAsia="仿宋"/>
-          <w:b w:val="0"/>
-          <w:sz w:val="28"/>
-        </w:rPr>
-        <w:t>因此，本文仅为标题和摘要的忠实翻译。</w:t>
+        <w:t>The Altcoin Vector #57 Glassnode Research</w:t>
       </w:r>
     </w:p>
     <w:p>

--- a/reports/2026/加密货币观察_20260604.docx
+++ b/reports/2026/加密货币观察_20260604.docx
@@ -43,7 +43,7 @@
           <w:b w:val="0"/>
           <w:sz w:val="28"/>
         </w:rPr>
-        <w:t>· 另类币向量第57期Glassnode研究</w:t>
+        <w:t>· Compound价格展望20262030DeFi治理代币能否达到100美元</w:t>
       </w:r>
     </w:p>
     <w:p>
@@ -58,7 +58,7 @@
           <w:b w:val="0"/>
           <w:sz w:val="28"/>
         </w:rPr>
-        <w:t>· TheAltcoinVector第57期GlassnodeResearch</w:t>
+        <w:t>· Compound价格展望20262030DeFi治理代币能否达到100美元</w:t>
       </w:r>
     </w:p>
     <w:p>
@@ -73,7 +73,7 @@
           <w:b w:val="0"/>
           <w:sz w:val="28"/>
         </w:rPr>
-        <w:t>· AltcoinVector#57GlassnodeResearch</w:t>
+        <w:t>· Compound价格展望20262030DeFi治理代币能否达到100美元？BitcoinWorld</w:t>
       </w:r>
     </w:p>
     <w:p>
@@ -118,7 +118,7 @@
           <w:b w:val="0"/>
           <w:sz w:val="28"/>
         </w:rPr>
-        <w:t>· 另类币向量第57期Glassnode研究</w:t>
+        <w:t>· Compound价格展望20262030DeFi治理代币能否达到100美元</w:t>
       </w:r>
     </w:p>
     <w:p>
@@ -148,7 +148,7 @@
           <w:b w:val="0"/>
           <w:sz w:val="28"/>
         </w:rPr>
-        <w:t>· 山寨币向量#57Glassnode研究</w:t>
+        <w:t>· Compound价格展望20262030DeFi治理代币能否达到100美元</w:t>
       </w:r>
     </w:p>
     <w:p>
@@ -163,7 +163,7 @@
           <w:b w:val="0"/>
           <w:sz w:val="28"/>
         </w:rPr>
-        <w:t>· AltcoinVector#57GlassnodeResearch</w:t>
+        <w:t>· Compound价格展望20262030DeFi治理代币能否达到100美元？BitcoinWorld</w:t>
       </w:r>
     </w:p>
     <w:p>
@@ -193,7 +193,7 @@
           <w:b w:val="0"/>
           <w:sz w:val="28"/>
         </w:rPr>
-        <w:t>· TheAltcoinVector#57GlassnodeResearch</w:t>
+        <w:t>· Angular软件许可证</w:t>
       </w:r>
     </w:p>
     <w:p>
@@ -208,7 +208,7 @@
           <w:b w:val="0"/>
           <w:sz w:val="28"/>
         </w:rPr>
-        <w:t>· 山寨币向量第57期Glassnode研究</w:t>
+        <w:t>· Compound价格展望20262030DeFi治理代币能否达到100美元</w:t>
       </w:r>
     </w:p>
     <w:p>
@@ -248,7 +248,132 @@
           <w:b w:val="0"/>
           <w:sz w:val="30"/>
         </w:rPr>
-        <w:t>另类币向量第57期Glassnode研究</w:t>
+        <w:t>Compound价格展望20262030DeFi治理代币能否达到100美元</w:t>
+      </w:r>
+    </w:p>
+    <w:p>
+      <w:pPr>
+        <w:spacing w:before="0" w:after="0" w:line="240" w:lineRule="auto"/>
+        <w:ind w:left="0" w:right="0" w:firstLine="0"/>
+        <w:jc w:val="both"/>
+      </w:pPr>
+      <w:r>
+        <w:rPr>
+          <w:rFonts w:ascii="Times New Roman" w:hAnsi="Times New Roman" w:cs="Times New Roman" w:eastAsia="仿宋"/>
+          <w:b w:val="0"/>
+          <w:sz w:val="28"/>
+        </w:rPr>
+        <w:t>· 本软件按“原样”提供，不提供任何明示或暗示的担保。</w:t>
+      </w:r>
+    </w:p>
+    <w:p>
+      <w:pPr>
+        <w:spacing w:before="0" w:after="0" w:line="240" w:lineRule="auto"/>
+        <w:ind w:left="0" w:right="0" w:firstLine="0"/>
+        <w:jc w:val="both"/>
+      </w:pPr>
+      <w:r>
+        <w:rPr>
+          <w:rFonts w:ascii="Times New Roman" w:hAnsi="Times New Roman" w:cs="Times New Roman" w:eastAsia="仿宋"/>
+          <w:b w:val="0"/>
+          <w:sz w:val="28"/>
+        </w:rPr>
+        <w:t>· 在任何情况下，作者或版权持有者均不对任何索赔、损害或其他责任负责。</w:t>
+      </w:r>
+    </w:p>
+    <w:p>
+      <w:pPr>
+        <w:spacing w:before="0" w:after="0" w:line="240" w:lineRule="auto"/>
+        <w:ind w:left="0" w:right="0" w:firstLine="0"/>
+        <w:jc w:val="both"/>
+      </w:pPr>
+      <w:r>
+        <w:rPr>
+          <w:rFonts w:ascii="Times New Roman" w:hAnsi="Times New Roman" w:cs="Times New Roman" w:eastAsia="仿宋"/>
+          <w:b w:val="0"/>
+          <w:sz w:val="28"/>
+        </w:rPr>
+        <w:t>· 允许任何人免费获取本软件副本并进行处理，但需包含上述版权声明和许可声明。</w:t>
+      </w:r>
+    </w:p>
+    <w:p>
+      <w:pPr>
+        <w:pStyle w:val="正文内容"/>
+        <w:spacing w:before="0" w:after="0" w:line="240" w:lineRule="auto"/>
+        <w:ind w:left="0" w:right="0" w:firstLine="560"/>
+        <w:jc w:val="both"/>
+      </w:pPr>
+      <w:r>
+        <w:rPr>
+          <w:rFonts w:ascii="Times New Roman" w:hAnsi="Times New Roman" w:cs="Times New Roman" w:eastAsia="仿宋"/>
+          <w:b w:val="0"/>
+          <w:sz w:val="28"/>
+        </w:rPr>
+        <w:t>Compound (COMP) Price Outlook 2026-2030： Can DeFi Governance Token Reach $100？ Bitcoin World</w:t>
+      </w:r>
+    </w:p>
+    <w:p>
+      <w:pPr>
+        <w:pStyle w:val="正文内容"/>
+        <w:spacing w:before="0" w:after="0" w:line="240" w:lineRule="auto"/>
+        <w:ind w:left="0" w:right="0" w:firstLine="560"/>
+        <w:jc w:val="both"/>
+      </w:pPr>
+      <w:r>
+        <w:rPr>
+          <w:rFonts w:ascii="Times New Roman" w:hAnsi="Times New Roman" w:cs="Times New Roman" w:eastAsia="仿宋"/>
+          <w:b w:val="0"/>
+          <w:sz w:val="28"/>
+        </w:rPr>
+        <w:t>特此授予任何人免费获取本软件及相关文档文件（“软件”）副本的许可，可以在不受限制的情况下处理本软件，包括但不限于使用、复制、修改、合并、发布、分发、再许可和/或销售软件副本的权利，并允许向其提供本软件的人员这样做，但须满足以下条件：</w:t>
+      </w:r>
+    </w:p>
+    <w:p>
+      <w:pPr>
+        <w:pStyle w:val="正文内容"/>
+        <w:spacing w:before="0" w:after="0" w:line="240" w:lineRule="auto"/>
+        <w:ind w:left="0" w:right="0" w:firstLine="560"/>
+        <w:jc w:val="both"/>
+      </w:pPr>
+      <w:r>
+        <w:rPr>
+          <w:rFonts w:ascii="Times New Roman" w:hAnsi="Times New Roman" w:cs="Times New Roman" w:eastAsia="仿宋"/>
+          <w:b w:val="0"/>
+          <w:sz w:val="28"/>
+        </w:rPr>
+        <w:t>上述版权声明和本许可声明应包含在本软件的所有副本或重要部分中。</w:t>
+      </w:r>
+    </w:p>
+    <w:p>
+      <w:pPr>
+        <w:pStyle w:val="正文内容"/>
+        <w:spacing w:before="0" w:after="0" w:line="240" w:lineRule="auto"/>
+        <w:ind w:left="0" w:right="0" w:firstLine="560"/>
+        <w:jc w:val="both"/>
+      </w:pPr>
+      <w:r>
+        <w:rPr>
+          <w:rFonts w:ascii="Times New Roman" w:hAnsi="Times New Roman" w:cs="Times New Roman" w:eastAsia="仿宋"/>
+          <w:b w:val="0"/>
+          <w:sz w:val="28"/>
+        </w:rPr>
+        <w:t>本软件按“原样”提供，不提供任何明示或暗示的担保，包括但不限于适销性、特定用途适用性和非侵权性的担保。</w:t>
+      </w:r>
+    </w:p>
+    <w:p>
+      <w:pPr>
+        <w:pStyle w:val="正文内容"/>
+        <w:spacing w:before="0" w:after="0" w:line="240" w:lineRule="auto"/>
+        <w:ind w:left="0" w:right="0" w:firstLine="560"/>
+        <w:jc w:val="both"/>
+      </w:pPr>
+      <w:r>
+        <w:rPr>
+          <w:rFonts w:ascii="Times New Roman" w:hAnsi="Times New Roman" w:cs="Times New Roman" w:eastAsia="仿宋"/>
+          <w:b w:val="0"/>
+          <w:sz w:val="28"/>
+        </w:rPr>
+        <w:t>在任何情况下，作者或版权持有者均不对因本软件或本软件的使用或其他交易而产生或与之相关的任何合同诉讼、侵权行为或其他行为中的任何索赔、损害或其他责任负责。</w:t>
       </w:r>
     </w:p>
     <w:p>
@@ -264,7 +389,7 @@
           <w:b w:val="0"/>
           <w:sz w:val="21"/>
         </w:rPr>
-        <w:t>（信息来源：Glassnode Research）</w:t>
+        <w:t>（信息来源：Angular）</w:t>
       </w:r>
     </w:p>
     <w:p>
@@ -280,7 +405,7 @@
           <w:b w:val="0"/>
           <w:sz w:val="18"/>
         </w:rPr>
-        <w:t>原文标题：The Altcoin Vector #57 - Glassnode Research</w:t>
+        <w:t>原文标题：Compound (COMP) Price Outlook 2026-2030： Can DeFi Governance Token Reach $100？ - Bitcoin World</w:t>
       </w:r>
     </w:p>
     <w:p>
@@ -296,7 +421,7 @@
           <w:b w:val="0"/>
           <w:sz w:val="18"/>
         </w:rPr>
-        <w:t>原文链接：https://fonts.googleapis.com/css?family=Google+Sans+Text%3A400%2C500%2C700%2C400i%2C500i%2C700i</w:t>
+        <w:t>原文链接：https://angular.dev/license</w:t>
       </w:r>
     </w:p>
     <w:p/>
@@ -313,7 +438,7 @@
           <w:b w:val="0"/>
           <w:sz w:val="30"/>
         </w:rPr>
-        <w:t>TheAltcoinVector第57期GlassnodeResearch</w:t>
+        <w:t>Compound价格展望20262030DeFi治理代币能否达到100美元</w:t>
       </w:r>
     </w:p>
     <w:p>
@@ -328,14 +453,13 @@
           <w:b w:val="0"/>
           <w:sz w:val="28"/>
         </w:rPr>
-        <w:t>· Glassnode Research发布了The Altcoin Vector第57期。</w:t>
+        <w:t>· Compound（COMP）价格展望2026-2030涉及DeFi治理代币能否达到100美元。</w:t>
       </w:r>
     </w:p>
     <w:p>
       <w:pPr>
-        <w:pStyle w:val="正文内容"/>
         <w:spacing w:before="0" w:after="0" w:line="240" w:lineRule="auto"/>
-        <w:ind w:left="0" w:right="0" w:firstLine="560"/>
+        <w:ind w:left="0" w:right="0" w:firstLine="0"/>
         <w:jc w:val="both"/>
       </w:pPr>
       <w:r>
@@ -344,14 +468,13 @@
           <w:b w:val="0"/>
           <w:sz w:val="28"/>
         </w:rPr>
-        <w:t>Glassnode Research发布了The Altcoin Vector第57期。</w:t>
+        <w:t>· 该内容来自Bitcoin World。</w:t>
       </w:r>
     </w:p>
     <w:p>
       <w:pPr>
-        <w:pStyle w:val="正文内容"/>
         <w:spacing w:before="0" w:after="0" w:line="240" w:lineRule="auto"/>
-        <w:ind w:left="0" w:right="0" w:firstLine="560"/>
+        <w:ind w:left="0" w:right="0" w:firstLine="0"/>
         <w:jc w:val="both"/>
       </w:pPr>
       <w:r>
@@ -360,7 +483,87 @@
           <w:b w:val="0"/>
           <w:sz w:val="28"/>
         </w:rPr>
-        <w:t>该报告由Glassnode Research发布。</w:t>
+        <w:t>· 软件许可说明参见Angular开发网站。</w:t>
+      </w:r>
+    </w:p>
+    <w:p>
+      <w:pPr>
+        <w:pStyle w:val="正文内容"/>
+        <w:spacing w:before="0" w:after="0" w:line="240" w:lineRule="auto"/>
+        <w:ind w:left="0" w:right="0" w:firstLine="560"/>
+        <w:jc w:val="both"/>
+      </w:pPr>
+      <w:r>
+        <w:rPr>
+          <w:rFonts w:ascii="Times New Roman" w:hAnsi="Times New Roman" w:cs="Times New Roman" w:eastAsia="仿宋"/>
+          <w:b w:val="0"/>
+          <w:sz w:val="28"/>
+        </w:rPr>
+        <w:t>Compound (COMP) 价格展望2026-2030：DeFi治理代币能否达到100美元？来源：Bitcoin World。</w:t>
+      </w:r>
+    </w:p>
+    <w:p>
+      <w:pPr>
+        <w:pStyle w:val="正文内容"/>
+        <w:spacing w:before="0" w:after="0" w:line="240" w:lineRule="auto"/>
+        <w:ind w:left="0" w:right="0" w:firstLine="560"/>
+        <w:jc w:val="both"/>
+      </w:pPr>
+      <w:r>
+        <w:rPr>
+          <w:rFonts w:ascii="Times New Roman" w:hAnsi="Times New Roman" w:cs="Times New Roman" w:eastAsia="仿宋"/>
+          <w:b w:val="0"/>
+          <w:sz w:val="28"/>
+        </w:rPr>
+        <w:t>License • Angular Skip to main content menu Copyright (c) 2010-2026 Google LLC. https://angular.dev/license</w:t>
+      </w:r>
+    </w:p>
+    <w:p>
+      <w:pPr>
+        <w:pStyle w:val="正文内容"/>
+        <w:spacing w:before="0" w:after="0" w:line="240" w:lineRule="auto"/>
+        <w:ind w:left="0" w:right="0" w:firstLine="560"/>
+        <w:jc w:val="both"/>
+      </w:pPr>
+      <w:r>
+        <w:rPr>
+          <w:rFonts w:ascii="Times New Roman" w:hAnsi="Times New Roman" w:cs="Times New Roman" w:eastAsia="仿宋"/>
+          <w:b w:val="0"/>
+          <w:sz w:val="28"/>
+        </w:rPr>
+        <w:t>特此授予任何获得本软件及相关文档文件（“软件”）副本的人免费许可，允许无限制地处理软件，包括但不限于使用、复制、修改、合并、发布、分发、再许可和/或销售软件副本的权利，并允许向其提供软件的人员在满足以下条件的情况下这样做。</w:t>
+      </w:r>
+    </w:p>
+    <w:p>
+      <w:pPr>
+        <w:pStyle w:val="正文内容"/>
+        <w:spacing w:before="0" w:after="0" w:line="240" w:lineRule="auto"/>
+        <w:ind w:left="0" w:right="0" w:firstLine="560"/>
+        <w:jc w:val="both"/>
+      </w:pPr>
+      <w:r>
+        <w:rPr>
+          <w:rFonts w:ascii="Times New Roman" w:hAnsi="Times New Roman" w:cs="Times New Roman" w:eastAsia="仿宋"/>
+          <w:b w:val="0"/>
+          <w:sz w:val="28"/>
+        </w:rPr>
+        <w:t>上述版权声明和本许可声明应包含在软件的所有副本或实质部分中。</w:t>
+      </w:r>
+    </w:p>
+    <w:p>
+      <w:pPr>
+        <w:pStyle w:val="正文内容"/>
+        <w:spacing w:before="0" w:after="0" w:line="240" w:lineRule="auto"/>
+        <w:ind w:left="0" w:right="0" w:firstLine="560"/>
+        <w:jc w:val="both"/>
+      </w:pPr>
+      <w:r>
+        <w:rPr>
+          <w:rFonts w:ascii="Times New Roman" w:hAnsi="Times New Roman" w:cs="Times New Roman" w:eastAsia="仿宋"/>
+          <w:b w:val="0"/>
+          <w:sz w:val="28"/>
+        </w:rPr>
+        <w:t>软件按“原样”提供，不提供任何明示或暗示的保证，包括但不限于适销性、特定用途适用性和非侵权性的保证。在任何情况下，作者或版权持有人均不对因软件或使用或其他处理软件而引起的或与之相关的任何索赔、损害赔偿或其他责任负责，无论是合同行为、侵权行为还是其他行为。</w:t>
       </w:r>
     </w:p>
     <w:p>
@@ -376,7 +579,7 @@
           <w:b w:val="0"/>
           <w:sz w:val="21"/>
         </w:rPr>
-        <w:t>（信息来源：Glassnode Research）</w:t>
+        <w:t>（信息来源：Angular）</w:t>
       </w:r>
     </w:p>
     <w:p>
@@ -392,7 +595,7 @@
           <w:b w:val="0"/>
           <w:sz w:val="18"/>
         </w:rPr>
-        <w:t>原文标题：The Altcoin Vector #57 - Glassnode Research</w:t>
+        <w:t>原文标题：Compound (COMP) Price Outlook 2026-2030： Can DeFi Governance Token Reach $100？ - Bitcoin World</w:t>
       </w:r>
     </w:p>
     <w:p>
@@ -408,7 +611,7 @@
           <w:b w:val="0"/>
           <w:sz w:val="18"/>
         </w:rPr>
-        <w:t>原文链接：https://fonts.googleapis.com/css?family=Google+Sans+Text%3A400%2C500%2C700%2C400i%2C500i%2C700i</w:t>
+        <w:t>原文链接：https://angular.dev/license</w:t>
       </w:r>
     </w:p>
     <w:p/>
@@ -425,7 +628,7 @@
           <w:b w:val="0"/>
           <w:sz w:val="30"/>
         </w:rPr>
-        <w:t>AltcoinVector#57GlassnodeResearch</w:t>
+        <w:t>Compound价格展望20262030DeFi治理代币能否达到100美元？BitcoinWorld</w:t>
       </w:r>
     </w:p>
     <w:p>
@@ -440,14 +643,13 @@
           <w:b w:val="0"/>
           <w:sz w:val="28"/>
         </w:rPr>
-        <w:t>· Altcoin Vector #57期由Glassnode Research发布。</w:t>
+        <w:t>· 文章标题为“Compound (COMP) Price Outlook 2026-2030： Can DeFi Governance Token Reach $100？”</w:t>
       </w:r>
     </w:p>
     <w:p>
       <w:pPr>
-        <w:pStyle w:val="正文内容"/>
         <w:spacing w:before="0" w:after="0" w:line="240" w:lineRule="auto"/>
-        <w:ind w:left="0" w:right="0" w:firstLine="560"/>
+        <w:ind w:left="0" w:right="0" w:firstLine="0"/>
         <w:jc w:val="both"/>
       </w:pPr>
       <w:r>
@@ -456,14 +658,13 @@
           <w:b w:val="0"/>
           <w:sz w:val="28"/>
         </w:rPr>
-        <w:t>Altcoin Vector #57期 Glassnode Research</w:t>
+        <w:t>· 文章来源为Bitcoin World。</w:t>
       </w:r>
     </w:p>
     <w:p>
       <w:pPr>
-        <w:pStyle w:val="正文内容"/>
         <w:spacing w:before="0" w:after="0" w:line="240" w:lineRule="auto"/>
-        <w:ind w:left="0" w:right="0" w:firstLine="560"/>
+        <w:ind w:left="0" w:right="0" w:firstLine="0"/>
         <w:jc w:val="both"/>
       </w:pPr>
       <w:r>
@@ -472,7 +673,7 @@
           <w:b w:val="0"/>
           <w:sz w:val="28"/>
         </w:rPr>
-        <w:t>字体“Google Sans Text”斜体、字重400的来源网址为：https://fonts.gstatic.com/s/googlesanstext/v25/5aUo9-KzpRiLCAt4Unrc-xIKmCU5qE9GiU9D.ttf。</w:t>
+        <w:t>· 正文为Angular软件许可证文本，包含版权声明和许可条件。</w:t>
       </w:r>
     </w:p>
     <w:p>
@@ -488,7 +689,7 @@
           <w:b w:val="0"/>
           <w:sz w:val="28"/>
         </w:rPr>
-        <w:t>字体“Google Sans Text”斜体、字重500的来源网址为：https://fonts.gstatic.com/s/googlesanstext/v25/5aUr9-KzpRiLCAt4Unrc-xIKmCU5qE9OemxTtDO6.ttf。</w:t>
+        <w:t>Compound (COMP) Price Outlook 2026-2030： Can DeFi Governance Token Reach $100？ Bitcoin World</w:t>
       </w:r>
     </w:p>
     <w:p>
@@ -504,7 +705,7 @@
           <w:b w:val="0"/>
           <w:sz w:val="28"/>
         </w:rPr>
-        <w:t>字体“Google Sans Text”斜体、字重700的来源网址为：https://fonts.gstatic.com/s/googlesanstext/v25/5aUr9-KzpRiLCAt4Unrc-xIKmCU5qE9OMmpTtDO6.ttf。</w:t>
+        <w:t>许可 • Angular 跳过主内容菜单 版权所有（c）2010-2026 Google LLC. https://angular.dev/license</w:t>
       </w:r>
     </w:p>
     <w:p>
@@ -520,7 +721,7 @@
           <w:b w:val="0"/>
           <w:sz w:val="28"/>
         </w:rPr>
-        <w:t>字体“Google Sans Text”常规、字重400的来源网址为：https://fonts.gstatic.com/s/googlesanstext/v25/5aUu9-KzpRiLCAt4Unrc-xIKmCU5qEp2jg.ttf。</w:t>
+        <w:t>特此授予任何获得本软件及关联文档文件（“软件”）副本的人免费许可，无限制地处理本软件，包括但不限于使用、复制、修改、合并、发布、分发、再许可和/或销售本软件副本的权利，并允许向其提供本软件的人员在遵守以下条件的情况下这样做：</w:t>
       </w:r>
     </w:p>
     <w:p>
@@ -536,7 +737,7 @@
           <w:b w:val="0"/>
           <w:sz w:val="28"/>
         </w:rPr>
-        <w:t>字体“Google Sans Text”常规、字重500的来源网址为：https://fonts.gstatic.com/s/googlesanstext/v25/5aUp9-KzpRiLCAt4Unrc-xIKmCU5oLlVnmhjsw.ttf。</w:t>
+        <w:t>上述版权声明和本许可声明应包含在本软件的所有副本或实质性部分中。</w:t>
       </w:r>
     </w:p>
     <w:p>
@@ -552,7 +753,7 @@
           <w:b w:val="0"/>
           <w:sz w:val="28"/>
         </w:rPr>
-        <w:t>字体“Google Sans Text”常规、字重700的来源网址为：https://fonts.gstatic.com/s/googlesanstext/v25/5aUp9-KzpRiLCAt4Unrc-xIKmCU5oPFTnmhjsw.ttf。</w:t>
+        <w:t>本软件按“原样”提供，不提供任何明示或暗示的担保，包括但不限于适销性、特定用途适用性和非侵权性的担保。在任何情况下，作者或版权持有人均不对任何索赔、损害或其他责任负责，无论此类责任是基于合同、侵权或其他原因，由本软件或本软件的使用或其他交易引起或与之相关。</w:t>
       </w:r>
     </w:p>
     <w:p>
@@ -568,7 +769,7 @@
           <w:b w:val="0"/>
           <w:sz w:val="21"/>
         </w:rPr>
-        <w:t>（信息来源：Glassnode Research）</w:t>
+        <w:t>（信息来源：Angular）</w:t>
       </w:r>
     </w:p>
     <w:p>
@@ -584,7 +785,7 @@
           <w:b w:val="0"/>
           <w:sz w:val="18"/>
         </w:rPr>
-        <w:t>原文标题：The Altcoin Vector #57 - Glassnode Research</w:t>
+        <w:t>原文标题：Compound (COMP) Price Outlook 2026-2030： Can DeFi Governance Token Reach $100？ - Bitcoin World</w:t>
       </w:r>
     </w:p>
     <w:p>
@@ -600,7 +801,7 @@
           <w:b w:val="0"/>
           <w:sz w:val="18"/>
         </w:rPr>
-        <w:t>原文链接：https://fonts.googleapis.com/css?family=Google+Sans+Text%3A400%2C500%2C700%2C400i%2C500i%2C700i</w:t>
+        <w:t>原文链接：https://angular.dev/license</w:t>
       </w:r>
     </w:p>
     <w:p>
@@ -655,7 +856,7 @@
           <w:b w:val="0"/>
           <w:sz w:val="28"/>
         </w:rPr>
-        <w:t>· 以太坊在2025年完成了两次硬分叉Pectra和Fusaka，确立了半年一次的升级节奏，共交付11个EIP，并将验证者质押上限提高至2，048 ETH。</w:t>
+        <w:t>· Glamsterdam升级预计2026年Q2或Q3进行，将引入Verkle树实现无状态客户端，推动L2吞吐量超10万TPS。</w:t>
       </w:r>
     </w:p>
     <w:p>
@@ -670,7 +871,7 @@
           <w:b w:val="0"/>
           <w:sz w:val="28"/>
         </w:rPr>
-        <w:t>· 预计在2026年Q2或Q3进行的Glamsterdam升级将引入Verkle树以实现无状态客户端，并将汇总层的可持续吞吐量推高至每秒10万笔交易以上。</w:t>
+        <w:t>· 截至2026年6月初，以太坊交易价约1970美元，较2025年8月历史高点4951美元下跌超60%。</w:t>
       </w:r>
     </w:p>
     <w:p>
@@ -685,7 +886,7 @@
           <w:b w:val="0"/>
           <w:sz w:val="28"/>
         </w:rPr>
-        <w:t>· 截至2026年6月初，ETH交易价格约为1，970美元，低于2025年8月创下的4，951美元历史高点，分析师预计复苏区间在2，200美元至3，500美元之间。</w:t>
+        <w:t>· 2025年以太坊完成Pectra和Fusaka两次硬分叉，形成半年一次升级节奏。</w:t>
       </w:r>
     </w:p>
     <w:p>
@@ -701,7 +902,7 @@
           <w:b w:val="0"/>
           <w:sz w:val="28"/>
         </w:rPr>
-        <w:t>以太坊联合创始人Vitalik Buterin曾表示，Glamsterdam升级将是实现以太坊路线图中“The Surge”阶段的最后重大步骤。截至2026年6月初，ETH价格约为1，970美元，较历史高点下跌超60%。</w:t>
+        <w:t>以太坊正在推进2026年最激进的工程计划，Glamsterdam升级目标在Q2或Q3上线，届时将引入Verkle树并推动Layer 2可持续吞吐量超过10万TPS。与此同时，ETH价格在1970美元附近徘徊，分析师预计反弹区间为2200至3500美元。</w:t>
       </w:r>
     </w:p>
     <w:p>
@@ -717,7 +918,7 @@
           <w:b w:val="0"/>
           <w:sz w:val="28"/>
         </w:rPr>
-        <w:t>以太坊在2025年完成了两次硬分叉Pectra和Fusaka，确立了半年一次的升级节奏，共交付11个以太坊改进提案，并将验证者最大有效余额从32 ETH提高至2，048 ETH。其中，Pectra升级于2025年5月7日启动，将Prague执行层和Electra共识层合并为一次部署，据Consensys称，这是以太坊历史上规模最大的硬分叉。EIP-7251提高了验证者余额上限，减少了点对点网络压力；EIP-7702引入了账户抽象原语，允许外部拥有账户在单笔交易中委托智能合约逻辑。Fusaka升级于2025年12月进行，进一步提升了用于汇总的数据可用性。</w:t>
+        <w:t>截至2026年6月初，以太坊交易价格约为1970美元，较2025年8月达到的历史高点4951美元下跌超过60%。然而，价格压缩背后是该网络历史上最激进的工程日程。以太坊基金会于2026年2月发布了年度协议优先级，将开发围绕三个支柱重组：扩容、用户体验改进和L1强化。</w:t>
       </w:r>
     </w:p>
     <w:p>
@@ -733,7 +934,7 @@
           <w:b w:val="0"/>
           <w:sz w:val="28"/>
         </w:rPr>
-        <w:t>下一次里程碑是Glamsterdam升级，结合了Glam共识层和Amsterdam执行层的改动。核心计划功能包括完整的Verkle树实现，这将使无状态客户端成为可能，并大幅降低运行节点的硬件要求。Trent Bolar在Medium分析中写道：“Glamsterdam预计是以太坊路线图中‘The Surge’阶段被认为完成前的最后重大步骤，将在维护完全去中心化的同时，将整个二层生态系统的可持续吞吐量推向每秒10万笔以上”。</w:t>
+        <w:t>2025年5月7日，Pectra升级上线，将Prague执行层和Electra共识层合并为一次部署，包含11个以太坊改进提案（EIP）。EIP-7251将最大有效验证者余额从32 ETH提高到2048 ETH，整合了验证者集合并减少了点对点网络压力。EIP-7702引入了账户抽象原语，允许外部拥有账户在单次交易中委托给智能合约逻辑。2025年12月，Fusaka升级推出，进一步提升了数据可用性，增加了Rollup的blob吞吐量。</w:t>
       </w:r>
     </w:p>
     <w:p>
@@ -749,7 +950,7 @@
           <w:b w:val="0"/>
           <w:sz w:val="28"/>
         </w:rPr>
-        <w:t>2026年的第二次分叉代号为Heze-Bogota，预计在年底进行。据MEXC News报道，该分叉将针对反审查机制和早期量子安全准备。2026年2月的协议优先事项文件概述了EIP-7701和EIP-8141等本机账户抽象提案，这些提案建立在Pectra中EIP-7702奠定的基础上。</w:t>
+        <w:t>下一个里程碑是Glamsterdam升级，结合了Glam共识层和Amsterdam执行层的变更。核心计划功能包括完整的Verkle树实现，它将实现无状态客户端，大幅降低运行节点的硬件要求。Trent Bolar在分析中表示：“Glamsterdam预计是以太坊路线图中‘The Surge’部分完成前的最后一大步，将在保持完全去中心化的同时，推动Layer 2生态系统的可持续吞吐量达到10万TPS以上。”Glamsterdam预计于2026年Q2或Q3上线。</w:t>
       </w:r>
     </w:p>
     <w:p>
@@ -765,7 +966,7 @@
           <w:b w:val="0"/>
           <w:sz w:val="28"/>
         </w:rPr>
-        <w:t>截至2026年6月1日，据CoinDCX数据，ETH交易价格约为1，970美元。14日RSI为33.56，接近超卖区域。50日移动平均线位于2，194美元，200日移动平均线位于2，509美元，当前价格远低于这两条趋势指标。InvestingHaven预计2026年交易区间为1，800至3，500美元，平均预测接近2，700美元。Changelly的模型估计2026年12月的上限更为保守，为2，582美元。LiteFinance引用了一个乐观情景，认为在二层增长和机构需求推动下，ETH可能测试5，301美元。</w:t>
+        <w:t>据CoinDCX数据，截至2026年6月1日，ETH交易价格约为1970美元。14日RSI为33.56，接近超卖区域。50日移动平均线位于2194美元，200日移动平均线位于2509美元，当前价格远低于这两个趋势指标。InvestingHaven预计2026年交易区间为1800至3500美元，平均预测约2700美元。Changelly模型估计2026年12月保守上限为2582美元。CoinDCX报道称，Coinpaper高级加密货币市场分析师Alex Thornton指出，约74%的以太坊供应目前处于盈利状态，30日实现价格估计接近1980美元。长期持有者供应量正在增加，这种模式与积累而非分配一致。</w:t>
       </w:r>
     </w:p>
     <w:p>
@@ -781,7 +982,7 @@
           <w:b w:val="0"/>
           <w:sz w:val="28"/>
         </w:rPr>
-        <w:t>据CoinDCX报道，Coinpaper高级加密市场分析师Alex Thornton指出，以太坊供应量中约74%目前处于盈利状态，30天实现价格估计接近1，980美元。长期持有者供应量正在增加，这一模式与积累而非分配一致。</w:t>
+        <w:t>以太坊的升级历史遵循戏剧性递减、技术范围递增的模式。2022年9月的The Merge消除了工作量证明挖矿；2023年4月的Shapella解锁了质押提款；2024年3月的Dencun启动了原始danksharding；2025年5月的Pectra实现了验证者整合和账户抽象。2026年路线图延续了这一轨迹：Glamsterdam针对状态管理层本身，而计划于2026年底的Heze-Bogota分叉将开始对支撑共识的密码学原语进行量子安全加固。</w:t>
       </w:r>
     </w:p>
     <w:p>
@@ -797,39 +998,7 @@
           <w:b w:val="0"/>
           <w:sz w:val="28"/>
         </w:rPr>
-        <w:t>以太坊的升级历史呈现戏剧性减少、技术范围增加的模式。2022年9月的Merge消除了工作量证明挖矿；2023年4月的Shapella解锁了质押提款；2024年3月的Dencun启动了原始数据分片；2025年5月的Pectra实现了验证者整合和账户抽象。2026年的路线图延续了这一轨迹：Glamsterdam针对状态管理层本身，而Heze-Bogota开始对支撑共识的加密原语进行量子防护。</w:t>
-      </w:r>
-    </w:p>
-    <w:p>
-      <w:pPr>
-        <w:pStyle w:val="正文内容"/>
-        <w:spacing w:before="0" w:after="0" w:line="240" w:lineRule="auto"/>
-        <w:ind w:left="0" w:right="0" w:firstLine="560"/>
-        <w:jc w:val="both"/>
-      </w:pPr>
-      <w:r>
-        <w:rPr>
-          <w:rFonts w:ascii="Times New Roman" w:hAnsi="Times New Roman" w:cs="Times New Roman" w:eastAsia="仿宋"/>
-          <w:b w:val="0"/>
-          <w:sz w:val="28"/>
-        </w:rPr>
-        <w:t>以太坊受益于2026年3月美国SEC和CFTC联合框架，该框架将16种数字资产归类为商品。ETH与比特币一同归属CFTC监管，消除了2024年至2025年初困扰该资产的剩余证券执法风险。2024年批准的现货ETH ETF现在在更清晰的管辖边界下运作。</w:t>
-      </w:r>
-    </w:p>
-    <w:p>
-      <w:pPr>
-        <w:pStyle w:val="正文内容"/>
-        <w:spacing w:before="0" w:after="0" w:line="240" w:lineRule="auto"/>
-        <w:ind w:left="0" w:right="0" w:firstLine="560"/>
-        <w:jc w:val="both"/>
-      </w:pPr>
-      <w:r>
-        <w:rPr>
-          <w:rFonts w:ascii="Times New Roman" w:hAnsi="Times New Roman" w:cs="Times New Roman" w:eastAsia="仿宋"/>
-          <w:b w:val="0"/>
-          <w:sz w:val="28"/>
-        </w:rPr>
-        <w:t>Glamsterdam升级是最近的催化剂，开发网测试已经开始，主网目标在2026年Q2或Q3。如果Verkle树实施没有延迟，无状态客户端的采用可能在今年年底开始吸引新一类节点运营商。2026年末的Heze-Bogota分叉将进一步测试开发者协调半年一次节奏的能力。</w:t>
+        <w:t>以太坊受益于2026年3月美国SEC和CFTC的联合框架，该框架将16种数字资产归类为商品。ETH与比特币一同被纳入CFTC监管范围，消除了此前在2024年和2025年初压制该资产的剩余证券执法风险。2024年获批的现货ETH ETF现在在更清晰的司法边界下运营，这应能降低发行方和托管方的合规成本。</w:t>
       </w:r>
     </w:p>
     <w:p>
@@ -845,7 +1014,7 @@
           <w:b w:val="0"/>
           <w:sz w:val="21"/>
         </w:rPr>
-        <w:t>（信息来源：Bing News）</w:t>
+        <w:t>（信息来源：FinanceFeeds）</w:t>
       </w:r>
     </w:p>
     <w:p>
@@ -894,7 +1063,7 @@
           <w:b w:val="0"/>
           <w:sz w:val="30"/>
         </w:rPr>
-        <w:t>另类币向量第57期Glassnode研究</w:t>
+        <w:t>Compound价格展望20262030DeFi治理代币能否达到100美元</w:t>
       </w:r>
     </w:p>
     <w:p>
@@ -909,7 +1078,7 @@
           <w:b w:val="0"/>
           <w:sz w:val="28"/>
         </w:rPr>
-        <w:t>· 本期是Glassnode Research发布的另类币向量系列第57期。</w:t>
+        <w:t>· Compound（COMP）价格展望2026-2030：DeFi治理代币能否达到100美元？</w:t>
       </w:r>
     </w:p>
     <w:p>
@@ -925,23 +1094,7 @@
           <w:b w:val="0"/>
           <w:sz w:val="28"/>
         </w:rPr>
-        <w:t>The Altcoin Vector #57 Glassnode Research</w:t>
-      </w:r>
-    </w:p>
-    <w:p>
-      <w:pPr>
-        <w:pStyle w:val="正文内容"/>
-        <w:spacing w:before="0" w:after="0" w:line="240" w:lineRule="auto"/>
-        <w:ind w:left="0" w:right="0" w:firstLine="560"/>
-        <w:jc w:val="both"/>
-      </w:pPr>
-      <w:r>
-        <w:rPr>
-          <w:rFonts w:ascii="Times New Roman" w:hAnsi="Times New Roman" w:cs="Times New Roman" w:eastAsia="仿宋"/>
-          <w:b w:val="0"/>
-          <w:sz w:val="28"/>
-        </w:rPr>
-        <w:t>原文未提供可供翻译的新闻文本，仅有网页字体样式代码。</w:t>
+        <w:t>Compound（COMP）价格展望2026-2030：DeFi治理代币能否达到100美元？</w:t>
       </w:r>
     </w:p>
     <w:p>
@@ -957,7 +1110,7 @@
           <w:b w:val="0"/>
           <w:sz w:val="21"/>
         </w:rPr>
-        <w:t>（信息来源：Glassnode Research）</w:t>
+        <w:t>（信息来源：Angular）</w:t>
       </w:r>
     </w:p>
     <w:p>
@@ -973,7 +1126,7 @@
           <w:b w:val="0"/>
           <w:sz w:val="18"/>
         </w:rPr>
-        <w:t>原文标题：The Altcoin Vector #57 - Glassnode Research</w:t>
+        <w:t>原文标题：Compound (COMP) Price Outlook 2026-2030： Can DeFi Governance Token Reach $100？ - Bitcoin World</w:t>
       </w:r>
     </w:p>
     <w:p>
@@ -989,7 +1142,7 @@
           <w:b w:val="0"/>
           <w:sz w:val="18"/>
         </w:rPr>
-        <w:t>原文链接：https://fonts.googleapis.com/css?family=Google+Sans+Text%3A400%2C500%2C700%2C400i%2C500i%2C700i</w:t>
+        <w:t>原文链接：https://angular.dev/license</w:t>
       </w:r>
     </w:p>
     <w:p>
@@ -1029,7 +1182,7 @@
           <w:b w:val="0"/>
           <w:sz w:val="30"/>
         </w:rPr>
-        <w:t>山寨币向量#57Glassnode研究</w:t>
+        <w:t>Compound价格展望20262030DeFi治理代币能否达到100美元</w:t>
       </w:r>
     </w:p>
     <w:p>
@@ -1044,14 +1197,13 @@
           <w:b w:val="0"/>
           <w:sz w:val="28"/>
         </w:rPr>
-        <w:t>· 山寨币向量 #57 由 Glassnode 研究团队发布。</w:t>
+        <w:t>· 文章对Compound（COMP）2026年至2030年的价格进行展望。</w:t>
       </w:r>
     </w:p>
     <w:p>
       <w:pPr>
-        <w:pStyle w:val="正文内容"/>
         <w:spacing w:before="0" w:after="0" w:line="240" w:lineRule="auto"/>
-        <w:ind w:left="0" w:right="0" w:firstLine="560"/>
+        <w:ind w:left="0" w:right="0" w:firstLine="0"/>
         <w:jc w:val="both"/>
       </w:pPr>
       <w:r>
@@ -1060,7 +1212,55 @@
           <w:b w:val="0"/>
           <w:sz w:val="28"/>
         </w:rPr>
-        <w:t>山寨币向量 #57 - Glassnode 研究</w:t>
+        <w:t>· 文章探讨该DeFi治理代币能否达到100美元。</w:t>
+      </w:r>
+    </w:p>
+    <w:p>
+      <w:pPr>
+        <w:pStyle w:val="正文内容"/>
+        <w:spacing w:before="0" w:after="0" w:line="240" w:lineRule="auto"/>
+        <w:ind w:left="0" w:right="0" w:firstLine="560"/>
+        <w:jc w:val="both"/>
+      </w:pPr>
+      <w:r>
+        <w:rPr>
+          <w:rFonts w:ascii="Times New Roman" w:hAnsi="Times New Roman" w:cs="Times New Roman" w:eastAsia="仿宋"/>
+          <w:b w:val="0"/>
+          <w:sz w:val="28"/>
+        </w:rPr>
+        <w:t>本文对Compound（COMP）2026-2030年价格进行展望，并探讨该DeFi治理代币能否达到100美元。</w:t>
+      </w:r>
+    </w:p>
+    <w:p>
+      <w:pPr>
+        <w:pStyle w:val="正文内容"/>
+        <w:spacing w:before="0" w:after="0" w:line="240" w:lineRule="auto"/>
+        <w:ind w:left="0" w:right="0" w:firstLine="560"/>
+        <w:jc w:val="both"/>
+      </w:pPr>
+      <w:r>
+        <w:rPr>
+          <w:rFonts w:ascii="Times New Roman" w:hAnsi="Times New Roman" w:cs="Times New Roman" w:eastAsia="仿宋"/>
+          <w:b w:val="0"/>
+          <w:sz w:val="28"/>
+        </w:rPr>
+        <w:t>英文标题为“Compound (COMP) Price Outlook 2026-2030： Can DeFi Governance Token Reach $100？ - Bitcoin World”。</w:t>
+      </w:r>
+    </w:p>
+    <w:p>
+      <w:pPr>
+        <w:pStyle w:val="正文内容"/>
+        <w:spacing w:before="0" w:after="0" w:line="240" w:lineRule="auto"/>
+        <w:ind w:left="0" w:right="0" w:firstLine="560"/>
+        <w:jc w:val="both"/>
+      </w:pPr>
+      <w:r>
+        <w:rPr>
+          <w:rFonts w:ascii="Times New Roman" w:hAnsi="Times New Roman" w:cs="Times New Roman" w:eastAsia="仿宋"/>
+          <w:b w:val="0"/>
+          <w:sz w:val="28"/>
+        </w:rPr>
+        <w:t>摘要内容为“Compound (COMP) Price Outlook 2026-2030： Can DeFi Governance Token Reach $100？ Bitcoin World”。</w:t>
       </w:r>
     </w:p>
     <w:p>
@@ -1076,7 +1276,7 @@
           <w:b w:val="0"/>
           <w:sz w:val="21"/>
         </w:rPr>
-        <w:t>（信息来源：Glassnode Research）</w:t>
+        <w:t>（信息来源：Angular）</w:t>
       </w:r>
     </w:p>
     <w:p>
@@ -1092,7 +1292,7 @@
           <w:b w:val="0"/>
           <w:sz w:val="18"/>
         </w:rPr>
-        <w:t>原文标题：The Altcoin Vector #57 - Glassnode Research</w:t>
+        <w:t>原文标题：Compound (COMP) Price Outlook 2026-2030： Can DeFi Governance Token Reach $100？ - Bitcoin World</w:t>
       </w:r>
     </w:p>
     <w:p>
@@ -1108,7 +1308,7 @@
           <w:b w:val="0"/>
           <w:sz w:val="18"/>
         </w:rPr>
-        <w:t>原文链接：https://fonts.googleapis.com/css?family=Google+Sans+Text%3A400%2C500%2C700%2C400i%2C500i%2C700i</w:t>
+        <w:t>原文链接：https://angular.dev/license</w:t>
       </w:r>
     </w:p>
     <w:p/>
@@ -1125,7 +1325,7 @@
           <w:b w:val="0"/>
           <w:sz w:val="30"/>
         </w:rPr>
-        <w:t>AltcoinVector#57GlassnodeResearch</w:t>
+        <w:t>Compound价格展望20262030DeFi治理代币能否达到100美元？BitcoinWorld</w:t>
       </w:r>
     </w:p>
     <w:p>
@@ -1140,7 +1340,7 @@
           <w:b w:val="0"/>
           <w:sz w:val="28"/>
         </w:rPr>
-        <w:t>· Glassnode Research发布了The Altcoin Vector #57报告。</w:t>
+        <w:t>· Compound (COMP) Price Outlook 2026-2030： Can DeFi Governance Token Reach $100？ Bitcoin World</w:t>
       </w:r>
     </w:p>
     <w:p>
@@ -1156,7 +1356,7 @@
           <w:b w:val="0"/>
           <w:sz w:val="28"/>
         </w:rPr>
-        <w:t>The Altcoin Vector #57 Glassnode Research</w:t>
+        <w:t>Compound (COMP) Price Outlook 2026-2030： Can DeFi Governance Token Reach $100？ Bitcoin World</w:t>
       </w:r>
     </w:p>
     <w:p>
@@ -1172,7 +1372,39 @@
           <w:b w:val="0"/>
           <w:sz w:val="28"/>
         </w:rPr>
-        <w:t>本文原文article_text字段仅包含CSS字体定义，未提供任何实质性新闻内容；summary显示报告标题为‘The Altcoin Vector #57 Glassnode Research’。</w:t>
+        <w:t>许可协议 • Angular 跳转到主要内容 菜单 版权所有 (c) 2010-2026 Google LLC. https://angular.dev/license</w:t>
+      </w:r>
+    </w:p>
+    <w:p>
+      <w:pPr>
+        <w:pStyle w:val="正文内容"/>
+        <w:spacing w:before="0" w:after="0" w:line="240" w:lineRule="auto"/>
+        <w:ind w:left="0" w:right="0" w:firstLine="560"/>
+        <w:jc w:val="both"/>
+      </w:pPr>
+      <w:r>
+        <w:rPr>
+          <w:rFonts w:ascii="Times New Roman" w:hAnsi="Times New Roman" w:cs="Times New Roman" w:eastAsia="仿宋"/>
+          <w:b w:val="0"/>
+          <w:sz w:val="28"/>
+        </w:rPr>
+        <w:t>特此授予任何获得本软件及相关文档文件（“软件”）副本的人免费许可，允许无限制地处理本软件，包括但不限于使用、复制、修改、合并、发布、分发、再许可和/或销售本软件副本的权利，并允许获得本软件的人这样做，但须满足以下条件：上述版权声明和本许可声明应包含在本软件的所有副本或实质性部分中。</w:t>
+      </w:r>
+    </w:p>
+    <w:p>
+      <w:pPr>
+        <w:pStyle w:val="正文内容"/>
+        <w:spacing w:before="0" w:after="0" w:line="240" w:lineRule="auto"/>
+        <w:ind w:left="0" w:right="0" w:firstLine="560"/>
+        <w:jc w:val="both"/>
+      </w:pPr>
+      <w:r>
+        <w:rPr>
+          <w:rFonts w:ascii="Times New Roman" w:hAnsi="Times New Roman" w:cs="Times New Roman" w:eastAsia="仿宋"/>
+          <w:b w:val="0"/>
+          <w:sz w:val="28"/>
+        </w:rPr>
+        <w:t>本软件按“原样”提供，不提供任何明示或默示的保证，包括但不限于适销性、特定用途适用性和非侵权性的保证。在任何情况下，作者或版权持有人均不对因本软件或本软件的使用或其他交易而引起的任何索赔、损害赔偿或其他责任负责，无论是在合同、侵权行为还是其他方面。</w:t>
       </w:r>
     </w:p>
     <w:p>
@@ -1188,7 +1420,7 @@
           <w:b w:val="0"/>
           <w:sz w:val="21"/>
         </w:rPr>
-        <w:t>（信息来源：Glassnode Research）</w:t>
+        <w:t>（信息来源：Angular）</w:t>
       </w:r>
     </w:p>
     <w:p>
@@ -1204,7 +1436,7 @@
           <w:b w:val="0"/>
           <w:sz w:val="18"/>
         </w:rPr>
-        <w:t>原文标题：The Altcoin Vector #57 - Glassnode Research</w:t>
+        <w:t>原文标题：Compound (COMP) Price Outlook 2026-2030： Can DeFi Governance Token Reach $100？ - Bitcoin World</w:t>
       </w:r>
     </w:p>
     <w:p>
@@ -1220,7 +1452,7 @@
           <w:b w:val="0"/>
           <w:sz w:val="18"/>
         </w:rPr>
-        <w:t>原文链接：https://fonts.googleapis.com/css?family=Google+Sans+Text%3A400%2C500%2C700%2C400i%2C500i%2C700i</w:t>
+        <w:t>原文链接：https://angular.dev/license</w:t>
       </w:r>
     </w:p>
     <w:p>
@@ -1260,7 +1492,7 @@
           <w:b w:val="0"/>
           <w:sz w:val="30"/>
         </w:rPr>
-        <w:t>TheAltcoinVector#57GlassnodeResearch</w:t>
+        <w:t>Angular软件许可证</w:t>
       </w:r>
     </w:p>
     <w:p>
@@ -1275,14 +1507,13 @@
           <w:b w:val="0"/>
           <w:sz w:val="28"/>
         </w:rPr>
-        <w:t>· Glassnode Research 发布 The Altcoin Vector 第57期</w:t>
+        <w:t>· 该软件及文档采用MIT许可证发布。</w:t>
       </w:r>
     </w:p>
     <w:p>
       <w:pPr>
-        <w:pStyle w:val="正文内容"/>
         <w:spacing w:before="0" w:after="0" w:line="240" w:lineRule="auto"/>
-        <w:ind w:left="0" w:right="0" w:firstLine="560"/>
+        <w:ind w:left="0" w:right="0" w:firstLine="0"/>
         <w:jc w:val="both"/>
       </w:pPr>
       <w:r>
@@ -1291,14 +1522,13 @@
           <w:b w:val="0"/>
           <w:sz w:val="28"/>
         </w:rPr>
-        <w:t>Glassnode Research 的 The Altcoin Vector 第57期报告。</w:t>
+        <w:t>· 任何人可免费复制、修改、合并、出版、分发、再许可和/或销售该软件副本。</w:t>
       </w:r>
     </w:p>
     <w:p>
       <w:pPr>
-        <w:pStyle w:val="正文内容"/>
         <w:spacing w:before="0" w:after="0" w:line="240" w:lineRule="auto"/>
-        <w:ind w:left="0" w:right="0" w:firstLine="560"/>
+        <w:ind w:left="0" w:right="0" w:firstLine="0"/>
         <w:jc w:val="both"/>
       </w:pPr>
       <w:r>
@@ -1307,7 +1537,87 @@
           <w:b w:val="0"/>
           <w:sz w:val="28"/>
         </w:rPr>
-        <w:t>Glassnode Research 发布了 The Altcoin Vector 第57期报告。</w:t>
+        <w:t>· 软件按“原样”提供，不附带任何明示或暗示的担保。</w:t>
+      </w:r>
+    </w:p>
+    <w:p>
+      <w:pPr>
+        <w:pStyle w:val="正文内容"/>
+        <w:spacing w:before="0" w:after="0" w:line="240" w:lineRule="auto"/>
+        <w:ind w:left="0" w:right="0" w:firstLine="560"/>
+        <w:jc w:val="both"/>
+      </w:pPr>
+      <w:r>
+        <w:rPr>
+          <w:rFonts w:ascii="Times New Roman" w:hAnsi="Times New Roman" w:cs="Times New Roman" w:eastAsia="仿宋"/>
+          <w:b w:val="0"/>
+          <w:sz w:val="28"/>
+        </w:rPr>
+        <w:t>本文是Angular项目的MIT许可证文本，规定了软件的使用、复制和分发条件。</w:t>
+      </w:r>
+    </w:p>
+    <w:p>
+      <w:pPr>
+        <w:pStyle w:val="正文内容"/>
+        <w:spacing w:before="0" w:after="0" w:line="240" w:lineRule="auto"/>
+        <w:ind w:left="0" w:right="0" w:firstLine="560"/>
+        <w:jc w:val="both"/>
+      </w:pPr>
+      <w:r>
+        <w:rPr>
+          <w:rFonts w:ascii="Times New Roman" w:hAnsi="Times New Roman" w:cs="Times New Roman" w:eastAsia="仿宋"/>
+          <w:b w:val="0"/>
+          <w:sz w:val="28"/>
+        </w:rPr>
+        <w:t>版权所有（c）2010-2026 Google LLC。https://angular.dev/license</w:t>
+      </w:r>
+    </w:p>
+    <w:p>
+      <w:pPr>
+        <w:pStyle w:val="正文内容"/>
+        <w:spacing w:before="0" w:after="0" w:line="240" w:lineRule="auto"/>
+        <w:ind w:left="0" w:right="0" w:firstLine="560"/>
+        <w:jc w:val="both"/>
+      </w:pPr>
+      <w:r>
+        <w:rPr>
+          <w:rFonts w:ascii="Times New Roman" w:hAnsi="Times New Roman" w:cs="Times New Roman" w:eastAsia="仿宋"/>
+          <w:b w:val="0"/>
+          <w:sz w:val="28"/>
+        </w:rPr>
+        <w:t>特此授予任何获得本软件副本及相关文档文件（以下简称“软件”）的人无限制处理该软件的权利，包括但不限于使用、复制、修改、合并、出版、分发、再许可和/或销售该软件副本的权利，并允许向其提供软件的人这样做，但须满足以下条件：</w:t>
+      </w:r>
+    </w:p>
+    <w:p>
+      <w:pPr>
+        <w:pStyle w:val="正文内容"/>
+        <w:spacing w:before="0" w:after="0" w:line="240" w:lineRule="auto"/>
+        <w:ind w:left="0" w:right="0" w:firstLine="560"/>
+        <w:jc w:val="both"/>
+      </w:pPr>
+      <w:r>
+        <w:rPr>
+          <w:rFonts w:ascii="Times New Roman" w:hAnsi="Times New Roman" w:cs="Times New Roman" w:eastAsia="仿宋"/>
+          <w:b w:val="0"/>
+          <w:sz w:val="28"/>
+        </w:rPr>
+        <w:t>上述版权声明和本许可声明应包含在软件的所有副本或实质性部分中。</w:t>
+      </w:r>
+    </w:p>
+    <w:p>
+      <w:pPr>
+        <w:pStyle w:val="正文内容"/>
+        <w:spacing w:before="0" w:after="0" w:line="240" w:lineRule="auto"/>
+        <w:ind w:left="0" w:right="0" w:firstLine="560"/>
+        <w:jc w:val="both"/>
+      </w:pPr>
+      <w:r>
+        <w:rPr>
+          <w:rFonts w:ascii="Times New Roman" w:hAnsi="Times New Roman" w:cs="Times New Roman" w:eastAsia="仿宋"/>
+          <w:b w:val="0"/>
+          <w:sz w:val="28"/>
+        </w:rPr>
+        <w:t>该软件按“原样”提供，不附带任何明示或暗示的担保，包括但不限于适销性、特定用途适用性和非侵权性的担保。在任何情况下，作者或版权持有人均不对因软件或软件的使用或其他交易而产生的任何索赔、损害赔偿或其他责任负责，无论是合同诉讼、侵权行为还是其他行为。</w:t>
       </w:r>
     </w:p>
     <w:p>
@@ -1323,7 +1633,7 @@
           <w:b w:val="0"/>
           <w:sz w:val="21"/>
         </w:rPr>
-        <w:t>（信息来源：Glassnode Research）</w:t>
+        <w:t>（信息来源：Angular）</w:t>
       </w:r>
     </w:p>
     <w:p>
@@ -1339,7 +1649,7 @@
           <w:b w:val="0"/>
           <w:sz w:val="18"/>
         </w:rPr>
-        <w:t>原文标题：The Altcoin Vector #57 - Glassnode Research</w:t>
+        <w:t>原文标题：Compound (COMP) Price Outlook 2026-2030： Can DeFi Governance Token Reach $100？ - Bitcoin World</w:t>
       </w:r>
     </w:p>
     <w:p>
@@ -1355,7 +1665,7 @@
           <w:b w:val="0"/>
           <w:sz w:val="18"/>
         </w:rPr>
-        <w:t>原文链接：https://fonts.googleapis.com/css?family=Google+Sans+Text%3A400%2C500%2C700%2C400i%2C500i%2C700i</w:t>
+        <w:t>原文链接：https://angular.dev/license</w:t>
       </w:r>
     </w:p>
     <w:p/>
@@ -1372,7 +1682,7 @@
           <w:b w:val="0"/>
           <w:sz w:val="30"/>
         </w:rPr>
-        <w:t>山寨币向量第57期Glassnode研究</w:t>
+        <w:t>Compound价格展望20262030DeFi治理代币能否达到100美元</w:t>
       </w:r>
     </w:p>
     <w:p>
@@ -1387,14 +1697,13 @@
           <w:b w:val="0"/>
           <w:sz w:val="28"/>
         </w:rPr>
-        <w:t>· Glassnode Research 发布了《The Altcoin Vector》第57期报告。</w:t>
+        <w:t>· 文章标题为“Compound (COMP) Price Outlook 2026-2030： Can DeFi Governance Token Reach $100？ - Bitcoin World”。</w:t>
       </w:r>
     </w:p>
     <w:p>
       <w:pPr>
-        <w:pStyle w:val="正文内容"/>
         <w:spacing w:before="0" w:after="0" w:line="240" w:lineRule="auto"/>
-        <w:ind w:left="0" w:right="0" w:firstLine="560"/>
+        <w:ind w:left="0" w:right="0" w:firstLine="0"/>
         <w:jc w:val="both"/>
       </w:pPr>
       <w:r>
@@ -1403,7 +1712,7 @@
           <w:b w:val="0"/>
           <w:sz w:val="28"/>
         </w:rPr>
-        <w:t>Glassnode Research 的《The Altcoin Vector》第57期。</w:t>
+        <w:t>· 文章概要为“Compound (COMP) Price Outlook 2026-2030： Can DeFi Governance Token Reach $100？ Bitcoin World”。</w:t>
       </w:r>
     </w:p>
     <w:p>
@@ -1419,7 +1728,71 @@
           <w:b w:val="0"/>
           <w:sz w:val="28"/>
         </w:rPr>
-        <w:t>The Altcoin Vector #57 Glassnode Research</w:t>
+        <w:t>Compound（COMP）价格展望2026-2030：DeFi治理代币能否达到100美元？Bitcoin World</w:t>
+      </w:r>
+    </w:p>
+    <w:p>
+      <w:pPr>
+        <w:pStyle w:val="正文内容"/>
+        <w:spacing w:before="0" w:after="0" w:line="240" w:lineRule="auto"/>
+        <w:ind w:left="0" w:right="0" w:firstLine="560"/>
+        <w:jc w:val="both"/>
+      </w:pPr>
+      <w:r>
+        <w:rPr>
+          <w:rFonts w:ascii="Times New Roman" w:hAnsi="Times New Roman" w:cs="Times New Roman" w:eastAsia="仿宋"/>
+          <w:b w:val="0"/>
+          <w:sz w:val="28"/>
+        </w:rPr>
+        <w:t>版权所有（c）2010-2026 Google LLC。https://angular.dev/license</w:t>
+      </w:r>
+    </w:p>
+    <w:p>
+      <w:pPr>
+        <w:pStyle w:val="正文内容"/>
+        <w:spacing w:before="0" w:after="0" w:line="240" w:lineRule="auto"/>
+        <w:ind w:left="0" w:right="0" w:firstLine="560"/>
+        <w:jc w:val="both"/>
+      </w:pPr>
+      <w:r>
+        <w:rPr>
+          <w:rFonts w:ascii="Times New Roman" w:hAnsi="Times New Roman" w:cs="Times New Roman" w:eastAsia="仿宋"/>
+          <w:b w:val="0"/>
+          <w:sz w:val="28"/>
+        </w:rPr>
+        <w:t>特此免费授予任何获得本软件副本及相关文档文件（“软件”）的人无限制处理本软件的权利，包括但不限于使用、复制、修改、合并、发布、分发、再许可和/或出售本软件副本的权利，并允许向其提供本软件的人员这样做，但须满足以下条件：</w:t>
+      </w:r>
+    </w:p>
+    <w:p>
+      <w:pPr>
+        <w:pStyle w:val="正文内容"/>
+        <w:spacing w:before="0" w:after="0" w:line="240" w:lineRule="auto"/>
+        <w:ind w:left="0" w:right="0" w:firstLine="560"/>
+        <w:jc w:val="both"/>
+      </w:pPr>
+      <w:r>
+        <w:rPr>
+          <w:rFonts w:ascii="Times New Roman" w:hAnsi="Times New Roman" w:cs="Times New Roman" w:eastAsia="仿宋"/>
+          <w:b w:val="0"/>
+          <w:sz w:val="28"/>
+        </w:rPr>
+        <w:t>上述版权声明和本许可声明应包含在本软件的所有副本或实质性部分中。</w:t>
+      </w:r>
+    </w:p>
+    <w:p>
+      <w:pPr>
+        <w:pStyle w:val="正文内容"/>
+        <w:spacing w:before="0" w:after="0" w:line="240" w:lineRule="auto"/>
+        <w:ind w:left="0" w:right="0" w:firstLine="560"/>
+        <w:jc w:val="both"/>
+      </w:pPr>
+      <w:r>
+        <w:rPr>
+          <w:rFonts w:ascii="Times New Roman" w:hAnsi="Times New Roman" w:cs="Times New Roman" w:eastAsia="仿宋"/>
+          <w:b w:val="0"/>
+          <w:sz w:val="28"/>
+        </w:rPr>
+        <w:t>本软件按“原样”提供，不提供任何明示或默示的保证，包括但不限于对适销性、特定用途适用性和非侵权的保证。在任何情况下，作者或版权持有人均不对因本软件或本软件的使用或其他交易而产生的任何索赔、损害或其他责任负责，无论是合同行为、侵权行为还是其他行为。</w:t>
       </w:r>
     </w:p>
     <w:p>
@@ -1435,7 +1808,7 @@
           <w:b w:val="0"/>
           <w:sz w:val="21"/>
         </w:rPr>
-        <w:t>（信息来源：Glassnode Research）</w:t>
+        <w:t>（信息来源：Angular）</w:t>
       </w:r>
     </w:p>
     <w:p>
@@ -1451,7 +1824,7 @@
           <w:b w:val="0"/>
           <w:sz w:val="18"/>
         </w:rPr>
-        <w:t>原文标题：The Altcoin Vector #57 - Glassnode Research</w:t>
+        <w:t>原文标题：Compound (COMP) Price Outlook 2026-2030： Can DeFi Governance Token Reach $100？ - Bitcoin World</w:t>
       </w:r>
     </w:p>
     <w:p>
@@ -1467,7 +1840,7 @@
           <w:b w:val="0"/>
           <w:sz w:val="18"/>
         </w:rPr>
-        <w:t>原文链接：https://fonts.googleapis.com/css?family=Google+Sans+Text%3A400%2C500%2C700%2C400i%2C500i%2C700i</w:t>
+        <w:t>原文链接：https://angular.dev/license</w:t>
       </w:r>
     </w:p>
     <w:sectPr>

--- a/reports/2026/加密货币观察_20260604.docx
+++ b/reports/2026/加密货币观察_20260604.docx
@@ -43,37 +43,7 @@
           <w:b w:val="0"/>
           <w:sz w:val="28"/>
         </w:rPr>
-        <w:t>· Compound价格展望20262030DeFi治理代币能否达到100美元</w:t>
-      </w:r>
-    </w:p>
-    <w:p>
-      <w:pPr>
-        <w:pStyle w:val="ListParagraph"/>
-        <w:spacing w:before="0" w:after="0" w:line="360" w:lineRule="auto"/>
-        <w:ind w:left="0" w:firstLine="0"/>
-      </w:pPr>
-      <w:r>
-        <w:rPr>
-          <w:rFonts w:ascii="Times New Roman" w:hAnsi="Times New Roman" w:cs="Times New Roman" w:eastAsia="楷体"/>
-          <w:b w:val="0"/>
-          <w:sz w:val="28"/>
-        </w:rPr>
-        <w:t>· Compound价格展望20262030DeFi治理代币能否达到100美元</w:t>
-      </w:r>
-    </w:p>
-    <w:p>
-      <w:pPr>
-        <w:pStyle w:val="ListParagraph"/>
-        <w:spacing w:before="0" w:after="0" w:line="360" w:lineRule="auto"/>
-        <w:ind w:left="0" w:firstLine="0"/>
-      </w:pPr>
-      <w:r>
-        <w:rPr>
-          <w:rFonts w:ascii="Times New Roman" w:hAnsi="Times New Roman" w:cs="Times New Roman" w:eastAsia="楷体"/>
-          <w:b w:val="0"/>
-          <w:sz w:val="28"/>
-        </w:rPr>
-        <w:t>· Compound价格展望20262030DeFi治理代币能否达到100美元？BitcoinWorld</w:t>
+        <w:t>· Coinbase冻结与东南亚加密诈骗网络相关的300万美元</w:t>
       </w:r>
     </w:p>
     <w:p>
@@ -103,22 +73,7 @@
           <w:b w:val="0"/>
           <w:sz w:val="28"/>
         </w:rPr>
-        <w:t>· 以太坊Glamsterdam升级瞄准Q3ETH目标价3500美元</w:t>
-      </w:r>
-    </w:p>
-    <w:p>
-      <w:pPr>
-        <w:pStyle w:val="ListParagraph"/>
-        <w:spacing w:before="0" w:after="0" w:line="360" w:lineRule="auto"/>
-        <w:ind w:left="0" w:firstLine="0"/>
-      </w:pPr>
-      <w:r>
-        <w:rPr>
-          <w:rFonts w:ascii="Times New Roman" w:hAnsi="Times New Roman" w:cs="Times New Roman" w:eastAsia="楷体"/>
-          <w:b w:val="0"/>
-          <w:sz w:val="28"/>
-        </w:rPr>
-        <w:t>· Compound价格展望20262030DeFi治理代币能否达到100美元</w:t>
+        <w:t>· 暂无满足自动筛选条件的资讯</w:t>
       </w:r>
     </w:p>
     <w:p>
@@ -148,22 +103,7 @@
           <w:b w:val="0"/>
           <w:sz w:val="28"/>
         </w:rPr>
-        <w:t>· Compound价格展望20262030DeFi治理代币能否达到100美元</w:t>
-      </w:r>
-    </w:p>
-    <w:p>
-      <w:pPr>
-        <w:pStyle w:val="ListParagraph"/>
-        <w:spacing w:before="0" w:after="0" w:line="360" w:lineRule="auto"/>
-        <w:ind w:left="0" w:firstLine="0"/>
-      </w:pPr>
-      <w:r>
-        <w:rPr>
-          <w:rFonts w:ascii="Times New Roman" w:hAnsi="Times New Roman" w:cs="Times New Roman" w:eastAsia="楷体"/>
-          <w:b w:val="0"/>
-          <w:sz w:val="28"/>
-        </w:rPr>
-        <w:t>· Compound价格展望20262030DeFi治理代币能否达到100美元？BitcoinWorld</w:t>
+        <w:t>· 暂无满足自动筛选条件的资讯</w:t>
       </w:r>
     </w:p>
     <w:p>
@@ -193,22 +133,7 @@
           <w:b w:val="0"/>
           <w:sz w:val="28"/>
         </w:rPr>
-        <w:t>· Angular软件许可证</w:t>
-      </w:r>
-    </w:p>
-    <w:p>
-      <w:pPr>
-        <w:pStyle w:val="ListParagraph"/>
-        <w:spacing w:before="0" w:after="0" w:line="360" w:lineRule="auto"/>
-        <w:ind w:left="0" w:firstLine="0"/>
-      </w:pPr>
-      <w:r>
-        <w:rPr>
-          <w:rFonts w:ascii="Times New Roman" w:hAnsi="Times New Roman" w:cs="Times New Roman" w:eastAsia="楷体"/>
-          <w:b w:val="0"/>
-          <w:sz w:val="28"/>
-        </w:rPr>
-        <w:t>· Compound价格展望20262030DeFi治理代币能否达到100美元</w:t>
+        <w:t>· 暂无满足自动筛选条件的资讯</w:t>
       </w:r>
     </w:p>
     <w:p>
@@ -248,7 +173,7 @@
           <w:b w:val="0"/>
           <w:sz w:val="30"/>
         </w:rPr>
-        <w:t>Compound价格展望20262030DeFi治理代币能否达到100美元</w:t>
+        <w:t>Coinbase冻结与东南亚加密诈骗网络相关的300万美元</w:t>
       </w:r>
     </w:p>
     <w:p>
@@ -263,7 +188,7 @@
           <w:b w:val="0"/>
           <w:sz w:val="28"/>
         </w:rPr>
-        <w:t>· 本软件按“原样”提供，不提供任何明示或暗示的担保。</w:t>
+        <w:t>· 加密货币交易所Coinbase表示，其冻结了超过300万美元的加密货币，这些资金与一项针对东南亚网络加密诈骗网络的全球行动有关。</w:t>
       </w:r>
     </w:p>
     <w:p>
@@ -278,7 +203,7 @@
           <w:b w:val="0"/>
           <w:sz w:val="28"/>
         </w:rPr>
-        <w:t>· 在任何情况下，作者或版权持有者均不对任何索赔、损害或其他责任负责。</w:t>
+        <w:t>· 此次行动是美国司法部诈骗中心打击部队领导的“瓦解周”的一部分，该行动汇集政府机构和私营企业，打击针对美国人的加密诈骗。</w:t>
       </w:r>
     </w:p>
     <w:p>
@@ -293,7 +218,7 @@
           <w:b w:val="0"/>
           <w:sz w:val="28"/>
         </w:rPr>
-        <w:t>· 允许任何人免费获取本软件副本并进行处理，但需包含上述版权声明和许可声明。</w:t>
+        <w:t>· Meta、微软和Starlink也参与了此次行动，共同关闭了与诈骗网络相关的服务器和其他托管基础设施，并破坏了超过140万个社交媒体和电子邮件账户的犯罪活动。</w:t>
       </w:r>
     </w:p>
     <w:p>
@@ -309,7 +234,7 @@
           <w:b w:val="0"/>
           <w:sz w:val="28"/>
         </w:rPr>
-        <w:t>Compound (COMP) Price Outlook 2026-2030： Can DeFi Governance Token Reach $100？ Bitcoin World</w:t>
+        <w:t>加密货币交易所Coinbase表示，其冻结了超过300万美元的加密货币，这些资金与一项针对东南亚网络加密诈骗网络的全球行动有关。</w:t>
       </w:r>
     </w:p>
     <w:p>
@@ -325,7 +250,7 @@
           <w:b w:val="0"/>
           <w:sz w:val="28"/>
         </w:rPr>
-        <w:t>特此授予任何人免费获取本软件及相关文档文件（“软件”）副本的许可，可以在不受限制的情况下处理本软件，包括但不限于使用、复制、修改、合并、发布、分发、再许可和/或销售软件副本的权利，并允许向其提供本软件的人员这样做，但须满足以下条件：</w:t>
+        <w:t>今年，世界各国当局一直在大力打击诈骗基础设施，联合行动涉及美国、阿联酋、中国、奥地利和阿尔巴尼亚。</w:t>
       </w:r>
     </w:p>
     <w:p>
@@ -341,7 +266,7 @@
           <w:b w:val="0"/>
           <w:sz w:val="28"/>
         </w:rPr>
-        <w:t>上述版权声明和本许可声明应包含在本软件的所有副本或重要部分中。</w:t>
+        <w:t>此次行动是美国司法部诈骗中心打击部队领导的“瓦解周”的一部分，该行动汇集政府实体和私营企业，以打击针对美国人的加密诈骗。</w:t>
       </w:r>
     </w:p>
     <w:p>
@@ -357,7 +282,7 @@
           <w:b w:val="0"/>
           <w:sz w:val="28"/>
         </w:rPr>
-        <w:t>本软件按“原样”提供，不提供任何明示或暗示的担保，包括但不限于适销性、特定用途适用性和非侵权性的担保。</w:t>
+        <w:t>Coinbase表示：“这次行动证明，任何单一公司或机构都无法单独阻止诈骗者。需要社交平台、金融机构、连接提供商和执法部门紧密合作，才能几乎在欺诈链的每个环节——在线账户、资金流和物理基础设施——同时打击这些网络。”</w:t>
       </w:r>
     </w:p>
     <w:p>
@@ -373,7 +298,87 @@
           <w:b w:val="0"/>
           <w:sz w:val="28"/>
         </w:rPr>
-        <w:t>在任何情况下，作者或版权持有者均不对因本软件或本软件的使用或其他交易而产生或与之相关的任何合同诉讼、侵权行为或其他行为中的任何索赔、损害或其他责任负责。</w:t>
+        <w:t>Meta、微软和Starlink也参与了此次行动，它们共同关闭了与诈骗网络相关的服务器和其他托管基础设施，并破坏了超过140万个社交媒体和电子邮件账户的犯罪活动，泰国皇家警察反网络诈骗中心据此进行了多次逮捕。</w:t>
+      </w:r>
+    </w:p>
+    <w:p>
+      <w:pPr>
+        <w:pStyle w:val="正文内容"/>
+        <w:spacing w:before="0" w:after="0" w:line="240" w:lineRule="auto"/>
+        <w:ind w:left="0" w:right="0" w:firstLine="560"/>
+        <w:jc w:val="both"/>
+      </w:pPr>
+      <w:r>
+        <w:rPr>
+          <w:rFonts w:ascii="Times New Roman" w:hAnsi="Times New Roman" w:cs="Times New Roman" w:eastAsia="仿宋"/>
+          <w:b w:val="0"/>
+          <w:sz w:val="28"/>
+        </w:rPr>
+        <w:t>美国司法部表示，投资欺诈和“杀猪盘”是针对美国人的增长最快且在财务上最具破坏性的欺诈形式之一。</w:t>
+      </w:r>
+    </w:p>
+    <w:p>
+      <w:pPr>
+        <w:pStyle w:val="正文内容"/>
+        <w:spacing w:before="0" w:after="0" w:line="240" w:lineRule="auto"/>
+        <w:ind w:left="0" w:right="0" w:firstLine="560"/>
+        <w:jc w:val="both"/>
+      </w:pPr>
+      <w:r>
+        <w:rPr>
+          <w:rFonts w:ascii="Times New Roman" w:hAnsi="Times New Roman" w:cs="Times New Roman" w:eastAsia="仿宋"/>
+          <w:b w:val="0"/>
+          <w:sz w:val="28"/>
+        </w:rPr>
+        <w:t>美国联邦调查局（FBI）本月早些时候报告称，2025年美国人在加密货币和人工智能相关诈骗中的损失超过110亿美元，其中投资诈骗造成的损失最为严重。</w:t>
+      </w:r>
+    </w:p>
+    <w:p>
+      <w:pPr>
+        <w:pStyle w:val="正文内容"/>
+        <w:spacing w:before="0" w:after="0" w:line="240" w:lineRule="auto"/>
+        <w:ind w:left="0" w:right="0" w:firstLine="560"/>
+        <w:jc w:val="both"/>
+      </w:pPr>
+      <w:r>
+        <w:rPr>
+          <w:rFonts w:ascii="Times New Roman" w:hAnsi="Times New Roman" w:cs="Times New Roman" w:eastAsia="仿宋"/>
+          <w:b w:val="0"/>
+          <w:sz w:val="28"/>
+        </w:rPr>
+        <w:t>Coinbase补充说：“我们知道，在非法金融方面，加密货币有时会获得不公平的声誉。但现实恰恰相反。区块链技术为执法部门提供了传统金融系统通常无法提供的东西：每笔交易的透明、不可变和永久记录。”</w:t>
+      </w:r>
+    </w:p>
+    <w:p>
+      <w:pPr>
+        <w:pStyle w:val="正文内容"/>
+        <w:spacing w:before="0" w:after="0" w:line="240" w:lineRule="auto"/>
+        <w:ind w:left="0" w:right="0" w:firstLine="560"/>
+        <w:jc w:val="both"/>
+      </w:pPr>
+      <w:r>
+        <w:rPr>
+          <w:rFonts w:ascii="Times New Roman" w:hAnsi="Times New Roman" w:cs="Times New Roman" w:eastAsia="仿宋"/>
+          <w:b w:val="0"/>
+          <w:sz w:val="28"/>
+        </w:rPr>
+        <w:t>联盟的其他成员包括FBI、美国特勤局以及英国、澳大利亚、加拿大、新西兰和泰国的执法合作伙伴。</w:t>
+      </w:r>
+    </w:p>
+    <w:p>
+      <w:pPr>
+        <w:pStyle w:val="正文内容"/>
+        <w:spacing w:before="0" w:after="0" w:line="240" w:lineRule="auto"/>
+        <w:ind w:left="0" w:right="0" w:firstLine="560"/>
+        <w:jc w:val="both"/>
+      </w:pPr>
+      <w:r>
+        <w:rPr>
+          <w:rFonts w:ascii="Times New Roman" w:hAnsi="Times New Roman" w:cs="Times New Roman" w:eastAsia="仿宋"/>
+          <w:b w:val="0"/>
+          <w:sz w:val="28"/>
+        </w:rPr>
+        <w:t>Meta表示，其分享了所有参与方提供的“可操作见解”，这有助于“连接不同平台上分散信息之间的关联。这些科技公司的集体努力使得行动能够几乎在欺诈链的每个环节瞄准并打击犯罪分子。”</w:t>
       </w:r>
     </w:p>
     <w:p>
@@ -389,7 +394,7 @@
           <w:b w:val="0"/>
           <w:sz w:val="21"/>
         </w:rPr>
-        <w:t>（信息来源：Angular）</w:t>
+        <w:t>（信息来源：Cointelegraph）</w:t>
       </w:r>
     </w:p>
     <w:p>
@@ -405,7 +410,7 @@
           <w:b w:val="0"/>
           <w:sz w:val="18"/>
         </w:rPr>
-        <w:t>原文标题：Compound (COMP) Price Outlook 2026-2030： Can DeFi Governance Token Reach $100？ - Bitcoin World</w:t>
+        <w:t>原文标题：Coinbase freezes $3M tied to Southeast Asia crypto fraud networks</w:t>
       </w:r>
     </w:p>
     <w:p>
@@ -421,387 +426,7 @@
           <w:b w:val="0"/>
           <w:sz w:val="18"/>
         </w:rPr>
-        <w:t>原文链接：https://angular.dev/license</w:t>
-      </w:r>
-    </w:p>
-    <w:p/>
-    <w:p>
-      <w:pPr>
-        <w:pStyle w:val="文章一级标题"/>
-        <w:spacing w:before="0" w:after="0" w:line="240" w:lineRule="auto"/>
-        <w:ind w:left="0" w:right="0" w:firstLine="0"/>
-        <w:jc w:val="center"/>
-      </w:pPr>
-      <w:r>
-        <w:rPr>
-          <w:rFonts w:ascii="Times New Roman" w:hAnsi="Times New Roman" w:cs="Times New Roman" w:eastAsia="黑体"/>
-          <w:b w:val="0"/>
-          <w:sz w:val="30"/>
-        </w:rPr>
-        <w:t>Compound价格展望20262030DeFi治理代币能否达到100美元</w:t>
-      </w:r>
-    </w:p>
-    <w:p>
-      <w:pPr>
-        <w:spacing w:before="0" w:after="0" w:line="240" w:lineRule="auto"/>
-        <w:ind w:left="0" w:right="0" w:firstLine="0"/>
-        <w:jc w:val="both"/>
-      </w:pPr>
-      <w:r>
-        <w:rPr>
-          <w:rFonts w:ascii="Times New Roman" w:hAnsi="Times New Roman" w:cs="Times New Roman" w:eastAsia="仿宋"/>
-          <w:b w:val="0"/>
-          <w:sz w:val="28"/>
-        </w:rPr>
-        <w:t>· Compound（COMP）价格展望2026-2030涉及DeFi治理代币能否达到100美元。</w:t>
-      </w:r>
-    </w:p>
-    <w:p>
-      <w:pPr>
-        <w:spacing w:before="0" w:after="0" w:line="240" w:lineRule="auto"/>
-        <w:ind w:left="0" w:right="0" w:firstLine="0"/>
-        <w:jc w:val="both"/>
-      </w:pPr>
-      <w:r>
-        <w:rPr>
-          <w:rFonts w:ascii="Times New Roman" w:hAnsi="Times New Roman" w:cs="Times New Roman" w:eastAsia="仿宋"/>
-          <w:b w:val="0"/>
-          <w:sz w:val="28"/>
-        </w:rPr>
-        <w:t>· 该内容来自Bitcoin World。</w:t>
-      </w:r>
-    </w:p>
-    <w:p>
-      <w:pPr>
-        <w:spacing w:before="0" w:after="0" w:line="240" w:lineRule="auto"/>
-        <w:ind w:left="0" w:right="0" w:firstLine="0"/>
-        <w:jc w:val="both"/>
-      </w:pPr>
-      <w:r>
-        <w:rPr>
-          <w:rFonts w:ascii="Times New Roman" w:hAnsi="Times New Roman" w:cs="Times New Roman" w:eastAsia="仿宋"/>
-          <w:b w:val="0"/>
-          <w:sz w:val="28"/>
-        </w:rPr>
-        <w:t>· 软件许可说明参见Angular开发网站。</w:t>
-      </w:r>
-    </w:p>
-    <w:p>
-      <w:pPr>
-        <w:pStyle w:val="正文内容"/>
-        <w:spacing w:before="0" w:after="0" w:line="240" w:lineRule="auto"/>
-        <w:ind w:left="0" w:right="0" w:firstLine="560"/>
-        <w:jc w:val="both"/>
-      </w:pPr>
-      <w:r>
-        <w:rPr>
-          <w:rFonts w:ascii="Times New Roman" w:hAnsi="Times New Roman" w:cs="Times New Roman" w:eastAsia="仿宋"/>
-          <w:b w:val="0"/>
-          <w:sz w:val="28"/>
-        </w:rPr>
-        <w:t>Compound (COMP) 价格展望2026-2030：DeFi治理代币能否达到100美元？来源：Bitcoin World。</w:t>
-      </w:r>
-    </w:p>
-    <w:p>
-      <w:pPr>
-        <w:pStyle w:val="正文内容"/>
-        <w:spacing w:before="0" w:after="0" w:line="240" w:lineRule="auto"/>
-        <w:ind w:left="0" w:right="0" w:firstLine="560"/>
-        <w:jc w:val="both"/>
-      </w:pPr>
-      <w:r>
-        <w:rPr>
-          <w:rFonts w:ascii="Times New Roman" w:hAnsi="Times New Roman" w:cs="Times New Roman" w:eastAsia="仿宋"/>
-          <w:b w:val="0"/>
-          <w:sz w:val="28"/>
-        </w:rPr>
-        <w:t>License • Angular Skip to main content menu Copyright (c) 2010-2026 Google LLC. https://angular.dev/license</w:t>
-      </w:r>
-    </w:p>
-    <w:p>
-      <w:pPr>
-        <w:pStyle w:val="正文内容"/>
-        <w:spacing w:before="0" w:after="0" w:line="240" w:lineRule="auto"/>
-        <w:ind w:left="0" w:right="0" w:firstLine="560"/>
-        <w:jc w:val="both"/>
-      </w:pPr>
-      <w:r>
-        <w:rPr>
-          <w:rFonts w:ascii="Times New Roman" w:hAnsi="Times New Roman" w:cs="Times New Roman" w:eastAsia="仿宋"/>
-          <w:b w:val="0"/>
-          <w:sz w:val="28"/>
-        </w:rPr>
-        <w:t>特此授予任何获得本软件及相关文档文件（“软件”）副本的人免费许可，允许无限制地处理软件，包括但不限于使用、复制、修改、合并、发布、分发、再许可和/或销售软件副本的权利，并允许向其提供软件的人员在满足以下条件的情况下这样做。</w:t>
-      </w:r>
-    </w:p>
-    <w:p>
-      <w:pPr>
-        <w:pStyle w:val="正文内容"/>
-        <w:spacing w:before="0" w:after="0" w:line="240" w:lineRule="auto"/>
-        <w:ind w:left="0" w:right="0" w:firstLine="560"/>
-        <w:jc w:val="both"/>
-      </w:pPr>
-      <w:r>
-        <w:rPr>
-          <w:rFonts w:ascii="Times New Roman" w:hAnsi="Times New Roman" w:cs="Times New Roman" w:eastAsia="仿宋"/>
-          <w:b w:val="0"/>
-          <w:sz w:val="28"/>
-        </w:rPr>
-        <w:t>上述版权声明和本许可声明应包含在软件的所有副本或实质部分中。</w:t>
-      </w:r>
-    </w:p>
-    <w:p>
-      <w:pPr>
-        <w:pStyle w:val="正文内容"/>
-        <w:spacing w:before="0" w:after="0" w:line="240" w:lineRule="auto"/>
-        <w:ind w:left="0" w:right="0" w:firstLine="560"/>
-        <w:jc w:val="both"/>
-      </w:pPr>
-      <w:r>
-        <w:rPr>
-          <w:rFonts w:ascii="Times New Roman" w:hAnsi="Times New Roman" w:cs="Times New Roman" w:eastAsia="仿宋"/>
-          <w:b w:val="0"/>
-          <w:sz w:val="28"/>
-        </w:rPr>
-        <w:t>软件按“原样”提供，不提供任何明示或暗示的保证，包括但不限于适销性、特定用途适用性和非侵权性的保证。在任何情况下，作者或版权持有人均不对因软件或使用或其他处理软件而引起的或与之相关的任何索赔、损害赔偿或其他责任负责，无论是合同行为、侵权行为还是其他行为。</w:t>
-      </w:r>
-    </w:p>
-    <w:p>
-      <w:pPr>
-        <w:pStyle w:val="信息来源"/>
-        <w:spacing w:before="50" w:after="100" w:line="240" w:lineRule="auto"/>
-        <w:ind w:left="0" w:right="0" w:firstLine="0"/>
-        <w:jc w:val="right"/>
-      </w:pPr>
-      <w:r>
-        <w:rPr>
-          <w:rFonts w:ascii="Times New Roman" w:hAnsi="Times New Roman" w:cs="Times New Roman" w:eastAsia="仿宋"/>
-          <w:b w:val="0"/>
-          <w:sz w:val="21"/>
-        </w:rPr>
-        <w:t>（信息来源：Angular）</w:t>
-      </w:r>
-    </w:p>
-    <w:p>
-      <w:pPr>
-        <w:pStyle w:val="原文信息"/>
-        <w:spacing w:before="0" w:after="0" w:line="240" w:lineRule="auto"/>
-        <w:ind w:left="0" w:right="0" w:firstLine="0"/>
-        <w:jc w:val="left"/>
-      </w:pPr>
-      <w:r>
-        <w:rPr>
-          <w:rFonts w:ascii="Times New Roman" w:hAnsi="Times New Roman" w:cs="Times New Roman" w:eastAsia="仿宋"/>
-          <w:b w:val="0"/>
-          <w:sz w:val="18"/>
-        </w:rPr>
-        <w:t>原文标题：Compound (COMP) Price Outlook 2026-2030： Can DeFi Governance Token Reach $100？ - Bitcoin World</w:t>
-      </w:r>
-    </w:p>
-    <w:p>
-      <w:pPr>
-        <w:pStyle w:val="原文信息"/>
-        <w:spacing w:before="0" w:after="0" w:line="240" w:lineRule="auto"/>
-        <w:ind w:left="0" w:right="0" w:firstLine="0"/>
-        <w:jc w:val="left"/>
-      </w:pPr>
-      <w:r>
-        <w:rPr>
-          <w:rFonts w:ascii="Times New Roman" w:hAnsi="Times New Roman" w:cs="Times New Roman" w:eastAsia="仿宋"/>
-          <w:b w:val="0"/>
-          <w:sz w:val="18"/>
-        </w:rPr>
-        <w:t>原文链接：https://angular.dev/license</w:t>
-      </w:r>
-    </w:p>
-    <w:p/>
-    <w:p>
-      <w:pPr>
-        <w:pStyle w:val="文章一级标题"/>
-        <w:spacing w:before="0" w:after="0" w:line="240" w:lineRule="auto"/>
-        <w:ind w:left="0" w:right="0" w:firstLine="0"/>
-        <w:jc w:val="center"/>
-      </w:pPr>
-      <w:r>
-        <w:rPr>
-          <w:rFonts w:ascii="Times New Roman" w:hAnsi="Times New Roman" w:cs="Times New Roman" w:eastAsia="黑体"/>
-          <w:b w:val="0"/>
-          <w:sz w:val="30"/>
-        </w:rPr>
-        <w:t>Compound价格展望20262030DeFi治理代币能否达到100美元？BitcoinWorld</w:t>
-      </w:r>
-    </w:p>
-    <w:p>
-      <w:pPr>
-        <w:spacing w:before="0" w:after="0" w:line="240" w:lineRule="auto"/>
-        <w:ind w:left="0" w:right="0" w:firstLine="0"/>
-        <w:jc w:val="both"/>
-      </w:pPr>
-      <w:r>
-        <w:rPr>
-          <w:rFonts w:ascii="Times New Roman" w:hAnsi="Times New Roman" w:cs="Times New Roman" w:eastAsia="仿宋"/>
-          <w:b w:val="0"/>
-          <w:sz w:val="28"/>
-        </w:rPr>
-        <w:t>· 文章标题为“Compound (COMP) Price Outlook 2026-2030： Can DeFi Governance Token Reach $100？”</w:t>
-      </w:r>
-    </w:p>
-    <w:p>
-      <w:pPr>
-        <w:spacing w:before="0" w:after="0" w:line="240" w:lineRule="auto"/>
-        <w:ind w:left="0" w:right="0" w:firstLine="0"/>
-        <w:jc w:val="both"/>
-      </w:pPr>
-      <w:r>
-        <w:rPr>
-          <w:rFonts w:ascii="Times New Roman" w:hAnsi="Times New Roman" w:cs="Times New Roman" w:eastAsia="仿宋"/>
-          <w:b w:val="0"/>
-          <w:sz w:val="28"/>
-        </w:rPr>
-        <w:t>· 文章来源为Bitcoin World。</w:t>
-      </w:r>
-    </w:p>
-    <w:p>
-      <w:pPr>
-        <w:spacing w:before="0" w:after="0" w:line="240" w:lineRule="auto"/>
-        <w:ind w:left="0" w:right="0" w:firstLine="0"/>
-        <w:jc w:val="both"/>
-      </w:pPr>
-      <w:r>
-        <w:rPr>
-          <w:rFonts w:ascii="Times New Roman" w:hAnsi="Times New Roman" w:cs="Times New Roman" w:eastAsia="仿宋"/>
-          <w:b w:val="0"/>
-          <w:sz w:val="28"/>
-        </w:rPr>
-        <w:t>· 正文为Angular软件许可证文本，包含版权声明和许可条件。</w:t>
-      </w:r>
-    </w:p>
-    <w:p>
-      <w:pPr>
-        <w:pStyle w:val="正文内容"/>
-        <w:spacing w:before="0" w:after="0" w:line="240" w:lineRule="auto"/>
-        <w:ind w:left="0" w:right="0" w:firstLine="560"/>
-        <w:jc w:val="both"/>
-      </w:pPr>
-      <w:r>
-        <w:rPr>
-          <w:rFonts w:ascii="Times New Roman" w:hAnsi="Times New Roman" w:cs="Times New Roman" w:eastAsia="仿宋"/>
-          <w:b w:val="0"/>
-          <w:sz w:val="28"/>
-        </w:rPr>
-        <w:t>Compound (COMP) Price Outlook 2026-2030： Can DeFi Governance Token Reach $100？ Bitcoin World</w:t>
-      </w:r>
-    </w:p>
-    <w:p>
-      <w:pPr>
-        <w:pStyle w:val="正文内容"/>
-        <w:spacing w:before="0" w:after="0" w:line="240" w:lineRule="auto"/>
-        <w:ind w:left="0" w:right="0" w:firstLine="560"/>
-        <w:jc w:val="both"/>
-      </w:pPr>
-      <w:r>
-        <w:rPr>
-          <w:rFonts w:ascii="Times New Roman" w:hAnsi="Times New Roman" w:cs="Times New Roman" w:eastAsia="仿宋"/>
-          <w:b w:val="0"/>
-          <w:sz w:val="28"/>
-        </w:rPr>
-        <w:t>许可 • Angular 跳过主内容菜单 版权所有（c）2010-2026 Google LLC. https://angular.dev/license</w:t>
-      </w:r>
-    </w:p>
-    <w:p>
-      <w:pPr>
-        <w:pStyle w:val="正文内容"/>
-        <w:spacing w:before="0" w:after="0" w:line="240" w:lineRule="auto"/>
-        <w:ind w:left="0" w:right="0" w:firstLine="560"/>
-        <w:jc w:val="both"/>
-      </w:pPr>
-      <w:r>
-        <w:rPr>
-          <w:rFonts w:ascii="Times New Roman" w:hAnsi="Times New Roman" w:cs="Times New Roman" w:eastAsia="仿宋"/>
-          <w:b w:val="0"/>
-          <w:sz w:val="28"/>
-        </w:rPr>
-        <w:t>特此授予任何获得本软件及关联文档文件（“软件”）副本的人免费许可，无限制地处理本软件，包括但不限于使用、复制、修改、合并、发布、分发、再许可和/或销售本软件副本的权利，并允许向其提供本软件的人员在遵守以下条件的情况下这样做：</w:t>
-      </w:r>
-    </w:p>
-    <w:p>
-      <w:pPr>
-        <w:pStyle w:val="正文内容"/>
-        <w:spacing w:before="0" w:after="0" w:line="240" w:lineRule="auto"/>
-        <w:ind w:left="0" w:right="0" w:firstLine="560"/>
-        <w:jc w:val="both"/>
-      </w:pPr>
-      <w:r>
-        <w:rPr>
-          <w:rFonts w:ascii="Times New Roman" w:hAnsi="Times New Roman" w:cs="Times New Roman" w:eastAsia="仿宋"/>
-          <w:b w:val="0"/>
-          <w:sz w:val="28"/>
-        </w:rPr>
-        <w:t>上述版权声明和本许可声明应包含在本软件的所有副本或实质性部分中。</w:t>
-      </w:r>
-    </w:p>
-    <w:p>
-      <w:pPr>
-        <w:pStyle w:val="正文内容"/>
-        <w:spacing w:before="0" w:after="0" w:line="240" w:lineRule="auto"/>
-        <w:ind w:left="0" w:right="0" w:firstLine="560"/>
-        <w:jc w:val="both"/>
-      </w:pPr>
-      <w:r>
-        <w:rPr>
-          <w:rFonts w:ascii="Times New Roman" w:hAnsi="Times New Roman" w:cs="Times New Roman" w:eastAsia="仿宋"/>
-          <w:b w:val="0"/>
-          <w:sz w:val="28"/>
-        </w:rPr>
-        <w:t>本软件按“原样”提供，不提供任何明示或暗示的担保，包括但不限于适销性、特定用途适用性和非侵权性的担保。在任何情况下，作者或版权持有人均不对任何索赔、损害或其他责任负责，无论此类责任是基于合同、侵权或其他原因，由本软件或本软件的使用或其他交易引起或与之相关。</w:t>
-      </w:r>
-    </w:p>
-    <w:p>
-      <w:pPr>
-        <w:pStyle w:val="信息来源"/>
-        <w:spacing w:before="50" w:after="100" w:line="240" w:lineRule="auto"/>
-        <w:ind w:left="0" w:right="0" w:firstLine="0"/>
-        <w:jc w:val="right"/>
-      </w:pPr>
-      <w:r>
-        <w:rPr>
-          <w:rFonts w:ascii="Times New Roman" w:hAnsi="Times New Roman" w:cs="Times New Roman" w:eastAsia="仿宋"/>
-          <w:b w:val="0"/>
-          <w:sz w:val="21"/>
-        </w:rPr>
-        <w:t>（信息来源：Angular）</w:t>
-      </w:r>
-    </w:p>
-    <w:p>
-      <w:pPr>
-        <w:pStyle w:val="原文信息"/>
-        <w:spacing w:before="0" w:after="0" w:line="240" w:lineRule="auto"/>
-        <w:ind w:left="0" w:right="0" w:firstLine="0"/>
-        <w:jc w:val="left"/>
-      </w:pPr>
-      <w:r>
-        <w:rPr>
-          <w:rFonts w:ascii="Times New Roman" w:hAnsi="Times New Roman" w:cs="Times New Roman" w:eastAsia="仿宋"/>
-          <w:b w:val="0"/>
-          <w:sz w:val="18"/>
-        </w:rPr>
-        <w:t>原文标题：Compound (COMP) Price Outlook 2026-2030： Can DeFi Governance Token Reach $100？ - Bitcoin World</w:t>
-      </w:r>
-    </w:p>
-    <w:p>
-      <w:pPr>
-        <w:pStyle w:val="原文信息"/>
-        <w:spacing w:before="0" w:after="0" w:line="240" w:lineRule="auto"/>
-        <w:ind w:left="0" w:right="0" w:firstLine="0"/>
-        <w:jc w:val="left"/>
-      </w:pPr>
-      <w:r>
-        <w:rPr>
-          <w:rFonts w:ascii="Times New Roman" w:hAnsi="Times New Roman" w:cs="Times New Roman" w:eastAsia="仿宋"/>
-          <w:b w:val="0"/>
-          <w:sz w:val="18"/>
-        </w:rPr>
-        <w:t>原文链接：https://angular.dev/license</w:t>
+        <w:t>原文链接：https://cointelegraph.com/news/tech-fbi-crypto-scam-crackdown-southeast-asia</w:t>
       </w:r>
     </w:p>
     <w:p>
@@ -830,67 +455,6 @@
     </w:p>
     <w:p>
       <w:pPr>
-        <w:pStyle w:val="文章一级标题"/>
-        <w:spacing w:before="0" w:after="0" w:line="240" w:lineRule="auto"/>
-        <w:ind w:left="0" w:right="0" w:firstLine="0"/>
-        <w:jc w:val="center"/>
-      </w:pPr>
-      <w:r>
-        <w:rPr>
-          <w:rFonts w:ascii="Times New Roman" w:hAnsi="Times New Roman" w:cs="Times New Roman" w:eastAsia="黑体"/>
-          <w:b w:val="0"/>
-          <w:sz w:val="30"/>
-        </w:rPr>
-        <w:t>以太坊Glamsterdam升级瞄准Q3ETH目标价3500美元</w:t>
-      </w:r>
-    </w:p>
-    <w:p>
-      <w:pPr>
-        <w:spacing w:before="0" w:after="0" w:line="240" w:lineRule="auto"/>
-        <w:ind w:left="0" w:right="0" w:firstLine="0"/>
-        <w:jc w:val="both"/>
-      </w:pPr>
-      <w:r>
-        <w:rPr>
-          <w:rFonts w:ascii="Times New Roman" w:hAnsi="Times New Roman" w:cs="Times New Roman" w:eastAsia="仿宋"/>
-          <w:b w:val="0"/>
-          <w:sz w:val="28"/>
-        </w:rPr>
-        <w:t>· Glamsterdam升级预计2026年Q2或Q3进行，将引入Verkle树实现无状态客户端，推动L2吞吐量超10万TPS。</w:t>
-      </w:r>
-    </w:p>
-    <w:p>
-      <w:pPr>
-        <w:spacing w:before="0" w:after="0" w:line="240" w:lineRule="auto"/>
-        <w:ind w:left="0" w:right="0" w:firstLine="0"/>
-        <w:jc w:val="both"/>
-      </w:pPr>
-      <w:r>
-        <w:rPr>
-          <w:rFonts w:ascii="Times New Roman" w:hAnsi="Times New Roman" w:cs="Times New Roman" w:eastAsia="仿宋"/>
-          <w:b w:val="0"/>
-          <w:sz w:val="28"/>
-        </w:rPr>
-        <w:t>· 截至2026年6月初，以太坊交易价约1970美元，较2025年8月历史高点4951美元下跌超60%。</w:t>
-      </w:r>
-    </w:p>
-    <w:p>
-      <w:pPr>
-        <w:spacing w:before="0" w:after="0" w:line="240" w:lineRule="auto"/>
-        <w:ind w:left="0" w:right="0" w:firstLine="0"/>
-        <w:jc w:val="both"/>
-      </w:pPr>
-      <w:r>
-        <w:rPr>
-          <w:rFonts w:ascii="Times New Roman" w:hAnsi="Times New Roman" w:cs="Times New Roman" w:eastAsia="仿宋"/>
-          <w:b w:val="0"/>
-          <w:sz w:val="28"/>
-        </w:rPr>
-        <w:t>· 2025年以太坊完成Pectra和Fusaka两次硬分叉，形成半年一次升级节奏。</w:t>
-      </w:r>
-    </w:p>
-    <w:p>
-      <w:pPr>
         <w:pStyle w:val="正文内容"/>
         <w:spacing w:before="0" w:after="0" w:line="240" w:lineRule="auto"/>
         <w:ind w:left="0" w:right="0" w:firstLine="560"/>
@@ -902,247 +466,7 @@
           <w:b w:val="0"/>
           <w:sz w:val="28"/>
         </w:rPr>
-        <w:t>以太坊正在推进2026年最激进的工程计划，Glamsterdam升级目标在Q2或Q3上线，届时将引入Verkle树并推动Layer 2可持续吞吐量超过10万TPS。与此同时，ETH价格在1970美元附近徘徊，分析师预计反弹区间为2200至3500美元。</w:t>
-      </w:r>
-    </w:p>
-    <w:p>
-      <w:pPr>
-        <w:pStyle w:val="正文内容"/>
-        <w:spacing w:before="0" w:after="0" w:line="240" w:lineRule="auto"/>
-        <w:ind w:left="0" w:right="0" w:firstLine="560"/>
-        <w:jc w:val="both"/>
-      </w:pPr>
-      <w:r>
-        <w:rPr>
-          <w:rFonts w:ascii="Times New Roman" w:hAnsi="Times New Roman" w:cs="Times New Roman" w:eastAsia="仿宋"/>
-          <w:b w:val="0"/>
-          <w:sz w:val="28"/>
-        </w:rPr>
-        <w:t>截至2026年6月初，以太坊交易价格约为1970美元，较2025年8月达到的历史高点4951美元下跌超过60%。然而，价格压缩背后是该网络历史上最激进的工程日程。以太坊基金会于2026年2月发布了年度协议优先级，将开发围绕三个支柱重组：扩容、用户体验改进和L1强化。</w:t>
-      </w:r>
-    </w:p>
-    <w:p>
-      <w:pPr>
-        <w:pStyle w:val="正文内容"/>
-        <w:spacing w:before="0" w:after="0" w:line="240" w:lineRule="auto"/>
-        <w:ind w:left="0" w:right="0" w:firstLine="560"/>
-        <w:jc w:val="both"/>
-      </w:pPr>
-      <w:r>
-        <w:rPr>
-          <w:rFonts w:ascii="Times New Roman" w:hAnsi="Times New Roman" w:cs="Times New Roman" w:eastAsia="仿宋"/>
-          <w:b w:val="0"/>
-          <w:sz w:val="28"/>
-        </w:rPr>
-        <w:t>2025年5月7日，Pectra升级上线，将Prague执行层和Electra共识层合并为一次部署，包含11个以太坊改进提案（EIP）。EIP-7251将最大有效验证者余额从32 ETH提高到2048 ETH，整合了验证者集合并减少了点对点网络压力。EIP-7702引入了账户抽象原语，允许外部拥有账户在单次交易中委托给智能合约逻辑。2025年12月，Fusaka升级推出，进一步提升了数据可用性，增加了Rollup的blob吞吐量。</w:t>
-      </w:r>
-    </w:p>
-    <w:p>
-      <w:pPr>
-        <w:pStyle w:val="正文内容"/>
-        <w:spacing w:before="0" w:after="0" w:line="240" w:lineRule="auto"/>
-        <w:ind w:left="0" w:right="0" w:firstLine="560"/>
-        <w:jc w:val="both"/>
-      </w:pPr>
-      <w:r>
-        <w:rPr>
-          <w:rFonts w:ascii="Times New Roman" w:hAnsi="Times New Roman" w:cs="Times New Roman" w:eastAsia="仿宋"/>
-          <w:b w:val="0"/>
-          <w:sz w:val="28"/>
-        </w:rPr>
-        <w:t>下一个里程碑是Glamsterdam升级，结合了Glam共识层和Amsterdam执行层的变更。核心计划功能包括完整的Verkle树实现，它将实现无状态客户端，大幅降低运行节点的硬件要求。Trent Bolar在分析中表示：“Glamsterdam预计是以太坊路线图中‘The Surge’部分完成前的最后一大步，将在保持完全去中心化的同时，推动Layer 2生态系统的可持续吞吐量达到10万TPS以上。”Glamsterdam预计于2026年Q2或Q3上线。</w:t>
-      </w:r>
-    </w:p>
-    <w:p>
-      <w:pPr>
-        <w:pStyle w:val="正文内容"/>
-        <w:spacing w:before="0" w:after="0" w:line="240" w:lineRule="auto"/>
-        <w:ind w:left="0" w:right="0" w:firstLine="560"/>
-        <w:jc w:val="both"/>
-      </w:pPr>
-      <w:r>
-        <w:rPr>
-          <w:rFonts w:ascii="Times New Roman" w:hAnsi="Times New Roman" w:cs="Times New Roman" w:eastAsia="仿宋"/>
-          <w:b w:val="0"/>
-          <w:sz w:val="28"/>
-        </w:rPr>
-        <w:t>据CoinDCX数据，截至2026年6月1日，ETH交易价格约为1970美元。14日RSI为33.56，接近超卖区域。50日移动平均线位于2194美元，200日移动平均线位于2509美元，当前价格远低于这两个趋势指标。InvestingHaven预计2026年交易区间为1800至3500美元，平均预测约2700美元。Changelly模型估计2026年12月保守上限为2582美元。CoinDCX报道称，Coinpaper高级加密货币市场分析师Alex Thornton指出，约74%的以太坊供应目前处于盈利状态，30日实现价格估计接近1980美元。长期持有者供应量正在增加，这种模式与积累而非分配一致。</w:t>
-      </w:r>
-    </w:p>
-    <w:p>
-      <w:pPr>
-        <w:pStyle w:val="正文内容"/>
-        <w:spacing w:before="0" w:after="0" w:line="240" w:lineRule="auto"/>
-        <w:ind w:left="0" w:right="0" w:firstLine="560"/>
-        <w:jc w:val="both"/>
-      </w:pPr>
-      <w:r>
-        <w:rPr>
-          <w:rFonts w:ascii="Times New Roman" w:hAnsi="Times New Roman" w:cs="Times New Roman" w:eastAsia="仿宋"/>
-          <w:b w:val="0"/>
-          <w:sz w:val="28"/>
-        </w:rPr>
-        <w:t>以太坊的升级历史遵循戏剧性递减、技术范围递增的模式。2022年9月的The Merge消除了工作量证明挖矿；2023年4月的Shapella解锁了质押提款；2024年3月的Dencun启动了原始danksharding；2025年5月的Pectra实现了验证者整合和账户抽象。2026年路线图延续了这一轨迹：Glamsterdam针对状态管理层本身，而计划于2026年底的Heze-Bogota分叉将开始对支撑共识的密码学原语进行量子安全加固。</w:t>
-      </w:r>
-    </w:p>
-    <w:p>
-      <w:pPr>
-        <w:pStyle w:val="正文内容"/>
-        <w:spacing w:before="0" w:after="0" w:line="240" w:lineRule="auto"/>
-        <w:ind w:left="0" w:right="0" w:firstLine="560"/>
-        <w:jc w:val="both"/>
-      </w:pPr>
-      <w:r>
-        <w:rPr>
-          <w:rFonts w:ascii="Times New Roman" w:hAnsi="Times New Roman" w:cs="Times New Roman" w:eastAsia="仿宋"/>
-          <w:b w:val="0"/>
-          <w:sz w:val="28"/>
-        </w:rPr>
-        <w:t>以太坊受益于2026年3月美国SEC和CFTC的联合框架，该框架将16种数字资产归类为商品。ETH与比特币一同被纳入CFTC监管范围，消除了此前在2024年和2025年初压制该资产的剩余证券执法风险。2024年获批的现货ETH ETF现在在更清晰的司法边界下运营，这应能降低发行方和托管方的合规成本。</w:t>
-      </w:r>
-    </w:p>
-    <w:p>
-      <w:pPr>
-        <w:pStyle w:val="信息来源"/>
-        <w:spacing w:before="50" w:after="100" w:line="240" w:lineRule="auto"/>
-        <w:ind w:left="0" w:right="0" w:firstLine="0"/>
-        <w:jc w:val="right"/>
-      </w:pPr>
-      <w:r>
-        <w:rPr>
-          <w:rFonts w:ascii="Times New Roman" w:hAnsi="Times New Roman" w:cs="Times New Roman" w:eastAsia="仿宋"/>
-          <w:b w:val="0"/>
-          <w:sz w:val="21"/>
-        </w:rPr>
-        <w:t>（信息来源：FinanceFeeds）</w:t>
-      </w:r>
-    </w:p>
-    <w:p>
-      <w:pPr>
-        <w:pStyle w:val="原文信息"/>
-        <w:spacing w:before="0" w:after="0" w:line="240" w:lineRule="auto"/>
-        <w:ind w:left="0" w:right="0" w:firstLine="0"/>
-        <w:jc w:val="left"/>
-      </w:pPr>
-      <w:r>
-        <w:rPr>
-          <w:rFonts w:ascii="Times New Roman" w:hAnsi="Times New Roman" w:cs="Times New Roman" w:eastAsia="仿宋"/>
-          <w:b w:val="0"/>
-          <w:sz w:val="18"/>
-        </w:rPr>
-        <w:t>原文标题：Ethereum Eyes $3，500 as Glamsterdam Upgrade Targets Q3</w:t>
-      </w:r>
-    </w:p>
-    <w:p>
-      <w:pPr>
-        <w:pStyle w:val="原文信息"/>
-        <w:spacing w:before="0" w:after="0" w:line="240" w:lineRule="auto"/>
-        <w:ind w:left="0" w:right="0" w:firstLine="0"/>
-        <w:jc w:val="left"/>
-      </w:pPr>
-      <w:r>
-        <w:rPr>
-          <w:rFonts w:ascii="Times New Roman" w:hAnsi="Times New Roman" w:cs="Times New Roman" w:eastAsia="仿宋"/>
-          <w:b w:val="0"/>
-          <w:sz w:val="18"/>
-        </w:rPr>
-        <w:t>原文链接：https://financefeeds.com/ethereum-eyes-3500-as-glamsterdam-upgrade/</w:t>
-      </w:r>
-    </w:p>
-    <w:p/>
-    <w:p>
-      <w:pPr>
-        <w:pStyle w:val="文章一级标题"/>
-        <w:spacing w:before="0" w:after="0" w:line="240" w:lineRule="auto"/>
-        <w:ind w:left="0" w:right="0" w:firstLine="0"/>
-        <w:jc w:val="center"/>
-      </w:pPr>
-      <w:r>
-        <w:rPr>
-          <w:rFonts w:ascii="Times New Roman" w:hAnsi="Times New Roman" w:cs="Times New Roman" w:eastAsia="黑体"/>
-          <w:b w:val="0"/>
-          <w:sz w:val="30"/>
-        </w:rPr>
-        <w:t>Compound价格展望20262030DeFi治理代币能否达到100美元</w:t>
-      </w:r>
-    </w:p>
-    <w:p>
-      <w:pPr>
-        <w:spacing w:before="0" w:after="0" w:line="240" w:lineRule="auto"/>
-        <w:ind w:left="0" w:right="0" w:firstLine="0"/>
-        <w:jc w:val="both"/>
-      </w:pPr>
-      <w:r>
-        <w:rPr>
-          <w:rFonts w:ascii="Times New Roman" w:hAnsi="Times New Roman" w:cs="Times New Roman" w:eastAsia="仿宋"/>
-          <w:b w:val="0"/>
-          <w:sz w:val="28"/>
-        </w:rPr>
-        <w:t>· Compound（COMP）价格展望2026-2030：DeFi治理代币能否达到100美元？</w:t>
-      </w:r>
-    </w:p>
-    <w:p>
-      <w:pPr>
-        <w:pStyle w:val="正文内容"/>
-        <w:spacing w:before="0" w:after="0" w:line="240" w:lineRule="auto"/>
-        <w:ind w:left="0" w:right="0" w:firstLine="560"/>
-        <w:jc w:val="both"/>
-      </w:pPr>
-      <w:r>
-        <w:rPr>
-          <w:rFonts w:ascii="Times New Roman" w:hAnsi="Times New Roman" w:cs="Times New Roman" w:eastAsia="仿宋"/>
-          <w:b w:val="0"/>
-          <w:sz w:val="28"/>
-        </w:rPr>
-        <w:t>Compound（COMP）价格展望2026-2030：DeFi治理代币能否达到100美元？</w:t>
-      </w:r>
-    </w:p>
-    <w:p>
-      <w:pPr>
-        <w:pStyle w:val="信息来源"/>
-        <w:spacing w:before="50" w:after="100" w:line="240" w:lineRule="auto"/>
-        <w:ind w:left="0" w:right="0" w:firstLine="0"/>
-        <w:jc w:val="right"/>
-      </w:pPr>
-      <w:r>
-        <w:rPr>
-          <w:rFonts w:ascii="Times New Roman" w:hAnsi="Times New Roman" w:cs="Times New Roman" w:eastAsia="仿宋"/>
-          <w:b w:val="0"/>
-          <w:sz w:val="21"/>
-        </w:rPr>
-        <w:t>（信息来源：Angular）</w:t>
-      </w:r>
-    </w:p>
-    <w:p>
-      <w:pPr>
-        <w:pStyle w:val="原文信息"/>
-        <w:spacing w:before="0" w:after="0" w:line="240" w:lineRule="auto"/>
-        <w:ind w:left="0" w:right="0" w:firstLine="0"/>
-        <w:jc w:val="left"/>
-      </w:pPr>
-      <w:r>
-        <w:rPr>
-          <w:rFonts w:ascii="Times New Roman" w:hAnsi="Times New Roman" w:cs="Times New Roman" w:eastAsia="仿宋"/>
-          <w:b w:val="0"/>
-          <w:sz w:val="18"/>
-        </w:rPr>
-        <w:t>原文标题：Compound (COMP) Price Outlook 2026-2030： Can DeFi Governance Token Reach $100？ - Bitcoin World</w:t>
-      </w:r>
-    </w:p>
-    <w:p>
-      <w:pPr>
-        <w:pStyle w:val="原文信息"/>
-        <w:spacing w:before="0" w:after="0" w:line="240" w:lineRule="auto"/>
-        <w:ind w:left="0" w:right="0" w:firstLine="0"/>
-        <w:jc w:val="left"/>
-      </w:pPr>
-      <w:r>
-        <w:rPr>
-          <w:rFonts w:ascii="Times New Roman" w:hAnsi="Times New Roman" w:cs="Times New Roman" w:eastAsia="仿宋"/>
-          <w:b w:val="0"/>
-          <w:sz w:val="18"/>
-        </w:rPr>
-        <w:t>原文链接：https://angular.dev/license</w:t>
+        <w:t>暂无满足自动筛选条件的资讯。</w:t>
       </w:r>
     </w:p>
     <w:p>
@@ -1171,52 +495,6 @@
     </w:p>
     <w:p>
       <w:pPr>
-        <w:pStyle w:val="文章一级标题"/>
-        <w:spacing w:before="0" w:after="0" w:line="240" w:lineRule="auto"/>
-        <w:ind w:left="0" w:right="0" w:firstLine="0"/>
-        <w:jc w:val="center"/>
-      </w:pPr>
-      <w:r>
-        <w:rPr>
-          <w:rFonts w:ascii="Times New Roman" w:hAnsi="Times New Roman" w:cs="Times New Roman" w:eastAsia="黑体"/>
-          <w:b w:val="0"/>
-          <w:sz w:val="30"/>
-        </w:rPr>
-        <w:t>Compound价格展望20262030DeFi治理代币能否达到100美元</w:t>
-      </w:r>
-    </w:p>
-    <w:p>
-      <w:pPr>
-        <w:spacing w:before="0" w:after="0" w:line="240" w:lineRule="auto"/>
-        <w:ind w:left="0" w:right="0" w:firstLine="0"/>
-        <w:jc w:val="both"/>
-      </w:pPr>
-      <w:r>
-        <w:rPr>
-          <w:rFonts w:ascii="Times New Roman" w:hAnsi="Times New Roman" w:cs="Times New Roman" w:eastAsia="仿宋"/>
-          <w:b w:val="0"/>
-          <w:sz w:val="28"/>
-        </w:rPr>
-        <w:t>· 文章对Compound（COMP）2026年至2030年的价格进行展望。</w:t>
-      </w:r>
-    </w:p>
-    <w:p>
-      <w:pPr>
-        <w:spacing w:before="0" w:after="0" w:line="240" w:lineRule="auto"/>
-        <w:ind w:left="0" w:right="0" w:firstLine="0"/>
-        <w:jc w:val="both"/>
-      </w:pPr>
-      <w:r>
-        <w:rPr>
-          <w:rFonts w:ascii="Times New Roman" w:hAnsi="Times New Roman" w:cs="Times New Roman" w:eastAsia="仿宋"/>
-          <w:b w:val="0"/>
-          <w:sz w:val="28"/>
-        </w:rPr>
-        <w:t>· 文章探讨该DeFi治理代币能否达到100美元。</w:t>
-      </w:r>
-    </w:p>
-    <w:p>
-      <w:pPr>
         <w:pStyle w:val="正文内容"/>
         <w:spacing w:before="0" w:after="0" w:line="240" w:lineRule="auto"/>
         <w:ind w:left="0" w:right="0" w:firstLine="560"/>
@@ -1228,231 +506,7 @@
           <w:b w:val="0"/>
           <w:sz w:val="28"/>
         </w:rPr>
-        <w:t>本文对Compound（COMP）2026-2030年价格进行展望，并探讨该DeFi治理代币能否达到100美元。</w:t>
-      </w:r>
-    </w:p>
-    <w:p>
-      <w:pPr>
-        <w:pStyle w:val="正文内容"/>
-        <w:spacing w:before="0" w:after="0" w:line="240" w:lineRule="auto"/>
-        <w:ind w:left="0" w:right="0" w:firstLine="560"/>
-        <w:jc w:val="both"/>
-      </w:pPr>
-      <w:r>
-        <w:rPr>
-          <w:rFonts w:ascii="Times New Roman" w:hAnsi="Times New Roman" w:cs="Times New Roman" w:eastAsia="仿宋"/>
-          <w:b w:val="0"/>
-          <w:sz w:val="28"/>
-        </w:rPr>
-        <w:t>英文标题为“Compound (COMP) Price Outlook 2026-2030： Can DeFi Governance Token Reach $100？ - Bitcoin World”。</w:t>
-      </w:r>
-    </w:p>
-    <w:p>
-      <w:pPr>
-        <w:pStyle w:val="正文内容"/>
-        <w:spacing w:before="0" w:after="0" w:line="240" w:lineRule="auto"/>
-        <w:ind w:left="0" w:right="0" w:firstLine="560"/>
-        <w:jc w:val="both"/>
-      </w:pPr>
-      <w:r>
-        <w:rPr>
-          <w:rFonts w:ascii="Times New Roman" w:hAnsi="Times New Roman" w:cs="Times New Roman" w:eastAsia="仿宋"/>
-          <w:b w:val="0"/>
-          <w:sz w:val="28"/>
-        </w:rPr>
-        <w:t>摘要内容为“Compound (COMP) Price Outlook 2026-2030： Can DeFi Governance Token Reach $100？ Bitcoin World”。</w:t>
-      </w:r>
-    </w:p>
-    <w:p>
-      <w:pPr>
-        <w:pStyle w:val="信息来源"/>
-        <w:spacing w:before="50" w:after="100" w:line="240" w:lineRule="auto"/>
-        <w:ind w:left="0" w:right="0" w:firstLine="0"/>
-        <w:jc w:val="right"/>
-      </w:pPr>
-      <w:r>
-        <w:rPr>
-          <w:rFonts w:ascii="Times New Roman" w:hAnsi="Times New Roman" w:cs="Times New Roman" w:eastAsia="仿宋"/>
-          <w:b w:val="0"/>
-          <w:sz w:val="21"/>
-        </w:rPr>
-        <w:t>（信息来源：Angular）</w:t>
-      </w:r>
-    </w:p>
-    <w:p>
-      <w:pPr>
-        <w:pStyle w:val="原文信息"/>
-        <w:spacing w:before="0" w:after="0" w:line="240" w:lineRule="auto"/>
-        <w:ind w:left="0" w:right="0" w:firstLine="0"/>
-        <w:jc w:val="left"/>
-      </w:pPr>
-      <w:r>
-        <w:rPr>
-          <w:rFonts w:ascii="Times New Roman" w:hAnsi="Times New Roman" w:cs="Times New Roman" w:eastAsia="仿宋"/>
-          <w:b w:val="0"/>
-          <w:sz w:val="18"/>
-        </w:rPr>
-        <w:t>原文标题：Compound (COMP) Price Outlook 2026-2030： Can DeFi Governance Token Reach $100？ - Bitcoin World</w:t>
-      </w:r>
-    </w:p>
-    <w:p>
-      <w:pPr>
-        <w:pStyle w:val="原文信息"/>
-        <w:spacing w:before="0" w:after="0" w:line="240" w:lineRule="auto"/>
-        <w:ind w:left="0" w:right="0" w:firstLine="0"/>
-        <w:jc w:val="left"/>
-      </w:pPr>
-      <w:r>
-        <w:rPr>
-          <w:rFonts w:ascii="Times New Roman" w:hAnsi="Times New Roman" w:cs="Times New Roman" w:eastAsia="仿宋"/>
-          <w:b w:val="0"/>
-          <w:sz w:val="18"/>
-        </w:rPr>
-        <w:t>原文链接：https://angular.dev/license</w:t>
-      </w:r>
-    </w:p>
-    <w:p/>
-    <w:p>
-      <w:pPr>
-        <w:pStyle w:val="文章一级标题"/>
-        <w:spacing w:before="0" w:after="0" w:line="240" w:lineRule="auto"/>
-        <w:ind w:left="0" w:right="0" w:firstLine="0"/>
-        <w:jc w:val="center"/>
-      </w:pPr>
-      <w:r>
-        <w:rPr>
-          <w:rFonts w:ascii="Times New Roman" w:hAnsi="Times New Roman" w:cs="Times New Roman" w:eastAsia="黑体"/>
-          <w:b w:val="0"/>
-          <w:sz w:val="30"/>
-        </w:rPr>
-        <w:t>Compound价格展望20262030DeFi治理代币能否达到100美元？BitcoinWorld</w:t>
-      </w:r>
-    </w:p>
-    <w:p>
-      <w:pPr>
-        <w:spacing w:before="0" w:after="0" w:line="240" w:lineRule="auto"/>
-        <w:ind w:left="0" w:right="0" w:firstLine="0"/>
-        <w:jc w:val="both"/>
-      </w:pPr>
-      <w:r>
-        <w:rPr>
-          <w:rFonts w:ascii="Times New Roman" w:hAnsi="Times New Roman" w:cs="Times New Roman" w:eastAsia="仿宋"/>
-          <w:b w:val="0"/>
-          <w:sz w:val="28"/>
-        </w:rPr>
-        <w:t>· Compound (COMP) Price Outlook 2026-2030： Can DeFi Governance Token Reach $100？ Bitcoin World</w:t>
-      </w:r>
-    </w:p>
-    <w:p>
-      <w:pPr>
-        <w:pStyle w:val="正文内容"/>
-        <w:spacing w:before="0" w:after="0" w:line="240" w:lineRule="auto"/>
-        <w:ind w:left="0" w:right="0" w:firstLine="560"/>
-        <w:jc w:val="both"/>
-      </w:pPr>
-      <w:r>
-        <w:rPr>
-          <w:rFonts w:ascii="Times New Roman" w:hAnsi="Times New Roman" w:cs="Times New Roman" w:eastAsia="仿宋"/>
-          <w:b w:val="0"/>
-          <w:sz w:val="28"/>
-        </w:rPr>
-        <w:t>Compound (COMP) Price Outlook 2026-2030： Can DeFi Governance Token Reach $100？ Bitcoin World</w:t>
-      </w:r>
-    </w:p>
-    <w:p>
-      <w:pPr>
-        <w:pStyle w:val="正文内容"/>
-        <w:spacing w:before="0" w:after="0" w:line="240" w:lineRule="auto"/>
-        <w:ind w:left="0" w:right="0" w:firstLine="560"/>
-        <w:jc w:val="both"/>
-      </w:pPr>
-      <w:r>
-        <w:rPr>
-          <w:rFonts w:ascii="Times New Roman" w:hAnsi="Times New Roman" w:cs="Times New Roman" w:eastAsia="仿宋"/>
-          <w:b w:val="0"/>
-          <w:sz w:val="28"/>
-        </w:rPr>
-        <w:t>许可协议 • Angular 跳转到主要内容 菜单 版权所有 (c) 2010-2026 Google LLC. https://angular.dev/license</w:t>
-      </w:r>
-    </w:p>
-    <w:p>
-      <w:pPr>
-        <w:pStyle w:val="正文内容"/>
-        <w:spacing w:before="0" w:after="0" w:line="240" w:lineRule="auto"/>
-        <w:ind w:left="0" w:right="0" w:firstLine="560"/>
-        <w:jc w:val="both"/>
-      </w:pPr>
-      <w:r>
-        <w:rPr>
-          <w:rFonts w:ascii="Times New Roman" w:hAnsi="Times New Roman" w:cs="Times New Roman" w:eastAsia="仿宋"/>
-          <w:b w:val="0"/>
-          <w:sz w:val="28"/>
-        </w:rPr>
-        <w:t>特此授予任何获得本软件及相关文档文件（“软件”）副本的人免费许可，允许无限制地处理本软件，包括但不限于使用、复制、修改、合并、发布、分发、再许可和/或销售本软件副本的权利，并允许获得本软件的人这样做，但须满足以下条件：上述版权声明和本许可声明应包含在本软件的所有副本或实质性部分中。</w:t>
-      </w:r>
-    </w:p>
-    <w:p>
-      <w:pPr>
-        <w:pStyle w:val="正文内容"/>
-        <w:spacing w:before="0" w:after="0" w:line="240" w:lineRule="auto"/>
-        <w:ind w:left="0" w:right="0" w:firstLine="560"/>
-        <w:jc w:val="both"/>
-      </w:pPr>
-      <w:r>
-        <w:rPr>
-          <w:rFonts w:ascii="Times New Roman" w:hAnsi="Times New Roman" w:cs="Times New Roman" w:eastAsia="仿宋"/>
-          <w:b w:val="0"/>
-          <w:sz w:val="28"/>
-        </w:rPr>
-        <w:t>本软件按“原样”提供，不提供任何明示或默示的保证，包括但不限于适销性、特定用途适用性和非侵权性的保证。在任何情况下，作者或版权持有人均不对因本软件或本软件的使用或其他交易而引起的任何索赔、损害赔偿或其他责任负责，无论是在合同、侵权行为还是其他方面。</w:t>
-      </w:r>
-    </w:p>
-    <w:p>
-      <w:pPr>
-        <w:pStyle w:val="信息来源"/>
-        <w:spacing w:before="50" w:after="100" w:line="240" w:lineRule="auto"/>
-        <w:ind w:left="0" w:right="0" w:firstLine="0"/>
-        <w:jc w:val="right"/>
-      </w:pPr>
-      <w:r>
-        <w:rPr>
-          <w:rFonts w:ascii="Times New Roman" w:hAnsi="Times New Roman" w:cs="Times New Roman" w:eastAsia="仿宋"/>
-          <w:b w:val="0"/>
-          <w:sz w:val="21"/>
-        </w:rPr>
-        <w:t>（信息来源：Angular）</w:t>
-      </w:r>
-    </w:p>
-    <w:p>
-      <w:pPr>
-        <w:pStyle w:val="原文信息"/>
-        <w:spacing w:before="0" w:after="0" w:line="240" w:lineRule="auto"/>
-        <w:ind w:left="0" w:right="0" w:firstLine="0"/>
-        <w:jc w:val="left"/>
-      </w:pPr>
-      <w:r>
-        <w:rPr>
-          <w:rFonts w:ascii="Times New Roman" w:hAnsi="Times New Roman" w:cs="Times New Roman" w:eastAsia="仿宋"/>
-          <w:b w:val="0"/>
-          <w:sz w:val="18"/>
-        </w:rPr>
-        <w:t>原文标题：Compound (COMP) Price Outlook 2026-2030： Can DeFi Governance Token Reach $100？ - Bitcoin World</w:t>
-      </w:r>
-    </w:p>
-    <w:p>
-      <w:pPr>
-        <w:pStyle w:val="原文信息"/>
-        <w:spacing w:before="0" w:after="0" w:line="240" w:lineRule="auto"/>
-        <w:ind w:left="0" w:right="0" w:firstLine="0"/>
-        <w:jc w:val="left"/>
-      </w:pPr>
-      <w:r>
-        <w:rPr>
-          <w:rFonts w:ascii="Times New Roman" w:hAnsi="Times New Roman" w:cs="Times New Roman" w:eastAsia="仿宋"/>
-          <w:b w:val="0"/>
-          <w:sz w:val="18"/>
-        </w:rPr>
-        <w:t>原文链接：https://angular.dev/license</w:t>
+        <w:t>暂无满足自动筛选条件的资讯。</w:t>
       </w:r>
     </w:p>
     <w:p>
@@ -1481,67 +535,6 @@
     </w:p>
     <w:p>
       <w:pPr>
-        <w:pStyle w:val="文章一级标题"/>
-        <w:spacing w:before="0" w:after="0" w:line="240" w:lineRule="auto"/>
-        <w:ind w:left="0" w:right="0" w:firstLine="0"/>
-        <w:jc w:val="center"/>
-      </w:pPr>
-      <w:r>
-        <w:rPr>
-          <w:rFonts w:ascii="Times New Roman" w:hAnsi="Times New Roman" w:cs="Times New Roman" w:eastAsia="黑体"/>
-          <w:b w:val="0"/>
-          <w:sz w:val="30"/>
-        </w:rPr>
-        <w:t>Angular软件许可证</w:t>
-      </w:r>
-    </w:p>
-    <w:p>
-      <w:pPr>
-        <w:spacing w:before="0" w:after="0" w:line="240" w:lineRule="auto"/>
-        <w:ind w:left="0" w:right="0" w:firstLine="0"/>
-        <w:jc w:val="both"/>
-      </w:pPr>
-      <w:r>
-        <w:rPr>
-          <w:rFonts w:ascii="Times New Roman" w:hAnsi="Times New Roman" w:cs="Times New Roman" w:eastAsia="仿宋"/>
-          <w:b w:val="0"/>
-          <w:sz w:val="28"/>
-        </w:rPr>
-        <w:t>· 该软件及文档采用MIT许可证发布。</w:t>
-      </w:r>
-    </w:p>
-    <w:p>
-      <w:pPr>
-        <w:spacing w:before="0" w:after="0" w:line="240" w:lineRule="auto"/>
-        <w:ind w:left="0" w:right="0" w:firstLine="0"/>
-        <w:jc w:val="both"/>
-      </w:pPr>
-      <w:r>
-        <w:rPr>
-          <w:rFonts w:ascii="Times New Roman" w:hAnsi="Times New Roman" w:cs="Times New Roman" w:eastAsia="仿宋"/>
-          <w:b w:val="0"/>
-          <w:sz w:val="28"/>
-        </w:rPr>
-        <w:t>· 任何人可免费复制、修改、合并、出版、分发、再许可和/或销售该软件副本。</w:t>
-      </w:r>
-    </w:p>
-    <w:p>
-      <w:pPr>
-        <w:spacing w:before="0" w:after="0" w:line="240" w:lineRule="auto"/>
-        <w:ind w:left="0" w:right="0" w:firstLine="0"/>
-        <w:jc w:val="both"/>
-      </w:pPr>
-      <w:r>
-        <w:rPr>
-          <w:rFonts w:ascii="Times New Roman" w:hAnsi="Times New Roman" w:cs="Times New Roman" w:eastAsia="仿宋"/>
-          <w:b w:val="0"/>
-          <w:sz w:val="28"/>
-        </w:rPr>
-        <w:t>· 软件按“原样”提供，不附带任何明示或暗示的担保。</w:t>
-      </w:r>
-    </w:p>
-    <w:p>
-      <w:pPr>
         <w:pStyle w:val="正文内容"/>
         <w:spacing w:before="0" w:after="0" w:line="240" w:lineRule="auto"/>
         <w:ind w:left="0" w:right="0" w:firstLine="560"/>
@@ -1553,294 +546,7 @@
           <w:b w:val="0"/>
           <w:sz w:val="28"/>
         </w:rPr>
-        <w:t>本文是Angular项目的MIT许可证文本，规定了软件的使用、复制和分发条件。</w:t>
-      </w:r>
-    </w:p>
-    <w:p>
-      <w:pPr>
-        <w:pStyle w:val="正文内容"/>
-        <w:spacing w:before="0" w:after="0" w:line="240" w:lineRule="auto"/>
-        <w:ind w:left="0" w:right="0" w:firstLine="560"/>
-        <w:jc w:val="both"/>
-      </w:pPr>
-      <w:r>
-        <w:rPr>
-          <w:rFonts w:ascii="Times New Roman" w:hAnsi="Times New Roman" w:cs="Times New Roman" w:eastAsia="仿宋"/>
-          <w:b w:val="0"/>
-          <w:sz w:val="28"/>
-        </w:rPr>
-        <w:t>版权所有（c）2010-2026 Google LLC。https://angular.dev/license</w:t>
-      </w:r>
-    </w:p>
-    <w:p>
-      <w:pPr>
-        <w:pStyle w:val="正文内容"/>
-        <w:spacing w:before="0" w:after="0" w:line="240" w:lineRule="auto"/>
-        <w:ind w:left="0" w:right="0" w:firstLine="560"/>
-        <w:jc w:val="both"/>
-      </w:pPr>
-      <w:r>
-        <w:rPr>
-          <w:rFonts w:ascii="Times New Roman" w:hAnsi="Times New Roman" w:cs="Times New Roman" w:eastAsia="仿宋"/>
-          <w:b w:val="0"/>
-          <w:sz w:val="28"/>
-        </w:rPr>
-        <w:t>特此授予任何获得本软件副本及相关文档文件（以下简称“软件”）的人无限制处理该软件的权利，包括但不限于使用、复制、修改、合并、出版、分发、再许可和/或销售该软件副本的权利，并允许向其提供软件的人这样做，但须满足以下条件：</w:t>
-      </w:r>
-    </w:p>
-    <w:p>
-      <w:pPr>
-        <w:pStyle w:val="正文内容"/>
-        <w:spacing w:before="0" w:after="0" w:line="240" w:lineRule="auto"/>
-        <w:ind w:left="0" w:right="0" w:firstLine="560"/>
-        <w:jc w:val="both"/>
-      </w:pPr>
-      <w:r>
-        <w:rPr>
-          <w:rFonts w:ascii="Times New Roman" w:hAnsi="Times New Roman" w:cs="Times New Roman" w:eastAsia="仿宋"/>
-          <w:b w:val="0"/>
-          <w:sz w:val="28"/>
-        </w:rPr>
-        <w:t>上述版权声明和本许可声明应包含在软件的所有副本或实质性部分中。</w:t>
-      </w:r>
-    </w:p>
-    <w:p>
-      <w:pPr>
-        <w:pStyle w:val="正文内容"/>
-        <w:spacing w:before="0" w:after="0" w:line="240" w:lineRule="auto"/>
-        <w:ind w:left="0" w:right="0" w:firstLine="560"/>
-        <w:jc w:val="both"/>
-      </w:pPr>
-      <w:r>
-        <w:rPr>
-          <w:rFonts w:ascii="Times New Roman" w:hAnsi="Times New Roman" w:cs="Times New Roman" w:eastAsia="仿宋"/>
-          <w:b w:val="0"/>
-          <w:sz w:val="28"/>
-        </w:rPr>
-        <w:t>该软件按“原样”提供，不附带任何明示或暗示的担保，包括但不限于适销性、特定用途适用性和非侵权性的担保。在任何情况下，作者或版权持有人均不对因软件或软件的使用或其他交易而产生的任何索赔、损害赔偿或其他责任负责，无论是合同诉讼、侵权行为还是其他行为。</w:t>
-      </w:r>
-    </w:p>
-    <w:p>
-      <w:pPr>
-        <w:pStyle w:val="信息来源"/>
-        <w:spacing w:before="50" w:after="100" w:line="240" w:lineRule="auto"/>
-        <w:ind w:left="0" w:right="0" w:firstLine="0"/>
-        <w:jc w:val="right"/>
-      </w:pPr>
-      <w:r>
-        <w:rPr>
-          <w:rFonts w:ascii="Times New Roman" w:hAnsi="Times New Roman" w:cs="Times New Roman" w:eastAsia="仿宋"/>
-          <w:b w:val="0"/>
-          <w:sz w:val="21"/>
-        </w:rPr>
-        <w:t>（信息来源：Angular）</w:t>
-      </w:r>
-    </w:p>
-    <w:p>
-      <w:pPr>
-        <w:pStyle w:val="原文信息"/>
-        <w:spacing w:before="0" w:after="0" w:line="240" w:lineRule="auto"/>
-        <w:ind w:left="0" w:right="0" w:firstLine="0"/>
-        <w:jc w:val="left"/>
-      </w:pPr>
-      <w:r>
-        <w:rPr>
-          <w:rFonts w:ascii="Times New Roman" w:hAnsi="Times New Roman" w:cs="Times New Roman" w:eastAsia="仿宋"/>
-          <w:b w:val="0"/>
-          <w:sz w:val="18"/>
-        </w:rPr>
-        <w:t>原文标题：Compound (COMP) Price Outlook 2026-2030： Can DeFi Governance Token Reach $100？ - Bitcoin World</w:t>
-      </w:r>
-    </w:p>
-    <w:p>
-      <w:pPr>
-        <w:pStyle w:val="原文信息"/>
-        <w:spacing w:before="0" w:after="0" w:line="240" w:lineRule="auto"/>
-        <w:ind w:left="0" w:right="0" w:firstLine="0"/>
-        <w:jc w:val="left"/>
-      </w:pPr>
-      <w:r>
-        <w:rPr>
-          <w:rFonts w:ascii="Times New Roman" w:hAnsi="Times New Roman" w:cs="Times New Roman" w:eastAsia="仿宋"/>
-          <w:b w:val="0"/>
-          <w:sz w:val="18"/>
-        </w:rPr>
-        <w:t>原文链接：https://angular.dev/license</w:t>
-      </w:r>
-    </w:p>
-    <w:p/>
-    <w:p>
-      <w:pPr>
-        <w:pStyle w:val="文章一级标题"/>
-        <w:spacing w:before="0" w:after="0" w:line="240" w:lineRule="auto"/>
-        <w:ind w:left="0" w:right="0" w:firstLine="0"/>
-        <w:jc w:val="center"/>
-      </w:pPr>
-      <w:r>
-        <w:rPr>
-          <w:rFonts w:ascii="Times New Roman" w:hAnsi="Times New Roman" w:cs="Times New Roman" w:eastAsia="黑体"/>
-          <w:b w:val="0"/>
-          <w:sz w:val="30"/>
-        </w:rPr>
-        <w:t>Compound价格展望20262030DeFi治理代币能否达到100美元</w:t>
-      </w:r>
-    </w:p>
-    <w:p>
-      <w:pPr>
-        <w:spacing w:before="0" w:after="0" w:line="240" w:lineRule="auto"/>
-        <w:ind w:left="0" w:right="0" w:firstLine="0"/>
-        <w:jc w:val="both"/>
-      </w:pPr>
-      <w:r>
-        <w:rPr>
-          <w:rFonts w:ascii="Times New Roman" w:hAnsi="Times New Roman" w:cs="Times New Roman" w:eastAsia="仿宋"/>
-          <w:b w:val="0"/>
-          <w:sz w:val="28"/>
-        </w:rPr>
-        <w:t>· 文章标题为“Compound (COMP) Price Outlook 2026-2030： Can DeFi Governance Token Reach $100？ - Bitcoin World”。</w:t>
-      </w:r>
-    </w:p>
-    <w:p>
-      <w:pPr>
-        <w:spacing w:before="0" w:after="0" w:line="240" w:lineRule="auto"/>
-        <w:ind w:left="0" w:right="0" w:firstLine="0"/>
-        <w:jc w:val="both"/>
-      </w:pPr>
-      <w:r>
-        <w:rPr>
-          <w:rFonts w:ascii="Times New Roman" w:hAnsi="Times New Roman" w:cs="Times New Roman" w:eastAsia="仿宋"/>
-          <w:b w:val="0"/>
-          <w:sz w:val="28"/>
-        </w:rPr>
-        <w:t>· 文章概要为“Compound (COMP) Price Outlook 2026-2030： Can DeFi Governance Token Reach $100？ Bitcoin World”。</w:t>
-      </w:r>
-    </w:p>
-    <w:p>
-      <w:pPr>
-        <w:pStyle w:val="正文内容"/>
-        <w:spacing w:before="0" w:after="0" w:line="240" w:lineRule="auto"/>
-        <w:ind w:left="0" w:right="0" w:firstLine="560"/>
-        <w:jc w:val="both"/>
-      </w:pPr>
-      <w:r>
-        <w:rPr>
-          <w:rFonts w:ascii="Times New Roman" w:hAnsi="Times New Roman" w:cs="Times New Roman" w:eastAsia="仿宋"/>
-          <w:b w:val="0"/>
-          <w:sz w:val="28"/>
-        </w:rPr>
-        <w:t>Compound（COMP）价格展望2026-2030：DeFi治理代币能否达到100美元？Bitcoin World</w:t>
-      </w:r>
-    </w:p>
-    <w:p>
-      <w:pPr>
-        <w:pStyle w:val="正文内容"/>
-        <w:spacing w:before="0" w:after="0" w:line="240" w:lineRule="auto"/>
-        <w:ind w:left="0" w:right="0" w:firstLine="560"/>
-        <w:jc w:val="both"/>
-      </w:pPr>
-      <w:r>
-        <w:rPr>
-          <w:rFonts w:ascii="Times New Roman" w:hAnsi="Times New Roman" w:cs="Times New Roman" w:eastAsia="仿宋"/>
-          <w:b w:val="0"/>
-          <w:sz w:val="28"/>
-        </w:rPr>
-        <w:t>版权所有（c）2010-2026 Google LLC。https://angular.dev/license</w:t>
-      </w:r>
-    </w:p>
-    <w:p>
-      <w:pPr>
-        <w:pStyle w:val="正文内容"/>
-        <w:spacing w:before="0" w:after="0" w:line="240" w:lineRule="auto"/>
-        <w:ind w:left="0" w:right="0" w:firstLine="560"/>
-        <w:jc w:val="both"/>
-      </w:pPr>
-      <w:r>
-        <w:rPr>
-          <w:rFonts w:ascii="Times New Roman" w:hAnsi="Times New Roman" w:cs="Times New Roman" w:eastAsia="仿宋"/>
-          <w:b w:val="0"/>
-          <w:sz w:val="28"/>
-        </w:rPr>
-        <w:t>特此免费授予任何获得本软件副本及相关文档文件（“软件”）的人无限制处理本软件的权利，包括但不限于使用、复制、修改、合并、发布、分发、再许可和/或出售本软件副本的权利，并允许向其提供本软件的人员这样做，但须满足以下条件：</w:t>
-      </w:r>
-    </w:p>
-    <w:p>
-      <w:pPr>
-        <w:pStyle w:val="正文内容"/>
-        <w:spacing w:before="0" w:after="0" w:line="240" w:lineRule="auto"/>
-        <w:ind w:left="0" w:right="0" w:firstLine="560"/>
-        <w:jc w:val="both"/>
-      </w:pPr>
-      <w:r>
-        <w:rPr>
-          <w:rFonts w:ascii="Times New Roman" w:hAnsi="Times New Roman" w:cs="Times New Roman" w:eastAsia="仿宋"/>
-          <w:b w:val="0"/>
-          <w:sz w:val="28"/>
-        </w:rPr>
-        <w:t>上述版权声明和本许可声明应包含在本软件的所有副本或实质性部分中。</w:t>
-      </w:r>
-    </w:p>
-    <w:p>
-      <w:pPr>
-        <w:pStyle w:val="正文内容"/>
-        <w:spacing w:before="0" w:after="0" w:line="240" w:lineRule="auto"/>
-        <w:ind w:left="0" w:right="0" w:firstLine="560"/>
-        <w:jc w:val="both"/>
-      </w:pPr>
-      <w:r>
-        <w:rPr>
-          <w:rFonts w:ascii="Times New Roman" w:hAnsi="Times New Roman" w:cs="Times New Roman" w:eastAsia="仿宋"/>
-          <w:b w:val="0"/>
-          <w:sz w:val="28"/>
-        </w:rPr>
-        <w:t>本软件按“原样”提供，不提供任何明示或默示的保证，包括但不限于对适销性、特定用途适用性和非侵权的保证。在任何情况下，作者或版权持有人均不对因本软件或本软件的使用或其他交易而产生的任何索赔、损害或其他责任负责，无论是合同行为、侵权行为还是其他行为。</w:t>
-      </w:r>
-    </w:p>
-    <w:p>
-      <w:pPr>
-        <w:pStyle w:val="信息来源"/>
-        <w:spacing w:before="50" w:after="100" w:line="240" w:lineRule="auto"/>
-        <w:ind w:left="0" w:right="0" w:firstLine="0"/>
-        <w:jc w:val="right"/>
-      </w:pPr>
-      <w:r>
-        <w:rPr>
-          <w:rFonts w:ascii="Times New Roman" w:hAnsi="Times New Roman" w:cs="Times New Roman" w:eastAsia="仿宋"/>
-          <w:b w:val="0"/>
-          <w:sz w:val="21"/>
-        </w:rPr>
-        <w:t>（信息来源：Angular）</w:t>
-      </w:r>
-    </w:p>
-    <w:p>
-      <w:pPr>
-        <w:pStyle w:val="原文信息"/>
-        <w:spacing w:before="0" w:after="0" w:line="240" w:lineRule="auto"/>
-        <w:ind w:left="0" w:right="0" w:firstLine="0"/>
-        <w:jc w:val="left"/>
-      </w:pPr>
-      <w:r>
-        <w:rPr>
-          <w:rFonts w:ascii="Times New Roman" w:hAnsi="Times New Roman" w:cs="Times New Roman" w:eastAsia="仿宋"/>
-          <w:b w:val="0"/>
-          <w:sz w:val="18"/>
-        </w:rPr>
-        <w:t>原文标题：Compound (COMP) Price Outlook 2026-2030： Can DeFi Governance Token Reach $100？ - Bitcoin World</w:t>
-      </w:r>
-    </w:p>
-    <w:p>
-      <w:pPr>
-        <w:pStyle w:val="原文信息"/>
-        <w:spacing w:before="0" w:after="0" w:line="240" w:lineRule="auto"/>
-        <w:ind w:left="0" w:right="0" w:firstLine="0"/>
-        <w:jc w:val="left"/>
-      </w:pPr>
-      <w:r>
-        <w:rPr>
-          <w:rFonts w:ascii="Times New Roman" w:hAnsi="Times New Roman" w:cs="Times New Roman" w:eastAsia="仿宋"/>
-          <w:b w:val="0"/>
-          <w:sz w:val="18"/>
-        </w:rPr>
-        <w:t>原文链接：https://angular.dev/license</w:t>
+        <w:t>暂无满足自动筛选条件的资讯。</w:t>
       </w:r>
     </w:p>
     <w:sectPr>

--- a/reports/2026/加密货币观察_20260604.docx
+++ b/reports/2026/加密货币观察_20260604.docx
@@ -73,7 +73,7 @@
           <w:b w:val="0"/>
           <w:sz w:val="28"/>
         </w:rPr>
-        <w:t>· 暂无满足自动筛选条件的资讯</w:t>
+        <w:t>· 以太坊目标价3500美元Glamsterdam升级瞄准Q3</w:t>
       </w:r>
     </w:p>
     <w:p>
@@ -188,7 +188,7 @@
           <w:b w:val="0"/>
           <w:sz w:val="28"/>
         </w:rPr>
-        <w:t>· 加密货币交易所Coinbase表示，其冻结了超过300万美元的加密货币，这些资金与一项针对东南亚网络加密诈骗网络的全球行动有关。</w:t>
+        <w:t>· Coinbase冻结了与东南亚加密货币诈骗网络相关的300万美元加密货币。</w:t>
       </w:r>
     </w:p>
     <w:p>
@@ -203,7 +203,7 @@
           <w:b w:val="0"/>
           <w:sz w:val="28"/>
         </w:rPr>
-        <w:t>· 此次行动是美国司法部诈骗中心打击部队领导的“瓦解周”的一部分，该行动汇集政府机构和私营企业，打击针对美国人的加密诈骗。</w:t>
+        <w:t>· 该行动是美国司法部诈骗中心打击部队领导的“打击周”的一部分，联合了Meta、微软和Starlink。</w:t>
       </w:r>
     </w:p>
     <w:p>
@@ -218,7 +218,7 @@
           <w:b w:val="0"/>
           <w:sz w:val="28"/>
         </w:rPr>
-        <w:t>· Meta、微软和Starlink也参与了此次行动，共同关闭了与诈骗网络相关的服务器和其他托管基础设施，并破坏了超过140万个社交媒体和电子邮件账户的犯罪活动。</w:t>
+        <w:t>· FBI报告称，2025年美国人在加密货币和AI相关诈骗中损失超过110亿美元。</w:t>
       </w:r>
     </w:p>
     <w:p>
@@ -234,7 +234,7 @@
           <w:b w:val="0"/>
           <w:sz w:val="28"/>
         </w:rPr>
-        <w:t>加密货币交易所Coinbase表示，其冻结了超过300万美元的加密货币，这些资金与一项针对东南亚网络加密诈骗网络的全球行动有关。</w:t>
+        <w:t>加密货币交易所Coinbase表示，作为针对东南亚加密货币诈骗网络的全球行动的一部分，已冻结超过300万美元的加密货币。</w:t>
       </w:r>
     </w:p>
     <w:p>
@@ -250,7 +250,7 @@
           <w:b w:val="0"/>
           <w:sz w:val="28"/>
         </w:rPr>
-        <w:t>今年，世界各国当局一直在大力打击诈骗基础设施，联合行动涉及美国、阿联酋、中国、奥地利和阿尔巴尼亚。</w:t>
+        <w:t>今年，全球当局一直在大力打击诈骗基础设施，涉及美国、阿联酋、中国、奥地利和阿尔巴尼亚的联合行动。加密货币交易所Coinbase表示，作为针对东南亚网络加密货币诈骗网络的全球行动的一部分，已冻结超过300万美元的加密货币。</w:t>
       </w:r>
     </w:p>
     <w:p>
@@ -266,7 +266,7 @@
           <w:b w:val="0"/>
           <w:sz w:val="28"/>
         </w:rPr>
-        <w:t>此次行动是美国司法部诈骗中心打击部队领导的“瓦解周”的一部分，该行动汇集政府实体和私营企业，以打击针对美国人的加密诈骗。</w:t>
+        <w:t>该行动是美国司法部诈骗中心打击部队领导的“打击周”的一部分，该部队汇集了政府实体和私营企业，以打击针对美国人的加密货币诈骗。</w:t>
       </w:r>
     </w:p>
     <w:p>
@@ -282,7 +282,7 @@
           <w:b w:val="0"/>
           <w:sz w:val="28"/>
         </w:rPr>
-        <w:t>Coinbase表示：“这次行动证明，任何单一公司或机构都无法单独阻止诈骗者。需要社交平台、金融机构、连接提供商和执法部门紧密合作，才能几乎在欺诈链的每个环节——在线账户、资金流和物理基础设施——同时打击这些网络。”</w:t>
+        <w:t>Coinbase表示：“这次行动证明，没有任何一家公司或机构可以单独阻止诈骗者。需要社交平台、金融机构、连接提供商和执法部门紧密合作，同时打击这些网络的几乎每个环节——在线账户、资金流动和物理基础设施。”</w:t>
       </w:r>
     </w:p>
     <w:p>
@@ -298,7 +298,7 @@
           <w:b w:val="0"/>
           <w:sz w:val="28"/>
         </w:rPr>
-        <w:t>Meta、微软和Starlink也参与了此次行动，它们共同关闭了与诈骗网络相关的服务器和其他托管基础设施，并破坏了超过140万个社交媒体和电子邮件账户的犯罪活动，泰国皇家警察反网络诈骗中心据此进行了多次逮捕。</w:t>
+        <w:t>Meta、微软和Starlink也参与了此次行动，它们共同关闭了与诈骗网络相关的服务器和其他托管基础设施，并破坏了超过140万个社交媒体和电子邮件账户的犯罪活动，泰国皇家警察反网络诈骗中心逮捕了多人。</w:t>
       </w:r>
     </w:p>
     <w:p>
@@ -314,7 +314,7 @@
           <w:b w:val="0"/>
           <w:sz w:val="28"/>
         </w:rPr>
-        <w:t>美国司法部表示，投资欺诈和“杀猪盘”是针对美国人的增长最快且在财务上最具破坏性的欺诈形式之一。</w:t>
+        <w:t>美国司法部表示，投资欺诈和杀猪盘是增长最快、对美国人造成最严重经济破坏的诈骗形式之一。本月早些时候，FBI报告称，2025年美国人在加密货币和AI相关诈骗中的损失超过110亿美元，其中投资诈骗造成的损失最大。</w:t>
       </w:r>
     </w:p>
     <w:p>
@@ -330,7 +330,7 @@
           <w:b w:val="0"/>
           <w:sz w:val="28"/>
         </w:rPr>
-        <w:t>美国联邦调查局（FBI）本月早些时候报告称，2025年美国人在加密货币和人工智能相关诈骗中的损失超过110亿美元，其中投资诈骗造成的损失最为严重。</w:t>
+        <w:t>Coinbase补充道：“我们知道加密货币在非法金融方面有时会受到不公平的声誉。事实恰恰相反。区块链技术为执法部门提供了传统金融系统通常无法提供的东西：每笔交易的透明、不可篡改和永久记录。”</w:t>
       </w:r>
     </w:p>
     <w:p>
@@ -346,7 +346,7 @@
           <w:b w:val="0"/>
           <w:sz w:val="28"/>
         </w:rPr>
-        <w:t>Coinbase补充说：“我们知道，在非法金融方面，加密货币有时会获得不公平的声誉。但现实恰恰相反。区块链技术为执法部门提供了传统金融系统通常无法提供的东西：每笔交易的透明、不可变和永久记录。”</w:t>
+        <w:t>该联盟的其他成员包括FBI、美国特勤局以及英国、澳大利亚、加拿大、新西兰和泰国的执法合作伙伴。</w:t>
       </w:r>
     </w:p>
     <w:p>
@@ -362,7 +362,7 @@
           <w:b w:val="0"/>
           <w:sz w:val="28"/>
         </w:rPr>
-        <w:t>联盟的其他成员包括FBI、美国特勤局以及英国、澳大利亚、加拿大、新西兰和泰国的执法合作伙伴。</w:t>
+        <w:t>Meta表示，它分享了所有参与方的“可操作洞察”，这有助于“整合不同平台上的零散信息。这些科技公司的集体努力使行动能够锁定并破坏诈骗者几乎每个环节的犯罪活动。”</w:t>
       </w:r>
     </w:p>
     <w:p>
@@ -378,7 +378,7 @@
           <w:b w:val="0"/>
           <w:sz w:val="28"/>
         </w:rPr>
-        <w:t>Meta表示，其分享了所有参与方提供的“可操作见解”，这有助于“连接不同平台上分散信息之间的关联。这些科技公司的集体努力使得行动能够几乎在欺诈链的每个环节瞄准并打击犯罪分子。”</w:t>
+        <w:t>今年，全球当局一直在大力打击诈骗基础设施。4月，美国诈骗中心打击部队及其执法合作伙伴针对诈骗中心，冻结了超过7.01亿美元与投资诈骗相关的加密货币。与此同时，迪拜警方牵头对诈骗团伙进行国际打击，逮捕了276人，并关闭了至少9个加密货币诈骗中心。在另一次涉及奥地利和阿尔巴尼亚当局、并得到欧洲刑警组织和欧洲司法组织支持的警方行动中，10人因与阿尔巴尼亚地拉那的三个诈骗中心有关而被捕。</w:t>
       </w:r>
     </w:p>
     <w:p>
@@ -455,6 +455,67 @@
     </w:p>
     <w:p>
       <w:pPr>
+        <w:pStyle w:val="文章一级标题"/>
+        <w:spacing w:before="0" w:after="0" w:line="240" w:lineRule="auto"/>
+        <w:ind w:left="0" w:right="0" w:firstLine="0"/>
+        <w:jc w:val="center"/>
+      </w:pPr>
+      <w:r>
+        <w:rPr>
+          <w:rFonts w:ascii="Times New Roman" w:hAnsi="Times New Roman" w:cs="Times New Roman" w:eastAsia="黑体"/>
+          <w:b w:val="0"/>
+          <w:sz w:val="30"/>
+        </w:rPr>
+        <w:t>以太坊目标价3500美元Glamsterdam升级瞄准Q3</w:t>
+      </w:r>
+    </w:p>
+    <w:p>
+      <w:pPr>
+        <w:spacing w:before="0" w:after="0" w:line="240" w:lineRule="auto"/>
+        <w:ind w:left="0" w:right="0" w:firstLine="0"/>
+        <w:jc w:val="both"/>
+      </w:pPr>
+      <w:r>
+        <w:rPr>
+          <w:rFonts w:ascii="Times New Roman" w:hAnsi="Times New Roman" w:cs="Times New Roman" w:eastAsia="仿宋"/>
+          <w:b w:val="0"/>
+          <w:sz w:val="28"/>
+        </w:rPr>
+        <w:t>· 以太坊在2025年完成了Pectra和Fusaka两次硬分叉，确立了每半年一次的升级节奏，共部署11个EIP，并将验证者质押上限提高至2048 ETH。</w:t>
+      </w:r>
+    </w:p>
+    <w:p>
+      <w:pPr>
+        <w:spacing w:before="0" w:after="0" w:line="240" w:lineRule="auto"/>
+        <w:ind w:left="0" w:right="0" w:firstLine="0"/>
+        <w:jc w:val="both"/>
+      </w:pPr>
+      <w:r>
+        <w:rPr>
+          <w:rFonts w:ascii="Times New Roman" w:hAnsi="Times New Roman" w:cs="Times New Roman" w:eastAsia="仿宋"/>
+          <w:b w:val="0"/>
+          <w:sz w:val="28"/>
+        </w:rPr>
+        <w:t>· 预计2026年Q2或Q3的Glamsterdam升级将引入Verkle树以实现无状态客户端，并将Layer 2的可持续吞吐量推至每秒10万笔以上。</w:t>
+      </w:r>
+    </w:p>
+    <w:p>
+      <w:pPr>
+        <w:spacing w:before="0" w:after="0" w:line="240" w:lineRule="auto"/>
+        <w:ind w:left="0" w:right="0" w:firstLine="0"/>
+        <w:jc w:val="both"/>
+      </w:pPr>
+      <w:r>
+        <w:rPr>
+          <w:rFonts w:ascii="Times New Roman" w:hAnsi="Times New Roman" w:cs="Times New Roman" w:eastAsia="仿宋"/>
+          <w:b w:val="0"/>
+          <w:sz w:val="28"/>
+        </w:rPr>
+        <w:t>· 截至2026年6月初，ETH交易价约1970美元，较2025年8月历史高点4951美元下跌超过60%，分析师预测复苏区间在2200至3500美元之间。</w:t>
+      </w:r>
+    </w:p>
+    <w:p>
+      <w:pPr>
         <w:pStyle w:val="正文内容"/>
         <w:spacing w:before="0" w:after="0" w:line="240" w:lineRule="auto"/>
         <w:ind w:left="0" w:right="0" w:firstLine="560"/>
@@ -466,7 +527,215 @@
           <w:b w:val="0"/>
           <w:sz w:val="28"/>
         </w:rPr>
-        <w:t>暂无满足自动筛选条件的资讯。</w:t>
+        <w:t>以太坊的Glamsterdam升级目标为实现Layer 2每秒10万笔交易，同时ETH交易价接近1970美元，为2026年下半年奠定关键基础。</w:t>
+      </w:r>
+    </w:p>
+    <w:p>
+      <w:pPr>
+        <w:pStyle w:val="正文内容"/>
+        <w:spacing w:before="0" w:after="0" w:line="240" w:lineRule="auto"/>
+        <w:ind w:left="0" w:right="0" w:firstLine="560"/>
+        <w:jc w:val="both"/>
+      </w:pPr>
+      <w:r>
+        <w:rPr>
+          <w:rFonts w:ascii="Times New Roman" w:hAnsi="Times New Roman" w:cs="Times New Roman" w:eastAsia="仿宋"/>
+          <w:b w:val="0"/>
+          <w:sz w:val="28"/>
+        </w:rPr>
+        <w:t>以太坊基金会于2月发布了2026年协议优先事项，将开发工作重组为三大支柱：扩展、用户体验改进和L1抗量子安全加固。</w:t>
+      </w:r>
+    </w:p>
+    <w:p>
+      <w:pPr>
+        <w:pStyle w:val="正文内容"/>
+        <w:spacing w:before="0" w:after="0" w:line="240" w:lineRule="auto"/>
+        <w:ind w:left="0" w:right="0" w:firstLine="560"/>
+        <w:jc w:val="both"/>
+      </w:pPr>
+      <w:r>
+        <w:rPr>
+          <w:rFonts w:ascii="Times New Roman" w:hAnsi="Times New Roman" w:cs="Times New Roman" w:eastAsia="仿宋"/>
+          <w:b w:val="0"/>
+          <w:sz w:val="28"/>
+        </w:rPr>
+        <w:t>Pectra升级于2025年5月7日启动，合并了Prague执行层和Electra共识层，共部署11个以太坊改进提案。据Consensys称，这是以太坊历史上最大的硬分叉。EIP-7251将验证者最大有效余额从32 ETH提高至2，048 ETH，整合了验证者集并减少了点对点网络压力。EIP-7702引入了账户抽象原语，允许外部拥有账户在单笔交易中委托智能合约逻辑。</w:t>
+      </w:r>
+    </w:p>
+    <w:p>
+      <w:pPr>
+        <w:pStyle w:val="正文内容"/>
+        <w:spacing w:before="0" w:after="0" w:line="240" w:lineRule="auto"/>
+        <w:ind w:left="0" w:right="0" w:firstLine="560"/>
+        <w:jc w:val="both"/>
+      </w:pPr>
+      <w:r>
+        <w:rPr>
+          <w:rFonts w:ascii="Times New Roman" w:hAnsi="Times New Roman" w:cs="Times New Roman" w:eastAsia="仿宋"/>
+          <w:b w:val="0"/>
+          <w:sz w:val="28"/>
+        </w:rPr>
+        <w:t>Fusaka于2025年12月跟进，提供了额外的数据可用性改进，增加了Rollup的blob吞吐量。这两次分叉将以太坊从每年一次升级转变为结构化的半年发布周期。</w:t>
+      </w:r>
+    </w:p>
+    <w:p>
+      <w:pPr>
+        <w:pStyle w:val="正文内容"/>
+        <w:spacing w:before="0" w:after="0" w:line="240" w:lineRule="auto"/>
+        <w:ind w:left="0" w:right="0" w:firstLine="560"/>
+        <w:jc w:val="both"/>
+      </w:pPr>
+      <w:r>
+        <w:rPr>
+          <w:rFonts w:ascii="Times New Roman" w:hAnsi="Times New Roman" w:cs="Times New Roman" w:eastAsia="仿宋"/>
+          <w:b w:val="0"/>
+          <w:sz w:val="28"/>
+        </w:rPr>
+        <w:t>下一个里程碑是Glamsterdam升级，它结合了Glam共识层和Amsterdam执行层的变更。根据Trent Bolar在Medium上的分析，核心计划功能包括完整的Verkle树实现，这将支持无状态客户端并大幅降低运行节点的硬件要求。Bolar写道：“Glamsterdam预计将是‘The Surge’阶段完成前的最后重大步骤，在保持完全去中心化的同时，将Layer 2生态系统的可持续吞吐量推至每秒10万笔以上。”</w:t>
+      </w:r>
+    </w:p>
+    <w:p>
+      <w:pPr>
+        <w:pStyle w:val="正文内容"/>
+        <w:spacing w:before="0" w:after="0" w:line="240" w:lineRule="auto"/>
+        <w:ind w:left="0" w:right="0" w:firstLine="560"/>
+        <w:jc w:val="both"/>
+      </w:pPr>
+      <w:r>
+        <w:rPr>
+          <w:rFonts w:ascii="Times New Roman" w:hAnsi="Times New Roman" w:cs="Times New Roman" w:eastAsia="仿宋"/>
+          <w:b w:val="0"/>
+          <w:sz w:val="28"/>
+        </w:rPr>
+        <w:t>2026年的第二次分叉代号为Heze-Bogota，计划于年底进行。根据MEXC News报道，它将针对反审查机制和早期量子安全准备。2026年2月的协议优先事项文件概述了EIP-7701和EIP-8141等提案，用于原生账户抽象，建立在Pectra中EIP-7702的基础上。</w:t>
+      </w:r>
+    </w:p>
+    <w:p>
+      <w:pPr>
+        <w:pStyle w:val="正文内容"/>
+        <w:spacing w:before="0" w:after="0" w:line="240" w:lineRule="auto"/>
+        <w:ind w:left="0" w:right="0" w:firstLine="560"/>
+        <w:jc w:val="both"/>
+      </w:pPr>
+      <w:r>
+        <w:rPr>
+          <w:rFonts w:ascii="Times New Roman" w:hAnsi="Times New Roman" w:cs="Times New Roman" w:eastAsia="仿宋"/>
+          <w:b w:val="0"/>
+          <w:sz w:val="28"/>
+        </w:rPr>
+        <w:t>与2024年3月启动EIP-4844和proto-danksharding以降低Layer 2成本的Dencun升级相比，Glamsterdam代表了一次质的飞跃。Dencun增加了临时blob存储，而Glamsterdam旨在通过Verkle证明使全节点对交易验证变为可选，这是一项以太坊管理状态方式的结构性变化。</w:t>
+      </w:r>
+    </w:p>
+    <w:p>
+      <w:pPr>
+        <w:pStyle w:val="正文内容"/>
+        <w:spacing w:before="0" w:after="0" w:line="240" w:lineRule="auto"/>
+        <w:ind w:left="0" w:right="0" w:firstLine="560"/>
+        <w:jc w:val="both"/>
+      </w:pPr>
+      <w:r>
+        <w:rPr>
+          <w:rFonts w:ascii="Times New Roman" w:hAnsi="Times New Roman" w:cs="Times New Roman" w:eastAsia="仿宋"/>
+          <w:b w:val="0"/>
+          <w:sz w:val="28"/>
+        </w:rPr>
+        <w:t>根据CoinDCX数据，截至2026年6月1日，ETH交易价接近1970美元。14日RSI为33.56，接近超卖区域。50日移动平均线为2194美元，200日移动平均线为2509美元，当前价格远低于这两条趋势线。InvestingHaven公司表示，2026年交易区间预计在1800至3500美元之间，平均预测接近2700美元。Changelly模型预计2026年12月更保守的上限为2582美元。LiteFinance提到，在Layer 2增长和机构需求推动的乐观情景下，ETH可能测试5301美元。</w:t>
+      </w:r>
+    </w:p>
+    <w:p>
+      <w:pPr>
+        <w:pStyle w:val="正文内容"/>
+        <w:spacing w:before="0" w:after="0" w:line="240" w:lineRule="auto"/>
+        <w:ind w:left="0" w:right="0" w:firstLine="560"/>
+        <w:jc w:val="both"/>
+      </w:pPr>
+      <w:r>
+        <w:rPr>
+          <w:rFonts w:ascii="Times New Roman" w:hAnsi="Times New Roman" w:cs="Times New Roman" w:eastAsia="仿宋"/>
+          <w:b w:val="0"/>
+          <w:sz w:val="28"/>
+        </w:rPr>
+        <w:t>CoinDCX报道称：“Coinpaper高级加密市场分析师Alex Thornton指出，大约74%的以太坊供应量目前处于盈利状态，30天已实现价格估计接近1980美元。”长期持有者供应量正在增加，这一模式与积累而非分配一致。</w:t>
+      </w:r>
+    </w:p>
+    <w:p>
+      <w:pPr>
+        <w:pStyle w:val="正文内容"/>
+        <w:spacing w:before="0" w:after="0" w:line="240" w:lineRule="auto"/>
+        <w:ind w:left="0" w:right="0" w:firstLine="560"/>
+        <w:jc w:val="both"/>
+      </w:pPr>
+      <w:r>
+        <w:rPr>
+          <w:rFonts w:ascii="Times New Roman" w:hAnsi="Times New Roman" w:cs="Times New Roman" w:eastAsia="仿宋"/>
+          <w:b w:val="0"/>
+          <w:sz w:val="28"/>
+        </w:rPr>
+        <w:t>据MEXC称，2026年2月初，ETH多头头寸发生了19亿美元的清仓连锁反应，压缩了杠杆头寸。因此，当前价格可能低估了宏观条件稳定后出现的需求。</w:t>
+      </w:r>
+    </w:p>
+    <w:p>
+      <w:pPr>
+        <w:pStyle w:val="正文内容"/>
+        <w:spacing w:before="0" w:after="0" w:line="240" w:lineRule="auto"/>
+        <w:ind w:left="0" w:right="0" w:firstLine="560"/>
+        <w:jc w:val="both"/>
+      </w:pPr>
+      <w:r>
+        <w:rPr>
+          <w:rFonts w:ascii="Times New Roman" w:hAnsi="Times New Roman" w:cs="Times New Roman" w:eastAsia="仿宋"/>
+          <w:b w:val="0"/>
+          <w:sz w:val="28"/>
+        </w:rPr>
+        <w:t>以太坊受益于2026年3月SEC和CFTC的联合框架，该框架将16种数字资产归类为商品。ETH与比特币一同归入CFTC监管，消除了2024至2025年初困扰该资产的剩余证券执法风险。2024年获批的现货ETH ETF现在在更清晰的管辖边界下运营，这应会降低发行人和托管人的合规成本。</w:t>
+      </w:r>
+    </w:p>
+    <w:p>
+      <w:pPr>
+        <w:pStyle w:val="信息来源"/>
+        <w:spacing w:before="50" w:after="100" w:line="240" w:lineRule="auto"/>
+        <w:ind w:left="0" w:right="0" w:firstLine="0"/>
+        <w:jc w:val="right"/>
+      </w:pPr>
+      <w:r>
+        <w:rPr>
+          <w:rFonts w:ascii="Times New Roman" w:hAnsi="Times New Roman" w:cs="Times New Roman" w:eastAsia="仿宋"/>
+          <w:b w:val="0"/>
+          <w:sz w:val="21"/>
+        </w:rPr>
+        <w:t>（信息来源：FinanceFeeds）</w:t>
+      </w:r>
+    </w:p>
+    <w:p>
+      <w:pPr>
+        <w:pStyle w:val="原文信息"/>
+        <w:spacing w:before="0" w:after="0" w:line="240" w:lineRule="auto"/>
+        <w:ind w:left="0" w:right="0" w:firstLine="0"/>
+        <w:jc w:val="left"/>
+      </w:pPr>
+      <w:r>
+        <w:rPr>
+          <w:rFonts w:ascii="Times New Roman" w:hAnsi="Times New Roman" w:cs="Times New Roman" w:eastAsia="仿宋"/>
+          <w:b w:val="0"/>
+          <w:sz w:val="18"/>
+        </w:rPr>
+        <w:t>原文标题：Ethereum Eyes $3，500 as Glamsterdam Upgrade Targets Q3</w:t>
+      </w:r>
+    </w:p>
+    <w:p>
+      <w:pPr>
+        <w:pStyle w:val="原文信息"/>
+        <w:spacing w:before="0" w:after="0" w:line="240" w:lineRule="auto"/>
+        <w:ind w:left="0" w:right="0" w:firstLine="0"/>
+        <w:jc w:val="left"/>
+      </w:pPr>
+      <w:r>
+        <w:rPr>
+          <w:rFonts w:ascii="Times New Roman" w:hAnsi="Times New Roman" w:cs="Times New Roman" w:eastAsia="仿宋"/>
+          <w:b w:val="0"/>
+          <w:sz w:val="18"/>
+        </w:rPr>
+        <w:t>原文链接：https://financefeeds.com/ethereum-eyes-3500-as-glamsterdam-upgrade/</w:t>
       </w:r>
     </w:p>
     <w:p>

--- a/reports/2026/加密货币观察_20260604.docx
+++ b/reports/2026/加密货币观察_20260604.docx
@@ -43,7 +43,7 @@
           <w:b w:val="0"/>
           <w:sz w:val="28"/>
         </w:rPr>
-        <w:t>· Coinbase冻结与东南亚加密诈骗网络相关的300万美元</w:t>
+        <w:t>· 暂无满足自动筛选条件的资讯</w:t>
       </w:r>
     </w:p>
     <w:p>
@@ -73,7 +73,7 @@
           <w:b w:val="0"/>
           <w:sz w:val="28"/>
         </w:rPr>
-        <w:t>· 以太坊目标价3500美元Glamsterdam升级瞄准Q3</w:t>
+        <w:t>· 以太坊Glamsterdam升级瞄准Q3推升Layer2吞吐量超10万TPS</w:t>
       </w:r>
     </w:p>
     <w:p>
@@ -133,7 +133,7 @@
           <w:b w:val="0"/>
           <w:sz w:val="28"/>
         </w:rPr>
-        <w:t>· 暂无满足自动筛选条件的资讯</w:t>
+        <w:t>· 比特币价格逼近6万美元超6亿美元多头仓位被清算</w:t>
       </w:r>
     </w:p>
     <w:p>
@@ -162,67 +162,6 @@
     </w:p>
     <w:p>
       <w:pPr>
-        <w:pStyle w:val="文章一级标题"/>
-        <w:spacing w:before="0" w:after="0" w:line="240" w:lineRule="auto"/>
-        <w:ind w:left="0" w:right="0" w:firstLine="0"/>
-        <w:jc w:val="center"/>
-      </w:pPr>
-      <w:r>
-        <w:rPr>
-          <w:rFonts w:ascii="Times New Roman" w:hAnsi="Times New Roman" w:cs="Times New Roman" w:eastAsia="黑体"/>
-          <w:b w:val="0"/>
-          <w:sz w:val="30"/>
-        </w:rPr>
-        <w:t>Coinbase冻结与东南亚加密诈骗网络相关的300万美元</w:t>
-      </w:r>
-    </w:p>
-    <w:p>
-      <w:pPr>
-        <w:spacing w:before="0" w:after="0" w:line="240" w:lineRule="auto"/>
-        <w:ind w:left="0" w:right="0" w:firstLine="0"/>
-        <w:jc w:val="both"/>
-      </w:pPr>
-      <w:r>
-        <w:rPr>
-          <w:rFonts w:ascii="Times New Roman" w:hAnsi="Times New Roman" w:cs="Times New Roman" w:eastAsia="仿宋"/>
-          <w:b w:val="0"/>
-          <w:sz w:val="28"/>
-        </w:rPr>
-        <w:t>· Coinbase冻结了与东南亚加密货币诈骗网络相关的300万美元加密货币。</w:t>
-      </w:r>
-    </w:p>
-    <w:p>
-      <w:pPr>
-        <w:spacing w:before="0" w:after="0" w:line="240" w:lineRule="auto"/>
-        <w:ind w:left="0" w:right="0" w:firstLine="0"/>
-        <w:jc w:val="both"/>
-      </w:pPr>
-      <w:r>
-        <w:rPr>
-          <w:rFonts w:ascii="Times New Roman" w:hAnsi="Times New Roman" w:cs="Times New Roman" w:eastAsia="仿宋"/>
-          <w:b w:val="0"/>
-          <w:sz w:val="28"/>
-        </w:rPr>
-        <w:t>· 该行动是美国司法部诈骗中心打击部队领导的“打击周”的一部分，联合了Meta、微软和Starlink。</w:t>
-      </w:r>
-    </w:p>
-    <w:p>
-      <w:pPr>
-        <w:spacing w:before="0" w:after="0" w:line="240" w:lineRule="auto"/>
-        <w:ind w:left="0" w:right="0" w:firstLine="0"/>
-        <w:jc w:val="both"/>
-      </w:pPr>
-      <w:r>
-        <w:rPr>
-          <w:rFonts w:ascii="Times New Roman" w:hAnsi="Times New Roman" w:cs="Times New Roman" w:eastAsia="仿宋"/>
-          <w:b w:val="0"/>
-          <w:sz w:val="28"/>
-        </w:rPr>
-        <w:t>· FBI报告称，2025年美国人在加密货币和AI相关诈骗中损失超过110亿美元。</w:t>
-      </w:r>
-    </w:p>
-    <w:p>
-      <w:pPr>
         <w:pStyle w:val="正文内容"/>
         <w:spacing w:before="0" w:after="0" w:line="240" w:lineRule="auto"/>
         <w:ind w:left="0" w:right="0" w:firstLine="560"/>
@@ -234,199 +173,7 @@
           <w:b w:val="0"/>
           <w:sz w:val="28"/>
         </w:rPr>
-        <w:t>加密货币交易所Coinbase表示，作为针对东南亚加密货币诈骗网络的全球行动的一部分，已冻结超过300万美元的加密货币。</w:t>
-      </w:r>
-    </w:p>
-    <w:p>
-      <w:pPr>
-        <w:pStyle w:val="正文内容"/>
-        <w:spacing w:before="0" w:after="0" w:line="240" w:lineRule="auto"/>
-        <w:ind w:left="0" w:right="0" w:firstLine="560"/>
-        <w:jc w:val="both"/>
-      </w:pPr>
-      <w:r>
-        <w:rPr>
-          <w:rFonts w:ascii="Times New Roman" w:hAnsi="Times New Roman" w:cs="Times New Roman" w:eastAsia="仿宋"/>
-          <w:b w:val="0"/>
-          <w:sz w:val="28"/>
-        </w:rPr>
-        <w:t>今年，全球当局一直在大力打击诈骗基础设施，涉及美国、阿联酋、中国、奥地利和阿尔巴尼亚的联合行动。加密货币交易所Coinbase表示，作为针对东南亚网络加密货币诈骗网络的全球行动的一部分，已冻结超过300万美元的加密货币。</w:t>
-      </w:r>
-    </w:p>
-    <w:p>
-      <w:pPr>
-        <w:pStyle w:val="正文内容"/>
-        <w:spacing w:before="0" w:after="0" w:line="240" w:lineRule="auto"/>
-        <w:ind w:left="0" w:right="0" w:firstLine="560"/>
-        <w:jc w:val="both"/>
-      </w:pPr>
-      <w:r>
-        <w:rPr>
-          <w:rFonts w:ascii="Times New Roman" w:hAnsi="Times New Roman" w:cs="Times New Roman" w:eastAsia="仿宋"/>
-          <w:b w:val="0"/>
-          <w:sz w:val="28"/>
-        </w:rPr>
-        <w:t>该行动是美国司法部诈骗中心打击部队领导的“打击周”的一部分，该部队汇集了政府实体和私营企业，以打击针对美国人的加密货币诈骗。</w:t>
-      </w:r>
-    </w:p>
-    <w:p>
-      <w:pPr>
-        <w:pStyle w:val="正文内容"/>
-        <w:spacing w:before="0" w:after="0" w:line="240" w:lineRule="auto"/>
-        <w:ind w:left="0" w:right="0" w:firstLine="560"/>
-        <w:jc w:val="both"/>
-      </w:pPr>
-      <w:r>
-        <w:rPr>
-          <w:rFonts w:ascii="Times New Roman" w:hAnsi="Times New Roman" w:cs="Times New Roman" w:eastAsia="仿宋"/>
-          <w:b w:val="0"/>
-          <w:sz w:val="28"/>
-        </w:rPr>
-        <w:t>Coinbase表示：“这次行动证明，没有任何一家公司或机构可以单独阻止诈骗者。需要社交平台、金融机构、连接提供商和执法部门紧密合作，同时打击这些网络的几乎每个环节——在线账户、资金流动和物理基础设施。”</w:t>
-      </w:r>
-    </w:p>
-    <w:p>
-      <w:pPr>
-        <w:pStyle w:val="正文内容"/>
-        <w:spacing w:before="0" w:after="0" w:line="240" w:lineRule="auto"/>
-        <w:ind w:left="0" w:right="0" w:firstLine="560"/>
-        <w:jc w:val="both"/>
-      </w:pPr>
-      <w:r>
-        <w:rPr>
-          <w:rFonts w:ascii="Times New Roman" w:hAnsi="Times New Roman" w:cs="Times New Roman" w:eastAsia="仿宋"/>
-          <w:b w:val="0"/>
-          <w:sz w:val="28"/>
-        </w:rPr>
-        <w:t>Meta、微软和Starlink也参与了此次行动，它们共同关闭了与诈骗网络相关的服务器和其他托管基础设施，并破坏了超过140万个社交媒体和电子邮件账户的犯罪活动，泰国皇家警察反网络诈骗中心逮捕了多人。</w:t>
-      </w:r>
-    </w:p>
-    <w:p>
-      <w:pPr>
-        <w:pStyle w:val="正文内容"/>
-        <w:spacing w:before="0" w:after="0" w:line="240" w:lineRule="auto"/>
-        <w:ind w:left="0" w:right="0" w:firstLine="560"/>
-        <w:jc w:val="both"/>
-      </w:pPr>
-      <w:r>
-        <w:rPr>
-          <w:rFonts w:ascii="Times New Roman" w:hAnsi="Times New Roman" w:cs="Times New Roman" w:eastAsia="仿宋"/>
-          <w:b w:val="0"/>
-          <w:sz w:val="28"/>
-        </w:rPr>
-        <w:t>美国司法部表示，投资欺诈和杀猪盘是增长最快、对美国人造成最严重经济破坏的诈骗形式之一。本月早些时候，FBI报告称，2025年美国人在加密货币和AI相关诈骗中的损失超过110亿美元，其中投资诈骗造成的损失最大。</w:t>
-      </w:r>
-    </w:p>
-    <w:p>
-      <w:pPr>
-        <w:pStyle w:val="正文内容"/>
-        <w:spacing w:before="0" w:after="0" w:line="240" w:lineRule="auto"/>
-        <w:ind w:left="0" w:right="0" w:firstLine="560"/>
-        <w:jc w:val="both"/>
-      </w:pPr>
-      <w:r>
-        <w:rPr>
-          <w:rFonts w:ascii="Times New Roman" w:hAnsi="Times New Roman" w:cs="Times New Roman" w:eastAsia="仿宋"/>
-          <w:b w:val="0"/>
-          <w:sz w:val="28"/>
-        </w:rPr>
-        <w:t>Coinbase补充道：“我们知道加密货币在非法金融方面有时会受到不公平的声誉。事实恰恰相反。区块链技术为执法部门提供了传统金融系统通常无法提供的东西：每笔交易的透明、不可篡改和永久记录。”</w:t>
-      </w:r>
-    </w:p>
-    <w:p>
-      <w:pPr>
-        <w:pStyle w:val="正文内容"/>
-        <w:spacing w:before="0" w:after="0" w:line="240" w:lineRule="auto"/>
-        <w:ind w:left="0" w:right="0" w:firstLine="560"/>
-        <w:jc w:val="both"/>
-      </w:pPr>
-      <w:r>
-        <w:rPr>
-          <w:rFonts w:ascii="Times New Roman" w:hAnsi="Times New Roman" w:cs="Times New Roman" w:eastAsia="仿宋"/>
-          <w:b w:val="0"/>
-          <w:sz w:val="28"/>
-        </w:rPr>
-        <w:t>该联盟的其他成员包括FBI、美国特勤局以及英国、澳大利亚、加拿大、新西兰和泰国的执法合作伙伴。</w:t>
-      </w:r>
-    </w:p>
-    <w:p>
-      <w:pPr>
-        <w:pStyle w:val="正文内容"/>
-        <w:spacing w:before="0" w:after="0" w:line="240" w:lineRule="auto"/>
-        <w:ind w:left="0" w:right="0" w:firstLine="560"/>
-        <w:jc w:val="both"/>
-      </w:pPr>
-      <w:r>
-        <w:rPr>
-          <w:rFonts w:ascii="Times New Roman" w:hAnsi="Times New Roman" w:cs="Times New Roman" w:eastAsia="仿宋"/>
-          <w:b w:val="0"/>
-          <w:sz w:val="28"/>
-        </w:rPr>
-        <w:t>Meta表示，它分享了所有参与方的“可操作洞察”，这有助于“整合不同平台上的零散信息。这些科技公司的集体努力使行动能够锁定并破坏诈骗者几乎每个环节的犯罪活动。”</w:t>
-      </w:r>
-    </w:p>
-    <w:p>
-      <w:pPr>
-        <w:pStyle w:val="正文内容"/>
-        <w:spacing w:before="0" w:after="0" w:line="240" w:lineRule="auto"/>
-        <w:ind w:left="0" w:right="0" w:firstLine="560"/>
-        <w:jc w:val="both"/>
-      </w:pPr>
-      <w:r>
-        <w:rPr>
-          <w:rFonts w:ascii="Times New Roman" w:hAnsi="Times New Roman" w:cs="Times New Roman" w:eastAsia="仿宋"/>
-          <w:b w:val="0"/>
-          <w:sz w:val="28"/>
-        </w:rPr>
-        <w:t>今年，全球当局一直在大力打击诈骗基础设施。4月，美国诈骗中心打击部队及其执法合作伙伴针对诈骗中心，冻结了超过7.01亿美元与投资诈骗相关的加密货币。与此同时，迪拜警方牵头对诈骗团伙进行国际打击，逮捕了276人，并关闭了至少9个加密货币诈骗中心。在另一次涉及奥地利和阿尔巴尼亚当局、并得到欧洲刑警组织和欧洲司法组织支持的警方行动中，10人因与阿尔巴尼亚地拉那的三个诈骗中心有关而被捕。</w:t>
-      </w:r>
-    </w:p>
-    <w:p>
-      <w:pPr>
-        <w:pStyle w:val="信息来源"/>
-        <w:spacing w:before="50" w:after="100" w:line="240" w:lineRule="auto"/>
-        <w:ind w:left="0" w:right="0" w:firstLine="0"/>
-        <w:jc w:val="right"/>
-      </w:pPr>
-      <w:r>
-        <w:rPr>
-          <w:rFonts w:ascii="Times New Roman" w:hAnsi="Times New Roman" w:cs="Times New Roman" w:eastAsia="仿宋"/>
-          <w:b w:val="0"/>
-          <w:sz w:val="21"/>
-        </w:rPr>
-        <w:t>（信息来源：Cointelegraph）</w:t>
-      </w:r>
-    </w:p>
-    <w:p>
-      <w:pPr>
-        <w:pStyle w:val="原文信息"/>
-        <w:spacing w:before="0" w:after="0" w:line="240" w:lineRule="auto"/>
-        <w:ind w:left="0" w:right="0" w:firstLine="0"/>
-        <w:jc w:val="left"/>
-      </w:pPr>
-      <w:r>
-        <w:rPr>
-          <w:rFonts w:ascii="Times New Roman" w:hAnsi="Times New Roman" w:cs="Times New Roman" w:eastAsia="仿宋"/>
-          <w:b w:val="0"/>
-          <w:sz w:val="18"/>
-        </w:rPr>
-        <w:t>原文标题：Coinbase freezes $3M tied to Southeast Asia crypto fraud networks</w:t>
-      </w:r>
-    </w:p>
-    <w:p>
-      <w:pPr>
-        <w:pStyle w:val="原文信息"/>
-        <w:spacing w:before="0" w:after="0" w:line="240" w:lineRule="auto"/>
-        <w:ind w:left="0" w:right="0" w:firstLine="0"/>
-        <w:jc w:val="left"/>
-      </w:pPr>
-      <w:r>
-        <w:rPr>
-          <w:rFonts w:ascii="Times New Roman" w:hAnsi="Times New Roman" w:cs="Times New Roman" w:eastAsia="仿宋"/>
-          <w:b w:val="0"/>
-          <w:sz w:val="18"/>
-        </w:rPr>
-        <w:t>原文链接：https://cointelegraph.com/news/tech-fbi-crypto-scam-crackdown-southeast-asia</w:t>
+        <w:t>暂无满足自动筛选条件的资讯。</w:t>
       </w:r>
     </w:p>
     <w:p>
@@ -466,7 +213,7 @@
           <w:b w:val="0"/>
           <w:sz w:val="30"/>
         </w:rPr>
-        <w:t>以太坊目标价3500美元Glamsterdam升级瞄准Q3</w:t>
+        <w:t>以太坊Glamsterdam升级瞄准Q3推升Layer2吞吐量超10万TPS</w:t>
       </w:r>
     </w:p>
     <w:p>
@@ -481,7 +228,7 @@
           <w:b w:val="0"/>
           <w:sz w:val="28"/>
         </w:rPr>
-        <w:t>· 以太坊在2025年完成了Pectra和Fusaka两次硬分叉，确立了每半年一次的升级节奏，共部署11个EIP，并将验证者质押上限提高至2048 ETH。</w:t>
+        <w:t>· 以太坊在2025年完成了Pectra和Fusaka两次硬分叉，确立了半年升级节奏。</w:t>
       </w:r>
     </w:p>
     <w:p>
@@ -496,7 +243,7 @@
           <w:b w:val="0"/>
           <w:sz w:val="28"/>
         </w:rPr>
-        <w:t>· 预计2026年Q2或Q3的Glamsterdam升级将引入Verkle树以实现无状态客户端，并将Layer 2的可持续吞吐量推至每秒10万笔以上。</w:t>
+        <w:t>· Glamsterdam升级预计在2026年Q2或Q3，引入Verkle树实现无状态客户端，并推动Layer 2吞吐量超10万笔/秒。</w:t>
       </w:r>
     </w:p>
     <w:p>
@@ -511,7 +258,7 @@
           <w:b w:val="0"/>
           <w:sz w:val="28"/>
         </w:rPr>
-        <w:t>· 截至2026年6月初，ETH交易价约1970美元，较2025年8月历史高点4951美元下跌超过60%，分析师预测复苏区间在2200至3500美元之间。</w:t>
+        <w:t>· ETH在2026年6月初交易价约1，970美元，较2025年8月历史高点4，951美元下跌超60%。</w:t>
       </w:r>
     </w:p>
     <w:p>
@@ -527,7 +274,7 @@
           <w:b w:val="0"/>
           <w:sz w:val="28"/>
         </w:rPr>
-        <w:t>以太坊的Glamsterdam升级目标为实现Layer 2每秒10万笔交易，同时ETH交易价接近1970美元，为2026年下半年奠定关键基础。</w:t>
+        <w:t>以太坊的Glamsterdam升级目标在2026年Q2或Q3，旨在将Layer 2的可持续吞吐量提升至超10万TPS，而ETH当前交易价约1，970美元，为2025年8月历史高点的约40%。</w:t>
       </w:r>
     </w:p>
     <w:p>
@@ -543,7 +290,7 @@
           <w:b w:val="0"/>
           <w:sz w:val="28"/>
         </w:rPr>
-        <w:t>以太坊基金会于2月发布了2026年协议优先事项，将开发工作重组为三大支柱：扩展、用户体验改进和L1抗量子安全加固。</w:t>
+        <w:t>以太坊在2025年完成了两次硬分叉：Pectra于5月7日上线，结合了Prague执行层和Electra共识层，共部署11个以太坊改进提案（EIP），其中EIP-7251将验证者最大有效余额从32 ETH提高至2，048 ETH，EIP-7702引入了账户抽象原语；Fusaka于12月上线，提供了额外的数据可用性改进，增加了rollup的blob吞吐量。</w:t>
       </w:r>
     </w:p>
     <w:p>
@@ -559,7 +306,7 @@
           <w:b w:val="0"/>
           <w:sz w:val="28"/>
         </w:rPr>
-        <w:t>Pectra升级于2025年5月7日启动，合并了Prague执行层和Electra共识层，共部署11个以太坊改进提案。据Consensys称，这是以太坊历史上最大的硬分叉。EIP-7251将验证者最大有效余额从32 ETH提高至2，048 ETH，整合了验证者集并减少了点对点网络压力。EIP-7702引入了账户抽象原语，允许外部拥有账户在单笔交易中委托智能合约逻辑。</w:t>
+        <w:t>两次分叉使以太坊从每年一次升级转变为结构化的半年发布周期。</w:t>
       </w:r>
     </w:p>
     <w:p>
@@ -575,7 +322,7 @@
           <w:b w:val="0"/>
           <w:sz w:val="28"/>
         </w:rPr>
-        <w:t>Fusaka于2025年12月跟进，提供了额外的数据可用性改进，增加了Rollup的blob吞吐量。这两次分叉将以太坊从每年一次升级转变为结构化的半年发布周期。</w:t>
+        <w:t>下一个里程碑是Glamsterdam升级，结合了Glam共识层和Amsterdam执行层变更，核心功能包括完整Verkle树实现，将支持无状态客户端并大幅降低运行节点的硬件要求。Trent Bolar在分析中指出：“Glamsterdam预计是‘以太坊路线图’中‘The Surge’部分完成前的最后重大步骤，将在保持完全去中心化的同时，推动Layer 2生态系统的可持续吞吐量超过10万TPS。”</w:t>
       </w:r>
     </w:p>
     <w:p>
@@ -591,7 +338,7 @@
           <w:b w:val="0"/>
           <w:sz w:val="28"/>
         </w:rPr>
-        <w:t>下一个里程碑是Glamsterdam升级，它结合了Glam共识层和Amsterdam执行层的变更。根据Trent Bolar在Medium上的分析，核心计划功能包括完整的Verkle树实现，这将支持无状态客户端并大幅降低运行节点的硬件要求。Bolar写道：“Glamsterdam预计将是‘The Surge’阶段完成前的最后重大步骤，在保持完全去中心化的同时，将Layer 2生态系统的可持续吞吐量推至每秒10万笔以上。”</w:t>
+        <w:t>2026年的第二次分叉代号Heze-Bogota，计划在年底进行，将针对抗审查机制和早期量子安全准备。</w:t>
       </w:r>
     </w:p>
     <w:p>
@@ -607,7 +354,7 @@
           <w:b w:val="0"/>
           <w:sz w:val="28"/>
         </w:rPr>
-        <w:t>2026年的第二次分叉代号为Heze-Bogota，计划于年底进行。根据MEXC News报道，它将针对反审查机制和早期量子安全准备。2026年2月的协议优先事项文件概述了EIP-7701和EIP-8141等提案，用于原生账户抽象，建立在Pectra中EIP-7702的基础上。</w:t>
+        <w:t>以太坊基金会于2月发布了2026年协议优先级，将开发组织为三个支柱：扩展、用户体验改进和L1强化以应对量子安全。</w:t>
       </w:r>
     </w:p>
     <w:p>
@@ -623,7 +370,7 @@
           <w:b w:val="0"/>
           <w:sz w:val="28"/>
         </w:rPr>
-        <w:t>与2024年3月启动EIP-4844和proto-danksharding以降低Layer 2成本的Dencun升级相比，Glamsterdam代表了一次质的飞跃。Dencun增加了临时blob存储，而Glamsterdam旨在通过Verkle证明使全节点对交易验证变为可选，这是一项以太坊管理状态方式的结构性变化。</w:t>
+        <w:t>截至2026年6月初，以太坊交易价约1，970美元，较2025年8月的历史高点4，951美元下跌超过60%。14日相对强弱指数（RSI）为33.56，接近超卖区域。50日移动均线为2，194美元，200日移动均线为2，509美元，当前价格均低于这两条趋势线。</w:t>
       </w:r>
     </w:p>
     <w:p>
@@ -639,7 +386,7 @@
           <w:b w:val="0"/>
           <w:sz w:val="28"/>
         </w:rPr>
-        <w:t>根据CoinDCX数据，截至2026年6月1日，ETH交易价接近1970美元。14日RSI为33.56，接近超卖区域。50日移动平均线为2194美元，200日移动平均线为2509美元，当前价格远低于这两条趋势线。InvestingHaven公司表示，2026年交易区间预计在1800至3500美元之间，平均预测接近2700美元。Changelly模型预计2026年12月更保守的上限为2582美元。LiteFinance提到，在Layer 2增长和机构需求推动的乐观情景下，ETH可能测试5301美元。</w:t>
+        <w:t>InvestingHaven预测2026年交易区间为1，800至3，500美元，平均预测接近2，700美元。Changelly模型估计2026年12月的更保守上限为2，582美元。LiteFinance提到，在Layer 2增长和机构需求推动的乐观情景下，ETH可能测试5，301美元。</w:t>
       </w:r>
     </w:p>
     <w:p>
@@ -655,7 +402,7 @@
           <w:b w:val="0"/>
           <w:sz w:val="28"/>
         </w:rPr>
-        <w:t>CoinDCX报道称：“Coinpaper高级加密市场分析师Alex Thornton指出，大约74%的以太坊供应量目前处于盈利状态，30天已实现价格估计接近1980美元。”长期持有者供应量正在增加，这一模式与积累而非分配一致。</w:t>
+        <w:t>CoinDCX报道称，Coinpaper高级加密货币市场分析师Alex Thornton指出，约74%的以太坊供应目前处于盈利状态，30天实现价格估计接近1，980美元。长期持有者供应量正在增加，这一模式与积累而非分配一致。</w:t>
       </w:r>
     </w:p>
     <w:p>
@@ -671,23 +418,7 @@
           <w:b w:val="0"/>
           <w:sz w:val="28"/>
         </w:rPr>
-        <w:t>据MEXC称，2026年2月初，ETH多头头寸发生了19亿美元的清仓连锁反应，压缩了杠杆头寸。因此，当前价格可能低估了宏观条件稳定后出现的需求。</w:t>
-      </w:r>
-    </w:p>
-    <w:p>
-      <w:pPr>
-        <w:pStyle w:val="正文内容"/>
-        <w:spacing w:before="0" w:after="0" w:line="240" w:lineRule="auto"/>
-        <w:ind w:left="0" w:right="0" w:firstLine="560"/>
-        <w:jc w:val="both"/>
-      </w:pPr>
-      <w:r>
-        <w:rPr>
-          <w:rFonts w:ascii="Times New Roman" w:hAnsi="Times New Roman" w:cs="Times New Roman" w:eastAsia="仿宋"/>
-          <w:b w:val="0"/>
-          <w:sz w:val="28"/>
-        </w:rPr>
-        <w:t>以太坊受益于2026年3月SEC和CFTC的联合框架，该框架将16种数字资产归类为商品。ETH与比特币一同归入CFTC监管，消除了2024至2025年初困扰该资产的剩余证券执法风险。2024年获批的现货ETH ETF现在在更清晰的管辖边界下运营，这应会降低发行人和托管人的合规成本。</w:t>
+        <w:t>2026年3月，美国证券交易委员会（SEC）和商品期货交易委员会（CFTC）联合框架将16种数字资产分类为商品，以太坊被纳入CFTC监管范围，消除了剩余证券执法风险。</w:t>
       </w:r>
     </w:p>
     <w:p>
@@ -804,6 +535,67 @@
     </w:p>
     <w:p>
       <w:pPr>
+        <w:pStyle w:val="文章一级标题"/>
+        <w:spacing w:before="0" w:after="0" w:line="240" w:lineRule="auto"/>
+        <w:ind w:left="0" w:right="0" w:firstLine="0"/>
+        <w:jc w:val="center"/>
+      </w:pPr>
+      <w:r>
+        <w:rPr>
+          <w:rFonts w:ascii="Times New Roman" w:hAnsi="Times New Roman" w:cs="Times New Roman" w:eastAsia="黑体"/>
+          <w:b w:val="0"/>
+          <w:sz w:val="30"/>
+        </w:rPr>
+        <w:t>比特币价格逼近6万美元超6亿美元多头仓位被清算</w:t>
+      </w:r>
+    </w:p>
+    <w:p>
+      <w:pPr>
+        <w:spacing w:before="0" w:after="0" w:line="240" w:lineRule="auto"/>
+        <w:ind w:left="0" w:right="0" w:firstLine="0"/>
+        <w:jc w:val="both"/>
+      </w:pPr>
+      <w:r>
+        <w:rPr>
+          <w:rFonts w:ascii="Times New Roman" w:hAnsi="Times New Roman" w:cs="Times New Roman" w:eastAsia="仿宋"/>
+          <w:b w:val="0"/>
+          <w:sz w:val="28"/>
+        </w:rPr>
+        <w:t>· 比特币价格跌至约61，300美元后反弹至64，690美元，期间超过6亿美元多头仓位被清算。</w:t>
+      </w:r>
+    </w:p>
+    <w:p>
+      <w:pPr>
+        <w:spacing w:before="0" w:after="0" w:line="240" w:lineRule="auto"/>
+        <w:ind w:left="0" w:right="0" w:firstLine="0"/>
+        <w:jc w:val="both"/>
+      </w:pPr>
+      <w:r>
+        <w:rPr>
+          <w:rFonts w:ascii="Times New Roman" w:hAnsi="Times New Roman" w:cs="Times New Roman" w:eastAsia="仿宋"/>
+          <w:b w:val="0"/>
+          <w:sz w:val="28"/>
+        </w:rPr>
+        <w:t>· 部分交易员预期比特币将出现短期反弹至69，000-70，000美元，但周线图熊旗形态暗示可能进一步跌至50，000-52，000美元。</w:t>
+      </w:r>
+    </w:p>
+    <w:p>
+      <w:pPr>
+        <w:spacing w:before="0" w:after="0" w:line="240" w:lineRule="auto"/>
+        <w:ind w:left="0" w:right="0" w:firstLine="0"/>
+        <w:jc w:val="both"/>
+      </w:pPr>
+      <w:r>
+        <w:rPr>
+          <w:rFonts w:ascii="Times New Roman" w:hAnsi="Times New Roman" w:cs="Times New Roman" w:eastAsia="仿宋"/>
+          <w:b w:val="0"/>
+          <w:sz w:val="28"/>
+        </w:rPr>
+        <w:t>· 200周简单移动平均线（约61，800美元）是关键支撑，若反弹可能测试70，000美元目标。</w:t>
+      </w:r>
+    </w:p>
+    <w:p>
+      <w:pPr>
         <w:pStyle w:val="正文内容"/>
         <w:spacing w:before="0" w:after="0" w:line="240" w:lineRule="auto"/>
         <w:ind w:left="0" w:right="0" w:firstLine="560"/>
@@ -815,7 +607,167 @@
           <w:b w:val="0"/>
           <w:sz w:val="28"/>
         </w:rPr>
-        <w:t>暂无满足自动筛选条件的资讯。</w:t>
+        <w:t>比特币价格短暂跌至6万美元附近，导致超过6亿美元多头仓位被清算，市场对当前反弹是否为底部存在分歧。</w:t>
+      </w:r>
+    </w:p>
+    <w:p>
+      <w:pPr>
+        <w:pStyle w:val="正文内容"/>
+        <w:spacing w:before="0" w:after="0" w:line="240" w:lineRule="auto"/>
+        <w:ind w:left="0" w:right="0" w:firstLine="560"/>
+        <w:jc w:val="both"/>
+      </w:pPr>
+      <w:r>
+        <w:rPr>
+          <w:rFonts w:ascii="Times New Roman" w:hAnsi="Times New Roman" w:cs="Times New Roman" w:eastAsia="仿宋"/>
+          <w:b w:val="0"/>
+          <w:sz w:val="28"/>
+        </w:rPr>
+        <w:t>比特币（BTC）价格短暂跌至60，000美元区域，引发超过6亿美元的多头仓位清算，引发市场质疑最新反弹究竟是真正的底部，还是杠杆出清后的“救济性反弹”。</w:t>
+      </w:r>
+    </w:p>
+    <w:p>
+      <w:pPr>
+        <w:pStyle w:val="正文内容"/>
+        <w:spacing w:before="0" w:after="0" w:line="240" w:lineRule="auto"/>
+        <w:ind w:left="0" w:right="0" w:firstLine="560"/>
+        <w:jc w:val="both"/>
+      </w:pPr>
+      <w:r>
+        <w:rPr>
+          <w:rFonts w:ascii="Times New Roman" w:hAnsi="Times New Roman" w:cs="Times New Roman" w:eastAsia="仿宋"/>
+          <w:b w:val="0"/>
+          <w:sz w:val="28"/>
+        </w:rPr>
+        <w:t>BTC周四跌至约61，300美元，随后反弹5.52%至约64，690美元，此次反弹与以色列和黎巴嫩同意实施停火的消息重合。</w:t>
+      </w:r>
+    </w:p>
+    <w:p>
+      <w:pPr>
+        <w:pStyle w:val="正文内容"/>
+        <w:spacing w:before="0" w:after="0" w:line="240" w:lineRule="auto"/>
+        <w:ind w:left="0" w:right="0" w:firstLine="560"/>
+        <w:jc w:val="both"/>
+      </w:pPr>
+      <w:r>
+        <w:rPr>
+          <w:rFonts w:ascii="Times New Roman" w:hAnsi="Times New Roman" w:cs="Times New Roman" w:eastAsia="仿宋"/>
+          <w:b w:val="0"/>
+          <w:sz w:val="28"/>
+        </w:rPr>
+        <w:t>根据数据来源CoinGlass，24小时内BTC仓位清算总额超过7.37亿美元，多头交易者承受了大部分损失，其中超过6.17亿美元的多头仓位被清除，显示看涨交易者在抛售前仓位极度激进。</w:t>
+      </w:r>
+    </w:p>
+    <w:p>
+      <w:pPr>
+        <w:pStyle w:val="正文内容"/>
+        <w:spacing w:before="0" w:after="0" w:line="240" w:lineRule="auto"/>
+        <w:ind w:left="0" w:right="0" w:firstLine="560"/>
+        <w:jc w:val="both"/>
+      </w:pPr>
+      <w:r>
+        <w:rPr>
+          <w:rFonts w:ascii="Times New Roman" w:hAnsi="Times New Roman" w:cs="Times New Roman" w:eastAsia="仿宋"/>
+          <w:b w:val="0"/>
+          <w:sz w:val="28"/>
+        </w:rPr>
+        <w:t>BTC的急剧反弹使部分交易者认为底部已至。交易员RidaaXBT表示，BTC可能出现“救济性反弹”至69，000-70，000美元区间，暗示清算驱动的抛售可能已耗尽短期卖方力量。交易员ZordXBT也持类似观点，指出BTC的长下影线表明买家在低点附近积极介入。</w:t>
+      </w:r>
+    </w:p>
+    <w:p>
+      <w:pPr>
+        <w:pStyle w:val="正文内容"/>
+        <w:spacing w:before="0" w:after="0" w:line="240" w:lineRule="auto"/>
+        <w:ind w:left="0" w:right="0" w:firstLine="560"/>
+        <w:jc w:val="both"/>
+      </w:pPr>
+      <w:r>
+        <w:rPr>
+          <w:rFonts w:ascii="Times New Roman" w:hAnsi="Times New Roman" w:cs="Times New Roman" w:eastAsia="仿宋"/>
+          <w:b w:val="0"/>
+          <w:sz w:val="28"/>
+        </w:rPr>
+        <w:t>另一方面，加密交易员Hitman42.eth警告，BTC多头可能庆祝过早，并指出比特币反弹最终可能诱多。</w:t>
+      </w:r>
+    </w:p>
+    <w:p>
+      <w:pPr>
+        <w:pStyle w:val="正文内容"/>
+        <w:spacing w:before="0" w:after="0" w:line="240" w:lineRule="auto"/>
+        <w:ind w:left="0" w:right="0" w:firstLine="560"/>
+        <w:jc w:val="both"/>
+      </w:pPr>
+      <w:r>
+        <w:rPr>
+          <w:rFonts w:ascii="Times New Roman" w:hAnsi="Times New Roman" w:cs="Times New Roman" w:eastAsia="仿宋"/>
+          <w:b w:val="0"/>
+          <w:sz w:val="28"/>
+        </w:rPr>
+        <w:t>比特币周线图仍显示熊旗形态向下突破，保持进一步跌至50，000-52，000美元区域的风险。该形态出现在BTC未能突破旗形上轨线之后，成交量增加强化了下行动能。</w:t>
+      </w:r>
+    </w:p>
+    <w:p>
+      <w:pPr>
+        <w:pStyle w:val="正文内容"/>
+        <w:spacing w:before="0" w:after="0" w:line="240" w:lineRule="auto"/>
+        <w:ind w:left="0" w:right="0" w:firstLine="560"/>
+        <w:jc w:val="both"/>
+      </w:pPr>
+      <w:r>
+        <w:rPr>
+          <w:rFonts w:ascii="Times New Roman" w:hAnsi="Times New Roman" w:cs="Times New Roman" w:eastAsia="仿宋"/>
+          <w:b w:val="0"/>
+          <w:sz w:val="28"/>
+        </w:rPr>
+        <w:t>然而，只要BTC交易于200周简单移动平均线（约61，800美元）之上，熊市情景便未确认。该水平在2015年、2018年和2020年等比特币熊市中曾作为重要的周期底部区域。若从200周均线强劲反弹，将削弱或可能取消熊旗形态的向下突破，使BTC价格有机会测试70，000美元作为下一上行目标。</w:t>
+      </w:r>
+    </w:p>
+    <w:p>
+      <w:pPr>
+        <w:pStyle w:val="信息来源"/>
+        <w:spacing w:before="50" w:after="100" w:line="240" w:lineRule="auto"/>
+        <w:ind w:left="0" w:right="0" w:firstLine="0"/>
+        <w:jc w:val="right"/>
+      </w:pPr>
+      <w:r>
+        <w:rPr>
+          <w:rFonts w:ascii="Times New Roman" w:hAnsi="Times New Roman" w:cs="Times New Roman" w:eastAsia="仿宋"/>
+          <w:b w:val="0"/>
+          <w:sz w:val="21"/>
+        </w:rPr>
+        <w:t>（信息来源：Cointelegraph）</w:t>
+      </w:r>
+    </w:p>
+    <w:p>
+      <w:pPr>
+        <w:pStyle w:val="原文信息"/>
+        <w:spacing w:before="0" w:after="0" w:line="240" w:lineRule="auto"/>
+        <w:ind w:left="0" w:right="0" w:firstLine="0"/>
+        <w:jc w:val="left"/>
+      </w:pPr>
+      <w:r>
+        <w:rPr>
+          <w:rFonts w:ascii="Times New Roman" w:hAnsi="Times New Roman" w:cs="Times New Roman" w:eastAsia="仿宋"/>
+          <w:b w:val="0"/>
+          <w:sz w:val="18"/>
+        </w:rPr>
+        <w:t>原文标题：Over $600M in Bitcoin longs liquidated as BTC dips toward $60K</w:t>
+      </w:r>
+    </w:p>
+    <w:p>
+      <w:pPr>
+        <w:pStyle w:val="原文信息"/>
+        <w:spacing w:before="0" w:after="0" w:line="240" w:lineRule="auto"/>
+        <w:ind w:left="0" w:right="0" w:firstLine="0"/>
+        <w:jc w:val="left"/>
+      </w:pPr>
+      <w:r>
+        <w:rPr>
+          <w:rFonts w:ascii="Times New Roman" w:hAnsi="Times New Roman" w:cs="Times New Roman" w:eastAsia="仿宋"/>
+          <w:b w:val="0"/>
+          <w:sz w:val="18"/>
+        </w:rPr>
+        <w:t>原文链接：https://cointelegraph.com/markets/over-600m-in-bitcoin-longs-liquidated-as-btc-dips-toward-60k</w:t>
       </w:r>
     </w:p>
     <w:sectPr>

--- a/reports/2026/加密货币观察_20260604.docx
+++ b/reports/2026/加密货币观察_20260604.docx
@@ -73,7 +73,7 @@
           <w:b w:val="0"/>
           <w:sz w:val="28"/>
         </w:rPr>
-        <w:t>· 以太坊Glamsterdam升级瞄准Q3推升Layer2吞吐量超10万TPS</w:t>
+        <w:t>· 以太坊目标价3500美元Glamsterdam升级瞄准Q3</w:t>
       </w:r>
     </w:p>
     <w:p>
@@ -133,7 +133,7 @@
           <w:b w:val="0"/>
           <w:sz w:val="28"/>
         </w:rPr>
-        <w:t>· 比特币价格逼近6万美元超6亿美元多头仓位被清算</w:t>
+        <w:t>· 比特币跌向6万美元超过6亿美元多头被清算</w:t>
       </w:r>
     </w:p>
     <w:p>
@@ -213,7 +213,7 @@
           <w:b w:val="0"/>
           <w:sz w:val="30"/>
         </w:rPr>
-        <w:t>以太坊Glamsterdam升级瞄准Q3推升Layer2吞吐量超10万TPS</w:t>
+        <w:t>以太坊目标价3500美元Glamsterdam升级瞄准Q3</w:t>
       </w:r>
     </w:p>
     <w:p>
@@ -228,7 +228,7 @@
           <w:b w:val="0"/>
           <w:sz w:val="28"/>
         </w:rPr>
-        <w:t>· 以太坊在2025年完成了Pectra和Fusaka两次硬分叉，确立了半年升级节奏。</w:t>
+        <w:t>· 以太坊在2025年完成了Pectra和Fusaka两次硬分叉，确立了半年一次的升级节奏，共交付11个EIP，并将验证者质押上限提高至2048 ETH。</w:t>
       </w:r>
     </w:p>
     <w:p>
@@ -243,7 +243,7 @@
           <w:b w:val="0"/>
           <w:sz w:val="28"/>
         </w:rPr>
-        <w:t>· Glamsterdam升级预计在2026年Q2或Q3，引入Verkle树实现无状态客户端，并推动Layer 2吞吐量超10万笔/秒。</w:t>
+        <w:t>· 预计2026年Q2或Q3进行的Glamsterdam升级将引入用于无状态客户端的Verkle树，并将跨rollup的可持续吞吐量推至每秒10万笔以上。</w:t>
       </w:r>
     </w:p>
     <w:p>
@@ -258,7 +258,7 @@
           <w:b w:val="0"/>
           <w:sz w:val="28"/>
         </w:rPr>
-        <w:t>· ETH在2026年6月初交易价约1，970美元，较2025年8月历史高点4，951美元下跌超60%。</w:t>
+        <w:t>· 2026年6月初ETH交易价约1970美元，低于2025年8月的历史高点4951美元，分析师预计复苏区间在2200至3500美元之间。</w:t>
       </w:r>
     </w:p>
     <w:p>
@@ -274,7 +274,7 @@
           <w:b w:val="0"/>
           <w:sz w:val="28"/>
         </w:rPr>
-        <w:t>以太坊的Glamsterdam升级目标在2026年Q2或Q3，旨在将Layer 2的可持续吞吐量提升至超10万TPS，而ETH当前交易价约1，970美元，为2025年8月历史高点的约40%。</w:t>
+        <w:t>以太坊的Glamsterdam升级目标实现Layer 2每秒10万笔交易，而ETH当前交易价约1970美元，为2026年下半年奠定关键基础。</w:t>
       </w:r>
     </w:p>
     <w:p>
@@ -290,7 +290,7 @@
           <w:b w:val="0"/>
           <w:sz w:val="28"/>
         </w:rPr>
-        <w:t>以太坊在2025年完成了两次硬分叉：Pectra于5月7日上线，结合了Prague执行层和Electra共识层，共部署11个以太坊改进提案（EIP），其中EIP-7251将验证者最大有效余额从32 ETH提高至2，048 ETH，EIP-7702引入了账户抽象原语；Fusaka于12月上线，提供了额外的数据可用性改进，增加了rollup的blob吞吐量。</w:t>
+        <w:t>2026年6月初，以太坊交易价约1970美元，较2025年8月达到的历史最高点4951美元下跌超过60%。然而在价格压缩背后，是该网络历史上最激进的工程日程。</w:t>
       </w:r>
     </w:p>
     <w:p>
@@ -306,7 +306,7 @@
           <w:b w:val="0"/>
           <w:sz w:val="28"/>
         </w:rPr>
-        <w:t>两次分叉使以太坊从每年一次升级转变为结构化的半年发布周期。</w:t>
+        <w:t>以太坊基金会于2026年2月发布了2026年协议优先事项，将开发重组为三大支柱：扩展、用户体验改进和L1强化。2025年完成了两次硬分叉，2026年还有两次计划。</w:t>
       </w:r>
     </w:p>
     <w:p>
@@ -322,7 +322,7 @@
           <w:b w:val="0"/>
           <w:sz w:val="28"/>
         </w:rPr>
-        <w:t>下一个里程碑是Glamsterdam升级，结合了Glam共识层和Amsterdam执行层变更，核心功能包括完整Verkle树实现，将支持无状态客户端并大幅降低运行节点的硬件要求。Trent Bolar在分析中指出：“Glamsterdam预计是‘以太坊路线图’中‘The Surge’部分完成前的最后重大步骤，将在保持完全去中心化的同时，推动Layer 2生态系统的可持续吞吐量超过10万TPS。”</w:t>
+        <w:t>Pectra升级于2025年5月7日上线，将布拉格执行层和Electra共识层合并为一次部署，包含11个以太坊改进提案。根据Consensys的说法，这是以太坊历史上最大的硬分叉。EIP-7251将最大有效验证者余额从32 ETH提高至2048 ETH，整合了验证者集合并减少了点对点网络压力。EIP-7702引入了账户抽象原语，允许外部拥有账户在单笔交易中委托给智能合约逻辑。Fusaka于2025年12月跟进，提供了额外的数据可用性改进，增加了rollup的blob吞吐量。这两次分叉使以太坊从每年一次升级的节奏转变为结构化的半年发布周期。</w:t>
       </w:r>
     </w:p>
     <w:p>
@@ -338,7 +338,7 @@
           <w:b w:val="0"/>
           <w:sz w:val="28"/>
         </w:rPr>
-        <w:t>2026年的第二次分叉代号Heze-Bogota，计划在年底进行，将针对抗审查机制和早期量子安全准备。</w:t>
+        <w:t>下一个里程碑是Glamsterdam升级，结合了Glam共识层和Amsterdam执行层的变更。核心计划功能包括完整的Verkle树实现，这将启用无状态客户端并显著降低运行节点的硬件要求，根据Trent Bolar的Medium分析。Bolar写道：“Glamsterdam预计将是‘The Surge’部分完成之前的最后一大步，将Layer 2生态系统的可持续吞吐量推至每秒10万笔以上，同时保持完全去中心化。”</w:t>
       </w:r>
     </w:p>
     <w:p>
@@ -354,7 +354,7 @@
           <w:b w:val="0"/>
           <w:sz w:val="28"/>
         </w:rPr>
-        <w:t>以太坊基金会于2月发布了2026年协议优先级，将开发组织为三个支柱：扩展、用户体验改进和L1强化以应对量子安全。</w:t>
+        <w:t>2026年的第二次分叉，代号Heze-Bogota，计划于年底进行，将针对反审查机制和早期量子安全准备。2026年2月的协议优先事项文件提出了如EIP-7701和EIP-8141等用于原生账户抽象的建议，建立在Pectra中EIP-7702奠定的基础上。与2024年3月启动EIP-4844和proto-danksharding以降低Layer 2成本的Dencun升级相比，Glamsterdam代表了质的飞跃。Dencun增加了临时blob存储，而Glamsterdam旨在通过Verkle证明使完整节点在交易验证中变为可选，这是以太坊管理状态的结构性变化。</w:t>
       </w:r>
     </w:p>
     <w:p>
@@ -370,7 +370,7 @@
           <w:b w:val="0"/>
           <w:sz w:val="28"/>
         </w:rPr>
-        <w:t>截至2026年6月初，以太坊交易价约1，970美元，较2025年8月的历史高点4，951美元下跌超过60%。14日相对强弱指数（RSI）为33.56，接近超卖区域。50日移动均线为2，194美元，200日移动均线为2，509美元，当前价格均低于这两条趋势线。</w:t>
+        <w:t>根据CoinDCX的数据，截至2026年6月1日，ETH交易价约1970美元。14日RSI为33.56，接近超卖区域。50日移动平均线为2194美元，200日移动平均线为2509美元，当前价格远低于这两条趋势指标。InvestingHaven预计2026年交易区间为1800至3500美元，平均预测约2700美元。Changelly的模型预测2026年12月更保守的上限为2582美元。LiteFinance提到，在Layer 2增长和机构需求推动的乐观情景下，ETH可能测试5301美元。CoinDCX报道称，Coinpaper高级加密货币市场分析师Alex Thornton指出，约74%的以太坊供应目前处于盈利状态，30天实现价格估计约1980美元。长期持有者供应正在增加，这与积累而非分配的模式一致。2026年2月初发生了19亿美元ETH多头头寸清算潮，根据MEXC的说法，这压缩了杠杆头寸。</w:t>
       </w:r>
     </w:p>
     <w:p>
@@ -386,7 +386,7 @@
           <w:b w:val="0"/>
           <w:sz w:val="28"/>
         </w:rPr>
-        <w:t>InvestingHaven预测2026年交易区间为1，800至3，500美元，平均预测接近2，700美元。Changelly模型估计2026年12月的更保守上限为2，582美元。LiteFinance提到，在Layer 2增长和机构需求推动的乐观情景下，ETH可能测试5，301美元。</w:t>
+        <w:t>以太坊的升级历史遵循戏剧性递减、技术范围递增的模式。2022年9月的Merge消除了工作量证明挖矿；2023年4月的Shapella解锁了质押提款；2024年3月的Dencun启动了proto-danksharding；2025年5月的Pectra实现了验证者整合和账户抽象。</w:t>
       </w:r>
     </w:p>
     <w:p>
@@ -402,7 +402,7 @@
           <w:b w:val="0"/>
           <w:sz w:val="28"/>
         </w:rPr>
-        <w:t>CoinDCX报道称，Coinpaper高级加密货币市场分析师Alex Thornton指出，约74%的以太坊供应目前处于盈利状态，30天实现价格估计接近1，980美元。长期持有者供应量正在增加，这一模式与积累而非分配一致。</w:t>
+        <w:t>以太坊受益于2026年3月SEC和CFTC的联合框架，该框架将16种数字资产归类为商品。ETH与比特币一起纳入CFTC监管，消除了2024年至2025年初困扰该资产的证券执法风险。2024年获批的现货ETH ETF现在在更清晰的管辖边界下运营，这应降低发行人和托管人的合规成本。</w:t>
       </w:r>
     </w:p>
     <w:p>
@@ -418,7 +418,7 @@
           <w:b w:val="0"/>
           <w:sz w:val="28"/>
         </w:rPr>
-        <w:t>2026年3月，美国证券交易委员会（SEC）和商品期货交易委员会（CFTC）联合框架将16种数字资产分类为商品，以太坊被纳入CFTC监管范围，消除了剩余证券执法风险。</w:t>
+        <w:t>Glamsterdam升级是最近的催化剂，devnet测试已在进行，主网目标为2026年Q2或Q3。如果Verkle树实施顺利，无状态客户端采用可能在年底前吸引新一类节点运营商。2026年末的Heze-Bogota分叉将提供对半年节奏中开发者协调的进一步测试。</w:t>
       </w:r>
     </w:p>
     <w:p>
@@ -546,7 +546,7 @@
           <w:b w:val="0"/>
           <w:sz w:val="30"/>
         </w:rPr>
-        <w:t>比特币价格逼近6万美元超6亿美元多头仓位被清算</w:t>
+        <w:t>比特币跌向6万美元超过6亿美元多头被清算</w:t>
       </w:r>
     </w:p>
     <w:p>
@@ -561,7 +561,7 @@
           <w:b w:val="0"/>
           <w:sz w:val="28"/>
         </w:rPr>
-        <w:t>· 比特币价格跌至约61，300美元后反弹至64，690美元，期间超过6亿美元多头仓位被清算。</w:t>
+        <w:t>· 比特币跌向6万美元导致超过6亿美元多头仓位被清算。</w:t>
       </w:r>
     </w:p>
     <w:p>
@@ -576,7 +576,7 @@
           <w:b w:val="0"/>
           <w:sz w:val="28"/>
         </w:rPr>
-        <w:t>· 部分交易员预期比特币将出现短期反弹至69，000-70，000美元，但周线图熊旗形态暗示可能进一步跌至50，000-52，000美元。</w:t>
+        <w:t>· 部分交易员预期比特币短期反弹至69，000-70，000美元区间。</w:t>
       </w:r>
     </w:p>
     <w:p>
@@ -591,7 +591,7 @@
           <w:b w:val="0"/>
           <w:sz w:val="28"/>
         </w:rPr>
-        <w:t>· 200周简单移动平均线（约61，800美元）是关键支撑，若反弹可能测试70，000美元目标。</w:t>
+        <w:t>· 比特币周线图呈现熊旗形态，可能进一步跌至50，000美元区域，但200周均线提供潜在支撑。</w:t>
       </w:r>
     </w:p>
     <w:p>
@@ -607,7 +607,7 @@
           <w:b w:val="0"/>
           <w:sz w:val="28"/>
         </w:rPr>
-        <w:t>比特币价格短暂跌至6万美元附近，导致超过6亿美元多头仓位被清算，市场对当前反弹是否为底部存在分歧。</w:t>
+        <w:t>比特币（Bitcoin， BTC）短暂跌向6万美元区域，触发超过6亿美元多头清算，市场质疑最新反弹是否为真正底部或仅是杠杆清洗后的救济性反弹。</w:t>
       </w:r>
     </w:p>
     <w:p>
@@ -623,7 +623,7 @@
           <w:b w:val="0"/>
           <w:sz w:val="28"/>
         </w:rPr>
-        <w:t>比特币（BTC）价格短暂跌至60，000美元区域，引发超过6亿美元的多头仓位清算，引发市场质疑最新反弹究竟是真正的底部，还是杠杆出清后的“救济性反弹”。</w:t>
+        <w:t>比特币跌向6万美元区域，导致超过6亿美元多头仓位被清算，引发市场对最新反弹是否为真正底部或仅是杠杆清洗后救济性反弹的质疑。</w:t>
       </w:r>
     </w:p>
     <w:p>
@@ -639,7 +639,7 @@
           <w:b w:val="0"/>
           <w:sz w:val="28"/>
         </w:rPr>
-        <w:t>BTC周四跌至约61，300美元，随后反弹5.52%至约64，690美元，此次反弹与以色列和黎巴嫩同意实施停火的消息重合。</w:t>
+        <w:t>BTC周四跌至约61，300美元，随后反弹5.52%至约64，690美元，反弹与以色列和黎巴嫩同意实施停火的报道同步。</w:t>
       </w:r>
     </w:p>
     <w:p>
@@ -655,7 +655,7 @@
           <w:b w:val="0"/>
           <w:sz w:val="28"/>
         </w:rPr>
-        <w:t>根据数据来源CoinGlass，24小时内BTC仓位清算总额超过7.37亿美元，多头交易者承受了大部分损失，其中超过6.17亿美元的多头仓位被清除，显示看涨交易者在抛售前仓位极度激进。</w:t>
+        <w:t>数据来源CoinGlass显示，24小时内清算了超过7.37亿美元的比特币头寸，其中多头占绝大部分，超过6.17亿美元多头被消灭。</w:t>
       </w:r>
     </w:p>
     <w:p>
@@ -671,7 +671,7 @@
           <w:b w:val="0"/>
           <w:sz w:val="28"/>
         </w:rPr>
-        <w:t>BTC的急剧反弹使部分交易者认为底部已至。交易员RidaaXBT表示，BTC可能出现“救济性反弹”至69，000-70，000美元区间，暗示清算驱动的抛售可能已耗尽短期卖方力量。交易员ZordXBT也持类似观点，指出BTC的长下影线表明买家在低点附近积极介入。</w:t>
+        <w:t>交易员RidaaXBT表示，BTC可能反弹至69，000-70，000美元区间，暗示清算驱动的抛售可能已使近期卖方耗尽。分析师ZordXBT也持类似观点，指出比特币的长下影线显示买家在低位积极介入。</w:t>
       </w:r>
     </w:p>
     <w:p>
@@ -687,7 +687,7 @@
           <w:b w:val="0"/>
           <w:sz w:val="28"/>
         </w:rPr>
-        <w:t>另一方面，加密交易员Hitman42.eth警告，BTC多头可能庆祝过早，并指出比特币反弹最终可能诱多。</w:t>
+        <w:t>另一方面，加密货币交易员Hitman42.eth警告，比特币多头可能庆祝过早，反弹可能最终困住多头。</w:t>
       </w:r>
     </w:p>
     <w:p>
@@ -703,7 +703,7 @@
           <w:b w:val="0"/>
           <w:sz w:val="28"/>
         </w:rPr>
-        <w:t>比特币周线图仍显示熊旗形态向下突破，保持进一步跌至50，000-52，000美元区域的风险。该形态出现在BTC未能突破旗形上轨线之后，成交量增加强化了下行动能。</w:t>
+        <w:t>比特币周线图仍显示熊旗形态持续，保持进一步跌向50，000-52，000美元区域的风险。该形态源于BTC未能重新站上熊旗上轨，同时成交量放大增加下行力度。</w:t>
       </w:r>
     </w:p>
     <w:p>
@@ -719,7 +719,7 @@
           <w:b w:val="0"/>
           <w:sz w:val="28"/>
         </w:rPr>
-        <w:t>然而，只要BTC交易于200周简单移动平均线（约61，800美元）之上，熊市情景便未确认。该水平在2015年、2018年和2020年等比特币熊市中曾作为重要的周期底部区域。若从200周均线强劲反弹，将削弱或可能取消熊旗形态的向下突破，使BTC价格有机会测试70，000美元作为下一上行目标。</w:t>
+        <w:t>然而，只要BTC交易在200周简单移动平均线（约61，800美元）之上，看跌情景就未确认。该均线在2015年、2018年和2020年等比特币熊市中曾充当主要周期底部区域。从200周均线强劲反弹将削弱或可能否定熊旗形态，使BTC有机会测试70，000美元作为下一上行目标。</w:t>
       </w:r>
     </w:p>
     <w:p>
